--- a/C055_UNIR_Prototipado UX con inteligencia artificial.docx
+++ b/C055_UNIR_Prototipado UX con inteligencia artificial.docx
@@ -29,7 +29,10 @@
       </w:r>
     </w:p>
     <w:p/>
-    <w:p/>
+    <w:p>
+      <w:bookmarkStart w:id="0" w:name="_GoBack"/>
+      <w:bookmarkEnd w:id="0"/>
+    </w:p>
     <w:p/>
     <w:p/>
     <w:p>
@@ -67,7 +70,19 @@
       </w:r>
       <w:r>
         <w:br/>
-        <w:t>Integrante 1: UX Researcher (</w:t>
+        <w:t>Integrante 1:</w:t>
+      </w:r>
+      <w:r>
+        <w:t xml:space="preserve"> </w:t>
+      </w:r>
+      <w:r>
+        <w:t>Daniel Gabriel González</w:t>
+      </w:r>
+      <w:r>
+        <w:t>,</w:t>
+      </w:r>
+      <w:r>
+        <w:t xml:space="preserve"> UX Researcher (</w:t>
       </w:r>
       <w:r>
         <w:t>Líder</w:t>
@@ -77,7 +92,19 @@
       </w:r>
       <w:r>
         <w:br/>
-        <w:t>Integrante 2: UX Strategist &amp; AI Lead (</w:t>
+        <w:t xml:space="preserve">Integrante 2: </w:t>
+      </w:r>
+      <w:r>
+        <w:t>Daniel Cinto Conde</w:t>
+      </w:r>
+      <w:r>
+        <w:t>,</w:t>
+      </w:r>
+      <w:r>
+        <w:t xml:space="preserve"> </w:t>
+      </w:r>
+      <w:r>
+        <w:t>UX Strategist &amp; AI Lead (</w:t>
       </w:r>
       <w:r>
         <w:t>Líder</w:t>
@@ -87,7 +114,19 @@
       </w:r>
       <w:r>
         <w:br/>
-        <w:t>Integrante 3: Information Architect (</w:t>
+        <w:t>Integrante 3:</w:t>
+      </w:r>
+      <w:r>
+        <w:t xml:space="preserve"> </w:t>
+      </w:r>
+      <w:r>
+        <w:t>Francisco Javier González García</w:t>
+      </w:r>
+      <w:r>
+        <w:t>,</w:t>
+      </w:r>
+      <w:r>
+        <w:t xml:space="preserve"> Information Architect (</w:t>
       </w:r>
       <w:r>
         <w:t>Líder</w:t>
@@ -97,7 +136,16 @@
       </w:r>
       <w:r>
         <w:br/>
-        <w:t>Integrante 4: UI/UX Designer (</w:t>
+        <w:t xml:space="preserve">Integrante 4: </w:t>
+      </w:r>
+      <w:r>
+        <w:t>Cristian Yamir Jiménez Rebollar</w:t>
+      </w:r>
+      <w:r>
+        <w:t xml:space="preserve">, </w:t>
+      </w:r>
+      <w:r>
+        <w:t>UI/UX Designer (</w:t>
       </w:r>
       <w:r>
         <w:t>Líder</w:t>
@@ -107,10 +155,16 @@
       </w:r>
       <w:r>
         <w:br/>
-        <w:t xml:space="preserve">Integrante 5: Interaction QA &amp; </w:t>
-      </w:r>
-      <w:r>
-        <w:t>Editor (</w:t>
+        <w:t xml:space="preserve">Integrante 5: </w:t>
+      </w:r>
+      <w:r>
+        <w:t>Miguel Ángel Sánchez Martínez</w:t>
+      </w:r>
+      <w:r>
+        <w:t xml:space="preserve">, </w:t>
+      </w:r>
+      <w:r>
+        <w:t>Interaction QA &amp; Editor (</w:t>
       </w:r>
       <w:r>
         <w:t>Líder</w:t>
@@ -176,6 +230,9 @@
       </w:r>
     </w:p>
     <w:p>
+      <w:pPr>
+        <w:jc w:val="both"/>
+      </w:pPr>
       <w:r>
         <w:t xml:space="preserve">La presente actividad </w:t>
       </w:r>
@@ -201,10 +258,7 @@
         <w:t>teórico</w:t>
       </w:r>
       <w:r>
-        <w:t xml:space="preserve"> y p</w:t>
-      </w:r>
-      <w:r>
-        <w:t xml:space="preserve">ractico sobre el </w:t>
+        <w:t xml:space="preserve"> y practico sobre el </w:t>
       </w:r>
       <w:r>
         <w:t>diseño</w:t>
@@ -274,6 +328,9 @@
       </w:r>
     </w:p>
     <w:p>
+      <w:pPr>
+        <w:jc w:val="both"/>
+      </w:pPr>
       <w:r>
         <w:t xml:space="preserve">El documento se estructura en once secciones que recorren el ciclo de vida completo de un proyecto de UX/UI: la </w:t>
       </w:r>
@@ -281,10 +338,7 @@
         <w:t>investigación</w:t>
       </w:r>
       <w:r>
-        <w:t xml:space="preserve"> conce</w:t>
-      </w:r>
-      <w:r>
-        <w:t xml:space="preserve">ptual, la </w:t>
+        <w:t xml:space="preserve"> conceptual, la </w:t>
       </w:r>
       <w:r>
         <w:t>definición</w:t>
@@ -320,10 +374,7 @@
         <w:t>reflexión</w:t>
       </w:r>
       <w:r>
-        <w:t xml:space="preserve"> critica sobre el uso de inteligencia artif</w:t>
-      </w:r>
-      <w:r>
-        <w:t xml:space="preserve">icial en el </w:t>
+        <w:t xml:space="preserve"> critica sobre el uso de inteligencia artificial en el </w:t>
       </w:r>
       <w:r>
         <w:t>diseño</w:t>
@@ -359,10 +410,7 @@
         <w:t>hipótesis</w:t>
       </w:r>
       <w:r>
-        <w:t xml:space="preserve"> en cada una de las etapas del proceso, asi como a </w:t>
-      </w:r>
-      <w:r>
-        <w:t xml:space="preserve">los principios de </w:t>
+        <w:t xml:space="preserve"> en cada una de las etapas del proceso, asi como a los principios de </w:t>
       </w:r>
       <w:r>
         <w:t>diseño</w:t>
@@ -394,41 +442,48 @@
       </w:pPr>
       <w:r>
         <w:lastRenderedPageBreak/>
+        <w:t xml:space="preserve">Fase </w:t>
+      </w:r>
+      <w:r>
         <w:t xml:space="preserve">1. </w:t>
       </w:r>
       <w:r>
-        <w:t>Matriz Comparativa</w:t>
+        <w:t>Investigación Conceptual</w:t>
       </w:r>
     </w:p>
     <w:p>
       <w:pPr>
-        <w:spacing w:after="40"/>
+        <w:pStyle w:val="Ttulo2"/>
       </w:pPr>
+      <w:r>
+        <w:t>Matriz Comparativa</w:t>
+      </w:r>
     </w:p>
     <w:tbl>
       <w:tblPr>
-        <w:tblW w:w="0" w:type="auto"/>
-        <w:jc w:val="center"/>
+        <w:tblW w:w="10031" w:type="dxa"/>
         <w:tblLook w:val="04A0" w:firstRow="1" w:lastRow="0" w:firstColumn="1" w:lastColumn="0" w:noHBand="0" w:noVBand="1"/>
       </w:tblPr>
       <w:tblGrid>
         <w:gridCol w:w="1134"/>
         <w:gridCol w:w="2551"/>
         <w:gridCol w:w="2268"/>
-        <w:gridCol w:w="1020"/>
-        <w:gridCol w:w="1531"/>
+        <w:gridCol w:w="1385"/>
+        <w:gridCol w:w="2693"/>
       </w:tblGrid>
       <w:tr>
-        <w:trPr>
-          <w:jc w:val="center"/>
-        </w:trPr>
         <w:tc>
           <w:tcPr>
             <w:tcW w:w="1134" w:type="dxa"/>
+            <w:tcBorders>
+              <w:bottom w:val="single" w:sz="4" w:space="0" w:color="auto"/>
+            </w:tcBorders>
+            <w:shd w:val="clear" w:color="auto" w:fill="DDD9C3" w:themeFill="background2" w:themeFillShade="E6"/>
           </w:tcPr>
           <w:p>
             <w:pPr>
               <w:spacing w:before="20" w:after="20"/>
+              <w:jc w:val="center"/>
             </w:pPr>
             <w:r>
               <w:rPr>
@@ -442,10 +497,15 @@
         <w:tc>
           <w:tcPr>
             <w:tcW w:w="2551" w:type="dxa"/>
+            <w:tcBorders>
+              <w:bottom w:val="single" w:sz="4" w:space="0" w:color="auto"/>
+            </w:tcBorders>
+            <w:shd w:val="clear" w:color="auto" w:fill="DDD9C3" w:themeFill="background2" w:themeFillShade="E6"/>
           </w:tcPr>
           <w:p>
             <w:pPr>
               <w:spacing w:before="20" w:after="20"/>
+              <w:jc w:val="center"/>
             </w:pPr>
             <w:r>
               <w:rPr>
@@ -459,10 +519,15 @@
         <w:tc>
           <w:tcPr>
             <w:tcW w:w="2268" w:type="dxa"/>
+            <w:tcBorders>
+              <w:bottom w:val="single" w:sz="4" w:space="0" w:color="auto"/>
+            </w:tcBorders>
+            <w:shd w:val="clear" w:color="auto" w:fill="DDD9C3" w:themeFill="background2" w:themeFillShade="E6"/>
           </w:tcPr>
           <w:p>
             <w:pPr>
               <w:spacing w:before="20" w:after="20"/>
+              <w:jc w:val="center"/>
             </w:pPr>
             <w:r>
               <w:rPr>
@@ -475,11 +540,16 @@
         </w:tc>
         <w:tc>
           <w:tcPr>
-            <w:tcW w:w="1020" w:type="dxa"/>
+            <w:tcW w:w="1385" w:type="dxa"/>
+            <w:tcBorders>
+              <w:bottom w:val="single" w:sz="4" w:space="0" w:color="auto"/>
+            </w:tcBorders>
+            <w:shd w:val="clear" w:color="auto" w:fill="DDD9C3" w:themeFill="background2" w:themeFillShade="E6"/>
           </w:tcPr>
           <w:p>
             <w:pPr>
               <w:spacing w:before="20" w:after="20"/>
+              <w:jc w:val="center"/>
             </w:pPr>
             <w:r>
               <w:rPr>
@@ -492,11 +562,16 @@
         </w:tc>
         <w:tc>
           <w:tcPr>
-            <w:tcW w:w="1531" w:type="dxa"/>
+            <w:tcW w:w="2693" w:type="dxa"/>
+            <w:tcBorders>
+              <w:bottom w:val="single" w:sz="4" w:space="0" w:color="auto"/>
+            </w:tcBorders>
+            <w:shd w:val="clear" w:color="auto" w:fill="DDD9C3" w:themeFill="background2" w:themeFillShade="E6"/>
           </w:tcPr>
           <w:p>
             <w:pPr>
               <w:spacing w:before="20" w:after="20"/>
+              <w:jc w:val="center"/>
             </w:pPr>
             <w:r>
               <w:rPr>
@@ -509,12 +584,15 @@
         </w:tc>
       </w:tr>
       <w:tr>
-        <w:trPr>
-          <w:jc w:val="center"/>
-        </w:trPr>
         <w:tc>
           <w:tcPr>
             <w:tcW w:w="1134" w:type="dxa"/>
+            <w:tcBorders>
+              <w:top w:val="single" w:sz="4" w:space="0" w:color="auto"/>
+              <w:left w:val="single" w:sz="4" w:space="0" w:color="auto"/>
+              <w:bottom w:val="single" w:sz="4" w:space="0" w:color="auto"/>
+              <w:right w:val="single" w:sz="4" w:space="0" w:color="auto"/>
+            </w:tcBorders>
           </w:tcPr>
           <w:p>
             <w:pPr>
@@ -538,7 +616,27 @@
         <w:tc>
           <w:tcPr>
             <w:tcW w:w="2551" w:type="dxa"/>
+            <w:tcBorders>
+              <w:top w:val="single" w:sz="4" w:space="0" w:color="auto"/>
+              <w:left w:val="single" w:sz="4" w:space="0" w:color="auto"/>
+              <w:bottom w:val="single" w:sz="4" w:space="0" w:color="auto"/>
+              <w:right w:val="single" w:sz="4" w:space="0" w:color="auto"/>
+            </w:tcBorders>
           </w:tcPr>
+          <w:p>
+            <w:pPr>
+              <w:spacing w:before="20" w:after="20"/>
+              <w:rPr>
+                <w:sz w:val="16"/>
+              </w:rPr>
+            </w:pPr>
+            <w:r>
+              <w:rPr>
+                <w:sz w:val="16"/>
+              </w:rPr>
+              <w:t>Representación esquemática de baja fidelidad en escala de grises. Cajas, placeholders y jerarquía sin estilo visual.</w:t>
+            </w:r>
+          </w:p>
           <w:p>
             <w:pPr>
               <w:spacing w:before="20" w:after="20"/>
@@ -547,19 +645,81 @@
               <w:rPr>
                 <w:sz w:val="16"/>
               </w:rPr>
-              <w:t xml:space="preserve">Representación esquemática de baja </w:t>
+              <w:t>“es</w:t>
             </w:r>
             <w:r>
               <w:rPr>
                 <w:sz w:val="16"/>
               </w:rPr>
-              <w:t>fidelidad en escala de grises. Cajas, placeholders y jerarquía sin estilo visual.</w:t>
+              <w:t xml:space="preserve"> el esqueleto de su proyecto digital,… Se centra en el diseño y la ubicación del contenido, no en los colores, las fuentes o cualquier pulido visual</w:t>
             </w:r>
+            <w:r>
+              <w:rPr>
+                <w:sz w:val="16"/>
+              </w:rPr>
+              <w:t>”</w:t>
+            </w:r>
+            <w:sdt>
+              <w:sdtPr>
+                <w:rPr>
+                  <w:sz w:val="16"/>
+                </w:rPr>
+                <w:id w:val="1978257167"/>
+                <w:citation/>
+              </w:sdtPr>
+              <w:sdtEndPr/>
+              <w:sdtContent>
+                <w:r>
+                  <w:rPr>
+                    <w:sz w:val="16"/>
+                  </w:rPr>
+                  <w:fldChar w:fldCharType="begin"/>
+                </w:r>
+                <w:r>
+                  <w:rPr>
+                    <w:sz w:val="16"/>
+                  </w:rPr>
+                  <w:instrText xml:space="preserve"> CITATION PelGuil \l 2058 </w:instrText>
+                </w:r>
+                <w:r>
+                  <w:rPr>
+                    <w:sz w:val="16"/>
+                  </w:rPr>
+                  <w:fldChar w:fldCharType="separate"/>
+                </w:r>
+                <w:r>
+                  <w:rPr>
+                    <w:noProof/>
+                    <w:sz w:val="16"/>
+                  </w:rPr>
+                  <w:t xml:space="preserve"> </w:t>
+                </w:r>
+                <w:r>
+                  <w:rPr>
+                    <w:noProof/>
+                    <w:sz w:val="16"/>
+                  </w:rPr>
+                  <w:t>(Guilizzoni, 2025)</w:t>
+                </w:r>
+                <w:r>
+                  <w:rPr>
+                    <w:sz w:val="16"/>
+                  </w:rPr>
+                  <w:fldChar w:fldCharType="end"/>
+                </w:r>
+              </w:sdtContent>
+            </w:sdt>
           </w:p>
         </w:tc>
         <w:tc>
           <w:tcPr>
             <w:tcW w:w="2268" w:type="dxa"/>
+            <w:tcBorders>
+              <w:top w:val="single" w:sz="4" w:space="0" w:color="auto"/>
+              <w:left w:val="single" w:sz="4" w:space="0" w:color="auto"/>
+              <w:bottom w:val="single" w:sz="4" w:space="0" w:color="auto"/>
+              <w:right w:val="single" w:sz="4" w:space="0" w:color="auto"/>
+            </w:tcBorders>
           </w:tcPr>
           <w:p>
             <w:pPr>
@@ -575,7 +735,13 @@
         </w:tc>
         <w:tc>
           <w:tcPr>
-            <w:tcW w:w="1020" w:type="dxa"/>
+            <w:tcW w:w="1385" w:type="dxa"/>
+            <w:tcBorders>
+              <w:top w:val="single" w:sz="4" w:space="0" w:color="auto"/>
+              <w:left w:val="single" w:sz="4" w:space="0" w:color="auto"/>
+              <w:bottom w:val="single" w:sz="4" w:space="0" w:color="auto"/>
+              <w:right w:val="single" w:sz="4" w:space="0" w:color="auto"/>
+            </w:tcBorders>
           </w:tcPr>
           <w:p>
             <w:pPr>
@@ -591,7 +757,13 @@
         </w:tc>
         <w:tc>
           <w:tcPr>
-            <w:tcW w:w="1531" w:type="dxa"/>
+            <w:tcW w:w="2693" w:type="dxa"/>
+            <w:tcBorders>
+              <w:top w:val="single" w:sz="4" w:space="0" w:color="auto"/>
+              <w:left w:val="single" w:sz="4" w:space="0" w:color="auto"/>
+              <w:bottom w:val="single" w:sz="4" w:space="0" w:color="auto"/>
+              <w:right w:val="single" w:sz="4" w:space="0" w:color="auto"/>
+            </w:tcBorders>
           </w:tcPr>
           <w:p>
             <w:pPr>
@@ -607,12 +779,15 @@
         </w:tc>
       </w:tr>
       <w:tr>
-        <w:trPr>
-          <w:jc w:val="center"/>
-        </w:trPr>
         <w:tc>
           <w:tcPr>
             <w:tcW w:w="1134" w:type="dxa"/>
+            <w:tcBorders>
+              <w:top w:val="single" w:sz="4" w:space="0" w:color="auto"/>
+              <w:left w:val="single" w:sz="4" w:space="0" w:color="auto"/>
+              <w:bottom w:val="single" w:sz="4" w:space="0" w:color="auto"/>
+              <w:right w:val="single" w:sz="4" w:space="0" w:color="auto"/>
+            </w:tcBorders>
           </w:tcPr>
           <w:p>
             <w:pPr>
@@ -622,13 +797,7 @@
               <w:rPr>
                 <w:sz w:val="16"/>
               </w:rPr>
-              <w:t>Mocku</w:t>
-            </w:r>
-            <w:r>
-              <w:rPr>
-                <w:sz w:val="16"/>
-              </w:rPr>
-              <w:t>p</w:t>
+              <w:t>Mockup</w:t>
             </w:r>
             <w:r>
               <w:rPr>
@@ -642,6 +811,12 @@
         <w:tc>
           <w:tcPr>
             <w:tcW w:w="2551" w:type="dxa"/>
+            <w:tcBorders>
+              <w:top w:val="single" w:sz="4" w:space="0" w:color="auto"/>
+              <w:left w:val="single" w:sz="4" w:space="0" w:color="auto"/>
+              <w:bottom w:val="single" w:sz="4" w:space="0" w:color="auto"/>
+              <w:right w:val="single" w:sz="4" w:space="0" w:color="auto"/>
+            </w:tcBorders>
           </w:tcPr>
           <w:p>
             <w:pPr>
@@ -658,6 +833,12 @@
         <w:tc>
           <w:tcPr>
             <w:tcW w:w="2268" w:type="dxa"/>
+            <w:tcBorders>
+              <w:top w:val="single" w:sz="4" w:space="0" w:color="auto"/>
+              <w:left w:val="single" w:sz="4" w:space="0" w:color="auto"/>
+              <w:bottom w:val="single" w:sz="4" w:space="0" w:color="auto"/>
+              <w:right w:val="single" w:sz="4" w:space="0" w:color="auto"/>
+            </w:tcBorders>
           </w:tcPr>
           <w:p>
             <w:pPr>
@@ -673,7 +854,13 @@
         </w:tc>
         <w:tc>
           <w:tcPr>
-            <w:tcW w:w="1020" w:type="dxa"/>
+            <w:tcW w:w="1385" w:type="dxa"/>
+            <w:tcBorders>
+              <w:top w:val="single" w:sz="4" w:space="0" w:color="auto"/>
+              <w:left w:val="single" w:sz="4" w:space="0" w:color="auto"/>
+              <w:bottom w:val="single" w:sz="4" w:space="0" w:color="auto"/>
+              <w:right w:val="single" w:sz="4" w:space="0" w:color="auto"/>
+            </w:tcBorders>
           </w:tcPr>
           <w:p>
             <w:pPr>
@@ -689,7 +876,13 @@
         </w:tc>
         <w:tc>
           <w:tcPr>
-            <w:tcW w:w="1531" w:type="dxa"/>
+            <w:tcW w:w="2693" w:type="dxa"/>
+            <w:tcBorders>
+              <w:top w:val="single" w:sz="4" w:space="0" w:color="auto"/>
+              <w:left w:val="single" w:sz="4" w:space="0" w:color="auto"/>
+              <w:bottom w:val="single" w:sz="4" w:space="0" w:color="auto"/>
+              <w:right w:val="single" w:sz="4" w:space="0" w:color="auto"/>
+            </w:tcBorders>
           </w:tcPr>
           <w:p>
             <w:pPr>
@@ -699,24 +892,21 @@
               <w:rPr>
                 <w:sz w:val="16"/>
               </w:rPr>
-              <w:t xml:space="preserve">Mitad: Diseño Visual UI. Tras </w:t>
-            </w:r>
-            <w:r>
-              <w:rPr>
-                <w:sz w:val="16"/>
-              </w:rPr>
-              <w:t>aprobación de wireframes. Handoff a dev.</w:t>
+              <w:t>Mitad: Diseño Visual UI. Tras aprobación de wireframes. Handoff a dev.</w:t>
             </w:r>
           </w:p>
         </w:tc>
       </w:tr>
       <w:tr>
-        <w:trPr>
-          <w:jc w:val="center"/>
-        </w:trPr>
         <w:tc>
           <w:tcPr>
             <w:tcW w:w="1134" w:type="dxa"/>
+            <w:tcBorders>
+              <w:top w:val="single" w:sz="4" w:space="0" w:color="auto"/>
+              <w:left w:val="single" w:sz="4" w:space="0" w:color="auto"/>
+              <w:bottom w:val="single" w:sz="4" w:space="0" w:color="auto"/>
+              <w:right w:val="single" w:sz="4" w:space="0" w:color="auto"/>
+            </w:tcBorders>
           </w:tcPr>
           <w:p>
             <w:pPr>
@@ -740,6 +930,12 @@
         <w:tc>
           <w:tcPr>
             <w:tcW w:w="2551" w:type="dxa"/>
+            <w:tcBorders>
+              <w:top w:val="single" w:sz="4" w:space="0" w:color="auto"/>
+              <w:left w:val="single" w:sz="4" w:space="0" w:color="auto"/>
+              <w:bottom w:val="single" w:sz="4" w:space="0" w:color="auto"/>
+              <w:right w:val="single" w:sz="4" w:space="0" w:color="auto"/>
+            </w:tcBorders>
           </w:tcPr>
           <w:p>
             <w:pPr>
@@ -756,6 +952,12 @@
         <w:tc>
           <w:tcPr>
             <w:tcW w:w="2268" w:type="dxa"/>
+            <w:tcBorders>
+              <w:top w:val="single" w:sz="4" w:space="0" w:color="auto"/>
+              <w:left w:val="single" w:sz="4" w:space="0" w:color="auto"/>
+              <w:bottom w:val="single" w:sz="4" w:space="0" w:color="auto"/>
+              <w:right w:val="single" w:sz="4" w:space="0" w:color="auto"/>
+            </w:tcBorders>
           </w:tcPr>
           <w:p>
             <w:pPr>
@@ -765,19 +967,19 @@
               <w:rPr>
                 <w:sz w:val="16"/>
               </w:rPr>
-              <w:t>Validar interacción, usabilidad, flujo completo y viabilidad. Test con us</w:t>
-            </w:r>
-            <w:r>
-              <w:rPr>
-                <w:sz w:val="16"/>
-              </w:rPr>
-              <w:t>uarios reales.</w:t>
+              <w:t>Validar interacción, usabilidad, flujo completo y viabilidad. Test con usuarios reales.</w:t>
             </w:r>
           </w:p>
         </w:tc>
         <w:tc>
           <w:tcPr>
-            <w:tcW w:w="1020" w:type="dxa"/>
+            <w:tcW w:w="1385" w:type="dxa"/>
+            <w:tcBorders>
+              <w:top w:val="single" w:sz="4" w:space="0" w:color="auto"/>
+              <w:left w:val="single" w:sz="4" w:space="0" w:color="auto"/>
+              <w:bottom w:val="single" w:sz="4" w:space="0" w:color="auto"/>
+              <w:right w:val="single" w:sz="4" w:space="0" w:color="auto"/>
+            </w:tcBorders>
           </w:tcPr>
           <w:p>
             <w:pPr>
@@ -793,7 +995,13 @@
         </w:tc>
         <w:tc>
           <w:tcPr>
-            <w:tcW w:w="1531" w:type="dxa"/>
+            <w:tcW w:w="2693" w:type="dxa"/>
+            <w:tcBorders>
+              <w:top w:val="single" w:sz="4" w:space="0" w:color="auto"/>
+              <w:left w:val="single" w:sz="4" w:space="0" w:color="auto"/>
+              <w:bottom w:val="single" w:sz="4" w:space="0" w:color="auto"/>
+              <w:right w:val="single" w:sz="4" w:space="0" w:color="auto"/>
+            </w:tcBorders>
           </w:tcPr>
           <w:p>
             <w:pPr>
@@ -812,10 +1020,10 @@
     <w:p/>
     <w:p>
       <w:pPr>
-        <w:pStyle w:val="Ttulo1"/>
+        <w:pStyle w:val="Ttulo2"/>
       </w:pPr>
       <w:r>
-        <w:t xml:space="preserve">2. Ventajas y Limitaciones </w:t>
+        <w:t xml:space="preserve">Ventajas y Limitaciones </w:t>
       </w:r>
       <w:r>
         <w:t>Críticas</w:t>
@@ -846,10 +1054,7 @@
         <w:t xml:space="preserve">Mockup: </w:t>
       </w:r>
       <w:r>
-        <w:t>+ Valida estética, Design System y marca; entregable preciso para desarrollo. - Est</w:t>
-      </w:r>
-      <w:r>
-        <w:t>ático; oculta errores de flujo e interacción; un diseño bonito puede esconder mala UX.</w:t>
+        <w:t>+ Valida estética, Design System y marca; entregable preciso para desarrollo. - Estático; oculta errores de flujo e interacción; un diseño bonito puede esconder mala UX.</w:t>
       </w:r>
     </w:p>
     <w:p>
@@ -869,10 +1074,115 @@
         <w:t>re trabajo</w:t>
       </w:r>
       <w:r>
-        <w:t>. - Mayor tiempo de producción; requiere herramientas; riesgo de</w:t>
-      </w:r>
-      <w:r>
-        <w:t xml:space="preserve"> falsa sensación de producto terminado.</w:t>
+        <w:t>. - Mayor tiempo de producción; requiere herramientas; riesgo de falsa sensación de producto terminado.</w:t>
+      </w:r>
+    </w:p>
+    <w:p>
+      <w:pPr>
+        <w:pStyle w:val="Ttulo2"/>
+      </w:pPr>
+      <w:r>
+        <w:t>Ejemplo Práctico Unificado</w:t>
+      </w:r>
+    </w:p>
+    <w:p>
+      <w:pPr>
+        <w:spacing w:after="40"/>
+      </w:pPr>
+      <w:r>
+        <w:t>App móvil FinTech "Capital" - Dashboard de Gastos Mensuales. Misma pantalla, tres evoluciones:</w:t>
+      </w:r>
+    </w:p>
+    <w:p>
+      <w:pPr>
+        <w:spacing w:after="40"/>
+      </w:pPr>
+      <w:r>
+        <w:rPr>
+          <w:b/>
+        </w:rPr>
+        <w:t xml:space="preserve">Wireframe: </w:t>
+      </w:r>
+      <w:r>
+        <w:t>[Header] [Balance: $XXXX] [Gráfico barras grises] [Lista transacciones] [FAB: +]. Sin color. Valida prioridad de contenido.</w:t>
+      </w:r>
+    </w:p>
+    <w:p>
+      <w:pPr>
+        <w:spacing w:after="40"/>
+      </w:pPr>
+      <w:r>
+        <w:rPr>
+          <w:b/>
+        </w:rPr>
+        <w:t xml:space="preserve">Mockup: </w:t>
+      </w:r>
+      <w:r>
+        <w:t>Fondo #0A0A0B, glassmorphism, gráfico azul #4D7FC1, tipografía Manrope Bold. Valida identidad visual, contraste y coherencia de marca.</w:t>
+      </w:r>
+    </w:p>
+    <w:p>
+      <w:pPr>
+        <w:spacing w:after="40"/>
+      </w:pPr>
+      <w:r>
+        <w:rPr>
+          <w:b/>
+        </w:rPr>
+        <w:t xml:space="preserve">Prototipo (Figma High-Fi): </w:t>
+      </w:r>
+      <w:r>
+        <w:t>Interacciones: tap en gráfico filtra lista; swipe acciones Editar/Eliminar; tap en + bottom sheet animado; estado vacío con Lottie. Valida con test de usabilidad (n=5).</w:t>
+      </w:r>
+    </w:p>
+    <w:p>
+      <w:pPr>
+        <w:pStyle w:val="Ttulo2"/>
+      </w:pPr>
+      <w:r>
+        <w:lastRenderedPageBreak/>
+        <w:t>Conclusión Estratégica - Regla de Decisión</w:t>
+      </w:r>
+    </w:p>
+    <w:p>
+      <w:pPr>
+        <w:spacing w:after="40"/>
+      </w:pPr>
+      <w:r>
+        <w:t>Si validas QUÉ se construye -&gt; Wireframe. Si validas CÓMO SE VE -&gt; Mockup. Si validas CÓMO SE SIENTE Y FLUYE -&gt; Prototipo.</w:t>
+      </w:r>
+    </w:p>
+    <w:p>
+      <w:pPr>
+        <w:spacing w:after="40"/>
+      </w:pPr>
+      <w:r>
+        <w:rPr>
+          <w:b/>
+        </w:rPr>
+        <w:t xml:space="preserve">Error crítico que genera costo: </w:t>
+      </w:r>
+      <w:r>
+        <w:t>Saltar del wireframe directo a desarrollo sin mockup ni prototipo. Resultado: producto funcionalmente correcto pero visualmente pobre e inusable. El costo de corrección en código es 10x superior al costo en fase de diseño (Principio de Boehm).</w:t>
+      </w:r>
+    </w:p>
+    <w:p>
+      <w:pPr>
+        <w:spacing w:after="40"/>
+      </w:pPr>
+      <w:r>
+        <w:rPr>
+          <w:b/>
+        </w:rPr>
+        <w:t xml:space="preserve">Estándar académico recomendado: </w:t>
+      </w:r>
+      <w:r>
+        <w:t>Wireframe -&gt; Test de estructura -&gt; Mockup + Design System -&gt; Prototipo High-Fi -&gt; Test de usabilidad (n=5) -&gt; Handoff a desarrollo.</w:t>
+      </w:r>
+    </w:p>
+    <w:p>
+      <w:r>
+        <w:br w:type="page"/>
       </w:r>
     </w:p>
     <w:p>
@@ -880,128 +1190,6 @@
         <w:pStyle w:val="Ttulo1"/>
       </w:pPr>
       <w:r>
-        <w:t>3. Ejemplo Práctico Unificado</w:t>
-      </w:r>
-    </w:p>
-    <w:p>
-      <w:pPr>
-        <w:spacing w:after="40"/>
-      </w:pPr>
-      <w:r>
-        <w:t>App móvil FinTech "Capital" - Dashboard de Gastos Mensuales. Misma pantalla, tres evoluciones:</w:t>
-      </w:r>
-    </w:p>
-    <w:p>
-      <w:pPr>
-        <w:spacing w:after="40"/>
-      </w:pPr>
-      <w:r>
-        <w:rPr>
-          <w:b/>
-        </w:rPr>
-        <w:t xml:space="preserve">Wireframe: </w:t>
-      </w:r>
-      <w:r>
-        <w:t>[Header] [Balance: $XXXX] [Gráfico barras grises] [Lista transacciones] [FAB: +]</w:t>
-      </w:r>
-      <w:r>
-        <w:t>. Sin color. Valida prioridad de contenido.</w:t>
-      </w:r>
-    </w:p>
-    <w:p>
-      <w:pPr>
-        <w:spacing w:after="40"/>
-      </w:pPr>
-      <w:r>
-        <w:rPr>
-          <w:b/>
-        </w:rPr>
-        <w:t xml:space="preserve">Mockup: </w:t>
-      </w:r>
-      <w:r>
-        <w:t>Fondo #0A0A0B, glassmorphism, gráfico azul #4D7FC1, tipografía Manrope Bold. Valida identidad visual, contraste y coherencia de marca.</w:t>
-      </w:r>
-    </w:p>
-    <w:p>
-      <w:pPr>
-        <w:spacing w:after="40"/>
-      </w:pPr>
-      <w:r>
-        <w:rPr>
-          <w:b/>
-        </w:rPr>
-        <w:t xml:space="preserve">Prototipo (Figma High-Fi): </w:t>
-      </w:r>
-      <w:r>
-        <w:t>Interacciones: tap en gráfico filtra lista</w:t>
-      </w:r>
-      <w:r>
-        <w:t>; swipe acciones Editar/Eliminar; tap en + bottom sheet animado; estado vacío con Lottie. Valida con test de usabilidad (n=5).</w:t>
-      </w:r>
-    </w:p>
-    <w:p>
-      <w:pPr>
-        <w:pStyle w:val="Ttulo1"/>
-      </w:pPr>
-      <w:r>
-        <w:lastRenderedPageBreak/>
-        <w:t>4. Conclusión Estratégica - Regla de Decisión</w:t>
-      </w:r>
-    </w:p>
-    <w:p>
-      <w:pPr>
-        <w:spacing w:after="40"/>
-      </w:pPr>
-      <w:r>
-        <w:t>Si validas QUÉ se construye -&gt; Wireframe. Si validas CÓMO SE VE -&gt; Mockup. Si valid</w:t>
-      </w:r>
-      <w:r>
-        <w:t>as CÓMO SE SIENTE Y FLUYE -&gt; Prototipo.</w:t>
-      </w:r>
-    </w:p>
-    <w:p>
-      <w:pPr>
-        <w:spacing w:after="40"/>
-      </w:pPr>
-      <w:r>
-        <w:rPr>
-          <w:b/>
-        </w:rPr>
-        <w:t xml:space="preserve">Error crítico que genera costo: </w:t>
-      </w:r>
-      <w:r>
-        <w:t xml:space="preserve">Saltar del wireframe directo a desarrollo sin mockup ni prototipo. Resultado: producto funcionalmente correcto pero visualmente pobre e inusable. El costo de corrección en código es </w:t>
-      </w:r>
-      <w:r>
-        <w:t>10x superior al costo en fase de diseño (Principio de Boehm).</w:t>
-      </w:r>
-    </w:p>
-    <w:p>
-      <w:pPr>
-        <w:spacing w:after="40"/>
-      </w:pPr>
-      <w:r>
-        <w:rPr>
-          <w:b/>
-        </w:rPr>
-        <w:t xml:space="preserve">Estándar académico recomendado: </w:t>
-      </w:r>
-      <w:r>
-        <w:t>Wireframe -&gt; Test de estructura -&gt; Mockup + Design System -&gt; Prototipo High-Fi -&gt; Test de usabilidad (n=5) -&gt; Handoff a desarrollo.</w:t>
-      </w:r>
-      <w:bookmarkStart w:id="0" w:name="_GoBack"/>
-      <w:bookmarkEnd w:id="0"/>
-    </w:p>
-    <w:p>
-      <w:r>
-        <w:br w:type="page"/>
-      </w:r>
-    </w:p>
-    <w:p>
-      <w:pPr>
-        <w:pStyle w:val="Ttulo1"/>
-      </w:pPr>
-      <w:r>
         <w:lastRenderedPageBreak/>
         <w:t>11. Referencias</w:t>
       </w:r>
@@ -1011,10 +1199,7 @@
         <w:spacing w:after="80"/>
       </w:pPr>
       <w:r>
-        <w:t>ISO. (2010). ISO 9241-210: Ergonomía de la interacción persona-sistema - Parte 210: Diseño centrado en el usuario. Organización Internacional para la Estandari</w:t>
-      </w:r>
-      <w:r>
-        <w:t>zación.</w:t>
+        <w:t>ISO. (2010). ISO 9241-210: Ergonomía de la interacción persona-sistema - Parte 210: Diseño centrado en el usuario. Organización Internacional para la Estandarización.</w:t>
       </w:r>
     </w:p>
     <w:p>
@@ -1030,10 +1215,7 @@
         <w:spacing w:after="80"/>
       </w:pPr>
       <w:r>
-        <w:t>Garrett, J. J. (2002). The Elements of User Experience: User-Centered Design for the Web and Beyond. New Rider</w:t>
-      </w:r>
-      <w:r>
-        <w:t>s.</w:t>
+        <w:t>Garrett, J. J. (2002). The Elements of User Experience: User-Centered Design for the Web and Beyond. New Riders.</w:t>
       </w:r>
     </w:p>
     <w:p>
@@ -1057,11 +1239,116 @@
         <w:spacing w:after="80"/>
       </w:pPr>
       <w:r>
-        <w:t>Löwgren, J., &amp; Stolterman, E. (2004). Thoughtful Interacti</w:t>
-      </w:r>
-      <w:r>
-        <w:t>on Design: A Design Perspective on Research-Based Design. Morgan Kaufmann.</w:t>
-      </w:r>
+        <w:t>Löwgren, J., &amp; Stolterman, E. (2004). Thoughtful Interaction Design: A Design Perspective on Research-Based Design. Morgan Kaufmann.</w:t>
+      </w:r>
+    </w:p>
+    <w:p>
+      <w:pPr>
+        <w:spacing w:after="80"/>
+      </w:pPr>
+    </w:p>
+    <w:sdt>
+      <w:sdtPr>
+        <w:rPr>
+          <w:rFonts w:ascii="Calibri" w:eastAsiaTheme="minorEastAsia" w:hAnsi="Calibri" w:cstheme="minorBidi"/>
+          <w:b w:val="0"/>
+          <w:bCs w:val="0"/>
+          <w:color w:val="auto"/>
+          <w:sz w:val="22"/>
+          <w:szCs w:val="22"/>
+          <w:lang w:val="es-ES"/>
+        </w:rPr>
+        <w:id w:val="682404742"/>
+        <w:docPartObj>
+          <w:docPartGallery w:val="Bibliographies"/>
+          <w:docPartUnique/>
+        </w:docPartObj>
+      </w:sdtPr>
+      <w:sdtEndPr>
+        <w:rPr>
+          <w:lang w:val="es-MX"/>
+        </w:rPr>
+      </w:sdtEndPr>
+      <w:sdtContent>
+        <w:p>
+          <w:pPr>
+            <w:pStyle w:val="Ttulo1"/>
+          </w:pPr>
+          <w:r>
+            <w:rPr>
+              <w:lang w:val="es-ES"/>
+            </w:rPr>
+            <w:t>Referencias</w:t>
+          </w:r>
+        </w:p>
+        <w:sdt>
+          <w:sdtPr>
+            <w:id w:val="-573587230"/>
+            <w:bibliography/>
+          </w:sdtPr>
+          <w:sdtEndPr/>
+          <w:sdtContent>
+            <w:p>
+              <w:pPr>
+                <w:pStyle w:val="Bibliografa"/>
+                <w:ind w:left="720" w:hanging="720"/>
+                <w:rPr>
+                  <w:noProof/>
+                  <w:sz w:val="24"/>
+                  <w:szCs w:val="24"/>
+                  <w:lang w:val="es-ES"/>
+                </w:rPr>
+              </w:pPr>
+              <w:r>
+                <w:fldChar w:fldCharType="begin"/>
+              </w:r>
+              <w:r>
+                <w:instrText>BIBLIOGRAPHY</w:instrText>
+              </w:r>
+              <w:r>
+                <w:fldChar w:fldCharType="separate"/>
+              </w:r>
+              <w:r>
+                <w:rPr>
+                  <w:noProof/>
+                  <w:lang w:val="es-ES"/>
+                </w:rPr>
+                <w:t xml:space="preserve">Guilizzoni, P. (8 de mayo de 2025). </w:t>
+              </w:r>
+              <w:r>
+                <w:rPr>
+                  <w:i/>
+                  <w:iCs/>
+                  <w:noProof/>
+                  <w:lang w:val="es-ES"/>
+                </w:rPr>
+                <w:t>balsamiq.com</w:t>
+              </w:r>
+              <w:r>
+                <w:rPr>
+                  <w:noProof/>
+                  <w:lang w:val="es-ES"/>
+                </w:rPr>
+                <w:t>. Obtenido de balsamiq.com: https://balsamiq.com/blog/what-are-wireframes/</w:t>
+              </w:r>
+            </w:p>
+            <w:p>
+              <w:r>
+                <w:rPr>
+                  <w:b/>
+                  <w:bCs/>
+                </w:rPr>
+                <w:fldChar w:fldCharType="end"/>
+              </w:r>
+            </w:p>
+          </w:sdtContent>
+        </w:sdt>
+      </w:sdtContent>
+    </w:sdt>
+    <w:p>
+      <w:pPr>
+        <w:spacing w:after="80"/>
+      </w:pPr>
     </w:p>
     <w:sectPr>
       <w:pgSz w:w="12240" w:h="15840"/>
@@ -13351,6 +13638,45 @@
       </w:tcPr>
     </w:tblStylePr>
   </w:style>
+  <w:style w:type="paragraph" w:styleId="Bibliografa">
+    <w:name w:val="Bibliography"/>
+    <w:basedOn w:val="Normal"/>
+    <w:next w:val="Normal"/>
+    <w:uiPriority w:val="37"/>
+    <w:unhideWhenUsed/>
+    <w:rsid w:val="00421E83"/>
+  </w:style>
+  <w:style w:type="paragraph" w:styleId="Textodeglobo">
+    <w:name w:val="Balloon Text"/>
+    <w:basedOn w:val="Normal"/>
+    <w:link w:val="TextodegloboCar"/>
+    <w:uiPriority w:val="99"/>
+    <w:semiHidden/>
+    <w:unhideWhenUsed/>
+    <w:rsid w:val="006A6B30"/>
+    <w:pPr>
+      <w:spacing w:after="0" w:line="240" w:lineRule="auto"/>
+    </w:pPr>
+    <w:rPr>
+      <w:rFonts w:ascii="Segoe UI" w:hAnsi="Segoe UI" w:cs="Segoe UI"/>
+      <w:sz w:val="18"/>
+      <w:szCs w:val="18"/>
+    </w:rPr>
+  </w:style>
+  <w:style w:type="character" w:customStyle="1" w:styleId="TextodegloboCar">
+    <w:name w:val="Texto de globo Car"/>
+    <w:basedOn w:val="Fuentedeprrafopredeter"/>
+    <w:link w:val="Textodeglobo"/>
+    <w:uiPriority w:val="99"/>
+    <w:semiHidden/>
+    <w:rsid w:val="006A6B30"/>
+    <w:rPr>
+      <w:rFonts w:ascii="Segoe UI" w:hAnsi="Segoe UI" w:cs="Segoe UI"/>
+      <w:sz w:val="18"/>
+      <w:szCs w:val="18"/>
+      <w:lang w:val="es-MX"/>
+    </w:rPr>
+  </w:style>
 </w:styles>
 </file>
 
@@ -13675,11 +14001,53 @@
 </file>
 
 <file path=customXml/item1.xml><?xml version="1.0" encoding="utf-8"?>
-<b:Sources xmlns:b="http://schemas.openxmlformats.org/officeDocument/2006/bibliography" xmlns="http://schemas.openxmlformats.org/officeDocument/2006/bibliography" SelectedStyle="/APA.XSL" StyleName="APA"/>
+<b:Sources xmlns:b="http://schemas.openxmlformats.org/officeDocument/2006/bibliography" xmlns="http://schemas.openxmlformats.org/officeDocument/2006/bibliography" SelectedStyle="\APASixthEditionOfficeOnline.xsl" StyleName="APA" Version="6">
+  <b:Source>
+    <b:Tag>PelGuil</b:Tag>
+    <b:SourceType>InternetSite</b:SourceType>
+    <b:Guid>{CAC68F8E-AEB1-459F-A5C2-F294185C14AA}</b:Guid>
+    <b:Author>
+      <b:Author>
+        <b:NameList>
+          <b:Person>
+            <b:Last>Guilizzoni</b:Last>
+            <b:First>Peldi</b:First>
+          </b:Person>
+        </b:NameList>
+      </b:Author>
+    </b:Author>
+    <b:Title>balsamiq.com</b:Title>
+    <b:InternetSiteTitle>balsamiq.com</b:InternetSiteTitle>
+    <b:Year>2025</b:Year>
+    <b:Month>mayo</b:Month>
+    <b:Day>8</b:Day>
+    <b:URL>https://balsamiq.com/blog/what-are-wireframes/</b:URL>
+    <b:RefOrder>1</b:RefOrder>
+  </b:Source>
+  <b:Source>
+    <b:Tag>Org10</b:Tag>
+    <b:SourceType>ElectronicSource</b:SourceType>
+    <b:Guid>{AA9F94E6-7001-4A47-ACAB-E99017595420}</b:Guid>
+    <b:Author>
+      <b:Author>
+        <b:NameList>
+          <b:Person>
+            <b:Last>(2019)</b:Last>
+            <b:First>Organización</b:First>
+            <b:Middle>Internacional de Normalización.</b:Middle>
+          </b:Person>
+        </b:NameList>
+      </b:Author>
+    </b:Author>
+    <b:Title>Ergonomía de la interacción persona-sistema - Parte 210: Diseño centrado en el humano para los sistemas interactivos</b:Title>
+    <b:Year>2010</b:Year>
+    <b:RefOrder>2</b:RefOrder>
+  </b:Source>
+</b:Sources>
 </file>
 
 <file path=customXml/itemProps1.xml><?xml version="1.0" encoding="utf-8"?>
-<ds:datastoreItem xmlns:ds="http://schemas.openxmlformats.org/officeDocument/2006/customXml" ds:itemID="{514CE5D1-55B2-4836-95D4-2BA789E698F2}">
+<ds:datastoreItem xmlns:ds="http://schemas.openxmlformats.org/officeDocument/2006/customXml" ds:itemID="{F8AB1230-C6E8-448E-9513-0B394642A2DE}">
   <ds:schemaRefs>
     <ds:schemaRef ds:uri="http://schemas.openxmlformats.org/officeDocument/2006/bibliography"/>
   </ds:schemaRefs>

--- a/C055_UNIR_Prototipado UX con inteligencia artificial.docx
+++ b/C055_UNIR_Prototipado UX con inteligencia artificial.docx
@@ -29,10 +29,7 @@
       </w:r>
     </w:p>
     <w:p/>
-    <w:p>
-      <w:bookmarkStart w:id="0" w:name="_GoBack"/>
-      <w:bookmarkEnd w:id="0"/>
-    </w:p>
+    <w:p/>
     <w:p/>
     <w:p/>
     <w:p>
@@ -73,10 +70,7 @@
         <w:t>Integrante 1:</w:t>
       </w:r>
       <w:r>
-        <w:t xml:space="preserve"> </w:t>
-      </w:r>
-      <w:r>
-        <w:t>Daniel Gabriel González</w:t>
+        <w:t xml:space="preserve"> Daniel Cinto Conde</w:t>
       </w:r>
       <w:r>
         <w:t>,</w:t>
@@ -95,7 +89,7 @@
         <w:t xml:space="preserve">Integrante 2: </w:t>
       </w:r>
       <w:r>
-        <w:t>Daniel Cinto Conde</w:t>
+        <w:t>Daniel Gabriel González</w:t>
       </w:r>
       <w:r>
         <w:t>,</w:t>
@@ -161,9 +155,6 @@
         <w:t>Miguel Ángel Sánchez Martínez</w:t>
       </w:r>
       <w:r>
-        <w:t xml:space="preserve">, </w:t>
-      </w:r>
-      <w:r>
         <w:t>Interaction QA &amp; Editor (</w:t>
       </w:r>
       <w:r>
@@ -258,7 +249,13 @@
         <w:t>teórico</w:t>
       </w:r>
       <w:r>
-        <w:t xml:space="preserve"> y practico sobre el </w:t>
+        <w:t xml:space="preserve"> y </w:t>
+      </w:r>
+      <w:r>
+        <w:t>práctico</w:t>
+      </w:r>
+      <w:r>
+        <w:t xml:space="preserve"> sobre el </w:t>
       </w:r>
       <w:r>
         <w:t>diseño</w:t>
@@ -374,7 +371,13 @@
         <w:t>reflexión</w:t>
       </w:r>
       <w:r>
-        <w:t xml:space="preserve"> critica sobre el uso de inteligencia artificial en el </w:t>
+        <w:t xml:space="preserve"> </w:t>
+      </w:r>
+      <w:r>
+        <w:t>crítica</w:t>
+      </w:r>
+      <w:r>
+        <w:t xml:space="preserve"> sobre el uso de inteligencia artificial en el </w:t>
       </w:r>
       <w:r>
         <w:t>diseño</w:t>
@@ -432,16 +435,10 @@
       </w:r>
     </w:p>
     <w:p>
+      <w:pPr>
+        <w:pStyle w:val="Ttulo1"/>
+      </w:pPr>
       <w:r>
-        <w:br w:type="page"/>
-      </w:r>
-    </w:p>
-    <w:p>
-      <w:pPr>
-        <w:pStyle w:val="Ttulo1"/>
-      </w:pPr>
-      <w:r>
-        <w:lastRenderedPageBreak/>
         <w:t xml:space="preserve">Fase </w:t>
       </w:r>
       <w:r>
@@ -1051,6 +1048,7 @@
         <w:rPr>
           <w:b/>
         </w:rPr>
+        <w:lastRenderedPageBreak/>
         <w:t xml:space="preserve">Mockup: </w:t>
       </w:r>
       <w:r>
@@ -1140,7 +1138,6 @@
         <w:pStyle w:val="Ttulo2"/>
       </w:pPr>
       <w:r>
-        <w:lastRenderedPageBreak/>
         <w:t>Conclusión Estratégica - Regla de Decisión</w:t>
       </w:r>
     </w:p>
@@ -1181,16 +1178,1330 @@
       </w:r>
     </w:p>
     <w:p>
+      <w:pPr>
+        <w:pStyle w:val="Ttulo1"/>
+      </w:pPr>
+      <w:r>
+        <w:t xml:space="preserve">Fase 2. </w:t>
+      </w:r>
+      <w:r>
+        <w:t>Definición del contexto UX</w:t>
+      </w:r>
+    </w:p>
+    <w:p>
+      <w:pPr>
+        <w:pStyle w:val="Ttulo2"/>
+      </w:pPr>
+      <w:r>
+        <w:t>Personas</w:t>
+      </w:r>
+    </w:p>
+    <w:tbl>
+      <w:tblPr>
+        <w:tblStyle w:val="Tablaconcuadrcula"/>
+        <w:tblW w:w="0" w:type="auto"/>
+        <w:tblLook w:val="04A0" w:firstRow="1" w:lastRow="0" w:firstColumn="1" w:lastColumn="0" w:noHBand="0" w:noVBand="1"/>
+      </w:tblPr>
+      <w:tblGrid>
+        <w:gridCol w:w="3166"/>
+        <w:gridCol w:w="3167"/>
+        <w:gridCol w:w="3167"/>
+      </w:tblGrid>
+      <w:tr>
+        <w:tc>
+          <w:tcPr>
+            <w:tcW w:w="3166" w:type="dxa"/>
+            <w:shd w:val="clear" w:color="auto" w:fill="DDD9C3" w:themeFill="background2" w:themeFillShade="E6"/>
+          </w:tcPr>
+          <w:p>
+            <w:pPr>
+              <w:spacing w:line="40" w:lineRule="atLeast"/>
+              <w:rPr>
+                <w:b/>
+                <w:bCs/>
+                <w:sz w:val="16"/>
+                <w:szCs w:val="16"/>
+              </w:rPr>
+            </w:pPr>
+            <w:r>
+              <w:rPr>
+                <w:b/>
+                <w:bCs/>
+                <w:sz w:val="16"/>
+                <w:szCs w:val="16"/>
+              </w:rPr>
+              <w:t>Arquetipo 1: USUARIO</w:t>
+            </w:r>
+          </w:p>
+        </w:tc>
+        <w:tc>
+          <w:tcPr>
+            <w:tcW w:w="3167" w:type="dxa"/>
+            <w:shd w:val="clear" w:color="auto" w:fill="DDD9C3" w:themeFill="background2" w:themeFillShade="E6"/>
+          </w:tcPr>
+          <w:p>
+            <w:pPr>
+              <w:spacing w:line="40" w:lineRule="atLeast"/>
+              <w:rPr>
+                <w:b/>
+                <w:bCs/>
+                <w:sz w:val="16"/>
+                <w:szCs w:val="16"/>
+              </w:rPr>
+            </w:pPr>
+            <w:r>
+              <w:rPr>
+                <w:b/>
+                <w:bCs/>
+                <w:sz w:val="16"/>
+                <w:szCs w:val="16"/>
+              </w:rPr>
+              <w:t>Arquetipo 2: ENTRENADO</w:t>
+            </w:r>
+          </w:p>
+        </w:tc>
+        <w:tc>
+          <w:tcPr>
+            <w:tcW w:w="3167" w:type="dxa"/>
+            <w:shd w:val="clear" w:color="auto" w:fill="DDD9C3" w:themeFill="background2" w:themeFillShade="E6"/>
+          </w:tcPr>
+          <w:p>
+            <w:pPr>
+              <w:spacing w:line="40" w:lineRule="atLeast"/>
+              <w:rPr>
+                <w:b/>
+                <w:bCs/>
+                <w:sz w:val="16"/>
+                <w:szCs w:val="16"/>
+              </w:rPr>
+            </w:pPr>
+            <w:r>
+              <w:rPr>
+                <w:b/>
+                <w:bCs/>
+                <w:sz w:val="16"/>
+                <w:szCs w:val="16"/>
+              </w:rPr>
+              <w:t>Arquetipo 3: Encargado del  Gimnasio</w:t>
+            </w:r>
+          </w:p>
+        </w:tc>
+      </w:tr>
+      <w:tr>
+        <w:trPr>
+          <w:trHeight w:val="5802"/>
+        </w:trPr>
+        <w:tc>
+          <w:tcPr>
+            <w:tcW w:w="3166" w:type="dxa"/>
+          </w:tcPr>
+          <w:p>
+            <w:pPr>
+              <w:spacing w:line="40" w:lineRule="atLeast"/>
+              <w:rPr>
+                <w:sz w:val="16"/>
+                <w:szCs w:val="16"/>
+              </w:rPr>
+            </w:pPr>
+            <w:r>
+              <w:rPr>
+                <w:sz w:val="16"/>
+                <w:szCs w:val="16"/>
+              </w:rPr>
+              <w:lastRenderedPageBreak/>
+              <w:t>Datos Demográficos y Perfil:</w:t>
+            </w:r>
+          </w:p>
+          <w:p>
+            <w:pPr>
+              <w:spacing w:line="40" w:lineRule="atLeast"/>
+              <w:rPr>
+                <w:sz w:val="16"/>
+                <w:szCs w:val="16"/>
+              </w:rPr>
+            </w:pPr>
+            <w:r>
+              <w:rPr>
+                <w:sz w:val="16"/>
+                <w:szCs w:val="16"/>
+              </w:rPr>
+              <w:t>Nombre ficticio: Valeria Mendoza</w:t>
+            </w:r>
+          </w:p>
+          <w:p>
+            <w:pPr>
+              <w:spacing w:line="40" w:lineRule="atLeast"/>
+              <w:rPr>
+                <w:sz w:val="16"/>
+                <w:szCs w:val="16"/>
+              </w:rPr>
+            </w:pPr>
+            <w:r>
+              <w:rPr>
+                <w:sz w:val="16"/>
+                <w:szCs w:val="16"/>
+              </w:rPr>
+              <w:t>Edad: 25 años</w:t>
+            </w:r>
+          </w:p>
+          <w:p>
+            <w:pPr>
+              <w:spacing w:line="40" w:lineRule="atLeast"/>
+              <w:rPr>
+                <w:sz w:val="16"/>
+                <w:szCs w:val="16"/>
+              </w:rPr>
+            </w:pPr>
+            <w:r>
+              <w:rPr>
+                <w:sz w:val="16"/>
+                <w:szCs w:val="16"/>
+              </w:rPr>
+              <w:t>Rol: Usuario del Gimnasio</w:t>
+            </w:r>
+          </w:p>
+          <w:p>
+            <w:pPr>
+              <w:spacing w:line="40" w:lineRule="atLeast"/>
+              <w:rPr>
+                <w:sz w:val="16"/>
+                <w:szCs w:val="16"/>
+              </w:rPr>
+            </w:pPr>
+            <w:r>
+              <w:rPr>
+                <w:sz w:val="16"/>
+                <w:szCs w:val="16"/>
+              </w:rPr>
+              <w:t xml:space="preserve">Nivel tecnológico: Alto / Experto; utilizas aplicaciones diariamente, manejas múltiples dispositivos inteligentes (smartwatch, smartphone) y </w:t>
+            </w:r>
+            <w:r>
+              <w:rPr>
+                <w:sz w:val="16"/>
+                <w:szCs w:val="16"/>
+              </w:rPr>
+              <w:t>s</w:t>
+            </w:r>
+            <w:r>
+              <w:rPr>
+                <w:sz w:val="16"/>
+                <w:szCs w:val="16"/>
+              </w:rPr>
+              <w:t>e adaptas de inmediato a nuevas interfaces.</w:t>
+            </w:r>
+          </w:p>
+          <w:p>
+            <w:pPr>
+              <w:spacing w:line="40" w:lineRule="atLeast"/>
+              <w:rPr>
+                <w:sz w:val="16"/>
+                <w:szCs w:val="16"/>
+              </w:rPr>
+            </w:pPr>
+            <w:r>
+              <w:rPr>
+                <w:sz w:val="16"/>
+                <w:szCs w:val="16"/>
+              </w:rPr>
+              <w:t xml:space="preserve">Objetivo principal: </w:t>
+            </w:r>
+          </w:p>
+          <w:p>
+            <w:pPr>
+              <w:pStyle w:val="Prrafodelista"/>
+              <w:numPr>
+                <w:ilvl w:val="0"/>
+                <w:numId w:val="16"/>
+              </w:numPr>
+              <w:spacing w:line="40" w:lineRule="atLeast"/>
+              <w:ind w:left="142" w:hanging="142"/>
+              <w:rPr>
+                <w:sz w:val="16"/>
+                <w:szCs w:val="16"/>
+              </w:rPr>
+            </w:pPr>
+            <w:r>
+              <w:rPr>
+                <w:sz w:val="16"/>
+                <w:szCs w:val="16"/>
+              </w:rPr>
+              <w:t>Usar su tiempo libre para mantener tonificados sus músculos, canalizar el estrés del trabajo e integrar el ejercicio como un hábito diario constante.</w:t>
+            </w:r>
+          </w:p>
+          <w:p>
+            <w:pPr>
+              <w:spacing w:line="40" w:lineRule="atLeast"/>
+              <w:rPr>
+                <w:sz w:val="16"/>
+                <w:szCs w:val="16"/>
+              </w:rPr>
+            </w:pPr>
+            <w:r>
+              <w:rPr>
+                <w:sz w:val="16"/>
+                <w:szCs w:val="16"/>
+              </w:rPr>
+              <w:t xml:space="preserve">Frustraciones: </w:t>
+            </w:r>
+          </w:p>
+          <w:p>
+            <w:pPr>
+              <w:pStyle w:val="Prrafodelista"/>
+              <w:numPr>
+                <w:ilvl w:val="0"/>
+                <w:numId w:val="10"/>
+              </w:numPr>
+              <w:spacing w:line="40" w:lineRule="atLeast"/>
+              <w:ind w:left="142" w:hanging="142"/>
+              <w:rPr>
+                <w:sz w:val="16"/>
+                <w:szCs w:val="16"/>
+              </w:rPr>
+            </w:pPr>
+            <w:r>
+              <w:rPr>
+                <w:sz w:val="16"/>
+                <w:szCs w:val="16"/>
+              </w:rPr>
+              <w:t>No optimizar su tiempo cuando el gimnasio está lleno.</w:t>
+            </w:r>
+          </w:p>
+          <w:p>
+            <w:pPr>
+              <w:pStyle w:val="Prrafodelista"/>
+              <w:numPr>
+                <w:ilvl w:val="0"/>
+                <w:numId w:val="10"/>
+              </w:numPr>
+              <w:spacing w:line="40" w:lineRule="atLeast"/>
+              <w:ind w:left="142" w:hanging="142"/>
+              <w:rPr>
+                <w:sz w:val="16"/>
+                <w:szCs w:val="16"/>
+              </w:rPr>
+            </w:pPr>
+            <w:r>
+              <w:rPr>
+                <w:sz w:val="16"/>
+                <w:szCs w:val="16"/>
+              </w:rPr>
+              <w:t>Perder la continuidad por horarios laborales imprevistos y la falta de rutinas personalizadas que se adapten a su ritmo.</w:t>
+            </w:r>
+          </w:p>
+          <w:p>
+            <w:pPr>
+              <w:spacing w:line="40" w:lineRule="atLeast"/>
+              <w:rPr>
+                <w:sz w:val="16"/>
+                <w:szCs w:val="16"/>
+              </w:rPr>
+            </w:pPr>
+            <w:r>
+              <w:rPr>
+                <w:sz w:val="16"/>
+                <w:szCs w:val="16"/>
+              </w:rPr>
+              <w:t xml:space="preserve">Necesidades digitales: </w:t>
+            </w:r>
+          </w:p>
+          <w:p>
+            <w:pPr>
+              <w:pStyle w:val="Prrafodelista"/>
+              <w:numPr>
+                <w:ilvl w:val="0"/>
+                <w:numId w:val="12"/>
+              </w:numPr>
+              <w:spacing w:line="40" w:lineRule="atLeast"/>
+              <w:ind w:left="142" w:hanging="142"/>
+              <w:rPr>
+                <w:sz w:val="16"/>
+                <w:szCs w:val="16"/>
+              </w:rPr>
+            </w:pPr>
+            <w:r>
+              <w:rPr>
+                <w:sz w:val="16"/>
+                <w:szCs w:val="16"/>
+              </w:rPr>
+              <w:t>Selección de rutinas por nivel de dificultad.</w:t>
+            </w:r>
+          </w:p>
+          <w:p>
+            <w:pPr>
+              <w:pStyle w:val="Prrafodelista"/>
+              <w:numPr>
+                <w:ilvl w:val="0"/>
+                <w:numId w:val="12"/>
+              </w:numPr>
+              <w:spacing w:line="40" w:lineRule="atLeast"/>
+              <w:ind w:left="142" w:hanging="142"/>
+              <w:rPr>
+                <w:sz w:val="16"/>
+                <w:szCs w:val="16"/>
+              </w:rPr>
+            </w:pPr>
+            <w:r>
+              <w:rPr>
+                <w:sz w:val="16"/>
+                <w:szCs w:val="16"/>
+              </w:rPr>
+              <w:t>Notificaciones inteligentes y flexibles con recordatorios de entrenamiento.</w:t>
+            </w:r>
+          </w:p>
+          <w:p>
+            <w:pPr>
+              <w:pStyle w:val="Prrafodelista"/>
+              <w:numPr>
+                <w:ilvl w:val="0"/>
+                <w:numId w:val="12"/>
+              </w:numPr>
+              <w:spacing w:line="40" w:lineRule="atLeast"/>
+              <w:ind w:left="142" w:hanging="142"/>
+              <w:rPr>
+                <w:sz w:val="16"/>
+                <w:szCs w:val="16"/>
+              </w:rPr>
+            </w:pPr>
+            <w:r>
+              <w:rPr>
+                <w:sz w:val="16"/>
+                <w:szCs w:val="16"/>
+              </w:rPr>
+              <w:t>Métricas visuales para dar seguimiento rápido a tu progreso semanal.</w:t>
+            </w:r>
+          </w:p>
+          <w:p>
+            <w:pPr>
+              <w:pStyle w:val="Prrafodelista"/>
+              <w:numPr>
+                <w:ilvl w:val="0"/>
+                <w:numId w:val="12"/>
+              </w:numPr>
+              <w:spacing w:line="40" w:lineRule="atLeast"/>
+              <w:ind w:left="142" w:hanging="142"/>
+              <w:rPr>
+                <w:sz w:val="16"/>
+                <w:szCs w:val="16"/>
+              </w:rPr>
+            </w:pPr>
+            <w:r>
+              <w:rPr>
+                <w:sz w:val="16"/>
+                <w:szCs w:val="16"/>
+              </w:rPr>
+              <w:t>Calendario y agenda centralizada: Visibilidad clara de sus clases presenciales/online, estado de asistencia y cupos disponibles.</w:t>
+            </w:r>
+          </w:p>
+          <w:p>
+            <w:pPr>
+              <w:pStyle w:val="Prrafodelista"/>
+              <w:numPr>
+                <w:ilvl w:val="0"/>
+                <w:numId w:val="12"/>
+              </w:numPr>
+              <w:spacing w:line="40" w:lineRule="atLeast"/>
+              <w:ind w:left="142" w:hanging="142"/>
+              <w:rPr>
+                <w:sz w:val="16"/>
+                <w:szCs w:val="16"/>
+              </w:rPr>
+            </w:pPr>
+            <w:r>
+              <w:rPr>
+                <w:sz w:val="16"/>
+                <w:szCs w:val="16"/>
+              </w:rPr>
+              <w:t>Progreso del usuario: Visualización gráfica del rendimiento y evolución</w:t>
+            </w:r>
+          </w:p>
+          <w:p>
+            <w:pPr>
+              <w:spacing w:line="40" w:lineRule="atLeast"/>
+              <w:rPr>
+                <w:sz w:val="16"/>
+                <w:szCs w:val="16"/>
+              </w:rPr>
+            </w:pPr>
+            <w:r>
+              <w:rPr>
+                <w:sz w:val="16"/>
+                <w:szCs w:val="16"/>
+              </w:rPr>
+              <w:t>Motivación de uso: Organizar mejor su tiempo y medir tus avances en tiempo real y mantenerte motivada sin romper tu rutina personal.</w:t>
+            </w:r>
+          </w:p>
+          <w:p>
+            <w:pPr>
+              <w:spacing w:line="40" w:lineRule="atLeast"/>
+            </w:pPr>
+          </w:p>
+        </w:tc>
+        <w:tc>
+          <w:tcPr>
+            <w:tcW w:w="3167" w:type="dxa"/>
+          </w:tcPr>
+          <w:p>
+            <w:pPr>
+              <w:spacing w:line="40" w:lineRule="atLeast"/>
+              <w:rPr>
+                <w:sz w:val="16"/>
+                <w:szCs w:val="16"/>
+              </w:rPr>
+            </w:pPr>
+            <w:r>
+              <w:rPr>
+                <w:sz w:val="16"/>
+                <w:szCs w:val="16"/>
+              </w:rPr>
+              <w:t>Datos Demográficos y Perfil</w:t>
+            </w:r>
+          </w:p>
+          <w:p>
+            <w:pPr>
+              <w:spacing w:line="40" w:lineRule="atLeast"/>
+              <w:rPr>
+                <w:sz w:val="16"/>
+                <w:szCs w:val="16"/>
+              </w:rPr>
+            </w:pPr>
+            <w:r>
+              <w:rPr>
+                <w:sz w:val="16"/>
+                <w:szCs w:val="16"/>
+              </w:rPr>
+              <w:t xml:space="preserve">Nombre ficticio: Carlos </w:t>
+            </w:r>
+            <w:r>
+              <w:rPr>
+                <w:sz w:val="16"/>
+                <w:szCs w:val="16"/>
+              </w:rPr>
+              <w:t>Garibay</w:t>
+            </w:r>
+          </w:p>
+          <w:p>
+            <w:pPr>
+              <w:spacing w:line="40" w:lineRule="atLeast"/>
+              <w:rPr>
+                <w:sz w:val="16"/>
+                <w:szCs w:val="16"/>
+              </w:rPr>
+            </w:pPr>
+            <w:r>
+              <w:rPr>
+                <w:sz w:val="16"/>
+                <w:szCs w:val="16"/>
+              </w:rPr>
+              <w:t>Edad: 31 años</w:t>
+            </w:r>
+          </w:p>
+          <w:p>
+            <w:pPr>
+              <w:spacing w:line="40" w:lineRule="atLeast"/>
+              <w:rPr>
+                <w:sz w:val="16"/>
+                <w:szCs w:val="16"/>
+              </w:rPr>
+            </w:pPr>
+            <w:r>
+              <w:rPr>
+                <w:sz w:val="16"/>
+                <w:szCs w:val="16"/>
+              </w:rPr>
+              <w:t>Rol: Entrenador personal y de clases grupales</w:t>
+            </w:r>
+          </w:p>
+          <w:p>
+            <w:pPr>
+              <w:spacing w:line="40" w:lineRule="atLeast"/>
+              <w:rPr>
+                <w:sz w:val="16"/>
+                <w:szCs w:val="16"/>
+              </w:rPr>
+            </w:pPr>
+            <w:r>
+              <w:rPr>
+                <w:sz w:val="16"/>
+                <w:szCs w:val="16"/>
+              </w:rPr>
+              <w:t>Nivel tecnológico: Intermedio-Alto (Usa diariamente red social, apps de seguimiento deportivo, herramientas de pago digital y mensajería instantánea).</w:t>
+            </w:r>
+          </w:p>
+          <w:p>
+            <w:pPr>
+              <w:spacing w:line="40" w:lineRule="atLeast"/>
+              <w:rPr>
+                <w:sz w:val="16"/>
+                <w:szCs w:val="16"/>
+              </w:rPr>
+            </w:pPr>
+            <w:r>
+              <w:rPr>
+                <w:sz w:val="16"/>
+                <w:szCs w:val="16"/>
+              </w:rPr>
+              <w:t>Objetivo principal:</w:t>
+            </w:r>
+          </w:p>
+          <w:p>
+            <w:pPr>
+              <w:pStyle w:val="Prrafodelista"/>
+              <w:numPr>
+                <w:ilvl w:val="0"/>
+                <w:numId w:val="17"/>
+              </w:numPr>
+              <w:spacing w:line="40" w:lineRule="atLeast"/>
+              <w:ind w:left="92" w:hanging="92"/>
+              <w:rPr>
+                <w:sz w:val="16"/>
+                <w:szCs w:val="16"/>
+              </w:rPr>
+            </w:pPr>
+            <w:r>
+              <w:rPr>
+                <w:sz w:val="16"/>
+                <w:szCs w:val="16"/>
+              </w:rPr>
+              <w:t xml:space="preserve"> </w:t>
+            </w:r>
+            <w:r>
+              <w:rPr>
+                <w:sz w:val="16"/>
+                <w:szCs w:val="16"/>
+              </w:rPr>
+              <w:t xml:space="preserve">Maximizar el tiempo que pasa entrenando a sus clientes y diseñando rutinas efectivas, automatizando la gestión administrativa (asistencia, cobros, </w:t>
+            </w:r>
+            <w:r>
+              <w:rPr>
+                <w:sz w:val="16"/>
+                <w:szCs w:val="16"/>
+              </w:rPr>
+              <w:t>agentamiento</w:t>
+            </w:r>
+            <w:r>
+              <w:rPr>
+                <w:sz w:val="16"/>
+                <w:szCs w:val="16"/>
+              </w:rPr>
+              <w:t>) para hacer crecer su cartera de clientes sin saturarse.</w:t>
+            </w:r>
+          </w:p>
+          <w:p>
+            <w:pPr>
+              <w:spacing w:line="40" w:lineRule="atLeast"/>
+              <w:rPr>
+                <w:sz w:val="16"/>
+                <w:szCs w:val="16"/>
+              </w:rPr>
+            </w:pPr>
+            <w:r>
+              <w:rPr>
+                <w:sz w:val="16"/>
+                <w:szCs w:val="16"/>
+              </w:rPr>
+              <w:t>Frustraciones:</w:t>
+            </w:r>
+          </w:p>
+          <w:p>
+            <w:pPr>
+              <w:pStyle w:val="Prrafodelista"/>
+              <w:numPr>
+                <w:ilvl w:val="0"/>
+                <w:numId w:val="17"/>
+              </w:numPr>
+              <w:spacing w:line="40" w:lineRule="atLeast"/>
+              <w:ind w:left="92" w:hanging="92"/>
+              <w:rPr>
+                <w:sz w:val="16"/>
+                <w:szCs w:val="16"/>
+              </w:rPr>
+            </w:pPr>
+            <w:r>
+              <w:rPr>
+                <w:sz w:val="16"/>
+                <w:szCs w:val="16"/>
+              </w:rPr>
+              <w:t xml:space="preserve"> </w:t>
+            </w:r>
+            <w:r>
+              <w:rPr>
+                <w:sz w:val="16"/>
+                <w:szCs w:val="16"/>
+              </w:rPr>
+              <w:t>Perder tiempo en tareas repetitivas como enviar recordatorios manuales de pago o confirmar asistencia por WhatsApp.</w:t>
+            </w:r>
+          </w:p>
+          <w:p>
+            <w:pPr>
+              <w:pStyle w:val="Prrafodelista"/>
+              <w:numPr>
+                <w:ilvl w:val="0"/>
+                <w:numId w:val="17"/>
+              </w:numPr>
+              <w:spacing w:line="40" w:lineRule="atLeast"/>
+              <w:ind w:left="92" w:hanging="92"/>
+              <w:rPr>
+                <w:sz w:val="16"/>
+                <w:szCs w:val="16"/>
+              </w:rPr>
+            </w:pPr>
+            <w:r>
+              <w:rPr>
+                <w:sz w:val="16"/>
+                <w:szCs w:val="16"/>
+              </w:rPr>
+              <w:t xml:space="preserve"> </w:t>
+            </w:r>
+            <w:r>
+              <w:rPr>
+                <w:sz w:val="16"/>
+                <w:szCs w:val="16"/>
+              </w:rPr>
+              <w:t>Falta de seguimiento centralizado del progreso de los alumnos (registros dispersos en notas de voz, papel o cuadernos).</w:t>
+            </w:r>
+          </w:p>
+          <w:p>
+            <w:pPr>
+              <w:pStyle w:val="Prrafodelista"/>
+              <w:numPr>
+                <w:ilvl w:val="0"/>
+                <w:numId w:val="17"/>
+              </w:numPr>
+              <w:spacing w:line="40" w:lineRule="atLeast"/>
+              <w:ind w:left="92" w:hanging="92"/>
+              <w:rPr>
+                <w:sz w:val="16"/>
+                <w:szCs w:val="16"/>
+              </w:rPr>
+            </w:pPr>
+            <w:r>
+              <w:rPr>
+                <w:sz w:val="16"/>
+                <w:szCs w:val="16"/>
+              </w:rPr>
+              <w:t xml:space="preserve"> </w:t>
+            </w:r>
+            <w:r>
+              <w:rPr>
+                <w:sz w:val="16"/>
+                <w:szCs w:val="16"/>
+              </w:rPr>
+              <w:t>Cancelaciones de último minuto que dejan huecos en su agenda y afectan sus ingresos.</w:t>
+            </w:r>
+          </w:p>
+          <w:p>
+            <w:pPr>
+              <w:pStyle w:val="Prrafodelista"/>
+              <w:numPr>
+                <w:ilvl w:val="0"/>
+                <w:numId w:val="17"/>
+              </w:numPr>
+              <w:spacing w:line="40" w:lineRule="atLeast"/>
+              <w:ind w:left="92" w:hanging="92"/>
+              <w:rPr>
+                <w:sz w:val="16"/>
+                <w:szCs w:val="16"/>
+              </w:rPr>
+            </w:pPr>
+            <w:r>
+              <w:rPr>
+                <w:sz w:val="16"/>
+                <w:szCs w:val="16"/>
+              </w:rPr>
+              <w:t xml:space="preserve"> </w:t>
+            </w:r>
+            <w:r>
+              <w:rPr>
+                <w:sz w:val="16"/>
+                <w:szCs w:val="16"/>
+              </w:rPr>
+              <w:t>Plataformas complejas que requieren demasiados clics para crear o modificar una rutina de ejercicios rápida.</w:t>
+            </w:r>
+          </w:p>
+          <w:p>
+            <w:pPr>
+              <w:spacing w:line="40" w:lineRule="atLeast"/>
+              <w:rPr>
+                <w:sz w:val="16"/>
+                <w:szCs w:val="16"/>
+              </w:rPr>
+            </w:pPr>
+            <w:r>
+              <w:rPr>
+                <w:sz w:val="16"/>
+                <w:szCs w:val="16"/>
+              </w:rPr>
+              <w:t>Necesidades digitales:</w:t>
+            </w:r>
+          </w:p>
+          <w:p>
+            <w:pPr>
+              <w:spacing w:line="40" w:lineRule="atLeast"/>
+              <w:ind w:left="92" w:hanging="92"/>
+              <w:rPr>
+                <w:sz w:val="16"/>
+                <w:szCs w:val="16"/>
+              </w:rPr>
+            </w:pPr>
+            <w:r>
+              <w:rPr>
+                <w:sz w:val="16"/>
+                <w:szCs w:val="16"/>
+              </w:rPr>
+              <w:t>•</w:t>
+            </w:r>
+            <w:r>
+              <w:rPr>
+                <w:sz w:val="16"/>
+                <w:szCs w:val="16"/>
+              </w:rPr>
+              <w:t xml:space="preserve"> </w:t>
+            </w:r>
+            <w:r>
+              <w:rPr>
+                <w:sz w:val="16"/>
+                <w:szCs w:val="16"/>
+              </w:rPr>
+              <w:t>Constructor interactivo de rutinas: Interfaz ágil para asignar, duplicar y personalizar planes de entrenamiento visuales (con videos o GIFs de técnica).</w:t>
+            </w:r>
+          </w:p>
+          <w:p>
+            <w:pPr>
+              <w:spacing w:line="40" w:lineRule="atLeast"/>
+              <w:ind w:left="92" w:hanging="92"/>
+              <w:rPr>
+                <w:sz w:val="16"/>
+                <w:szCs w:val="16"/>
+              </w:rPr>
+            </w:pPr>
+            <w:r>
+              <w:rPr>
+                <w:sz w:val="16"/>
+                <w:szCs w:val="16"/>
+              </w:rPr>
+              <w:t>•</w:t>
+            </w:r>
+            <w:r>
+              <w:rPr>
+                <w:sz w:val="16"/>
+                <w:szCs w:val="16"/>
+              </w:rPr>
+              <w:t xml:space="preserve"> </w:t>
+            </w:r>
+            <w:r>
+              <w:rPr>
+                <w:sz w:val="16"/>
+                <w:szCs w:val="16"/>
+              </w:rPr>
+              <w:t>Calendario y agenda centralizada:</w:t>
+            </w:r>
+            <w:r>
+              <w:rPr>
+                <w:sz w:val="16"/>
+                <w:szCs w:val="16"/>
+              </w:rPr>
+              <w:t xml:space="preserve"> </w:t>
+            </w:r>
+            <w:r>
+              <w:rPr>
+                <w:sz w:val="16"/>
+                <w:szCs w:val="16"/>
+              </w:rPr>
+              <w:t>Visibilidad clara de sus clases presenciales/online, estado de asistencia y cupos disponibles.</w:t>
+            </w:r>
+          </w:p>
+          <w:p>
+            <w:pPr>
+              <w:spacing w:line="40" w:lineRule="atLeast"/>
+              <w:ind w:left="92" w:hanging="92"/>
+              <w:rPr>
+                <w:sz w:val="16"/>
+                <w:szCs w:val="16"/>
+              </w:rPr>
+            </w:pPr>
+            <w:r>
+              <w:rPr>
+                <w:sz w:val="16"/>
+                <w:szCs w:val="16"/>
+              </w:rPr>
+              <w:t>•</w:t>
+            </w:r>
+            <w:r>
+              <w:rPr>
+                <w:sz w:val="16"/>
+                <w:szCs w:val="16"/>
+              </w:rPr>
+              <w:t xml:space="preserve"> </w:t>
+            </w:r>
+            <w:r>
+              <w:rPr>
+                <w:sz w:val="16"/>
+                <w:szCs w:val="16"/>
+              </w:rPr>
+              <w:t>Panel de progreso del usuario: Visualización gráfica del rendimiento y evolución de cada atleta o cliente.</w:t>
+            </w:r>
+          </w:p>
+          <w:p>
+            <w:pPr>
+              <w:spacing w:line="40" w:lineRule="atLeast"/>
+              <w:ind w:left="92" w:hanging="92"/>
+              <w:rPr>
+                <w:sz w:val="16"/>
+                <w:szCs w:val="16"/>
+              </w:rPr>
+            </w:pPr>
+            <w:r>
+              <w:rPr>
+                <w:sz w:val="16"/>
+                <w:szCs w:val="16"/>
+              </w:rPr>
+              <w:t>•</w:t>
+            </w:r>
+            <w:r>
+              <w:rPr>
+                <w:sz w:val="16"/>
+                <w:szCs w:val="16"/>
+              </w:rPr>
+              <w:t xml:space="preserve"> </w:t>
+            </w:r>
+            <w:r>
+              <w:rPr>
+                <w:sz w:val="16"/>
+                <w:szCs w:val="16"/>
+              </w:rPr>
+              <w:t>Notificaciones automáticas: Alertas para recordatorio de citas, vencimiento de membresías y registro de actividad del alumno.</w:t>
+            </w:r>
+          </w:p>
+          <w:p>
+            <w:pPr>
+              <w:spacing w:line="40" w:lineRule="atLeast"/>
+            </w:pPr>
+            <w:r>
+              <w:rPr>
+                <w:sz w:val="16"/>
+                <w:szCs w:val="16"/>
+              </w:rPr>
+              <w:t>Motivación de uso: Proyectar una imagen profesional y organizada que genere confianza en sus alumnos, optimizar su tiempo diario y contar con una herramienta móvil confiable que funcione sin fricción dentro del ambiente del gimnasio.</w:t>
+            </w:r>
+          </w:p>
+        </w:tc>
+        <w:tc>
+          <w:tcPr>
+            <w:tcW w:w="3167" w:type="dxa"/>
+          </w:tcPr>
+          <w:p>
+            <w:pPr>
+              <w:spacing w:line="40" w:lineRule="atLeast"/>
+              <w:rPr>
+                <w:sz w:val="16"/>
+                <w:szCs w:val="16"/>
+              </w:rPr>
+            </w:pPr>
+            <w:r>
+              <w:rPr>
+                <w:sz w:val="16"/>
+                <w:szCs w:val="16"/>
+              </w:rPr>
+              <w:t>Datos Demográficos y Perfil</w:t>
+            </w:r>
+          </w:p>
+          <w:p>
+            <w:pPr>
+              <w:spacing w:line="40" w:lineRule="atLeast"/>
+              <w:rPr>
+                <w:sz w:val="16"/>
+                <w:szCs w:val="16"/>
+              </w:rPr>
+            </w:pPr>
+            <w:r>
+              <w:rPr>
+                <w:sz w:val="16"/>
+                <w:szCs w:val="16"/>
+              </w:rPr>
+              <w:t>Nombre ficticio: Valeria Ríos</w:t>
+            </w:r>
+          </w:p>
+          <w:p>
+            <w:pPr>
+              <w:spacing w:line="40" w:lineRule="atLeast"/>
+              <w:rPr>
+                <w:sz w:val="16"/>
+                <w:szCs w:val="16"/>
+              </w:rPr>
+            </w:pPr>
+            <w:r>
+              <w:rPr>
+                <w:sz w:val="16"/>
+                <w:szCs w:val="16"/>
+              </w:rPr>
+              <w:t>Edad: 42 años</w:t>
+            </w:r>
+          </w:p>
+          <w:p>
+            <w:pPr>
+              <w:spacing w:line="40" w:lineRule="atLeast"/>
+              <w:rPr>
+                <w:sz w:val="16"/>
+                <w:szCs w:val="16"/>
+              </w:rPr>
+            </w:pPr>
+            <w:r>
+              <w:rPr>
+                <w:sz w:val="16"/>
+                <w:szCs w:val="16"/>
+              </w:rPr>
+              <w:t>Rol: Administradora General del Gimnasio</w:t>
+            </w:r>
+          </w:p>
+          <w:p>
+            <w:pPr>
+              <w:spacing w:line="40" w:lineRule="atLeast"/>
+              <w:rPr>
+                <w:sz w:val="16"/>
+                <w:szCs w:val="16"/>
+              </w:rPr>
+            </w:pPr>
+            <w:r>
+              <w:rPr>
+                <w:sz w:val="16"/>
+                <w:szCs w:val="16"/>
+              </w:rPr>
+              <w:t xml:space="preserve">Nivel tecnológico: Intermedio (Maneja </w:t>
+            </w:r>
+            <w:r>
+              <w:rPr>
+                <w:sz w:val="16"/>
+                <w:szCs w:val="16"/>
+              </w:rPr>
+              <w:t>email</w:t>
+            </w:r>
+            <w:r>
+              <w:rPr>
+                <w:sz w:val="16"/>
+                <w:szCs w:val="16"/>
+              </w:rPr>
+              <w:t xml:space="preserve">, </w:t>
+            </w:r>
+            <w:r>
+              <w:rPr>
+                <w:sz w:val="16"/>
+                <w:szCs w:val="16"/>
+              </w:rPr>
+              <w:t>MS-Excel</w:t>
+            </w:r>
+            <w:r>
+              <w:rPr>
+                <w:sz w:val="16"/>
+                <w:szCs w:val="16"/>
+              </w:rPr>
+              <w:t>, Punto de Venta básicos</w:t>
+            </w:r>
+            <w:r>
+              <w:rPr>
+                <w:sz w:val="16"/>
+                <w:szCs w:val="16"/>
+              </w:rPr>
+              <w:t>,</w:t>
+            </w:r>
+            <w:r>
+              <w:rPr>
+                <w:sz w:val="16"/>
+                <w:szCs w:val="16"/>
+              </w:rPr>
+              <w:t xml:space="preserve"> banca en línea; prefiere interfaces limpias y directas sin jerga técnica compleja).</w:t>
+            </w:r>
+          </w:p>
+          <w:p>
+            <w:pPr>
+              <w:spacing w:line="40" w:lineRule="atLeast"/>
+              <w:rPr>
+                <w:sz w:val="16"/>
+                <w:szCs w:val="16"/>
+              </w:rPr>
+            </w:pPr>
+            <w:r>
+              <w:rPr>
+                <w:sz w:val="16"/>
+                <w:szCs w:val="16"/>
+              </w:rPr>
+              <w:t>Objetivo principal:</w:t>
+            </w:r>
+          </w:p>
+          <w:p>
+            <w:pPr>
+              <w:pStyle w:val="Prrafodelista"/>
+              <w:numPr>
+                <w:ilvl w:val="0"/>
+                <w:numId w:val="18"/>
+              </w:numPr>
+              <w:spacing w:line="40" w:lineRule="atLeast"/>
+              <w:ind w:left="193" w:hanging="193"/>
+              <w:rPr>
+                <w:sz w:val="16"/>
+                <w:szCs w:val="16"/>
+              </w:rPr>
+            </w:pPr>
+            <w:r>
+              <w:rPr>
+                <w:sz w:val="16"/>
+                <w:szCs w:val="16"/>
+              </w:rPr>
+              <w:t>Mantener la rentabilidad y operatividad óptima del gimnasio mediante el control eficiente de membresías, retención de clientes, supervisión del personal (entrenadores y recepción) y la toma de decisiones basada en métricas financieras claras.</w:t>
+            </w:r>
+          </w:p>
+          <w:p>
+            <w:pPr>
+              <w:spacing w:line="40" w:lineRule="atLeast"/>
+              <w:rPr>
+                <w:sz w:val="16"/>
+                <w:szCs w:val="16"/>
+              </w:rPr>
+            </w:pPr>
+            <w:r>
+              <w:rPr>
+                <w:sz w:val="16"/>
+                <w:szCs w:val="16"/>
+              </w:rPr>
+              <w:t>Frustraciones:</w:t>
+            </w:r>
+          </w:p>
+          <w:p>
+            <w:pPr>
+              <w:pStyle w:val="Prrafodelista"/>
+              <w:numPr>
+                <w:ilvl w:val="0"/>
+                <w:numId w:val="18"/>
+              </w:numPr>
+              <w:spacing w:line="40" w:lineRule="atLeast"/>
+              <w:ind w:left="193" w:hanging="142"/>
+              <w:rPr>
+                <w:sz w:val="16"/>
+                <w:szCs w:val="16"/>
+              </w:rPr>
+            </w:pPr>
+            <w:r>
+              <w:rPr>
+                <w:sz w:val="16"/>
+                <w:szCs w:val="16"/>
+              </w:rPr>
+              <w:t>Alta tasa de deserción de socios sin conocer los motivos reales ni tener mecanismos automatizados para reengancharlos.</w:t>
+            </w:r>
+          </w:p>
+          <w:p>
+            <w:pPr>
+              <w:pStyle w:val="Prrafodelista"/>
+              <w:numPr>
+                <w:ilvl w:val="0"/>
+                <w:numId w:val="18"/>
+              </w:numPr>
+              <w:spacing w:line="40" w:lineRule="atLeast"/>
+              <w:ind w:left="193" w:hanging="142"/>
+              <w:rPr>
+                <w:sz w:val="16"/>
+                <w:szCs w:val="16"/>
+              </w:rPr>
+            </w:pPr>
+            <w:r>
+              <w:rPr>
+                <w:sz w:val="16"/>
+                <w:szCs w:val="16"/>
+              </w:rPr>
+              <w:t>Reportes financieros y de ingresos desactualizados o dispersos en múltiples archivos de Excel.</w:t>
+            </w:r>
+          </w:p>
+          <w:p>
+            <w:pPr>
+              <w:pStyle w:val="Prrafodelista"/>
+              <w:numPr>
+                <w:ilvl w:val="0"/>
+                <w:numId w:val="18"/>
+              </w:numPr>
+              <w:spacing w:line="40" w:lineRule="atLeast"/>
+              <w:ind w:left="193" w:hanging="142"/>
+              <w:rPr>
+                <w:sz w:val="16"/>
+                <w:szCs w:val="16"/>
+              </w:rPr>
+            </w:pPr>
+            <w:r>
+              <w:rPr>
+                <w:sz w:val="16"/>
+                <w:szCs w:val="16"/>
+              </w:rPr>
+              <w:t>Cuellos de botella en la recepción durante horas pico debido al registro manual de entradas y cobros.</w:t>
+            </w:r>
+          </w:p>
+          <w:p>
+            <w:pPr>
+              <w:pStyle w:val="Prrafodelista"/>
+              <w:numPr>
+                <w:ilvl w:val="0"/>
+                <w:numId w:val="18"/>
+              </w:numPr>
+              <w:spacing w:line="40" w:lineRule="atLeast"/>
+              <w:ind w:left="193" w:hanging="142"/>
+              <w:rPr>
+                <w:sz w:val="16"/>
+                <w:szCs w:val="16"/>
+              </w:rPr>
+            </w:pPr>
+            <w:r>
+              <w:rPr>
+                <w:sz w:val="16"/>
+                <w:szCs w:val="16"/>
+              </w:rPr>
+              <w:t>Falta de visibilidad sobre el rendimiento global de los entrenadores y la ocupación real de las clases.</w:t>
+            </w:r>
+          </w:p>
+          <w:p>
+            <w:pPr>
+              <w:spacing w:line="40" w:lineRule="atLeast"/>
+              <w:rPr>
+                <w:sz w:val="16"/>
+                <w:szCs w:val="16"/>
+              </w:rPr>
+            </w:pPr>
+            <w:r>
+              <w:rPr>
+                <w:sz w:val="16"/>
+                <w:szCs w:val="16"/>
+              </w:rPr>
+              <w:t>Necesidades digitales:</w:t>
+            </w:r>
+          </w:p>
+          <w:p>
+            <w:pPr>
+              <w:pStyle w:val="Prrafodelista"/>
+              <w:numPr>
+                <w:ilvl w:val="0"/>
+                <w:numId w:val="19"/>
+              </w:numPr>
+              <w:spacing w:line="40" w:lineRule="atLeast"/>
+              <w:ind w:left="193" w:hanging="142"/>
+              <w:rPr>
+                <w:sz w:val="16"/>
+                <w:szCs w:val="16"/>
+              </w:rPr>
+            </w:pPr>
+            <w:r>
+              <w:rPr>
+                <w:sz w:val="16"/>
+                <w:szCs w:val="16"/>
+              </w:rPr>
+              <w:t>Dashboard de métricas clave (KPIs): Panel principal interactivo con ingresos mensuales, tasa de churn (cancelaciones), nuevos registros y flujo de asistencia en tiempo real.</w:t>
+            </w:r>
+          </w:p>
+          <w:p>
+            <w:pPr>
+              <w:pStyle w:val="Prrafodelista"/>
+              <w:numPr>
+                <w:ilvl w:val="0"/>
+                <w:numId w:val="19"/>
+              </w:numPr>
+              <w:spacing w:line="40" w:lineRule="atLeast"/>
+              <w:ind w:left="193" w:hanging="142"/>
+              <w:rPr>
+                <w:sz w:val="16"/>
+                <w:szCs w:val="16"/>
+              </w:rPr>
+            </w:pPr>
+            <w:r>
+              <w:rPr>
+                <w:sz w:val="16"/>
+                <w:szCs w:val="16"/>
+              </w:rPr>
+              <w:t>Gestión centralizada de socios y pagos: Control de estado de membresías, automatización de cobros recurrentes y emisión de alertas de morosidad.</w:t>
+            </w:r>
+          </w:p>
+          <w:p>
+            <w:pPr>
+              <w:pStyle w:val="Prrafodelista"/>
+              <w:numPr>
+                <w:ilvl w:val="0"/>
+                <w:numId w:val="19"/>
+              </w:numPr>
+              <w:spacing w:line="40" w:lineRule="atLeast"/>
+              <w:ind w:left="193" w:hanging="142"/>
+              <w:rPr>
+                <w:sz w:val="16"/>
+                <w:szCs w:val="16"/>
+              </w:rPr>
+            </w:pPr>
+            <w:r>
+              <w:rPr>
+                <w:sz w:val="16"/>
+                <w:szCs w:val="16"/>
+              </w:rPr>
+              <w:t>Módulo de control de accesos e inventario: Integración rápida para validación de ingresos en puerta y catálogo de productos/suplementos vendidos en recepción.</w:t>
+            </w:r>
+          </w:p>
+          <w:p>
+            <w:pPr>
+              <w:pStyle w:val="Prrafodelista"/>
+              <w:numPr>
+                <w:ilvl w:val="0"/>
+                <w:numId w:val="19"/>
+              </w:numPr>
+              <w:spacing w:line="40" w:lineRule="atLeast"/>
+              <w:ind w:left="193" w:hanging="142"/>
+              <w:rPr>
+                <w:sz w:val="16"/>
+                <w:szCs w:val="16"/>
+              </w:rPr>
+            </w:pPr>
+            <w:r>
+              <w:rPr>
+                <w:sz w:val="16"/>
+                <w:szCs w:val="16"/>
+              </w:rPr>
+              <w:t>Gestión de roles y permisos: Administración de accesos diferenciados para entrenadores, recepcionistas y personal operativo.</w:t>
+            </w:r>
+          </w:p>
+          <w:p>
+            <w:pPr>
+              <w:spacing w:line="40" w:lineRule="atLeast"/>
+              <w:rPr>
+                <w:sz w:val="16"/>
+                <w:szCs w:val="16"/>
+              </w:rPr>
+            </w:pPr>
+            <w:r>
+              <w:rPr>
+                <w:sz w:val="16"/>
+                <w:szCs w:val="16"/>
+              </w:rPr>
+              <w:t>Motivación de uso:</w:t>
+            </w:r>
+          </w:p>
+          <w:p>
+            <w:pPr>
+              <w:spacing w:line="40" w:lineRule="atLeast"/>
+            </w:pPr>
+            <w:r>
+              <w:rPr>
+                <w:sz w:val="16"/>
+                <w:szCs w:val="16"/>
+              </w:rPr>
+              <w:t>Tener el control total del negocio desde un solo lugar para reducir errores operativos, asegurar la estabilidad financiera del gimnasio y liberar tiempo operativo para enfocarse en la estrategia de expansión y mejora de instalaciones.</w:t>
+            </w:r>
+          </w:p>
+        </w:tc>
+      </w:tr>
+    </w:tbl>
+    <w:p>
+      <w:pPr>
+        <w:spacing w:line="276" w:lineRule="auto"/>
+      </w:pPr>
       <w:r>
         <w:br w:type="page"/>
       </w:r>
     </w:p>
+    <w:p/>
     <w:p>
       <w:pPr>
         <w:pStyle w:val="Ttulo1"/>
       </w:pPr>
       <w:r>
-        <w:lastRenderedPageBreak/>
         <w:t>11. Referencias</w:t>
       </w:r>
     </w:p>
@@ -1349,10 +2660,21 @@
       <w:pPr>
         <w:spacing w:after="80"/>
       </w:pPr>
+      <w:r>
+        <w:t xml:space="preserve">Comentarios: para el desarrollo de los perfiles se usó Google Gemini Flash con la siguiente plantilla de Prompt; para usuarios de un gimnasio. </w:t>
+      </w:r>
+      <w:r>
+        <w:t>Considera</w:t>
+      </w:r>
+      <w:r>
+        <w:t xml:space="preserve"> que estamos en la fase de UI / UX y requerimos definir un arquetipo para el usuario Administrador encargado del Gimnasio, que contemple los siguientes aspectos: Nombre ficticio, Edad, Objetivo principal, Frustraciones, Necesidades digitales, Nivel tecnológico, Motivación de uso.  </w:t>
+      </w:r>
+      <w:bookmarkStart w:id="0" w:name="_GoBack"/>
+      <w:bookmarkEnd w:id="0"/>
     </w:p>
     <w:sectPr>
       <w:pgSz w:w="12240" w:h="15840"/>
-      <w:pgMar w:top="1440" w:right="1440" w:bottom="1440" w:left="1440" w:header="720" w:footer="720" w:gutter="0"/>
+      <w:pgMar w:top="1134" w:right="1440" w:bottom="993" w:left="1440" w:header="720" w:footer="720" w:gutter="0"/>
       <w:cols w:space="720"/>
       <w:docGrid w:linePitch="360"/>
     </w:sectPr>
@@ -1530,6 +2852,1136 @@
       </w:pPr>
       <w:rPr>
         <w:rFonts w:ascii="Symbol" w:hAnsi="Symbol" w:hint="default"/>
+      </w:rPr>
+    </w:lvl>
+  </w:abstractNum>
+  <w:abstractNum w:abstractNumId="9">
+    <w:nsid w:val="0C8331A1"/>
+    <w:multiLevelType w:val="hybridMultilevel"/>
+    <w:tmpl w:val="593CE210"/>
+    <w:lvl w:ilvl="0" w:tplc="080A0001">
+      <w:start w:val="1"/>
+      <w:numFmt w:val="bullet"/>
+      <w:lvlText w:val=""/>
+      <w:lvlJc w:val="left"/>
+      <w:pPr>
+        <w:ind w:left="720" w:hanging="360"/>
+      </w:pPr>
+      <w:rPr>
+        <w:rFonts w:ascii="Symbol" w:hAnsi="Symbol" w:hint="default"/>
+      </w:rPr>
+    </w:lvl>
+    <w:lvl w:ilvl="1" w:tplc="080A0003" w:tentative="1">
+      <w:start w:val="1"/>
+      <w:numFmt w:val="bullet"/>
+      <w:lvlText w:val="o"/>
+      <w:lvlJc w:val="left"/>
+      <w:pPr>
+        <w:ind w:left="1440" w:hanging="360"/>
+      </w:pPr>
+      <w:rPr>
+        <w:rFonts w:ascii="Courier New" w:hAnsi="Courier New" w:cs="Courier New" w:hint="default"/>
+      </w:rPr>
+    </w:lvl>
+    <w:lvl w:ilvl="2" w:tplc="080A0005" w:tentative="1">
+      <w:start w:val="1"/>
+      <w:numFmt w:val="bullet"/>
+      <w:lvlText w:val=""/>
+      <w:lvlJc w:val="left"/>
+      <w:pPr>
+        <w:ind w:left="2160" w:hanging="360"/>
+      </w:pPr>
+      <w:rPr>
+        <w:rFonts w:ascii="Wingdings" w:hAnsi="Wingdings" w:hint="default"/>
+      </w:rPr>
+    </w:lvl>
+    <w:lvl w:ilvl="3" w:tplc="080A0001" w:tentative="1">
+      <w:start w:val="1"/>
+      <w:numFmt w:val="bullet"/>
+      <w:lvlText w:val=""/>
+      <w:lvlJc w:val="left"/>
+      <w:pPr>
+        <w:ind w:left="2880" w:hanging="360"/>
+      </w:pPr>
+      <w:rPr>
+        <w:rFonts w:ascii="Symbol" w:hAnsi="Symbol" w:hint="default"/>
+      </w:rPr>
+    </w:lvl>
+    <w:lvl w:ilvl="4" w:tplc="080A0003" w:tentative="1">
+      <w:start w:val="1"/>
+      <w:numFmt w:val="bullet"/>
+      <w:lvlText w:val="o"/>
+      <w:lvlJc w:val="left"/>
+      <w:pPr>
+        <w:ind w:left="3600" w:hanging="360"/>
+      </w:pPr>
+      <w:rPr>
+        <w:rFonts w:ascii="Courier New" w:hAnsi="Courier New" w:cs="Courier New" w:hint="default"/>
+      </w:rPr>
+    </w:lvl>
+    <w:lvl w:ilvl="5" w:tplc="080A0005" w:tentative="1">
+      <w:start w:val="1"/>
+      <w:numFmt w:val="bullet"/>
+      <w:lvlText w:val=""/>
+      <w:lvlJc w:val="left"/>
+      <w:pPr>
+        <w:ind w:left="4320" w:hanging="360"/>
+      </w:pPr>
+      <w:rPr>
+        <w:rFonts w:ascii="Wingdings" w:hAnsi="Wingdings" w:hint="default"/>
+      </w:rPr>
+    </w:lvl>
+    <w:lvl w:ilvl="6" w:tplc="080A0001" w:tentative="1">
+      <w:start w:val="1"/>
+      <w:numFmt w:val="bullet"/>
+      <w:lvlText w:val=""/>
+      <w:lvlJc w:val="left"/>
+      <w:pPr>
+        <w:ind w:left="5040" w:hanging="360"/>
+      </w:pPr>
+      <w:rPr>
+        <w:rFonts w:ascii="Symbol" w:hAnsi="Symbol" w:hint="default"/>
+      </w:rPr>
+    </w:lvl>
+    <w:lvl w:ilvl="7" w:tplc="080A0003" w:tentative="1">
+      <w:start w:val="1"/>
+      <w:numFmt w:val="bullet"/>
+      <w:lvlText w:val="o"/>
+      <w:lvlJc w:val="left"/>
+      <w:pPr>
+        <w:ind w:left="5760" w:hanging="360"/>
+      </w:pPr>
+      <w:rPr>
+        <w:rFonts w:ascii="Courier New" w:hAnsi="Courier New" w:cs="Courier New" w:hint="default"/>
+      </w:rPr>
+    </w:lvl>
+    <w:lvl w:ilvl="8" w:tplc="080A0005" w:tentative="1">
+      <w:start w:val="1"/>
+      <w:numFmt w:val="bullet"/>
+      <w:lvlText w:val=""/>
+      <w:lvlJc w:val="left"/>
+      <w:pPr>
+        <w:ind w:left="6480" w:hanging="360"/>
+      </w:pPr>
+      <w:rPr>
+        <w:rFonts w:ascii="Wingdings" w:hAnsi="Wingdings" w:hint="default"/>
+      </w:rPr>
+    </w:lvl>
+  </w:abstractNum>
+  <w:abstractNum w:abstractNumId="10">
+    <w:nsid w:val="0F3D3DFA"/>
+    <w:multiLevelType w:val="hybridMultilevel"/>
+    <w:tmpl w:val="D0501012"/>
+    <w:lvl w:ilvl="0" w:tplc="080A0001">
+      <w:start w:val="1"/>
+      <w:numFmt w:val="bullet"/>
+      <w:lvlText w:val=""/>
+      <w:lvlJc w:val="left"/>
+      <w:pPr>
+        <w:ind w:left="360" w:hanging="360"/>
+      </w:pPr>
+      <w:rPr>
+        <w:rFonts w:ascii="Symbol" w:hAnsi="Symbol" w:hint="default"/>
+      </w:rPr>
+    </w:lvl>
+    <w:lvl w:ilvl="1" w:tplc="080A0003" w:tentative="1">
+      <w:start w:val="1"/>
+      <w:numFmt w:val="bullet"/>
+      <w:lvlText w:val="o"/>
+      <w:lvlJc w:val="left"/>
+      <w:pPr>
+        <w:ind w:left="1080" w:hanging="360"/>
+      </w:pPr>
+      <w:rPr>
+        <w:rFonts w:ascii="Courier New" w:hAnsi="Courier New" w:cs="Courier New" w:hint="default"/>
+      </w:rPr>
+    </w:lvl>
+    <w:lvl w:ilvl="2" w:tplc="080A0005" w:tentative="1">
+      <w:start w:val="1"/>
+      <w:numFmt w:val="bullet"/>
+      <w:lvlText w:val=""/>
+      <w:lvlJc w:val="left"/>
+      <w:pPr>
+        <w:ind w:left="1800" w:hanging="360"/>
+      </w:pPr>
+      <w:rPr>
+        <w:rFonts w:ascii="Wingdings" w:hAnsi="Wingdings" w:hint="default"/>
+      </w:rPr>
+    </w:lvl>
+    <w:lvl w:ilvl="3" w:tplc="080A0001" w:tentative="1">
+      <w:start w:val="1"/>
+      <w:numFmt w:val="bullet"/>
+      <w:lvlText w:val=""/>
+      <w:lvlJc w:val="left"/>
+      <w:pPr>
+        <w:ind w:left="2520" w:hanging="360"/>
+      </w:pPr>
+      <w:rPr>
+        <w:rFonts w:ascii="Symbol" w:hAnsi="Symbol" w:hint="default"/>
+      </w:rPr>
+    </w:lvl>
+    <w:lvl w:ilvl="4" w:tplc="080A0003" w:tentative="1">
+      <w:start w:val="1"/>
+      <w:numFmt w:val="bullet"/>
+      <w:lvlText w:val="o"/>
+      <w:lvlJc w:val="left"/>
+      <w:pPr>
+        <w:ind w:left="3240" w:hanging="360"/>
+      </w:pPr>
+      <w:rPr>
+        <w:rFonts w:ascii="Courier New" w:hAnsi="Courier New" w:cs="Courier New" w:hint="default"/>
+      </w:rPr>
+    </w:lvl>
+    <w:lvl w:ilvl="5" w:tplc="080A0005" w:tentative="1">
+      <w:start w:val="1"/>
+      <w:numFmt w:val="bullet"/>
+      <w:lvlText w:val=""/>
+      <w:lvlJc w:val="left"/>
+      <w:pPr>
+        <w:ind w:left="3960" w:hanging="360"/>
+      </w:pPr>
+      <w:rPr>
+        <w:rFonts w:ascii="Wingdings" w:hAnsi="Wingdings" w:hint="default"/>
+      </w:rPr>
+    </w:lvl>
+    <w:lvl w:ilvl="6" w:tplc="080A0001" w:tentative="1">
+      <w:start w:val="1"/>
+      <w:numFmt w:val="bullet"/>
+      <w:lvlText w:val=""/>
+      <w:lvlJc w:val="left"/>
+      <w:pPr>
+        <w:ind w:left="4680" w:hanging="360"/>
+      </w:pPr>
+      <w:rPr>
+        <w:rFonts w:ascii="Symbol" w:hAnsi="Symbol" w:hint="default"/>
+      </w:rPr>
+    </w:lvl>
+    <w:lvl w:ilvl="7" w:tplc="080A0003" w:tentative="1">
+      <w:start w:val="1"/>
+      <w:numFmt w:val="bullet"/>
+      <w:lvlText w:val="o"/>
+      <w:lvlJc w:val="left"/>
+      <w:pPr>
+        <w:ind w:left="5400" w:hanging="360"/>
+      </w:pPr>
+      <w:rPr>
+        <w:rFonts w:ascii="Courier New" w:hAnsi="Courier New" w:cs="Courier New" w:hint="default"/>
+      </w:rPr>
+    </w:lvl>
+    <w:lvl w:ilvl="8" w:tplc="080A0005" w:tentative="1">
+      <w:start w:val="1"/>
+      <w:numFmt w:val="bullet"/>
+      <w:lvlText w:val=""/>
+      <w:lvlJc w:val="left"/>
+      <w:pPr>
+        <w:ind w:left="6120" w:hanging="360"/>
+      </w:pPr>
+      <w:rPr>
+        <w:rFonts w:ascii="Wingdings" w:hAnsi="Wingdings" w:hint="default"/>
+      </w:rPr>
+    </w:lvl>
+  </w:abstractNum>
+  <w:abstractNum w:abstractNumId="11">
+    <w:nsid w:val="210C0C5A"/>
+    <w:multiLevelType w:val="hybridMultilevel"/>
+    <w:tmpl w:val="373C6024"/>
+    <w:lvl w:ilvl="0" w:tplc="080A0001">
+      <w:start w:val="1"/>
+      <w:numFmt w:val="bullet"/>
+      <w:lvlText w:val=""/>
+      <w:lvlJc w:val="left"/>
+      <w:pPr>
+        <w:ind w:left="360" w:hanging="360"/>
+      </w:pPr>
+      <w:rPr>
+        <w:rFonts w:ascii="Symbol" w:hAnsi="Symbol" w:hint="default"/>
+      </w:rPr>
+    </w:lvl>
+    <w:lvl w:ilvl="1" w:tplc="080A0003" w:tentative="1">
+      <w:start w:val="1"/>
+      <w:numFmt w:val="bullet"/>
+      <w:lvlText w:val="o"/>
+      <w:lvlJc w:val="left"/>
+      <w:pPr>
+        <w:ind w:left="1080" w:hanging="360"/>
+      </w:pPr>
+      <w:rPr>
+        <w:rFonts w:ascii="Courier New" w:hAnsi="Courier New" w:cs="Courier New" w:hint="default"/>
+      </w:rPr>
+    </w:lvl>
+    <w:lvl w:ilvl="2" w:tplc="080A0005" w:tentative="1">
+      <w:start w:val="1"/>
+      <w:numFmt w:val="bullet"/>
+      <w:lvlText w:val=""/>
+      <w:lvlJc w:val="left"/>
+      <w:pPr>
+        <w:ind w:left="1800" w:hanging="360"/>
+      </w:pPr>
+      <w:rPr>
+        <w:rFonts w:ascii="Wingdings" w:hAnsi="Wingdings" w:hint="default"/>
+      </w:rPr>
+    </w:lvl>
+    <w:lvl w:ilvl="3" w:tplc="080A0001" w:tentative="1">
+      <w:start w:val="1"/>
+      <w:numFmt w:val="bullet"/>
+      <w:lvlText w:val=""/>
+      <w:lvlJc w:val="left"/>
+      <w:pPr>
+        <w:ind w:left="2520" w:hanging="360"/>
+      </w:pPr>
+      <w:rPr>
+        <w:rFonts w:ascii="Symbol" w:hAnsi="Symbol" w:hint="default"/>
+      </w:rPr>
+    </w:lvl>
+    <w:lvl w:ilvl="4" w:tplc="080A0003" w:tentative="1">
+      <w:start w:val="1"/>
+      <w:numFmt w:val="bullet"/>
+      <w:lvlText w:val="o"/>
+      <w:lvlJc w:val="left"/>
+      <w:pPr>
+        <w:ind w:left="3240" w:hanging="360"/>
+      </w:pPr>
+      <w:rPr>
+        <w:rFonts w:ascii="Courier New" w:hAnsi="Courier New" w:cs="Courier New" w:hint="default"/>
+      </w:rPr>
+    </w:lvl>
+    <w:lvl w:ilvl="5" w:tplc="080A0005" w:tentative="1">
+      <w:start w:val="1"/>
+      <w:numFmt w:val="bullet"/>
+      <w:lvlText w:val=""/>
+      <w:lvlJc w:val="left"/>
+      <w:pPr>
+        <w:ind w:left="3960" w:hanging="360"/>
+      </w:pPr>
+      <w:rPr>
+        <w:rFonts w:ascii="Wingdings" w:hAnsi="Wingdings" w:hint="default"/>
+      </w:rPr>
+    </w:lvl>
+    <w:lvl w:ilvl="6" w:tplc="080A0001" w:tentative="1">
+      <w:start w:val="1"/>
+      <w:numFmt w:val="bullet"/>
+      <w:lvlText w:val=""/>
+      <w:lvlJc w:val="left"/>
+      <w:pPr>
+        <w:ind w:left="4680" w:hanging="360"/>
+      </w:pPr>
+      <w:rPr>
+        <w:rFonts w:ascii="Symbol" w:hAnsi="Symbol" w:hint="default"/>
+      </w:rPr>
+    </w:lvl>
+    <w:lvl w:ilvl="7" w:tplc="080A0003" w:tentative="1">
+      <w:start w:val="1"/>
+      <w:numFmt w:val="bullet"/>
+      <w:lvlText w:val="o"/>
+      <w:lvlJc w:val="left"/>
+      <w:pPr>
+        <w:ind w:left="5400" w:hanging="360"/>
+      </w:pPr>
+      <w:rPr>
+        <w:rFonts w:ascii="Courier New" w:hAnsi="Courier New" w:cs="Courier New" w:hint="default"/>
+      </w:rPr>
+    </w:lvl>
+    <w:lvl w:ilvl="8" w:tplc="080A0005" w:tentative="1">
+      <w:start w:val="1"/>
+      <w:numFmt w:val="bullet"/>
+      <w:lvlText w:val=""/>
+      <w:lvlJc w:val="left"/>
+      <w:pPr>
+        <w:ind w:left="6120" w:hanging="360"/>
+      </w:pPr>
+      <w:rPr>
+        <w:rFonts w:ascii="Wingdings" w:hAnsi="Wingdings" w:hint="default"/>
+      </w:rPr>
+    </w:lvl>
+  </w:abstractNum>
+  <w:abstractNum w:abstractNumId="12">
+    <w:nsid w:val="2C9629FF"/>
+    <w:multiLevelType w:val="hybridMultilevel"/>
+    <w:tmpl w:val="A2BA5FEC"/>
+    <w:lvl w:ilvl="0" w:tplc="080A0001">
+      <w:start w:val="1"/>
+      <w:numFmt w:val="bullet"/>
+      <w:lvlText w:val=""/>
+      <w:lvlJc w:val="left"/>
+      <w:pPr>
+        <w:ind w:left="720" w:hanging="360"/>
+      </w:pPr>
+      <w:rPr>
+        <w:rFonts w:ascii="Symbol" w:hAnsi="Symbol" w:hint="default"/>
+      </w:rPr>
+    </w:lvl>
+    <w:lvl w:ilvl="1" w:tplc="080A0003" w:tentative="1">
+      <w:start w:val="1"/>
+      <w:numFmt w:val="bullet"/>
+      <w:lvlText w:val="o"/>
+      <w:lvlJc w:val="left"/>
+      <w:pPr>
+        <w:ind w:left="1440" w:hanging="360"/>
+      </w:pPr>
+      <w:rPr>
+        <w:rFonts w:ascii="Courier New" w:hAnsi="Courier New" w:cs="Courier New" w:hint="default"/>
+      </w:rPr>
+    </w:lvl>
+    <w:lvl w:ilvl="2" w:tplc="080A0005" w:tentative="1">
+      <w:start w:val="1"/>
+      <w:numFmt w:val="bullet"/>
+      <w:lvlText w:val=""/>
+      <w:lvlJc w:val="left"/>
+      <w:pPr>
+        <w:ind w:left="2160" w:hanging="360"/>
+      </w:pPr>
+      <w:rPr>
+        <w:rFonts w:ascii="Wingdings" w:hAnsi="Wingdings" w:hint="default"/>
+      </w:rPr>
+    </w:lvl>
+    <w:lvl w:ilvl="3" w:tplc="080A0001" w:tentative="1">
+      <w:start w:val="1"/>
+      <w:numFmt w:val="bullet"/>
+      <w:lvlText w:val=""/>
+      <w:lvlJc w:val="left"/>
+      <w:pPr>
+        <w:ind w:left="2880" w:hanging="360"/>
+      </w:pPr>
+      <w:rPr>
+        <w:rFonts w:ascii="Symbol" w:hAnsi="Symbol" w:hint="default"/>
+      </w:rPr>
+    </w:lvl>
+    <w:lvl w:ilvl="4" w:tplc="080A0003" w:tentative="1">
+      <w:start w:val="1"/>
+      <w:numFmt w:val="bullet"/>
+      <w:lvlText w:val="o"/>
+      <w:lvlJc w:val="left"/>
+      <w:pPr>
+        <w:ind w:left="3600" w:hanging="360"/>
+      </w:pPr>
+      <w:rPr>
+        <w:rFonts w:ascii="Courier New" w:hAnsi="Courier New" w:cs="Courier New" w:hint="default"/>
+      </w:rPr>
+    </w:lvl>
+    <w:lvl w:ilvl="5" w:tplc="080A0005" w:tentative="1">
+      <w:start w:val="1"/>
+      <w:numFmt w:val="bullet"/>
+      <w:lvlText w:val=""/>
+      <w:lvlJc w:val="left"/>
+      <w:pPr>
+        <w:ind w:left="4320" w:hanging="360"/>
+      </w:pPr>
+      <w:rPr>
+        <w:rFonts w:ascii="Wingdings" w:hAnsi="Wingdings" w:hint="default"/>
+      </w:rPr>
+    </w:lvl>
+    <w:lvl w:ilvl="6" w:tplc="080A0001" w:tentative="1">
+      <w:start w:val="1"/>
+      <w:numFmt w:val="bullet"/>
+      <w:lvlText w:val=""/>
+      <w:lvlJc w:val="left"/>
+      <w:pPr>
+        <w:ind w:left="5040" w:hanging="360"/>
+      </w:pPr>
+      <w:rPr>
+        <w:rFonts w:ascii="Symbol" w:hAnsi="Symbol" w:hint="default"/>
+      </w:rPr>
+    </w:lvl>
+    <w:lvl w:ilvl="7" w:tplc="080A0003" w:tentative="1">
+      <w:start w:val="1"/>
+      <w:numFmt w:val="bullet"/>
+      <w:lvlText w:val="o"/>
+      <w:lvlJc w:val="left"/>
+      <w:pPr>
+        <w:ind w:left="5760" w:hanging="360"/>
+      </w:pPr>
+      <w:rPr>
+        <w:rFonts w:ascii="Courier New" w:hAnsi="Courier New" w:cs="Courier New" w:hint="default"/>
+      </w:rPr>
+    </w:lvl>
+    <w:lvl w:ilvl="8" w:tplc="080A0005" w:tentative="1">
+      <w:start w:val="1"/>
+      <w:numFmt w:val="bullet"/>
+      <w:lvlText w:val=""/>
+      <w:lvlJc w:val="left"/>
+      <w:pPr>
+        <w:ind w:left="6480" w:hanging="360"/>
+      </w:pPr>
+      <w:rPr>
+        <w:rFonts w:ascii="Wingdings" w:hAnsi="Wingdings" w:hint="default"/>
+      </w:rPr>
+    </w:lvl>
+  </w:abstractNum>
+  <w:abstractNum w:abstractNumId="13">
+    <w:nsid w:val="34AA1A7E"/>
+    <w:multiLevelType w:val="hybridMultilevel"/>
+    <w:tmpl w:val="0E32DE72"/>
+    <w:lvl w:ilvl="0" w:tplc="080A0001">
+      <w:start w:val="1"/>
+      <w:numFmt w:val="bullet"/>
+      <w:lvlText w:val=""/>
+      <w:lvlJc w:val="left"/>
+      <w:pPr>
+        <w:ind w:left="360" w:hanging="360"/>
+      </w:pPr>
+      <w:rPr>
+        <w:rFonts w:ascii="Symbol" w:hAnsi="Symbol" w:hint="default"/>
+      </w:rPr>
+    </w:lvl>
+    <w:lvl w:ilvl="1" w:tplc="080A0003" w:tentative="1">
+      <w:start w:val="1"/>
+      <w:numFmt w:val="bullet"/>
+      <w:lvlText w:val="o"/>
+      <w:lvlJc w:val="left"/>
+      <w:pPr>
+        <w:ind w:left="1080" w:hanging="360"/>
+      </w:pPr>
+      <w:rPr>
+        <w:rFonts w:ascii="Courier New" w:hAnsi="Courier New" w:cs="Courier New" w:hint="default"/>
+      </w:rPr>
+    </w:lvl>
+    <w:lvl w:ilvl="2" w:tplc="080A0005" w:tentative="1">
+      <w:start w:val="1"/>
+      <w:numFmt w:val="bullet"/>
+      <w:lvlText w:val=""/>
+      <w:lvlJc w:val="left"/>
+      <w:pPr>
+        <w:ind w:left="1800" w:hanging="360"/>
+      </w:pPr>
+      <w:rPr>
+        <w:rFonts w:ascii="Wingdings" w:hAnsi="Wingdings" w:hint="default"/>
+      </w:rPr>
+    </w:lvl>
+    <w:lvl w:ilvl="3" w:tplc="080A0001" w:tentative="1">
+      <w:start w:val="1"/>
+      <w:numFmt w:val="bullet"/>
+      <w:lvlText w:val=""/>
+      <w:lvlJc w:val="left"/>
+      <w:pPr>
+        <w:ind w:left="2520" w:hanging="360"/>
+      </w:pPr>
+      <w:rPr>
+        <w:rFonts w:ascii="Symbol" w:hAnsi="Symbol" w:hint="default"/>
+      </w:rPr>
+    </w:lvl>
+    <w:lvl w:ilvl="4" w:tplc="080A0003" w:tentative="1">
+      <w:start w:val="1"/>
+      <w:numFmt w:val="bullet"/>
+      <w:lvlText w:val="o"/>
+      <w:lvlJc w:val="left"/>
+      <w:pPr>
+        <w:ind w:left="3240" w:hanging="360"/>
+      </w:pPr>
+      <w:rPr>
+        <w:rFonts w:ascii="Courier New" w:hAnsi="Courier New" w:cs="Courier New" w:hint="default"/>
+      </w:rPr>
+    </w:lvl>
+    <w:lvl w:ilvl="5" w:tplc="080A0005" w:tentative="1">
+      <w:start w:val="1"/>
+      <w:numFmt w:val="bullet"/>
+      <w:lvlText w:val=""/>
+      <w:lvlJc w:val="left"/>
+      <w:pPr>
+        <w:ind w:left="3960" w:hanging="360"/>
+      </w:pPr>
+      <w:rPr>
+        <w:rFonts w:ascii="Wingdings" w:hAnsi="Wingdings" w:hint="default"/>
+      </w:rPr>
+    </w:lvl>
+    <w:lvl w:ilvl="6" w:tplc="080A0001" w:tentative="1">
+      <w:start w:val="1"/>
+      <w:numFmt w:val="bullet"/>
+      <w:lvlText w:val=""/>
+      <w:lvlJc w:val="left"/>
+      <w:pPr>
+        <w:ind w:left="4680" w:hanging="360"/>
+      </w:pPr>
+      <w:rPr>
+        <w:rFonts w:ascii="Symbol" w:hAnsi="Symbol" w:hint="default"/>
+      </w:rPr>
+    </w:lvl>
+    <w:lvl w:ilvl="7" w:tplc="080A0003" w:tentative="1">
+      <w:start w:val="1"/>
+      <w:numFmt w:val="bullet"/>
+      <w:lvlText w:val="o"/>
+      <w:lvlJc w:val="left"/>
+      <w:pPr>
+        <w:ind w:left="5400" w:hanging="360"/>
+      </w:pPr>
+      <w:rPr>
+        <w:rFonts w:ascii="Courier New" w:hAnsi="Courier New" w:cs="Courier New" w:hint="default"/>
+      </w:rPr>
+    </w:lvl>
+    <w:lvl w:ilvl="8" w:tplc="080A0005" w:tentative="1">
+      <w:start w:val="1"/>
+      <w:numFmt w:val="bullet"/>
+      <w:lvlText w:val=""/>
+      <w:lvlJc w:val="left"/>
+      <w:pPr>
+        <w:ind w:left="6120" w:hanging="360"/>
+      </w:pPr>
+      <w:rPr>
+        <w:rFonts w:ascii="Wingdings" w:hAnsi="Wingdings" w:hint="default"/>
+      </w:rPr>
+    </w:lvl>
+  </w:abstractNum>
+  <w:abstractNum w:abstractNumId="14">
+    <w:nsid w:val="3BC64B87"/>
+    <w:multiLevelType w:val="hybridMultilevel"/>
+    <w:tmpl w:val="6756B5FC"/>
+    <w:lvl w:ilvl="0" w:tplc="080A0001">
+      <w:start w:val="1"/>
+      <w:numFmt w:val="bullet"/>
+      <w:lvlText w:val=""/>
+      <w:lvlJc w:val="left"/>
+      <w:pPr>
+        <w:ind w:left="720" w:hanging="360"/>
+      </w:pPr>
+      <w:rPr>
+        <w:rFonts w:ascii="Symbol" w:hAnsi="Symbol" w:hint="default"/>
+      </w:rPr>
+    </w:lvl>
+    <w:lvl w:ilvl="1" w:tplc="080A0003" w:tentative="1">
+      <w:start w:val="1"/>
+      <w:numFmt w:val="bullet"/>
+      <w:lvlText w:val="o"/>
+      <w:lvlJc w:val="left"/>
+      <w:pPr>
+        <w:ind w:left="1440" w:hanging="360"/>
+      </w:pPr>
+      <w:rPr>
+        <w:rFonts w:ascii="Courier New" w:hAnsi="Courier New" w:cs="Courier New" w:hint="default"/>
+      </w:rPr>
+    </w:lvl>
+    <w:lvl w:ilvl="2" w:tplc="080A0005" w:tentative="1">
+      <w:start w:val="1"/>
+      <w:numFmt w:val="bullet"/>
+      <w:lvlText w:val=""/>
+      <w:lvlJc w:val="left"/>
+      <w:pPr>
+        <w:ind w:left="2160" w:hanging="360"/>
+      </w:pPr>
+      <w:rPr>
+        <w:rFonts w:ascii="Wingdings" w:hAnsi="Wingdings" w:hint="default"/>
+      </w:rPr>
+    </w:lvl>
+    <w:lvl w:ilvl="3" w:tplc="080A0001" w:tentative="1">
+      <w:start w:val="1"/>
+      <w:numFmt w:val="bullet"/>
+      <w:lvlText w:val=""/>
+      <w:lvlJc w:val="left"/>
+      <w:pPr>
+        <w:ind w:left="2880" w:hanging="360"/>
+      </w:pPr>
+      <w:rPr>
+        <w:rFonts w:ascii="Symbol" w:hAnsi="Symbol" w:hint="default"/>
+      </w:rPr>
+    </w:lvl>
+    <w:lvl w:ilvl="4" w:tplc="080A0003" w:tentative="1">
+      <w:start w:val="1"/>
+      <w:numFmt w:val="bullet"/>
+      <w:lvlText w:val="o"/>
+      <w:lvlJc w:val="left"/>
+      <w:pPr>
+        <w:ind w:left="3600" w:hanging="360"/>
+      </w:pPr>
+      <w:rPr>
+        <w:rFonts w:ascii="Courier New" w:hAnsi="Courier New" w:cs="Courier New" w:hint="default"/>
+      </w:rPr>
+    </w:lvl>
+    <w:lvl w:ilvl="5" w:tplc="080A0005" w:tentative="1">
+      <w:start w:val="1"/>
+      <w:numFmt w:val="bullet"/>
+      <w:lvlText w:val=""/>
+      <w:lvlJc w:val="left"/>
+      <w:pPr>
+        <w:ind w:left="4320" w:hanging="360"/>
+      </w:pPr>
+      <w:rPr>
+        <w:rFonts w:ascii="Wingdings" w:hAnsi="Wingdings" w:hint="default"/>
+      </w:rPr>
+    </w:lvl>
+    <w:lvl w:ilvl="6" w:tplc="080A0001" w:tentative="1">
+      <w:start w:val="1"/>
+      <w:numFmt w:val="bullet"/>
+      <w:lvlText w:val=""/>
+      <w:lvlJc w:val="left"/>
+      <w:pPr>
+        <w:ind w:left="5040" w:hanging="360"/>
+      </w:pPr>
+      <w:rPr>
+        <w:rFonts w:ascii="Symbol" w:hAnsi="Symbol" w:hint="default"/>
+      </w:rPr>
+    </w:lvl>
+    <w:lvl w:ilvl="7" w:tplc="080A0003" w:tentative="1">
+      <w:start w:val="1"/>
+      <w:numFmt w:val="bullet"/>
+      <w:lvlText w:val="o"/>
+      <w:lvlJc w:val="left"/>
+      <w:pPr>
+        <w:ind w:left="5760" w:hanging="360"/>
+      </w:pPr>
+      <w:rPr>
+        <w:rFonts w:ascii="Courier New" w:hAnsi="Courier New" w:cs="Courier New" w:hint="default"/>
+      </w:rPr>
+    </w:lvl>
+    <w:lvl w:ilvl="8" w:tplc="080A0005" w:tentative="1">
+      <w:start w:val="1"/>
+      <w:numFmt w:val="bullet"/>
+      <w:lvlText w:val=""/>
+      <w:lvlJc w:val="left"/>
+      <w:pPr>
+        <w:ind w:left="6480" w:hanging="360"/>
+      </w:pPr>
+      <w:rPr>
+        <w:rFonts w:ascii="Wingdings" w:hAnsi="Wingdings" w:hint="default"/>
+      </w:rPr>
+    </w:lvl>
+  </w:abstractNum>
+  <w:abstractNum w:abstractNumId="15">
+    <w:nsid w:val="49202560"/>
+    <w:multiLevelType w:val="hybridMultilevel"/>
+    <w:tmpl w:val="E604C3B2"/>
+    <w:lvl w:ilvl="0" w:tplc="080A0001">
+      <w:start w:val="1"/>
+      <w:numFmt w:val="bullet"/>
+      <w:lvlText w:val=""/>
+      <w:lvlJc w:val="left"/>
+      <w:pPr>
+        <w:ind w:left="720" w:hanging="360"/>
+      </w:pPr>
+      <w:rPr>
+        <w:rFonts w:ascii="Symbol" w:hAnsi="Symbol" w:hint="default"/>
+      </w:rPr>
+    </w:lvl>
+    <w:lvl w:ilvl="1" w:tplc="080A0003" w:tentative="1">
+      <w:start w:val="1"/>
+      <w:numFmt w:val="bullet"/>
+      <w:lvlText w:val="o"/>
+      <w:lvlJc w:val="left"/>
+      <w:pPr>
+        <w:ind w:left="1440" w:hanging="360"/>
+      </w:pPr>
+      <w:rPr>
+        <w:rFonts w:ascii="Courier New" w:hAnsi="Courier New" w:cs="Courier New" w:hint="default"/>
+      </w:rPr>
+    </w:lvl>
+    <w:lvl w:ilvl="2" w:tplc="080A0005" w:tentative="1">
+      <w:start w:val="1"/>
+      <w:numFmt w:val="bullet"/>
+      <w:lvlText w:val=""/>
+      <w:lvlJc w:val="left"/>
+      <w:pPr>
+        <w:ind w:left="2160" w:hanging="360"/>
+      </w:pPr>
+      <w:rPr>
+        <w:rFonts w:ascii="Wingdings" w:hAnsi="Wingdings" w:hint="default"/>
+      </w:rPr>
+    </w:lvl>
+    <w:lvl w:ilvl="3" w:tplc="080A0001" w:tentative="1">
+      <w:start w:val="1"/>
+      <w:numFmt w:val="bullet"/>
+      <w:lvlText w:val=""/>
+      <w:lvlJc w:val="left"/>
+      <w:pPr>
+        <w:ind w:left="2880" w:hanging="360"/>
+      </w:pPr>
+      <w:rPr>
+        <w:rFonts w:ascii="Symbol" w:hAnsi="Symbol" w:hint="default"/>
+      </w:rPr>
+    </w:lvl>
+    <w:lvl w:ilvl="4" w:tplc="080A0003" w:tentative="1">
+      <w:start w:val="1"/>
+      <w:numFmt w:val="bullet"/>
+      <w:lvlText w:val="o"/>
+      <w:lvlJc w:val="left"/>
+      <w:pPr>
+        <w:ind w:left="3600" w:hanging="360"/>
+      </w:pPr>
+      <w:rPr>
+        <w:rFonts w:ascii="Courier New" w:hAnsi="Courier New" w:cs="Courier New" w:hint="default"/>
+      </w:rPr>
+    </w:lvl>
+    <w:lvl w:ilvl="5" w:tplc="080A0005" w:tentative="1">
+      <w:start w:val="1"/>
+      <w:numFmt w:val="bullet"/>
+      <w:lvlText w:val=""/>
+      <w:lvlJc w:val="left"/>
+      <w:pPr>
+        <w:ind w:left="4320" w:hanging="360"/>
+      </w:pPr>
+      <w:rPr>
+        <w:rFonts w:ascii="Wingdings" w:hAnsi="Wingdings" w:hint="default"/>
+      </w:rPr>
+    </w:lvl>
+    <w:lvl w:ilvl="6" w:tplc="080A0001" w:tentative="1">
+      <w:start w:val="1"/>
+      <w:numFmt w:val="bullet"/>
+      <w:lvlText w:val=""/>
+      <w:lvlJc w:val="left"/>
+      <w:pPr>
+        <w:ind w:left="5040" w:hanging="360"/>
+      </w:pPr>
+      <w:rPr>
+        <w:rFonts w:ascii="Symbol" w:hAnsi="Symbol" w:hint="default"/>
+      </w:rPr>
+    </w:lvl>
+    <w:lvl w:ilvl="7" w:tplc="080A0003" w:tentative="1">
+      <w:start w:val="1"/>
+      <w:numFmt w:val="bullet"/>
+      <w:lvlText w:val="o"/>
+      <w:lvlJc w:val="left"/>
+      <w:pPr>
+        <w:ind w:left="5760" w:hanging="360"/>
+      </w:pPr>
+      <w:rPr>
+        <w:rFonts w:ascii="Courier New" w:hAnsi="Courier New" w:cs="Courier New" w:hint="default"/>
+      </w:rPr>
+    </w:lvl>
+    <w:lvl w:ilvl="8" w:tplc="080A0005" w:tentative="1">
+      <w:start w:val="1"/>
+      <w:numFmt w:val="bullet"/>
+      <w:lvlText w:val=""/>
+      <w:lvlJc w:val="left"/>
+      <w:pPr>
+        <w:ind w:left="6480" w:hanging="360"/>
+      </w:pPr>
+      <w:rPr>
+        <w:rFonts w:ascii="Wingdings" w:hAnsi="Wingdings" w:hint="default"/>
+      </w:rPr>
+    </w:lvl>
+  </w:abstractNum>
+  <w:abstractNum w:abstractNumId="16">
+    <w:nsid w:val="4F75084A"/>
+    <w:multiLevelType w:val="hybridMultilevel"/>
+    <w:tmpl w:val="2624A1B0"/>
+    <w:lvl w:ilvl="0" w:tplc="080A0001">
+      <w:start w:val="1"/>
+      <w:numFmt w:val="bullet"/>
+      <w:lvlText w:val=""/>
+      <w:lvlJc w:val="left"/>
+      <w:pPr>
+        <w:ind w:left="720" w:hanging="360"/>
+      </w:pPr>
+      <w:rPr>
+        <w:rFonts w:ascii="Symbol" w:hAnsi="Symbol" w:hint="default"/>
+      </w:rPr>
+    </w:lvl>
+    <w:lvl w:ilvl="1" w:tplc="080A0003" w:tentative="1">
+      <w:start w:val="1"/>
+      <w:numFmt w:val="bullet"/>
+      <w:lvlText w:val="o"/>
+      <w:lvlJc w:val="left"/>
+      <w:pPr>
+        <w:ind w:left="1440" w:hanging="360"/>
+      </w:pPr>
+      <w:rPr>
+        <w:rFonts w:ascii="Courier New" w:hAnsi="Courier New" w:cs="Courier New" w:hint="default"/>
+      </w:rPr>
+    </w:lvl>
+    <w:lvl w:ilvl="2" w:tplc="080A0005" w:tentative="1">
+      <w:start w:val="1"/>
+      <w:numFmt w:val="bullet"/>
+      <w:lvlText w:val=""/>
+      <w:lvlJc w:val="left"/>
+      <w:pPr>
+        <w:ind w:left="2160" w:hanging="360"/>
+      </w:pPr>
+      <w:rPr>
+        <w:rFonts w:ascii="Wingdings" w:hAnsi="Wingdings" w:hint="default"/>
+      </w:rPr>
+    </w:lvl>
+    <w:lvl w:ilvl="3" w:tplc="080A0001" w:tentative="1">
+      <w:start w:val="1"/>
+      <w:numFmt w:val="bullet"/>
+      <w:lvlText w:val=""/>
+      <w:lvlJc w:val="left"/>
+      <w:pPr>
+        <w:ind w:left="2880" w:hanging="360"/>
+      </w:pPr>
+      <w:rPr>
+        <w:rFonts w:ascii="Symbol" w:hAnsi="Symbol" w:hint="default"/>
+      </w:rPr>
+    </w:lvl>
+    <w:lvl w:ilvl="4" w:tplc="080A0003" w:tentative="1">
+      <w:start w:val="1"/>
+      <w:numFmt w:val="bullet"/>
+      <w:lvlText w:val="o"/>
+      <w:lvlJc w:val="left"/>
+      <w:pPr>
+        <w:ind w:left="3600" w:hanging="360"/>
+      </w:pPr>
+      <w:rPr>
+        <w:rFonts w:ascii="Courier New" w:hAnsi="Courier New" w:cs="Courier New" w:hint="default"/>
+      </w:rPr>
+    </w:lvl>
+    <w:lvl w:ilvl="5" w:tplc="080A0005" w:tentative="1">
+      <w:start w:val="1"/>
+      <w:numFmt w:val="bullet"/>
+      <w:lvlText w:val=""/>
+      <w:lvlJc w:val="left"/>
+      <w:pPr>
+        <w:ind w:left="4320" w:hanging="360"/>
+      </w:pPr>
+      <w:rPr>
+        <w:rFonts w:ascii="Wingdings" w:hAnsi="Wingdings" w:hint="default"/>
+      </w:rPr>
+    </w:lvl>
+    <w:lvl w:ilvl="6" w:tplc="080A0001" w:tentative="1">
+      <w:start w:val="1"/>
+      <w:numFmt w:val="bullet"/>
+      <w:lvlText w:val=""/>
+      <w:lvlJc w:val="left"/>
+      <w:pPr>
+        <w:ind w:left="5040" w:hanging="360"/>
+      </w:pPr>
+      <w:rPr>
+        <w:rFonts w:ascii="Symbol" w:hAnsi="Symbol" w:hint="default"/>
+      </w:rPr>
+    </w:lvl>
+    <w:lvl w:ilvl="7" w:tplc="080A0003" w:tentative="1">
+      <w:start w:val="1"/>
+      <w:numFmt w:val="bullet"/>
+      <w:lvlText w:val="o"/>
+      <w:lvlJc w:val="left"/>
+      <w:pPr>
+        <w:ind w:left="5760" w:hanging="360"/>
+      </w:pPr>
+      <w:rPr>
+        <w:rFonts w:ascii="Courier New" w:hAnsi="Courier New" w:cs="Courier New" w:hint="default"/>
+      </w:rPr>
+    </w:lvl>
+    <w:lvl w:ilvl="8" w:tplc="080A0005" w:tentative="1">
+      <w:start w:val="1"/>
+      <w:numFmt w:val="bullet"/>
+      <w:lvlText w:val=""/>
+      <w:lvlJc w:val="left"/>
+      <w:pPr>
+        <w:ind w:left="6480" w:hanging="360"/>
+      </w:pPr>
+      <w:rPr>
+        <w:rFonts w:ascii="Wingdings" w:hAnsi="Wingdings" w:hint="default"/>
+      </w:rPr>
+    </w:lvl>
+  </w:abstractNum>
+  <w:abstractNum w:abstractNumId="17">
+    <w:nsid w:val="563E61EC"/>
+    <w:multiLevelType w:val="hybridMultilevel"/>
+    <w:tmpl w:val="5BBA4DEE"/>
+    <w:lvl w:ilvl="0" w:tplc="080A0001">
+      <w:start w:val="1"/>
+      <w:numFmt w:val="bullet"/>
+      <w:lvlText w:val=""/>
+      <w:lvlJc w:val="left"/>
+      <w:pPr>
+        <w:ind w:left="360" w:hanging="360"/>
+      </w:pPr>
+      <w:rPr>
+        <w:rFonts w:ascii="Symbol" w:hAnsi="Symbol" w:hint="default"/>
+      </w:rPr>
+    </w:lvl>
+    <w:lvl w:ilvl="1" w:tplc="080A0003" w:tentative="1">
+      <w:start w:val="1"/>
+      <w:numFmt w:val="bullet"/>
+      <w:lvlText w:val="o"/>
+      <w:lvlJc w:val="left"/>
+      <w:pPr>
+        <w:ind w:left="1080" w:hanging="360"/>
+      </w:pPr>
+      <w:rPr>
+        <w:rFonts w:ascii="Courier New" w:hAnsi="Courier New" w:cs="Courier New" w:hint="default"/>
+      </w:rPr>
+    </w:lvl>
+    <w:lvl w:ilvl="2" w:tplc="080A0005" w:tentative="1">
+      <w:start w:val="1"/>
+      <w:numFmt w:val="bullet"/>
+      <w:lvlText w:val=""/>
+      <w:lvlJc w:val="left"/>
+      <w:pPr>
+        <w:ind w:left="1800" w:hanging="360"/>
+      </w:pPr>
+      <w:rPr>
+        <w:rFonts w:ascii="Wingdings" w:hAnsi="Wingdings" w:hint="default"/>
+      </w:rPr>
+    </w:lvl>
+    <w:lvl w:ilvl="3" w:tplc="080A0001" w:tentative="1">
+      <w:start w:val="1"/>
+      <w:numFmt w:val="bullet"/>
+      <w:lvlText w:val=""/>
+      <w:lvlJc w:val="left"/>
+      <w:pPr>
+        <w:ind w:left="2520" w:hanging="360"/>
+      </w:pPr>
+      <w:rPr>
+        <w:rFonts w:ascii="Symbol" w:hAnsi="Symbol" w:hint="default"/>
+      </w:rPr>
+    </w:lvl>
+    <w:lvl w:ilvl="4" w:tplc="080A0003" w:tentative="1">
+      <w:start w:val="1"/>
+      <w:numFmt w:val="bullet"/>
+      <w:lvlText w:val="o"/>
+      <w:lvlJc w:val="left"/>
+      <w:pPr>
+        <w:ind w:left="3240" w:hanging="360"/>
+      </w:pPr>
+      <w:rPr>
+        <w:rFonts w:ascii="Courier New" w:hAnsi="Courier New" w:cs="Courier New" w:hint="default"/>
+      </w:rPr>
+    </w:lvl>
+    <w:lvl w:ilvl="5" w:tplc="080A0005" w:tentative="1">
+      <w:start w:val="1"/>
+      <w:numFmt w:val="bullet"/>
+      <w:lvlText w:val=""/>
+      <w:lvlJc w:val="left"/>
+      <w:pPr>
+        <w:ind w:left="3960" w:hanging="360"/>
+      </w:pPr>
+      <w:rPr>
+        <w:rFonts w:ascii="Wingdings" w:hAnsi="Wingdings" w:hint="default"/>
+      </w:rPr>
+    </w:lvl>
+    <w:lvl w:ilvl="6" w:tplc="080A0001" w:tentative="1">
+      <w:start w:val="1"/>
+      <w:numFmt w:val="bullet"/>
+      <w:lvlText w:val=""/>
+      <w:lvlJc w:val="left"/>
+      <w:pPr>
+        <w:ind w:left="4680" w:hanging="360"/>
+      </w:pPr>
+      <w:rPr>
+        <w:rFonts w:ascii="Symbol" w:hAnsi="Symbol" w:hint="default"/>
+      </w:rPr>
+    </w:lvl>
+    <w:lvl w:ilvl="7" w:tplc="080A0003" w:tentative="1">
+      <w:start w:val="1"/>
+      <w:numFmt w:val="bullet"/>
+      <w:lvlText w:val="o"/>
+      <w:lvlJc w:val="left"/>
+      <w:pPr>
+        <w:ind w:left="5400" w:hanging="360"/>
+      </w:pPr>
+      <w:rPr>
+        <w:rFonts w:ascii="Courier New" w:hAnsi="Courier New" w:cs="Courier New" w:hint="default"/>
+      </w:rPr>
+    </w:lvl>
+    <w:lvl w:ilvl="8" w:tplc="080A0005" w:tentative="1">
+      <w:start w:val="1"/>
+      <w:numFmt w:val="bullet"/>
+      <w:lvlText w:val=""/>
+      <w:lvlJc w:val="left"/>
+      <w:pPr>
+        <w:ind w:left="6120" w:hanging="360"/>
+      </w:pPr>
+      <w:rPr>
+        <w:rFonts w:ascii="Wingdings" w:hAnsi="Wingdings" w:hint="default"/>
+      </w:rPr>
+    </w:lvl>
+  </w:abstractNum>
+  <w:abstractNum w:abstractNumId="18">
+    <w:nsid w:val="6AD245B5"/>
+    <w:multiLevelType w:val="hybridMultilevel"/>
+    <w:tmpl w:val="32EAABAE"/>
+    <w:lvl w:ilvl="0" w:tplc="080A0001">
+      <w:start w:val="1"/>
+      <w:numFmt w:val="bullet"/>
+      <w:lvlText w:val=""/>
+      <w:lvlJc w:val="left"/>
+      <w:pPr>
+        <w:ind w:left="360" w:hanging="360"/>
+      </w:pPr>
+      <w:rPr>
+        <w:rFonts w:ascii="Symbol" w:hAnsi="Symbol" w:hint="default"/>
+      </w:rPr>
+    </w:lvl>
+    <w:lvl w:ilvl="1" w:tplc="080A0003" w:tentative="1">
+      <w:start w:val="1"/>
+      <w:numFmt w:val="bullet"/>
+      <w:lvlText w:val="o"/>
+      <w:lvlJc w:val="left"/>
+      <w:pPr>
+        <w:ind w:left="1080" w:hanging="360"/>
+      </w:pPr>
+      <w:rPr>
+        <w:rFonts w:ascii="Courier New" w:hAnsi="Courier New" w:cs="Courier New" w:hint="default"/>
+      </w:rPr>
+    </w:lvl>
+    <w:lvl w:ilvl="2" w:tplc="080A0005" w:tentative="1">
+      <w:start w:val="1"/>
+      <w:numFmt w:val="bullet"/>
+      <w:lvlText w:val=""/>
+      <w:lvlJc w:val="left"/>
+      <w:pPr>
+        <w:ind w:left="1800" w:hanging="360"/>
+      </w:pPr>
+      <w:rPr>
+        <w:rFonts w:ascii="Wingdings" w:hAnsi="Wingdings" w:hint="default"/>
+      </w:rPr>
+    </w:lvl>
+    <w:lvl w:ilvl="3" w:tplc="080A0001" w:tentative="1">
+      <w:start w:val="1"/>
+      <w:numFmt w:val="bullet"/>
+      <w:lvlText w:val=""/>
+      <w:lvlJc w:val="left"/>
+      <w:pPr>
+        <w:ind w:left="2520" w:hanging="360"/>
+      </w:pPr>
+      <w:rPr>
+        <w:rFonts w:ascii="Symbol" w:hAnsi="Symbol" w:hint="default"/>
+      </w:rPr>
+    </w:lvl>
+    <w:lvl w:ilvl="4" w:tplc="080A0003" w:tentative="1">
+      <w:start w:val="1"/>
+      <w:numFmt w:val="bullet"/>
+      <w:lvlText w:val="o"/>
+      <w:lvlJc w:val="left"/>
+      <w:pPr>
+        <w:ind w:left="3240" w:hanging="360"/>
+      </w:pPr>
+      <w:rPr>
+        <w:rFonts w:ascii="Courier New" w:hAnsi="Courier New" w:cs="Courier New" w:hint="default"/>
+      </w:rPr>
+    </w:lvl>
+    <w:lvl w:ilvl="5" w:tplc="080A0005" w:tentative="1">
+      <w:start w:val="1"/>
+      <w:numFmt w:val="bullet"/>
+      <w:lvlText w:val=""/>
+      <w:lvlJc w:val="left"/>
+      <w:pPr>
+        <w:ind w:left="3960" w:hanging="360"/>
+      </w:pPr>
+      <w:rPr>
+        <w:rFonts w:ascii="Wingdings" w:hAnsi="Wingdings" w:hint="default"/>
+      </w:rPr>
+    </w:lvl>
+    <w:lvl w:ilvl="6" w:tplc="080A0001" w:tentative="1">
+      <w:start w:val="1"/>
+      <w:numFmt w:val="bullet"/>
+      <w:lvlText w:val=""/>
+      <w:lvlJc w:val="left"/>
+      <w:pPr>
+        <w:ind w:left="4680" w:hanging="360"/>
+      </w:pPr>
+      <w:rPr>
+        <w:rFonts w:ascii="Symbol" w:hAnsi="Symbol" w:hint="default"/>
+      </w:rPr>
+    </w:lvl>
+    <w:lvl w:ilvl="7" w:tplc="080A0003" w:tentative="1">
+      <w:start w:val="1"/>
+      <w:numFmt w:val="bullet"/>
+      <w:lvlText w:val="o"/>
+      <w:lvlJc w:val="left"/>
+      <w:pPr>
+        <w:ind w:left="5400" w:hanging="360"/>
+      </w:pPr>
+      <w:rPr>
+        <w:rFonts w:ascii="Courier New" w:hAnsi="Courier New" w:cs="Courier New" w:hint="default"/>
+      </w:rPr>
+    </w:lvl>
+    <w:lvl w:ilvl="8" w:tplc="080A0005" w:tentative="1">
+      <w:start w:val="1"/>
+      <w:numFmt w:val="bullet"/>
+      <w:lvlText w:val=""/>
+      <w:lvlJc w:val="left"/>
+      <w:pPr>
+        <w:ind w:left="6120" w:hanging="360"/>
+      </w:pPr>
+      <w:rPr>
+        <w:rFonts w:ascii="Wingdings" w:hAnsi="Wingdings" w:hint="default"/>
       </w:rPr>
     </w:lvl>
   </w:abstractNum>
@@ -1559,6 +4011,36 @@
   </w:num>
   <w:num w:numId="9">
     <w:abstractNumId w:val="0"/>
+  </w:num>
+  <w:num w:numId="10">
+    <w:abstractNumId w:val="18"/>
+  </w:num>
+  <w:num w:numId="11">
+    <w:abstractNumId w:val="10"/>
+  </w:num>
+  <w:num w:numId="12">
+    <w:abstractNumId w:val="13"/>
+  </w:num>
+  <w:num w:numId="13">
+    <w:abstractNumId w:val="14"/>
+  </w:num>
+  <w:num w:numId="14">
+    <w:abstractNumId w:val="15"/>
+  </w:num>
+  <w:num w:numId="15">
+    <w:abstractNumId w:val="16"/>
+  </w:num>
+  <w:num w:numId="16">
+    <w:abstractNumId w:val="11"/>
+  </w:num>
+  <w:num w:numId="17">
+    <w:abstractNumId w:val="17"/>
+  </w:num>
+  <w:num w:numId="18">
+    <w:abstractNumId w:val="9"/>
+  </w:num>
+  <w:num w:numId="19">
+    <w:abstractNumId w:val="12"/>
   </w:num>
 </w:numbering>
 </file>
@@ -13653,7 +16135,7 @@
     <w:uiPriority w:val="99"/>
     <w:semiHidden/>
     <w:unhideWhenUsed/>
-    <w:rsid w:val="006A6B30"/>
+    <w:rsid w:val="00D83572"/>
     <w:pPr>
       <w:spacing w:after="0" w:line="240" w:lineRule="auto"/>
     </w:pPr>
@@ -13669,7 +16151,7 @@
     <w:link w:val="Textodeglobo"/>
     <w:uiPriority w:val="99"/>
     <w:semiHidden/>
-    <w:rsid w:val="006A6B30"/>
+    <w:rsid w:val="00D83572"/>
     <w:rPr>
       <w:rFonts w:ascii="Segoe UI" w:hAnsi="Segoe UI" w:cs="Segoe UI"/>
       <w:sz w:val="18"/>
@@ -14047,7 +16529,7 @@
 </file>
 
 <file path=customXml/itemProps1.xml><?xml version="1.0" encoding="utf-8"?>
-<ds:datastoreItem xmlns:ds="http://schemas.openxmlformats.org/officeDocument/2006/customXml" ds:itemID="{F8AB1230-C6E8-448E-9513-0B394642A2DE}">
+<ds:datastoreItem xmlns:ds="http://schemas.openxmlformats.org/officeDocument/2006/customXml" ds:itemID="{0665175C-641C-4F77-B4AD-BC6EEBF8E679}">
   <ds:schemaRefs>
     <ds:schemaRef ds:uri="http://schemas.openxmlformats.org/officeDocument/2006/bibliography"/>
   </ds:schemaRefs>

--- a/C055_UNIR_Prototipado UX con inteligencia artificial.docx
+++ b/C055_UNIR_Prototipado UX con inteligencia artificial.docx
@@ -13,7 +13,16 @@
           <w:b/>
           <w:sz w:val="28"/>
         </w:rPr>
-        <w:t>Experiencia e Interfaz de Usuario (UX y UI)</w:t>
+        <w:t xml:space="preserve">Experiencia e Interfaz de Usuario (UX </w:t>
+      </w:r>
+      <w:bookmarkStart w:id="0" w:name="_GoBack"/>
+      <w:bookmarkEnd w:id="0"/>
+      <w:r>
+        <w:rPr>
+          <w:b/>
+          <w:sz w:val="28"/>
+        </w:rPr>
+        <w:t>y UI)</w:t>
       </w:r>
     </w:p>
     <w:p>
@@ -70,7 +79,10 @@
         <w:t>Integrante 1:</w:t>
       </w:r>
       <w:r>
-        <w:t xml:space="preserve"> Daniel Cinto Conde</w:t>
+        <w:t xml:space="preserve"> Daniel </w:t>
+      </w:r>
+      <w:r>
+        <w:t>Gabriel González</w:t>
       </w:r>
       <w:r>
         <w:t>,</w:t>
@@ -89,7 +101,10 @@
         <w:t xml:space="preserve">Integrante 2: </w:t>
       </w:r>
       <w:r>
-        <w:t>Daniel Gabriel González</w:t>
+        <w:t xml:space="preserve">Daniel </w:t>
+      </w:r>
+      <w:r>
+        <w:t>Cinto Conde</w:t>
       </w:r>
       <w:r>
         <w:t>,</w:t>
@@ -2669,8 +2684,6 @@
       <w:r>
         <w:t xml:space="preserve"> que estamos en la fase de UI / UX y requerimos definir un arquetipo para el usuario Administrador encargado del Gimnasio, que contemple los siguientes aspectos: Nombre ficticio, Edad, Objetivo principal, Frustraciones, Necesidades digitales, Nivel tecnológico, Motivación de uso.  </w:t>
       </w:r>
-      <w:bookmarkStart w:id="0" w:name="_GoBack"/>
-      <w:bookmarkEnd w:id="0"/>
     </w:p>
     <w:sectPr>
       <w:pgSz w:w="12240" w:h="15840"/>
@@ -16529,7 +16542,7 @@
 </file>
 
 <file path=customXml/itemProps1.xml><?xml version="1.0" encoding="utf-8"?>
-<ds:datastoreItem xmlns:ds="http://schemas.openxmlformats.org/officeDocument/2006/customXml" ds:itemID="{0665175C-641C-4F77-B4AD-BC6EEBF8E679}">
+<ds:datastoreItem xmlns:ds="http://schemas.openxmlformats.org/officeDocument/2006/customXml" ds:itemID="{0E0C8B5D-3956-45D6-B8F8-F427CBD83C98}">
   <ds:schemaRefs>
     <ds:schemaRef ds:uri="http://schemas.openxmlformats.org/officeDocument/2006/bibliography"/>
   </ds:schemaRefs>

--- a/C055_UNIR_Prototipado UX con inteligencia artificial.docx
+++ b/C055_UNIR_Prototipado UX con inteligencia artificial.docx
@@ -1,6 +1,6 @@
 
 <file path=word/document.xml><?xml version="1.0" encoding="utf-8"?>
-<w:document xmlns:wpc="http://schemas.microsoft.com/office/word/2010/wordprocessingCanvas" xmlns:mc="http://schemas.openxmlformats.org/markup-compatibility/2006" xmlns:o="urn:schemas-microsoft-com:office:office" xmlns:r="http://schemas.openxmlformats.org/officeDocument/2006/relationships" xmlns:m="http://schemas.openxmlformats.org/officeDocument/2006/math" xmlns:v="urn:schemas-microsoft-com:vml" xmlns:wp14="http://schemas.microsoft.com/office/word/2010/wordprocessingDrawing" xmlns:wp="http://schemas.openxmlformats.org/drawingml/2006/wordprocessingDrawing" xmlns:w10="urn:schemas-microsoft-com:office:word" xmlns:w="http://schemas.openxmlformats.org/wordprocessingml/2006/main" xmlns:w14="http://schemas.microsoft.com/office/word/2010/wordml" xmlns:w15="http://schemas.microsoft.com/office/word/2012/wordml" xmlns:wpg="http://schemas.microsoft.com/office/word/2010/wordprocessingGroup" xmlns:wpi="http://schemas.microsoft.com/office/word/2010/wordprocessingInk" xmlns:wne="http://schemas.microsoft.com/office/word/2006/wordml" xmlns:wps="http://schemas.microsoft.com/office/word/2010/wordprocessingShape" mc:Ignorable="w14 w15 wp14">
+<w:document xmlns:wpc="http://schemas.microsoft.com/office/word/2010/wordprocessingCanvas" xmlns:cx="http://schemas.microsoft.com/office/drawing/2014/chartex" xmlns:cx1="http://schemas.microsoft.com/office/drawing/2015/9/8/chartex" xmlns:cx2="http://schemas.microsoft.com/office/drawing/2015/10/21/chartex" xmlns:cx3="http://schemas.microsoft.com/office/drawing/2016/5/9/chartex" xmlns:cx4="http://schemas.microsoft.com/office/drawing/2016/5/10/chartex" xmlns:cx5="http://schemas.microsoft.com/office/drawing/2016/5/11/chartex" xmlns:cx6="http://schemas.microsoft.com/office/drawing/2016/5/12/chartex" xmlns:cx7="http://schemas.microsoft.com/office/drawing/2016/5/13/chartex" xmlns:cx8="http://schemas.microsoft.com/office/drawing/2016/5/14/chartex" xmlns:mc="http://schemas.openxmlformats.org/markup-compatibility/2006" xmlns:aink="http://schemas.microsoft.com/office/drawing/2016/ink" xmlns:am3d="http://schemas.microsoft.com/office/drawing/2017/model3d" xmlns:o="urn:schemas-microsoft-com:office:office" xmlns:r="http://schemas.openxmlformats.org/officeDocument/2006/relationships" xmlns:m="http://schemas.openxmlformats.org/officeDocument/2006/math" xmlns:v="urn:schemas-microsoft-com:vml" xmlns:wp14="http://schemas.microsoft.com/office/word/2010/wordprocessingDrawing" xmlns:wp="http://schemas.openxmlformats.org/drawingml/2006/wordprocessingDrawing" xmlns:w10="urn:schemas-microsoft-com:office:word" xmlns:w="http://schemas.openxmlformats.org/wordprocessingml/2006/main" xmlns:w14="http://schemas.microsoft.com/office/word/2010/wordml" xmlns:w15="http://schemas.microsoft.com/office/word/2012/wordml" xmlns:w16cex="http://schemas.microsoft.com/office/word/2018/wordml/cex" xmlns:w16cid="http://schemas.microsoft.com/office/word/2016/wordml/cid" xmlns:w16="http://schemas.microsoft.com/office/word/2018/wordml" xmlns:w16sdtdh="http://schemas.microsoft.com/office/word/2020/wordml/sdtdatahash" xmlns:w16se="http://schemas.microsoft.com/office/word/2015/wordml/symex" xmlns:wpg="http://schemas.microsoft.com/office/word/2010/wordprocessingGroup" xmlns:wpi="http://schemas.microsoft.com/office/word/2010/wordprocessingInk" xmlns:wne="http://schemas.microsoft.com/office/word/2006/wordml" xmlns:wps="http://schemas.microsoft.com/office/word/2010/wordprocessingShape" mc:Ignorable="w14 w15 w16se w16cid w16 w16cex w16sdtdh wp14">
   <w:body>
     <w:p/>
     <w:p/>
@@ -13,16 +13,7 @@
           <w:b/>
           <w:sz w:val="28"/>
         </w:rPr>
-        <w:t xml:space="preserve">Experiencia e Interfaz de Usuario (UX </w:t>
-      </w:r>
-      <w:bookmarkStart w:id="0" w:name="_GoBack"/>
-      <w:bookmarkEnd w:id="0"/>
-      <w:r>
-        <w:rPr>
-          <w:b/>
-          <w:sz w:val="28"/>
-        </w:rPr>
-        <w:t>y UI)</w:t>
+        <w:t>Experiencia e Interfaz de Usuario (UX y UI)</w:t>
       </w:r>
     </w:p>
     <w:p>
@@ -76,108 +67,163 @@
       </w:r>
       <w:r>
         <w:br/>
-        <w:t>Integrante 1:</w:t>
-      </w:r>
-      <w:r>
-        <w:t xml:space="preserve"> Daniel </w:t>
-      </w:r>
-      <w:r>
-        <w:t>Gabriel González</w:t>
-      </w:r>
-      <w:r>
-        <w:t>,</w:t>
-      </w:r>
-      <w:r>
-        <w:t xml:space="preserve"> UX Researcher (</w:t>
-      </w:r>
-      <w:r>
-        <w:t>Líder</w:t>
-      </w:r>
-      <w:r>
-        <w:t xml:space="preserve"> Fase 1)</w:t>
-      </w:r>
-      <w:r>
-        <w:br/>
-        <w:t xml:space="preserve">Integrante 2: </w:t>
-      </w:r>
-      <w:r>
-        <w:t xml:space="preserve">Daniel </w:t>
-      </w:r>
-      <w:r>
-        <w:t>Cinto Conde</w:t>
-      </w:r>
-      <w:r>
-        <w:t>,</w:t>
-      </w:r>
-      <w:r>
-        <w:t xml:space="preserve"> </w:t>
-      </w:r>
-      <w:r>
-        <w:t>UX Strategist &amp; AI Lead (</w:t>
-      </w:r>
-      <w:r>
-        <w:t>Líder</w:t>
-      </w:r>
-      <w:r>
-        <w:t xml:space="preserve"> Fase 2)</w:t>
-      </w:r>
-      <w:r>
-        <w:br/>
-        <w:t>Integrante 3:</w:t>
-      </w:r>
-      <w:r>
-        <w:t xml:space="preserve"> </w:t>
-      </w:r>
-      <w:r>
-        <w:t>Francisco Javier González García</w:t>
-      </w:r>
-      <w:r>
-        <w:t>,</w:t>
-      </w:r>
-      <w:r>
-        <w:t xml:space="preserve"> Information Architect (</w:t>
-      </w:r>
-      <w:r>
-        <w:t>Líder</w:t>
-      </w:r>
-      <w:r>
-        <w:t xml:space="preserve"> Fase 3)</w:t>
-      </w:r>
-      <w:r>
-        <w:br/>
-        <w:t xml:space="preserve">Integrante 4: </w:t>
-      </w:r>
-      <w:r>
-        <w:t>Cristian Yamir Jiménez Rebollar</w:t>
-      </w:r>
-      <w:r>
-        <w:t xml:space="preserve">, </w:t>
-      </w:r>
-      <w:r>
-        <w:t>UI/UX Designer (</w:t>
-      </w:r>
-      <w:r>
-        <w:t>Líder</w:t>
-      </w:r>
-      <w:r>
-        <w:t xml:space="preserve"> Fase 4)</w:t>
-      </w:r>
-      <w:r>
-        <w:br/>
-        <w:t xml:space="preserve">Integrante 5: </w:t>
-      </w:r>
-      <w:r>
-        <w:t>Miguel Ángel Sánchez Martínez</w:t>
-      </w:r>
-      <w:r>
-        <w:t>Interaction QA &amp; Editor (</w:t>
-      </w:r>
-      <w:r>
-        <w:t>Líder</w:t>
-      </w:r>
-      <w:r>
-        <w:t xml:space="preserve"> Fase 5)</w:t>
-      </w:r>
+      </w:r>
+      <w:ins w:id="0" w:author="francisco javier gonzalez  garcia" w:date="2026-09-27T23:32:00Z">
+        <w:r>
+          <w:t>Integrante 1:</w:t>
+        </w:r>
+        <w:r>
+          <w:t xml:space="preserve"> Daniel </w:t>
+        </w:r>
+        <w:r>
+          <w:t xml:space="preserve">Gabriel González, UX </w:t>
+        </w:r>
+        <w:proofErr w:type="spellStart"/>
+        <w:r>
+          <w:t>Researcher</w:t>
+        </w:r>
+        <w:proofErr w:type="spellEnd"/>
+        <w:r>
+          <w:t xml:space="preserve"> (Líder Fase 1)</w:t>
+        </w:r>
+        <w:r>
+          <w:br/>
+          <w:t xml:space="preserve">Integrante 2: </w:t>
+        </w:r>
+        <w:r>
+          <w:t xml:space="preserve">Daniel </w:t>
+        </w:r>
+        <w:r>
+          <w:t>Cinto Conde,</w:t>
+        </w:r>
+        <w:r>
+          <w:t xml:space="preserve"> </w:t>
+        </w:r>
+        <w:r>
+          <w:t xml:space="preserve">UX </w:t>
+        </w:r>
+        <w:proofErr w:type="spellStart"/>
+        <w:r>
+          <w:t>Strategist</w:t>
+        </w:r>
+        <w:proofErr w:type="spellEnd"/>
+        <w:r>
+          <w:t xml:space="preserve"> &amp; AI Lead (Líder Fase 2)</w:t>
+        </w:r>
+        <w:r>
+          <w:br/>
+          <w:t xml:space="preserve">Integrante 3: </w:t>
+        </w:r>
+        <w:r>
+          <w:t>Francisco Javier González García</w:t>
+        </w:r>
+        <w:r>
+          <w:t xml:space="preserve">, </w:t>
+        </w:r>
+        <w:proofErr w:type="spellStart"/>
+        <w:r>
+          <w:t>Information</w:t>
+        </w:r>
+        <w:proofErr w:type="spellEnd"/>
+        <w:r>
+          <w:t xml:space="preserve"> </w:t>
+        </w:r>
+        <w:proofErr w:type="spellStart"/>
+        <w:r>
+          <w:t>Architect</w:t>
+        </w:r>
+        <w:proofErr w:type="spellEnd"/>
+        <w:r>
+          <w:t xml:space="preserve"> (Líder Fase 3)</w:t>
+        </w:r>
+        <w:r>
+          <w:br/>
+          <w:t xml:space="preserve">Integrante 4: </w:t>
+        </w:r>
+        <w:r>
+          <w:t>Cristian Yamir Jiménez Rebollar</w:t>
+        </w:r>
+        <w:r>
+          <w:t xml:space="preserve">, UI/UX </w:t>
+        </w:r>
+        <w:proofErr w:type="spellStart"/>
+        <w:r>
+          <w:t>Designer</w:t>
+        </w:r>
+        <w:proofErr w:type="spellEnd"/>
+        <w:r>
+          <w:t xml:space="preserve"> (Líder Fase 4)</w:t>
+        </w:r>
+        <w:r>
+          <w:br/>
+          <w:t xml:space="preserve">Integrante 5: </w:t>
+        </w:r>
+        <w:r>
+          <w:t xml:space="preserve">Miguel Ángel Sánchez </w:t>
+        </w:r>
+        <w:proofErr w:type="spellStart"/>
+        <w:r>
+          <w:t>Martínez</w:t>
+        </w:r>
+        <w:r>
+          <w:t>Interaction</w:t>
+        </w:r>
+        <w:proofErr w:type="spellEnd"/>
+        <w:r>
+          <w:t xml:space="preserve"> QA &amp; Editor (Líder Fase 5)</w:t>
+        </w:r>
+      </w:ins>
+      <w:del w:id="1" w:author="francisco javier gonzalez  garcia" w:date="2026-09-27T23:32:00Z">
+        <w:r>
+          <w:delText>Integrante 1: UX Researcher (</w:delText>
+        </w:r>
+        <w:r>
+          <w:delText>Líder</w:delText>
+        </w:r>
+        <w:r>
+          <w:delText xml:space="preserve"> Fase 1)</w:delText>
+        </w:r>
+        <w:r>
+          <w:br/>
+          <w:delText>Integrante 2: UX Strategist &amp; AI Lead (</w:delText>
+        </w:r>
+        <w:r>
+          <w:delText>Líder</w:delText>
+        </w:r>
+        <w:r>
+          <w:delText xml:space="preserve"> Fase 2)</w:delText>
+        </w:r>
+        <w:r>
+          <w:br/>
+          <w:delText>Integrante 3: Information Architect (</w:delText>
+        </w:r>
+        <w:r>
+          <w:delText>Líder</w:delText>
+        </w:r>
+        <w:r>
+          <w:delText xml:space="preserve"> Fase 3)</w:delText>
+        </w:r>
+        <w:r>
+          <w:br/>
+          <w:delText>Integrante 4: UI/UX Designer (</w:delText>
+        </w:r>
+        <w:r>
+          <w:delText>Líder</w:delText>
+        </w:r>
+        <w:r>
+          <w:delText xml:space="preserve"> Fase 4)</w:delText>
+        </w:r>
+        <w:r>
+          <w:br/>
+          <w:delText>Integrante 5: Interaction QA &amp; Editor (</w:delText>
+        </w:r>
+        <w:r>
+          <w:delText>Líder</w:delText>
+        </w:r>
+        <w:r>
+          <w:delText xml:space="preserve"> Fase 5)</w:delText>
+        </w:r>
+      </w:del>
       <w:r>
         <w:br/>
       </w:r>
@@ -238,6 +284,9 @@
     <w:p>
       <w:pPr>
         <w:jc w:val="both"/>
+        <w:pPrChange w:id="2" w:author="francisco javier gonzalez  garcia" w:date="2026-09-22T22:08:00Z">
+          <w:pPr/>
+        </w:pPrChange>
       </w:pPr>
       <w:r>
         <w:t xml:space="preserve">La presente actividad </w:t>
@@ -266,9 +315,16 @@
       <w:r>
         <w:t xml:space="preserve"> y </w:t>
       </w:r>
-      <w:r>
-        <w:t>práctico</w:t>
-      </w:r>
+      <w:del w:id="3" w:author="francisco javier gonzalez  garcia" w:date="2026-09-24T23:18:00Z">
+        <w:r>
+          <w:delText>practico</w:delText>
+        </w:r>
+      </w:del>
+      <w:ins w:id="4" w:author="francisco javier gonzalez  garcia" w:date="2026-09-24T23:18:00Z">
+        <w:r>
+          <w:t>práctico</w:t>
+        </w:r>
+      </w:ins>
       <w:r>
         <w:t xml:space="preserve"> sobre el </w:t>
       </w:r>
@@ -342,6 +398,12 @@
     <w:p>
       <w:pPr>
         <w:jc w:val="both"/>
+        <w:rPr>
+          <w:del w:id="5" w:author="francisco javier gonzalez  garcia" w:date="2026-09-24T22:54:00Z"/>
+        </w:rPr>
+        <w:pPrChange w:id="6" w:author="francisco javier gonzalez  garcia" w:date="2026-09-22T22:08:00Z">
+          <w:pPr/>
+        </w:pPrChange>
       </w:pPr>
       <w:r>
         <w:t xml:space="preserve">El documento se estructura en once secciones que recorren el ciclo de vida completo de un proyecto de UX/UI: la </w:t>
@@ -374,7 +436,15 @@
         <w:t>navegación</w:t>
       </w:r>
       <w:r>
-        <w:t xml:space="preserve">, el desarrollo de wireframes de baja fidelidad, las anotaciones de </w:t>
+        <w:t xml:space="preserve">, el desarrollo de </w:t>
+      </w:r>
+      <w:proofErr w:type="spellStart"/>
+      <w:r>
+        <w:t>wireframes</w:t>
+      </w:r>
+      <w:proofErr w:type="spellEnd"/>
+      <w:r>
+        <w:t xml:space="preserve"> de baja fidelidad, las anotaciones de </w:t>
       </w:r>
       <w:r>
         <w:t>interacción</w:t>
@@ -388,9 +458,16 @@
       <w:r>
         <w:t xml:space="preserve"> </w:t>
       </w:r>
-      <w:r>
-        <w:t>crítica</w:t>
-      </w:r>
+      <w:del w:id="7" w:author="francisco javier gonzalez  garcia" w:date="2026-09-24T23:18:00Z">
+        <w:r>
+          <w:delText>critica</w:delText>
+        </w:r>
+      </w:del>
+      <w:ins w:id="8" w:author="francisco javier gonzalez  garcia" w:date="2026-09-24T23:18:00Z">
+        <w:r>
+          <w:t>crítica</w:t>
+        </w:r>
+      </w:ins>
       <w:r>
         <w:t xml:space="preserve"> sobre el uso de inteligencia artificial en el </w:t>
       </w:r>
@@ -428,7 +505,20 @@
         <w:t>hipótesis</w:t>
       </w:r>
       <w:r>
-        <w:t xml:space="preserve"> en cada una de las etapas del proceso, asi como a los principios de </w:t>
+        <w:t xml:space="preserve"> en cada una de las etapas del proceso, </w:t>
+      </w:r>
+      <w:del w:id="9" w:author="francisco javier gonzalez  garcia" w:date="2026-09-24T23:18:00Z">
+        <w:r>
+          <w:delText>asi</w:delText>
+        </w:r>
+      </w:del>
+      <w:ins w:id="10" w:author="francisco javier gonzalez  garcia" w:date="2026-09-24T23:18:00Z">
+        <w:r>
+          <w:t>así</w:t>
+        </w:r>
+      </w:ins>
+      <w:r>
+        <w:t xml:space="preserve"> como a los principios de </w:t>
       </w:r>
       <w:r>
         <w:t>diseño</w:t>
@@ -451,30 +541,82 @@
     </w:p>
     <w:p>
       <w:pPr>
-        <w:pStyle w:val="Ttulo1"/>
-      </w:pPr>
-      <w:r>
-        <w:t xml:space="preserve">Fase </w:t>
-      </w:r>
-      <w:r>
-        <w:t xml:space="preserve">1. </w:t>
-      </w:r>
-      <w:r>
-        <w:t>Investigación Conceptual</w:t>
-      </w:r>
+        <w:jc w:val="both"/>
+        <w:pPrChange w:id="11" w:author="francisco javier gonzalez  garcia" w:date="2026-09-24T22:54:00Z">
+          <w:pPr/>
+        </w:pPrChange>
+      </w:pPr>
+      <w:del w:id="12" w:author="francisco javier gonzalez  garcia" w:date="2026-09-24T22:54:00Z">
+        <w:r>
+          <w:br w:type="page"/>
+        </w:r>
+      </w:del>
     </w:p>
     <w:p>
       <w:pPr>
+        <w:pStyle w:val="Ttulo1"/>
+        <w:rPr>
+          <w:ins w:id="13" w:author="francisco javier gonzalez  garcia" w:date="2026-09-22T22:09:00Z"/>
+        </w:rPr>
+      </w:pPr>
+      <w:ins w:id="14" w:author="Francisco Javier" w:date="2026-09-22T22:01:00Z">
+        <w:r>
+          <w:t xml:space="preserve">Fase </w:t>
+        </w:r>
+      </w:ins>
+      <w:r>
+        <w:t xml:space="preserve">1. </w:t>
+      </w:r>
+      <w:ins w:id="15" w:author="Francisco Javier" w:date="2026-09-22T22:01:00Z">
+        <w:r>
+          <w:t>In</w:t>
+        </w:r>
+      </w:ins>
+      <w:ins w:id="16" w:author="Francisco Javier" w:date="2026-09-22T22:02:00Z">
+        <w:r>
+          <w:t>vestigación Conceptual</w:t>
+        </w:r>
+      </w:ins>
+    </w:p>
+    <w:p>
+      <w:pPr>
         <w:pStyle w:val="Ttulo2"/>
-      </w:pPr>
+        <w:pPrChange w:id="17" w:author="francisco javier gonzalez  garcia" w:date="2026-09-22T22:09:00Z">
+          <w:pPr>
+            <w:pStyle w:val="Ttulo1"/>
+          </w:pPr>
+        </w:pPrChange>
+      </w:pPr>
+      <w:ins w:id="18" w:author="Francisco Javier" w:date="2026-09-22T22:02:00Z">
+        <w:del w:id="19" w:author="francisco javier gonzalez  garcia" w:date="2026-09-22T22:09:00Z">
+          <w:r>
+            <w:delText xml:space="preserve"> </w:delText>
+          </w:r>
+        </w:del>
+      </w:ins>
       <w:r>
         <w:t>Matriz Comparativa</w:t>
       </w:r>
+    </w:p>
+    <w:p>
+      <w:pPr>
+        <w:spacing w:after="40"/>
+        <w:rPr>
+          <w:del w:id="20" w:author="francisco javier gonzalez  garcia" w:date="2026-09-22T22:09:00Z"/>
+        </w:rPr>
+      </w:pPr>
     </w:p>
     <w:tbl>
       <w:tblPr>
         <w:tblW w:w="10031" w:type="dxa"/>
         <w:tblLook w:val="04A0" w:firstRow="1" w:lastRow="0" w:firstColumn="1" w:lastColumn="0" w:noHBand="0" w:noVBand="1"/>
+        <w:tblPrChange w:id="21" w:author="francisco javier gonzalez  garcia" w:date="2026-09-22T22:06:00Z">
+          <w:tblPr>
+            <w:tblW w:w="0" w:type="auto"/>
+            <w:jc w:val="center"/>
+            <w:tblLook w:val="04A0" w:firstRow="1" w:lastRow="0" w:firstColumn="1" w:lastColumn="0" w:noHBand="0" w:noVBand="1"/>
+          </w:tblPr>
+        </w:tblPrChange>
       </w:tblPr>
       <w:tblGrid>
         <w:gridCol w:w="1134"/>
@@ -482,8 +624,24 @@
         <w:gridCol w:w="2268"/>
         <w:gridCol w:w="1385"/>
         <w:gridCol w:w="2693"/>
+        <w:tblGridChange w:id="22">
+          <w:tblGrid>
+            <w:gridCol w:w="1134"/>
+            <w:gridCol w:w="2551"/>
+            <w:gridCol w:w="2268"/>
+            <w:gridCol w:w="1020"/>
+            <w:gridCol w:w="1531"/>
+          </w:tblGrid>
+        </w:tblGridChange>
       </w:tblGrid>
       <w:tr>
+        <w:trPr>
+          <w:trPrChange w:id="23" w:author="francisco javier gonzalez  garcia" w:date="2026-09-22T22:06:00Z">
+            <w:trPr>
+              <w:jc w:val="center"/>
+            </w:trPr>
+          </w:trPrChange>
+        </w:trPr>
         <w:tc>
           <w:tcPr>
             <w:tcW w:w="1134" w:type="dxa"/>
@@ -491,11 +649,21 @@
               <w:bottom w:val="single" w:sz="4" w:space="0" w:color="auto"/>
             </w:tcBorders>
             <w:shd w:val="clear" w:color="auto" w:fill="DDD9C3" w:themeFill="background2" w:themeFillShade="E6"/>
+            <w:tcPrChange w:id="24" w:author="francisco javier gonzalez  garcia" w:date="2026-09-22T22:06:00Z">
+              <w:tcPr>
+                <w:tcW w:w="1134" w:type="dxa"/>
+              </w:tcPr>
+            </w:tcPrChange>
           </w:tcPr>
           <w:p>
             <w:pPr>
               <w:spacing w:before="20" w:after="20"/>
               <w:jc w:val="center"/>
+              <w:pPrChange w:id="25" w:author="francisco javier gonzalez  garcia" w:date="2026-09-22T22:06:00Z">
+                <w:pPr>
+                  <w:spacing w:before="20" w:after="20"/>
+                </w:pPr>
+              </w:pPrChange>
             </w:pPr>
             <w:r>
               <w:rPr>
@@ -513,11 +681,21 @@
               <w:bottom w:val="single" w:sz="4" w:space="0" w:color="auto"/>
             </w:tcBorders>
             <w:shd w:val="clear" w:color="auto" w:fill="DDD9C3" w:themeFill="background2" w:themeFillShade="E6"/>
+            <w:tcPrChange w:id="26" w:author="francisco javier gonzalez  garcia" w:date="2026-09-22T22:06:00Z">
+              <w:tcPr>
+                <w:tcW w:w="2551" w:type="dxa"/>
+              </w:tcPr>
+            </w:tcPrChange>
           </w:tcPr>
           <w:p>
             <w:pPr>
               <w:spacing w:before="20" w:after="20"/>
               <w:jc w:val="center"/>
+              <w:pPrChange w:id="27" w:author="francisco javier gonzalez  garcia" w:date="2026-09-22T22:06:00Z">
+                <w:pPr>
+                  <w:spacing w:before="20" w:after="20"/>
+                </w:pPr>
+              </w:pPrChange>
             </w:pPr>
             <w:r>
               <w:rPr>
@@ -535,11 +713,21 @@
               <w:bottom w:val="single" w:sz="4" w:space="0" w:color="auto"/>
             </w:tcBorders>
             <w:shd w:val="clear" w:color="auto" w:fill="DDD9C3" w:themeFill="background2" w:themeFillShade="E6"/>
+            <w:tcPrChange w:id="28" w:author="francisco javier gonzalez  garcia" w:date="2026-09-22T22:06:00Z">
+              <w:tcPr>
+                <w:tcW w:w="2268" w:type="dxa"/>
+              </w:tcPr>
+            </w:tcPrChange>
           </w:tcPr>
           <w:p>
             <w:pPr>
               <w:spacing w:before="20" w:after="20"/>
               <w:jc w:val="center"/>
+              <w:pPrChange w:id="29" w:author="francisco javier gonzalez  garcia" w:date="2026-09-22T22:06:00Z">
+                <w:pPr>
+                  <w:spacing w:before="20" w:after="20"/>
+                </w:pPr>
+              </w:pPrChange>
             </w:pPr>
             <w:r>
               <w:rPr>
@@ -557,11 +745,21 @@
               <w:bottom w:val="single" w:sz="4" w:space="0" w:color="auto"/>
             </w:tcBorders>
             <w:shd w:val="clear" w:color="auto" w:fill="DDD9C3" w:themeFill="background2" w:themeFillShade="E6"/>
+            <w:tcPrChange w:id="30" w:author="francisco javier gonzalez  garcia" w:date="2026-09-22T22:06:00Z">
+              <w:tcPr>
+                <w:tcW w:w="1020" w:type="dxa"/>
+              </w:tcPr>
+            </w:tcPrChange>
           </w:tcPr>
           <w:p>
             <w:pPr>
               <w:spacing w:before="20" w:after="20"/>
               <w:jc w:val="center"/>
+              <w:pPrChange w:id="31" w:author="francisco javier gonzalez  garcia" w:date="2026-09-22T22:06:00Z">
+                <w:pPr>
+                  <w:spacing w:before="20" w:after="20"/>
+                </w:pPr>
+              </w:pPrChange>
             </w:pPr>
             <w:r>
               <w:rPr>
@@ -579,11 +777,21 @@
               <w:bottom w:val="single" w:sz="4" w:space="0" w:color="auto"/>
             </w:tcBorders>
             <w:shd w:val="clear" w:color="auto" w:fill="DDD9C3" w:themeFill="background2" w:themeFillShade="E6"/>
+            <w:tcPrChange w:id="32" w:author="francisco javier gonzalez  garcia" w:date="2026-09-22T22:06:00Z">
+              <w:tcPr>
+                <w:tcW w:w="1531" w:type="dxa"/>
+              </w:tcPr>
+            </w:tcPrChange>
           </w:tcPr>
           <w:p>
             <w:pPr>
               <w:spacing w:before="20" w:after="20"/>
               <w:jc w:val="center"/>
+              <w:pPrChange w:id="33" w:author="francisco javier gonzalez  garcia" w:date="2026-09-22T22:06:00Z">
+                <w:pPr>
+                  <w:spacing w:before="20" w:after="20"/>
+                </w:pPr>
+              </w:pPrChange>
             </w:pPr>
             <w:r>
               <w:rPr>
@@ -596,6 +804,13 @@
         </w:tc>
       </w:tr>
       <w:tr>
+        <w:trPr>
+          <w:trPrChange w:id="34" w:author="francisco javier gonzalez  garcia" w:date="2026-09-22T22:06:00Z">
+            <w:trPr>
+              <w:jc w:val="center"/>
+            </w:trPr>
+          </w:trPrChange>
+        </w:trPr>
         <w:tc>
           <w:tcPr>
             <w:tcW w:w="1134" w:type="dxa"/>
@@ -605,17 +820,24 @@
               <w:bottom w:val="single" w:sz="4" w:space="0" w:color="auto"/>
               <w:right w:val="single" w:sz="4" w:space="0" w:color="auto"/>
             </w:tcBorders>
+            <w:tcPrChange w:id="35" w:author="francisco javier gonzalez  garcia" w:date="2026-09-22T22:06:00Z">
+              <w:tcPr>
+                <w:tcW w:w="1134" w:type="dxa"/>
+              </w:tcPr>
+            </w:tcPrChange>
           </w:tcPr>
           <w:p>
             <w:pPr>
               <w:spacing w:before="20" w:after="20"/>
             </w:pPr>
+            <w:proofErr w:type="spellStart"/>
             <w:r>
               <w:rPr>
                 <w:sz w:val="16"/>
               </w:rPr>
               <w:t>Wireframe</w:t>
             </w:r>
+            <w:proofErr w:type="spellEnd"/>
             <w:r>
               <w:rPr>
                 <w:sz w:val="16"/>
@@ -634,11 +856,17 @@
               <w:bottom w:val="single" w:sz="4" w:space="0" w:color="auto"/>
               <w:right w:val="single" w:sz="4" w:space="0" w:color="auto"/>
             </w:tcBorders>
+            <w:tcPrChange w:id="36" w:author="francisco javier gonzalez  garcia" w:date="2026-09-22T22:06:00Z">
+              <w:tcPr>
+                <w:tcW w:w="2551" w:type="dxa"/>
+              </w:tcPr>
+            </w:tcPrChange>
           </w:tcPr>
           <w:p>
             <w:pPr>
               <w:spacing w:before="20" w:after="20"/>
               <w:rPr>
+                <w:ins w:id="37" w:author="francisco javier gonzalez  garcia" w:date="2026-09-22T22:27:00Z"/>
                 <w:sz w:val="16"/>
               </w:rPr>
             </w:pPr>
@@ -646,31 +874,72 @@
               <w:rPr>
                 <w:sz w:val="16"/>
               </w:rPr>
-              <w:t>Representación esquemática de baja fidelidad en escala de grises. Cajas, placeholders y jerarquía sin estilo visual.</w:t>
+              <w:t xml:space="preserve">Representación esquemática de baja fidelidad en escala de grises. Cajas, </w:t>
+            </w:r>
+            <w:proofErr w:type="spellStart"/>
+            <w:r>
+              <w:rPr>
+                <w:sz w:val="16"/>
+              </w:rPr>
+              <w:t>placeholders</w:t>
+            </w:r>
+            <w:proofErr w:type="spellEnd"/>
+            <w:r>
+              <w:rPr>
+                <w:sz w:val="16"/>
+              </w:rPr>
+              <w:t xml:space="preserve"> y jerarquía sin estilo visual.</w:t>
             </w:r>
           </w:p>
           <w:p>
             <w:pPr>
               <w:spacing w:before="20" w:after="20"/>
             </w:pPr>
-            <w:r>
-              <w:rPr>
-                <w:sz w:val="16"/>
-              </w:rPr>
-              <w:t>“es</w:t>
-            </w:r>
-            <w:r>
-              <w:rPr>
-                <w:sz w:val="16"/>
-              </w:rPr>
-              <w:t xml:space="preserve"> el esqueleto de su proyecto digital,… Se centra en el diseño y la ubicación del contenido, no en los colores, las fuentes o cualquier pulido visual</w:t>
-            </w:r>
-            <w:r>
-              <w:rPr>
-                <w:sz w:val="16"/>
-              </w:rPr>
-              <w:t>”</w:t>
-            </w:r>
+            <w:ins w:id="38" w:author="francisco javier gonzalez  garcia" w:date="2026-09-22T22:27:00Z">
+              <w:r>
+                <w:rPr>
+                  <w:sz w:val="16"/>
+                  <w:rPrChange w:id="39" w:author="francisco javier gonzalez  garcia" w:date="2026-09-22T22:27:00Z">
+                    <w:rPr/>
+                  </w:rPrChange>
+                </w:rPr>
+                <w:t>“es</w:t>
+              </w:r>
+              <w:r>
+                <w:rPr>
+                  <w:sz w:val="16"/>
+                </w:rPr>
+                <w:t xml:space="preserve"> el esqueleto de</w:t>
+              </w:r>
+            </w:ins>
+            <w:ins w:id="40" w:author="francisco javier gonzalez  garcia" w:date="2026-09-22T22:28:00Z">
+              <w:r>
+                <w:rPr>
+                  <w:sz w:val="16"/>
+                </w:rPr>
+                <w:t xml:space="preserve"> su proyecto digital,… Se centra en el diseño y la ubicación del contenido, no en los</w:t>
+              </w:r>
+            </w:ins>
+            <w:ins w:id="41" w:author="francisco javier gonzalez  garcia" w:date="2026-09-22T22:29:00Z">
+              <w:r>
+                <w:rPr>
+                  <w:sz w:val="16"/>
+                </w:rPr>
+                <w:t xml:space="preserve"> colores, las fuentes o cualquier pulido visual</w:t>
+              </w:r>
+            </w:ins>
+            <w:ins w:id="42" w:author="francisco javier gonzalez  garcia" w:date="2026-09-22T22:27:00Z">
+              <w:r>
+                <w:rPr>
+                  <w:sz w:val="16"/>
+                  <w:rPrChange w:id="43" w:author="francisco javier gonzalez  garcia" w:date="2026-09-22T22:27:00Z">
+                    <w:rPr/>
+                  </w:rPrChange>
+                </w:rPr>
+                <w:t>”</w:t>
+              </w:r>
+            </w:ins>
+            <w:customXmlInsRangeStart w:id="44" w:author="francisco javier gonzalez  garcia" w:date="2026-09-22T22:31:00Z"/>
             <w:sdt>
               <w:sdtPr>
                 <w:rPr>
@@ -681,46 +950,56 @@
               </w:sdtPr>
               <w:sdtEndPr/>
               <w:sdtContent>
-                <w:r>
-                  <w:rPr>
-                    <w:sz w:val="16"/>
-                  </w:rPr>
-                  <w:fldChar w:fldCharType="begin"/>
-                </w:r>
-                <w:r>
-                  <w:rPr>
-                    <w:sz w:val="16"/>
-                  </w:rPr>
-                  <w:instrText xml:space="preserve"> CITATION PelGuil \l 2058 </w:instrText>
-                </w:r>
+                <w:customXmlInsRangeEnd w:id="44"/>
+                <w:ins w:id="45" w:author="francisco javier gonzalez  garcia" w:date="2026-09-22T22:31:00Z">
+                  <w:r>
+                    <w:rPr>
+                      <w:sz w:val="16"/>
+                    </w:rPr>
+                    <w:fldChar w:fldCharType="begin"/>
+                  </w:r>
+                  <w:r>
+                    <w:rPr>
+                      <w:sz w:val="16"/>
+                    </w:rPr>
+                    <w:instrText xml:space="preserve"> CITATION PelGuil \l 2058 </w:instrText>
+                  </w:r>
+                </w:ins>
                 <w:r>
                   <w:rPr>
                     <w:sz w:val="16"/>
                   </w:rPr>
                   <w:fldChar w:fldCharType="separate"/>
                 </w:r>
-                <w:r>
-                  <w:rPr>
-                    <w:noProof/>
-                    <w:sz w:val="16"/>
-                  </w:rPr>
-                  <w:t xml:space="preserve"> </w:t>
-                </w:r>
-                <w:r>
-                  <w:rPr>
-                    <w:noProof/>
-                    <w:sz w:val="16"/>
-                  </w:rPr>
-                  <w:t>(Guilizzoni, 2025)</w:t>
-                </w:r>
-                <w:r>
-                  <w:rPr>
-                    <w:sz w:val="16"/>
-                  </w:rPr>
-                  <w:fldChar w:fldCharType="end"/>
-                </w:r>
+                <w:ins w:id="46" w:author="francisco javier gonzalez  garcia" w:date="2026-09-22T22:31:00Z">
+                  <w:r>
+                    <w:rPr>
+                      <w:noProof/>
+                      <w:sz w:val="16"/>
+                    </w:rPr>
+                    <w:t xml:space="preserve"> </w:t>
+                  </w:r>
+                  <w:r>
+                    <w:rPr>
+                      <w:noProof/>
+                      <w:sz w:val="16"/>
+                      <w:rPrChange w:id="47" w:author="francisco javier gonzalez  garcia" w:date="2026-09-22T22:31:00Z">
+                        <w:rPr/>
+                      </w:rPrChange>
+                    </w:rPr>
+                    <w:t>(Guilizzoni, 2025)</w:t>
+                  </w:r>
+                  <w:r>
+                    <w:rPr>
+                      <w:sz w:val="16"/>
+                    </w:rPr>
+                    <w:fldChar w:fldCharType="end"/>
+                  </w:r>
+                </w:ins>
+                <w:customXmlInsRangeStart w:id="48" w:author="francisco javier gonzalez  garcia" w:date="2026-09-22T22:31:00Z"/>
               </w:sdtContent>
             </w:sdt>
+            <w:customXmlInsRangeEnd w:id="48"/>
           </w:p>
         </w:tc>
         <w:tc>
@@ -732,6 +1011,11 @@
               <w:bottom w:val="single" w:sz="4" w:space="0" w:color="auto"/>
               <w:right w:val="single" w:sz="4" w:space="0" w:color="auto"/>
             </w:tcBorders>
+            <w:tcPrChange w:id="49" w:author="francisco javier gonzalez  garcia" w:date="2026-09-22T22:06:00Z">
+              <w:tcPr>
+                <w:tcW w:w="2268" w:type="dxa"/>
+              </w:tcPr>
+            </w:tcPrChange>
           </w:tcPr>
           <w:p>
             <w:pPr>
@@ -754,6 +1038,11 @@
               <w:bottom w:val="single" w:sz="4" w:space="0" w:color="auto"/>
               <w:right w:val="single" w:sz="4" w:space="0" w:color="auto"/>
             </w:tcBorders>
+            <w:tcPrChange w:id="50" w:author="francisco javier gonzalez  garcia" w:date="2026-09-22T22:06:00Z">
+              <w:tcPr>
+                <w:tcW w:w="1020" w:type="dxa"/>
+              </w:tcPr>
+            </w:tcPrChange>
           </w:tcPr>
           <w:p>
             <w:pPr>
@@ -776,6 +1065,11 @@
               <w:bottom w:val="single" w:sz="4" w:space="0" w:color="auto"/>
               <w:right w:val="single" w:sz="4" w:space="0" w:color="auto"/>
             </w:tcBorders>
+            <w:tcPrChange w:id="51" w:author="francisco javier gonzalez  garcia" w:date="2026-09-22T22:06:00Z">
+              <w:tcPr>
+                <w:tcW w:w="1531" w:type="dxa"/>
+              </w:tcPr>
+            </w:tcPrChange>
           </w:tcPr>
           <w:p>
             <w:pPr>
@@ -785,12 +1079,47 @@
               <w:rPr>
                 <w:sz w:val="16"/>
               </w:rPr>
-              <w:t>Inicio: Descubrimiento y Definición. Post User Flows, pre UI.</w:t>
+              <w:t xml:space="preserve">Inicio: Descubrimiento y Definición. Post </w:t>
+            </w:r>
+            <w:proofErr w:type="spellStart"/>
+            <w:r>
+              <w:rPr>
+                <w:sz w:val="16"/>
+              </w:rPr>
+              <w:t>User</w:t>
+            </w:r>
+            <w:proofErr w:type="spellEnd"/>
+            <w:r>
+              <w:rPr>
+                <w:sz w:val="16"/>
+              </w:rPr>
+              <w:t xml:space="preserve"> </w:t>
+            </w:r>
+            <w:proofErr w:type="spellStart"/>
+            <w:r>
+              <w:rPr>
+                <w:sz w:val="16"/>
+              </w:rPr>
+              <w:t>Flows</w:t>
+            </w:r>
+            <w:proofErr w:type="spellEnd"/>
+            <w:r>
+              <w:rPr>
+                <w:sz w:val="16"/>
+              </w:rPr>
+              <w:t>, pre UI.</w:t>
             </w:r>
           </w:p>
         </w:tc>
       </w:tr>
       <w:tr>
+        <w:trPr>
+          <w:trPrChange w:id="52" w:author="francisco javier gonzalez  garcia" w:date="2026-09-22T22:06:00Z">
+            <w:trPr>
+              <w:jc w:val="center"/>
+            </w:trPr>
+          </w:trPrChange>
+        </w:trPr>
         <w:tc>
           <w:tcPr>
             <w:tcW w:w="1134" w:type="dxa"/>
@@ -800,6 +1129,11 @@
               <w:bottom w:val="single" w:sz="4" w:space="0" w:color="auto"/>
               <w:right w:val="single" w:sz="4" w:space="0" w:color="auto"/>
             </w:tcBorders>
+            <w:tcPrChange w:id="53" w:author="francisco javier gonzalez  garcia" w:date="2026-09-22T22:06:00Z">
+              <w:tcPr>
+                <w:tcW w:w="1134" w:type="dxa"/>
+              </w:tcPr>
+            </w:tcPrChange>
           </w:tcPr>
           <w:p>
             <w:pPr>
@@ -829,6 +1163,11 @@
               <w:bottom w:val="single" w:sz="4" w:space="0" w:color="auto"/>
               <w:right w:val="single" w:sz="4" w:space="0" w:color="auto"/>
             </w:tcBorders>
+            <w:tcPrChange w:id="54" w:author="francisco javier gonzalez  garcia" w:date="2026-09-22T22:06:00Z">
+              <w:tcPr>
+                <w:tcW w:w="2551" w:type="dxa"/>
+              </w:tcPr>
+            </w:tcPrChange>
           </w:tcPr>
           <w:p>
             <w:pPr>
@@ -838,7 +1177,49 @@
               <w:rPr>
                 <w:sz w:val="16"/>
               </w:rPr>
-              <w:t>Representación visual estática de alta fidelidad. Pixel-perfect con color, tipografía, iconografía y Design System.</w:t>
+              <w:t>Representación visual estática de alta fidelidad. Pixel-</w:t>
+            </w:r>
+            <w:proofErr w:type="spellStart"/>
+            <w:r>
+              <w:rPr>
+                <w:sz w:val="16"/>
+              </w:rPr>
+              <w:t>perfect</w:t>
+            </w:r>
+            <w:proofErr w:type="spellEnd"/>
+            <w:r>
+              <w:rPr>
+                <w:sz w:val="16"/>
+              </w:rPr>
+              <w:t xml:space="preserve"> con color, tipografía, iconografía y </w:t>
+            </w:r>
+            <w:proofErr w:type="spellStart"/>
+            <w:r>
+              <w:rPr>
+                <w:sz w:val="16"/>
+              </w:rPr>
+              <w:t>Design</w:t>
+            </w:r>
+            <w:proofErr w:type="spellEnd"/>
+            <w:r>
+              <w:rPr>
+                <w:sz w:val="16"/>
+              </w:rPr>
+              <w:t xml:space="preserve"> </w:t>
+            </w:r>
+            <w:proofErr w:type="spellStart"/>
+            <w:r>
+              <w:rPr>
+                <w:sz w:val="16"/>
+              </w:rPr>
+              <w:t>System</w:t>
+            </w:r>
+            <w:proofErr w:type="spellEnd"/>
+            <w:r>
+              <w:rPr>
+                <w:sz w:val="16"/>
+              </w:rPr>
+              <w:t>.</w:t>
             </w:r>
           </w:p>
         </w:tc>
@@ -851,6 +1232,11 @@
               <w:bottom w:val="single" w:sz="4" w:space="0" w:color="auto"/>
               <w:right w:val="single" w:sz="4" w:space="0" w:color="auto"/>
             </w:tcBorders>
+            <w:tcPrChange w:id="55" w:author="francisco javier gonzalez  garcia" w:date="2026-09-22T22:06:00Z">
+              <w:tcPr>
+                <w:tcW w:w="2268" w:type="dxa"/>
+              </w:tcPr>
+            </w:tcPrChange>
           </w:tcPr>
           <w:p>
             <w:pPr>
@@ -873,6 +1259,11 @@
               <w:bottom w:val="single" w:sz="4" w:space="0" w:color="auto"/>
               <w:right w:val="single" w:sz="4" w:space="0" w:color="auto"/>
             </w:tcBorders>
+            <w:tcPrChange w:id="56" w:author="francisco javier gonzalez  garcia" w:date="2026-09-22T22:06:00Z">
+              <w:tcPr>
+                <w:tcW w:w="1020" w:type="dxa"/>
+              </w:tcPr>
+            </w:tcPrChange>
           </w:tcPr>
           <w:p>
             <w:pPr>
@@ -895,6 +1286,11 @@
               <w:bottom w:val="single" w:sz="4" w:space="0" w:color="auto"/>
               <w:right w:val="single" w:sz="4" w:space="0" w:color="auto"/>
             </w:tcBorders>
+            <w:tcPrChange w:id="57" w:author="francisco javier gonzalez  garcia" w:date="2026-09-22T22:06:00Z">
+              <w:tcPr>
+                <w:tcW w:w="1531" w:type="dxa"/>
+              </w:tcPr>
+            </w:tcPrChange>
           </w:tcPr>
           <w:p>
             <w:pPr>
@@ -904,12 +1300,61 @@
               <w:rPr>
                 <w:sz w:val="16"/>
               </w:rPr>
-              <w:t>Mitad: Diseño Visual UI. Tras aprobación de wireframes. Handoff a dev.</w:t>
+              <w:t xml:space="preserve">Mitad: Diseño Visual UI. Tras aprobación de </w:t>
+            </w:r>
+            <w:proofErr w:type="spellStart"/>
+            <w:r>
+              <w:rPr>
+                <w:sz w:val="16"/>
+              </w:rPr>
+              <w:t>wireframes</w:t>
+            </w:r>
+            <w:proofErr w:type="spellEnd"/>
+            <w:r>
+              <w:rPr>
+                <w:sz w:val="16"/>
+              </w:rPr>
+              <w:t xml:space="preserve">. </w:t>
+            </w:r>
+            <w:proofErr w:type="spellStart"/>
+            <w:r>
+              <w:rPr>
+                <w:sz w:val="16"/>
+              </w:rPr>
+              <w:t>Handoff</w:t>
+            </w:r>
+            <w:proofErr w:type="spellEnd"/>
+            <w:r>
+              <w:rPr>
+                <w:sz w:val="16"/>
+              </w:rPr>
+              <w:t xml:space="preserve"> a </w:t>
+            </w:r>
+            <w:proofErr w:type="spellStart"/>
+            <w:r>
+              <w:rPr>
+                <w:sz w:val="16"/>
+              </w:rPr>
+              <w:t>dev</w:t>
+            </w:r>
+            <w:proofErr w:type="spellEnd"/>
+            <w:r>
+              <w:rPr>
+                <w:sz w:val="16"/>
+              </w:rPr>
+              <w:t>.</w:t>
             </w:r>
           </w:p>
         </w:tc>
       </w:tr>
       <w:tr>
+        <w:trPr>
+          <w:trPrChange w:id="58" w:author="francisco javier gonzalez  garcia" w:date="2026-09-22T22:06:00Z">
+            <w:trPr>
+              <w:jc w:val="center"/>
+            </w:trPr>
+          </w:trPrChange>
+        </w:trPr>
         <w:tc>
           <w:tcPr>
             <w:tcW w:w="1134" w:type="dxa"/>
@@ -919,6 +1364,11 @@
               <w:bottom w:val="single" w:sz="4" w:space="0" w:color="auto"/>
               <w:right w:val="single" w:sz="4" w:space="0" w:color="auto"/>
             </w:tcBorders>
+            <w:tcPrChange w:id="59" w:author="francisco javier gonzalez  garcia" w:date="2026-09-22T22:06:00Z">
+              <w:tcPr>
+                <w:tcW w:w="1134" w:type="dxa"/>
+              </w:tcPr>
+            </w:tcPrChange>
           </w:tcPr>
           <w:p>
             <w:pPr>
@@ -948,6 +1398,11 @@
               <w:bottom w:val="single" w:sz="4" w:space="0" w:color="auto"/>
               <w:right w:val="single" w:sz="4" w:space="0" w:color="auto"/>
             </w:tcBorders>
+            <w:tcPrChange w:id="60" w:author="francisco javier gonzalez  garcia" w:date="2026-09-22T22:06:00Z">
+              <w:tcPr>
+                <w:tcW w:w="2551" w:type="dxa"/>
+              </w:tcPr>
+            </w:tcPrChange>
           </w:tcPr>
           <w:p>
             <w:pPr>
@@ -970,6 +1425,11 @@
               <w:bottom w:val="single" w:sz="4" w:space="0" w:color="auto"/>
               <w:right w:val="single" w:sz="4" w:space="0" w:color="auto"/>
             </w:tcBorders>
+            <w:tcPrChange w:id="61" w:author="francisco javier gonzalez  garcia" w:date="2026-09-22T22:06:00Z">
+              <w:tcPr>
+                <w:tcW w:w="2268" w:type="dxa"/>
+              </w:tcPr>
+            </w:tcPrChange>
           </w:tcPr>
           <w:p>
             <w:pPr>
@@ -992,6 +1452,11 @@
               <w:bottom w:val="single" w:sz="4" w:space="0" w:color="auto"/>
               <w:right w:val="single" w:sz="4" w:space="0" w:color="auto"/>
             </w:tcBorders>
+            <w:tcPrChange w:id="62" w:author="francisco javier gonzalez  garcia" w:date="2026-09-22T22:06:00Z">
+              <w:tcPr>
+                <w:tcW w:w="1020" w:type="dxa"/>
+              </w:tcPr>
+            </w:tcPrChange>
           </w:tcPr>
           <w:p>
             <w:pPr>
@@ -1014,6 +1479,11 @@
               <w:bottom w:val="single" w:sz="4" w:space="0" w:color="auto"/>
               <w:right w:val="single" w:sz="4" w:space="0" w:color="auto"/>
             </w:tcBorders>
+            <w:tcPrChange w:id="63" w:author="francisco javier gonzalez  garcia" w:date="2026-09-22T22:06:00Z">
+              <w:tcPr>
+                <w:tcW w:w="1531" w:type="dxa"/>
+              </w:tcPr>
+            </w:tcPrChange>
           </w:tcPr>
           <w:p>
             <w:pPr>
@@ -1023,17 +1493,49 @@
               <w:rPr>
                 <w:sz w:val="16"/>
               </w:rPr>
-              <w:t>Transversal, crítico pre-desarrollo. Low-Fi para test rápido, High-Fi para validación final.</w:t>
+              <w:t xml:space="preserve">Transversal, crítico </w:t>
+            </w:r>
+            <w:proofErr w:type="spellStart"/>
+            <w:r>
+              <w:rPr>
+                <w:sz w:val="16"/>
+              </w:rPr>
+              <w:t>pre-desarrollo</w:t>
+            </w:r>
+            <w:proofErr w:type="spellEnd"/>
+            <w:r>
+              <w:rPr>
+                <w:sz w:val="16"/>
+              </w:rPr>
+              <w:t>. Low-Fi para test rápido, High-Fi para validación final.</w:t>
             </w:r>
           </w:p>
         </w:tc>
       </w:tr>
     </w:tbl>
+    <w:p>
+      <w:pPr>
+        <w:rPr>
+          <w:ins w:id="64" w:author="francisco javier gonzalez  garcia" w:date="2026-09-24T23:18:00Z"/>
+        </w:rPr>
+      </w:pPr>
+    </w:p>
     <w:p/>
     <w:p>
       <w:pPr>
         <w:pStyle w:val="Ttulo2"/>
-      </w:pPr>
+        <w:pPrChange w:id="65" w:author="francisco javier gonzalez  garcia" w:date="2026-09-22T22:09:00Z">
+          <w:pPr>
+            <w:pStyle w:val="Ttulo1"/>
+          </w:pPr>
+        </w:pPrChange>
+      </w:pPr>
+      <w:del w:id="66" w:author="francisco javier gonzalez  garcia" w:date="2026-09-22T22:07:00Z">
+        <w:r>
+          <w:lastRenderedPageBreak/>
+          <w:delText xml:space="preserve">2. </w:delText>
+        </w:r>
+      </w:del>
       <w:r>
         <w:t xml:space="preserve">Ventajas y Limitaciones </w:t>
       </w:r>
@@ -1045,29 +1547,52 @@
       <w:pPr>
         <w:spacing w:after="40"/>
       </w:pPr>
+      <w:proofErr w:type="spellStart"/>
       <w:r>
         <w:rPr>
           <w:b/>
         </w:rPr>
-        <w:t xml:space="preserve">Wireframe: </w:t>
-      </w:r>
-      <w:r>
-        <w:t>+ Rapidez y bajo costo; foco en funcionalidad sin distracciones estéticas. - No transmite experiencia real; no sirve para validación emocional ni test con usuarios.</w:t>
-      </w:r>
-    </w:p>
-    <w:p>
-      <w:pPr>
-        <w:spacing w:after="40"/>
-      </w:pPr>
+        <w:t>Wireframe</w:t>
+      </w:r>
+      <w:proofErr w:type="spellEnd"/>
       <w:r>
         <w:rPr>
           <w:b/>
         </w:rPr>
-        <w:lastRenderedPageBreak/>
+        <w:t xml:space="preserve">: </w:t>
+      </w:r>
+      <w:r>
+        <w:t>+ Rapidez y bajo costo; foco en funcionalidad sin distracciones estéticas. - No transmite experiencia real; no sirve para validación emocional ni test con usuarios.</w:t>
+      </w:r>
+    </w:p>
+    <w:p>
+      <w:pPr>
+        <w:spacing w:after="40"/>
+      </w:pPr>
+      <w:r>
+        <w:rPr>
+          <w:b/>
+        </w:rPr>
         <w:t xml:space="preserve">Mockup: </w:t>
       </w:r>
       <w:r>
-        <w:t>+ Valida estética, Design System y marca; entregable preciso para desarrollo. - Estático; oculta errores de flujo e interacción; un diseño bonito puede esconder mala UX.</w:t>
+        <w:t xml:space="preserve">+ Valida estética, </w:t>
+      </w:r>
+      <w:proofErr w:type="spellStart"/>
+      <w:r>
+        <w:t>Design</w:t>
+      </w:r>
+      <w:proofErr w:type="spellEnd"/>
+      <w:r>
+        <w:t xml:space="preserve"> </w:t>
+      </w:r>
+      <w:proofErr w:type="spellStart"/>
+      <w:r>
+        <w:t>System</w:t>
+      </w:r>
+      <w:proofErr w:type="spellEnd"/>
+      <w:r>
+        <w:t xml:space="preserve"> y marca; entregable preciso para desarrollo. - Estático; oculta errores de flujo e interacción; un diseño bonito puede esconder mala UX.</w:t>
       </w:r>
     </w:p>
     <w:p>
@@ -1093,7 +1618,17 @@
     <w:p>
       <w:pPr>
         <w:pStyle w:val="Ttulo2"/>
-      </w:pPr>
+        <w:pPrChange w:id="67" w:author="francisco javier gonzalez  garcia" w:date="2026-09-22T22:09:00Z">
+          <w:pPr>
+            <w:pStyle w:val="Ttulo1"/>
+          </w:pPr>
+        </w:pPrChange>
+      </w:pPr>
+      <w:del w:id="68" w:author="francisco javier gonzalez  garcia" w:date="2026-09-22T22:08:00Z">
+        <w:r>
+          <w:delText xml:space="preserve">3. </w:delText>
+        </w:r>
+      </w:del>
       <w:r>
         <w:t>Ejemplo Práctico Unificado</w:t>
       </w:r>
@@ -1103,21 +1638,53 @@
         <w:spacing w:after="40"/>
       </w:pPr>
       <w:r>
-        <w:t>App móvil FinTech "Capital" - Dashboard de Gastos Mensuales. Misma pantalla, tres evoluciones:</w:t>
+        <w:t xml:space="preserve">App móvil </w:t>
+      </w:r>
+      <w:proofErr w:type="spellStart"/>
+      <w:r>
+        <w:t>FinTech</w:t>
+      </w:r>
+      <w:proofErr w:type="spellEnd"/>
+      <w:r>
+        <w:t xml:space="preserve"> "Capital" - </w:t>
+      </w:r>
+      <w:proofErr w:type="spellStart"/>
+      <w:r>
+        <w:t>Dashboard</w:t>
+      </w:r>
+      <w:proofErr w:type="spellEnd"/>
+      <w:r>
+        <w:t xml:space="preserve"> de Gastos Mensuales. Misma pantalla, tres evoluciones:</w:t>
       </w:r>
     </w:p>
     <w:p>
       <w:pPr>
         <w:spacing w:after="40"/>
       </w:pPr>
+      <w:proofErr w:type="spellStart"/>
       <w:r>
         <w:rPr>
           <w:b/>
         </w:rPr>
-        <w:t xml:space="preserve">Wireframe: </w:t>
-      </w:r>
-      <w:r>
-        <w:t>[Header] [Balance: $XXXX] [Gráfico barras grises] [Lista transacciones] [FAB: +]. Sin color. Valida prioridad de contenido.</w:t>
+        <w:t>Wireframe</w:t>
+      </w:r>
+      <w:proofErr w:type="spellEnd"/>
+      <w:r>
+        <w:rPr>
+          <w:b/>
+        </w:rPr>
+        <w:t xml:space="preserve">: </w:t>
+      </w:r>
+      <w:r>
+        <w:t>[</w:t>
+      </w:r>
+      <w:proofErr w:type="spellStart"/>
+      <w:r>
+        <w:t>Header</w:t>
+      </w:r>
+      <w:proofErr w:type="spellEnd"/>
+      <w:r>
+        <w:t>] [Balance: $XXXX] [Gráfico barras grises] [Lista transacciones] [FAB: +]. Sin color. Valida prioridad de contenido.</w:t>
       </w:r>
     </w:p>
     <w:p>
@@ -1131,7 +1698,23 @@
         <w:t xml:space="preserve">Mockup: </w:t>
       </w:r>
       <w:r>
-        <w:t>Fondo #0A0A0B, glassmorphism, gráfico azul #4D7FC1, tipografía Manrope Bold. Valida identidad visual, contraste y coherencia de marca.</w:t>
+        <w:t xml:space="preserve">Fondo #0A0A0B, </w:t>
+      </w:r>
+      <w:proofErr w:type="spellStart"/>
+      <w:r>
+        <w:t>glassmorphism</w:t>
+      </w:r>
+      <w:proofErr w:type="spellEnd"/>
+      <w:r>
+        <w:t xml:space="preserve">, gráfico azul #4D7FC1, tipografía </w:t>
+      </w:r>
+      <w:proofErr w:type="spellStart"/>
+      <w:r>
+        <w:t>Manrope</w:t>
+      </w:r>
+      <w:proofErr w:type="spellEnd"/>
+      <w:r>
+        <w:t xml:space="preserve"> Bold. Valida identidad visual, contraste y coherencia de marca.</w:t>
       </w:r>
     </w:p>
     <w:p>
@@ -1142,16 +1725,80 @@
         <w:rPr>
           <w:b/>
         </w:rPr>
-        <w:t xml:space="preserve">Prototipo (Figma High-Fi): </w:t>
-      </w:r>
-      <w:r>
-        <w:t>Interacciones: tap en gráfico filtra lista; swipe acciones Editar/Eliminar; tap en + bottom sheet animado; estado vacío con Lottie. Valida con test de usabilidad (n=5).</w:t>
+        <w:t>Prototipo (</w:t>
+      </w:r>
+      <w:proofErr w:type="spellStart"/>
+      <w:r>
+        <w:rPr>
+          <w:b/>
+        </w:rPr>
+        <w:t>Figma</w:t>
+      </w:r>
+      <w:proofErr w:type="spellEnd"/>
+      <w:r>
+        <w:rPr>
+          <w:b/>
+        </w:rPr>
+        <w:t xml:space="preserve"> High-Fi): </w:t>
+      </w:r>
+      <w:r>
+        <w:t xml:space="preserve">Interacciones: </w:t>
+      </w:r>
+      <w:proofErr w:type="spellStart"/>
+      <w:r>
+        <w:t>tap</w:t>
+      </w:r>
+      <w:proofErr w:type="spellEnd"/>
+      <w:r>
+        <w:t xml:space="preserve"> en gráfico filtra lista; </w:t>
+      </w:r>
+      <w:proofErr w:type="spellStart"/>
+      <w:r>
+        <w:t>swipe</w:t>
+      </w:r>
+      <w:proofErr w:type="spellEnd"/>
+      <w:r>
+        <w:t xml:space="preserve"> acciones Editar/Eliminar; </w:t>
+      </w:r>
+      <w:proofErr w:type="spellStart"/>
+      <w:r>
+        <w:t>tap</w:t>
+      </w:r>
+      <w:proofErr w:type="spellEnd"/>
+      <w:r>
+        <w:t xml:space="preserve"> en + bottom </w:t>
+      </w:r>
+      <w:proofErr w:type="spellStart"/>
+      <w:r>
+        <w:t>sheet</w:t>
+      </w:r>
+      <w:proofErr w:type="spellEnd"/>
+      <w:r>
+        <w:t xml:space="preserve"> animado; estado vacío con </w:t>
+      </w:r>
+      <w:proofErr w:type="spellStart"/>
+      <w:r>
+        <w:t>Lottie</w:t>
+      </w:r>
+      <w:proofErr w:type="spellEnd"/>
+      <w:r>
+        <w:t>. Valida con test de usabilidad (n=5).</w:t>
       </w:r>
     </w:p>
     <w:p>
       <w:pPr>
         <w:pStyle w:val="Ttulo2"/>
-      </w:pPr>
+        <w:pPrChange w:id="69" w:author="francisco javier gonzalez  garcia" w:date="2026-09-22T22:09:00Z">
+          <w:pPr>
+            <w:pStyle w:val="Ttulo1"/>
+          </w:pPr>
+        </w:pPrChange>
+      </w:pPr>
+      <w:del w:id="70" w:author="francisco javier gonzalez  garcia" w:date="2026-09-22T22:09:00Z">
+        <w:r>
+          <w:delText xml:space="preserve">4. </w:delText>
+        </w:r>
+      </w:del>
       <w:r>
         <w:t>Conclusión Estratégica - Regla de Decisión</w:t>
       </w:r>
@@ -1161,7 +1808,15 @@
         <w:spacing w:after="40"/>
       </w:pPr>
       <w:r>
-        <w:t>Si validas QUÉ se construye -&gt; Wireframe. Si validas CÓMO SE VE -&gt; Mockup. Si validas CÓMO SE SIENTE Y FLUYE -&gt; Prototipo.</w:t>
+        <w:t xml:space="preserve">Si validas QUÉ se construye -&gt; </w:t>
+      </w:r>
+      <w:proofErr w:type="spellStart"/>
+      <w:r>
+        <w:t>Wireframe</w:t>
+      </w:r>
+      <w:proofErr w:type="spellEnd"/>
+      <w:r>
+        <w:t>. Si validas CÓMO SE VE -&gt; Mockup. Si validas CÓMO SE SIENTE Y FLUYE -&gt; Prototipo.</w:t>
       </w:r>
     </w:p>
     <w:p>
@@ -1175,12 +1830,23 @@
         <w:t xml:space="preserve">Error crítico que genera costo: </w:t>
       </w:r>
       <w:r>
-        <w:t>Saltar del wireframe directo a desarrollo sin mockup ni prototipo. Resultado: producto funcionalmente correcto pero visualmente pobre e inusable. El costo de corrección en código es 10x superior al costo en fase de diseño (Principio de Boehm).</w:t>
+        <w:t xml:space="preserve">Saltar del </w:t>
+      </w:r>
+      <w:proofErr w:type="spellStart"/>
+      <w:r>
+        <w:t>wireframe</w:t>
+      </w:r>
+      <w:proofErr w:type="spellEnd"/>
+      <w:r>
+        <w:t xml:space="preserve"> directo a desarrollo sin mockup ni prototipo. Resultado: producto funcionalmente correcto pero visualmente pobre e inusable. El costo de corrección en código es 10x superior al costo en fase de diseño (Principio de Boehm).</w:t>
       </w:r>
     </w:p>
     <w:p>
       <w:pPr>
         <w:spacing w:after="40"/>
+        <w:rPr>
+          <w:ins w:id="71" w:author="francisco javier gonzalez  garcia" w:date="2026-09-24T23:18:00Z"/>
+        </w:rPr>
       </w:pPr>
       <w:r>
         <w:rPr>
@@ -1188,238 +1854,532 @@
         </w:rPr>
         <w:t xml:space="preserve">Estándar académico recomendado: </w:t>
       </w:r>
-      <w:r>
-        <w:t>Wireframe -&gt; Test de estructura -&gt; Mockup + Design System -&gt; Prototipo High-Fi -&gt; Test de usabilidad (n=5) -&gt; Handoff a desarrollo.</w:t>
+      <w:proofErr w:type="spellStart"/>
+      <w:r>
+        <w:t>Wireframe</w:t>
+      </w:r>
+      <w:proofErr w:type="spellEnd"/>
+      <w:r>
+        <w:t xml:space="preserve"> -&gt; Test de estructura -&gt; Mockup + </w:t>
+      </w:r>
+      <w:proofErr w:type="spellStart"/>
+      <w:r>
+        <w:t>Design</w:t>
+      </w:r>
+      <w:proofErr w:type="spellEnd"/>
+      <w:r>
+        <w:t xml:space="preserve"> </w:t>
+      </w:r>
+      <w:proofErr w:type="spellStart"/>
+      <w:r>
+        <w:t>System</w:t>
+      </w:r>
+      <w:proofErr w:type="spellEnd"/>
+      <w:r>
+        <w:t xml:space="preserve"> -&gt; Prototipo High-Fi -&gt; Test de usabilidad (n=5) -&gt; </w:t>
+      </w:r>
+      <w:proofErr w:type="spellStart"/>
+      <w:r>
+        <w:t>Handoff</w:t>
+      </w:r>
+      <w:proofErr w:type="spellEnd"/>
+      <w:r>
+        <w:t xml:space="preserve"> a desarrollo.</w:t>
       </w:r>
     </w:p>
     <w:p>
       <w:pPr>
-        <w:pStyle w:val="Ttulo1"/>
-      </w:pPr>
-      <w:r>
-        <w:t xml:space="preserve">Fase 2. </w:t>
-      </w:r>
-      <w:r>
-        <w:t>Definición del contexto UX</w:t>
-      </w:r>
+        <w:spacing w:after="40"/>
+        <w:rPr>
+          <w:ins w:id="72" w:author="francisco javier gonzalez  garcia" w:date="2026-09-24T23:18:00Z"/>
+        </w:rPr>
+      </w:pPr>
     </w:p>
     <w:p>
       <w:pPr>
+        <w:spacing w:after="40"/>
+        <w:rPr>
+          <w:ins w:id="73" w:author="francisco javier gonzalez  garcia" w:date="2026-09-24T23:18:00Z"/>
+        </w:rPr>
+      </w:pPr>
+    </w:p>
+    <w:p>
+      <w:pPr>
+        <w:spacing w:after="40"/>
+        <w:rPr>
+          <w:ins w:id="74" w:author="francisco javier gonzalez  garcia" w:date="2026-09-24T23:18:00Z"/>
+        </w:rPr>
+      </w:pPr>
+    </w:p>
+    <w:p>
+      <w:pPr>
+        <w:spacing w:after="40"/>
+        <w:rPr>
+          <w:ins w:id="75" w:author="francisco javier gonzalez  garcia" w:date="2026-09-24T23:18:00Z"/>
+        </w:rPr>
+      </w:pPr>
+    </w:p>
+    <w:p>
+      <w:pPr>
+        <w:spacing w:after="40"/>
+        <w:rPr>
+          <w:ins w:id="76" w:author="francisco javier gonzalez  garcia" w:date="2026-09-24T23:18:00Z"/>
+        </w:rPr>
+      </w:pPr>
+    </w:p>
+    <w:p>
+      <w:pPr>
+        <w:spacing w:after="40"/>
+        <w:rPr>
+          <w:ins w:id="77" w:author="francisco javier gonzalez  garcia" w:date="2026-09-24T23:18:00Z"/>
+        </w:rPr>
+      </w:pPr>
+    </w:p>
+    <w:p>
+      <w:pPr>
+        <w:spacing w:after="40"/>
+        <w:rPr>
+          <w:ins w:id="78" w:author="francisco javier gonzalez  garcia" w:date="2026-09-24T22:55:00Z"/>
+        </w:rPr>
+      </w:pPr>
+    </w:p>
+    <w:p>
+      <w:pPr>
+        <w:spacing w:after="40"/>
+        <w:rPr>
+          <w:del w:id="79" w:author="francisco javier gonzalez  garcia" w:date="2026-09-24T22:55:00Z"/>
+        </w:rPr>
+      </w:pPr>
+    </w:p>
+    <w:p>
+      <w:pPr>
+        <w:pStyle w:val="Ttulo1"/>
+        <w:rPr>
+          <w:ins w:id="80" w:author="francisco javier gonzalez  garcia" w:date="2026-09-24T21:55:00Z"/>
+        </w:rPr>
+      </w:pPr>
+      <w:ins w:id="81" w:author="francisco javier gonzalez  garcia" w:date="2026-09-24T21:52:00Z">
+        <w:r>
+          <w:t xml:space="preserve">Fase 2. </w:t>
+        </w:r>
+      </w:ins>
+      <w:ins w:id="82" w:author="francisco javier gonzalez  garcia" w:date="2026-09-24T21:53:00Z">
+        <w:r>
+          <w:t>Definición del contexto UX</w:t>
+        </w:r>
+      </w:ins>
+    </w:p>
+    <w:p>
+      <w:pPr>
         <w:pStyle w:val="Ttulo2"/>
-      </w:pPr>
-      <w:r>
-        <w:t>Personas</w:t>
-      </w:r>
+        <w:rPr>
+          <w:ins w:id="83" w:author="francisco javier gonzalez  garcia" w:date="2026-09-24T21:56:00Z"/>
+        </w:rPr>
+        <w:pPrChange w:id="84" w:author="francisco javier gonzalez  garcia" w:date="2026-09-24T22:40:00Z">
+          <w:pPr/>
+        </w:pPrChange>
+      </w:pPr>
+      <w:ins w:id="85" w:author="francisco javier gonzalez  garcia" w:date="2026-09-24T21:55:00Z">
+        <w:r>
+          <w:t>Personas</w:t>
+        </w:r>
+      </w:ins>
     </w:p>
     <w:tbl>
       <w:tblPr>
         <w:tblStyle w:val="Tablaconcuadrcula"/>
         <w:tblW w:w="0" w:type="auto"/>
         <w:tblLook w:val="04A0" w:firstRow="1" w:lastRow="0" w:firstColumn="1" w:lastColumn="0" w:noHBand="0" w:noVBand="1"/>
+        <w:tblPrChange w:id="86" w:author="francisco javier gonzalez  garcia" w:date="2026-09-24T22:55:00Z">
+          <w:tblPr>
+            <w:tblStyle w:val="Tablaconcuadrcula"/>
+            <w:tblW w:w="0" w:type="auto"/>
+            <w:tblLook w:val="04A0" w:firstRow="1" w:lastRow="0" w:firstColumn="1" w:lastColumn="0" w:noHBand="0" w:noVBand="1"/>
+          </w:tblPr>
+        </w:tblPrChange>
       </w:tblPr>
       <w:tblGrid>
         <w:gridCol w:w="3166"/>
         <w:gridCol w:w="3167"/>
         <w:gridCol w:w="3167"/>
+        <w:tblGridChange w:id="87">
+          <w:tblGrid>
+            <w:gridCol w:w="3166"/>
+            <w:gridCol w:w="3167"/>
+            <w:gridCol w:w="3167"/>
+          </w:tblGrid>
+        </w:tblGridChange>
       </w:tblGrid>
       <w:tr>
+        <w:trPr>
+          <w:ins w:id="88" w:author="francisco javier gonzalez  garcia" w:date="2026-09-24T22:40:00Z"/>
+        </w:trPr>
         <w:tc>
           <w:tcPr>
             <w:tcW w:w="3166" w:type="dxa"/>
             <w:shd w:val="clear" w:color="auto" w:fill="DDD9C3" w:themeFill="background2" w:themeFillShade="E6"/>
+            <w:tcPrChange w:id="89" w:author="francisco javier gonzalez  garcia" w:date="2026-09-24T22:55:00Z">
+              <w:tcPr>
+                <w:tcW w:w="3166" w:type="dxa"/>
+              </w:tcPr>
+            </w:tcPrChange>
           </w:tcPr>
           <w:p>
             <w:pPr>
               <w:spacing w:line="40" w:lineRule="atLeast"/>
               <w:rPr>
+                <w:ins w:id="90" w:author="francisco javier gonzalez  garcia" w:date="2026-09-24T22:40:00Z"/>
                 <w:b/>
                 <w:bCs/>
                 <w:sz w:val="16"/>
                 <w:szCs w:val="16"/>
+                <w:rPrChange w:id="91" w:author="francisco javier gonzalez  garcia" w:date="2026-09-24T22:42:00Z">
+                  <w:rPr>
+                    <w:ins w:id="92" w:author="francisco javier gonzalez  garcia" w:date="2026-09-24T22:40:00Z"/>
+                  </w:rPr>
+                </w:rPrChange>
               </w:rPr>
             </w:pPr>
-            <w:r>
-              <w:rPr>
-                <w:b/>
-                <w:bCs/>
-                <w:sz w:val="16"/>
-                <w:szCs w:val="16"/>
-              </w:rPr>
-              <w:t>Arquetipo 1: USUARIO</w:t>
-            </w:r>
+            <w:ins w:id="93" w:author="francisco javier gonzalez  garcia" w:date="2026-09-24T22:40:00Z">
+              <w:r>
+                <w:rPr>
+                  <w:b/>
+                  <w:bCs/>
+                  <w:sz w:val="16"/>
+                  <w:szCs w:val="16"/>
+                  <w:rPrChange w:id="94" w:author="francisco javier gonzalez  garcia" w:date="2026-09-24T22:42:00Z">
+                    <w:rPr/>
+                  </w:rPrChange>
+                </w:rPr>
+                <w:t>Arquetipo 1: U</w:t>
+              </w:r>
+            </w:ins>
+            <w:ins w:id="95" w:author="francisco javier gonzalez  garcia" w:date="2026-09-24T23:22:00Z">
+              <w:r>
+                <w:rPr>
+                  <w:b/>
+                  <w:bCs/>
+                  <w:sz w:val="16"/>
+                  <w:szCs w:val="16"/>
+                </w:rPr>
+                <w:t>suario</w:t>
+              </w:r>
+            </w:ins>
+            <w:ins w:id="96" w:author="francisco javier gonzalez  garcia" w:date="2026-09-24T23:41:00Z">
+              <w:r>
+                <w:rPr>
+                  <w:b/>
+                  <w:bCs/>
+                  <w:sz w:val="16"/>
+                  <w:szCs w:val="16"/>
+                </w:rPr>
+                <w:t xml:space="preserve"> (</w:t>
+              </w:r>
+              <w:r>
+                <w:rPr>
+                  <w:b/>
+                  <w:bCs/>
+                  <w:sz w:val="16"/>
+                  <w:szCs w:val="16"/>
+                  <w:rPrChange w:id="97" w:author="francisco javier gonzalez  garcia" w:date="2026-09-24T23:42:00Z">
+                    <w:rPr>
+                      <w:sz w:val="16"/>
+                      <w:szCs w:val="16"/>
+                    </w:rPr>
+                  </w:rPrChange>
+                </w:rPr>
+                <w:t>Atleta / Socio</w:t>
+              </w:r>
+              <w:r>
+                <w:rPr>
+                  <w:b/>
+                  <w:bCs/>
+                  <w:sz w:val="16"/>
+                  <w:szCs w:val="16"/>
+                </w:rPr>
+                <w:t>)</w:t>
+              </w:r>
+            </w:ins>
           </w:p>
         </w:tc>
         <w:tc>
           <w:tcPr>
             <w:tcW w:w="3167" w:type="dxa"/>
             <w:shd w:val="clear" w:color="auto" w:fill="DDD9C3" w:themeFill="background2" w:themeFillShade="E6"/>
+            <w:tcPrChange w:id="98" w:author="francisco javier gonzalez  garcia" w:date="2026-09-24T22:55:00Z">
+              <w:tcPr>
+                <w:tcW w:w="3167" w:type="dxa"/>
+              </w:tcPr>
+            </w:tcPrChange>
           </w:tcPr>
           <w:p>
             <w:pPr>
               <w:spacing w:line="40" w:lineRule="atLeast"/>
               <w:rPr>
+                <w:ins w:id="99" w:author="francisco javier gonzalez  garcia" w:date="2026-09-24T22:40:00Z"/>
                 <w:b/>
                 <w:bCs/>
                 <w:sz w:val="16"/>
                 <w:szCs w:val="16"/>
+                <w:rPrChange w:id="100" w:author="francisco javier gonzalez  garcia" w:date="2026-09-24T22:42:00Z">
+                  <w:rPr>
+                    <w:ins w:id="101" w:author="francisco javier gonzalez  garcia" w:date="2026-09-24T22:40:00Z"/>
+                  </w:rPr>
+                </w:rPrChange>
               </w:rPr>
             </w:pPr>
-            <w:r>
-              <w:rPr>
-                <w:b/>
-                <w:bCs/>
-                <w:sz w:val="16"/>
-                <w:szCs w:val="16"/>
-              </w:rPr>
-              <w:t>Arquetipo 2: ENTRENADO</w:t>
-            </w:r>
+            <w:ins w:id="102" w:author="francisco javier gonzalez  garcia" w:date="2026-09-24T22:42:00Z">
+              <w:r>
+                <w:rPr>
+                  <w:b/>
+                  <w:bCs/>
+                  <w:sz w:val="16"/>
+                  <w:szCs w:val="16"/>
+                  <w:rPrChange w:id="103" w:author="francisco javier gonzalez  garcia" w:date="2026-09-24T22:42:00Z">
+                    <w:rPr/>
+                  </w:rPrChange>
+                </w:rPr>
+                <w:t>Arquetipo 2: E</w:t>
+              </w:r>
+            </w:ins>
+            <w:ins w:id="104" w:author="francisco javier gonzalez  garcia" w:date="2026-09-24T23:22:00Z">
+              <w:r>
+                <w:rPr>
+                  <w:b/>
+                  <w:bCs/>
+                  <w:sz w:val="16"/>
+                  <w:szCs w:val="16"/>
+                </w:rPr>
+                <w:t>ntrenador</w:t>
+              </w:r>
+            </w:ins>
+            <w:ins w:id="105" w:author="francisco javier gonzalez  garcia" w:date="2026-09-24T23:44:00Z">
+              <w:r>
+                <w:rPr>
+                  <w:b/>
+                  <w:bCs/>
+                  <w:sz w:val="16"/>
+                  <w:szCs w:val="16"/>
+                </w:rPr>
+                <w:t xml:space="preserve"> Físico</w:t>
+              </w:r>
+            </w:ins>
           </w:p>
         </w:tc>
         <w:tc>
           <w:tcPr>
             <w:tcW w:w="3167" w:type="dxa"/>
             <w:shd w:val="clear" w:color="auto" w:fill="DDD9C3" w:themeFill="background2" w:themeFillShade="E6"/>
+            <w:tcPrChange w:id="106" w:author="francisco javier gonzalez  garcia" w:date="2026-09-24T22:55:00Z">
+              <w:tcPr>
+                <w:tcW w:w="3167" w:type="dxa"/>
+              </w:tcPr>
+            </w:tcPrChange>
           </w:tcPr>
           <w:p>
             <w:pPr>
               <w:spacing w:line="40" w:lineRule="atLeast"/>
               <w:rPr>
+                <w:ins w:id="107" w:author="francisco javier gonzalez  garcia" w:date="2026-09-24T22:40:00Z"/>
                 <w:b/>
                 <w:bCs/>
                 <w:sz w:val="16"/>
                 <w:szCs w:val="16"/>
+                <w:rPrChange w:id="108" w:author="francisco javier gonzalez  garcia" w:date="2026-09-24T22:42:00Z">
+                  <w:rPr>
+                    <w:ins w:id="109" w:author="francisco javier gonzalez  garcia" w:date="2026-09-24T22:40:00Z"/>
+                  </w:rPr>
+                </w:rPrChange>
               </w:rPr>
             </w:pPr>
-            <w:r>
-              <w:rPr>
-                <w:b/>
-                <w:bCs/>
-                <w:sz w:val="16"/>
-                <w:szCs w:val="16"/>
-              </w:rPr>
-              <w:t>Arquetipo 3: Encargado del  Gimnasio</w:t>
-            </w:r>
+            <w:ins w:id="110" w:author="francisco javier gonzalez  garcia" w:date="2026-09-24T22:50:00Z">
+              <w:r>
+                <w:rPr>
+                  <w:b/>
+                  <w:bCs/>
+                  <w:sz w:val="16"/>
+                  <w:szCs w:val="16"/>
+                </w:rPr>
+                <w:t>Arquetipo 3: Encargado del  Gimnasio</w:t>
+              </w:r>
+            </w:ins>
           </w:p>
         </w:tc>
       </w:tr>
       <w:tr>
         <w:trPr>
           <w:trHeight w:val="5802"/>
+          <w:ins w:id="111" w:author="francisco javier gonzalez  garcia" w:date="2026-09-24T22:40:00Z"/>
+          <w:trPrChange w:id="112" w:author="francisco javier gonzalez  garcia" w:date="2026-09-24T22:41:00Z">
+            <w:trPr>
+              <w:trHeight w:val="16207"/>
+            </w:trPr>
+          </w:trPrChange>
         </w:trPr>
         <w:tc>
           <w:tcPr>
             <w:tcW w:w="3166" w:type="dxa"/>
+            <w:tcPrChange w:id="113" w:author="francisco javier gonzalez  garcia" w:date="2026-09-24T22:41:00Z">
+              <w:tcPr>
+                <w:tcW w:w="3166" w:type="dxa"/>
+              </w:tcPr>
+            </w:tcPrChange>
           </w:tcPr>
           <w:p>
             <w:pPr>
               <w:spacing w:line="40" w:lineRule="atLeast"/>
               <w:rPr>
+                <w:ins w:id="114" w:author="francisco javier gonzalez  garcia" w:date="2026-09-24T22:41:00Z"/>
                 <w:sz w:val="16"/>
                 <w:szCs w:val="16"/>
+                <w:rPrChange w:id="115" w:author="francisco javier gonzalez  garcia" w:date="2026-09-24T22:42:00Z">
+                  <w:rPr>
+                    <w:ins w:id="116" w:author="francisco javier gonzalez  garcia" w:date="2026-09-24T22:41:00Z"/>
+                  </w:rPr>
+                </w:rPrChange>
               </w:rPr>
             </w:pPr>
-            <w:r>
-              <w:rPr>
-                <w:sz w:val="16"/>
-                <w:szCs w:val="16"/>
-              </w:rPr>
-              <w:lastRenderedPageBreak/>
-              <w:t>Datos Demográficos y Perfil:</w:t>
-            </w:r>
+            <w:ins w:id="117" w:author="francisco javier gonzalez  garcia" w:date="2026-09-24T22:41:00Z">
+              <w:r>
+                <w:rPr>
+                  <w:sz w:val="16"/>
+                  <w:szCs w:val="16"/>
+                  <w:rPrChange w:id="118" w:author="francisco javier gonzalez  garcia" w:date="2026-09-24T22:42:00Z">
+                    <w:rPr/>
+                  </w:rPrChange>
+                </w:rPr>
+                <w:t>Nombre ficticio: Valeria Mendoza</w:t>
+              </w:r>
+            </w:ins>
           </w:p>
           <w:p>
             <w:pPr>
               <w:spacing w:line="40" w:lineRule="atLeast"/>
               <w:rPr>
+                <w:ins w:id="119" w:author="francisco javier gonzalez  garcia" w:date="2026-09-24T22:41:00Z"/>
                 <w:sz w:val="16"/>
                 <w:szCs w:val="16"/>
+                <w:rPrChange w:id="120" w:author="francisco javier gonzalez  garcia" w:date="2026-09-24T22:42:00Z">
+                  <w:rPr>
+                    <w:ins w:id="121" w:author="francisco javier gonzalez  garcia" w:date="2026-09-24T22:41:00Z"/>
+                  </w:rPr>
+                </w:rPrChange>
               </w:rPr>
             </w:pPr>
-            <w:r>
-              <w:rPr>
-                <w:sz w:val="16"/>
-                <w:szCs w:val="16"/>
-              </w:rPr>
-              <w:t>Nombre ficticio: Valeria Mendoza</w:t>
-            </w:r>
+            <w:ins w:id="122" w:author="francisco javier gonzalez  garcia" w:date="2026-09-24T22:41:00Z">
+              <w:r>
+                <w:rPr>
+                  <w:sz w:val="16"/>
+                  <w:szCs w:val="16"/>
+                  <w:rPrChange w:id="123" w:author="francisco javier gonzalez  garcia" w:date="2026-09-24T22:42:00Z">
+                    <w:rPr/>
+                  </w:rPrChange>
+                </w:rPr>
+                <w:t>Edad: 25 años</w:t>
+              </w:r>
+            </w:ins>
           </w:p>
           <w:p>
             <w:pPr>
               <w:spacing w:line="40" w:lineRule="atLeast"/>
               <w:rPr>
+                <w:ins w:id="124" w:author="francisco javier gonzalez  garcia" w:date="2026-09-24T22:41:00Z"/>
                 <w:sz w:val="16"/>
                 <w:szCs w:val="16"/>
+                <w:rPrChange w:id="125" w:author="francisco javier gonzalez  garcia" w:date="2026-09-24T22:42:00Z">
+                  <w:rPr>
+                    <w:ins w:id="126" w:author="francisco javier gonzalez  garcia" w:date="2026-09-24T22:41:00Z"/>
+                  </w:rPr>
+                </w:rPrChange>
               </w:rPr>
             </w:pPr>
-            <w:r>
-              <w:rPr>
-                <w:sz w:val="16"/>
-                <w:szCs w:val="16"/>
-              </w:rPr>
-              <w:t>Edad: 25 años</w:t>
-            </w:r>
+            <w:ins w:id="127" w:author="francisco javier gonzalez  garcia" w:date="2026-09-24T22:41:00Z">
+              <w:r>
+                <w:rPr>
+                  <w:sz w:val="16"/>
+                  <w:szCs w:val="16"/>
+                  <w:rPrChange w:id="128" w:author="francisco javier gonzalez  garcia" w:date="2026-09-24T22:42:00Z">
+                    <w:rPr/>
+                  </w:rPrChange>
+                </w:rPr>
+                <w:t>Rol: Usuario del Gimnasio</w:t>
+              </w:r>
+            </w:ins>
           </w:p>
           <w:p>
             <w:pPr>
               <w:spacing w:line="40" w:lineRule="atLeast"/>
               <w:rPr>
+                <w:ins w:id="129" w:author="francisco javier gonzalez  garcia" w:date="2026-09-24T22:41:00Z"/>
                 <w:sz w:val="16"/>
                 <w:szCs w:val="16"/>
+                <w:rPrChange w:id="130" w:author="francisco javier gonzalez  garcia" w:date="2026-09-24T22:42:00Z">
+                  <w:rPr>
+                    <w:ins w:id="131" w:author="francisco javier gonzalez  garcia" w:date="2026-09-24T22:41:00Z"/>
+                  </w:rPr>
+                </w:rPrChange>
               </w:rPr>
             </w:pPr>
-            <w:r>
-              <w:rPr>
-                <w:sz w:val="16"/>
-                <w:szCs w:val="16"/>
-              </w:rPr>
-              <w:t>Rol: Usuario del Gimnasio</w:t>
-            </w:r>
+            <w:ins w:id="132" w:author="francisco javier gonzalez  garcia" w:date="2026-09-24T22:41:00Z">
+              <w:r>
+                <w:rPr>
+                  <w:sz w:val="16"/>
+                  <w:szCs w:val="16"/>
+                  <w:rPrChange w:id="133" w:author="francisco javier gonzalez  garcia" w:date="2026-09-24T22:42:00Z">
+                    <w:rPr/>
+                  </w:rPrChange>
+                </w:rPr>
+                <w:t xml:space="preserve">Nivel tecnológico: Alto / Experto; utilizas aplicaciones diariamente, manejas múltiples dispositivos inteligentes (smartwatch, smartphone) y </w:t>
+              </w:r>
+            </w:ins>
+            <w:ins w:id="134" w:author="francisco javier gonzalez  garcia" w:date="2026-09-24T22:58:00Z">
+              <w:r>
+                <w:rPr>
+                  <w:sz w:val="16"/>
+                  <w:szCs w:val="16"/>
+                </w:rPr>
+                <w:t>s</w:t>
+              </w:r>
+            </w:ins>
+            <w:ins w:id="135" w:author="francisco javier gonzalez  garcia" w:date="2026-09-24T22:41:00Z">
+              <w:r>
+                <w:rPr>
+                  <w:sz w:val="16"/>
+                  <w:szCs w:val="16"/>
+                  <w:rPrChange w:id="136" w:author="francisco javier gonzalez  garcia" w:date="2026-09-24T22:42:00Z">
+                    <w:rPr/>
+                  </w:rPrChange>
+                </w:rPr>
+                <w:t>e adaptas de inmediato a nuevas interfaces.</w:t>
+              </w:r>
+            </w:ins>
           </w:p>
           <w:p>
             <w:pPr>
               <w:spacing w:line="40" w:lineRule="atLeast"/>
               <w:rPr>
+                <w:ins w:id="137" w:author="francisco javier gonzalez  garcia" w:date="2026-09-24T22:41:00Z"/>
                 <w:sz w:val="16"/>
                 <w:szCs w:val="16"/>
+                <w:rPrChange w:id="138" w:author="francisco javier gonzalez  garcia" w:date="2026-09-24T22:42:00Z">
+                  <w:rPr>
+                    <w:ins w:id="139" w:author="francisco javier gonzalez  garcia" w:date="2026-09-24T22:41:00Z"/>
+                  </w:rPr>
+                </w:rPrChange>
               </w:rPr>
             </w:pPr>
-            <w:r>
-              <w:rPr>
-                <w:sz w:val="16"/>
-                <w:szCs w:val="16"/>
-              </w:rPr>
-              <w:t xml:space="preserve">Nivel tecnológico: Alto / Experto; utilizas aplicaciones diariamente, manejas múltiples dispositivos inteligentes (smartwatch, smartphone) y </w:t>
-            </w:r>
-            <w:r>
-              <w:rPr>
-                <w:sz w:val="16"/>
-                <w:szCs w:val="16"/>
-              </w:rPr>
-              <w:t>s</w:t>
-            </w:r>
-            <w:r>
-              <w:rPr>
-                <w:sz w:val="16"/>
-                <w:szCs w:val="16"/>
-              </w:rPr>
-              <w:t>e adaptas de inmediato a nuevas interfaces.</w:t>
-            </w:r>
-          </w:p>
-          <w:p>
-            <w:pPr>
-              <w:spacing w:line="40" w:lineRule="atLeast"/>
-              <w:rPr>
-                <w:sz w:val="16"/>
-                <w:szCs w:val="16"/>
-              </w:rPr>
-            </w:pPr>
-            <w:r>
-              <w:rPr>
-                <w:sz w:val="16"/>
-                <w:szCs w:val="16"/>
-              </w:rPr>
-              <w:t xml:space="preserve">Objetivo principal: </w:t>
-            </w:r>
+            <w:ins w:id="140" w:author="francisco javier gonzalez  garcia" w:date="2026-09-24T22:41:00Z">
+              <w:r>
+                <w:rPr>
+                  <w:sz w:val="16"/>
+                  <w:szCs w:val="16"/>
+                  <w:rPrChange w:id="141" w:author="francisco javier gonzalez  garcia" w:date="2026-09-24T22:42:00Z">
+                    <w:rPr/>
+                  </w:rPrChange>
+                </w:rPr>
+                <w:t xml:space="preserve">Objetivo principal: </w:t>
+              </w:r>
+            </w:ins>
           </w:p>
           <w:p>
             <w:pPr>
@@ -1431,33 +2391,65 @@
               <w:spacing w:line="40" w:lineRule="atLeast"/>
               <w:ind w:left="142" w:hanging="142"/>
               <w:rPr>
+                <w:ins w:id="142" w:author="francisco javier gonzalez  garcia" w:date="2026-09-24T22:41:00Z"/>
                 <w:sz w:val="16"/>
                 <w:szCs w:val="16"/>
+                <w:rPrChange w:id="143" w:author="francisco javier gonzalez  garcia" w:date="2026-09-24T22:42:00Z">
+                  <w:rPr>
+                    <w:ins w:id="144" w:author="francisco javier gonzalez  garcia" w:date="2026-09-24T22:41:00Z"/>
+                  </w:rPr>
+                </w:rPrChange>
               </w:rPr>
+              <w:pPrChange w:id="145" w:author="francisco javier gonzalez  garcia" w:date="2026-09-24T22:47:00Z">
+                <w:pPr>
+                  <w:pStyle w:val="Prrafodelista"/>
+                  <w:numPr>
+                    <w:numId w:val="11"/>
+                  </w:numPr>
+                  <w:spacing w:line="40" w:lineRule="atLeast"/>
+                  <w:ind w:left="360" w:hanging="360"/>
+                </w:pPr>
+              </w:pPrChange>
             </w:pPr>
-            <w:r>
-              <w:rPr>
-                <w:sz w:val="16"/>
-                <w:szCs w:val="16"/>
-              </w:rPr>
-              <w:t>Usar su tiempo libre para mantener tonificados sus músculos, canalizar el estrés del trabajo e integrar el ejercicio como un hábito diario constante.</w:t>
-            </w:r>
+            <w:ins w:id="146" w:author="francisco javier gonzalez  garcia" w:date="2026-09-24T22:41:00Z">
+              <w:r>
+                <w:rPr>
+                  <w:sz w:val="16"/>
+                  <w:szCs w:val="16"/>
+                  <w:rPrChange w:id="147" w:author="francisco javier gonzalez  garcia" w:date="2026-09-24T22:42:00Z">
+                    <w:rPr/>
+                  </w:rPrChange>
+                </w:rPr>
+                <w:t>Usar su tiempo libre para mantener tonificados sus músculos, canalizar el estrés del trabajo e integrar el ejercicio como un hábito diario constante.</w:t>
+              </w:r>
+            </w:ins>
           </w:p>
           <w:p>
             <w:pPr>
               <w:spacing w:line="40" w:lineRule="atLeast"/>
               <w:rPr>
+                <w:ins w:id="148" w:author="francisco javier gonzalez  garcia" w:date="2026-09-24T22:41:00Z"/>
                 <w:sz w:val="16"/>
                 <w:szCs w:val="16"/>
+                <w:rPrChange w:id="149" w:author="francisco javier gonzalez  garcia" w:date="2026-09-24T22:42:00Z">
+                  <w:rPr>
+                    <w:ins w:id="150" w:author="francisco javier gonzalez  garcia" w:date="2026-09-24T22:41:00Z"/>
+                  </w:rPr>
+                </w:rPrChange>
               </w:rPr>
             </w:pPr>
-            <w:r>
-              <w:rPr>
-                <w:sz w:val="16"/>
-                <w:szCs w:val="16"/>
-              </w:rPr>
-              <w:t xml:space="preserve">Frustraciones: </w:t>
-            </w:r>
+            <w:ins w:id="151" w:author="francisco javier gonzalez  garcia" w:date="2026-09-24T22:41:00Z">
+              <w:r>
+                <w:rPr>
+                  <w:sz w:val="16"/>
+                  <w:szCs w:val="16"/>
+                  <w:rPrChange w:id="152" w:author="francisco javier gonzalez  garcia" w:date="2026-09-24T22:42:00Z">
+                    <w:rPr/>
+                  </w:rPrChange>
+                </w:rPr>
+                <w:t xml:space="preserve">Frustraciones: </w:t>
+              </w:r>
+            </w:ins>
           </w:p>
           <w:p>
             <w:pPr>
@@ -1469,17 +2461,38 @@
               <w:spacing w:line="40" w:lineRule="atLeast"/>
               <w:ind w:left="142" w:hanging="142"/>
               <w:rPr>
+                <w:ins w:id="153" w:author="francisco javier gonzalez  garcia" w:date="2026-09-24T22:41:00Z"/>
                 <w:sz w:val="16"/>
                 <w:szCs w:val="16"/>
+                <w:rPrChange w:id="154" w:author="francisco javier gonzalez  garcia" w:date="2026-09-24T22:42:00Z">
+                  <w:rPr>
+                    <w:ins w:id="155" w:author="francisco javier gonzalez  garcia" w:date="2026-09-24T22:41:00Z"/>
+                  </w:rPr>
+                </w:rPrChange>
               </w:rPr>
+              <w:pPrChange w:id="156" w:author="francisco javier gonzalez  garcia" w:date="2026-09-24T22:46:00Z">
+                <w:pPr>
+                  <w:pStyle w:val="Prrafodelista"/>
+                  <w:numPr>
+                    <w:numId w:val="10"/>
+                  </w:numPr>
+                  <w:spacing w:line="40" w:lineRule="atLeast"/>
+                  <w:ind w:left="360" w:hanging="360"/>
+                </w:pPr>
+              </w:pPrChange>
             </w:pPr>
-            <w:r>
-              <w:rPr>
-                <w:sz w:val="16"/>
-                <w:szCs w:val="16"/>
-              </w:rPr>
-              <w:t>No optimizar su tiempo cuando el gimnasio está lleno.</w:t>
-            </w:r>
+            <w:ins w:id="157" w:author="francisco javier gonzalez  garcia" w:date="2026-09-24T22:41:00Z">
+              <w:r>
+                <w:rPr>
+                  <w:sz w:val="16"/>
+                  <w:szCs w:val="16"/>
+                  <w:rPrChange w:id="158" w:author="francisco javier gonzalez  garcia" w:date="2026-09-24T22:42:00Z">
+                    <w:rPr/>
+                  </w:rPrChange>
+                </w:rPr>
+                <w:t>No optimizar su tiempo cuando el gimnasio está lleno.</w:t>
+              </w:r>
+            </w:ins>
           </w:p>
           <w:p>
             <w:pPr>
@@ -1491,33 +2504,65 @@
               <w:spacing w:line="40" w:lineRule="atLeast"/>
               <w:ind w:left="142" w:hanging="142"/>
               <w:rPr>
+                <w:ins w:id="159" w:author="francisco javier gonzalez  garcia" w:date="2026-09-24T22:41:00Z"/>
                 <w:sz w:val="16"/>
                 <w:szCs w:val="16"/>
+                <w:rPrChange w:id="160" w:author="francisco javier gonzalez  garcia" w:date="2026-09-24T22:45:00Z">
+                  <w:rPr>
+                    <w:ins w:id="161" w:author="francisco javier gonzalez  garcia" w:date="2026-09-24T22:41:00Z"/>
+                  </w:rPr>
+                </w:rPrChange>
               </w:rPr>
+              <w:pPrChange w:id="162" w:author="francisco javier gonzalez  garcia" w:date="2026-09-24T22:45:00Z">
+                <w:pPr>
+                  <w:pStyle w:val="Prrafodelista"/>
+                  <w:numPr>
+                    <w:numId w:val="10"/>
+                  </w:numPr>
+                  <w:spacing w:line="40" w:lineRule="atLeast"/>
+                  <w:ind w:left="360" w:hanging="360"/>
+                </w:pPr>
+              </w:pPrChange>
             </w:pPr>
-            <w:r>
-              <w:rPr>
-                <w:sz w:val="16"/>
-                <w:szCs w:val="16"/>
-              </w:rPr>
-              <w:t>Perder la continuidad por horarios laborales imprevistos y la falta de rutinas personalizadas que se adapten a su ritmo.</w:t>
-            </w:r>
+            <w:ins w:id="163" w:author="francisco javier gonzalez  garcia" w:date="2026-09-24T22:41:00Z">
+              <w:r>
+                <w:rPr>
+                  <w:sz w:val="16"/>
+                  <w:szCs w:val="16"/>
+                  <w:rPrChange w:id="164" w:author="francisco javier gonzalez  garcia" w:date="2026-09-24T22:45:00Z">
+                    <w:rPr/>
+                  </w:rPrChange>
+                </w:rPr>
+                <w:t>Perder la continuidad por horarios laborales imprevistos y la falta de rutinas personalizadas que se adapten a su ritmo.</w:t>
+              </w:r>
+            </w:ins>
           </w:p>
           <w:p>
             <w:pPr>
               <w:spacing w:line="40" w:lineRule="atLeast"/>
               <w:rPr>
+                <w:ins w:id="165" w:author="francisco javier gonzalez  garcia" w:date="2026-09-24T22:41:00Z"/>
                 <w:sz w:val="16"/>
                 <w:szCs w:val="16"/>
+                <w:rPrChange w:id="166" w:author="francisco javier gonzalez  garcia" w:date="2026-09-24T22:42:00Z">
+                  <w:rPr>
+                    <w:ins w:id="167" w:author="francisco javier gonzalez  garcia" w:date="2026-09-24T22:41:00Z"/>
+                  </w:rPr>
+                </w:rPrChange>
               </w:rPr>
             </w:pPr>
-            <w:r>
-              <w:rPr>
-                <w:sz w:val="16"/>
-                <w:szCs w:val="16"/>
-              </w:rPr>
-              <w:t xml:space="preserve">Necesidades digitales: </w:t>
-            </w:r>
+            <w:ins w:id="168" w:author="francisco javier gonzalez  garcia" w:date="2026-09-24T22:41:00Z">
+              <w:r>
+                <w:rPr>
+                  <w:sz w:val="16"/>
+                  <w:szCs w:val="16"/>
+                  <w:rPrChange w:id="169" w:author="francisco javier gonzalez  garcia" w:date="2026-09-24T22:42:00Z">
+                    <w:rPr/>
+                  </w:rPrChange>
+                </w:rPr>
+                <w:t xml:space="preserve">Necesidades digitales: </w:t>
+              </w:r>
+            </w:ins>
           </w:p>
           <w:p>
             <w:pPr>
@@ -1529,17 +2574,38 @@
               <w:spacing w:line="40" w:lineRule="atLeast"/>
               <w:ind w:left="142" w:hanging="142"/>
               <w:rPr>
+                <w:ins w:id="170" w:author="francisco javier gonzalez  garcia" w:date="2026-09-24T22:41:00Z"/>
                 <w:sz w:val="16"/>
                 <w:szCs w:val="16"/>
+                <w:rPrChange w:id="171" w:author="francisco javier gonzalez  garcia" w:date="2026-09-24T22:42:00Z">
+                  <w:rPr>
+                    <w:ins w:id="172" w:author="francisco javier gonzalez  garcia" w:date="2026-09-24T22:41:00Z"/>
+                  </w:rPr>
+                </w:rPrChange>
               </w:rPr>
+              <w:pPrChange w:id="173" w:author="francisco javier gonzalez  garcia" w:date="2026-09-24T22:47:00Z">
+                <w:pPr>
+                  <w:pStyle w:val="Prrafodelista"/>
+                  <w:numPr>
+                    <w:numId w:val="12"/>
+                  </w:numPr>
+                  <w:spacing w:line="40" w:lineRule="atLeast"/>
+                  <w:ind w:left="360" w:hanging="360"/>
+                </w:pPr>
+              </w:pPrChange>
             </w:pPr>
-            <w:r>
-              <w:rPr>
-                <w:sz w:val="16"/>
-                <w:szCs w:val="16"/>
-              </w:rPr>
-              <w:t>Selección de rutinas por nivel de dificultad.</w:t>
-            </w:r>
+            <w:ins w:id="174" w:author="francisco javier gonzalez  garcia" w:date="2026-09-24T22:41:00Z">
+              <w:r>
+                <w:rPr>
+                  <w:sz w:val="16"/>
+                  <w:szCs w:val="16"/>
+                  <w:rPrChange w:id="175" w:author="francisco javier gonzalez  garcia" w:date="2026-09-24T22:42:00Z">
+                    <w:rPr/>
+                  </w:rPrChange>
+                </w:rPr>
+                <w:t>Selección de rutinas por nivel de dificultad.</w:t>
+              </w:r>
+            </w:ins>
           </w:p>
           <w:p>
             <w:pPr>
@@ -1551,17 +2617,38 @@
               <w:spacing w:line="40" w:lineRule="atLeast"/>
               <w:ind w:left="142" w:hanging="142"/>
               <w:rPr>
+                <w:ins w:id="176" w:author="francisco javier gonzalez  garcia" w:date="2026-09-24T22:41:00Z"/>
                 <w:sz w:val="16"/>
                 <w:szCs w:val="16"/>
+                <w:rPrChange w:id="177" w:author="francisco javier gonzalez  garcia" w:date="2026-09-24T22:42:00Z">
+                  <w:rPr>
+                    <w:ins w:id="178" w:author="francisco javier gonzalez  garcia" w:date="2026-09-24T22:41:00Z"/>
+                  </w:rPr>
+                </w:rPrChange>
               </w:rPr>
+              <w:pPrChange w:id="179" w:author="francisco javier gonzalez  garcia" w:date="2026-09-24T22:47:00Z">
+                <w:pPr>
+                  <w:pStyle w:val="Prrafodelista"/>
+                  <w:numPr>
+                    <w:numId w:val="12"/>
+                  </w:numPr>
+                  <w:spacing w:line="40" w:lineRule="atLeast"/>
+                  <w:ind w:left="360" w:hanging="360"/>
+                </w:pPr>
+              </w:pPrChange>
             </w:pPr>
-            <w:r>
-              <w:rPr>
-                <w:sz w:val="16"/>
-                <w:szCs w:val="16"/>
-              </w:rPr>
-              <w:t>Notificaciones inteligentes y flexibles con recordatorios de entrenamiento.</w:t>
-            </w:r>
+            <w:ins w:id="180" w:author="francisco javier gonzalez  garcia" w:date="2026-09-24T22:41:00Z">
+              <w:r>
+                <w:rPr>
+                  <w:sz w:val="16"/>
+                  <w:szCs w:val="16"/>
+                  <w:rPrChange w:id="181" w:author="francisco javier gonzalez  garcia" w:date="2026-09-24T22:42:00Z">
+                    <w:rPr/>
+                  </w:rPrChange>
+                </w:rPr>
+                <w:t>Notificaciones inteligentes y flexibles con recordatorios de entrenamiento.</w:t>
+              </w:r>
+            </w:ins>
           </w:p>
           <w:p>
             <w:pPr>
@@ -1573,17 +2660,38 @@
               <w:spacing w:line="40" w:lineRule="atLeast"/>
               <w:ind w:left="142" w:hanging="142"/>
               <w:rPr>
+                <w:ins w:id="182" w:author="francisco javier gonzalez  garcia" w:date="2026-09-24T22:41:00Z"/>
                 <w:sz w:val="16"/>
                 <w:szCs w:val="16"/>
+                <w:rPrChange w:id="183" w:author="francisco javier gonzalez  garcia" w:date="2026-09-24T22:42:00Z">
+                  <w:rPr>
+                    <w:ins w:id="184" w:author="francisco javier gonzalez  garcia" w:date="2026-09-24T22:41:00Z"/>
+                  </w:rPr>
+                </w:rPrChange>
               </w:rPr>
+              <w:pPrChange w:id="185" w:author="francisco javier gonzalez  garcia" w:date="2026-09-24T22:47:00Z">
+                <w:pPr>
+                  <w:pStyle w:val="Prrafodelista"/>
+                  <w:numPr>
+                    <w:numId w:val="12"/>
+                  </w:numPr>
+                  <w:spacing w:line="40" w:lineRule="atLeast"/>
+                  <w:ind w:left="360" w:hanging="360"/>
+                </w:pPr>
+              </w:pPrChange>
             </w:pPr>
-            <w:r>
-              <w:rPr>
-                <w:sz w:val="16"/>
-                <w:szCs w:val="16"/>
-              </w:rPr>
-              <w:t>Métricas visuales para dar seguimiento rápido a tu progreso semanal.</w:t>
-            </w:r>
+            <w:ins w:id="186" w:author="francisco javier gonzalez  garcia" w:date="2026-09-24T22:41:00Z">
+              <w:r>
+                <w:rPr>
+                  <w:sz w:val="16"/>
+                  <w:szCs w:val="16"/>
+                  <w:rPrChange w:id="187" w:author="francisco javier gonzalez  garcia" w:date="2026-09-24T22:42:00Z">
+                    <w:rPr/>
+                  </w:rPrChange>
+                </w:rPr>
+                <w:t>Métricas visuales para dar seguimiento rápido a tu progreso semanal.</w:t>
+              </w:r>
+            </w:ins>
           </w:p>
           <w:p>
             <w:pPr>
@@ -1595,17 +2703,38 @@
               <w:spacing w:line="40" w:lineRule="atLeast"/>
               <w:ind w:left="142" w:hanging="142"/>
               <w:rPr>
+                <w:ins w:id="188" w:author="francisco javier gonzalez  garcia" w:date="2026-09-24T22:41:00Z"/>
                 <w:sz w:val="16"/>
                 <w:szCs w:val="16"/>
+                <w:rPrChange w:id="189" w:author="francisco javier gonzalez  garcia" w:date="2026-09-24T22:42:00Z">
+                  <w:rPr>
+                    <w:ins w:id="190" w:author="francisco javier gonzalez  garcia" w:date="2026-09-24T22:41:00Z"/>
+                  </w:rPr>
+                </w:rPrChange>
               </w:rPr>
+              <w:pPrChange w:id="191" w:author="francisco javier gonzalez  garcia" w:date="2026-09-24T22:47:00Z">
+                <w:pPr>
+                  <w:pStyle w:val="Prrafodelista"/>
+                  <w:numPr>
+                    <w:numId w:val="12"/>
+                  </w:numPr>
+                  <w:spacing w:line="40" w:lineRule="atLeast"/>
+                  <w:ind w:left="360" w:hanging="360"/>
+                </w:pPr>
+              </w:pPrChange>
             </w:pPr>
-            <w:r>
-              <w:rPr>
-                <w:sz w:val="16"/>
-                <w:szCs w:val="16"/>
-              </w:rPr>
-              <w:t>Calendario y agenda centralizada: Visibilidad clara de sus clases presenciales/online, estado de asistencia y cupos disponibles.</w:t>
-            </w:r>
+            <w:ins w:id="192" w:author="francisco javier gonzalez  garcia" w:date="2026-09-24T22:41:00Z">
+              <w:r>
+                <w:rPr>
+                  <w:sz w:val="16"/>
+                  <w:szCs w:val="16"/>
+                  <w:rPrChange w:id="193" w:author="francisco javier gonzalez  garcia" w:date="2026-09-24T22:42:00Z">
+                    <w:rPr/>
+                  </w:rPrChange>
+                </w:rPr>
+                <w:t>Calendario y agenda centralizada: Visibilidad clara de sus clases presenciales/online, estado de asistencia y cupos disponibles.</w:t>
+              </w:r>
+            </w:ins>
           </w:p>
           <w:p>
             <w:pPr>
@@ -1617,146 +2746,227 @@
               <w:spacing w:line="40" w:lineRule="atLeast"/>
               <w:ind w:left="142" w:hanging="142"/>
               <w:rPr>
+                <w:ins w:id="194" w:author="francisco javier gonzalez  garcia" w:date="2026-09-24T22:41:00Z"/>
                 <w:sz w:val="16"/>
                 <w:szCs w:val="16"/>
+                <w:rPrChange w:id="195" w:author="francisco javier gonzalez  garcia" w:date="2026-09-24T22:42:00Z">
+                  <w:rPr>
+                    <w:ins w:id="196" w:author="francisco javier gonzalez  garcia" w:date="2026-09-24T22:41:00Z"/>
+                  </w:rPr>
+                </w:rPrChange>
               </w:rPr>
+              <w:pPrChange w:id="197" w:author="francisco javier gonzalez  garcia" w:date="2026-09-24T22:47:00Z">
+                <w:pPr>
+                  <w:pStyle w:val="Prrafodelista"/>
+                  <w:numPr>
+                    <w:numId w:val="12"/>
+                  </w:numPr>
+                  <w:spacing w:line="40" w:lineRule="atLeast"/>
+                  <w:ind w:left="360" w:hanging="360"/>
+                </w:pPr>
+              </w:pPrChange>
             </w:pPr>
-            <w:r>
-              <w:rPr>
-                <w:sz w:val="16"/>
-                <w:szCs w:val="16"/>
-              </w:rPr>
-              <w:t>Progreso del usuario: Visualización gráfica del rendimiento y evolución</w:t>
-            </w:r>
+            <w:ins w:id="198" w:author="francisco javier gonzalez  garcia" w:date="2026-09-24T22:41:00Z">
+              <w:r>
+                <w:rPr>
+                  <w:sz w:val="16"/>
+                  <w:szCs w:val="16"/>
+                  <w:rPrChange w:id="199" w:author="francisco javier gonzalez  garcia" w:date="2026-09-24T22:42:00Z">
+                    <w:rPr/>
+                  </w:rPrChange>
+                </w:rPr>
+                <w:t>Progreso del usuario: Visualización gráfica del rendimiento y evolución</w:t>
+              </w:r>
+            </w:ins>
           </w:p>
           <w:p>
             <w:pPr>
               <w:spacing w:line="40" w:lineRule="atLeast"/>
               <w:rPr>
+                <w:ins w:id="200" w:author="francisco javier gonzalez  garcia" w:date="2026-09-24T22:41:00Z"/>
                 <w:sz w:val="16"/>
                 <w:szCs w:val="16"/>
+                <w:rPrChange w:id="201" w:author="francisco javier gonzalez  garcia" w:date="2026-09-24T22:42:00Z">
+                  <w:rPr>
+                    <w:ins w:id="202" w:author="francisco javier gonzalez  garcia" w:date="2026-09-24T22:41:00Z"/>
+                  </w:rPr>
+                </w:rPrChange>
               </w:rPr>
             </w:pPr>
-            <w:r>
-              <w:rPr>
-                <w:sz w:val="16"/>
-                <w:szCs w:val="16"/>
-              </w:rPr>
-              <w:t>Motivación de uso: Organizar mejor su tiempo y medir tus avances en tiempo real y mantenerte motivada sin romper tu rutina personal.</w:t>
-            </w:r>
+            <w:ins w:id="203" w:author="francisco javier gonzalez  garcia" w:date="2026-09-24T22:41:00Z">
+              <w:r>
+                <w:rPr>
+                  <w:sz w:val="16"/>
+                  <w:szCs w:val="16"/>
+                  <w:rPrChange w:id="204" w:author="francisco javier gonzalez  garcia" w:date="2026-09-24T22:42:00Z">
+                    <w:rPr/>
+                  </w:rPrChange>
+                </w:rPr>
+                <w:t>Motivación de uso: Organizar mejor su tiempo y medir tus avances en tiempo real y mantenerte motivada sin romper tu rutina personal.</w:t>
+              </w:r>
+            </w:ins>
           </w:p>
           <w:p>
             <w:pPr>
               <w:spacing w:line="40" w:lineRule="atLeast"/>
+              <w:rPr>
+                <w:ins w:id="205" w:author="francisco javier gonzalez  garcia" w:date="2026-09-24T22:40:00Z"/>
+              </w:rPr>
             </w:pPr>
           </w:p>
         </w:tc>
         <w:tc>
           <w:tcPr>
             <w:tcW w:w="3167" w:type="dxa"/>
+            <w:tcPrChange w:id="206" w:author="francisco javier gonzalez  garcia" w:date="2026-09-24T22:41:00Z">
+              <w:tcPr>
+                <w:tcW w:w="3167" w:type="dxa"/>
+              </w:tcPr>
+            </w:tcPrChange>
           </w:tcPr>
           <w:p>
             <w:pPr>
               <w:spacing w:line="40" w:lineRule="atLeast"/>
               <w:rPr>
+                <w:ins w:id="207" w:author="francisco javier gonzalez  garcia" w:date="2026-09-24T22:43:00Z"/>
                 <w:sz w:val="16"/>
                 <w:szCs w:val="16"/>
+                <w:rPrChange w:id="208" w:author="francisco javier gonzalez  garcia" w:date="2026-09-24T22:44:00Z">
+                  <w:rPr>
+                    <w:ins w:id="209" w:author="francisco javier gonzalez  garcia" w:date="2026-09-24T22:43:00Z"/>
+                  </w:rPr>
+                </w:rPrChange>
               </w:rPr>
             </w:pPr>
-            <w:r>
-              <w:rPr>
-                <w:sz w:val="16"/>
-                <w:szCs w:val="16"/>
-              </w:rPr>
-              <w:t>Datos Demográficos y Perfil</w:t>
-            </w:r>
+            <w:ins w:id="210" w:author="francisco javier gonzalez  garcia" w:date="2026-09-24T22:43:00Z">
+              <w:r>
+                <w:rPr>
+                  <w:sz w:val="16"/>
+                  <w:szCs w:val="16"/>
+                  <w:rPrChange w:id="211" w:author="francisco javier gonzalez  garcia" w:date="2026-09-24T22:44:00Z">
+                    <w:rPr/>
+                  </w:rPrChange>
+                </w:rPr>
+                <w:t xml:space="preserve">Nombre ficticio: Carlos </w:t>
+              </w:r>
+            </w:ins>
+            <w:ins w:id="212" w:author="francisco javier gonzalez  garcia" w:date="2026-09-24T22:52:00Z">
+              <w:r>
+                <w:rPr>
+                  <w:sz w:val="16"/>
+                  <w:szCs w:val="16"/>
+                </w:rPr>
+                <w:t>Garibay</w:t>
+              </w:r>
+            </w:ins>
           </w:p>
           <w:p>
             <w:pPr>
               <w:spacing w:line="40" w:lineRule="atLeast"/>
               <w:rPr>
+                <w:ins w:id="213" w:author="francisco javier gonzalez  garcia" w:date="2026-09-24T22:43:00Z"/>
                 <w:sz w:val="16"/>
                 <w:szCs w:val="16"/>
+                <w:rPrChange w:id="214" w:author="francisco javier gonzalez  garcia" w:date="2026-09-24T22:44:00Z">
+                  <w:rPr>
+                    <w:ins w:id="215" w:author="francisco javier gonzalez  garcia" w:date="2026-09-24T22:43:00Z"/>
+                  </w:rPr>
+                </w:rPrChange>
               </w:rPr>
             </w:pPr>
-            <w:r>
-              <w:rPr>
-                <w:sz w:val="16"/>
-                <w:szCs w:val="16"/>
-              </w:rPr>
-              <w:t xml:space="preserve">Nombre ficticio: Carlos </w:t>
-            </w:r>
-            <w:r>
-              <w:rPr>
-                <w:sz w:val="16"/>
-                <w:szCs w:val="16"/>
-              </w:rPr>
-              <w:t>Garibay</w:t>
-            </w:r>
+            <w:ins w:id="216" w:author="francisco javier gonzalez  garcia" w:date="2026-09-24T22:43:00Z">
+              <w:r>
+                <w:rPr>
+                  <w:sz w:val="16"/>
+                  <w:szCs w:val="16"/>
+                  <w:rPrChange w:id="217" w:author="francisco javier gonzalez  garcia" w:date="2026-09-24T22:44:00Z">
+                    <w:rPr/>
+                  </w:rPrChange>
+                </w:rPr>
+                <w:t>Edad: 31 años</w:t>
+              </w:r>
+            </w:ins>
           </w:p>
           <w:p>
             <w:pPr>
               <w:spacing w:line="40" w:lineRule="atLeast"/>
               <w:rPr>
+                <w:ins w:id="218" w:author="francisco javier gonzalez  garcia" w:date="2026-09-24T22:43:00Z"/>
                 <w:sz w:val="16"/>
                 <w:szCs w:val="16"/>
+                <w:rPrChange w:id="219" w:author="francisco javier gonzalez  garcia" w:date="2026-09-24T22:44:00Z">
+                  <w:rPr>
+                    <w:ins w:id="220" w:author="francisco javier gonzalez  garcia" w:date="2026-09-24T22:43:00Z"/>
+                  </w:rPr>
+                </w:rPrChange>
               </w:rPr>
             </w:pPr>
-            <w:r>
-              <w:rPr>
-                <w:sz w:val="16"/>
-                <w:szCs w:val="16"/>
-              </w:rPr>
-              <w:t>Edad: 31 años</w:t>
-            </w:r>
+            <w:ins w:id="221" w:author="francisco javier gonzalez  garcia" w:date="2026-09-24T22:43:00Z">
+              <w:r>
+                <w:rPr>
+                  <w:sz w:val="16"/>
+                  <w:szCs w:val="16"/>
+                  <w:rPrChange w:id="222" w:author="francisco javier gonzalez  garcia" w:date="2026-09-24T22:44:00Z">
+                    <w:rPr/>
+                  </w:rPrChange>
+                </w:rPr>
+                <w:t>Rol: Entrenador personal y de clases grupales</w:t>
+              </w:r>
+            </w:ins>
           </w:p>
           <w:p>
             <w:pPr>
               <w:spacing w:line="40" w:lineRule="atLeast"/>
               <w:rPr>
+                <w:ins w:id="223" w:author="francisco javier gonzalez  garcia" w:date="2026-09-24T22:43:00Z"/>
                 <w:sz w:val="16"/>
                 <w:szCs w:val="16"/>
+                <w:rPrChange w:id="224" w:author="francisco javier gonzalez  garcia" w:date="2026-09-24T22:44:00Z">
+                  <w:rPr>
+                    <w:ins w:id="225" w:author="francisco javier gonzalez  garcia" w:date="2026-09-24T22:43:00Z"/>
+                  </w:rPr>
+                </w:rPrChange>
               </w:rPr>
             </w:pPr>
-            <w:r>
-              <w:rPr>
-                <w:sz w:val="16"/>
-                <w:szCs w:val="16"/>
-              </w:rPr>
-              <w:t>Rol: Entrenador personal y de clases grupales</w:t>
-            </w:r>
+            <w:ins w:id="226" w:author="francisco javier gonzalez  garcia" w:date="2026-09-24T22:43:00Z">
+              <w:r>
+                <w:rPr>
+                  <w:sz w:val="16"/>
+                  <w:szCs w:val="16"/>
+                  <w:rPrChange w:id="227" w:author="francisco javier gonzalez  garcia" w:date="2026-09-24T22:44:00Z">
+                    <w:rPr/>
+                  </w:rPrChange>
+                </w:rPr>
+                <w:t>Nivel tecnológico: Intermedio-Alto (Usa diariamente red social, apps de seguimiento deportivo, herramientas de pago digital y mensajería instantánea).</w:t>
+              </w:r>
+            </w:ins>
           </w:p>
           <w:p>
             <w:pPr>
               <w:spacing w:line="40" w:lineRule="atLeast"/>
               <w:rPr>
+                <w:ins w:id="228" w:author="francisco javier gonzalez  garcia" w:date="2026-09-24T22:43:00Z"/>
                 <w:sz w:val="16"/>
                 <w:szCs w:val="16"/>
+                <w:rPrChange w:id="229" w:author="francisco javier gonzalez  garcia" w:date="2026-09-24T22:44:00Z">
+                  <w:rPr>
+                    <w:ins w:id="230" w:author="francisco javier gonzalez  garcia" w:date="2026-09-24T22:43:00Z"/>
+                  </w:rPr>
+                </w:rPrChange>
               </w:rPr>
             </w:pPr>
-            <w:r>
-              <w:rPr>
-                <w:sz w:val="16"/>
-                <w:szCs w:val="16"/>
-              </w:rPr>
-              <w:t>Nivel tecnológico: Intermedio-Alto (Usa diariamente red social, apps de seguimiento deportivo, herramientas de pago digital y mensajería instantánea).</w:t>
-            </w:r>
-          </w:p>
-          <w:p>
-            <w:pPr>
-              <w:spacing w:line="40" w:lineRule="atLeast"/>
-              <w:rPr>
-                <w:sz w:val="16"/>
-                <w:szCs w:val="16"/>
-              </w:rPr>
-            </w:pPr>
-            <w:r>
-              <w:rPr>
-                <w:sz w:val="16"/>
-                <w:szCs w:val="16"/>
-              </w:rPr>
-              <w:t>Objetivo principal:</w:t>
-            </w:r>
+            <w:ins w:id="231" w:author="francisco javier gonzalez  garcia" w:date="2026-09-24T22:43:00Z">
+              <w:r>
+                <w:rPr>
+                  <w:sz w:val="16"/>
+                  <w:szCs w:val="16"/>
+                  <w:rPrChange w:id="232" w:author="francisco javier gonzalez  garcia" w:date="2026-09-24T22:44:00Z">
+                    <w:rPr/>
+                  </w:rPrChange>
+                </w:rPr>
+                <w:t>Objetivo principal:</w:t>
+              </w:r>
+            </w:ins>
           </w:p>
           <w:p>
             <w:pPr>
@@ -1768,54 +2978,90 @@
               <w:spacing w:line="40" w:lineRule="atLeast"/>
               <w:ind w:left="92" w:hanging="92"/>
               <w:rPr>
+                <w:ins w:id="233" w:author="francisco javier gonzalez  garcia" w:date="2026-09-24T22:43:00Z"/>
                 <w:sz w:val="16"/>
                 <w:szCs w:val="16"/>
+                <w:rPrChange w:id="234" w:author="francisco javier gonzalez  garcia" w:date="2026-09-24T22:45:00Z">
+                  <w:rPr>
+                    <w:ins w:id="235" w:author="francisco javier gonzalez  garcia" w:date="2026-09-24T22:43:00Z"/>
+                  </w:rPr>
+                </w:rPrChange>
               </w:rPr>
+              <w:pPrChange w:id="236" w:author="francisco javier gonzalez  garcia" w:date="2026-09-24T22:50:00Z">
+                <w:pPr>
+                  <w:spacing w:line="40" w:lineRule="atLeast"/>
+                </w:pPr>
+              </w:pPrChange>
             </w:pPr>
-            <w:r>
-              <w:rPr>
-                <w:sz w:val="16"/>
-                <w:szCs w:val="16"/>
-              </w:rPr>
-              <w:t xml:space="preserve"> </w:t>
-            </w:r>
-            <w:r>
-              <w:rPr>
-                <w:sz w:val="16"/>
-                <w:szCs w:val="16"/>
-              </w:rPr>
-              <w:t xml:space="preserve">Maximizar el tiempo que pasa entrenando a sus clientes y diseñando rutinas efectivas, automatizando la gestión administrativa (asistencia, cobros, </w:t>
-            </w:r>
-            <w:r>
-              <w:rPr>
-                <w:sz w:val="16"/>
-                <w:szCs w:val="16"/>
-              </w:rPr>
-              <w:t>agentamiento</w:t>
-            </w:r>
-            <w:r>
-              <w:rPr>
-                <w:sz w:val="16"/>
-                <w:szCs w:val="16"/>
-              </w:rPr>
-              <w:t>) para hacer crecer su cartera de clientes sin saturarse.</w:t>
-            </w:r>
+            <w:ins w:id="237" w:author="francisco javier gonzalez  garcia" w:date="2026-09-24T22:50:00Z">
+              <w:r>
+                <w:rPr>
+                  <w:sz w:val="16"/>
+                  <w:szCs w:val="16"/>
+                </w:rPr>
+                <w:t xml:space="preserve"> </w:t>
+              </w:r>
+            </w:ins>
+            <w:ins w:id="238" w:author="francisco javier gonzalez  garcia" w:date="2026-09-24T22:43:00Z">
+              <w:r>
+                <w:rPr>
+                  <w:sz w:val="16"/>
+                  <w:szCs w:val="16"/>
+                  <w:rPrChange w:id="239" w:author="francisco javier gonzalez  garcia" w:date="2026-09-24T22:45:00Z">
+                    <w:rPr/>
+                  </w:rPrChange>
+                </w:rPr>
+                <w:t xml:space="preserve">Maximizar el tiempo que pasa entrenando a sus clientes y diseñando rutinas efectivas, automatizando la gestión administrativa (asistencia, cobros, </w:t>
+              </w:r>
+            </w:ins>
+            <w:ins w:id="240" w:author="francisco javier gonzalez  garcia" w:date="2026-09-27T23:07:00Z">
+              <w:r>
+                <w:rPr>
+                  <w:sz w:val="16"/>
+                  <w:szCs w:val="16"/>
+                </w:rPr>
+                <w:t>Calendarización</w:t>
+              </w:r>
+            </w:ins>
+            <w:ins w:id="241" w:author="francisco javier gonzalez  garcia" w:date="2026-09-24T22:43:00Z">
+              <w:r>
+                <w:rPr>
+                  <w:sz w:val="16"/>
+                  <w:szCs w:val="16"/>
+                  <w:rPrChange w:id="242" w:author="francisco javier gonzalez  garcia" w:date="2026-09-24T22:45:00Z">
+                    <w:rPr/>
+                  </w:rPrChange>
+                </w:rPr>
+                <w:t>) para hacer crecer su cartera de clientes sin saturarse.</w:t>
+              </w:r>
+            </w:ins>
           </w:p>
           <w:p>
             <w:pPr>
               <w:spacing w:line="40" w:lineRule="atLeast"/>
               <w:rPr>
+                <w:ins w:id="243" w:author="francisco javier gonzalez  garcia" w:date="2026-09-24T22:43:00Z"/>
                 <w:sz w:val="16"/>
                 <w:szCs w:val="16"/>
+                <w:rPrChange w:id="244" w:author="francisco javier gonzalez  garcia" w:date="2026-09-24T22:44:00Z">
+                  <w:rPr>
+                    <w:ins w:id="245" w:author="francisco javier gonzalez  garcia" w:date="2026-09-24T22:43:00Z"/>
+                  </w:rPr>
+                </w:rPrChange>
               </w:rPr>
             </w:pPr>
-            <w:r>
-              <w:rPr>
-                <w:sz w:val="16"/>
-                <w:szCs w:val="16"/>
-              </w:rPr>
-              <w:t>Frustraciones:</w:t>
-            </w:r>
+            <w:ins w:id="246" w:author="francisco javier gonzalez  garcia" w:date="2026-09-24T22:43:00Z">
+              <w:r>
+                <w:rPr>
+                  <w:sz w:val="16"/>
+                  <w:szCs w:val="16"/>
+                  <w:rPrChange w:id="247" w:author="francisco javier gonzalez  garcia" w:date="2026-09-24T22:44:00Z">
+                    <w:rPr/>
+                  </w:rPrChange>
+                </w:rPr>
+                <w:t>Frustraciones:</w:t>
+              </w:r>
+            </w:ins>
           </w:p>
           <w:p>
             <w:pPr>
@@ -1827,24 +3073,42 @@
               <w:spacing w:line="40" w:lineRule="atLeast"/>
               <w:ind w:left="92" w:hanging="92"/>
               <w:rPr>
+                <w:ins w:id="248" w:author="francisco javier gonzalez  garcia" w:date="2026-09-24T22:43:00Z"/>
                 <w:sz w:val="16"/>
                 <w:szCs w:val="16"/>
+                <w:rPrChange w:id="249" w:author="francisco javier gonzalez  garcia" w:date="2026-09-24T22:46:00Z">
+                  <w:rPr>
+                    <w:ins w:id="250" w:author="francisco javier gonzalez  garcia" w:date="2026-09-24T22:43:00Z"/>
+                  </w:rPr>
+                </w:rPrChange>
               </w:rPr>
+              <w:pPrChange w:id="251" w:author="francisco javier gonzalez  garcia" w:date="2026-09-24T22:49:00Z">
+                <w:pPr>
+                  <w:spacing w:line="40" w:lineRule="atLeast"/>
+                </w:pPr>
+              </w:pPrChange>
             </w:pPr>
-            <w:r>
-              <w:rPr>
-                <w:sz w:val="16"/>
-                <w:szCs w:val="16"/>
-              </w:rPr>
-              <w:t xml:space="preserve"> </w:t>
-            </w:r>
-            <w:r>
-              <w:rPr>
-                <w:sz w:val="16"/>
-                <w:szCs w:val="16"/>
-              </w:rPr>
-              <w:t>Perder tiempo en tareas repetitivas como enviar recordatorios manuales de pago o confirmar asistencia por WhatsApp.</w:t>
-            </w:r>
+            <w:ins w:id="252" w:author="francisco javier gonzalez  garcia" w:date="2026-09-24T22:49:00Z">
+              <w:r>
+                <w:rPr>
+                  <w:sz w:val="16"/>
+                  <w:szCs w:val="16"/>
+                </w:rPr>
+                <w:t xml:space="preserve"> </w:t>
+              </w:r>
+            </w:ins>
+            <w:ins w:id="253" w:author="francisco javier gonzalez  garcia" w:date="2026-09-24T22:43:00Z">
+              <w:r>
+                <w:rPr>
+                  <w:sz w:val="16"/>
+                  <w:szCs w:val="16"/>
+                  <w:rPrChange w:id="254" w:author="francisco javier gonzalez  garcia" w:date="2026-09-24T22:46:00Z">
+                    <w:rPr/>
+                  </w:rPrChange>
+                </w:rPr>
+                <w:t>Perder tiempo en tareas repetitivas como enviar recordatorios manuales de pago o confirmar asistencia por WhatsApp.</w:t>
+              </w:r>
+            </w:ins>
           </w:p>
           <w:p>
             <w:pPr>
@@ -1856,24 +3120,42 @@
               <w:spacing w:line="40" w:lineRule="atLeast"/>
               <w:ind w:left="92" w:hanging="92"/>
               <w:rPr>
+                <w:ins w:id="255" w:author="francisco javier gonzalez  garcia" w:date="2026-09-24T22:43:00Z"/>
                 <w:sz w:val="16"/>
                 <w:szCs w:val="16"/>
+                <w:rPrChange w:id="256" w:author="francisco javier gonzalez  garcia" w:date="2026-09-24T22:46:00Z">
+                  <w:rPr>
+                    <w:ins w:id="257" w:author="francisco javier gonzalez  garcia" w:date="2026-09-24T22:43:00Z"/>
+                  </w:rPr>
+                </w:rPrChange>
               </w:rPr>
+              <w:pPrChange w:id="258" w:author="francisco javier gonzalez  garcia" w:date="2026-09-24T22:49:00Z">
+                <w:pPr>
+                  <w:spacing w:line="40" w:lineRule="atLeast"/>
+                </w:pPr>
+              </w:pPrChange>
             </w:pPr>
-            <w:r>
-              <w:rPr>
-                <w:sz w:val="16"/>
-                <w:szCs w:val="16"/>
-              </w:rPr>
-              <w:t xml:space="preserve"> </w:t>
-            </w:r>
-            <w:r>
-              <w:rPr>
-                <w:sz w:val="16"/>
-                <w:szCs w:val="16"/>
-              </w:rPr>
-              <w:t>Falta de seguimiento centralizado del progreso de los alumnos (registros dispersos en notas de voz, papel o cuadernos).</w:t>
-            </w:r>
+            <w:ins w:id="259" w:author="francisco javier gonzalez  garcia" w:date="2026-09-24T22:49:00Z">
+              <w:r>
+                <w:rPr>
+                  <w:sz w:val="16"/>
+                  <w:szCs w:val="16"/>
+                </w:rPr>
+                <w:t xml:space="preserve"> </w:t>
+              </w:r>
+            </w:ins>
+            <w:ins w:id="260" w:author="francisco javier gonzalez  garcia" w:date="2026-09-24T22:43:00Z">
+              <w:r>
+                <w:rPr>
+                  <w:sz w:val="16"/>
+                  <w:szCs w:val="16"/>
+                  <w:rPrChange w:id="261" w:author="francisco javier gonzalez  garcia" w:date="2026-09-24T22:46:00Z">
+                    <w:rPr/>
+                  </w:rPrChange>
+                </w:rPr>
+                <w:t>Falta de seguimiento centralizado del progreso de los alumnos (registros dispersos en notas de voz, papel o cuadernos).</w:t>
+              </w:r>
+            </w:ins>
           </w:p>
           <w:p>
             <w:pPr>
@@ -1885,24 +3167,42 @@
               <w:spacing w:line="40" w:lineRule="atLeast"/>
               <w:ind w:left="92" w:hanging="92"/>
               <w:rPr>
+                <w:ins w:id="262" w:author="francisco javier gonzalez  garcia" w:date="2026-09-24T22:43:00Z"/>
                 <w:sz w:val="16"/>
                 <w:szCs w:val="16"/>
+                <w:rPrChange w:id="263" w:author="francisco javier gonzalez  garcia" w:date="2026-09-24T22:46:00Z">
+                  <w:rPr>
+                    <w:ins w:id="264" w:author="francisco javier gonzalez  garcia" w:date="2026-09-24T22:43:00Z"/>
+                  </w:rPr>
+                </w:rPrChange>
               </w:rPr>
+              <w:pPrChange w:id="265" w:author="francisco javier gonzalez  garcia" w:date="2026-09-24T22:49:00Z">
+                <w:pPr>
+                  <w:spacing w:line="40" w:lineRule="atLeast"/>
+                </w:pPr>
+              </w:pPrChange>
             </w:pPr>
-            <w:r>
-              <w:rPr>
-                <w:sz w:val="16"/>
-                <w:szCs w:val="16"/>
-              </w:rPr>
-              <w:t xml:space="preserve"> </w:t>
-            </w:r>
-            <w:r>
-              <w:rPr>
-                <w:sz w:val="16"/>
-                <w:szCs w:val="16"/>
-              </w:rPr>
-              <w:t>Cancelaciones de último minuto que dejan huecos en su agenda y afectan sus ingresos.</w:t>
-            </w:r>
+            <w:ins w:id="266" w:author="francisco javier gonzalez  garcia" w:date="2026-09-24T22:49:00Z">
+              <w:r>
+                <w:rPr>
+                  <w:sz w:val="16"/>
+                  <w:szCs w:val="16"/>
+                </w:rPr>
+                <w:t xml:space="preserve"> </w:t>
+              </w:r>
+            </w:ins>
+            <w:ins w:id="267" w:author="francisco javier gonzalez  garcia" w:date="2026-09-24T22:43:00Z">
+              <w:r>
+                <w:rPr>
+                  <w:sz w:val="16"/>
+                  <w:szCs w:val="16"/>
+                  <w:rPrChange w:id="268" w:author="francisco javier gonzalez  garcia" w:date="2026-09-24T22:46:00Z">
+                    <w:rPr/>
+                  </w:rPrChange>
+                </w:rPr>
+                <w:t>Cancelaciones de último minuto que dejan huecos en su agenda y afectan sus ingresos.</w:t>
+              </w:r>
+            </w:ins>
           </w:p>
           <w:p>
             <w:pPr>
@@ -1914,333 +3214,556 @@
               <w:spacing w:line="40" w:lineRule="atLeast"/>
               <w:ind w:left="92" w:hanging="92"/>
               <w:rPr>
+                <w:ins w:id="269" w:author="francisco javier gonzalez  garcia" w:date="2026-09-24T22:43:00Z"/>
                 <w:sz w:val="16"/>
                 <w:szCs w:val="16"/>
+                <w:rPrChange w:id="270" w:author="francisco javier gonzalez  garcia" w:date="2026-09-24T22:48:00Z">
+                  <w:rPr>
+                    <w:ins w:id="271" w:author="francisco javier gonzalez  garcia" w:date="2026-09-24T22:43:00Z"/>
+                  </w:rPr>
+                </w:rPrChange>
               </w:rPr>
+              <w:pPrChange w:id="272" w:author="francisco javier gonzalez  garcia" w:date="2026-09-24T22:48:00Z">
+                <w:pPr>
+                  <w:spacing w:line="40" w:lineRule="atLeast"/>
+                </w:pPr>
+              </w:pPrChange>
             </w:pPr>
-            <w:r>
-              <w:rPr>
-                <w:sz w:val="16"/>
-                <w:szCs w:val="16"/>
-              </w:rPr>
-              <w:t xml:space="preserve"> </w:t>
-            </w:r>
-            <w:r>
-              <w:rPr>
-                <w:sz w:val="16"/>
-                <w:szCs w:val="16"/>
-              </w:rPr>
-              <w:t>Plataformas complejas que requieren demasiados clics para crear o modificar una rutina de ejercicios rápida.</w:t>
-            </w:r>
+            <w:ins w:id="273" w:author="francisco javier gonzalez  garcia" w:date="2026-09-24T22:48:00Z">
+              <w:r>
+                <w:rPr>
+                  <w:sz w:val="16"/>
+                  <w:szCs w:val="16"/>
+                </w:rPr>
+                <w:t xml:space="preserve"> </w:t>
+              </w:r>
+            </w:ins>
+            <w:ins w:id="274" w:author="francisco javier gonzalez  garcia" w:date="2026-09-24T22:43:00Z">
+              <w:r>
+                <w:rPr>
+                  <w:sz w:val="16"/>
+                  <w:szCs w:val="16"/>
+                  <w:rPrChange w:id="275" w:author="francisco javier gonzalez  garcia" w:date="2026-09-24T22:48:00Z">
+                    <w:rPr/>
+                  </w:rPrChange>
+                </w:rPr>
+                <w:t>Plataformas complejas que requieren demasiados clics para crear o modificar una rutina de ejercicios rápida.</w:t>
+              </w:r>
+            </w:ins>
           </w:p>
           <w:p>
             <w:pPr>
               <w:spacing w:line="40" w:lineRule="atLeast"/>
               <w:rPr>
+                <w:ins w:id="276" w:author="francisco javier gonzalez  garcia" w:date="2026-09-24T22:43:00Z"/>
                 <w:sz w:val="16"/>
                 <w:szCs w:val="16"/>
+                <w:rPrChange w:id="277" w:author="francisco javier gonzalez  garcia" w:date="2026-09-24T22:44:00Z">
+                  <w:rPr>
+                    <w:ins w:id="278" w:author="francisco javier gonzalez  garcia" w:date="2026-09-24T22:43:00Z"/>
+                  </w:rPr>
+                </w:rPrChange>
               </w:rPr>
             </w:pPr>
-            <w:r>
-              <w:rPr>
-                <w:sz w:val="16"/>
-                <w:szCs w:val="16"/>
-              </w:rPr>
-              <w:t>Necesidades digitales:</w:t>
-            </w:r>
+            <w:ins w:id="279" w:author="francisco javier gonzalez  garcia" w:date="2026-09-24T22:43:00Z">
+              <w:r>
+                <w:rPr>
+                  <w:sz w:val="16"/>
+                  <w:szCs w:val="16"/>
+                  <w:rPrChange w:id="280" w:author="francisco javier gonzalez  garcia" w:date="2026-09-24T22:44:00Z">
+                    <w:rPr/>
+                  </w:rPrChange>
+                </w:rPr>
+                <w:t>Necesidades digitales:</w:t>
+              </w:r>
+            </w:ins>
           </w:p>
           <w:p>
             <w:pPr>
               <w:spacing w:line="40" w:lineRule="atLeast"/>
               <w:ind w:left="92" w:hanging="92"/>
               <w:rPr>
+                <w:ins w:id="281" w:author="francisco javier gonzalez  garcia" w:date="2026-09-24T22:43:00Z"/>
                 <w:sz w:val="16"/>
                 <w:szCs w:val="16"/>
+                <w:rPrChange w:id="282" w:author="francisco javier gonzalez  garcia" w:date="2026-09-24T22:44:00Z">
+                  <w:rPr>
+                    <w:ins w:id="283" w:author="francisco javier gonzalez  garcia" w:date="2026-09-24T22:43:00Z"/>
+                  </w:rPr>
+                </w:rPrChange>
               </w:rPr>
+              <w:pPrChange w:id="284" w:author="francisco javier gonzalez  garcia" w:date="2026-09-24T22:49:00Z">
+                <w:pPr>
+                  <w:spacing w:line="40" w:lineRule="atLeast"/>
+                </w:pPr>
+              </w:pPrChange>
             </w:pPr>
-            <w:r>
-              <w:rPr>
-                <w:sz w:val="16"/>
-                <w:szCs w:val="16"/>
-              </w:rPr>
-              <w:t>•</w:t>
-            </w:r>
-            <w:r>
-              <w:rPr>
-                <w:sz w:val="16"/>
-                <w:szCs w:val="16"/>
-              </w:rPr>
-              <w:t xml:space="preserve"> </w:t>
-            </w:r>
-            <w:r>
-              <w:rPr>
-                <w:sz w:val="16"/>
-                <w:szCs w:val="16"/>
-              </w:rPr>
-              <w:t>Constructor interactivo de rutinas: Interfaz ágil para asignar, duplicar y personalizar planes de entrenamiento visuales (con videos o GIFs de técnica).</w:t>
-            </w:r>
+            <w:ins w:id="285" w:author="francisco javier gonzalez  garcia" w:date="2026-09-24T22:43:00Z">
+              <w:r>
+                <w:rPr>
+                  <w:sz w:val="16"/>
+                  <w:szCs w:val="16"/>
+                  <w:rPrChange w:id="286" w:author="francisco javier gonzalez  garcia" w:date="2026-09-24T22:44:00Z">
+                    <w:rPr/>
+                  </w:rPrChange>
+                </w:rPr>
+                <w:t>•</w:t>
+              </w:r>
+            </w:ins>
+            <w:ins w:id="287" w:author="francisco javier gonzalez  garcia" w:date="2026-09-24T22:48:00Z">
+              <w:r>
+                <w:rPr>
+                  <w:sz w:val="16"/>
+                  <w:szCs w:val="16"/>
+                </w:rPr>
+                <w:t xml:space="preserve"> </w:t>
+              </w:r>
+            </w:ins>
+            <w:ins w:id="288" w:author="francisco javier gonzalez  garcia" w:date="2026-09-24T22:43:00Z">
+              <w:r>
+                <w:rPr>
+                  <w:sz w:val="16"/>
+                  <w:szCs w:val="16"/>
+                  <w:rPrChange w:id="289" w:author="francisco javier gonzalez  garcia" w:date="2026-09-24T22:44:00Z">
+                    <w:rPr/>
+                  </w:rPrChange>
+                </w:rPr>
+                <w:t xml:space="preserve">Constructor interactivo de rutinas: Interfaz ágil para asignar, duplicar y personalizar planes de entrenamiento visuales (con videos o </w:t>
+              </w:r>
+              <w:proofErr w:type="spellStart"/>
+              <w:r>
+                <w:rPr>
+                  <w:sz w:val="16"/>
+                  <w:szCs w:val="16"/>
+                  <w:rPrChange w:id="290" w:author="francisco javier gonzalez  garcia" w:date="2026-09-24T22:44:00Z">
+                    <w:rPr/>
+                  </w:rPrChange>
+                </w:rPr>
+                <w:t>GIFs</w:t>
+              </w:r>
+              <w:proofErr w:type="spellEnd"/>
+              <w:r>
+                <w:rPr>
+                  <w:sz w:val="16"/>
+                  <w:szCs w:val="16"/>
+                  <w:rPrChange w:id="291" w:author="francisco javier gonzalez  garcia" w:date="2026-09-24T22:44:00Z">
+                    <w:rPr/>
+                  </w:rPrChange>
+                </w:rPr>
+                <w:t xml:space="preserve"> de técnica).</w:t>
+              </w:r>
+            </w:ins>
           </w:p>
           <w:p>
             <w:pPr>
               <w:spacing w:line="40" w:lineRule="atLeast"/>
               <w:ind w:left="92" w:hanging="92"/>
               <w:rPr>
+                <w:ins w:id="292" w:author="francisco javier gonzalez  garcia" w:date="2026-09-24T22:43:00Z"/>
                 <w:sz w:val="16"/>
                 <w:szCs w:val="16"/>
+                <w:rPrChange w:id="293" w:author="francisco javier gonzalez  garcia" w:date="2026-09-24T22:44:00Z">
+                  <w:rPr>
+                    <w:ins w:id="294" w:author="francisco javier gonzalez  garcia" w:date="2026-09-24T22:43:00Z"/>
+                  </w:rPr>
+                </w:rPrChange>
               </w:rPr>
+              <w:pPrChange w:id="295" w:author="francisco javier gonzalez  garcia" w:date="2026-09-24T22:49:00Z">
+                <w:pPr>
+                  <w:spacing w:line="40" w:lineRule="atLeast"/>
+                </w:pPr>
+              </w:pPrChange>
             </w:pPr>
-            <w:r>
-              <w:rPr>
-                <w:sz w:val="16"/>
-                <w:szCs w:val="16"/>
-              </w:rPr>
-              <w:t>•</w:t>
-            </w:r>
-            <w:r>
-              <w:rPr>
-                <w:sz w:val="16"/>
-                <w:szCs w:val="16"/>
-              </w:rPr>
-              <w:t xml:space="preserve"> </w:t>
-            </w:r>
-            <w:r>
-              <w:rPr>
-                <w:sz w:val="16"/>
-                <w:szCs w:val="16"/>
-              </w:rPr>
-              <w:t>Calendario y agenda centralizada:</w:t>
-            </w:r>
-            <w:r>
-              <w:rPr>
-                <w:sz w:val="16"/>
-                <w:szCs w:val="16"/>
-              </w:rPr>
-              <w:t xml:space="preserve"> </w:t>
-            </w:r>
-            <w:r>
-              <w:rPr>
-                <w:sz w:val="16"/>
-                <w:szCs w:val="16"/>
-              </w:rPr>
-              <w:t>Visibilidad clara de sus clases presenciales/online, estado de asistencia y cupos disponibles.</w:t>
-            </w:r>
+            <w:ins w:id="296" w:author="francisco javier gonzalez  garcia" w:date="2026-09-24T22:43:00Z">
+              <w:r>
+                <w:rPr>
+                  <w:sz w:val="16"/>
+                  <w:szCs w:val="16"/>
+                  <w:rPrChange w:id="297" w:author="francisco javier gonzalez  garcia" w:date="2026-09-24T22:44:00Z">
+                    <w:rPr/>
+                  </w:rPrChange>
+                </w:rPr>
+                <w:t>•</w:t>
+              </w:r>
+            </w:ins>
+            <w:ins w:id="298" w:author="francisco javier gonzalez  garcia" w:date="2026-09-24T22:48:00Z">
+              <w:r>
+                <w:rPr>
+                  <w:sz w:val="16"/>
+                  <w:szCs w:val="16"/>
+                </w:rPr>
+                <w:t xml:space="preserve"> </w:t>
+              </w:r>
+            </w:ins>
+            <w:ins w:id="299" w:author="francisco javier gonzalez  garcia" w:date="2026-09-24T22:43:00Z">
+              <w:r>
+                <w:rPr>
+                  <w:sz w:val="16"/>
+                  <w:szCs w:val="16"/>
+                  <w:rPrChange w:id="300" w:author="francisco javier gonzalez  garcia" w:date="2026-09-24T22:44:00Z">
+                    <w:rPr/>
+                  </w:rPrChange>
+                </w:rPr>
+                <w:t>Calendario y agenda centralizada:</w:t>
+              </w:r>
+            </w:ins>
+            <w:ins w:id="301" w:author="francisco javier gonzalez  garcia" w:date="2026-09-24T22:49:00Z">
+              <w:r>
+                <w:rPr>
+                  <w:sz w:val="16"/>
+                  <w:szCs w:val="16"/>
+                </w:rPr>
+                <w:t xml:space="preserve"> </w:t>
+              </w:r>
+            </w:ins>
+            <w:ins w:id="302" w:author="francisco javier gonzalez  garcia" w:date="2026-09-24T22:43:00Z">
+              <w:r>
+                <w:rPr>
+                  <w:sz w:val="16"/>
+                  <w:szCs w:val="16"/>
+                  <w:rPrChange w:id="303" w:author="francisco javier gonzalez  garcia" w:date="2026-09-24T22:44:00Z">
+                    <w:rPr/>
+                  </w:rPrChange>
+                </w:rPr>
+                <w:t>Visibilidad clara de sus clases presenciales/online, estado de asistencia y cupos disponibles.</w:t>
+              </w:r>
+            </w:ins>
           </w:p>
           <w:p>
             <w:pPr>
               <w:spacing w:line="40" w:lineRule="atLeast"/>
               <w:ind w:left="92" w:hanging="92"/>
               <w:rPr>
+                <w:ins w:id="304" w:author="francisco javier gonzalez  garcia" w:date="2026-09-24T22:43:00Z"/>
                 <w:sz w:val="16"/>
                 <w:szCs w:val="16"/>
+                <w:rPrChange w:id="305" w:author="francisco javier gonzalez  garcia" w:date="2026-09-24T22:44:00Z">
+                  <w:rPr>
+                    <w:ins w:id="306" w:author="francisco javier gonzalez  garcia" w:date="2026-09-24T22:43:00Z"/>
+                  </w:rPr>
+                </w:rPrChange>
               </w:rPr>
+              <w:pPrChange w:id="307" w:author="francisco javier gonzalez  garcia" w:date="2026-09-24T22:49:00Z">
+                <w:pPr>
+                  <w:spacing w:line="40" w:lineRule="atLeast"/>
+                </w:pPr>
+              </w:pPrChange>
             </w:pPr>
-            <w:r>
-              <w:rPr>
-                <w:sz w:val="16"/>
-                <w:szCs w:val="16"/>
-              </w:rPr>
-              <w:t>•</w:t>
-            </w:r>
-            <w:r>
-              <w:rPr>
-                <w:sz w:val="16"/>
-                <w:szCs w:val="16"/>
-              </w:rPr>
-              <w:t xml:space="preserve"> </w:t>
-            </w:r>
-            <w:r>
-              <w:rPr>
-                <w:sz w:val="16"/>
-                <w:szCs w:val="16"/>
-              </w:rPr>
-              <w:t>Panel de progreso del usuario: Visualización gráfica del rendimiento y evolución de cada atleta o cliente.</w:t>
-            </w:r>
+            <w:ins w:id="308" w:author="francisco javier gonzalez  garcia" w:date="2026-09-24T22:43:00Z">
+              <w:r>
+                <w:rPr>
+                  <w:sz w:val="16"/>
+                  <w:szCs w:val="16"/>
+                  <w:rPrChange w:id="309" w:author="francisco javier gonzalez  garcia" w:date="2026-09-24T22:44:00Z">
+                    <w:rPr/>
+                  </w:rPrChange>
+                </w:rPr>
+                <w:t>•</w:t>
+              </w:r>
+            </w:ins>
+            <w:ins w:id="310" w:author="francisco javier gonzalez  garcia" w:date="2026-09-24T22:48:00Z">
+              <w:r>
+                <w:rPr>
+                  <w:sz w:val="16"/>
+                  <w:szCs w:val="16"/>
+                </w:rPr>
+                <w:t xml:space="preserve"> </w:t>
+              </w:r>
+            </w:ins>
+            <w:ins w:id="311" w:author="francisco javier gonzalez  garcia" w:date="2026-09-24T22:43:00Z">
+              <w:r>
+                <w:rPr>
+                  <w:sz w:val="16"/>
+                  <w:szCs w:val="16"/>
+                  <w:rPrChange w:id="312" w:author="francisco javier gonzalez  garcia" w:date="2026-09-24T22:44:00Z">
+                    <w:rPr/>
+                  </w:rPrChange>
+                </w:rPr>
+                <w:t>Panel de progreso del usuario: Visualización gráfica del rendimiento y evolución de cada atleta o cliente.</w:t>
+              </w:r>
+            </w:ins>
           </w:p>
           <w:p>
             <w:pPr>
               <w:spacing w:line="40" w:lineRule="atLeast"/>
               <w:ind w:left="92" w:hanging="92"/>
               <w:rPr>
+                <w:ins w:id="313" w:author="francisco javier gonzalez  garcia" w:date="2026-09-24T22:43:00Z"/>
                 <w:sz w:val="16"/>
                 <w:szCs w:val="16"/>
+                <w:rPrChange w:id="314" w:author="francisco javier gonzalez  garcia" w:date="2026-09-24T22:44:00Z">
+                  <w:rPr>
+                    <w:ins w:id="315" w:author="francisco javier gonzalez  garcia" w:date="2026-09-24T22:43:00Z"/>
+                  </w:rPr>
+                </w:rPrChange>
               </w:rPr>
+              <w:pPrChange w:id="316" w:author="francisco javier gonzalez  garcia" w:date="2026-09-24T23:01:00Z">
+                <w:pPr>
+                  <w:spacing w:line="40" w:lineRule="atLeast"/>
+                </w:pPr>
+              </w:pPrChange>
             </w:pPr>
-            <w:r>
-              <w:rPr>
-                <w:sz w:val="16"/>
-                <w:szCs w:val="16"/>
-              </w:rPr>
-              <w:t>•</w:t>
-            </w:r>
-            <w:r>
-              <w:rPr>
-                <w:sz w:val="16"/>
-                <w:szCs w:val="16"/>
-              </w:rPr>
-              <w:t xml:space="preserve"> </w:t>
-            </w:r>
-            <w:r>
-              <w:rPr>
-                <w:sz w:val="16"/>
-                <w:szCs w:val="16"/>
-              </w:rPr>
-              <w:t>Notificaciones automáticas: Alertas para recordatorio de citas, vencimiento de membresías y registro de actividad del alumno.</w:t>
-            </w:r>
+            <w:ins w:id="317" w:author="francisco javier gonzalez  garcia" w:date="2026-09-24T22:43:00Z">
+              <w:r>
+                <w:rPr>
+                  <w:sz w:val="16"/>
+                  <w:szCs w:val="16"/>
+                  <w:rPrChange w:id="318" w:author="francisco javier gonzalez  garcia" w:date="2026-09-24T22:44:00Z">
+                    <w:rPr/>
+                  </w:rPrChange>
+                </w:rPr>
+                <w:t>•</w:t>
+              </w:r>
+            </w:ins>
+            <w:ins w:id="319" w:author="francisco javier gonzalez  garcia" w:date="2026-09-24T22:48:00Z">
+              <w:r>
+                <w:rPr>
+                  <w:sz w:val="16"/>
+                  <w:szCs w:val="16"/>
+                </w:rPr>
+                <w:t xml:space="preserve"> </w:t>
+              </w:r>
+            </w:ins>
+            <w:ins w:id="320" w:author="francisco javier gonzalez  garcia" w:date="2026-09-24T22:43:00Z">
+              <w:r>
+                <w:rPr>
+                  <w:sz w:val="16"/>
+                  <w:szCs w:val="16"/>
+                  <w:rPrChange w:id="321" w:author="francisco javier gonzalez  garcia" w:date="2026-09-24T22:44:00Z">
+                    <w:rPr/>
+                  </w:rPrChange>
+                </w:rPr>
+                <w:t>Notificaciones automáticas: Alertas para recordatorio de citas, vencimiento de membresías y registro de actividad del alumno.</w:t>
+              </w:r>
+            </w:ins>
           </w:p>
           <w:p>
             <w:pPr>
               <w:spacing w:line="40" w:lineRule="atLeast"/>
+              <w:rPr>
+                <w:ins w:id="322" w:author="francisco javier gonzalez  garcia" w:date="2026-09-24T22:40:00Z"/>
+              </w:rPr>
             </w:pPr>
-            <w:r>
-              <w:rPr>
-                <w:sz w:val="16"/>
-                <w:szCs w:val="16"/>
-              </w:rPr>
-              <w:t>Motivación de uso: Proyectar una imagen profesional y organizada que genere confianza en sus alumnos, optimizar su tiempo diario y contar con una herramienta móvil confiable que funcione sin fricción dentro del ambiente del gimnasio.</w:t>
-            </w:r>
+            <w:ins w:id="323" w:author="francisco javier gonzalez  garcia" w:date="2026-09-24T22:43:00Z">
+              <w:r>
+                <w:rPr>
+                  <w:sz w:val="16"/>
+                  <w:szCs w:val="16"/>
+                  <w:rPrChange w:id="324" w:author="francisco javier gonzalez  garcia" w:date="2026-09-24T22:44:00Z">
+                    <w:rPr/>
+                  </w:rPrChange>
+                </w:rPr>
+                <w:t>Motivación de uso: Proyectar una imagen profesional y organizada que genere confianza en sus alumnos, optimizar su tiempo diario y contar con una herramienta móvil confiable que funcione sin fricción dentro del ambiente del gimnasio.</w:t>
+              </w:r>
+            </w:ins>
           </w:p>
         </w:tc>
         <w:tc>
           <w:tcPr>
             <w:tcW w:w="3167" w:type="dxa"/>
+            <w:tcPrChange w:id="325" w:author="francisco javier gonzalez  garcia" w:date="2026-09-24T22:41:00Z">
+              <w:tcPr>
+                <w:tcW w:w="3167" w:type="dxa"/>
+              </w:tcPr>
+            </w:tcPrChange>
           </w:tcPr>
           <w:p>
             <w:pPr>
               <w:spacing w:line="40" w:lineRule="atLeast"/>
               <w:rPr>
+                <w:ins w:id="326" w:author="francisco javier gonzalez  garcia" w:date="2026-09-24T22:52:00Z"/>
                 <w:sz w:val="16"/>
                 <w:szCs w:val="16"/>
+                <w:rPrChange w:id="327" w:author="francisco javier gonzalez  garcia" w:date="2026-09-24T22:52:00Z">
+                  <w:rPr>
+                    <w:ins w:id="328" w:author="francisco javier gonzalez  garcia" w:date="2026-09-24T22:52:00Z"/>
+                  </w:rPr>
+                </w:rPrChange>
               </w:rPr>
             </w:pPr>
-            <w:r>
-              <w:rPr>
-                <w:sz w:val="16"/>
-                <w:szCs w:val="16"/>
-              </w:rPr>
-              <w:t>Datos Demográficos y Perfil</w:t>
-            </w:r>
+            <w:ins w:id="329" w:author="francisco javier gonzalez  garcia" w:date="2026-09-24T22:52:00Z">
+              <w:r>
+                <w:rPr>
+                  <w:sz w:val="16"/>
+                  <w:szCs w:val="16"/>
+                  <w:rPrChange w:id="330" w:author="francisco javier gonzalez  garcia" w:date="2026-09-24T22:52:00Z">
+                    <w:rPr/>
+                  </w:rPrChange>
+                </w:rPr>
+                <w:t>Nombre ficticio: Valeria Ríos</w:t>
+              </w:r>
+            </w:ins>
           </w:p>
           <w:p>
             <w:pPr>
               <w:spacing w:line="40" w:lineRule="atLeast"/>
               <w:rPr>
+                <w:ins w:id="331" w:author="francisco javier gonzalez  garcia" w:date="2026-09-24T22:52:00Z"/>
                 <w:sz w:val="16"/>
                 <w:szCs w:val="16"/>
+                <w:rPrChange w:id="332" w:author="francisco javier gonzalez  garcia" w:date="2026-09-24T22:52:00Z">
+                  <w:rPr>
+                    <w:ins w:id="333" w:author="francisco javier gonzalez  garcia" w:date="2026-09-24T22:52:00Z"/>
+                  </w:rPr>
+                </w:rPrChange>
               </w:rPr>
             </w:pPr>
-            <w:r>
-              <w:rPr>
-                <w:sz w:val="16"/>
-                <w:szCs w:val="16"/>
-              </w:rPr>
-              <w:t>Nombre ficticio: Valeria Ríos</w:t>
-            </w:r>
+            <w:ins w:id="334" w:author="francisco javier gonzalez  garcia" w:date="2026-09-24T22:52:00Z">
+              <w:r>
+                <w:rPr>
+                  <w:sz w:val="16"/>
+                  <w:szCs w:val="16"/>
+                  <w:rPrChange w:id="335" w:author="francisco javier gonzalez  garcia" w:date="2026-09-24T22:52:00Z">
+                    <w:rPr/>
+                  </w:rPrChange>
+                </w:rPr>
+                <w:t>Edad: 42 años</w:t>
+              </w:r>
+            </w:ins>
           </w:p>
           <w:p>
             <w:pPr>
               <w:spacing w:line="40" w:lineRule="atLeast"/>
               <w:rPr>
+                <w:ins w:id="336" w:author="francisco javier gonzalez  garcia" w:date="2026-09-24T22:52:00Z"/>
                 <w:sz w:val="16"/>
                 <w:szCs w:val="16"/>
+                <w:rPrChange w:id="337" w:author="francisco javier gonzalez  garcia" w:date="2026-09-24T22:52:00Z">
+                  <w:rPr>
+                    <w:ins w:id="338" w:author="francisco javier gonzalez  garcia" w:date="2026-09-24T22:52:00Z"/>
+                  </w:rPr>
+                </w:rPrChange>
               </w:rPr>
             </w:pPr>
-            <w:r>
-              <w:rPr>
-                <w:sz w:val="16"/>
-                <w:szCs w:val="16"/>
-              </w:rPr>
-              <w:t>Edad: 42 años</w:t>
-            </w:r>
+            <w:ins w:id="339" w:author="francisco javier gonzalez  garcia" w:date="2026-09-24T22:52:00Z">
+              <w:r>
+                <w:rPr>
+                  <w:sz w:val="16"/>
+                  <w:szCs w:val="16"/>
+                  <w:rPrChange w:id="340" w:author="francisco javier gonzalez  garcia" w:date="2026-09-24T22:52:00Z">
+                    <w:rPr/>
+                  </w:rPrChange>
+                </w:rPr>
+                <w:t>Rol: Administradora General del Gimnasio</w:t>
+              </w:r>
+            </w:ins>
           </w:p>
           <w:p>
             <w:pPr>
               <w:spacing w:line="40" w:lineRule="atLeast"/>
               <w:rPr>
+                <w:ins w:id="341" w:author="francisco javier gonzalez  garcia" w:date="2026-09-24T22:52:00Z"/>
                 <w:sz w:val="16"/>
                 <w:szCs w:val="16"/>
+                <w:rPrChange w:id="342" w:author="francisco javier gonzalez  garcia" w:date="2026-09-24T22:52:00Z">
+                  <w:rPr>
+                    <w:ins w:id="343" w:author="francisco javier gonzalez  garcia" w:date="2026-09-24T22:52:00Z"/>
+                  </w:rPr>
+                </w:rPrChange>
               </w:rPr>
             </w:pPr>
-            <w:r>
-              <w:rPr>
-                <w:sz w:val="16"/>
-                <w:szCs w:val="16"/>
-              </w:rPr>
-              <w:t>Rol: Administradora General del Gimnasio</w:t>
-            </w:r>
+            <w:ins w:id="344" w:author="francisco javier gonzalez  garcia" w:date="2026-09-24T22:52:00Z">
+              <w:r>
+                <w:rPr>
+                  <w:sz w:val="16"/>
+                  <w:szCs w:val="16"/>
+                  <w:rPrChange w:id="345" w:author="francisco javier gonzalez  garcia" w:date="2026-09-24T22:52:00Z">
+                    <w:rPr/>
+                  </w:rPrChange>
+                </w:rPr>
+                <w:t xml:space="preserve">Nivel tecnológico: Intermedio (Maneja </w:t>
+              </w:r>
+            </w:ins>
+            <w:ins w:id="346" w:author="francisco javier gonzalez  garcia" w:date="2026-09-24T22:56:00Z">
+              <w:r>
+                <w:rPr>
+                  <w:sz w:val="16"/>
+                  <w:szCs w:val="16"/>
+                </w:rPr>
+                <w:t>email</w:t>
+              </w:r>
+            </w:ins>
+            <w:ins w:id="347" w:author="francisco javier gonzalez  garcia" w:date="2026-09-24T22:52:00Z">
+              <w:r>
+                <w:rPr>
+                  <w:sz w:val="16"/>
+                  <w:szCs w:val="16"/>
+                  <w:rPrChange w:id="348" w:author="francisco javier gonzalez  garcia" w:date="2026-09-24T22:52:00Z">
+                    <w:rPr/>
+                  </w:rPrChange>
+                </w:rPr>
+                <w:t xml:space="preserve">, </w:t>
+              </w:r>
+            </w:ins>
+            <w:ins w:id="349" w:author="francisco javier gonzalez  garcia" w:date="2026-09-24T22:56:00Z">
+              <w:r>
+                <w:rPr>
+                  <w:sz w:val="16"/>
+                  <w:szCs w:val="16"/>
+                </w:rPr>
+                <w:t>MS-Excel</w:t>
+              </w:r>
+            </w:ins>
+            <w:ins w:id="350" w:author="francisco javier gonzalez  garcia" w:date="2026-09-24T22:52:00Z">
+              <w:r>
+                <w:rPr>
+                  <w:sz w:val="16"/>
+                  <w:szCs w:val="16"/>
+                  <w:rPrChange w:id="351" w:author="francisco javier gonzalez  garcia" w:date="2026-09-24T22:52:00Z">
+                    <w:rPr/>
+                  </w:rPrChange>
+                </w:rPr>
+                <w:t>, Punto de Venta básicos</w:t>
+              </w:r>
+            </w:ins>
+            <w:ins w:id="352" w:author="francisco javier gonzalez  garcia" w:date="2026-09-24T22:57:00Z">
+              <w:r>
+                <w:rPr>
+                  <w:sz w:val="16"/>
+                  <w:szCs w:val="16"/>
+                </w:rPr>
+                <w:t>,</w:t>
+              </w:r>
+            </w:ins>
+            <w:ins w:id="353" w:author="francisco javier gonzalez  garcia" w:date="2026-09-24T22:52:00Z">
+              <w:r>
+                <w:rPr>
+                  <w:sz w:val="16"/>
+                  <w:szCs w:val="16"/>
+                  <w:rPrChange w:id="354" w:author="francisco javier gonzalez  garcia" w:date="2026-09-24T22:52:00Z">
+                    <w:rPr/>
+                  </w:rPrChange>
+                </w:rPr>
+                <w:t xml:space="preserve"> banca en línea; prefiere interfaces limpias y directas sin jerga técnica compleja).</w:t>
+              </w:r>
+            </w:ins>
           </w:p>
           <w:p>
             <w:pPr>
               <w:spacing w:line="40" w:lineRule="atLeast"/>
               <w:rPr>
+                <w:ins w:id="355" w:author="francisco javier gonzalez  garcia" w:date="2026-09-24T22:52:00Z"/>
                 <w:sz w:val="16"/>
                 <w:szCs w:val="16"/>
+                <w:rPrChange w:id="356" w:author="francisco javier gonzalez  garcia" w:date="2026-09-24T22:52:00Z">
+                  <w:rPr>
+                    <w:ins w:id="357" w:author="francisco javier gonzalez  garcia" w:date="2026-09-24T22:52:00Z"/>
+                  </w:rPr>
+                </w:rPrChange>
               </w:rPr>
             </w:pPr>
-            <w:r>
-              <w:rPr>
-                <w:sz w:val="16"/>
-                <w:szCs w:val="16"/>
-              </w:rPr>
-              <w:t xml:space="preserve">Nivel tecnológico: Intermedio (Maneja </w:t>
-            </w:r>
-            <w:r>
-              <w:rPr>
-                <w:sz w:val="16"/>
-                <w:szCs w:val="16"/>
-              </w:rPr>
-              <w:t>email</w:t>
-            </w:r>
-            <w:r>
-              <w:rPr>
-                <w:sz w:val="16"/>
-                <w:szCs w:val="16"/>
-              </w:rPr>
-              <w:t xml:space="preserve">, </w:t>
-            </w:r>
-            <w:r>
-              <w:rPr>
-                <w:sz w:val="16"/>
-                <w:szCs w:val="16"/>
-              </w:rPr>
-              <w:t>MS-Excel</w:t>
-            </w:r>
-            <w:r>
-              <w:rPr>
-                <w:sz w:val="16"/>
-                <w:szCs w:val="16"/>
-              </w:rPr>
-              <w:t>, Punto de Venta básicos</w:t>
-            </w:r>
-            <w:r>
-              <w:rPr>
-                <w:sz w:val="16"/>
-                <w:szCs w:val="16"/>
-              </w:rPr>
-              <w:t>,</w:t>
-            </w:r>
-            <w:r>
-              <w:rPr>
-                <w:sz w:val="16"/>
-                <w:szCs w:val="16"/>
-              </w:rPr>
-              <w:t xml:space="preserve"> banca en línea; prefiere interfaces limpias y directas sin jerga técnica compleja).</w:t>
-            </w:r>
-          </w:p>
-          <w:p>
-            <w:pPr>
-              <w:spacing w:line="40" w:lineRule="atLeast"/>
-              <w:rPr>
-                <w:sz w:val="16"/>
-                <w:szCs w:val="16"/>
-              </w:rPr>
-            </w:pPr>
-            <w:r>
-              <w:rPr>
-                <w:sz w:val="16"/>
-                <w:szCs w:val="16"/>
-              </w:rPr>
-              <w:t>Objetivo principal:</w:t>
-            </w:r>
+            <w:ins w:id="358" w:author="francisco javier gonzalez  garcia" w:date="2026-09-24T22:52:00Z">
+              <w:r>
+                <w:rPr>
+                  <w:sz w:val="16"/>
+                  <w:szCs w:val="16"/>
+                  <w:rPrChange w:id="359" w:author="francisco javier gonzalez  garcia" w:date="2026-09-24T22:52:00Z">
+                    <w:rPr/>
+                  </w:rPrChange>
+                </w:rPr>
+                <w:t>Objetivo principal:</w:t>
+              </w:r>
+            </w:ins>
           </w:p>
           <w:p>
             <w:pPr>
@@ -2252,33 +3775,60 @@
               <w:spacing w:line="40" w:lineRule="atLeast"/>
               <w:ind w:left="193" w:hanging="193"/>
               <w:rPr>
+                <w:ins w:id="360" w:author="francisco javier gonzalez  garcia" w:date="2026-09-24T22:52:00Z"/>
                 <w:sz w:val="16"/>
                 <w:szCs w:val="16"/>
+                <w:rPrChange w:id="361" w:author="francisco javier gonzalez  garcia" w:date="2026-09-24T22:58:00Z">
+                  <w:rPr>
+                    <w:ins w:id="362" w:author="francisco javier gonzalez  garcia" w:date="2026-09-24T22:52:00Z"/>
+                  </w:rPr>
+                </w:rPrChange>
               </w:rPr>
+              <w:pPrChange w:id="363" w:author="francisco javier gonzalez  garcia" w:date="2026-09-24T22:58:00Z">
+                <w:pPr>
+                  <w:spacing w:line="40" w:lineRule="atLeast"/>
+                </w:pPr>
+              </w:pPrChange>
             </w:pPr>
-            <w:r>
-              <w:rPr>
-                <w:sz w:val="16"/>
-                <w:szCs w:val="16"/>
-              </w:rPr>
-              <w:t>Mantener la rentabilidad y operatividad óptima del gimnasio mediante el control eficiente de membresías, retención de clientes, supervisión del personal (entrenadores y recepción) y la toma de decisiones basada en métricas financieras claras.</w:t>
-            </w:r>
+            <w:ins w:id="364" w:author="francisco javier gonzalez  garcia" w:date="2026-09-24T22:52:00Z">
+              <w:r>
+                <w:rPr>
+                  <w:sz w:val="16"/>
+                  <w:szCs w:val="16"/>
+                  <w:rPrChange w:id="365" w:author="francisco javier gonzalez  garcia" w:date="2026-09-24T22:58:00Z">
+                    <w:rPr/>
+                  </w:rPrChange>
+                </w:rPr>
+                <w:t>Mantener la rentabilidad y operatividad óptima del gimnasio mediante el control eficiente de membresías, retención de clientes, supervisión del personal (entrenadores y recepción) y la toma de decisiones basada en métricas financieras claras.</w:t>
+              </w:r>
+            </w:ins>
           </w:p>
           <w:p>
             <w:pPr>
               <w:spacing w:line="40" w:lineRule="atLeast"/>
               <w:rPr>
+                <w:ins w:id="366" w:author="francisco javier gonzalez  garcia" w:date="2026-09-24T22:52:00Z"/>
                 <w:sz w:val="16"/>
                 <w:szCs w:val="16"/>
+                <w:rPrChange w:id="367" w:author="francisco javier gonzalez  garcia" w:date="2026-09-24T22:52:00Z">
+                  <w:rPr>
+                    <w:ins w:id="368" w:author="francisco javier gonzalez  garcia" w:date="2026-09-24T22:52:00Z"/>
+                  </w:rPr>
+                </w:rPrChange>
               </w:rPr>
             </w:pPr>
-            <w:r>
-              <w:rPr>
-                <w:sz w:val="16"/>
-                <w:szCs w:val="16"/>
-              </w:rPr>
-              <w:t>Frustraciones:</w:t>
-            </w:r>
+            <w:ins w:id="369" w:author="francisco javier gonzalez  garcia" w:date="2026-09-24T22:52:00Z">
+              <w:r>
+                <w:rPr>
+                  <w:sz w:val="16"/>
+                  <w:szCs w:val="16"/>
+                  <w:rPrChange w:id="370" w:author="francisco javier gonzalez  garcia" w:date="2026-09-24T22:52:00Z">
+                    <w:rPr/>
+                  </w:rPrChange>
+                </w:rPr>
+                <w:t>Frustraciones:</w:t>
+              </w:r>
+            </w:ins>
           </w:p>
           <w:p>
             <w:pPr>
@@ -2290,17 +3840,33 @@
               <w:spacing w:line="40" w:lineRule="atLeast"/>
               <w:ind w:left="193" w:hanging="142"/>
               <w:rPr>
+                <w:ins w:id="371" w:author="francisco javier gonzalez  garcia" w:date="2026-09-24T22:52:00Z"/>
                 <w:sz w:val="16"/>
                 <w:szCs w:val="16"/>
+                <w:rPrChange w:id="372" w:author="francisco javier gonzalez  garcia" w:date="2026-09-24T22:59:00Z">
+                  <w:rPr>
+                    <w:ins w:id="373" w:author="francisco javier gonzalez  garcia" w:date="2026-09-24T22:52:00Z"/>
+                  </w:rPr>
+                </w:rPrChange>
               </w:rPr>
+              <w:pPrChange w:id="374" w:author="francisco javier gonzalez  garcia" w:date="2026-09-24T22:59:00Z">
+                <w:pPr>
+                  <w:spacing w:line="40" w:lineRule="atLeast"/>
+                </w:pPr>
+              </w:pPrChange>
             </w:pPr>
-            <w:r>
-              <w:rPr>
-                <w:sz w:val="16"/>
-                <w:szCs w:val="16"/>
-              </w:rPr>
-              <w:t>Alta tasa de deserción de socios sin conocer los motivos reales ni tener mecanismos automatizados para reengancharlos.</w:t>
-            </w:r>
+            <w:ins w:id="375" w:author="francisco javier gonzalez  garcia" w:date="2026-09-24T22:52:00Z">
+              <w:r>
+                <w:rPr>
+                  <w:sz w:val="16"/>
+                  <w:szCs w:val="16"/>
+                  <w:rPrChange w:id="376" w:author="francisco javier gonzalez  garcia" w:date="2026-09-24T22:59:00Z">
+                    <w:rPr/>
+                  </w:rPrChange>
+                </w:rPr>
+                <w:t>Alta tasa de deserción de socios sin conocer los motivos reales ni tener mecanismos automatizados para reengancharlos.</w:t>
+              </w:r>
+            </w:ins>
           </w:p>
           <w:p>
             <w:pPr>
@@ -2312,17 +3878,33 @@
               <w:spacing w:line="40" w:lineRule="atLeast"/>
               <w:ind w:left="193" w:hanging="142"/>
               <w:rPr>
+                <w:ins w:id="377" w:author="francisco javier gonzalez  garcia" w:date="2026-09-24T22:52:00Z"/>
                 <w:sz w:val="16"/>
                 <w:szCs w:val="16"/>
+                <w:rPrChange w:id="378" w:author="francisco javier gonzalez  garcia" w:date="2026-09-24T22:59:00Z">
+                  <w:rPr>
+                    <w:ins w:id="379" w:author="francisco javier gonzalez  garcia" w:date="2026-09-24T22:52:00Z"/>
+                  </w:rPr>
+                </w:rPrChange>
               </w:rPr>
+              <w:pPrChange w:id="380" w:author="francisco javier gonzalez  garcia" w:date="2026-09-24T22:59:00Z">
+                <w:pPr>
+                  <w:spacing w:line="40" w:lineRule="atLeast"/>
+                </w:pPr>
+              </w:pPrChange>
             </w:pPr>
-            <w:r>
-              <w:rPr>
-                <w:sz w:val="16"/>
-                <w:szCs w:val="16"/>
-              </w:rPr>
-              <w:t>Reportes financieros y de ingresos desactualizados o dispersos en múltiples archivos de Excel.</w:t>
-            </w:r>
+            <w:ins w:id="381" w:author="francisco javier gonzalez  garcia" w:date="2026-09-24T22:52:00Z">
+              <w:r>
+                <w:rPr>
+                  <w:sz w:val="16"/>
+                  <w:szCs w:val="16"/>
+                  <w:rPrChange w:id="382" w:author="francisco javier gonzalez  garcia" w:date="2026-09-24T22:59:00Z">
+                    <w:rPr/>
+                  </w:rPrChange>
+                </w:rPr>
+                <w:t>Reportes financieros y de ingresos desactualizados o dispersos en múltiples archivos de Excel.</w:t>
+              </w:r>
+            </w:ins>
           </w:p>
           <w:p>
             <w:pPr>
@@ -2334,17 +3916,33 @@
               <w:spacing w:line="40" w:lineRule="atLeast"/>
               <w:ind w:left="193" w:hanging="142"/>
               <w:rPr>
+                <w:ins w:id="383" w:author="francisco javier gonzalez  garcia" w:date="2026-09-24T22:52:00Z"/>
                 <w:sz w:val="16"/>
                 <w:szCs w:val="16"/>
+                <w:rPrChange w:id="384" w:author="francisco javier gonzalez  garcia" w:date="2026-09-24T22:59:00Z">
+                  <w:rPr>
+                    <w:ins w:id="385" w:author="francisco javier gonzalez  garcia" w:date="2026-09-24T22:52:00Z"/>
+                  </w:rPr>
+                </w:rPrChange>
               </w:rPr>
+              <w:pPrChange w:id="386" w:author="francisco javier gonzalez  garcia" w:date="2026-09-24T22:59:00Z">
+                <w:pPr>
+                  <w:spacing w:line="40" w:lineRule="atLeast"/>
+                </w:pPr>
+              </w:pPrChange>
             </w:pPr>
-            <w:r>
-              <w:rPr>
-                <w:sz w:val="16"/>
-                <w:szCs w:val="16"/>
-              </w:rPr>
-              <w:t>Cuellos de botella en la recepción durante horas pico debido al registro manual de entradas y cobros.</w:t>
-            </w:r>
+            <w:ins w:id="387" w:author="francisco javier gonzalez  garcia" w:date="2026-09-24T22:52:00Z">
+              <w:r>
+                <w:rPr>
+                  <w:sz w:val="16"/>
+                  <w:szCs w:val="16"/>
+                  <w:rPrChange w:id="388" w:author="francisco javier gonzalez  garcia" w:date="2026-09-24T22:59:00Z">
+                    <w:rPr/>
+                  </w:rPrChange>
+                </w:rPr>
+                <w:t>Cuellos de botella en la recepción durante horas pico debido al registro manual de entradas y cobros.</w:t>
+              </w:r>
+            </w:ins>
           </w:p>
           <w:p>
             <w:pPr>
@@ -2356,33 +3954,60 @@
               <w:spacing w:line="40" w:lineRule="atLeast"/>
               <w:ind w:left="193" w:hanging="142"/>
               <w:rPr>
+                <w:ins w:id="389" w:author="francisco javier gonzalez  garcia" w:date="2026-09-24T22:52:00Z"/>
                 <w:sz w:val="16"/>
                 <w:szCs w:val="16"/>
+                <w:rPrChange w:id="390" w:author="francisco javier gonzalez  garcia" w:date="2026-09-24T22:59:00Z">
+                  <w:rPr>
+                    <w:ins w:id="391" w:author="francisco javier gonzalez  garcia" w:date="2026-09-24T22:52:00Z"/>
+                  </w:rPr>
+                </w:rPrChange>
               </w:rPr>
+              <w:pPrChange w:id="392" w:author="francisco javier gonzalez  garcia" w:date="2026-09-24T22:59:00Z">
+                <w:pPr>
+                  <w:spacing w:line="40" w:lineRule="atLeast"/>
+                </w:pPr>
+              </w:pPrChange>
             </w:pPr>
-            <w:r>
-              <w:rPr>
-                <w:sz w:val="16"/>
-                <w:szCs w:val="16"/>
-              </w:rPr>
-              <w:t>Falta de visibilidad sobre el rendimiento global de los entrenadores y la ocupación real de las clases.</w:t>
-            </w:r>
+            <w:ins w:id="393" w:author="francisco javier gonzalez  garcia" w:date="2026-09-24T22:52:00Z">
+              <w:r>
+                <w:rPr>
+                  <w:sz w:val="16"/>
+                  <w:szCs w:val="16"/>
+                  <w:rPrChange w:id="394" w:author="francisco javier gonzalez  garcia" w:date="2026-09-24T22:59:00Z">
+                    <w:rPr/>
+                  </w:rPrChange>
+                </w:rPr>
+                <w:t>Falta de visibilidad sobre el rendimiento global de los entrenadores y la ocupación real de las clases.</w:t>
+              </w:r>
+            </w:ins>
           </w:p>
           <w:p>
             <w:pPr>
               <w:spacing w:line="40" w:lineRule="atLeast"/>
               <w:rPr>
+                <w:ins w:id="395" w:author="francisco javier gonzalez  garcia" w:date="2026-09-24T22:52:00Z"/>
                 <w:sz w:val="16"/>
                 <w:szCs w:val="16"/>
+                <w:rPrChange w:id="396" w:author="francisco javier gonzalez  garcia" w:date="2026-09-24T22:52:00Z">
+                  <w:rPr>
+                    <w:ins w:id="397" w:author="francisco javier gonzalez  garcia" w:date="2026-09-24T22:52:00Z"/>
+                  </w:rPr>
+                </w:rPrChange>
               </w:rPr>
             </w:pPr>
-            <w:r>
-              <w:rPr>
-                <w:sz w:val="16"/>
-                <w:szCs w:val="16"/>
-              </w:rPr>
-              <w:t>Necesidades digitales:</w:t>
-            </w:r>
+            <w:ins w:id="398" w:author="francisco javier gonzalez  garcia" w:date="2026-09-24T22:52:00Z">
+              <w:r>
+                <w:rPr>
+                  <w:sz w:val="16"/>
+                  <w:szCs w:val="16"/>
+                  <w:rPrChange w:id="399" w:author="francisco javier gonzalez  garcia" w:date="2026-09-24T22:52:00Z">
+                    <w:rPr/>
+                  </w:rPrChange>
+                </w:rPr>
+                <w:t>Necesidades digitales:</w:t>
+              </w:r>
+            </w:ins>
           </w:p>
           <w:p>
             <w:pPr>
@@ -2394,17 +4019,67 @@
               <w:spacing w:line="40" w:lineRule="atLeast"/>
               <w:ind w:left="193" w:hanging="142"/>
               <w:rPr>
+                <w:ins w:id="400" w:author="francisco javier gonzalez  garcia" w:date="2026-09-24T22:52:00Z"/>
                 <w:sz w:val="16"/>
                 <w:szCs w:val="16"/>
+                <w:rPrChange w:id="401" w:author="francisco javier gonzalez  garcia" w:date="2026-09-24T23:00:00Z">
+                  <w:rPr>
+                    <w:ins w:id="402" w:author="francisco javier gonzalez  garcia" w:date="2026-09-24T22:52:00Z"/>
+                  </w:rPr>
+                </w:rPrChange>
               </w:rPr>
+              <w:pPrChange w:id="403" w:author="francisco javier gonzalez  garcia" w:date="2026-09-24T23:00:00Z">
+                <w:pPr>
+                  <w:spacing w:line="40" w:lineRule="atLeast"/>
+                </w:pPr>
+              </w:pPrChange>
             </w:pPr>
-            <w:r>
-              <w:rPr>
-                <w:sz w:val="16"/>
-                <w:szCs w:val="16"/>
-              </w:rPr>
-              <w:t>Dashboard de métricas clave (KPIs): Panel principal interactivo con ingresos mensuales, tasa de churn (cancelaciones), nuevos registros y flujo de asistencia en tiempo real.</w:t>
-            </w:r>
+            <w:proofErr w:type="spellStart"/>
+            <w:ins w:id="404" w:author="francisco javier gonzalez  garcia" w:date="2026-09-24T22:52:00Z">
+              <w:r>
+                <w:rPr>
+                  <w:sz w:val="16"/>
+                  <w:szCs w:val="16"/>
+                  <w:rPrChange w:id="405" w:author="francisco javier gonzalez  garcia" w:date="2026-09-24T23:00:00Z">
+                    <w:rPr/>
+                  </w:rPrChange>
+                </w:rPr>
+                <w:t>Dashboard</w:t>
+              </w:r>
+              <w:proofErr w:type="spellEnd"/>
+              <w:r>
+                <w:rPr>
+                  <w:sz w:val="16"/>
+                  <w:szCs w:val="16"/>
+                  <w:rPrChange w:id="406" w:author="francisco javier gonzalez  garcia" w:date="2026-09-24T23:00:00Z">
+                    <w:rPr/>
+                  </w:rPrChange>
+                </w:rPr>
+                <w:t xml:space="preserve"> de métricas clave (</w:t>
+              </w:r>
+              <w:proofErr w:type="spellStart"/>
+              <w:r>
+                <w:rPr>
+                  <w:sz w:val="16"/>
+                  <w:szCs w:val="16"/>
+                  <w:rPrChange w:id="407" w:author="francisco javier gonzalez  garcia" w:date="2026-09-24T23:00:00Z">
+                    <w:rPr/>
+                  </w:rPrChange>
+                </w:rPr>
+                <w:t>KPIs</w:t>
+              </w:r>
+              <w:proofErr w:type="spellEnd"/>
+              <w:r>
+                <w:rPr>
+                  <w:sz w:val="16"/>
+                  <w:szCs w:val="16"/>
+                  <w:rPrChange w:id="408" w:author="francisco javier gonzalez  garcia" w:date="2026-09-24T23:00:00Z">
+                    <w:rPr/>
+                  </w:rPrChange>
+                </w:rPr>
+                <w:t>): Panel principal interactivo con ingresos mensuales, tasa de cancelaciones, nuevos registros y flujo de asistencia en tiempo real.</w:t>
+              </w:r>
+            </w:ins>
           </w:p>
           <w:p>
             <w:pPr>
@@ -2416,17 +4091,33 @@
               <w:spacing w:line="40" w:lineRule="atLeast"/>
               <w:ind w:left="193" w:hanging="142"/>
               <w:rPr>
+                <w:ins w:id="409" w:author="francisco javier gonzalez  garcia" w:date="2026-09-24T22:52:00Z"/>
                 <w:sz w:val="16"/>
                 <w:szCs w:val="16"/>
+                <w:rPrChange w:id="410" w:author="francisco javier gonzalez  garcia" w:date="2026-09-24T23:00:00Z">
+                  <w:rPr>
+                    <w:ins w:id="411" w:author="francisco javier gonzalez  garcia" w:date="2026-09-24T22:52:00Z"/>
+                  </w:rPr>
+                </w:rPrChange>
               </w:rPr>
+              <w:pPrChange w:id="412" w:author="francisco javier gonzalez  garcia" w:date="2026-09-24T23:00:00Z">
+                <w:pPr>
+                  <w:spacing w:line="40" w:lineRule="atLeast"/>
+                </w:pPr>
+              </w:pPrChange>
             </w:pPr>
-            <w:r>
-              <w:rPr>
-                <w:sz w:val="16"/>
-                <w:szCs w:val="16"/>
-              </w:rPr>
-              <w:t>Gestión centralizada de socios y pagos: Control de estado de membresías, automatización de cobros recurrentes y emisión de alertas de morosidad.</w:t>
-            </w:r>
+            <w:ins w:id="413" w:author="francisco javier gonzalez  garcia" w:date="2026-09-24T22:52:00Z">
+              <w:r>
+                <w:rPr>
+                  <w:sz w:val="16"/>
+                  <w:szCs w:val="16"/>
+                  <w:rPrChange w:id="414" w:author="francisco javier gonzalez  garcia" w:date="2026-09-24T23:00:00Z">
+                    <w:rPr/>
+                  </w:rPrChange>
+                </w:rPr>
+                <w:t>Gestión centralizada de socios y pagos: Control de estado de membresías, automatización de cobros recurrentes y emisión de alertas de morosidad.</w:t>
+              </w:r>
+            </w:ins>
           </w:p>
           <w:p>
             <w:pPr>
@@ -2438,17 +4129,33 @@
               <w:spacing w:line="40" w:lineRule="atLeast"/>
               <w:ind w:left="193" w:hanging="142"/>
               <w:rPr>
+                <w:ins w:id="415" w:author="francisco javier gonzalez  garcia" w:date="2026-09-24T22:52:00Z"/>
                 <w:sz w:val="16"/>
                 <w:szCs w:val="16"/>
+                <w:rPrChange w:id="416" w:author="francisco javier gonzalez  garcia" w:date="2026-09-24T23:00:00Z">
+                  <w:rPr>
+                    <w:ins w:id="417" w:author="francisco javier gonzalez  garcia" w:date="2026-09-24T22:52:00Z"/>
+                  </w:rPr>
+                </w:rPrChange>
               </w:rPr>
+              <w:pPrChange w:id="418" w:author="francisco javier gonzalez  garcia" w:date="2026-09-24T23:00:00Z">
+                <w:pPr>
+                  <w:spacing w:line="40" w:lineRule="atLeast"/>
+                </w:pPr>
+              </w:pPrChange>
             </w:pPr>
-            <w:r>
-              <w:rPr>
-                <w:sz w:val="16"/>
-                <w:szCs w:val="16"/>
-              </w:rPr>
-              <w:t>Módulo de control de accesos e inventario: Integración rápida para validación de ingresos en puerta y catálogo de productos/suplementos vendidos en recepción.</w:t>
-            </w:r>
+            <w:ins w:id="419" w:author="francisco javier gonzalez  garcia" w:date="2026-09-24T22:52:00Z">
+              <w:r>
+                <w:rPr>
+                  <w:sz w:val="16"/>
+                  <w:szCs w:val="16"/>
+                  <w:rPrChange w:id="420" w:author="francisco javier gonzalez  garcia" w:date="2026-09-24T23:00:00Z">
+                    <w:rPr/>
+                  </w:rPrChange>
+                </w:rPr>
+                <w:t>Módulo de control de accesos e inventario: Integración rápida para validación de ingresos en puerta y catálogo de productos/suplementos vendidos en recepción.</w:t>
+              </w:r>
+            </w:ins>
           </w:p>
           <w:p>
             <w:pPr>
@@ -2460,45 +4167,80 @@
               <w:spacing w:line="40" w:lineRule="atLeast"/>
               <w:ind w:left="193" w:hanging="142"/>
               <w:rPr>
+                <w:ins w:id="421" w:author="francisco javier gonzalez  garcia" w:date="2026-09-24T22:52:00Z"/>
                 <w:sz w:val="16"/>
                 <w:szCs w:val="16"/>
+                <w:rPrChange w:id="422" w:author="francisco javier gonzalez  garcia" w:date="2026-09-24T23:00:00Z">
+                  <w:rPr>
+                    <w:ins w:id="423" w:author="francisco javier gonzalez  garcia" w:date="2026-09-24T22:52:00Z"/>
+                  </w:rPr>
+                </w:rPrChange>
               </w:rPr>
+              <w:pPrChange w:id="424" w:author="francisco javier gonzalez  garcia" w:date="2026-09-24T23:00:00Z">
+                <w:pPr>
+                  <w:spacing w:line="40" w:lineRule="atLeast"/>
+                </w:pPr>
+              </w:pPrChange>
             </w:pPr>
-            <w:r>
-              <w:rPr>
-                <w:sz w:val="16"/>
-                <w:szCs w:val="16"/>
-              </w:rPr>
-              <w:t>Gestión de roles y permisos: Administración de accesos diferenciados para entrenadores, recepcionistas y personal operativo.</w:t>
-            </w:r>
+            <w:ins w:id="425" w:author="francisco javier gonzalez  garcia" w:date="2026-09-24T22:52:00Z">
+              <w:r>
+                <w:rPr>
+                  <w:sz w:val="16"/>
+                  <w:szCs w:val="16"/>
+                  <w:rPrChange w:id="426" w:author="francisco javier gonzalez  garcia" w:date="2026-09-24T23:00:00Z">
+                    <w:rPr/>
+                  </w:rPrChange>
+                </w:rPr>
+                <w:t>Gestión de roles y permisos: Administración de accesos diferenciados para entrenadores, recepcionistas y personal operativo.</w:t>
+              </w:r>
+            </w:ins>
           </w:p>
           <w:p>
             <w:pPr>
               <w:spacing w:line="40" w:lineRule="atLeast"/>
               <w:rPr>
+                <w:ins w:id="427" w:author="francisco javier gonzalez  garcia" w:date="2026-09-24T22:52:00Z"/>
                 <w:sz w:val="16"/>
                 <w:szCs w:val="16"/>
+                <w:rPrChange w:id="428" w:author="francisco javier gonzalez  garcia" w:date="2026-09-24T22:52:00Z">
+                  <w:rPr>
+                    <w:ins w:id="429" w:author="francisco javier gonzalez  garcia" w:date="2026-09-24T22:52:00Z"/>
+                  </w:rPr>
+                </w:rPrChange>
               </w:rPr>
             </w:pPr>
-            <w:r>
-              <w:rPr>
-                <w:sz w:val="16"/>
-                <w:szCs w:val="16"/>
-              </w:rPr>
-              <w:t>Motivación de uso:</w:t>
-            </w:r>
+            <w:ins w:id="430" w:author="francisco javier gonzalez  garcia" w:date="2026-09-24T22:52:00Z">
+              <w:r>
+                <w:rPr>
+                  <w:sz w:val="16"/>
+                  <w:szCs w:val="16"/>
+                  <w:rPrChange w:id="431" w:author="francisco javier gonzalez  garcia" w:date="2026-09-24T22:52:00Z">
+                    <w:rPr/>
+                  </w:rPrChange>
+                </w:rPr>
+                <w:t>Motivación de uso:</w:t>
+              </w:r>
+            </w:ins>
           </w:p>
           <w:p>
             <w:pPr>
               <w:spacing w:line="40" w:lineRule="atLeast"/>
+              <w:rPr>
+                <w:ins w:id="432" w:author="francisco javier gonzalez  garcia" w:date="2026-09-24T22:40:00Z"/>
+              </w:rPr>
             </w:pPr>
-            <w:r>
-              <w:rPr>
-                <w:sz w:val="16"/>
-                <w:szCs w:val="16"/>
-              </w:rPr>
-              <w:t>Tener el control total del negocio desde un solo lugar para reducir errores operativos, asegurar la estabilidad financiera del gimnasio y liberar tiempo operativo para enfocarse en la estrategia de expansión y mejora de instalaciones.</w:t>
-            </w:r>
+            <w:ins w:id="433" w:author="francisco javier gonzalez  garcia" w:date="2026-09-24T22:52:00Z">
+              <w:r>
+                <w:rPr>
+                  <w:sz w:val="16"/>
+                  <w:szCs w:val="16"/>
+                  <w:rPrChange w:id="434" w:author="francisco javier gonzalez  garcia" w:date="2026-09-24T22:52:00Z">
+                    <w:rPr/>
+                  </w:rPrChange>
+                </w:rPr>
+                <w:t>Tener el control total del negocio desde un solo lugar para reducir errores operativos, asegurar la estabilidad financiera del gimnasio y liberar tiempo operativo para enfocarse en la estrategia de expansión y mejora de instalaciones.</w:t>
+              </w:r>
+            </w:ins>
           </w:p>
         </w:tc>
       </w:tr>
@@ -2506,73 +4248,1692 @@
     <w:p>
       <w:pPr>
         <w:spacing w:line="276" w:lineRule="auto"/>
-      </w:pPr>
-      <w:r>
-        <w:br w:type="page"/>
-      </w:r>
-    </w:p>
-    <w:p/>
-    <w:p>
-      <w:pPr>
-        <w:pStyle w:val="Ttulo1"/>
-      </w:pPr>
-      <w:r>
-        <w:t>11. Referencias</w:t>
-      </w:r>
+        <w:rPr>
+          <w:del w:id="435" w:author="francisco javier gonzalez  garcia" w:date="2026-09-24T22:27:00Z"/>
+        </w:rPr>
+      </w:pPr>
+      <w:del w:id="436" w:author="francisco javier gonzalez  garcia" w:date="2026-09-24T21:59:00Z">
+        <w:r>
+          <w:br w:type="page"/>
+        </w:r>
+      </w:del>
     </w:p>
     <w:p>
       <w:pPr>
-        <w:spacing w:after="80"/>
-      </w:pPr>
-      <w:r>
-        <w:t>ISO. (2010). ISO 9241-210: Ergonomía de la interacción persona-sistema - Parte 210: Diseño centrado en el usuario. Organización Internacional para la Estandarización.</w:t>
-      </w:r>
+        <w:spacing w:after="0" w:line="40" w:lineRule="atLeast"/>
+        <w:rPr>
+          <w:ins w:id="437" w:author="francisco javier gonzalez  garcia" w:date="2026-09-24T23:28:00Z"/>
+        </w:rPr>
+      </w:pPr>
     </w:p>
     <w:p>
       <w:pPr>
-        <w:spacing w:after="80"/>
-      </w:pPr>
-      <w:r>
-        <w:t>Boehm, B. (1981). Software Engineering Costs. IEEE Transactions on Computers, C-30(11), 774-784. https://doi.org/10.1109/T-C.1981.1675878</w:t>
-      </w:r>
+        <w:spacing w:after="0" w:line="40" w:lineRule="atLeast"/>
+        <w:rPr>
+          <w:ins w:id="438" w:author="francisco javier gonzalez  garcia" w:date="2026-09-24T23:28:00Z"/>
+        </w:rPr>
+      </w:pPr>
     </w:p>
     <w:p>
       <w:pPr>
-        <w:spacing w:after="80"/>
-      </w:pPr>
-      <w:r>
-        <w:t>Garrett, J. J. (2002). The Elements of User Experience: User-Centered Design for the Web and Beyond. New Riders.</w:t>
-      </w:r>
+        <w:spacing w:after="0" w:line="40" w:lineRule="atLeast"/>
+        <w:rPr>
+          <w:ins w:id="439" w:author="francisco javier gonzalez  garcia" w:date="2026-09-24T23:28:00Z"/>
+        </w:rPr>
+      </w:pPr>
     </w:p>
     <w:p>
       <w:pPr>
-        <w:spacing w:after="80"/>
-      </w:pPr>
-      <w:r>
-        <w:t>Norman, D. A. (2004). Emotional Design: Why We Love (or Hate) Everyday Things. Basic Books.</w:t>
-      </w:r>
+        <w:spacing w:after="0" w:line="40" w:lineRule="atLeast"/>
+        <w:rPr>
+          <w:ins w:id="440" w:author="francisco javier gonzalez  garcia" w:date="2026-09-24T23:28:00Z"/>
+        </w:rPr>
+      </w:pPr>
     </w:p>
     <w:p>
       <w:pPr>
-        <w:spacing w:after="80"/>
-      </w:pPr>
-      <w:r>
-        <w:t>Saffer, D. (2007). Designing for Interaction: Creating Smart Applications and Devices. Peachpit Press.</w:t>
-      </w:r>
+        <w:spacing w:after="0" w:line="40" w:lineRule="atLeast"/>
+        <w:rPr>
+          <w:ins w:id="441" w:author="francisco javier gonzalez  garcia" w:date="2026-09-24T23:28:00Z"/>
+        </w:rPr>
+      </w:pPr>
     </w:p>
     <w:p>
       <w:pPr>
-        <w:spacing w:after="80"/>
-      </w:pPr>
-      <w:r>
-        <w:t>Löwgren, J., &amp; Stolterman, E. (2004). Thoughtful Interaction Design: A Design Perspective on Research-Based Design. Morgan Kaufmann.</w:t>
-      </w:r>
+        <w:pStyle w:val="Ttulo2"/>
+        <w:rPr>
+          <w:ins w:id="442" w:author="francisco javier gonzalez  garcia" w:date="2026-09-24T23:29:00Z"/>
+        </w:rPr>
+      </w:pPr>
+      <w:proofErr w:type="spellStart"/>
+      <w:ins w:id="443" w:author="francisco javier gonzalez  garcia" w:date="2026-09-24T23:29:00Z">
+        <w:r>
+          <w:lastRenderedPageBreak/>
+          <w:t>User</w:t>
+        </w:r>
+        <w:proofErr w:type="spellEnd"/>
+        <w:r>
+          <w:t xml:space="preserve"> </w:t>
+        </w:r>
+        <w:proofErr w:type="spellStart"/>
+        <w:r>
+          <w:t>Stories</w:t>
+        </w:r>
+        <w:proofErr w:type="spellEnd"/>
+      </w:ins>
+    </w:p>
+    <w:tbl>
+      <w:tblPr>
+        <w:tblStyle w:val="Tablaconcuadrcula"/>
+        <w:tblW w:w="0" w:type="auto"/>
+        <w:tblLook w:val="04A0" w:firstRow="1" w:lastRow="0" w:firstColumn="1" w:lastColumn="0" w:noHBand="0" w:noVBand="1"/>
+        <w:tblPrChange w:id="444" w:author="francisco javier gonzalez  garcia" w:date="2026-09-24T23:43:00Z">
+          <w:tblPr>
+            <w:tblStyle w:val="Tablaconcuadrcula"/>
+            <w:tblW w:w="0" w:type="auto"/>
+            <w:tblLook w:val="04A0" w:firstRow="1" w:lastRow="0" w:firstColumn="1" w:lastColumn="0" w:noHBand="0" w:noVBand="1"/>
+          </w:tblPr>
+        </w:tblPrChange>
+      </w:tblPr>
+      <w:tblGrid>
+        <w:gridCol w:w="1242"/>
+        <w:gridCol w:w="8258"/>
+        <w:tblGridChange w:id="445">
+          <w:tblGrid>
+            <w:gridCol w:w="4750"/>
+            <w:gridCol w:w="4750"/>
+          </w:tblGrid>
+        </w:tblGridChange>
+      </w:tblGrid>
+      <w:tr>
+        <w:trPr>
+          <w:ins w:id="446" w:author="francisco javier gonzalez  garcia" w:date="2026-09-24T23:29:00Z"/>
+        </w:trPr>
+        <w:tc>
+          <w:tcPr>
+            <w:tcW w:w="1242" w:type="dxa"/>
+            <w:shd w:val="clear" w:color="auto" w:fill="DDD9C3" w:themeFill="background2" w:themeFillShade="E6"/>
+            <w:tcPrChange w:id="447" w:author="francisco javier gonzalez  garcia" w:date="2026-09-24T23:43:00Z">
+              <w:tcPr>
+                <w:tcW w:w="4750" w:type="dxa"/>
+              </w:tcPr>
+            </w:tcPrChange>
+          </w:tcPr>
+          <w:p>
+            <w:pPr>
+              <w:rPr>
+                <w:ins w:id="448" w:author="francisco javier gonzalez  garcia" w:date="2026-09-24T23:29:00Z"/>
+                <w:b/>
+                <w:bCs/>
+                <w:sz w:val="16"/>
+                <w:szCs w:val="16"/>
+                <w:rPrChange w:id="449" w:author="francisco javier gonzalez  garcia" w:date="2026-09-24T23:43:00Z">
+                  <w:rPr>
+                    <w:ins w:id="450" w:author="francisco javier gonzalez  garcia" w:date="2026-09-24T23:29:00Z"/>
+                  </w:rPr>
+                </w:rPrChange>
+              </w:rPr>
+            </w:pPr>
+            <w:ins w:id="451" w:author="francisco javier gonzalez  garcia" w:date="2026-09-24T23:40:00Z">
+              <w:r>
+                <w:rPr>
+                  <w:b/>
+                  <w:bCs/>
+                  <w:sz w:val="16"/>
+                  <w:szCs w:val="16"/>
+                  <w:rPrChange w:id="452" w:author="francisco javier gonzalez  garcia" w:date="2026-09-24T23:43:00Z">
+                    <w:rPr/>
+                  </w:rPrChange>
+                </w:rPr>
+                <w:t>Rol</w:t>
+              </w:r>
+            </w:ins>
+          </w:p>
+        </w:tc>
+        <w:tc>
+          <w:tcPr>
+            <w:tcW w:w="8258" w:type="dxa"/>
+            <w:shd w:val="clear" w:color="auto" w:fill="DDD9C3" w:themeFill="background2" w:themeFillShade="E6"/>
+            <w:tcPrChange w:id="453" w:author="francisco javier gonzalez  garcia" w:date="2026-09-24T23:43:00Z">
+              <w:tcPr>
+                <w:tcW w:w="4750" w:type="dxa"/>
+              </w:tcPr>
+            </w:tcPrChange>
+          </w:tcPr>
+          <w:p>
+            <w:pPr>
+              <w:rPr>
+                <w:ins w:id="454" w:author="francisco javier gonzalez  garcia" w:date="2026-09-24T23:29:00Z"/>
+                <w:b/>
+                <w:bCs/>
+                <w:sz w:val="16"/>
+                <w:szCs w:val="16"/>
+                <w:rPrChange w:id="455" w:author="francisco javier gonzalez  garcia" w:date="2026-09-24T23:43:00Z">
+                  <w:rPr>
+                    <w:ins w:id="456" w:author="francisco javier gonzalez  garcia" w:date="2026-09-24T23:29:00Z"/>
+                  </w:rPr>
+                </w:rPrChange>
+              </w:rPr>
+            </w:pPr>
+            <w:ins w:id="457" w:author="francisco javier gonzalez  garcia" w:date="2026-09-24T23:47:00Z">
+              <w:r>
+                <w:rPr>
+                  <w:b/>
+                  <w:bCs/>
+                  <w:sz w:val="16"/>
+                  <w:szCs w:val="16"/>
+                </w:rPr>
+                <w:t>Necesidades detectadas</w:t>
+              </w:r>
+            </w:ins>
+          </w:p>
+        </w:tc>
+      </w:tr>
+      <w:tr>
+        <w:trPr>
+          <w:ins w:id="458" w:author="francisco javier gonzalez  garcia" w:date="2026-09-24T23:29:00Z"/>
+        </w:trPr>
+        <w:tc>
+          <w:tcPr>
+            <w:tcW w:w="1242" w:type="dxa"/>
+            <w:tcPrChange w:id="459" w:author="francisco javier gonzalez  garcia" w:date="2026-09-24T23:29:00Z">
+              <w:tcPr>
+                <w:tcW w:w="4750" w:type="dxa"/>
+              </w:tcPr>
+            </w:tcPrChange>
+          </w:tcPr>
+          <w:p>
+            <w:pPr>
+              <w:rPr>
+                <w:ins w:id="460" w:author="francisco javier gonzalez  garcia" w:date="2026-09-24T23:42:00Z"/>
+                <w:sz w:val="16"/>
+                <w:szCs w:val="16"/>
+              </w:rPr>
+            </w:pPr>
+            <w:ins w:id="461" w:author="francisco javier gonzalez  garcia" w:date="2026-09-24T23:42:00Z">
+              <w:r>
+                <w:rPr>
+                  <w:sz w:val="16"/>
+                  <w:szCs w:val="16"/>
+                </w:rPr>
+                <w:t>Usuario</w:t>
+              </w:r>
+            </w:ins>
+          </w:p>
+          <w:p>
+            <w:pPr>
+              <w:rPr>
+                <w:ins w:id="462" w:author="francisco javier gonzalez  garcia" w:date="2026-09-24T23:29:00Z"/>
+                <w:sz w:val="16"/>
+                <w:szCs w:val="16"/>
+                <w:rPrChange w:id="463" w:author="francisco javier gonzalez  garcia" w:date="2026-09-24T23:41:00Z">
+                  <w:rPr>
+                    <w:ins w:id="464" w:author="francisco javier gonzalez  garcia" w:date="2026-09-24T23:29:00Z"/>
+                  </w:rPr>
+                </w:rPrChange>
+              </w:rPr>
+            </w:pPr>
+            <w:ins w:id="465" w:author="francisco javier gonzalez  garcia" w:date="2026-09-24T23:40:00Z">
+              <w:r>
+                <w:rPr>
+                  <w:sz w:val="16"/>
+                  <w:szCs w:val="16"/>
+                  <w:rPrChange w:id="466" w:author="francisco javier gonzalez  garcia" w:date="2026-09-24T23:41:00Z">
+                    <w:rPr/>
+                  </w:rPrChange>
+                </w:rPr>
+                <w:t>Atleta / Socio</w:t>
+              </w:r>
+            </w:ins>
+          </w:p>
+        </w:tc>
+        <w:tc>
+          <w:tcPr>
+            <w:tcW w:w="8258" w:type="dxa"/>
+            <w:tcPrChange w:id="467" w:author="francisco javier gonzalez  garcia" w:date="2026-09-24T23:29:00Z">
+              <w:tcPr>
+                <w:tcW w:w="4750" w:type="dxa"/>
+              </w:tcPr>
+            </w:tcPrChange>
+          </w:tcPr>
+          <w:p>
+            <w:pPr>
+              <w:pStyle w:val="Prrafodelista"/>
+              <w:numPr>
+                <w:ilvl w:val="0"/>
+                <w:numId w:val="20"/>
+              </w:numPr>
+              <w:spacing w:line="40" w:lineRule="atLeast"/>
+              <w:ind w:left="170" w:hanging="142"/>
+              <w:rPr>
+                <w:ins w:id="468" w:author="francisco javier gonzalez  garcia" w:date="2026-09-24T23:40:00Z"/>
+                <w:sz w:val="16"/>
+                <w:szCs w:val="16"/>
+                <w:rPrChange w:id="469" w:author="francisco javier gonzalez  garcia" w:date="2026-09-24T23:42:00Z">
+                  <w:rPr>
+                    <w:ins w:id="470" w:author="francisco javier gonzalez  garcia" w:date="2026-09-24T23:40:00Z"/>
+                  </w:rPr>
+                </w:rPrChange>
+              </w:rPr>
+              <w:pPrChange w:id="471" w:author="francisco javier gonzalez  garcia" w:date="2026-09-24T23:44:00Z">
+                <w:pPr/>
+              </w:pPrChange>
+            </w:pPr>
+            <w:ins w:id="472" w:author="francisco javier gonzalez  garcia" w:date="2026-09-24T23:46:00Z">
+              <w:r>
+                <w:rPr>
+                  <w:sz w:val="16"/>
+                  <w:szCs w:val="16"/>
+                </w:rPr>
+                <w:t xml:space="preserve">Rutinas por Nivel: </w:t>
+              </w:r>
+            </w:ins>
+            <w:ins w:id="473" w:author="francisco javier gonzalez  garcia" w:date="2026-09-24T23:40:00Z">
+              <w:r>
+                <w:rPr>
+                  <w:sz w:val="16"/>
+                  <w:szCs w:val="16"/>
+                  <w:rPrChange w:id="474" w:author="francisco javier gonzalez  garcia" w:date="2026-09-24T23:42:00Z">
+                    <w:rPr/>
+                  </w:rPrChange>
+                </w:rPr>
+                <w:t>Como atleta, quiero filtrar rutinas según mi nivel de experiencia, para entrenar a mi propio ritmo con seguridad y evitar lesiones.</w:t>
+              </w:r>
+            </w:ins>
+          </w:p>
+          <w:p>
+            <w:pPr>
+              <w:pStyle w:val="Prrafodelista"/>
+              <w:numPr>
+                <w:ilvl w:val="0"/>
+                <w:numId w:val="20"/>
+              </w:numPr>
+              <w:spacing w:line="40" w:lineRule="atLeast"/>
+              <w:ind w:left="170" w:hanging="142"/>
+              <w:rPr>
+                <w:ins w:id="475" w:author="francisco javier gonzalez  garcia" w:date="2026-09-24T23:40:00Z"/>
+                <w:sz w:val="16"/>
+                <w:szCs w:val="16"/>
+                <w:rPrChange w:id="476" w:author="francisco javier gonzalez  garcia" w:date="2026-09-24T23:46:00Z">
+                  <w:rPr>
+                    <w:ins w:id="477" w:author="francisco javier gonzalez  garcia" w:date="2026-09-24T23:40:00Z"/>
+                  </w:rPr>
+                </w:rPrChange>
+              </w:rPr>
+              <w:pPrChange w:id="478" w:author="francisco javier gonzalez  garcia" w:date="2026-09-24T23:44:00Z">
+                <w:pPr/>
+              </w:pPrChange>
+            </w:pPr>
+            <w:ins w:id="479" w:author="francisco javier gonzalez  garcia" w:date="2026-09-24T23:40:00Z">
+              <w:r>
+                <w:rPr>
+                  <w:sz w:val="16"/>
+                  <w:szCs w:val="16"/>
+                  <w:rPrChange w:id="480" w:author="francisco javier gonzalez  garcia" w:date="2026-09-24T23:46:00Z">
+                    <w:rPr/>
+                  </w:rPrChange>
+                </w:rPr>
+                <w:t>Recordatorios de entrenamiento adaptables</w:t>
+              </w:r>
+            </w:ins>
+            <w:ins w:id="481" w:author="francisco javier gonzalez  garcia" w:date="2026-09-24T23:46:00Z">
+              <w:r>
+                <w:rPr>
+                  <w:sz w:val="16"/>
+                  <w:szCs w:val="16"/>
+                </w:rPr>
+                <w:t xml:space="preserve">: </w:t>
+              </w:r>
+            </w:ins>
+            <w:ins w:id="482" w:author="francisco javier gonzalez  garcia" w:date="2026-09-24T23:40:00Z">
+              <w:r>
+                <w:rPr>
+                  <w:sz w:val="16"/>
+                  <w:szCs w:val="16"/>
+                  <w:rPrChange w:id="483" w:author="francisco javier gonzalez  garcia" w:date="2026-09-24T23:46:00Z">
+                    <w:rPr/>
+                  </w:rPrChange>
+                </w:rPr>
+                <w:t>Como socio, quiero configurar alertas personalizadas para mis sesiones, para mantener la disciplina sin que las notificaciones interfieran en mi agenda diaria.</w:t>
+              </w:r>
+            </w:ins>
+          </w:p>
+          <w:p>
+            <w:pPr>
+              <w:pStyle w:val="Prrafodelista"/>
+              <w:numPr>
+                <w:ilvl w:val="0"/>
+                <w:numId w:val="20"/>
+              </w:numPr>
+              <w:spacing w:line="40" w:lineRule="atLeast"/>
+              <w:ind w:left="170" w:hanging="142"/>
+              <w:rPr>
+                <w:ins w:id="484" w:author="francisco javier gonzalez  garcia" w:date="2026-09-24T23:29:00Z"/>
+                <w:sz w:val="16"/>
+                <w:szCs w:val="16"/>
+                <w:rPrChange w:id="485" w:author="francisco javier gonzalez  garcia" w:date="2026-09-24T23:42:00Z">
+                  <w:rPr>
+                    <w:ins w:id="486" w:author="francisco javier gonzalez  garcia" w:date="2026-09-24T23:29:00Z"/>
+                  </w:rPr>
+                </w:rPrChange>
+              </w:rPr>
+              <w:pPrChange w:id="487" w:author="francisco javier gonzalez  garcia" w:date="2026-09-24T23:46:00Z">
+                <w:pPr/>
+              </w:pPrChange>
+            </w:pPr>
+            <w:ins w:id="488" w:author="francisco javier gonzalez  garcia" w:date="2026-09-24T23:40:00Z">
+              <w:r>
+                <w:rPr>
+                  <w:sz w:val="16"/>
+                  <w:szCs w:val="16"/>
+                  <w:rPrChange w:id="489" w:author="francisco javier gonzalez  garcia" w:date="2026-09-24T23:42:00Z">
+                    <w:rPr/>
+                  </w:rPrChange>
+                </w:rPr>
+                <w:t>Panel de progreso físico y rendimiento</w:t>
+              </w:r>
+            </w:ins>
+            <w:ins w:id="490" w:author="francisco javier gonzalez  garcia" w:date="2026-09-24T23:46:00Z">
+              <w:r>
+                <w:rPr>
+                  <w:sz w:val="16"/>
+                  <w:szCs w:val="16"/>
+                </w:rPr>
+                <w:t xml:space="preserve">: </w:t>
+              </w:r>
+            </w:ins>
+            <w:ins w:id="491" w:author="francisco javier gonzalez  garcia" w:date="2026-09-24T23:40:00Z">
+              <w:r>
+                <w:rPr>
+                  <w:sz w:val="16"/>
+                  <w:szCs w:val="16"/>
+                  <w:rPrChange w:id="492" w:author="francisco javier gonzalez  garcia" w:date="2026-09-24T23:42:00Z">
+                    <w:rPr/>
+                  </w:rPrChange>
+                </w:rPr>
+                <w:t>Como atleta, quiero visualizar gráficos de mi evolución física y avances semanales, para evaluar mis resultados y mantener la motivación alta.</w:t>
+              </w:r>
+            </w:ins>
+          </w:p>
+        </w:tc>
+      </w:tr>
+      <w:tr>
+        <w:trPr>
+          <w:ins w:id="493" w:author="francisco javier gonzalez  garcia" w:date="2026-09-24T23:29:00Z"/>
+        </w:trPr>
+        <w:tc>
+          <w:tcPr>
+            <w:tcW w:w="1242" w:type="dxa"/>
+            <w:tcPrChange w:id="494" w:author="francisco javier gonzalez  garcia" w:date="2026-09-24T23:29:00Z">
+              <w:tcPr>
+                <w:tcW w:w="4750" w:type="dxa"/>
+              </w:tcPr>
+            </w:tcPrChange>
+          </w:tcPr>
+          <w:p>
+            <w:pPr>
+              <w:spacing w:line="40" w:lineRule="atLeast"/>
+              <w:rPr>
+                <w:ins w:id="495" w:author="francisco javier gonzalez  garcia" w:date="2026-09-24T23:29:00Z"/>
+                <w:sz w:val="16"/>
+                <w:szCs w:val="16"/>
+                <w:rPrChange w:id="496" w:author="francisco javier gonzalez  garcia" w:date="2026-09-24T23:45:00Z">
+                  <w:rPr>
+                    <w:ins w:id="497" w:author="francisco javier gonzalez  garcia" w:date="2026-09-24T23:29:00Z"/>
+                  </w:rPr>
+                </w:rPrChange>
+              </w:rPr>
+              <w:pPrChange w:id="498" w:author="francisco javier gonzalez  garcia" w:date="2026-09-24T23:44:00Z">
+                <w:pPr/>
+              </w:pPrChange>
+            </w:pPr>
+            <w:ins w:id="499" w:author="francisco javier gonzalez  garcia" w:date="2026-09-24T23:43:00Z">
+              <w:r>
+                <w:rPr>
+                  <w:sz w:val="16"/>
+                  <w:szCs w:val="16"/>
+                  <w:rPrChange w:id="500" w:author="francisco javier gonzalez  garcia" w:date="2026-09-24T23:45:00Z">
+                    <w:rPr/>
+                  </w:rPrChange>
+                </w:rPr>
+                <w:t>Entrenador Físico</w:t>
+              </w:r>
+            </w:ins>
+          </w:p>
+        </w:tc>
+        <w:tc>
+          <w:tcPr>
+            <w:tcW w:w="8258" w:type="dxa"/>
+            <w:tcPrChange w:id="501" w:author="francisco javier gonzalez  garcia" w:date="2026-09-24T23:29:00Z">
+              <w:tcPr>
+                <w:tcW w:w="4750" w:type="dxa"/>
+              </w:tcPr>
+            </w:tcPrChange>
+          </w:tcPr>
+          <w:p>
+            <w:pPr>
+              <w:pStyle w:val="Prrafodelista"/>
+              <w:numPr>
+                <w:ilvl w:val="0"/>
+                <w:numId w:val="21"/>
+              </w:numPr>
+              <w:spacing w:line="40" w:lineRule="atLeast"/>
+              <w:ind w:left="173" w:hanging="142"/>
+              <w:rPr>
+                <w:ins w:id="502" w:author="francisco javier gonzalez  garcia" w:date="2026-09-24T23:44:00Z"/>
+                <w:sz w:val="16"/>
+                <w:szCs w:val="16"/>
+                <w:rPrChange w:id="503" w:author="francisco javier gonzalez  garcia" w:date="2026-09-24T23:45:00Z">
+                  <w:rPr>
+                    <w:ins w:id="504" w:author="francisco javier gonzalez  garcia" w:date="2026-09-24T23:44:00Z"/>
+                  </w:rPr>
+                </w:rPrChange>
+              </w:rPr>
+              <w:pPrChange w:id="505" w:author="francisco javier gonzalez  garcia" w:date="2026-09-24T23:45:00Z">
+                <w:pPr/>
+              </w:pPrChange>
+            </w:pPr>
+            <w:ins w:id="506" w:author="francisco javier gonzalez  garcia" w:date="2026-09-24T23:44:00Z">
+              <w:r>
+                <w:rPr>
+                  <w:sz w:val="16"/>
+                  <w:szCs w:val="16"/>
+                  <w:rPrChange w:id="507" w:author="francisco javier gonzalez  garcia" w:date="2026-09-24T23:45:00Z">
+                    <w:rPr/>
+                  </w:rPrChange>
+                </w:rPr>
+                <w:t>Constructor dinámico de rutinas</w:t>
+              </w:r>
+            </w:ins>
+            <w:ins w:id="508" w:author="francisco javier gonzalez  garcia" w:date="2026-09-24T23:45:00Z">
+              <w:r>
+                <w:rPr>
+                  <w:sz w:val="16"/>
+                  <w:szCs w:val="16"/>
+                  <w:rPrChange w:id="509" w:author="francisco javier gonzalez  garcia" w:date="2026-09-24T23:45:00Z">
+                    <w:rPr/>
+                  </w:rPrChange>
+                </w:rPr>
+                <w:t>:</w:t>
+              </w:r>
+              <w:r>
+                <w:rPr>
+                  <w:sz w:val="16"/>
+                  <w:szCs w:val="16"/>
+                </w:rPr>
+                <w:t xml:space="preserve"> </w:t>
+              </w:r>
+            </w:ins>
+            <w:ins w:id="510" w:author="francisco javier gonzalez  garcia" w:date="2026-09-24T23:44:00Z">
+              <w:r>
+                <w:rPr>
+                  <w:sz w:val="16"/>
+                  <w:szCs w:val="16"/>
+                  <w:rPrChange w:id="511" w:author="francisco javier gonzalez  garcia" w:date="2026-09-24T23:45:00Z">
+                    <w:rPr/>
+                  </w:rPrChange>
+                </w:rPr>
+                <w:t>Como entrenador, quiero un creador de rutinas con biblioteca de video para personalizar o duplicar planes rápidamente, para ahorrar tiempo operativo y ofrecer un servicio de alta calidad.</w:t>
+              </w:r>
+            </w:ins>
+          </w:p>
+          <w:p>
+            <w:pPr>
+              <w:pStyle w:val="Prrafodelista"/>
+              <w:numPr>
+                <w:ilvl w:val="0"/>
+                <w:numId w:val="21"/>
+              </w:numPr>
+              <w:spacing w:line="40" w:lineRule="atLeast"/>
+              <w:ind w:left="173" w:hanging="142"/>
+              <w:rPr>
+                <w:ins w:id="512" w:author="francisco javier gonzalez  garcia" w:date="2026-09-24T23:44:00Z"/>
+                <w:sz w:val="16"/>
+                <w:szCs w:val="16"/>
+                <w:rPrChange w:id="513" w:author="francisco javier gonzalez  garcia" w:date="2026-09-24T23:45:00Z">
+                  <w:rPr>
+                    <w:ins w:id="514" w:author="francisco javier gonzalez  garcia" w:date="2026-09-24T23:44:00Z"/>
+                  </w:rPr>
+                </w:rPrChange>
+              </w:rPr>
+              <w:pPrChange w:id="515" w:author="francisco javier gonzalez  garcia" w:date="2026-09-24T23:45:00Z">
+                <w:pPr/>
+              </w:pPrChange>
+            </w:pPr>
+            <w:ins w:id="516" w:author="francisco javier gonzalez  garcia" w:date="2026-09-24T23:44:00Z">
+              <w:r>
+                <w:rPr>
+                  <w:sz w:val="16"/>
+                  <w:szCs w:val="16"/>
+                  <w:rPrChange w:id="517" w:author="francisco javier gonzalez  garcia" w:date="2026-09-24T23:45:00Z">
+                    <w:rPr/>
+                  </w:rPrChange>
+                </w:rPr>
+                <w:t>Gestión centralizada de agenda y clases</w:t>
+              </w:r>
+            </w:ins>
+            <w:ins w:id="518" w:author="francisco javier gonzalez  garcia" w:date="2026-09-24T23:45:00Z">
+              <w:r>
+                <w:rPr>
+                  <w:sz w:val="16"/>
+                  <w:szCs w:val="16"/>
+                  <w:rPrChange w:id="519" w:author="francisco javier gonzalez  garcia" w:date="2026-09-24T23:45:00Z">
+                    <w:rPr/>
+                  </w:rPrChange>
+                </w:rPr>
+                <w:t xml:space="preserve">: </w:t>
+              </w:r>
+            </w:ins>
+            <w:ins w:id="520" w:author="francisco javier gonzalez  garcia" w:date="2026-09-24T23:44:00Z">
+              <w:r>
+                <w:rPr>
+                  <w:sz w:val="16"/>
+                  <w:szCs w:val="16"/>
+                  <w:rPrChange w:id="521" w:author="francisco javier gonzalez  garcia" w:date="2026-09-24T23:45:00Z">
+                    <w:rPr/>
+                  </w:rPrChange>
+                </w:rPr>
+                <w:t>Como entrenador, quiero administrar cupos y asistencias de clases desde un solo calendario, para coordinar mis sesiones presenciales y virtuales sin solapamientos.</w:t>
+              </w:r>
+            </w:ins>
+          </w:p>
+          <w:p>
+            <w:pPr>
+              <w:pStyle w:val="Prrafodelista"/>
+              <w:numPr>
+                <w:ilvl w:val="0"/>
+                <w:numId w:val="21"/>
+              </w:numPr>
+              <w:spacing w:line="40" w:lineRule="atLeast"/>
+              <w:ind w:left="173" w:hanging="142"/>
+              <w:rPr>
+                <w:ins w:id="522" w:author="francisco javier gonzalez  garcia" w:date="2026-09-24T23:29:00Z"/>
+                <w:sz w:val="16"/>
+                <w:szCs w:val="16"/>
+                <w:rPrChange w:id="523" w:author="francisco javier gonzalez  garcia" w:date="2026-09-24T23:45:00Z">
+                  <w:rPr>
+                    <w:ins w:id="524" w:author="francisco javier gonzalez  garcia" w:date="2026-09-24T23:29:00Z"/>
+                  </w:rPr>
+                </w:rPrChange>
+              </w:rPr>
+              <w:pPrChange w:id="525" w:author="francisco javier gonzalez  garcia" w:date="2026-09-24T23:45:00Z">
+                <w:pPr/>
+              </w:pPrChange>
+            </w:pPr>
+            <w:ins w:id="526" w:author="francisco javier gonzalez  garcia" w:date="2026-09-24T23:44:00Z">
+              <w:r>
+                <w:rPr>
+                  <w:sz w:val="16"/>
+                  <w:szCs w:val="16"/>
+                  <w:rPrChange w:id="527" w:author="francisco javier gonzalez  garcia" w:date="2026-09-24T23:45:00Z">
+                    <w:rPr/>
+                  </w:rPrChange>
+                </w:rPr>
+                <w:t>Monitoreo de desempeño de alumnos</w:t>
+              </w:r>
+            </w:ins>
+            <w:ins w:id="528" w:author="francisco javier gonzalez  garcia" w:date="2026-09-24T23:45:00Z">
+              <w:r>
+                <w:rPr>
+                  <w:sz w:val="16"/>
+                  <w:szCs w:val="16"/>
+                  <w:rPrChange w:id="529" w:author="francisco javier gonzalez  garcia" w:date="2026-09-24T23:45:00Z">
+                    <w:rPr/>
+                  </w:rPrChange>
+                </w:rPr>
+                <w:t xml:space="preserve">: </w:t>
+              </w:r>
+            </w:ins>
+            <w:ins w:id="530" w:author="francisco javier gonzalez  garcia" w:date="2026-09-24T23:44:00Z">
+              <w:r>
+                <w:rPr>
+                  <w:sz w:val="16"/>
+                  <w:szCs w:val="16"/>
+                  <w:rPrChange w:id="531" w:author="francisco javier gonzalez  garcia" w:date="2026-09-24T23:45:00Z">
+                    <w:rPr/>
+                  </w:rPrChange>
+                </w:rPr>
+                <w:t>Como entrenador, quiero revisar la evolución individual de mis clientes en un panel gráfico, para ajustar sus entrenamientos con precisión y darles un seguimiento cercano.</w:t>
+              </w:r>
+            </w:ins>
+          </w:p>
+        </w:tc>
+      </w:tr>
+      <w:tr>
+        <w:trPr>
+          <w:ins w:id="532" w:author="francisco javier gonzalez  garcia" w:date="2026-09-24T23:29:00Z"/>
+        </w:trPr>
+        <w:tc>
+          <w:tcPr>
+            <w:tcW w:w="1242" w:type="dxa"/>
+            <w:tcPrChange w:id="533" w:author="francisco javier gonzalez  garcia" w:date="2026-09-24T23:29:00Z">
+              <w:tcPr>
+                <w:tcW w:w="4750" w:type="dxa"/>
+              </w:tcPr>
+            </w:tcPrChange>
+          </w:tcPr>
+          <w:p>
+            <w:pPr>
+              <w:rPr>
+                <w:ins w:id="534" w:author="francisco javier gonzalez  garcia" w:date="2026-09-24T23:29:00Z"/>
+                <w:sz w:val="16"/>
+                <w:szCs w:val="16"/>
+                <w:rPrChange w:id="535" w:author="francisco javier gonzalez  garcia" w:date="2026-09-24T23:47:00Z">
+                  <w:rPr>
+                    <w:ins w:id="536" w:author="francisco javier gonzalez  garcia" w:date="2026-09-24T23:29:00Z"/>
+                  </w:rPr>
+                </w:rPrChange>
+              </w:rPr>
+            </w:pPr>
+            <w:ins w:id="537" w:author="francisco javier gonzalez  garcia" w:date="2026-09-24T23:47:00Z">
+              <w:r>
+                <w:rPr>
+                  <w:sz w:val="16"/>
+                  <w:szCs w:val="16"/>
+                  <w:rPrChange w:id="538" w:author="francisco javier gonzalez  garcia" w:date="2026-09-24T23:47:00Z">
+                    <w:rPr/>
+                  </w:rPrChange>
+                </w:rPr>
+                <w:t>Administrador</w:t>
+              </w:r>
+            </w:ins>
+          </w:p>
+        </w:tc>
+        <w:tc>
+          <w:tcPr>
+            <w:tcW w:w="8258" w:type="dxa"/>
+            <w:tcPrChange w:id="539" w:author="francisco javier gonzalez  garcia" w:date="2026-09-24T23:29:00Z">
+              <w:tcPr>
+                <w:tcW w:w="4750" w:type="dxa"/>
+              </w:tcPr>
+            </w:tcPrChange>
+          </w:tcPr>
+          <w:p>
+            <w:pPr>
+              <w:pStyle w:val="Prrafodelista"/>
+              <w:numPr>
+                <w:ilvl w:val="0"/>
+                <w:numId w:val="22"/>
+              </w:numPr>
+              <w:spacing w:line="40" w:lineRule="atLeast"/>
+              <w:ind w:left="142" w:hanging="142"/>
+              <w:rPr>
+                <w:ins w:id="540" w:author="francisco javier gonzalez  garcia" w:date="2026-09-24T23:47:00Z"/>
+                <w:sz w:val="16"/>
+                <w:szCs w:val="16"/>
+                <w:rPrChange w:id="541" w:author="francisco javier gonzalez  garcia" w:date="2026-09-24T23:50:00Z">
+                  <w:rPr>
+                    <w:ins w:id="542" w:author="francisco javier gonzalez  garcia" w:date="2026-09-24T23:47:00Z"/>
+                  </w:rPr>
+                </w:rPrChange>
+              </w:rPr>
+              <w:pPrChange w:id="543" w:author="francisco javier gonzalez  garcia" w:date="2026-09-24T23:50:00Z">
+                <w:pPr/>
+              </w:pPrChange>
+            </w:pPr>
+            <w:proofErr w:type="spellStart"/>
+            <w:ins w:id="544" w:author="francisco javier gonzalez  garcia" w:date="2026-09-24T23:47:00Z">
+              <w:r>
+                <w:rPr>
+                  <w:sz w:val="16"/>
+                  <w:szCs w:val="16"/>
+                  <w:rPrChange w:id="545" w:author="francisco javier gonzalez  garcia" w:date="2026-09-24T23:50:00Z">
+                    <w:rPr/>
+                  </w:rPrChange>
+                </w:rPr>
+                <w:t>Dashboard</w:t>
+              </w:r>
+              <w:proofErr w:type="spellEnd"/>
+              <w:r>
+                <w:rPr>
+                  <w:sz w:val="16"/>
+                  <w:szCs w:val="16"/>
+                  <w:rPrChange w:id="546" w:author="francisco javier gonzalez  garcia" w:date="2026-09-24T23:50:00Z">
+                    <w:rPr/>
+                  </w:rPrChange>
+                </w:rPr>
+                <w:t xml:space="preserve"> de salud del negocio (</w:t>
+              </w:r>
+              <w:proofErr w:type="spellStart"/>
+              <w:r>
+                <w:rPr>
+                  <w:sz w:val="16"/>
+                  <w:szCs w:val="16"/>
+                  <w:rPrChange w:id="547" w:author="francisco javier gonzalez  garcia" w:date="2026-09-24T23:50:00Z">
+                    <w:rPr/>
+                  </w:rPrChange>
+                </w:rPr>
+                <w:t>KPIs</w:t>
+              </w:r>
+              <w:proofErr w:type="spellEnd"/>
+              <w:r>
+                <w:rPr>
+                  <w:sz w:val="16"/>
+                  <w:szCs w:val="16"/>
+                  <w:rPrChange w:id="548" w:author="francisco javier gonzalez  garcia" w:date="2026-09-24T23:50:00Z">
+                    <w:rPr/>
+                  </w:rPrChange>
+                </w:rPr>
+                <w:t>)</w:t>
+              </w:r>
+            </w:ins>
+            <w:ins w:id="549" w:author="francisco javier gonzalez  garcia" w:date="2026-09-24T23:48:00Z">
+              <w:r>
+                <w:rPr>
+                  <w:sz w:val="16"/>
+                  <w:szCs w:val="16"/>
+                  <w:rPrChange w:id="550" w:author="francisco javier gonzalez  garcia" w:date="2026-09-24T23:50:00Z">
+                    <w:rPr/>
+                  </w:rPrChange>
+                </w:rPr>
+                <w:t xml:space="preserve">: </w:t>
+              </w:r>
+            </w:ins>
+            <w:ins w:id="551" w:author="francisco javier gonzalez  garcia" w:date="2026-09-24T23:47:00Z">
+              <w:r>
+                <w:rPr>
+                  <w:sz w:val="16"/>
+                  <w:szCs w:val="16"/>
+                  <w:rPrChange w:id="552" w:author="francisco javier gonzalez  garcia" w:date="2026-09-24T23:50:00Z">
+                    <w:rPr/>
+                  </w:rPrChange>
+                </w:rPr>
+                <w:t>Como administrador, quiero ver indicadores en tiempo real (ingresos, retención, asistencia y retiros), para tomar decisiones financieras estratégicas basadas en datos.</w:t>
+              </w:r>
+            </w:ins>
+          </w:p>
+          <w:p>
+            <w:pPr>
+              <w:pStyle w:val="Prrafodelista"/>
+              <w:numPr>
+                <w:ilvl w:val="0"/>
+                <w:numId w:val="22"/>
+              </w:numPr>
+              <w:spacing w:line="40" w:lineRule="atLeast"/>
+              <w:ind w:left="142" w:hanging="142"/>
+              <w:rPr>
+                <w:ins w:id="553" w:author="francisco javier gonzalez  garcia" w:date="2026-09-24T23:50:00Z"/>
+                <w:sz w:val="16"/>
+                <w:szCs w:val="16"/>
+              </w:rPr>
+            </w:pPr>
+            <w:ins w:id="554" w:author="francisco javier gonzalez  garcia" w:date="2026-09-24T23:47:00Z">
+              <w:r>
+                <w:rPr>
+                  <w:sz w:val="16"/>
+                  <w:szCs w:val="16"/>
+                  <w:rPrChange w:id="555" w:author="francisco javier gonzalez  garcia" w:date="2026-09-24T23:50:00Z">
+                    <w:rPr/>
+                  </w:rPrChange>
+                </w:rPr>
+                <w:t>Automatización de cobros y membresías</w:t>
+              </w:r>
+            </w:ins>
+            <w:ins w:id="556" w:author="francisco javier gonzalez  garcia" w:date="2026-09-24T23:48:00Z">
+              <w:r>
+                <w:rPr>
+                  <w:sz w:val="16"/>
+                  <w:szCs w:val="16"/>
+                  <w:rPrChange w:id="557" w:author="francisco javier gonzalez  garcia" w:date="2026-09-24T23:50:00Z">
+                    <w:rPr/>
+                  </w:rPrChange>
+                </w:rPr>
+                <w:t xml:space="preserve">: </w:t>
+              </w:r>
+            </w:ins>
+            <w:ins w:id="558" w:author="francisco javier gonzalez  garcia" w:date="2026-09-24T23:47:00Z">
+              <w:r>
+                <w:rPr>
+                  <w:sz w:val="16"/>
+                  <w:szCs w:val="16"/>
+                  <w:rPrChange w:id="559" w:author="francisco javier gonzalez  garcia" w:date="2026-09-24T23:50:00Z">
+                    <w:rPr/>
+                  </w:rPrChange>
+                </w:rPr>
+                <w:t>Como administrador, quiero automatizar el cobro recurrente y la notificación de pagos pendientes, para asegurar el flujo de caja y eliminar tareas manuales.</w:t>
+              </w:r>
+            </w:ins>
+          </w:p>
+          <w:p>
+            <w:pPr>
+              <w:pStyle w:val="Prrafodelista"/>
+              <w:numPr>
+                <w:ilvl w:val="0"/>
+                <w:numId w:val="22"/>
+              </w:numPr>
+              <w:spacing w:line="40" w:lineRule="atLeast"/>
+              <w:ind w:left="142" w:hanging="142"/>
+              <w:rPr>
+                <w:ins w:id="560" w:author="francisco javier gonzalez  garcia" w:date="2026-09-24T23:29:00Z"/>
+                <w:sz w:val="16"/>
+                <w:szCs w:val="16"/>
+                <w:rPrChange w:id="561" w:author="francisco javier gonzalez  garcia" w:date="2026-09-24T23:50:00Z">
+                  <w:rPr>
+                    <w:ins w:id="562" w:author="francisco javier gonzalez  garcia" w:date="2026-09-24T23:29:00Z"/>
+                  </w:rPr>
+                </w:rPrChange>
+              </w:rPr>
+              <w:pPrChange w:id="563" w:author="francisco javier gonzalez  garcia" w:date="2026-09-24T23:50:00Z">
+                <w:pPr/>
+              </w:pPrChange>
+            </w:pPr>
+            <w:ins w:id="564" w:author="francisco javier gonzalez  garcia" w:date="2026-09-24T23:47:00Z">
+              <w:r>
+                <w:rPr>
+                  <w:sz w:val="16"/>
+                  <w:szCs w:val="16"/>
+                  <w:rPrChange w:id="565" w:author="francisco javier gonzalez  garcia" w:date="2026-09-24T23:50:00Z">
+                    <w:rPr/>
+                  </w:rPrChange>
+                </w:rPr>
+                <w:t>Control de acceso, roles y permisos</w:t>
+              </w:r>
+            </w:ins>
+            <w:ins w:id="566" w:author="francisco javier gonzalez  garcia" w:date="2026-09-24T23:48:00Z">
+              <w:r>
+                <w:rPr>
+                  <w:sz w:val="16"/>
+                  <w:szCs w:val="16"/>
+                  <w:rPrChange w:id="567" w:author="francisco javier gonzalez  garcia" w:date="2026-09-24T23:50:00Z">
+                    <w:rPr/>
+                  </w:rPrChange>
+                </w:rPr>
+                <w:t xml:space="preserve">: </w:t>
+              </w:r>
+            </w:ins>
+            <w:ins w:id="568" w:author="francisco javier gonzalez  garcia" w:date="2026-09-24T23:47:00Z">
+              <w:r>
+                <w:rPr>
+                  <w:sz w:val="16"/>
+                  <w:szCs w:val="16"/>
+                  <w:rPrChange w:id="569" w:author="francisco javier gonzalez  garcia" w:date="2026-09-24T23:50:00Z">
+                    <w:rPr/>
+                  </w:rPrChange>
+                </w:rPr>
+                <w:t>Como administradora, quiero gestionar los niveles de acceso del personal (entrenadores, recepción, staff), para proteger la información confidencial y mantener la seguridad del sistema.</w:t>
+              </w:r>
+            </w:ins>
+          </w:p>
+        </w:tc>
+      </w:tr>
+    </w:tbl>
+    <w:p>
+      <w:pPr>
+        <w:pStyle w:val="Ttulo1"/>
+        <w:rPr>
+          <w:ins w:id="570" w:author="francisco javier gonzalez  garcia" w:date="2026-09-27T23:09:00Z"/>
+        </w:rPr>
+      </w:pPr>
+      <w:ins w:id="571" w:author="francisco javier gonzalez  garcia" w:date="2026-09-27T23:08:00Z">
+        <w:r>
+          <w:t>Fase 3. Arquitectura y flujo de navegación</w:t>
+        </w:r>
+      </w:ins>
     </w:p>
     <w:p>
       <w:pPr>
+        <w:pStyle w:val="Ttulo2"/>
+        <w:rPr>
+          <w:ins w:id="572" w:author="francisco javier gonzalez  garcia" w:date="2026-09-27T23:10:00Z"/>
+        </w:rPr>
+      </w:pPr>
+      <w:ins w:id="573" w:author="francisco javier gonzalez  garcia" w:date="2026-09-27T23:10:00Z">
+        <w:r>
+          <w:t>F</w:t>
+        </w:r>
+        <w:r>
+          <w:t>lujo principal de interacción de la aplicación</w:t>
+        </w:r>
+      </w:ins>
+    </w:p>
+    <w:p>
+      <w:pPr>
+        <w:rPr>
+          <w:ins w:id="574" w:author="francisco javier gonzalez  garcia" w:date="2026-09-27T23:15:00Z"/>
+        </w:rPr>
+      </w:pPr>
+      <w:ins w:id="575" w:author="francisco javier gonzalez  garcia" w:date="2026-09-27T23:11:00Z">
+        <w:r>
+          <w:rPr>
+            <w:noProof/>
+          </w:rPr>
+          <w:drawing>
+            <wp:anchor distT="0" distB="0" distL="114300" distR="114300" simplePos="0" relativeHeight="251661312" behindDoc="0" locked="0" layoutInCell="1" allowOverlap="1" wp14:anchorId="2ED259EC" wp14:editId="47602653">
+              <wp:simplePos x="0" y="0"/>
+              <wp:positionH relativeFrom="column">
+                <wp:posOffset>-156381</wp:posOffset>
+              </wp:positionH>
+              <wp:positionV relativeFrom="paragraph">
+                <wp:posOffset>375266</wp:posOffset>
+              </wp:positionV>
+              <wp:extent cx="6369685" cy="3602355"/>
+              <wp:effectExtent l="0" t="0" r="0" b="0"/>
+              <wp:wrapTopAndBottom/>
+              <wp:docPr id="1" name="Imagen 1"/>
+              <wp:cNvGraphicFramePr>
+                <a:graphicFrameLocks xmlns:a="http://schemas.openxmlformats.org/drawingml/2006/main" noChangeAspect="1"/>
+              </wp:cNvGraphicFramePr>
+              <a:graphic xmlns:a="http://schemas.openxmlformats.org/drawingml/2006/main">
+                <a:graphicData uri="http://schemas.openxmlformats.org/drawingml/2006/picture">
+                  <pic:pic xmlns:pic="http://schemas.openxmlformats.org/drawingml/2006/picture">
+                    <pic:nvPicPr>
+                      <pic:cNvPr id="1" name=""/>
+                      <pic:cNvPicPr/>
+                    </pic:nvPicPr>
+                    <pic:blipFill rotWithShape="1">
+                      <a:blip r:embed="rId6"/>
+                      <a:srcRect l="1175" t="9163" r="1141" b="1564"/>
+                      <a:stretch/>
+                    </pic:blipFill>
+                    <pic:spPr bwMode="auto">
+                      <a:xfrm>
+                        <a:off x="0" y="0"/>
+                        <a:ext cx="6369685" cy="3602355"/>
+                      </a:xfrm>
+                      <a:prstGeom prst="rect">
+                        <a:avLst/>
+                      </a:prstGeom>
+                      <a:ln>
+                        <a:noFill/>
+                      </a:ln>
+                      <a:extLst>
+                        <a:ext uri="{53640926-AAD7-44D8-BBD7-CCE9431645EC}">
+                          <a14:shadowObscured xmlns:a14="http://schemas.microsoft.com/office/drawing/2010/main"/>
+                        </a:ext>
+                      </a:extLst>
+                    </pic:spPr>
+                  </pic:pic>
+                </a:graphicData>
+              </a:graphic>
+              <wp14:sizeRelH relativeFrom="page">
+                <wp14:pctWidth>0</wp14:pctWidth>
+              </wp14:sizeRelH>
+              <wp14:sizeRelV relativeFrom="page">
+                <wp14:pctHeight>0</wp14:pctHeight>
+              </wp14:sizeRelV>
+            </wp:anchor>
+          </w:drawing>
+        </w:r>
+      </w:ins>
+    </w:p>
+    <w:p>
+      <w:pPr>
+        <w:jc w:val="center"/>
+        <w:rPr>
+          <w:ins w:id="576" w:author="francisco javier gonzalez  garcia" w:date="2026-09-24T22:38:00Z"/>
+        </w:rPr>
+        <w:pPrChange w:id="577" w:author="francisco javier gonzalez  garcia" w:date="2026-09-27T23:18:00Z">
+          <w:pPr>
+            <w:spacing w:line="276" w:lineRule="auto"/>
+          </w:pPr>
+        </w:pPrChange>
+      </w:pPr>
+      <w:ins w:id="578" w:author="francisco javier gonzalez  garcia" w:date="2026-09-27T23:25:00Z">
+        <w:r>
+          <w:t xml:space="preserve">Diagrama de Flujo de Navegación </w:t>
+        </w:r>
+      </w:ins>
+      <w:ins w:id="579" w:author="francisco javier gonzalez  garcia" w:date="2026-09-27T23:28:00Z">
+        <w:r>
+          <w:fldChar w:fldCharType="begin"/>
+        </w:r>
+        <w:r>
+          <w:instrText xml:space="preserve"> HYPERLINK "</w:instrText>
+        </w:r>
+      </w:ins>
+      <w:ins w:id="580" w:author="francisco javier gonzalez  garcia" w:date="2026-09-27T23:19:00Z">
+        <w:r>
+          <w:rPr>
+            <w:rPrChange w:id="581" w:author="francisco javier gonzalez  garcia" w:date="2026-09-27T23:28:00Z">
+              <w:rPr>
+                <w:rStyle w:val="Hipervnculo"/>
+              </w:rPr>
+            </w:rPrChange>
+          </w:rPr>
+          <w:instrText>https://miro.com/app/board/uXjVHh3M7r0=/?share_link_id=517612748711</w:instrText>
+        </w:r>
+      </w:ins>
+      <w:ins w:id="582" w:author="francisco javier gonzalez  garcia" w:date="2026-09-27T23:28:00Z">
+        <w:r>
+          <w:instrText xml:space="preserve">" </w:instrText>
+        </w:r>
+        <w:r>
+          <w:fldChar w:fldCharType="separate"/>
+        </w:r>
+      </w:ins>
+      <w:ins w:id="583" w:author="francisco javier gonzalez  garcia" w:date="2026-09-27T23:19:00Z">
+        <w:r>
+          <w:rPr>
+            <w:rStyle w:val="Hipervnculo"/>
+          </w:rPr>
+          <w:t>https://miro.com/app/board/uXjVHh3M7r0=/?share_link_id=517612748711</w:t>
+        </w:r>
+      </w:ins>
+      <w:ins w:id="584" w:author="francisco javier gonzalez  garcia" w:date="2026-09-27T23:28:00Z">
+        <w:r>
+          <w:fldChar w:fldCharType="end"/>
+        </w:r>
+      </w:ins>
+    </w:p>
+    <w:p>
+      <w:pPr>
+        <w:pStyle w:val="Ttulo1"/>
+        <w:rPr>
+          <w:ins w:id="585" w:author="francisco javier gonzalez  garcia" w:date="2026-09-24T23:54:00Z"/>
+        </w:rPr>
+        <w:pPrChange w:id="586" w:author="francisco javier gonzalez  garcia" w:date="2026-09-24T23:55:00Z">
+          <w:pPr>
+            <w:spacing w:after="80"/>
+          </w:pPr>
+        </w:pPrChange>
+      </w:pPr>
+      <w:ins w:id="587" w:author="francisco javier gonzalez  garcia" w:date="2026-09-24T23:54:00Z">
+        <w:r>
+          <w:lastRenderedPageBreak/>
+          <w:t>Fase 6. Uso de inteligencia artificial</w:t>
+        </w:r>
+      </w:ins>
+    </w:p>
+    <w:p>
+      <w:pPr>
         <w:spacing w:after="80"/>
-      </w:pPr>
+        <w:rPr>
+          <w:ins w:id="588" w:author="francisco javier gonzalez  garcia" w:date="2026-09-24T23:54:00Z"/>
+        </w:rPr>
+      </w:pPr>
+      <w:ins w:id="589" w:author="francisco javier gonzalez  garcia" w:date="2026-09-24T23:55:00Z">
+        <w:r>
+          <w:t>Reflexión. P</w:t>
+        </w:r>
+      </w:ins>
+      <w:ins w:id="590" w:author="francisco javier gonzalez  garcia" w:date="2026-09-24T23:54:00Z">
+        <w:r>
+          <w:t xml:space="preserve">ara el desarrollo de los </w:t>
+        </w:r>
+      </w:ins>
+      <w:ins w:id="591" w:author="francisco javier gonzalez  garcia" w:date="2026-09-24T23:56:00Z">
+        <w:r>
+          <w:t xml:space="preserve">arquetipos </w:t>
+        </w:r>
+      </w:ins>
+      <w:ins w:id="592" w:author="francisco javier gonzalez  garcia" w:date="2026-09-24T23:55:00Z">
+        <w:r>
+          <w:t>y la</w:t>
+        </w:r>
+      </w:ins>
+      <w:ins w:id="593" w:author="francisco javier gonzalez  garcia" w:date="2026-09-24T23:56:00Z">
+        <w:r>
+          <w:t>s</w:t>
+        </w:r>
+      </w:ins>
+      <w:ins w:id="594" w:author="francisco javier gonzalez  garcia" w:date="2026-09-24T23:55:00Z">
+        <w:r>
+          <w:t xml:space="preserve"> </w:t>
+        </w:r>
+      </w:ins>
+      <w:proofErr w:type="spellStart"/>
+      <w:ins w:id="595" w:author="francisco javier gonzalez  garcia" w:date="2026-09-24T23:56:00Z">
+        <w:r>
+          <w:t>User</w:t>
+        </w:r>
+        <w:proofErr w:type="spellEnd"/>
+        <w:r>
+          <w:t xml:space="preserve"> </w:t>
+        </w:r>
+        <w:proofErr w:type="spellStart"/>
+        <w:r>
+          <w:t>Stories</w:t>
+        </w:r>
+        <w:proofErr w:type="spellEnd"/>
+        <w:r>
+          <w:t xml:space="preserve">, </w:t>
+        </w:r>
+      </w:ins>
+      <w:ins w:id="596" w:author="francisco javier gonzalez  garcia" w:date="2026-09-24T23:54:00Z">
+        <w:r>
+          <w:t>se usó Google Gemini Flash</w:t>
+        </w:r>
+      </w:ins>
+      <w:ins w:id="597" w:author="francisco javier gonzalez  garcia" w:date="2026-09-25T00:02:00Z">
+        <w:r>
+          <w:t>.</w:t>
+        </w:r>
+      </w:ins>
+      <w:ins w:id="598" w:author="francisco javier gonzalez  garcia" w:date="2026-09-24T23:56:00Z">
+        <w:r>
+          <w:t xml:space="preserve"> </w:t>
+        </w:r>
+      </w:ins>
+      <w:ins w:id="599" w:author="francisco javier gonzalez  garcia" w:date="2026-09-25T00:02:00Z">
+        <w:r>
+          <w:t>L</w:t>
+        </w:r>
+      </w:ins>
+      <w:ins w:id="600" w:author="francisco javier gonzalez  garcia" w:date="2026-09-24T23:56:00Z">
+        <w:r>
+          <w:t xml:space="preserve">a IA ayudo en la </w:t>
+        </w:r>
+      </w:ins>
+      <w:ins w:id="601" w:author="francisco javier gonzalez  garcia" w:date="2026-09-24T23:57:00Z">
+        <w:r>
+          <w:t>creación de la detección de necesidades</w:t>
+        </w:r>
+      </w:ins>
+      <w:ins w:id="602" w:author="francisco javier gonzalez  garcia" w:date="2026-09-24T23:59:00Z">
+        <w:r>
+          <w:t>.</w:t>
+        </w:r>
+      </w:ins>
+      <w:ins w:id="603" w:author="francisco javier gonzalez  garcia" w:date="2026-09-24T23:57:00Z">
+        <w:r>
+          <w:t xml:space="preserve"> </w:t>
+        </w:r>
+      </w:ins>
+      <w:ins w:id="604" w:author="francisco javier gonzalez  garcia" w:date="2026-09-24T23:59:00Z">
+        <w:r>
+          <w:t>S</w:t>
+        </w:r>
+      </w:ins>
+      <w:ins w:id="605" w:author="francisco javier gonzalez  garcia" w:date="2026-09-24T23:57:00Z">
+        <w:r>
+          <w:t>e validaron de forma manual</w:t>
+        </w:r>
+      </w:ins>
+      <w:ins w:id="606" w:author="francisco javier gonzalez  garcia" w:date="2026-09-25T00:00:00Z">
+        <w:r>
+          <w:t xml:space="preserve">, el contenido de </w:t>
+        </w:r>
+      </w:ins>
+      <w:ins w:id="607" w:author="francisco javier gonzalez  garcia" w:date="2026-09-24T23:58:00Z">
+        <w:r>
+          <w:t>necesidades generad</w:t>
+        </w:r>
+      </w:ins>
+      <w:ins w:id="608" w:author="francisco javier gonzalez  garcia" w:date="2026-09-24T23:59:00Z">
+        <w:r>
+          <w:t>a</w:t>
+        </w:r>
+      </w:ins>
+      <w:ins w:id="609" w:author="francisco javier gonzalez  garcia" w:date="2026-09-24T23:58:00Z">
+        <w:r>
+          <w:t xml:space="preserve">s en los </w:t>
+        </w:r>
+      </w:ins>
+      <w:ins w:id="610" w:author="francisco javier gonzalez  garcia" w:date="2026-09-24T23:57:00Z">
+        <w:r>
+          <w:t>arqu</w:t>
+        </w:r>
+      </w:ins>
+      <w:ins w:id="611" w:author="francisco javier gonzalez  garcia" w:date="2026-09-24T23:58:00Z">
+        <w:r>
+          <w:t>e</w:t>
+        </w:r>
+      </w:ins>
+      <w:ins w:id="612" w:author="francisco javier gonzalez  garcia" w:date="2026-09-24T23:57:00Z">
+        <w:r>
+          <w:t>tipos</w:t>
+        </w:r>
+      </w:ins>
+      <w:ins w:id="613" w:author="francisco javier gonzalez  garcia" w:date="2026-09-24T23:58:00Z">
+        <w:r>
+          <w:t xml:space="preserve"> </w:t>
+        </w:r>
+      </w:ins>
+      <w:ins w:id="614" w:author="francisco javier gonzalez  garcia" w:date="2026-09-25T00:00:00Z">
+        <w:r>
+          <w:t xml:space="preserve">y </w:t>
+        </w:r>
+      </w:ins>
+      <w:ins w:id="615" w:author="francisco javier gonzalez  garcia" w:date="2026-09-24T23:58:00Z">
+        <w:r>
+          <w:t xml:space="preserve">las </w:t>
+        </w:r>
+        <w:proofErr w:type="spellStart"/>
+        <w:r>
+          <w:t>User</w:t>
+        </w:r>
+        <w:proofErr w:type="spellEnd"/>
+        <w:r>
+          <w:t xml:space="preserve"> </w:t>
+        </w:r>
+        <w:proofErr w:type="spellStart"/>
+        <w:r>
+          <w:t>Stories</w:t>
+        </w:r>
+      </w:ins>
+      <w:proofErr w:type="spellEnd"/>
+      <w:ins w:id="616" w:author="francisco javier gonzalez  garcia" w:date="2026-09-24T23:59:00Z">
+        <w:r>
+          <w:t xml:space="preserve"> </w:t>
+        </w:r>
+      </w:ins>
+      <w:ins w:id="617" w:author="francisco javier gonzalez  garcia" w:date="2026-09-24T23:58:00Z">
+        <w:r>
+          <w:t>(para verificar que no alucine la IA).</w:t>
+        </w:r>
+      </w:ins>
     </w:p>
+    <w:p>
+      <w:pPr>
+        <w:rPr>
+          <w:ins w:id="618" w:author="francisco javier gonzalez  garcia" w:date="2026-09-24T22:27:00Z"/>
+        </w:rPr>
+      </w:pPr>
+    </w:p>
+    <w:p>
+      <w:pPr>
+        <w:pStyle w:val="Ttulo1"/>
+      </w:pPr>
+      <w:r>
+        <w:t>11. Referencias</w:t>
+      </w:r>
+    </w:p>
+    <w:p>
+      <w:pPr>
+        <w:spacing w:after="80"/>
+      </w:pPr>
+      <w:r>
+        <w:t>ISO. (2010). ISO 9241-210: Ergonomía de la interacción persona-sistema - Parte 210: Diseño centrado en el usuario. Organización Internacional para la Estandarización.</w:t>
+      </w:r>
+    </w:p>
+    <w:p>
+      <w:pPr>
+        <w:spacing w:after="80"/>
+      </w:pPr>
+      <w:r>
+        <w:t xml:space="preserve">Boehm, B. (1981). Software </w:t>
+      </w:r>
+      <w:proofErr w:type="spellStart"/>
+      <w:r>
+        <w:t>Engineering</w:t>
+      </w:r>
+      <w:proofErr w:type="spellEnd"/>
+      <w:r>
+        <w:t xml:space="preserve"> </w:t>
+      </w:r>
+      <w:proofErr w:type="spellStart"/>
+      <w:r>
+        <w:t>Costs</w:t>
+      </w:r>
+      <w:proofErr w:type="spellEnd"/>
+      <w:r>
+        <w:t xml:space="preserve">. IEEE </w:t>
+      </w:r>
+      <w:proofErr w:type="spellStart"/>
+      <w:r>
+        <w:t>Transactions</w:t>
+      </w:r>
+      <w:proofErr w:type="spellEnd"/>
+      <w:r>
+        <w:t xml:space="preserve"> </w:t>
+      </w:r>
+      <w:proofErr w:type="spellStart"/>
+      <w:r>
+        <w:t>on</w:t>
+      </w:r>
+      <w:proofErr w:type="spellEnd"/>
+      <w:r>
+        <w:t xml:space="preserve"> </w:t>
+      </w:r>
+      <w:proofErr w:type="spellStart"/>
+      <w:r>
+        <w:t>Computers</w:t>
+      </w:r>
+      <w:proofErr w:type="spellEnd"/>
+      <w:r>
+        <w:t>, C-30(11), 774-784. https://doi.org/10.1109/T-C.1981.1675878</w:t>
+      </w:r>
+    </w:p>
+    <w:p>
+      <w:pPr>
+        <w:spacing w:after="80"/>
+      </w:pPr>
+      <w:r>
+        <w:t xml:space="preserve">Garrett, J. J. (2002). </w:t>
+      </w:r>
+      <w:proofErr w:type="spellStart"/>
+      <w:r>
+        <w:t>The</w:t>
+      </w:r>
+      <w:proofErr w:type="spellEnd"/>
+      <w:r>
+        <w:t xml:space="preserve"> </w:t>
+      </w:r>
+      <w:proofErr w:type="spellStart"/>
+      <w:r>
+        <w:t>Elements</w:t>
+      </w:r>
+      <w:proofErr w:type="spellEnd"/>
+      <w:r>
+        <w:t xml:space="preserve"> </w:t>
+      </w:r>
+      <w:proofErr w:type="spellStart"/>
+      <w:r>
+        <w:t>of</w:t>
+      </w:r>
+      <w:proofErr w:type="spellEnd"/>
+      <w:r>
+        <w:t xml:space="preserve"> </w:t>
+      </w:r>
+      <w:proofErr w:type="spellStart"/>
+      <w:r>
+        <w:t>User</w:t>
+      </w:r>
+      <w:proofErr w:type="spellEnd"/>
+      <w:r>
+        <w:t xml:space="preserve"> </w:t>
+      </w:r>
+      <w:proofErr w:type="spellStart"/>
+      <w:r>
+        <w:t>Experience</w:t>
+      </w:r>
+      <w:proofErr w:type="spellEnd"/>
+      <w:r>
+        <w:t xml:space="preserve">: </w:t>
+      </w:r>
+      <w:proofErr w:type="spellStart"/>
+      <w:r>
+        <w:t>User-Centered</w:t>
+      </w:r>
+      <w:proofErr w:type="spellEnd"/>
+      <w:r>
+        <w:t xml:space="preserve"> </w:t>
+      </w:r>
+      <w:proofErr w:type="spellStart"/>
+      <w:r>
+        <w:t>Design</w:t>
+      </w:r>
+      <w:proofErr w:type="spellEnd"/>
+      <w:r>
+        <w:t xml:space="preserve"> </w:t>
+      </w:r>
+      <w:proofErr w:type="spellStart"/>
+      <w:r>
+        <w:t>for</w:t>
+      </w:r>
+      <w:proofErr w:type="spellEnd"/>
+      <w:r>
+        <w:t xml:space="preserve"> </w:t>
+      </w:r>
+      <w:proofErr w:type="spellStart"/>
+      <w:r>
+        <w:t>the</w:t>
+      </w:r>
+      <w:proofErr w:type="spellEnd"/>
+      <w:r>
+        <w:t xml:space="preserve"> Web and </w:t>
+      </w:r>
+      <w:proofErr w:type="spellStart"/>
+      <w:r>
+        <w:t>Beyond</w:t>
+      </w:r>
+      <w:proofErr w:type="spellEnd"/>
+      <w:r>
+        <w:t xml:space="preserve">. New </w:t>
+      </w:r>
+      <w:proofErr w:type="spellStart"/>
+      <w:r>
+        <w:t>Riders</w:t>
+      </w:r>
+      <w:proofErr w:type="spellEnd"/>
+      <w:r>
+        <w:t>.</w:t>
+      </w:r>
+    </w:p>
+    <w:p>
+      <w:pPr>
+        <w:spacing w:after="80"/>
+      </w:pPr>
+      <w:r>
+        <w:t xml:space="preserve">Norman, D. A. (2004). </w:t>
+      </w:r>
+      <w:proofErr w:type="spellStart"/>
+      <w:r>
+        <w:t>Emotional</w:t>
+      </w:r>
+      <w:proofErr w:type="spellEnd"/>
+      <w:r>
+        <w:t xml:space="preserve"> </w:t>
+      </w:r>
+      <w:proofErr w:type="spellStart"/>
+      <w:r>
+        <w:t>Design</w:t>
+      </w:r>
+      <w:proofErr w:type="spellEnd"/>
+      <w:r>
+        <w:t xml:space="preserve">: </w:t>
+      </w:r>
+      <w:proofErr w:type="spellStart"/>
+      <w:r>
+        <w:t>Why</w:t>
+      </w:r>
+      <w:proofErr w:type="spellEnd"/>
+      <w:r>
+        <w:t xml:space="preserve"> </w:t>
+      </w:r>
+      <w:proofErr w:type="spellStart"/>
+      <w:r>
+        <w:t>We</w:t>
+      </w:r>
+      <w:proofErr w:type="spellEnd"/>
+      <w:r>
+        <w:t xml:space="preserve"> Love (</w:t>
+      </w:r>
+      <w:proofErr w:type="spellStart"/>
+      <w:r>
+        <w:t>or</w:t>
+      </w:r>
+      <w:proofErr w:type="spellEnd"/>
+      <w:r>
+        <w:t xml:space="preserve"> </w:t>
+      </w:r>
+      <w:proofErr w:type="spellStart"/>
+      <w:r>
+        <w:t>Hate</w:t>
+      </w:r>
+      <w:proofErr w:type="spellEnd"/>
+      <w:r>
+        <w:t xml:space="preserve">) </w:t>
+      </w:r>
+      <w:proofErr w:type="spellStart"/>
+      <w:r>
+        <w:t>Everyday</w:t>
+      </w:r>
+      <w:proofErr w:type="spellEnd"/>
+      <w:r>
+        <w:t xml:space="preserve"> </w:t>
+      </w:r>
+      <w:proofErr w:type="spellStart"/>
+      <w:r>
+        <w:t>Things</w:t>
+      </w:r>
+      <w:proofErr w:type="spellEnd"/>
+      <w:r>
+        <w:t xml:space="preserve">. Basic </w:t>
+      </w:r>
+      <w:proofErr w:type="spellStart"/>
+      <w:r>
+        <w:t>Books</w:t>
+      </w:r>
+      <w:proofErr w:type="spellEnd"/>
+      <w:r>
+        <w:t>.</w:t>
+      </w:r>
+    </w:p>
+    <w:p>
+      <w:pPr>
+        <w:spacing w:after="80"/>
+      </w:pPr>
+      <w:proofErr w:type="spellStart"/>
+      <w:r>
+        <w:t>Saffer</w:t>
+      </w:r>
+      <w:proofErr w:type="spellEnd"/>
+      <w:r>
+        <w:t xml:space="preserve">, D. (2007). </w:t>
+      </w:r>
+      <w:proofErr w:type="spellStart"/>
+      <w:r>
+        <w:t>Designing</w:t>
+      </w:r>
+      <w:proofErr w:type="spellEnd"/>
+      <w:r>
+        <w:t xml:space="preserve"> </w:t>
+      </w:r>
+      <w:proofErr w:type="spellStart"/>
+      <w:r>
+        <w:t>for</w:t>
+      </w:r>
+      <w:proofErr w:type="spellEnd"/>
+      <w:r>
+        <w:t xml:space="preserve"> </w:t>
+      </w:r>
+      <w:proofErr w:type="spellStart"/>
+      <w:r>
+        <w:t>Interaction</w:t>
+      </w:r>
+      <w:proofErr w:type="spellEnd"/>
+      <w:r>
+        <w:t xml:space="preserve">: </w:t>
+      </w:r>
+      <w:proofErr w:type="spellStart"/>
+      <w:r>
+        <w:t>Creating</w:t>
+      </w:r>
+      <w:proofErr w:type="spellEnd"/>
+      <w:r>
+        <w:t xml:space="preserve"> Smart </w:t>
+      </w:r>
+      <w:proofErr w:type="spellStart"/>
+      <w:r>
+        <w:t>Applications</w:t>
+      </w:r>
+      <w:proofErr w:type="spellEnd"/>
+      <w:r>
+        <w:t xml:space="preserve"> and </w:t>
+      </w:r>
+      <w:proofErr w:type="spellStart"/>
+      <w:r>
+        <w:t>Devices</w:t>
+      </w:r>
+      <w:proofErr w:type="spellEnd"/>
+      <w:r>
+        <w:t xml:space="preserve">. </w:t>
+      </w:r>
+      <w:proofErr w:type="spellStart"/>
+      <w:r>
+        <w:t>Peachpit</w:t>
+      </w:r>
+      <w:proofErr w:type="spellEnd"/>
+      <w:r>
+        <w:t xml:space="preserve"> </w:t>
+      </w:r>
+      <w:proofErr w:type="spellStart"/>
+      <w:r>
+        <w:t>Press</w:t>
+      </w:r>
+      <w:proofErr w:type="spellEnd"/>
+      <w:r>
+        <w:t>.</w:t>
+      </w:r>
+    </w:p>
+    <w:p>
+      <w:pPr>
+        <w:spacing w:after="80"/>
+        <w:rPr>
+          <w:ins w:id="619" w:author="francisco javier gonzalez  garcia" w:date="2026-09-22T22:31:00Z"/>
+        </w:rPr>
+      </w:pPr>
+      <w:proofErr w:type="spellStart"/>
+      <w:r>
+        <w:t>Löwgren</w:t>
+      </w:r>
+      <w:proofErr w:type="spellEnd"/>
+      <w:r>
+        <w:t xml:space="preserve">, J., &amp; </w:t>
+      </w:r>
+      <w:proofErr w:type="spellStart"/>
+      <w:r>
+        <w:t>Stolterman</w:t>
+      </w:r>
+      <w:proofErr w:type="spellEnd"/>
+      <w:r>
+        <w:t xml:space="preserve">, E. (2004). </w:t>
+      </w:r>
+      <w:proofErr w:type="spellStart"/>
+      <w:r>
+        <w:t>Thoughtful</w:t>
+      </w:r>
+      <w:proofErr w:type="spellEnd"/>
+      <w:r>
+        <w:t xml:space="preserve"> </w:t>
+      </w:r>
+      <w:proofErr w:type="spellStart"/>
+      <w:r>
+        <w:t>Interaction</w:t>
+      </w:r>
+      <w:proofErr w:type="spellEnd"/>
+      <w:r>
+        <w:t xml:space="preserve"> </w:t>
+      </w:r>
+      <w:proofErr w:type="spellStart"/>
+      <w:r>
+        <w:t>Design</w:t>
+      </w:r>
+      <w:proofErr w:type="spellEnd"/>
+      <w:r>
+        <w:t xml:space="preserve">: A </w:t>
+      </w:r>
+      <w:proofErr w:type="spellStart"/>
+      <w:r>
+        <w:t>Design</w:t>
+      </w:r>
+      <w:proofErr w:type="spellEnd"/>
+      <w:r>
+        <w:t xml:space="preserve"> </w:t>
+      </w:r>
+      <w:proofErr w:type="spellStart"/>
+      <w:r>
+        <w:t>Perspective</w:t>
+      </w:r>
+      <w:proofErr w:type="spellEnd"/>
+      <w:r>
+        <w:t xml:space="preserve"> </w:t>
+      </w:r>
+      <w:proofErr w:type="spellStart"/>
+      <w:r>
+        <w:t>on</w:t>
+      </w:r>
+      <w:proofErr w:type="spellEnd"/>
+      <w:r>
+        <w:t xml:space="preserve"> </w:t>
+      </w:r>
+      <w:proofErr w:type="spellStart"/>
+      <w:r>
+        <w:t>Research-Based</w:t>
+      </w:r>
+      <w:proofErr w:type="spellEnd"/>
+      <w:r>
+        <w:t xml:space="preserve"> </w:t>
+      </w:r>
+      <w:proofErr w:type="spellStart"/>
+      <w:r>
+        <w:t>Design</w:t>
+      </w:r>
+      <w:proofErr w:type="spellEnd"/>
+      <w:r>
+        <w:t>. Morgan Kaufmann.</w:t>
+      </w:r>
+    </w:p>
+    <w:p>
+      <w:pPr>
+        <w:spacing w:after="80"/>
+        <w:rPr>
+          <w:ins w:id="620" w:author="francisco javier gonzalez  garcia" w:date="2026-09-22T22:31:00Z"/>
+        </w:rPr>
+      </w:pPr>
+    </w:p>
+    <w:customXmlInsRangeStart w:id="621" w:author="francisco javier gonzalez  garcia" w:date="2026-09-22T22:32:00Z"/>
     <w:sdt>
       <w:sdtPr>
         <w:rPr>
@@ -2596,17 +5957,24 @@
         </w:rPr>
       </w:sdtEndPr>
       <w:sdtContent>
+        <w:customXmlInsRangeEnd w:id="621"/>
         <w:p>
           <w:pPr>
             <w:pStyle w:val="Ttulo1"/>
+            <w:rPr>
+              <w:ins w:id="622" w:author="francisco javier gonzalez  garcia" w:date="2026-09-22T22:32:00Z"/>
+            </w:rPr>
           </w:pPr>
-          <w:r>
-            <w:rPr>
-              <w:lang w:val="es-ES"/>
-            </w:rPr>
-            <w:t>Referencias</w:t>
-          </w:r>
+          <w:ins w:id="623" w:author="francisco javier gonzalez  garcia" w:date="2026-09-22T22:32:00Z">
+            <w:r>
+              <w:rPr>
+                <w:lang w:val="es-ES"/>
+              </w:rPr>
+              <w:t>Referencias</w:t>
+            </w:r>
+          </w:ins>
         </w:p>
+        <w:customXmlInsRangeStart w:id="624" w:author="francisco javier gonzalez  garcia" w:date="2026-09-22T22:32:00Z"/>
         <w:sdt>
           <w:sdtPr>
             <w:id w:val="-573587230"/>
@@ -2614,6 +5982,7 @@
           </w:sdtPr>
           <w:sdtEndPr/>
           <w:sdtContent>
+            <w:customXmlInsRangeEnd w:id="624"/>
             <w:p>
               <w:pPr>
                 <w:pStyle w:val="Bibliografa"/>
@@ -2625,15 +5994,17 @@
                   <w:lang w:val="es-ES"/>
                 </w:rPr>
               </w:pPr>
-              <w:r>
-                <w:fldChar w:fldCharType="begin"/>
-              </w:r>
-              <w:r>
-                <w:instrText>BIBLIOGRAPHY</w:instrText>
-              </w:r>
-              <w:r>
-                <w:fldChar w:fldCharType="separate"/>
-              </w:r>
+              <w:ins w:id="625" w:author="francisco javier gonzalez  garcia" w:date="2026-09-22T22:32:00Z">
+                <w:r>
+                  <w:fldChar w:fldCharType="begin"/>
+                </w:r>
+                <w:r>
+                  <w:instrText>BIBLIOGRAPHY</w:instrText>
+                </w:r>
+                <w:r>
+                  <w:fldChar w:fldCharType="separate"/>
+                </w:r>
+              </w:ins>
               <w:r>
                 <w:rPr>
                   <w:noProof/>
@@ -2659,45 +6030,57 @@
               </w:r>
             </w:p>
             <w:p>
-              <w:r>
+              <w:pPr>
                 <w:rPr>
-                  <w:b/>
-                  <w:bCs/>
+                  <w:ins w:id="626" w:author="francisco javier gonzalez  garcia" w:date="2026-09-22T22:32:00Z"/>
                 </w:rPr>
-                <w:fldChar w:fldCharType="end"/>
-              </w:r>
+              </w:pPr>
+              <w:ins w:id="627" w:author="francisco javier gonzalez  garcia" w:date="2026-09-22T22:32:00Z">
+                <w:r>
+                  <w:rPr>
+                    <w:b/>
+                    <w:bCs/>
+                  </w:rPr>
+                  <w:fldChar w:fldCharType="end"/>
+                </w:r>
+              </w:ins>
             </w:p>
+            <w:customXmlInsRangeStart w:id="628" w:author="francisco javier gonzalez  garcia" w:date="2026-09-22T22:32:00Z"/>
           </w:sdtContent>
         </w:sdt>
+        <w:customXmlInsRangeEnd w:id="628"/>
+        <w:customXmlInsRangeStart w:id="629" w:author="francisco javier gonzalez  garcia" w:date="2026-09-22T22:32:00Z"/>
       </w:sdtContent>
     </w:sdt>
+    <w:customXmlInsRangeEnd w:id="629"/>
     <w:p>
       <w:pPr>
         <w:spacing w:after="80"/>
       </w:pPr>
-      <w:r>
-        <w:t xml:space="preserve">Comentarios: para el desarrollo de los perfiles se usó Google Gemini Flash con la siguiente plantilla de Prompt; para usuarios de un gimnasio. </w:t>
-      </w:r>
-      <w:r>
-        <w:t>Considera</w:t>
-      </w:r>
-      <w:r>
-        <w:t xml:space="preserve"> que estamos en la fase de UI / UX y requerimos definir un arquetipo para el usuario Administrador encargado del Gimnasio, que contemple los siguientes aspectos: Nombre ficticio, Edad, Objetivo principal, Frustraciones, Necesidades digitales, Nivel tecnológico, Motivación de uso.  </w:t>
-      </w:r>
+      <w:ins w:id="630" w:author="francisco javier gonzalez  garcia" w:date="2026-09-24T23:02:00Z">
+        <w:r>
+          <w:t xml:space="preserve"> </w:t>
+        </w:r>
+      </w:ins>
     </w:p>
     <w:sectPr>
       <w:pgSz w:w="12240" w:h="15840"/>
       <w:pgMar w:top="1134" w:right="1440" w:bottom="993" w:left="1440" w:header="720" w:footer="720" w:gutter="0"/>
       <w:cols w:space="720"/>
       <w:docGrid w:linePitch="360"/>
+      <w:sectPrChange w:id="631" w:author="francisco javier gonzalez  garcia" w:date="2026-09-24T22:55:00Z">
+        <w:sectPr>
+          <w:pgMar w:top="1440" w:right="1440" w:bottom="1440" w:left="1440" w:header="720" w:footer="720" w:gutter="0"/>
+        </w:sectPr>
+      </w:sectPrChange>
     </w:sectPr>
   </w:body>
 </w:document>
 </file>
 
 <file path=word/numbering.xml><?xml version="1.0" encoding="utf-8"?>
-<w:numbering xmlns:wpc="http://schemas.microsoft.com/office/word/2010/wordprocessingCanvas" xmlns:mc="http://schemas.openxmlformats.org/markup-compatibility/2006" xmlns:o="urn:schemas-microsoft-com:office:office" xmlns:r="http://schemas.openxmlformats.org/officeDocument/2006/relationships" xmlns:m="http://schemas.openxmlformats.org/officeDocument/2006/math" xmlns:v="urn:schemas-microsoft-com:vml" xmlns:wp14="http://schemas.microsoft.com/office/word/2010/wordprocessingDrawing" xmlns:wp="http://schemas.openxmlformats.org/drawingml/2006/wordprocessingDrawing" xmlns:w10="urn:schemas-microsoft-com:office:word" xmlns:w="http://schemas.openxmlformats.org/wordprocessingml/2006/main" xmlns:w14="http://schemas.microsoft.com/office/word/2010/wordml" xmlns:w15="http://schemas.microsoft.com/office/word/2012/wordml" xmlns:wpg="http://schemas.microsoft.com/office/word/2010/wordprocessingGroup" xmlns:wpi="http://schemas.microsoft.com/office/word/2010/wordprocessingInk" xmlns:wne="http://schemas.microsoft.com/office/word/2006/wordml" xmlns:wps="http://schemas.microsoft.com/office/word/2010/wordprocessingShape" mc:Ignorable="w14 w15 wp14">
-  <w:abstractNum w:abstractNumId="0">
+<w:numbering xmlns:wpc="http://schemas.microsoft.com/office/word/2010/wordprocessingCanvas" xmlns:cx="http://schemas.microsoft.com/office/drawing/2014/chartex" xmlns:cx1="http://schemas.microsoft.com/office/drawing/2015/9/8/chartex" xmlns:cx2="http://schemas.microsoft.com/office/drawing/2015/10/21/chartex" xmlns:cx3="http://schemas.microsoft.com/office/drawing/2016/5/9/chartex" xmlns:cx4="http://schemas.microsoft.com/office/drawing/2016/5/10/chartex" xmlns:cx5="http://schemas.microsoft.com/office/drawing/2016/5/11/chartex" xmlns:cx6="http://schemas.microsoft.com/office/drawing/2016/5/12/chartex" xmlns:cx7="http://schemas.microsoft.com/office/drawing/2016/5/13/chartex" xmlns:cx8="http://schemas.microsoft.com/office/drawing/2016/5/14/chartex" xmlns:mc="http://schemas.openxmlformats.org/markup-compatibility/2006" xmlns:aink="http://schemas.microsoft.com/office/drawing/2016/ink" xmlns:am3d="http://schemas.microsoft.com/office/drawing/2017/model3d" xmlns:o="urn:schemas-microsoft-com:office:office" xmlns:r="http://schemas.openxmlformats.org/officeDocument/2006/relationships" xmlns:m="http://schemas.openxmlformats.org/officeDocument/2006/math" xmlns:v="urn:schemas-microsoft-com:vml" xmlns:wp14="http://schemas.microsoft.com/office/word/2010/wordprocessingDrawing" xmlns:wp="http://schemas.openxmlformats.org/drawingml/2006/wordprocessingDrawing" xmlns:w10="urn:schemas-microsoft-com:office:word" xmlns:w="http://schemas.openxmlformats.org/wordprocessingml/2006/main" xmlns:w14="http://schemas.microsoft.com/office/word/2010/wordml" xmlns:w15="http://schemas.microsoft.com/office/word/2012/wordml" xmlns:w16cex="http://schemas.microsoft.com/office/word/2018/wordml/cex" xmlns:w16cid="http://schemas.microsoft.com/office/word/2016/wordml/cid" xmlns:w16="http://schemas.microsoft.com/office/word/2018/wordml" xmlns:w16sdtdh="http://schemas.microsoft.com/office/word/2020/wordml/sdtdatahash" xmlns:w16se="http://schemas.microsoft.com/office/word/2015/wordml/symex" xmlns:wpg="http://schemas.microsoft.com/office/word/2010/wordprocessingGroup" xmlns:wpi="http://schemas.microsoft.com/office/word/2010/wordprocessingInk" xmlns:wne="http://schemas.microsoft.com/office/word/2006/wordml" xmlns:wps="http://schemas.microsoft.com/office/word/2010/wordprocessingShape" mc:Ignorable="w14 w15 w16se w16cid w16 w16cex w16sdtdh wp14">
+  <w:abstractNum w:abstractNumId="0" w15:restartNumberingAfterBreak="0">
     <w:nsid w:val="FFFFFF7C"/>
     <w:multiLevelType w:val="singleLevel"/>
     <w:tmpl w:val="C310EC42"/>
@@ -2714,7 +6097,7 @@
       </w:pPr>
     </w:lvl>
   </w:abstractNum>
-  <w:abstractNum w:abstractNumId="1">
+  <w:abstractNum w:abstractNumId="1" w15:restartNumberingAfterBreak="0">
     <w:nsid w:val="FFFFFF7D"/>
     <w:multiLevelType w:val="singleLevel"/>
     <w:tmpl w:val="E4089024"/>
@@ -2731,7 +6114,7 @@
       </w:pPr>
     </w:lvl>
   </w:abstractNum>
-  <w:abstractNum w:abstractNumId="2">
+  <w:abstractNum w:abstractNumId="2" w15:restartNumberingAfterBreak="0">
     <w:nsid w:val="FFFFFF7E"/>
     <w:multiLevelType w:val="singleLevel"/>
     <w:tmpl w:val="FB12693A"/>
@@ -2749,7 +6132,7 @@
       </w:pPr>
     </w:lvl>
   </w:abstractNum>
-  <w:abstractNum w:abstractNumId="3">
+  <w:abstractNum w:abstractNumId="3" w15:restartNumberingAfterBreak="0">
     <w:nsid w:val="FFFFFF7F"/>
     <w:multiLevelType w:val="singleLevel"/>
     <w:tmpl w:val="38441652"/>
@@ -2767,7 +6150,7 @@
       </w:pPr>
     </w:lvl>
   </w:abstractNum>
-  <w:abstractNum w:abstractNumId="4">
+  <w:abstractNum w:abstractNumId="4" w15:restartNumberingAfterBreak="0">
     <w:nsid w:val="FFFFFF81"/>
     <w:multiLevelType w:val="singleLevel"/>
     <w:tmpl w:val="171AC3A4"/>
@@ -2787,7 +6170,7 @@
       </w:rPr>
     </w:lvl>
   </w:abstractNum>
-  <w:abstractNum w:abstractNumId="5">
+  <w:abstractNum w:abstractNumId="5" w15:restartNumberingAfterBreak="0">
     <w:nsid w:val="FFFFFF82"/>
     <w:multiLevelType w:val="singleLevel"/>
     <w:tmpl w:val="F3EAFDEC"/>
@@ -2808,7 +6191,7 @@
       </w:rPr>
     </w:lvl>
   </w:abstractNum>
-  <w:abstractNum w:abstractNumId="6">
+  <w:abstractNum w:abstractNumId="6" w15:restartNumberingAfterBreak="0">
     <w:nsid w:val="FFFFFF83"/>
     <w:multiLevelType w:val="singleLevel"/>
     <w:tmpl w:val="3D1EFFD4"/>
@@ -2829,7 +6212,7 @@
       </w:rPr>
     </w:lvl>
   </w:abstractNum>
-  <w:abstractNum w:abstractNumId="7">
+  <w:abstractNum w:abstractNumId="7" w15:restartNumberingAfterBreak="0">
     <w:nsid w:val="FFFFFF88"/>
     <w:multiLevelType w:val="singleLevel"/>
     <w:tmpl w:val="D0A62B40"/>
@@ -2847,7 +6230,7 @@
       </w:pPr>
     </w:lvl>
   </w:abstractNum>
-  <w:abstractNum w:abstractNumId="8">
+  <w:abstractNum w:abstractNumId="8" w15:restartNumberingAfterBreak="0">
     <w:nsid w:val="FFFFFF89"/>
     <w:multiLevelType w:val="singleLevel"/>
     <w:tmpl w:val="29761A62"/>
@@ -2868,7 +6251,120 @@
       </w:rPr>
     </w:lvl>
   </w:abstractNum>
-  <w:abstractNum w:abstractNumId="9">
+  <w:abstractNum w:abstractNumId="9" w15:restartNumberingAfterBreak="0">
+    <w:nsid w:val="015D71A0"/>
+    <w:multiLevelType w:val="hybridMultilevel"/>
+    <w:tmpl w:val="91B0A524"/>
+    <w:lvl w:ilvl="0" w:tplc="080A0001">
+      <w:start w:val="1"/>
+      <w:numFmt w:val="bullet"/>
+      <w:lvlText w:val=""/>
+      <w:lvlJc w:val="left"/>
+      <w:pPr>
+        <w:ind w:left="720" w:hanging="360"/>
+      </w:pPr>
+      <w:rPr>
+        <w:rFonts w:ascii="Symbol" w:hAnsi="Symbol" w:hint="default"/>
+      </w:rPr>
+    </w:lvl>
+    <w:lvl w:ilvl="1" w:tplc="080A0003" w:tentative="1">
+      <w:start w:val="1"/>
+      <w:numFmt w:val="bullet"/>
+      <w:lvlText w:val="o"/>
+      <w:lvlJc w:val="left"/>
+      <w:pPr>
+        <w:ind w:left="1440" w:hanging="360"/>
+      </w:pPr>
+      <w:rPr>
+        <w:rFonts w:ascii="Courier New" w:hAnsi="Courier New" w:cs="Courier New" w:hint="default"/>
+      </w:rPr>
+    </w:lvl>
+    <w:lvl w:ilvl="2" w:tplc="080A0005" w:tentative="1">
+      <w:start w:val="1"/>
+      <w:numFmt w:val="bullet"/>
+      <w:lvlText w:val=""/>
+      <w:lvlJc w:val="left"/>
+      <w:pPr>
+        <w:ind w:left="2160" w:hanging="360"/>
+      </w:pPr>
+      <w:rPr>
+        <w:rFonts w:ascii="Wingdings" w:hAnsi="Wingdings" w:hint="default"/>
+      </w:rPr>
+    </w:lvl>
+    <w:lvl w:ilvl="3" w:tplc="080A0001" w:tentative="1">
+      <w:start w:val="1"/>
+      <w:numFmt w:val="bullet"/>
+      <w:lvlText w:val=""/>
+      <w:lvlJc w:val="left"/>
+      <w:pPr>
+        <w:ind w:left="2880" w:hanging="360"/>
+      </w:pPr>
+      <w:rPr>
+        <w:rFonts w:ascii="Symbol" w:hAnsi="Symbol" w:hint="default"/>
+      </w:rPr>
+    </w:lvl>
+    <w:lvl w:ilvl="4" w:tplc="080A0003" w:tentative="1">
+      <w:start w:val="1"/>
+      <w:numFmt w:val="bullet"/>
+      <w:lvlText w:val="o"/>
+      <w:lvlJc w:val="left"/>
+      <w:pPr>
+        <w:ind w:left="3600" w:hanging="360"/>
+      </w:pPr>
+      <w:rPr>
+        <w:rFonts w:ascii="Courier New" w:hAnsi="Courier New" w:cs="Courier New" w:hint="default"/>
+      </w:rPr>
+    </w:lvl>
+    <w:lvl w:ilvl="5" w:tplc="080A0005" w:tentative="1">
+      <w:start w:val="1"/>
+      <w:numFmt w:val="bullet"/>
+      <w:lvlText w:val=""/>
+      <w:lvlJc w:val="left"/>
+      <w:pPr>
+        <w:ind w:left="4320" w:hanging="360"/>
+      </w:pPr>
+      <w:rPr>
+        <w:rFonts w:ascii="Wingdings" w:hAnsi="Wingdings" w:hint="default"/>
+      </w:rPr>
+    </w:lvl>
+    <w:lvl w:ilvl="6" w:tplc="080A0001" w:tentative="1">
+      <w:start w:val="1"/>
+      <w:numFmt w:val="bullet"/>
+      <w:lvlText w:val=""/>
+      <w:lvlJc w:val="left"/>
+      <w:pPr>
+        <w:ind w:left="5040" w:hanging="360"/>
+      </w:pPr>
+      <w:rPr>
+        <w:rFonts w:ascii="Symbol" w:hAnsi="Symbol" w:hint="default"/>
+      </w:rPr>
+    </w:lvl>
+    <w:lvl w:ilvl="7" w:tplc="080A0003" w:tentative="1">
+      <w:start w:val="1"/>
+      <w:numFmt w:val="bullet"/>
+      <w:lvlText w:val="o"/>
+      <w:lvlJc w:val="left"/>
+      <w:pPr>
+        <w:ind w:left="5760" w:hanging="360"/>
+      </w:pPr>
+      <w:rPr>
+        <w:rFonts w:ascii="Courier New" w:hAnsi="Courier New" w:cs="Courier New" w:hint="default"/>
+      </w:rPr>
+    </w:lvl>
+    <w:lvl w:ilvl="8" w:tplc="080A0005" w:tentative="1">
+      <w:start w:val="1"/>
+      <w:numFmt w:val="bullet"/>
+      <w:lvlText w:val=""/>
+      <w:lvlJc w:val="left"/>
+      <w:pPr>
+        <w:ind w:left="6480" w:hanging="360"/>
+      </w:pPr>
+      <w:rPr>
+        <w:rFonts w:ascii="Wingdings" w:hAnsi="Wingdings" w:hint="default"/>
+      </w:rPr>
+    </w:lvl>
+  </w:abstractNum>
+  <w:abstractNum w:abstractNumId="10" w15:restartNumberingAfterBreak="0">
     <w:nsid w:val="0C8331A1"/>
     <w:multiLevelType w:val="hybridMultilevel"/>
     <w:tmpl w:val="593CE210"/>
@@ -2981,7 +6477,7 @@
       </w:rPr>
     </w:lvl>
   </w:abstractNum>
-  <w:abstractNum w:abstractNumId="10">
+  <w:abstractNum w:abstractNumId="11" w15:restartNumberingAfterBreak="0">
     <w:nsid w:val="0F3D3DFA"/>
     <w:multiLevelType w:val="hybridMultilevel"/>
     <w:tmpl w:val="D0501012"/>
@@ -3094,7 +6590,120 @@
       </w:rPr>
     </w:lvl>
   </w:abstractNum>
-  <w:abstractNum w:abstractNumId="11">
+  <w:abstractNum w:abstractNumId="12" w15:restartNumberingAfterBreak="0">
+    <w:nsid w:val="1B28740E"/>
+    <w:multiLevelType w:val="hybridMultilevel"/>
+    <w:tmpl w:val="08E49558"/>
+    <w:lvl w:ilvl="0" w:tplc="080A0001">
+      <w:start w:val="1"/>
+      <w:numFmt w:val="bullet"/>
+      <w:lvlText w:val=""/>
+      <w:lvlJc w:val="left"/>
+      <w:pPr>
+        <w:ind w:left="720" w:hanging="360"/>
+      </w:pPr>
+      <w:rPr>
+        <w:rFonts w:ascii="Symbol" w:hAnsi="Symbol" w:hint="default"/>
+      </w:rPr>
+    </w:lvl>
+    <w:lvl w:ilvl="1" w:tplc="080A0003" w:tentative="1">
+      <w:start w:val="1"/>
+      <w:numFmt w:val="bullet"/>
+      <w:lvlText w:val="o"/>
+      <w:lvlJc w:val="left"/>
+      <w:pPr>
+        <w:ind w:left="1440" w:hanging="360"/>
+      </w:pPr>
+      <w:rPr>
+        <w:rFonts w:ascii="Courier New" w:hAnsi="Courier New" w:cs="Courier New" w:hint="default"/>
+      </w:rPr>
+    </w:lvl>
+    <w:lvl w:ilvl="2" w:tplc="080A0005" w:tentative="1">
+      <w:start w:val="1"/>
+      <w:numFmt w:val="bullet"/>
+      <w:lvlText w:val=""/>
+      <w:lvlJc w:val="left"/>
+      <w:pPr>
+        <w:ind w:left="2160" w:hanging="360"/>
+      </w:pPr>
+      <w:rPr>
+        <w:rFonts w:ascii="Wingdings" w:hAnsi="Wingdings" w:hint="default"/>
+      </w:rPr>
+    </w:lvl>
+    <w:lvl w:ilvl="3" w:tplc="080A0001" w:tentative="1">
+      <w:start w:val="1"/>
+      <w:numFmt w:val="bullet"/>
+      <w:lvlText w:val=""/>
+      <w:lvlJc w:val="left"/>
+      <w:pPr>
+        <w:ind w:left="2880" w:hanging="360"/>
+      </w:pPr>
+      <w:rPr>
+        <w:rFonts w:ascii="Symbol" w:hAnsi="Symbol" w:hint="default"/>
+      </w:rPr>
+    </w:lvl>
+    <w:lvl w:ilvl="4" w:tplc="080A0003" w:tentative="1">
+      <w:start w:val="1"/>
+      <w:numFmt w:val="bullet"/>
+      <w:lvlText w:val="o"/>
+      <w:lvlJc w:val="left"/>
+      <w:pPr>
+        <w:ind w:left="3600" w:hanging="360"/>
+      </w:pPr>
+      <w:rPr>
+        <w:rFonts w:ascii="Courier New" w:hAnsi="Courier New" w:cs="Courier New" w:hint="default"/>
+      </w:rPr>
+    </w:lvl>
+    <w:lvl w:ilvl="5" w:tplc="080A0005" w:tentative="1">
+      <w:start w:val="1"/>
+      <w:numFmt w:val="bullet"/>
+      <w:lvlText w:val=""/>
+      <w:lvlJc w:val="left"/>
+      <w:pPr>
+        <w:ind w:left="4320" w:hanging="360"/>
+      </w:pPr>
+      <w:rPr>
+        <w:rFonts w:ascii="Wingdings" w:hAnsi="Wingdings" w:hint="default"/>
+      </w:rPr>
+    </w:lvl>
+    <w:lvl w:ilvl="6" w:tplc="080A0001" w:tentative="1">
+      <w:start w:val="1"/>
+      <w:numFmt w:val="bullet"/>
+      <w:lvlText w:val=""/>
+      <w:lvlJc w:val="left"/>
+      <w:pPr>
+        <w:ind w:left="5040" w:hanging="360"/>
+      </w:pPr>
+      <w:rPr>
+        <w:rFonts w:ascii="Symbol" w:hAnsi="Symbol" w:hint="default"/>
+      </w:rPr>
+    </w:lvl>
+    <w:lvl w:ilvl="7" w:tplc="080A0003" w:tentative="1">
+      <w:start w:val="1"/>
+      <w:numFmt w:val="bullet"/>
+      <w:lvlText w:val="o"/>
+      <w:lvlJc w:val="left"/>
+      <w:pPr>
+        <w:ind w:left="5760" w:hanging="360"/>
+      </w:pPr>
+      <w:rPr>
+        <w:rFonts w:ascii="Courier New" w:hAnsi="Courier New" w:cs="Courier New" w:hint="default"/>
+      </w:rPr>
+    </w:lvl>
+    <w:lvl w:ilvl="8" w:tplc="080A0005" w:tentative="1">
+      <w:start w:val="1"/>
+      <w:numFmt w:val="bullet"/>
+      <w:lvlText w:val=""/>
+      <w:lvlJc w:val="left"/>
+      <w:pPr>
+        <w:ind w:left="6480" w:hanging="360"/>
+      </w:pPr>
+      <w:rPr>
+        <w:rFonts w:ascii="Wingdings" w:hAnsi="Wingdings" w:hint="default"/>
+      </w:rPr>
+    </w:lvl>
+  </w:abstractNum>
+  <w:abstractNum w:abstractNumId="13" w15:restartNumberingAfterBreak="0">
     <w:nsid w:val="210C0C5A"/>
     <w:multiLevelType w:val="hybridMultilevel"/>
     <w:tmpl w:val="373C6024"/>
@@ -3207,7 +6816,7 @@
       </w:rPr>
     </w:lvl>
   </w:abstractNum>
-  <w:abstractNum w:abstractNumId="12">
+  <w:abstractNum w:abstractNumId="14" w15:restartNumberingAfterBreak="0">
     <w:nsid w:val="2C9629FF"/>
     <w:multiLevelType w:val="hybridMultilevel"/>
     <w:tmpl w:val="A2BA5FEC"/>
@@ -3320,7 +6929,7 @@
       </w:rPr>
     </w:lvl>
   </w:abstractNum>
-  <w:abstractNum w:abstractNumId="13">
+  <w:abstractNum w:abstractNumId="15" w15:restartNumberingAfterBreak="0">
     <w:nsid w:val="34AA1A7E"/>
     <w:multiLevelType w:val="hybridMultilevel"/>
     <w:tmpl w:val="0E32DE72"/>
@@ -3433,7 +7042,7 @@
       </w:rPr>
     </w:lvl>
   </w:abstractNum>
-  <w:abstractNum w:abstractNumId="14">
+  <w:abstractNum w:abstractNumId="16" w15:restartNumberingAfterBreak="0">
     <w:nsid w:val="3BC64B87"/>
     <w:multiLevelType w:val="hybridMultilevel"/>
     <w:tmpl w:val="6756B5FC"/>
@@ -3546,7 +7155,7 @@
       </w:rPr>
     </w:lvl>
   </w:abstractNum>
-  <w:abstractNum w:abstractNumId="15">
+  <w:abstractNum w:abstractNumId="17" w15:restartNumberingAfterBreak="0">
     <w:nsid w:val="49202560"/>
     <w:multiLevelType w:val="hybridMultilevel"/>
     <w:tmpl w:val="E604C3B2"/>
@@ -3659,7 +7268,7 @@
       </w:rPr>
     </w:lvl>
   </w:abstractNum>
-  <w:abstractNum w:abstractNumId="16">
+  <w:abstractNum w:abstractNumId="18" w15:restartNumberingAfterBreak="0">
     <w:nsid w:val="4F75084A"/>
     <w:multiLevelType w:val="hybridMultilevel"/>
     <w:tmpl w:val="2624A1B0"/>
@@ -3772,7 +7381,7 @@
       </w:rPr>
     </w:lvl>
   </w:abstractNum>
-  <w:abstractNum w:abstractNumId="17">
+  <w:abstractNum w:abstractNumId="19" w15:restartNumberingAfterBreak="0">
     <w:nsid w:val="563E61EC"/>
     <w:multiLevelType w:val="hybridMultilevel"/>
     <w:tmpl w:val="5BBA4DEE"/>
@@ -3885,7 +7494,7 @@
       </w:rPr>
     </w:lvl>
   </w:abstractNum>
-  <w:abstractNum w:abstractNumId="18">
+  <w:abstractNum w:abstractNumId="20" w15:restartNumberingAfterBreak="0">
     <w:nsid w:val="6AD245B5"/>
     <w:multiLevelType w:val="hybridMultilevel"/>
     <w:tmpl w:val="32EAABAE"/>
@@ -3992,6 +7601,119 @@
       <w:lvlJc w:val="left"/>
       <w:pPr>
         <w:ind w:left="6120" w:hanging="360"/>
+      </w:pPr>
+      <w:rPr>
+        <w:rFonts w:ascii="Wingdings" w:hAnsi="Wingdings" w:hint="default"/>
+      </w:rPr>
+    </w:lvl>
+  </w:abstractNum>
+  <w:abstractNum w:abstractNumId="21" w15:restartNumberingAfterBreak="0">
+    <w:nsid w:val="75300DA2"/>
+    <w:multiLevelType w:val="hybridMultilevel"/>
+    <w:tmpl w:val="4090518C"/>
+    <w:lvl w:ilvl="0" w:tplc="080A0001">
+      <w:start w:val="1"/>
+      <w:numFmt w:val="bullet"/>
+      <w:lvlText w:val=""/>
+      <w:lvlJc w:val="left"/>
+      <w:pPr>
+        <w:ind w:left="720" w:hanging="360"/>
+      </w:pPr>
+      <w:rPr>
+        <w:rFonts w:ascii="Symbol" w:hAnsi="Symbol" w:hint="default"/>
+      </w:rPr>
+    </w:lvl>
+    <w:lvl w:ilvl="1" w:tplc="080A0003" w:tentative="1">
+      <w:start w:val="1"/>
+      <w:numFmt w:val="bullet"/>
+      <w:lvlText w:val="o"/>
+      <w:lvlJc w:val="left"/>
+      <w:pPr>
+        <w:ind w:left="1440" w:hanging="360"/>
+      </w:pPr>
+      <w:rPr>
+        <w:rFonts w:ascii="Courier New" w:hAnsi="Courier New" w:cs="Courier New" w:hint="default"/>
+      </w:rPr>
+    </w:lvl>
+    <w:lvl w:ilvl="2" w:tplc="080A0005" w:tentative="1">
+      <w:start w:val="1"/>
+      <w:numFmt w:val="bullet"/>
+      <w:lvlText w:val=""/>
+      <w:lvlJc w:val="left"/>
+      <w:pPr>
+        <w:ind w:left="2160" w:hanging="360"/>
+      </w:pPr>
+      <w:rPr>
+        <w:rFonts w:ascii="Wingdings" w:hAnsi="Wingdings" w:hint="default"/>
+      </w:rPr>
+    </w:lvl>
+    <w:lvl w:ilvl="3" w:tplc="080A0001" w:tentative="1">
+      <w:start w:val="1"/>
+      <w:numFmt w:val="bullet"/>
+      <w:lvlText w:val=""/>
+      <w:lvlJc w:val="left"/>
+      <w:pPr>
+        <w:ind w:left="2880" w:hanging="360"/>
+      </w:pPr>
+      <w:rPr>
+        <w:rFonts w:ascii="Symbol" w:hAnsi="Symbol" w:hint="default"/>
+      </w:rPr>
+    </w:lvl>
+    <w:lvl w:ilvl="4" w:tplc="080A0003" w:tentative="1">
+      <w:start w:val="1"/>
+      <w:numFmt w:val="bullet"/>
+      <w:lvlText w:val="o"/>
+      <w:lvlJc w:val="left"/>
+      <w:pPr>
+        <w:ind w:left="3600" w:hanging="360"/>
+      </w:pPr>
+      <w:rPr>
+        <w:rFonts w:ascii="Courier New" w:hAnsi="Courier New" w:cs="Courier New" w:hint="default"/>
+      </w:rPr>
+    </w:lvl>
+    <w:lvl w:ilvl="5" w:tplc="080A0005" w:tentative="1">
+      <w:start w:val="1"/>
+      <w:numFmt w:val="bullet"/>
+      <w:lvlText w:val=""/>
+      <w:lvlJc w:val="left"/>
+      <w:pPr>
+        <w:ind w:left="4320" w:hanging="360"/>
+      </w:pPr>
+      <w:rPr>
+        <w:rFonts w:ascii="Wingdings" w:hAnsi="Wingdings" w:hint="default"/>
+      </w:rPr>
+    </w:lvl>
+    <w:lvl w:ilvl="6" w:tplc="080A0001" w:tentative="1">
+      <w:start w:val="1"/>
+      <w:numFmt w:val="bullet"/>
+      <w:lvlText w:val=""/>
+      <w:lvlJc w:val="left"/>
+      <w:pPr>
+        <w:ind w:left="5040" w:hanging="360"/>
+      </w:pPr>
+      <w:rPr>
+        <w:rFonts w:ascii="Symbol" w:hAnsi="Symbol" w:hint="default"/>
+      </w:rPr>
+    </w:lvl>
+    <w:lvl w:ilvl="7" w:tplc="080A0003" w:tentative="1">
+      <w:start w:val="1"/>
+      <w:numFmt w:val="bullet"/>
+      <w:lvlText w:val="o"/>
+      <w:lvlJc w:val="left"/>
+      <w:pPr>
+        <w:ind w:left="5760" w:hanging="360"/>
+      </w:pPr>
+      <w:rPr>
+        <w:rFonts w:ascii="Courier New" w:hAnsi="Courier New" w:cs="Courier New" w:hint="default"/>
+      </w:rPr>
+    </w:lvl>
+    <w:lvl w:ilvl="8" w:tplc="080A0005" w:tentative="1">
+      <w:start w:val="1"/>
+      <w:numFmt w:val="bullet"/>
+      <w:lvlText w:val=""/>
+      <w:lvlJc w:val="left"/>
+      <w:pPr>
+        <w:ind w:left="6480" w:hanging="360"/>
       </w:pPr>
       <w:rPr>
         <w:rFonts w:ascii="Wingdings" w:hAnsi="Wingdings" w:hint="default"/>
@@ -4026,40 +7748,60 @@
     <w:abstractNumId w:val="0"/>
   </w:num>
   <w:num w:numId="10">
+    <w:abstractNumId w:val="20"/>
+  </w:num>
+  <w:num w:numId="11">
+    <w:abstractNumId w:val="11"/>
+  </w:num>
+  <w:num w:numId="12">
+    <w:abstractNumId w:val="15"/>
+  </w:num>
+  <w:num w:numId="13">
+    <w:abstractNumId w:val="16"/>
+  </w:num>
+  <w:num w:numId="14">
+    <w:abstractNumId w:val="17"/>
+  </w:num>
+  <w:num w:numId="15">
     <w:abstractNumId w:val="18"/>
   </w:num>
-  <w:num w:numId="11">
+  <w:num w:numId="16">
+    <w:abstractNumId w:val="13"/>
+  </w:num>
+  <w:num w:numId="17">
+    <w:abstractNumId w:val="19"/>
+  </w:num>
+  <w:num w:numId="18">
     <w:abstractNumId w:val="10"/>
   </w:num>
-  <w:num w:numId="12">
-    <w:abstractNumId w:val="13"/>
-  </w:num>
-  <w:num w:numId="13">
+  <w:num w:numId="19">
     <w:abstractNumId w:val="14"/>
   </w:num>
-  <w:num w:numId="14">
-    <w:abstractNumId w:val="15"/>
+  <w:num w:numId="20">
+    <w:abstractNumId w:val="21"/>
   </w:num>
-  <w:num w:numId="15">
-    <w:abstractNumId w:val="16"/>
-  </w:num>
-  <w:num w:numId="16">
-    <w:abstractNumId w:val="11"/>
-  </w:num>
-  <w:num w:numId="17">
-    <w:abstractNumId w:val="17"/>
-  </w:num>
-  <w:num w:numId="18">
+  <w:num w:numId="21">
     <w:abstractNumId w:val="9"/>
   </w:num>
-  <w:num w:numId="19">
+  <w:num w:numId="22">
     <w:abstractNumId w:val="12"/>
   </w:num>
 </w:numbering>
 </file>
 
+<file path=word/people.xml><?xml version="1.0" encoding="utf-8"?>
+<w15:people xmlns:wpc="http://schemas.microsoft.com/office/word/2010/wordprocessingCanvas" xmlns:cx="http://schemas.microsoft.com/office/drawing/2014/chartex" xmlns:cx1="http://schemas.microsoft.com/office/drawing/2015/9/8/chartex" xmlns:cx2="http://schemas.microsoft.com/office/drawing/2015/10/21/chartex" xmlns:cx3="http://schemas.microsoft.com/office/drawing/2016/5/9/chartex" xmlns:cx4="http://schemas.microsoft.com/office/drawing/2016/5/10/chartex" xmlns:cx5="http://schemas.microsoft.com/office/drawing/2016/5/11/chartex" xmlns:cx6="http://schemas.microsoft.com/office/drawing/2016/5/12/chartex" xmlns:cx7="http://schemas.microsoft.com/office/drawing/2016/5/13/chartex" xmlns:cx8="http://schemas.microsoft.com/office/drawing/2016/5/14/chartex" xmlns:mc="http://schemas.openxmlformats.org/markup-compatibility/2006" xmlns:aink="http://schemas.microsoft.com/office/drawing/2016/ink" xmlns:am3d="http://schemas.microsoft.com/office/drawing/2017/model3d" xmlns:o="urn:schemas-microsoft-com:office:office" xmlns:r="http://schemas.openxmlformats.org/officeDocument/2006/relationships" xmlns:m="http://schemas.openxmlformats.org/officeDocument/2006/math" xmlns:v="urn:schemas-microsoft-com:vml" xmlns:wp14="http://schemas.microsoft.com/office/word/2010/wordprocessingDrawing" xmlns:wp="http://schemas.openxmlformats.org/drawingml/2006/wordprocessingDrawing" xmlns:w10="urn:schemas-microsoft-com:office:word" xmlns:w="http://schemas.openxmlformats.org/wordprocessingml/2006/main" xmlns:w14="http://schemas.microsoft.com/office/word/2010/wordml" xmlns:w15="http://schemas.microsoft.com/office/word/2012/wordml" xmlns:w16cex="http://schemas.microsoft.com/office/word/2018/wordml/cex" xmlns:w16cid="http://schemas.microsoft.com/office/word/2016/wordml/cid" xmlns:w16="http://schemas.microsoft.com/office/word/2018/wordml" xmlns:w16sdtdh="http://schemas.microsoft.com/office/word/2020/wordml/sdtdatahash" xmlns:w16se="http://schemas.microsoft.com/office/word/2015/wordml/symex" xmlns:wpg="http://schemas.microsoft.com/office/word/2010/wordprocessingGroup" xmlns:wpi="http://schemas.microsoft.com/office/word/2010/wordprocessingInk" xmlns:wne="http://schemas.microsoft.com/office/word/2006/wordml" xmlns:wps="http://schemas.microsoft.com/office/word/2010/wordprocessingShape" mc:Ignorable="w14 w15 w16se w16cid w16 w16cex w16sdtdh wp14">
+  <w15:person w15:author="francisco javier gonzalez  garcia">
+    <w15:presenceInfo w15:providerId="None" w15:userId="francisco javier gonzalez  garcia"/>
+  </w15:person>
+  <w15:person w15:author="Francisco Javier">
+    <w15:presenceInfo w15:providerId="None" w15:userId="Francisco Javier"/>
+  </w15:person>
+</w15:people>
+</file>
+
 <file path=word/styles.xml><?xml version="1.0" encoding="utf-8"?>
-<w:styles xmlns:mc="http://schemas.openxmlformats.org/markup-compatibility/2006" xmlns:r="http://schemas.openxmlformats.org/officeDocument/2006/relationships" xmlns:w="http://schemas.openxmlformats.org/wordprocessingml/2006/main" xmlns:w14="http://schemas.microsoft.com/office/word/2010/wordml" xmlns:w15="http://schemas.microsoft.com/office/word/2012/wordml" mc:Ignorable="w14 w15">
+<w:styles xmlns:mc="http://schemas.openxmlformats.org/markup-compatibility/2006" xmlns:r="http://schemas.openxmlformats.org/officeDocument/2006/relationships" xmlns:w="http://schemas.openxmlformats.org/wordprocessingml/2006/main" xmlns:w14="http://schemas.microsoft.com/office/word/2010/wordml" xmlns:w15="http://schemas.microsoft.com/office/word/2012/wordml" xmlns:w16cex="http://schemas.microsoft.com/office/word/2018/wordml/cex" xmlns:w16cid="http://schemas.microsoft.com/office/word/2016/wordml/cid" xmlns:w16="http://schemas.microsoft.com/office/word/2018/wordml" xmlns:w16sdtdh="http://schemas.microsoft.com/office/word/2020/wordml/sdtdatahash" xmlns:w16se="http://schemas.microsoft.com/office/word/2015/wordml/symex" mc:Ignorable="w14 w15 w16se w16cid w16 w16cex w16sdtdh">
   <w:docDefaults>
     <w:rPrDefault>
       <w:rPr>
@@ -4075,7 +7817,7 @@
       </w:pPr>
     </w:pPrDefault>
   </w:docDefaults>
-  <w:latentStyles w:defLockedState="0" w:defUIPriority="99" w:defSemiHidden="0" w:defUnhideWhenUsed="0" w:defQFormat="0" w:count="371">
+  <w:latentStyles w:defLockedState="0" w:defUIPriority="99" w:defSemiHidden="0" w:defUnhideWhenUsed="0" w:defQFormat="0" w:count="376">
     <w:lsdException w:name="Normal" w:uiPriority="0" w:qFormat="1"/>
     <w:lsdException w:name="heading 1" w:uiPriority="9" w:qFormat="1"/>
     <w:lsdException w:name="heading 2" w:semiHidden="1" w:uiPriority="9" w:unhideWhenUsed="1" w:qFormat="1"/>
@@ -4438,6 +8180,11 @@
     <w:lsdException w:name="List Table 5 Dark Accent 6" w:uiPriority="50"/>
     <w:lsdException w:name="List Table 6 Colorful Accent 6" w:uiPriority="51"/>
     <w:lsdException w:name="List Table 7 Colorful Accent 6" w:uiPriority="52"/>
+    <w:lsdException w:name="Mention" w:semiHidden="1" w:unhideWhenUsed="1"/>
+    <w:lsdException w:name="Smart Hyperlink" w:semiHidden="1" w:unhideWhenUsed="1"/>
+    <w:lsdException w:name="Hashtag" w:semiHidden="1" w:unhideWhenUsed="1"/>
+    <w:lsdException w:name="Unresolved Mention" w:semiHidden="1" w:unhideWhenUsed="1"/>
+    <w:lsdException w:name="Smart Link" w:semiHidden="1" w:unhideWhenUsed="1"/>
   </w:latentStyles>
   <w:style w:type="paragraph" w:default="1" w:styleId="Normal">
     <w:name w:val="Normal"/>
@@ -4783,11 +8530,11 @@
       <w:color w:val="4F81BD" w:themeColor="accent1"/>
     </w:rPr>
   </w:style>
-  <w:style w:type="paragraph" w:styleId="Puesto">
+  <w:style w:type="paragraph" w:styleId="Ttulo">
     <w:name w:val="Title"/>
     <w:basedOn w:val="Normal"/>
     <w:next w:val="Normal"/>
-    <w:link w:val="PuestoCar"/>
+    <w:link w:val="TtuloCar"/>
     <w:uiPriority w:val="10"/>
     <w:qFormat/>
     <w:rsid w:val="00FC693F"/>
@@ -4807,10 +8554,10 @@
       <w:szCs w:val="52"/>
     </w:rPr>
   </w:style>
-  <w:style w:type="character" w:customStyle="1" w:styleId="PuestoCar">
-    <w:name w:val="Puesto Car"/>
+  <w:style w:type="character" w:customStyle="1" w:styleId="TtuloCar">
+    <w:name w:val="Título Car"/>
     <w:basedOn w:val="Fuentedeprrafopredeter"/>
-    <w:link w:val="Puesto"/>
+    <w:link w:val="Ttulo"/>
     <w:uiPriority w:val="10"/>
     <w:rsid w:val="00FC693F"/>
     <w:rPr>
@@ -5373,7 +9120,7 @@
       <w:spacing w:val="5"/>
     </w:rPr>
   </w:style>
-  <w:style w:type="paragraph" w:styleId="TtulodeTDC">
+  <w:style w:type="paragraph" w:styleId="TtuloTDC">
     <w:name w:val="TOC Heading"/>
     <w:basedOn w:val="Ttulo1"/>
     <w:next w:val="Normal"/>
@@ -5395,7 +9142,6 @@
       <w:spacing w:after="0" w:line="240" w:lineRule="auto"/>
     </w:pPr>
     <w:tblPr>
-      <w:tblInd w:w="0" w:type="dxa"/>
       <w:tblBorders>
         <w:top w:val="single" w:sz="4" w:space="0" w:color="auto"/>
         <w:left w:val="single" w:sz="4" w:space="0" w:color="auto"/>
@@ -5404,12 +9150,6 @@
         <w:insideH w:val="single" w:sz="4" w:space="0" w:color="auto"/>
         <w:insideV w:val="single" w:sz="4" w:space="0" w:color="auto"/>
       </w:tblBorders>
-      <w:tblCellMar>
-        <w:top w:w="0" w:type="dxa"/>
-        <w:left w:w="108" w:type="dxa"/>
-        <w:bottom w:w="0" w:type="dxa"/>
-        <w:right w:w="108" w:type="dxa"/>
-      </w:tblCellMar>
     </w:tblPr>
   </w:style>
   <w:style w:type="table" w:styleId="Sombreadoclaro">
@@ -5426,17 +9166,10 @@
     <w:tblPr>
       <w:tblStyleRowBandSize w:val="1"/>
       <w:tblStyleColBandSize w:val="1"/>
-      <w:tblInd w:w="0" w:type="dxa"/>
       <w:tblBorders>
         <w:top w:val="single" w:sz="8" w:space="0" w:color="000000" w:themeColor="text1"/>
         <w:bottom w:val="single" w:sz="8" w:space="0" w:color="000000" w:themeColor="text1"/>
       </w:tblBorders>
-      <w:tblCellMar>
-        <w:top w:w="0" w:type="dxa"/>
-        <w:left w:w="108" w:type="dxa"/>
-        <w:bottom w:w="0" w:type="dxa"/>
-        <w:right w:w="108" w:type="dxa"/>
-      </w:tblCellMar>
     </w:tblPr>
     <w:tblStylePr w:type="firstRow">
       <w:pPr>
@@ -5529,17 +9262,10 @@
     <w:tblPr>
       <w:tblStyleRowBandSize w:val="1"/>
       <w:tblStyleColBandSize w:val="1"/>
-      <w:tblInd w:w="0" w:type="dxa"/>
       <w:tblBorders>
         <w:top w:val="single" w:sz="8" w:space="0" w:color="4F81BD" w:themeColor="accent1"/>
         <w:bottom w:val="single" w:sz="8" w:space="0" w:color="4F81BD" w:themeColor="accent1"/>
       </w:tblBorders>
-      <w:tblCellMar>
-        <w:top w:w="0" w:type="dxa"/>
-        <w:left w:w="108" w:type="dxa"/>
-        <w:bottom w:w="0" w:type="dxa"/>
-        <w:right w:w="108" w:type="dxa"/>
-      </w:tblCellMar>
     </w:tblPr>
     <w:tblStylePr w:type="firstRow">
       <w:pPr>
@@ -5632,17 +9358,10 @@
     <w:tblPr>
       <w:tblStyleRowBandSize w:val="1"/>
       <w:tblStyleColBandSize w:val="1"/>
-      <w:tblInd w:w="0" w:type="dxa"/>
       <w:tblBorders>
         <w:top w:val="single" w:sz="8" w:space="0" w:color="C0504D" w:themeColor="accent2"/>
         <w:bottom w:val="single" w:sz="8" w:space="0" w:color="C0504D" w:themeColor="accent2"/>
       </w:tblBorders>
-      <w:tblCellMar>
-        <w:top w:w="0" w:type="dxa"/>
-        <w:left w:w="108" w:type="dxa"/>
-        <w:bottom w:w="0" w:type="dxa"/>
-        <w:right w:w="108" w:type="dxa"/>
-      </w:tblCellMar>
     </w:tblPr>
     <w:tblStylePr w:type="firstRow">
       <w:pPr>
@@ -5735,17 +9454,10 @@
     <w:tblPr>
       <w:tblStyleRowBandSize w:val="1"/>
       <w:tblStyleColBandSize w:val="1"/>
-      <w:tblInd w:w="0" w:type="dxa"/>
       <w:tblBorders>
         <w:top w:val="single" w:sz="8" w:space="0" w:color="9BBB59" w:themeColor="accent3"/>
         <w:bottom w:val="single" w:sz="8" w:space="0" w:color="9BBB59" w:themeColor="accent3"/>
       </w:tblBorders>
-      <w:tblCellMar>
-        <w:top w:w="0" w:type="dxa"/>
-        <w:left w:w="108" w:type="dxa"/>
-        <w:bottom w:w="0" w:type="dxa"/>
-        <w:right w:w="108" w:type="dxa"/>
-      </w:tblCellMar>
     </w:tblPr>
     <w:tblStylePr w:type="firstRow">
       <w:pPr>
@@ -5838,17 +9550,10 @@
     <w:tblPr>
       <w:tblStyleRowBandSize w:val="1"/>
       <w:tblStyleColBandSize w:val="1"/>
-      <w:tblInd w:w="0" w:type="dxa"/>
       <w:tblBorders>
         <w:top w:val="single" w:sz="8" w:space="0" w:color="8064A2" w:themeColor="accent4"/>
         <w:bottom w:val="single" w:sz="8" w:space="0" w:color="8064A2" w:themeColor="accent4"/>
       </w:tblBorders>
-      <w:tblCellMar>
-        <w:top w:w="0" w:type="dxa"/>
-        <w:left w:w="108" w:type="dxa"/>
-        <w:bottom w:w="0" w:type="dxa"/>
-        <w:right w:w="108" w:type="dxa"/>
-      </w:tblCellMar>
     </w:tblPr>
     <w:tblStylePr w:type="firstRow">
       <w:pPr>
@@ -5941,17 +9646,10 @@
     <w:tblPr>
       <w:tblStyleRowBandSize w:val="1"/>
       <w:tblStyleColBandSize w:val="1"/>
-      <w:tblInd w:w="0" w:type="dxa"/>
       <w:tblBorders>
         <w:top w:val="single" w:sz="8" w:space="0" w:color="4BACC6" w:themeColor="accent5"/>
         <w:bottom w:val="single" w:sz="8" w:space="0" w:color="4BACC6" w:themeColor="accent5"/>
       </w:tblBorders>
-      <w:tblCellMar>
-        <w:top w:w="0" w:type="dxa"/>
-        <w:left w:w="108" w:type="dxa"/>
-        <w:bottom w:w="0" w:type="dxa"/>
-        <w:right w:w="108" w:type="dxa"/>
-      </w:tblCellMar>
     </w:tblPr>
     <w:tblStylePr w:type="firstRow">
       <w:pPr>
@@ -6044,17 +9742,10 @@
     <w:tblPr>
       <w:tblStyleRowBandSize w:val="1"/>
       <w:tblStyleColBandSize w:val="1"/>
-      <w:tblInd w:w="0" w:type="dxa"/>
       <w:tblBorders>
         <w:top w:val="single" w:sz="8" w:space="0" w:color="F79646" w:themeColor="accent6"/>
         <w:bottom w:val="single" w:sz="8" w:space="0" w:color="F79646" w:themeColor="accent6"/>
       </w:tblBorders>
-      <w:tblCellMar>
-        <w:top w:w="0" w:type="dxa"/>
-        <w:left w:w="108" w:type="dxa"/>
-        <w:bottom w:w="0" w:type="dxa"/>
-        <w:right w:w="108" w:type="dxa"/>
-      </w:tblCellMar>
     </w:tblPr>
     <w:tblStylePr w:type="firstRow">
       <w:pPr>
@@ -6144,19 +9835,12 @@
     <w:tblPr>
       <w:tblStyleRowBandSize w:val="1"/>
       <w:tblStyleColBandSize w:val="1"/>
-      <w:tblInd w:w="0" w:type="dxa"/>
       <w:tblBorders>
         <w:top w:val="single" w:sz="8" w:space="0" w:color="000000" w:themeColor="text1"/>
         <w:left w:val="single" w:sz="8" w:space="0" w:color="000000" w:themeColor="text1"/>
         <w:bottom w:val="single" w:sz="8" w:space="0" w:color="000000" w:themeColor="text1"/>
         <w:right w:val="single" w:sz="8" w:space="0" w:color="000000" w:themeColor="text1"/>
       </w:tblBorders>
-      <w:tblCellMar>
-        <w:top w:w="0" w:type="dxa"/>
-        <w:left w:w="108" w:type="dxa"/>
-        <w:bottom w:w="0" w:type="dxa"/>
-        <w:right w:w="108" w:type="dxa"/>
-      </w:tblCellMar>
     </w:tblPr>
     <w:tblStylePr w:type="firstRow">
       <w:pPr>
@@ -6236,19 +9920,12 @@
     <w:tblPr>
       <w:tblStyleRowBandSize w:val="1"/>
       <w:tblStyleColBandSize w:val="1"/>
-      <w:tblInd w:w="0" w:type="dxa"/>
       <w:tblBorders>
         <w:top w:val="single" w:sz="8" w:space="0" w:color="4F81BD" w:themeColor="accent1"/>
         <w:left w:val="single" w:sz="8" w:space="0" w:color="4F81BD" w:themeColor="accent1"/>
         <w:bottom w:val="single" w:sz="8" w:space="0" w:color="4F81BD" w:themeColor="accent1"/>
         <w:right w:val="single" w:sz="8" w:space="0" w:color="4F81BD" w:themeColor="accent1"/>
       </w:tblBorders>
-      <w:tblCellMar>
-        <w:top w:w="0" w:type="dxa"/>
-        <w:left w:w="108" w:type="dxa"/>
-        <w:bottom w:w="0" w:type="dxa"/>
-        <w:right w:w="108" w:type="dxa"/>
-      </w:tblCellMar>
     </w:tblPr>
     <w:tblStylePr w:type="firstRow">
       <w:pPr>
@@ -6328,19 +10005,12 @@
     <w:tblPr>
       <w:tblStyleRowBandSize w:val="1"/>
       <w:tblStyleColBandSize w:val="1"/>
-      <w:tblInd w:w="0" w:type="dxa"/>
       <w:tblBorders>
         <w:top w:val="single" w:sz="8" w:space="0" w:color="C0504D" w:themeColor="accent2"/>
         <w:left w:val="single" w:sz="8" w:space="0" w:color="C0504D" w:themeColor="accent2"/>
         <w:bottom w:val="single" w:sz="8" w:space="0" w:color="C0504D" w:themeColor="accent2"/>
         <w:right w:val="single" w:sz="8" w:space="0" w:color="C0504D" w:themeColor="accent2"/>
       </w:tblBorders>
-      <w:tblCellMar>
-        <w:top w:w="0" w:type="dxa"/>
-        <w:left w:w="108" w:type="dxa"/>
-        <w:bottom w:w="0" w:type="dxa"/>
-        <w:right w:w="108" w:type="dxa"/>
-      </w:tblCellMar>
     </w:tblPr>
     <w:tblStylePr w:type="firstRow">
       <w:pPr>
@@ -6420,19 +10090,12 @@
     <w:tblPr>
       <w:tblStyleRowBandSize w:val="1"/>
       <w:tblStyleColBandSize w:val="1"/>
-      <w:tblInd w:w="0" w:type="dxa"/>
       <w:tblBorders>
         <w:top w:val="single" w:sz="8" w:space="0" w:color="9BBB59" w:themeColor="accent3"/>
         <w:left w:val="single" w:sz="8" w:space="0" w:color="9BBB59" w:themeColor="accent3"/>
         <w:bottom w:val="single" w:sz="8" w:space="0" w:color="9BBB59" w:themeColor="accent3"/>
         <w:right w:val="single" w:sz="8" w:space="0" w:color="9BBB59" w:themeColor="accent3"/>
       </w:tblBorders>
-      <w:tblCellMar>
-        <w:top w:w="0" w:type="dxa"/>
-        <w:left w:w="108" w:type="dxa"/>
-        <w:bottom w:w="0" w:type="dxa"/>
-        <w:right w:w="108" w:type="dxa"/>
-      </w:tblCellMar>
     </w:tblPr>
     <w:tblStylePr w:type="firstRow">
       <w:pPr>
@@ -6512,19 +10175,12 @@
     <w:tblPr>
       <w:tblStyleRowBandSize w:val="1"/>
       <w:tblStyleColBandSize w:val="1"/>
-      <w:tblInd w:w="0" w:type="dxa"/>
       <w:tblBorders>
         <w:top w:val="single" w:sz="8" w:space="0" w:color="8064A2" w:themeColor="accent4"/>
         <w:left w:val="single" w:sz="8" w:space="0" w:color="8064A2" w:themeColor="accent4"/>
         <w:bottom w:val="single" w:sz="8" w:space="0" w:color="8064A2" w:themeColor="accent4"/>
         <w:right w:val="single" w:sz="8" w:space="0" w:color="8064A2" w:themeColor="accent4"/>
       </w:tblBorders>
-      <w:tblCellMar>
-        <w:top w:w="0" w:type="dxa"/>
-        <w:left w:w="108" w:type="dxa"/>
-        <w:bottom w:w="0" w:type="dxa"/>
-        <w:right w:w="108" w:type="dxa"/>
-      </w:tblCellMar>
     </w:tblPr>
     <w:tblStylePr w:type="firstRow">
       <w:pPr>
@@ -6604,19 +10260,12 @@
     <w:tblPr>
       <w:tblStyleRowBandSize w:val="1"/>
       <w:tblStyleColBandSize w:val="1"/>
-      <w:tblInd w:w="0" w:type="dxa"/>
       <w:tblBorders>
         <w:top w:val="single" w:sz="8" w:space="0" w:color="4BACC6" w:themeColor="accent5"/>
         <w:left w:val="single" w:sz="8" w:space="0" w:color="4BACC6" w:themeColor="accent5"/>
         <w:bottom w:val="single" w:sz="8" w:space="0" w:color="4BACC6" w:themeColor="accent5"/>
         <w:right w:val="single" w:sz="8" w:space="0" w:color="4BACC6" w:themeColor="accent5"/>
       </w:tblBorders>
-      <w:tblCellMar>
-        <w:top w:w="0" w:type="dxa"/>
-        <w:left w:w="108" w:type="dxa"/>
-        <w:bottom w:w="0" w:type="dxa"/>
-        <w:right w:w="108" w:type="dxa"/>
-      </w:tblCellMar>
     </w:tblPr>
     <w:tblStylePr w:type="firstRow">
       <w:pPr>
@@ -6696,19 +10345,12 @@
     <w:tblPr>
       <w:tblStyleRowBandSize w:val="1"/>
       <w:tblStyleColBandSize w:val="1"/>
-      <w:tblInd w:w="0" w:type="dxa"/>
       <w:tblBorders>
         <w:top w:val="single" w:sz="8" w:space="0" w:color="F79646" w:themeColor="accent6"/>
         <w:left w:val="single" w:sz="8" w:space="0" w:color="F79646" w:themeColor="accent6"/>
         <w:bottom w:val="single" w:sz="8" w:space="0" w:color="F79646" w:themeColor="accent6"/>
         <w:right w:val="single" w:sz="8" w:space="0" w:color="F79646" w:themeColor="accent6"/>
       </w:tblBorders>
-      <w:tblCellMar>
-        <w:top w:w="0" w:type="dxa"/>
-        <w:left w:w="108" w:type="dxa"/>
-        <w:bottom w:w="0" w:type="dxa"/>
-        <w:right w:w="108" w:type="dxa"/>
-      </w:tblCellMar>
     </w:tblPr>
     <w:tblStylePr w:type="firstRow">
       <w:pPr>
@@ -6788,7 +10430,6 @@
     <w:tblPr>
       <w:tblStyleRowBandSize w:val="1"/>
       <w:tblStyleColBandSize w:val="1"/>
-      <w:tblInd w:w="0" w:type="dxa"/>
       <w:tblBorders>
         <w:top w:val="single" w:sz="8" w:space="0" w:color="000000" w:themeColor="text1"/>
         <w:left w:val="single" w:sz="8" w:space="0" w:color="000000" w:themeColor="text1"/>
@@ -6797,12 +10438,6 @@
         <w:insideH w:val="single" w:sz="8" w:space="0" w:color="000000" w:themeColor="text1"/>
         <w:insideV w:val="single" w:sz="8" w:space="0" w:color="000000" w:themeColor="text1"/>
       </w:tblBorders>
-      <w:tblCellMar>
-        <w:top w:w="0" w:type="dxa"/>
-        <w:left w:w="108" w:type="dxa"/>
-        <w:bottom w:w="0" w:type="dxa"/>
-        <w:right w:w="108" w:type="dxa"/>
-      </w:tblCellMar>
     </w:tblPr>
     <w:tblStylePr w:type="firstRow">
       <w:pPr>
@@ -6918,7 +10553,6 @@
     <w:tblPr>
       <w:tblStyleRowBandSize w:val="1"/>
       <w:tblStyleColBandSize w:val="1"/>
-      <w:tblInd w:w="0" w:type="dxa"/>
       <w:tblBorders>
         <w:top w:val="single" w:sz="8" w:space="0" w:color="4F81BD" w:themeColor="accent1"/>
         <w:left w:val="single" w:sz="8" w:space="0" w:color="4F81BD" w:themeColor="accent1"/>
@@ -6927,12 +10561,6 @@
         <w:insideH w:val="single" w:sz="8" w:space="0" w:color="4F81BD" w:themeColor="accent1"/>
         <w:insideV w:val="single" w:sz="8" w:space="0" w:color="4F81BD" w:themeColor="accent1"/>
       </w:tblBorders>
-      <w:tblCellMar>
-        <w:top w:w="0" w:type="dxa"/>
-        <w:left w:w="108" w:type="dxa"/>
-        <w:bottom w:w="0" w:type="dxa"/>
-        <w:right w:w="108" w:type="dxa"/>
-      </w:tblCellMar>
     </w:tblPr>
     <w:tblStylePr w:type="firstRow">
       <w:pPr>
@@ -7048,7 +10676,6 @@
     <w:tblPr>
       <w:tblStyleRowBandSize w:val="1"/>
       <w:tblStyleColBandSize w:val="1"/>
-      <w:tblInd w:w="0" w:type="dxa"/>
       <w:tblBorders>
         <w:top w:val="single" w:sz="8" w:space="0" w:color="C0504D" w:themeColor="accent2"/>
         <w:left w:val="single" w:sz="8" w:space="0" w:color="C0504D" w:themeColor="accent2"/>
@@ -7057,12 +10684,6 @@
         <w:insideH w:val="single" w:sz="8" w:space="0" w:color="C0504D" w:themeColor="accent2"/>
         <w:insideV w:val="single" w:sz="8" w:space="0" w:color="C0504D" w:themeColor="accent2"/>
       </w:tblBorders>
-      <w:tblCellMar>
-        <w:top w:w="0" w:type="dxa"/>
-        <w:left w:w="108" w:type="dxa"/>
-        <w:bottom w:w="0" w:type="dxa"/>
-        <w:right w:w="108" w:type="dxa"/>
-      </w:tblCellMar>
     </w:tblPr>
     <w:tblStylePr w:type="firstRow">
       <w:pPr>
@@ -7178,7 +10799,6 @@
     <w:tblPr>
       <w:tblStyleRowBandSize w:val="1"/>
       <w:tblStyleColBandSize w:val="1"/>
-      <w:tblInd w:w="0" w:type="dxa"/>
       <w:tblBorders>
         <w:top w:val="single" w:sz="8" w:space="0" w:color="9BBB59" w:themeColor="accent3"/>
         <w:left w:val="single" w:sz="8" w:space="0" w:color="9BBB59" w:themeColor="accent3"/>
@@ -7187,12 +10807,6 @@
         <w:insideH w:val="single" w:sz="8" w:space="0" w:color="9BBB59" w:themeColor="accent3"/>
         <w:insideV w:val="single" w:sz="8" w:space="0" w:color="9BBB59" w:themeColor="accent3"/>
       </w:tblBorders>
-      <w:tblCellMar>
-        <w:top w:w="0" w:type="dxa"/>
-        <w:left w:w="108" w:type="dxa"/>
-        <w:bottom w:w="0" w:type="dxa"/>
-        <w:right w:w="108" w:type="dxa"/>
-      </w:tblCellMar>
     </w:tblPr>
     <w:tblStylePr w:type="firstRow">
       <w:pPr>
@@ -7308,7 +10922,6 @@
     <w:tblPr>
       <w:tblStyleRowBandSize w:val="1"/>
       <w:tblStyleColBandSize w:val="1"/>
-      <w:tblInd w:w="0" w:type="dxa"/>
       <w:tblBorders>
         <w:top w:val="single" w:sz="8" w:space="0" w:color="8064A2" w:themeColor="accent4"/>
         <w:left w:val="single" w:sz="8" w:space="0" w:color="8064A2" w:themeColor="accent4"/>
@@ -7317,12 +10930,6 @@
         <w:insideH w:val="single" w:sz="8" w:space="0" w:color="8064A2" w:themeColor="accent4"/>
         <w:insideV w:val="single" w:sz="8" w:space="0" w:color="8064A2" w:themeColor="accent4"/>
       </w:tblBorders>
-      <w:tblCellMar>
-        <w:top w:w="0" w:type="dxa"/>
-        <w:left w:w="108" w:type="dxa"/>
-        <w:bottom w:w="0" w:type="dxa"/>
-        <w:right w:w="108" w:type="dxa"/>
-      </w:tblCellMar>
     </w:tblPr>
     <w:tblStylePr w:type="firstRow">
       <w:pPr>
@@ -7438,7 +11045,6 @@
     <w:tblPr>
       <w:tblStyleRowBandSize w:val="1"/>
       <w:tblStyleColBandSize w:val="1"/>
-      <w:tblInd w:w="0" w:type="dxa"/>
       <w:tblBorders>
         <w:top w:val="single" w:sz="8" w:space="0" w:color="4BACC6" w:themeColor="accent5"/>
         <w:left w:val="single" w:sz="8" w:space="0" w:color="4BACC6" w:themeColor="accent5"/>
@@ -7447,12 +11053,6 @@
         <w:insideH w:val="single" w:sz="8" w:space="0" w:color="4BACC6" w:themeColor="accent5"/>
         <w:insideV w:val="single" w:sz="8" w:space="0" w:color="4BACC6" w:themeColor="accent5"/>
       </w:tblBorders>
-      <w:tblCellMar>
-        <w:top w:w="0" w:type="dxa"/>
-        <w:left w:w="108" w:type="dxa"/>
-        <w:bottom w:w="0" w:type="dxa"/>
-        <w:right w:w="108" w:type="dxa"/>
-      </w:tblCellMar>
     </w:tblPr>
     <w:tblStylePr w:type="firstRow">
       <w:pPr>
@@ -7568,7 +11168,6 @@
     <w:tblPr>
       <w:tblStyleRowBandSize w:val="1"/>
       <w:tblStyleColBandSize w:val="1"/>
-      <w:tblInd w:w="0" w:type="dxa"/>
       <w:tblBorders>
         <w:top w:val="single" w:sz="8" w:space="0" w:color="F79646" w:themeColor="accent6"/>
         <w:left w:val="single" w:sz="8" w:space="0" w:color="F79646" w:themeColor="accent6"/>
@@ -7577,12 +11176,6 @@
         <w:insideH w:val="single" w:sz="8" w:space="0" w:color="F79646" w:themeColor="accent6"/>
         <w:insideV w:val="single" w:sz="8" w:space="0" w:color="F79646" w:themeColor="accent6"/>
       </w:tblBorders>
-      <w:tblCellMar>
-        <w:top w:w="0" w:type="dxa"/>
-        <w:left w:w="108" w:type="dxa"/>
-        <w:bottom w:w="0" w:type="dxa"/>
-        <w:right w:w="108" w:type="dxa"/>
-      </w:tblCellMar>
     </w:tblPr>
     <w:tblStylePr w:type="firstRow">
       <w:pPr>
@@ -7698,7 +11291,6 @@
     <w:tblPr>
       <w:tblStyleRowBandSize w:val="1"/>
       <w:tblStyleColBandSize w:val="1"/>
-      <w:tblInd w:w="0" w:type="dxa"/>
       <w:tblBorders>
         <w:top w:val="single" w:sz="8" w:space="0" w:color="404040" w:themeColor="text1" w:themeTint="BF"/>
         <w:left w:val="single" w:sz="8" w:space="0" w:color="404040" w:themeColor="text1" w:themeTint="BF"/>
@@ -7706,12 +11298,6 @@
         <w:right w:val="single" w:sz="8" w:space="0" w:color="404040" w:themeColor="text1" w:themeTint="BF"/>
         <w:insideH w:val="single" w:sz="8" w:space="0" w:color="404040" w:themeColor="text1" w:themeTint="BF"/>
       </w:tblBorders>
-      <w:tblCellMar>
-        <w:top w:w="0" w:type="dxa"/>
-        <w:left w:w="108" w:type="dxa"/>
-        <w:bottom w:w="0" w:type="dxa"/>
-        <w:right w:w="108" w:type="dxa"/>
-      </w:tblCellMar>
     </w:tblPr>
     <w:tblStylePr w:type="firstRow">
       <w:pPr>
@@ -7804,7 +11390,6 @@
     <w:tblPr>
       <w:tblStyleRowBandSize w:val="1"/>
       <w:tblStyleColBandSize w:val="1"/>
-      <w:tblInd w:w="0" w:type="dxa"/>
       <w:tblBorders>
         <w:top w:val="single" w:sz="8" w:space="0" w:color="7BA0CD" w:themeColor="accent1" w:themeTint="BF"/>
         <w:left w:val="single" w:sz="8" w:space="0" w:color="7BA0CD" w:themeColor="accent1" w:themeTint="BF"/>
@@ -7812,12 +11397,6 @@
         <w:right w:val="single" w:sz="8" w:space="0" w:color="7BA0CD" w:themeColor="accent1" w:themeTint="BF"/>
         <w:insideH w:val="single" w:sz="8" w:space="0" w:color="7BA0CD" w:themeColor="accent1" w:themeTint="BF"/>
       </w:tblBorders>
-      <w:tblCellMar>
-        <w:top w:w="0" w:type="dxa"/>
-        <w:left w:w="108" w:type="dxa"/>
-        <w:bottom w:w="0" w:type="dxa"/>
-        <w:right w:w="108" w:type="dxa"/>
-      </w:tblCellMar>
     </w:tblPr>
     <w:tblStylePr w:type="firstRow">
       <w:pPr>
@@ -7910,7 +11489,6 @@
     <w:tblPr>
       <w:tblStyleRowBandSize w:val="1"/>
       <w:tblStyleColBandSize w:val="1"/>
-      <w:tblInd w:w="0" w:type="dxa"/>
       <w:tblBorders>
         <w:top w:val="single" w:sz="8" w:space="0" w:color="CF7B79" w:themeColor="accent2" w:themeTint="BF"/>
         <w:left w:val="single" w:sz="8" w:space="0" w:color="CF7B79" w:themeColor="accent2" w:themeTint="BF"/>
@@ -7918,12 +11496,6 @@
         <w:right w:val="single" w:sz="8" w:space="0" w:color="CF7B79" w:themeColor="accent2" w:themeTint="BF"/>
         <w:insideH w:val="single" w:sz="8" w:space="0" w:color="CF7B79" w:themeColor="accent2" w:themeTint="BF"/>
       </w:tblBorders>
-      <w:tblCellMar>
-        <w:top w:w="0" w:type="dxa"/>
-        <w:left w:w="108" w:type="dxa"/>
-        <w:bottom w:w="0" w:type="dxa"/>
-        <w:right w:w="108" w:type="dxa"/>
-      </w:tblCellMar>
     </w:tblPr>
     <w:tblStylePr w:type="firstRow">
       <w:pPr>
@@ -8016,7 +11588,6 @@
     <w:tblPr>
       <w:tblStyleRowBandSize w:val="1"/>
       <w:tblStyleColBandSize w:val="1"/>
-      <w:tblInd w:w="0" w:type="dxa"/>
       <w:tblBorders>
         <w:top w:val="single" w:sz="8" w:space="0" w:color="B3CC82" w:themeColor="accent3" w:themeTint="BF"/>
         <w:left w:val="single" w:sz="8" w:space="0" w:color="B3CC82" w:themeColor="accent3" w:themeTint="BF"/>
@@ -8024,12 +11595,6 @@
         <w:right w:val="single" w:sz="8" w:space="0" w:color="B3CC82" w:themeColor="accent3" w:themeTint="BF"/>
         <w:insideH w:val="single" w:sz="8" w:space="0" w:color="B3CC82" w:themeColor="accent3" w:themeTint="BF"/>
       </w:tblBorders>
-      <w:tblCellMar>
-        <w:top w:w="0" w:type="dxa"/>
-        <w:left w:w="108" w:type="dxa"/>
-        <w:bottom w:w="0" w:type="dxa"/>
-        <w:right w:w="108" w:type="dxa"/>
-      </w:tblCellMar>
     </w:tblPr>
     <w:tblStylePr w:type="firstRow">
       <w:pPr>
@@ -8122,7 +11687,6 @@
     <w:tblPr>
       <w:tblStyleRowBandSize w:val="1"/>
       <w:tblStyleColBandSize w:val="1"/>
-      <w:tblInd w:w="0" w:type="dxa"/>
       <w:tblBorders>
         <w:top w:val="single" w:sz="8" w:space="0" w:color="9F8AB9" w:themeColor="accent4" w:themeTint="BF"/>
         <w:left w:val="single" w:sz="8" w:space="0" w:color="9F8AB9" w:themeColor="accent4" w:themeTint="BF"/>
@@ -8130,12 +11694,6 @@
         <w:right w:val="single" w:sz="8" w:space="0" w:color="9F8AB9" w:themeColor="accent4" w:themeTint="BF"/>
         <w:insideH w:val="single" w:sz="8" w:space="0" w:color="9F8AB9" w:themeColor="accent4" w:themeTint="BF"/>
       </w:tblBorders>
-      <w:tblCellMar>
-        <w:top w:w="0" w:type="dxa"/>
-        <w:left w:w="108" w:type="dxa"/>
-        <w:bottom w:w="0" w:type="dxa"/>
-        <w:right w:w="108" w:type="dxa"/>
-      </w:tblCellMar>
     </w:tblPr>
     <w:tblStylePr w:type="firstRow">
       <w:pPr>
@@ -8228,7 +11786,6 @@
     <w:tblPr>
       <w:tblStyleRowBandSize w:val="1"/>
       <w:tblStyleColBandSize w:val="1"/>
-      <w:tblInd w:w="0" w:type="dxa"/>
       <w:tblBorders>
         <w:top w:val="single" w:sz="8" w:space="0" w:color="78C0D4" w:themeColor="accent5" w:themeTint="BF"/>
         <w:left w:val="single" w:sz="8" w:space="0" w:color="78C0D4" w:themeColor="accent5" w:themeTint="BF"/>
@@ -8236,12 +11793,6 @@
         <w:right w:val="single" w:sz="8" w:space="0" w:color="78C0D4" w:themeColor="accent5" w:themeTint="BF"/>
         <w:insideH w:val="single" w:sz="8" w:space="0" w:color="78C0D4" w:themeColor="accent5" w:themeTint="BF"/>
       </w:tblBorders>
-      <w:tblCellMar>
-        <w:top w:w="0" w:type="dxa"/>
-        <w:left w:w="108" w:type="dxa"/>
-        <w:bottom w:w="0" w:type="dxa"/>
-        <w:right w:w="108" w:type="dxa"/>
-      </w:tblCellMar>
     </w:tblPr>
     <w:tblStylePr w:type="firstRow">
       <w:pPr>
@@ -8334,7 +11885,6 @@
     <w:tblPr>
       <w:tblStyleRowBandSize w:val="1"/>
       <w:tblStyleColBandSize w:val="1"/>
-      <w:tblInd w:w="0" w:type="dxa"/>
       <w:tblBorders>
         <w:top w:val="single" w:sz="8" w:space="0" w:color="F9B074" w:themeColor="accent6" w:themeTint="BF"/>
         <w:left w:val="single" w:sz="8" w:space="0" w:color="F9B074" w:themeColor="accent6" w:themeTint="BF"/>
@@ -8342,12 +11892,6 @@
         <w:right w:val="single" w:sz="8" w:space="0" w:color="F9B074" w:themeColor="accent6" w:themeTint="BF"/>
         <w:insideH w:val="single" w:sz="8" w:space="0" w:color="F9B074" w:themeColor="accent6" w:themeTint="BF"/>
       </w:tblBorders>
-      <w:tblCellMar>
-        <w:top w:w="0" w:type="dxa"/>
-        <w:left w:w="108" w:type="dxa"/>
-        <w:bottom w:w="0" w:type="dxa"/>
-        <w:right w:w="108" w:type="dxa"/>
-      </w:tblCellMar>
     </w:tblPr>
     <w:tblStylePr w:type="firstRow">
       <w:pPr>
@@ -8440,17 +11984,10 @@
     <w:tblPr>
       <w:tblStyleRowBandSize w:val="1"/>
       <w:tblStyleColBandSize w:val="1"/>
-      <w:tblInd w:w="0" w:type="dxa"/>
       <w:tblBorders>
         <w:top w:val="single" w:sz="18" w:space="0" w:color="auto"/>
         <w:bottom w:val="single" w:sz="18" w:space="0" w:color="auto"/>
       </w:tblBorders>
-      <w:tblCellMar>
-        <w:top w:w="0" w:type="dxa"/>
-        <w:left w:w="108" w:type="dxa"/>
-        <w:bottom w:w="0" w:type="dxa"/>
-        <w:right w:w="108" w:type="dxa"/>
-      </w:tblCellMar>
     </w:tblPr>
     <w:tblStylePr w:type="firstRow">
       <w:pPr>
@@ -8589,17 +12126,10 @@
     <w:tblPr>
       <w:tblStyleRowBandSize w:val="1"/>
       <w:tblStyleColBandSize w:val="1"/>
-      <w:tblInd w:w="0" w:type="dxa"/>
       <w:tblBorders>
         <w:top w:val="single" w:sz="18" w:space="0" w:color="auto"/>
         <w:bottom w:val="single" w:sz="18" w:space="0" w:color="auto"/>
       </w:tblBorders>
-      <w:tblCellMar>
-        <w:top w:w="0" w:type="dxa"/>
-        <w:left w:w="108" w:type="dxa"/>
-        <w:bottom w:w="0" w:type="dxa"/>
-        <w:right w:w="108" w:type="dxa"/>
-      </w:tblCellMar>
     </w:tblPr>
     <w:tblStylePr w:type="firstRow">
       <w:pPr>
@@ -8738,17 +12268,10 @@
     <w:tblPr>
       <w:tblStyleRowBandSize w:val="1"/>
       <w:tblStyleColBandSize w:val="1"/>
-      <w:tblInd w:w="0" w:type="dxa"/>
       <w:tblBorders>
         <w:top w:val="single" w:sz="18" w:space="0" w:color="auto"/>
         <w:bottom w:val="single" w:sz="18" w:space="0" w:color="auto"/>
       </w:tblBorders>
-      <w:tblCellMar>
-        <w:top w:w="0" w:type="dxa"/>
-        <w:left w:w="108" w:type="dxa"/>
-        <w:bottom w:w="0" w:type="dxa"/>
-        <w:right w:w="108" w:type="dxa"/>
-      </w:tblCellMar>
     </w:tblPr>
     <w:tblStylePr w:type="firstRow">
       <w:pPr>
@@ -8887,17 +12410,10 @@
     <w:tblPr>
       <w:tblStyleRowBandSize w:val="1"/>
       <w:tblStyleColBandSize w:val="1"/>
-      <w:tblInd w:w="0" w:type="dxa"/>
       <w:tblBorders>
         <w:top w:val="single" w:sz="18" w:space="0" w:color="auto"/>
         <w:bottom w:val="single" w:sz="18" w:space="0" w:color="auto"/>
       </w:tblBorders>
-      <w:tblCellMar>
-        <w:top w:w="0" w:type="dxa"/>
-        <w:left w:w="108" w:type="dxa"/>
-        <w:bottom w:w="0" w:type="dxa"/>
-        <w:right w:w="108" w:type="dxa"/>
-      </w:tblCellMar>
     </w:tblPr>
     <w:tblStylePr w:type="firstRow">
       <w:pPr>
@@ -9036,17 +12552,10 @@
     <w:tblPr>
       <w:tblStyleRowBandSize w:val="1"/>
       <w:tblStyleColBandSize w:val="1"/>
-      <w:tblInd w:w="0" w:type="dxa"/>
       <w:tblBorders>
         <w:top w:val="single" w:sz="18" w:space="0" w:color="auto"/>
         <w:bottom w:val="single" w:sz="18" w:space="0" w:color="auto"/>
       </w:tblBorders>
-      <w:tblCellMar>
-        <w:top w:w="0" w:type="dxa"/>
-        <w:left w:w="108" w:type="dxa"/>
-        <w:bottom w:w="0" w:type="dxa"/>
-        <w:right w:w="108" w:type="dxa"/>
-      </w:tblCellMar>
     </w:tblPr>
     <w:tblStylePr w:type="firstRow">
       <w:pPr>
@@ -9185,17 +12694,10 @@
     <w:tblPr>
       <w:tblStyleRowBandSize w:val="1"/>
       <w:tblStyleColBandSize w:val="1"/>
-      <w:tblInd w:w="0" w:type="dxa"/>
       <w:tblBorders>
         <w:top w:val="single" w:sz="18" w:space="0" w:color="auto"/>
         <w:bottom w:val="single" w:sz="18" w:space="0" w:color="auto"/>
       </w:tblBorders>
-      <w:tblCellMar>
-        <w:top w:w="0" w:type="dxa"/>
-        <w:left w:w="108" w:type="dxa"/>
-        <w:bottom w:w="0" w:type="dxa"/>
-        <w:right w:w="108" w:type="dxa"/>
-      </w:tblCellMar>
     </w:tblPr>
     <w:tblStylePr w:type="firstRow">
       <w:pPr>
@@ -9334,17 +12836,10 @@
     <w:tblPr>
       <w:tblStyleRowBandSize w:val="1"/>
       <w:tblStyleColBandSize w:val="1"/>
-      <w:tblInd w:w="0" w:type="dxa"/>
       <w:tblBorders>
         <w:top w:val="single" w:sz="18" w:space="0" w:color="auto"/>
         <w:bottom w:val="single" w:sz="18" w:space="0" w:color="auto"/>
       </w:tblBorders>
-      <w:tblCellMar>
-        <w:top w:w="0" w:type="dxa"/>
-        <w:left w:w="108" w:type="dxa"/>
-        <w:bottom w:w="0" w:type="dxa"/>
-        <w:right w:w="108" w:type="dxa"/>
-      </w:tblCellMar>
     </w:tblPr>
     <w:tblStylePr w:type="firstRow">
       <w:pPr>
@@ -9486,17 +12981,10 @@
     <w:tblPr>
       <w:tblStyleRowBandSize w:val="1"/>
       <w:tblStyleColBandSize w:val="1"/>
-      <w:tblInd w:w="0" w:type="dxa"/>
       <w:tblBorders>
         <w:top w:val="single" w:sz="8" w:space="0" w:color="000000" w:themeColor="text1"/>
         <w:bottom w:val="single" w:sz="8" w:space="0" w:color="000000" w:themeColor="text1"/>
       </w:tblBorders>
-      <w:tblCellMar>
-        <w:top w:w="0" w:type="dxa"/>
-        <w:left w:w="108" w:type="dxa"/>
-        <w:bottom w:w="0" w:type="dxa"/>
-        <w:right w:w="108" w:type="dxa"/>
-      </w:tblCellMar>
     </w:tblPr>
     <w:tblStylePr w:type="firstRow">
       <w:rPr>
@@ -9570,17 +13058,10 @@
     <w:tblPr>
       <w:tblStyleRowBandSize w:val="1"/>
       <w:tblStyleColBandSize w:val="1"/>
-      <w:tblInd w:w="0" w:type="dxa"/>
       <w:tblBorders>
         <w:top w:val="single" w:sz="8" w:space="0" w:color="4F81BD" w:themeColor="accent1"/>
         <w:bottom w:val="single" w:sz="8" w:space="0" w:color="4F81BD" w:themeColor="accent1"/>
       </w:tblBorders>
-      <w:tblCellMar>
-        <w:top w:w="0" w:type="dxa"/>
-        <w:left w:w="108" w:type="dxa"/>
-        <w:bottom w:w="0" w:type="dxa"/>
-        <w:right w:w="108" w:type="dxa"/>
-      </w:tblCellMar>
     </w:tblPr>
     <w:tblStylePr w:type="firstRow">
       <w:rPr>
@@ -9654,17 +13135,10 @@
     <w:tblPr>
       <w:tblStyleRowBandSize w:val="1"/>
       <w:tblStyleColBandSize w:val="1"/>
-      <w:tblInd w:w="0" w:type="dxa"/>
       <w:tblBorders>
         <w:top w:val="single" w:sz="8" w:space="0" w:color="C0504D" w:themeColor="accent2"/>
         <w:bottom w:val="single" w:sz="8" w:space="0" w:color="C0504D" w:themeColor="accent2"/>
       </w:tblBorders>
-      <w:tblCellMar>
-        <w:top w:w="0" w:type="dxa"/>
-        <w:left w:w="108" w:type="dxa"/>
-        <w:bottom w:w="0" w:type="dxa"/>
-        <w:right w:w="108" w:type="dxa"/>
-      </w:tblCellMar>
     </w:tblPr>
     <w:tblStylePr w:type="firstRow">
       <w:rPr>
@@ -9738,17 +13212,10 @@
     <w:tblPr>
       <w:tblStyleRowBandSize w:val="1"/>
       <w:tblStyleColBandSize w:val="1"/>
-      <w:tblInd w:w="0" w:type="dxa"/>
       <w:tblBorders>
         <w:top w:val="single" w:sz="8" w:space="0" w:color="9BBB59" w:themeColor="accent3"/>
         <w:bottom w:val="single" w:sz="8" w:space="0" w:color="9BBB59" w:themeColor="accent3"/>
       </w:tblBorders>
-      <w:tblCellMar>
-        <w:top w:w="0" w:type="dxa"/>
-        <w:left w:w="108" w:type="dxa"/>
-        <w:bottom w:w="0" w:type="dxa"/>
-        <w:right w:w="108" w:type="dxa"/>
-      </w:tblCellMar>
     </w:tblPr>
     <w:tblStylePr w:type="firstRow">
       <w:rPr>
@@ -9822,17 +13289,10 @@
     <w:tblPr>
       <w:tblStyleRowBandSize w:val="1"/>
       <w:tblStyleColBandSize w:val="1"/>
-      <w:tblInd w:w="0" w:type="dxa"/>
       <w:tblBorders>
         <w:top w:val="single" w:sz="8" w:space="0" w:color="8064A2" w:themeColor="accent4"/>
         <w:bottom w:val="single" w:sz="8" w:space="0" w:color="8064A2" w:themeColor="accent4"/>
       </w:tblBorders>
-      <w:tblCellMar>
-        <w:top w:w="0" w:type="dxa"/>
-        <w:left w:w="108" w:type="dxa"/>
-        <w:bottom w:w="0" w:type="dxa"/>
-        <w:right w:w="108" w:type="dxa"/>
-      </w:tblCellMar>
     </w:tblPr>
     <w:tblStylePr w:type="firstRow">
       <w:rPr>
@@ -9906,17 +13366,10 @@
     <w:tblPr>
       <w:tblStyleRowBandSize w:val="1"/>
       <w:tblStyleColBandSize w:val="1"/>
-      <w:tblInd w:w="0" w:type="dxa"/>
       <w:tblBorders>
         <w:top w:val="single" w:sz="8" w:space="0" w:color="4BACC6" w:themeColor="accent5"/>
         <w:bottom w:val="single" w:sz="8" w:space="0" w:color="4BACC6" w:themeColor="accent5"/>
       </w:tblBorders>
-      <w:tblCellMar>
-        <w:top w:w="0" w:type="dxa"/>
-        <w:left w:w="108" w:type="dxa"/>
-        <w:bottom w:w="0" w:type="dxa"/>
-        <w:right w:w="108" w:type="dxa"/>
-      </w:tblCellMar>
     </w:tblPr>
     <w:tblStylePr w:type="firstRow">
       <w:rPr>
@@ -9990,17 +13443,10 @@
     <w:tblPr>
       <w:tblStyleRowBandSize w:val="1"/>
       <w:tblStyleColBandSize w:val="1"/>
-      <w:tblInd w:w="0" w:type="dxa"/>
       <w:tblBorders>
         <w:top w:val="single" w:sz="8" w:space="0" w:color="F79646" w:themeColor="accent6"/>
         <w:bottom w:val="single" w:sz="8" w:space="0" w:color="F79646" w:themeColor="accent6"/>
       </w:tblBorders>
-      <w:tblCellMar>
-        <w:top w:w="0" w:type="dxa"/>
-        <w:left w:w="108" w:type="dxa"/>
-        <w:bottom w:w="0" w:type="dxa"/>
-        <w:right w:w="108" w:type="dxa"/>
-      </w:tblCellMar>
     </w:tblPr>
     <w:tblStylePr w:type="firstRow">
       <w:rPr>
@@ -10075,19 +13521,12 @@
     <w:tblPr>
       <w:tblStyleRowBandSize w:val="1"/>
       <w:tblStyleColBandSize w:val="1"/>
-      <w:tblInd w:w="0" w:type="dxa"/>
       <w:tblBorders>
         <w:top w:val="single" w:sz="8" w:space="0" w:color="000000" w:themeColor="text1"/>
         <w:left w:val="single" w:sz="8" w:space="0" w:color="000000" w:themeColor="text1"/>
         <w:bottom w:val="single" w:sz="8" w:space="0" w:color="000000" w:themeColor="text1"/>
         <w:right w:val="single" w:sz="8" w:space="0" w:color="000000" w:themeColor="text1"/>
       </w:tblBorders>
-      <w:tblCellMar>
-        <w:top w:w="0" w:type="dxa"/>
-        <w:left w:w="108" w:type="dxa"/>
-        <w:bottom w:w="0" w:type="dxa"/>
-        <w:right w:w="108" w:type="dxa"/>
-      </w:tblCellMar>
     </w:tblPr>
     <w:tblStylePr w:type="firstRow">
       <w:rPr>
@@ -10203,19 +13642,12 @@
     <w:tblPr>
       <w:tblStyleRowBandSize w:val="1"/>
       <w:tblStyleColBandSize w:val="1"/>
-      <w:tblInd w:w="0" w:type="dxa"/>
       <w:tblBorders>
         <w:top w:val="single" w:sz="8" w:space="0" w:color="4F81BD" w:themeColor="accent1"/>
         <w:left w:val="single" w:sz="8" w:space="0" w:color="4F81BD" w:themeColor="accent1"/>
         <w:bottom w:val="single" w:sz="8" w:space="0" w:color="4F81BD" w:themeColor="accent1"/>
         <w:right w:val="single" w:sz="8" w:space="0" w:color="4F81BD" w:themeColor="accent1"/>
       </w:tblBorders>
-      <w:tblCellMar>
-        <w:top w:w="0" w:type="dxa"/>
-        <w:left w:w="108" w:type="dxa"/>
-        <w:bottom w:w="0" w:type="dxa"/>
-        <w:right w:w="108" w:type="dxa"/>
-      </w:tblCellMar>
     </w:tblPr>
     <w:tblStylePr w:type="firstRow">
       <w:rPr>
@@ -10331,19 +13763,12 @@
     <w:tblPr>
       <w:tblStyleRowBandSize w:val="1"/>
       <w:tblStyleColBandSize w:val="1"/>
-      <w:tblInd w:w="0" w:type="dxa"/>
       <w:tblBorders>
         <w:top w:val="single" w:sz="8" w:space="0" w:color="C0504D" w:themeColor="accent2"/>
         <w:left w:val="single" w:sz="8" w:space="0" w:color="C0504D" w:themeColor="accent2"/>
         <w:bottom w:val="single" w:sz="8" w:space="0" w:color="C0504D" w:themeColor="accent2"/>
         <w:right w:val="single" w:sz="8" w:space="0" w:color="C0504D" w:themeColor="accent2"/>
       </w:tblBorders>
-      <w:tblCellMar>
-        <w:top w:w="0" w:type="dxa"/>
-        <w:left w:w="108" w:type="dxa"/>
-        <w:bottom w:w="0" w:type="dxa"/>
-        <w:right w:w="108" w:type="dxa"/>
-      </w:tblCellMar>
     </w:tblPr>
     <w:tblStylePr w:type="firstRow">
       <w:rPr>
@@ -10459,19 +13884,12 @@
     <w:tblPr>
       <w:tblStyleRowBandSize w:val="1"/>
       <w:tblStyleColBandSize w:val="1"/>
-      <w:tblInd w:w="0" w:type="dxa"/>
       <w:tblBorders>
         <w:top w:val="single" w:sz="8" w:space="0" w:color="9BBB59" w:themeColor="accent3"/>
         <w:left w:val="single" w:sz="8" w:space="0" w:color="9BBB59" w:themeColor="accent3"/>
         <w:bottom w:val="single" w:sz="8" w:space="0" w:color="9BBB59" w:themeColor="accent3"/>
         <w:right w:val="single" w:sz="8" w:space="0" w:color="9BBB59" w:themeColor="accent3"/>
       </w:tblBorders>
-      <w:tblCellMar>
-        <w:top w:w="0" w:type="dxa"/>
-        <w:left w:w="108" w:type="dxa"/>
-        <w:bottom w:w="0" w:type="dxa"/>
-        <w:right w:w="108" w:type="dxa"/>
-      </w:tblCellMar>
     </w:tblPr>
     <w:tblStylePr w:type="firstRow">
       <w:rPr>
@@ -10587,19 +14005,12 @@
     <w:tblPr>
       <w:tblStyleRowBandSize w:val="1"/>
       <w:tblStyleColBandSize w:val="1"/>
-      <w:tblInd w:w="0" w:type="dxa"/>
       <w:tblBorders>
         <w:top w:val="single" w:sz="8" w:space="0" w:color="8064A2" w:themeColor="accent4"/>
         <w:left w:val="single" w:sz="8" w:space="0" w:color="8064A2" w:themeColor="accent4"/>
         <w:bottom w:val="single" w:sz="8" w:space="0" w:color="8064A2" w:themeColor="accent4"/>
         <w:right w:val="single" w:sz="8" w:space="0" w:color="8064A2" w:themeColor="accent4"/>
       </w:tblBorders>
-      <w:tblCellMar>
-        <w:top w:w="0" w:type="dxa"/>
-        <w:left w:w="108" w:type="dxa"/>
-        <w:bottom w:w="0" w:type="dxa"/>
-        <w:right w:w="108" w:type="dxa"/>
-      </w:tblCellMar>
     </w:tblPr>
     <w:tblStylePr w:type="firstRow">
       <w:rPr>
@@ -10715,19 +14126,12 @@
     <w:tblPr>
       <w:tblStyleRowBandSize w:val="1"/>
       <w:tblStyleColBandSize w:val="1"/>
-      <w:tblInd w:w="0" w:type="dxa"/>
       <w:tblBorders>
         <w:top w:val="single" w:sz="8" w:space="0" w:color="4BACC6" w:themeColor="accent5"/>
         <w:left w:val="single" w:sz="8" w:space="0" w:color="4BACC6" w:themeColor="accent5"/>
         <w:bottom w:val="single" w:sz="8" w:space="0" w:color="4BACC6" w:themeColor="accent5"/>
         <w:right w:val="single" w:sz="8" w:space="0" w:color="4BACC6" w:themeColor="accent5"/>
       </w:tblBorders>
-      <w:tblCellMar>
-        <w:top w:w="0" w:type="dxa"/>
-        <w:left w:w="108" w:type="dxa"/>
-        <w:bottom w:w="0" w:type="dxa"/>
-        <w:right w:w="108" w:type="dxa"/>
-      </w:tblCellMar>
     </w:tblPr>
     <w:tblStylePr w:type="firstRow">
       <w:rPr>
@@ -10843,19 +14247,12 @@
     <w:tblPr>
       <w:tblStyleRowBandSize w:val="1"/>
       <w:tblStyleColBandSize w:val="1"/>
-      <w:tblInd w:w="0" w:type="dxa"/>
       <w:tblBorders>
         <w:top w:val="single" w:sz="8" w:space="0" w:color="F79646" w:themeColor="accent6"/>
         <w:left w:val="single" w:sz="8" w:space="0" w:color="F79646" w:themeColor="accent6"/>
         <w:bottom w:val="single" w:sz="8" w:space="0" w:color="F79646" w:themeColor="accent6"/>
         <w:right w:val="single" w:sz="8" w:space="0" w:color="F79646" w:themeColor="accent6"/>
       </w:tblBorders>
-      <w:tblCellMar>
-        <w:top w:w="0" w:type="dxa"/>
-        <w:left w:w="108" w:type="dxa"/>
-        <w:bottom w:w="0" w:type="dxa"/>
-        <w:right w:w="108" w:type="dxa"/>
-      </w:tblCellMar>
     </w:tblPr>
     <w:tblStylePr w:type="firstRow">
       <w:rPr>
@@ -10967,7 +14364,6 @@
     <w:tblPr>
       <w:tblStyleRowBandSize w:val="1"/>
       <w:tblStyleColBandSize w:val="1"/>
-      <w:tblInd w:w="0" w:type="dxa"/>
       <w:tblBorders>
         <w:top w:val="single" w:sz="8" w:space="0" w:color="404040" w:themeColor="text1" w:themeTint="BF"/>
         <w:left w:val="single" w:sz="8" w:space="0" w:color="404040" w:themeColor="text1" w:themeTint="BF"/>
@@ -10976,12 +14372,6 @@
         <w:insideH w:val="single" w:sz="8" w:space="0" w:color="404040" w:themeColor="text1" w:themeTint="BF"/>
         <w:insideV w:val="single" w:sz="8" w:space="0" w:color="404040" w:themeColor="text1" w:themeTint="BF"/>
       </w:tblBorders>
-      <w:tblCellMar>
-        <w:top w:w="0" w:type="dxa"/>
-        <w:left w:w="108" w:type="dxa"/>
-        <w:bottom w:w="0" w:type="dxa"/>
-        <w:right w:w="108" w:type="dxa"/>
-      </w:tblCellMar>
     </w:tblPr>
     <w:tcPr>
       <w:shd w:val="clear" w:color="auto" w:fill="C0C0C0" w:themeFill="text1" w:themeFillTint="3F"/>
@@ -11040,7 +14430,6 @@
     <w:tblPr>
       <w:tblStyleRowBandSize w:val="1"/>
       <w:tblStyleColBandSize w:val="1"/>
-      <w:tblInd w:w="0" w:type="dxa"/>
       <w:tblBorders>
         <w:top w:val="single" w:sz="8" w:space="0" w:color="7BA0CD" w:themeColor="accent1" w:themeTint="BF"/>
         <w:left w:val="single" w:sz="8" w:space="0" w:color="7BA0CD" w:themeColor="accent1" w:themeTint="BF"/>
@@ -11049,12 +14438,6 @@
         <w:insideH w:val="single" w:sz="8" w:space="0" w:color="7BA0CD" w:themeColor="accent1" w:themeTint="BF"/>
         <w:insideV w:val="single" w:sz="8" w:space="0" w:color="7BA0CD" w:themeColor="accent1" w:themeTint="BF"/>
       </w:tblBorders>
-      <w:tblCellMar>
-        <w:top w:w="0" w:type="dxa"/>
-        <w:left w:w="108" w:type="dxa"/>
-        <w:bottom w:w="0" w:type="dxa"/>
-        <w:right w:w="108" w:type="dxa"/>
-      </w:tblCellMar>
     </w:tblPr>
     <w:tcPr>
       <w:shd w:val="clear" w:color="auto" w:fill="D3DFEE" w:themeFill="accent1" w:themeFillTint="3F"/>
@@ -11113,7 +14496,6 @@
     <w:tblPr>
       <w:tblStyleRowBandSize w:val="1"/>
       <w:tblStyleColBandSize w:val="1"/>
-      <w:tblInd w:w="0" w:type="dxa"/>
       <w:tblBorders>
         <w:top w:val="single" w:sz="8" w:space="0" w:color="CF7B79" w:themeColor="accent2" w:themeTint="BF"/>
         <w:left w:val="single" w:sz="8" w:space="0" w:color="CF7B79" w:themeColor="accent2" w:themeTint="BF"/>
@@ -11122,12 +14504,6 @@
         <w:insideH w:val="single" w:sz="8" w:space="0" w:color="CF7B79" w:themeColor="accent2" w:themeTint="BF"/>
         <w:insideV w:val="single" w:sz="8" w:space="0" w:color="CF7B79" w:themeColor="accent2" w:themeTint="BF"/>
       </w:tblBorders>
-      <w:tblCellMar>
-        <w:top w:w="0" w:type="dxa"/>
-        <w:left w:w="108" w:type="dxa"/>
-        <w:bottom w:w="0" w:type="dxa"/>
-        <w:right w:w="108" w:type="dxa"/>
-      </w:tblCellMar>
     </w:tblPr>
     <w:tcPr>
       <w:shd w:val="clear" w:color="auto" w:fill="EFD3D2" w:themeFill="accent2" w:themeFillTint="3F"/>
@@ -11186,7 +14562,6 @@
     <w:tblPr>
       <w:tblStyleRowBandSize w:val="1"/>
       <w:tblStyleColBandSize w:val="1"/>
-      <w:tblInd w:w="0" w:type="dxa"/>
       <w:tblBorders>
         <w:top w:val="single" w:sz="8" w:space="0" w:color="B3CC82" w:themeColor="accent3" w:themeTint="BF"/>
         <w:left w:val="single" w:sz="8" w:space="0" w:color="B3CC82" w:themeColor="accent3" w:themeTint="BF"/>
@@ -11195,12 +14570,6 @@
         <w:insideH w:val="single" w:sz="8" w:space="0" w:color="B3CC82" w:themeColor="accent3" w:themeTint="BF"/>
         <w:insideV w:val="single" w:sz="8" w:space="0" w:color="B3CC82" w:themeColor="accent3" w:themeTint="BF"/>
       </w:tblBorders>
-      <w:tblCellMar>
-        <w:top w:w="0" w:type="dxa"/>
-        <w:left w:w="108" w:type="dxa"/>
-        <w:bottom w:w="0" w:type="dxa"/>
-        <w:right w:w="108" w:type="dxa"/>
-      </w:tblCellMar>
     </w:tblPr>
     <w:tcPr>
       <w:shd w:val="clear" w:color="auto" w:fill="E6EED5" w:themeFill="accent3" w:themeFillTint="3F"/>
@@ -11259,7 +14628,6 @@
     <w:tblPr>
       <w:tblStyleRowBandSize w:val="1"/>
       <w:tblStyleColBandSize w:val="1"/>
-      <w:tblInd w:w="0" w:type="dxa"/>
       <w:tblBorders>
         <w:top w:val="single" w:sz="8" w:space="0" w:color="9F8AB9" w:themeColor="accent4" w:themeTint="BF"/>
         <w:left w:val="single" w:sz="8" w:space="0" w:color="9F8AB9" w:themeColor="accent4" w:themeTint="BF"/>
@@ -11268,12 +14636,6 @@
         <w:insideH w:val="single" w:sz="8" w:space="0" w:color="9F8AB9" w:themeColor="accent4" w:themeTint="BF"/>
         <w:insideV w:val="single" w:sz="8" w:space="0" w:color="9F8AB9" w:themeColor="accent4" w:themeTint="BF"/>
       </w:tblBorders>
-      <w:tblCellMar>
-        <w:top w:w="0" w:type="dxa"/>
-        <w:left w:w="108" w:type="dxa"/>
-        <w:bottom w:w="0" w:type="dxa"/>
-        <w:right w:w="108" w:type="dxa"/>
-      </w:tblCellMar>
     </w:tblPr>
     <w:tcPr>
       <w:shd w:val="clear" w:color="auto" w:fill="DFD8E8" w:themeFill="accent4" w:themeFillTint="3F"/>
@@ -11332,7 +14694,6 @@
     <w:tblPr>
       <w:tblStyleRowBandSize w:val="1"/>
       <w:tblStyleColBandSize w:val="1"/>
-      <w:tblInd w:w="0" w:type="dxa"/>
       <w:tblBorders>
         <w:top w:val="single" w:sz="8" w:space="0" w:color="78C0D4" w:themeColor="accent5" w:themeTint="BF"/>
         <w:left w:val="single" w:sz="8" w:space="0" w:color="78C0D4" w:themeColor="accent5" w:themeTint="BF"/>
@@ -11341,12 +14702,6 @@
         <w:insideH w:val="single" w:sz="8" w:space="0" w:color="78C0D4" w:themeColor="accent5" w:themeTint="BF"/>
         <w:insideV w:val="single" w:sz="8" w:space="0" w:color="78C0D4" w:themeColor="accent5" w:themeTint="BF"/>
       </w:tblBorders>
-      <w:tblCellMar>
-        <w:top w:w="0" w:type="dxa"/>
-        <w:left w:w="108" w:type="dxa"/>
-        <w:bottom w:w="0" w:type="dxa"/>
-        <w:right w:w="108" w:type="dxa"/>
-      </w:tblCellMar>
     </w:tblPr>
     <w:tcPr>
       <w:shd w:val="clear" w:color="auto" w:fill="D2EAF1" w:themeFill="accent5" w:themeFillTint="3F"/>
@@ -11405,7 +14760,6 @@
     <w:tblPr>
       <w:tblStyleRowBandSize w:val="1"/>
       <w:tblStyleColBandSize w:val="1"/>
-      <w:tblInd w:w="0" w:type="dxa"/>
       <w:tblBorders>
         <w:top w:val="single" w:sz="8" w:space="0" w:color="F9B074" w:themeColor="accent6" w:themeTint="BF"/>
         <w:left w:val="single" w:sz="8" w:space="0" w:color="F9B074" w:themeColor="accent6" w:themeTint="BF"/>
@@ -11414,12 +14768,6 @@
         <w:insideH w:val="single" w:sz="8" w:space="0" w:color="F9B074" w:themeColor="accent6" w:themeTint="BF"/>
         <w:insideV w:val="single" w:sz="8" w:space="0" w:color="F9B074" w:themeColor="accent6" w:themeTint="BF"/>
       </w:tblBorders>
-      <w:tblCellMar>
-        <w:top w:w="0" w:type="dxa"/>
-        <w:left w:w="108" w:type="dxa"/>
-        <w:bottom w:w="0" w:type="dxa"/>
-        <w:right w:w="108" w:type="dxa"/>
-      </w:tblCellMar>
     </w:tblPr>
     <w:tcPr>
       <w:shd w:val="clear" w:color="auto" w:fill="FDE4D0" w:themeFill="accent6" w:themeFillTint="3F"/>
@@ -11482,7 +14830,6 @@
     <w:tblPr>
       <w:tblStyleRowBandSize w:val="1"/>
       <w:tblStyleColBandSize w:val="1"/>
-      <w:tblInd w:w="0" w:type="dxa"/>
       <w:tblBorders>
         <w:top w:val="single" w:sz="8" w:space="0" w:color="000000" w:themeColor="text1"/>
         <w:left w:val="single" w:sz="8" w:space="0" w:color="000000" w:themeColor="text1"/>
@@ -11491,12 +14838,6 @@
         <w:insideH w:val="single" w:sz="8" w:space="0" w:color="000000" w:themeColor="text1"/>
         <w:insideV w:val="single" w:sz="8" w:space="0" w:color="000000" w:themeColor="text1"/>
       </w:tblBorders>
-      <w:tblCellMar>
-        <w:top w:w="0" w:type="dxa"/>
-        <w:left w:w="108" w:type="dxa"/>
-        <w:bottom w:w="0" w:type="dxa"/>
-        <w:right w:w="108" w:type="dxa"/>
-      </w:tblCellMar>
     </w:tblPr>
     <w:tcPr>
       <w:shd w:val="clear" w:color="auto" w:fill="C0C0C0" w:themeFill="text1" w:themeFillTint="3F"/>
@@ -11607,7 +14948,6 @@
     <w:tblPr>
       <w:tblStyleRowBandSize w:val="1"/>
       <w:tblStyleColBandSize w:val="1"/>
-      <w:tblInd w:w="0" w:type="dxa"/>
       <w:tblBorders>
         <w:top w:val="single" w:sz="8" w:space="0" w:color="4F81BD" w:themeColor="accent1"/>
         <w:left w:val="single" w:sz="8" w:space="0" w:color="4F81BD" w:themeColor="accent1"/>
@@ -11616,12 +14956,6 @@
         <w:insideH w:val="single" w:sz="8" w:space="0" w:color="4F81BD" w:themeColor="accent1"/>
         <w:insideV w:val="single" w:sz="8" w:space="0" w:color="4F81BD" w:themeColor="accent1"/>
       </w:tblBorders>
-      <w:tblCellMar>
-        <w:top w:w="0" w:type="dxa"/>
-        <w:left w:w="108" w:type="dxa"/>
-        <w:bottom w:w="0" w:type="dxa"/>
-        <w:right w:w="108" w:type="dxa"/>
-      </w:tblCellMar>
     </w:tblPr>
     <w:tcPr>
       <w:shd w:val="clear" w:color="auto" w:fill="D3DFEE" w:themeFill="accent1" w:themeFillTint="3F"/>
@@ -11732,7 +15066,6 @@
     <w:tblPr>
       <w:tblStyleRowBandSize w:val="1"/>
       <w:tblStyleColBandSize w:val="1"/>
-      <w:tblInd w:w="0" w:type="dxa"/>
       <w:tblBorders>
         <w:top w:val="single" w:sz="8" w:space="0" w:color="C0504D" w:themeColor="accent2"/>
         <w:left w:val="single" w:sz="8" w:space="0" w:color="C0504D" w:themeColor="accent2"/>
@@ -11741,12 +15074,6 @@
         <w:insideH w:val="single" w:sz="8" w:space="0" w:color="C0504D" w:themeColor="accent2"/>
         <w:insideV w:val="single" w:sz="8" w:space="0" w:color="C0504D" w:themeColor="accent2"/>
       </w:tblBorders>
-      <w:tblCellMar>
-        <w:top w:w="0" w:type="dxa"/>
-        <w:left w:w="108" w:type="dxa"/>
-        <w:bottom w:w="0" w:type="dxa"/>
-        <w:right w:w="108" w:type="dxa"/>
-      </w:tblCellMar>
     </w:tblPr>
     <w:tcPr>
       <w:shd w:val="clear" w:color="auto" w:fill="EFD3D2" w:themeFill="accent2" w:themeFillTint="3F"/>
@@ -11857,7 +15184,6 @@
     <w:tblPr>
       <w:tblStyleRowBandSize w:val="1"/>
       <w:tblStyleColBandSize w:val="1"/>
-      <w:tblInd w:w="0" w:type="dxa"/>
       <w:tblBorders>
         <w:top w:val="single" w:sz="8" w:space="0" w:color="9BBB59" w:themeColor="accent3"/>
         <w:left w:val="single" w:sz="8" w:space="0" w:color="9BBB59" w:themeColor="accent3"/>
@@ -11866,12 +15192,6 @@
         <w:insideH w:val="single" w:sz="8" w:space="0" w:color="9BBB59" w:themeColor="accent3"/>
         <w:insideV w:val="single" w:sz="8" w:space="0" w:color="9BBB59" w:themeColor="accent3"/>
       </w:tblBorders>
-      <w:tblCellMar>
-        <w:top w:w="0" w:type="dxa"/>
-        <w:left w:w="108" w:type="dxa"/>
-        <w:bottom w:w="0" w:type="dxa"/>
-        <w:right w:w="108" w:type="dxa"/>
-      </w:tblCellMar>
     </w:tblPr>
     <w:tcPr>
       <w:shd w:val="clear" w:color="auto" w:fill="E6EED5" w:themeFill="accent3" w:themeFillTint="3F"/>
@@ -11982,7 +15302,6 @@
     <w:tblPr>
       <w:tblStyleRowBandSize w:val="1"/>
       <w:tblStyleColBandSize w:val="1"/>
-      <w:tblInd w:w="0" w:type="dxa"/>
       <w:tblBorders>
         <w:top w:val="single" w:sz="8" w:space="0" w:color="8064A2" w:themeColor="accent4"/>
         <w:left w:val="single" w:sz="8" w:space="0" w:color="8064A2" w:themeColor="accent4"/>
@@ -11991,12 +15310,6 @@
         <w:insideH w:val="single" w:sz="8" w:space="0" w:color="8064A2" w:themeColor="accent4"/>
         <w:insideV w:val="single" w:sz="8" w:space="0" w:color="8064A2" w:themeColor="accent4"/>
       </w:tblBorders>
-      <w:tblCellMar>
-        <w:top w:w="0" w:type="dxa"/>
-        <w:left w:w="108" w:type="dxa"/>
-        <w:bottom w:w="0" w:type="dxa"/>
-        <w:right w:w="108" w:type="dxa"/>
-      </w:tblCellMar>
     </w:tblPr>
     <w:tcPr>
       <w:shd w:val="clear" w:color="auto" w:fill="DFD8E8" w:themeFill="accent4" w:themeFillTint="3F"/>
@@ -12107,7 +15420,6 @@
     <w:tblPr>
       <w:tblStyleRowBandSize w:val="1"/>
       <w:tblStyleColBandSize w:val="1"/>
-      <w:tblInd w:w="0" w:type="dxa"/>
       <w:tblBorders>
         <w:top w:val="single" w:sz="8" w:space="0" w:color="4BACC6" w:themeColor="accent5"/>
         <w:left w:val="single" w:sz="8" w:space="0" w:color="4BACC6" w:themeColor="accent5"/>
@@ -12116,12 +15428,6 @@
         <w:insideH w:val="single" w:sz="8" w:space="0" w:color="4BACC6" w:themeColor="accent5"/>
         <w:insideV w:val="single" w:sz="8" w:space="0" w:color="4BACC6" w:themeColor="accent5"/>
       </w:tblBorders>
-      <w:tblCellMar>
-        <w:top w:w="0" w:type="dxa"/>
-        <w:left w:w="108" w:type="dxa"/>
-        <w:bottom w:w="0" w:type="dxa"/>
-        <w:right w:w="108" w:type="dxa"/>
-      </w:tblCellMar>
     </w:tblPr>
     <w:tcPr>
       <w:shd w:val="clear" w:color="auto" w:fill="D2EAF1" w:themeFill="accent5" w:themeFillTint="3F"/>
@@ -12232,7 +15538,6 @@
     <w:tblPr>
       <w:tblStyleRowBandSize w:val="1"/>
       <w:tblStyleColBandSize w:val="1"/>
-      <w:tblInd w:w="0" w:type="dxa"/>
       <w:tblBorders>
         <w:top w:val="single" w:sz="8" w:space="0" w:color="F79646" w:themeColor="accent6"/>
         <w:left w:val="single" w:sz="8" w:space="0" w:color="F79646" w:themeColor="accent6"/>
@@ -12241,12 +15546,6 @@
         <w:insideH w:val="single" w:sz="8" w:space="0" w:color="F79646" w:themeColor="accent6"/>
         <w:insideV w:val="single" w:sz="8" w:space="0" w:color="F79646" w:themeColor="accent6"/>
       </w:tblBorders>
-      <w:tblCellMar>
-        <w:top w:w="0" w:type="dxa"/>
-        <w:left w:w="108" w:type="dxa"/>
-        <w:bottom w:w="0" w:type="dxa"/>
-        <w:right w:w="108" w:type="dxa"/>
-      </w:tblCellMar>
     </w:tblPr>
     <w:tcPr>
       <w:shd w:val="clear" w:color="auto" w:fill="FDE4D0" w:themeFill="accent6" w:themeFillTint="3F"/>
@@ -12353,7 +15652,6 @@
     <w:tblPr>
       <w:tblStyleRowBandSize w:val="1"/>
       <w:tblStyleColBandSize w:val="1"/>
-      <w:tblInd w:w="0" w:type="dxa"/>
       <w:tblBorders>
         <w:top w:val="single" w:sz="8" w:space="0" w:color="FFFFFF" w:themeColor="background1"/>
         <w:left w:val="single" w:sz="8" w:space="0" w:color="FFFFFF" w:themeColor="background1"/>
@@ -12362,12 +15660,6 @@
         <w:insideH w:val="single" w:sz="6" w:space="0" w:color="FFFFFF" w:themeColor="background1"/>
         <w:insideV w:val="single" w:sz="6" w:space="0" w:color="FFFFFF" w:themeColor="background1"/>
       </w:tblBorders>
-      <w:tblCellMar>
-        <w:top w:w="0" w:type="dxa"/>
-        <w:left w:w="108" w:type="dxa"/>
-        <w:bottom w:w="0" w:type="dxa"/>
-        <w:right w:w="108" w:type="dxa"/>
-      </w:tblCellMar>
     </w:tblPr>
     <w:tcPr>
       <w:shd w:val="clear" w:color="auto" w:fill="C0C0C0" w:themeFill="text1" w:themeFillTint="3F"/>
@@ -12494,7 +15786,6 @@
     <w:tblPr>
       <w:tblStyleRowBandSize w:val="1"/>
       <w:tblStyleColBandSize w:val="1"/>
-      <w:tblInd w:w="0" w:type="dxa"/>
       <w:tblBorders>
         <w:top w:val="single" w:sz="8" w:space="0" w:color="FFFFFF" w:themeColor="background1"/>
         <w:left w:val="single" w:sz="8" w:space="0" w:color="FFFFFF" w:themeColor="background1"/>
@@ -12503,12 +15794,6 @@
         <w:insideH w:val="single" w:sz="6" w:space="0" w:color="FFFFFF" w:themeColor="background1"/>
         <w:insideV w:val="single" w:sz="6" w:space="0" w:color="FFFFFF" w:themeColor="background1"/>
       </w:tblBorders>
-      <w:tblCellMar>
-        <w:top w:w="0" w:type="dxa"/>
-        <w:left w:w="108" w:type="dxa"/>
-        <w:bottom w:w="0" w:type="dxa"/>
-        <w:right w:w="108" w:type="dxa"/>
-      </w:tblCellMar>
     </w:tblPr>
     <w:tcPr>
       <w:shd w:val="clear" w:color="auto" w:fill="D3DFEE" w:themeFill="accent1" w:themeFillTint="3F"/>
@@ -12635,7 +15920,6 @@
     <w:tblPr>
       <w:tblStyleRowBandSize w:val="1"/>
       <w:tblStyleColBandSize w:val="1"/>
-      <w:tblInd w:w="0" w:type="dxa"/>
       <w:tblBorders>
         <w:top w:val="single" w:sz="8" w:space="0" w:color="FFFFFF" w:themeColor="background1"/>
         <w:left w:val="single" w:sz="8" w:space="0" w:color="FFFFFF" w:themeColor="background1"/>
@@ -12644,12 +15928,6 @@
         <w:insideH w:val="single" w:sz="6" w:space="0" w:color="FFFFFF" w:themeColor="background1"/>
         <w:insideV w:val="single" w:sz="6" w:space="0" w:color="FFFFFF" w:themeColor="background1"/>
       </w:tblBorders>
-      <w:tblCellMar>
-        <w:top w:w="0" w:type="dxa"/>
-        <w:left w:w="108" w:type="dxa"/>
-        <w:bottom w:w="0" w:type="dxa"/>
-        <w:right w:w="108" w:type="dxa"/>
-      </w:tblCellMar>
     </w:tblPr>
     <w:tcPr>
       <w:shd w:val="clear" w:color="auto" w:fill="EFD3D2" w:themeFill="accent2" w:themeFillTint="3F"/>
@@ -12776,7 +16054,6 @@
     <w:tblPr>
       <w:tblStyleRowBandSize w:val="1"/>
       <w:tblStyleColBandSize w:val="1"/>
-      <w:tblInd w:w="0" w:type="dxa"/>
       <w:tblBorders>
         <w:top w:val="single" w:sz="8" w:space="0" w:color="FFFFFF" w:themeColor="background1"/>
         <w:left w:val="single" w:sz="8" w:space="0" w:color="FFFFFF" w:themeColor="background1"/>
@@ -12785,12 +16062,6 @@
         <w:insideH w:val="single" w:sz="6" w:space="0" w:color="FFFFFF" w:themeColor="background1"/>
         <w:insideV w:val="single" w:sz="6" w:space="0" w:color="FFFFFF" w:themeColor="background1"/>
       </w:tblBorders>
-      <w:tblCellMar>
-        <w:top w:w="0" w:type="dxa"/>
-        <w:left w:w="108" w:type="dxa"/>
-        <w:bottom w:w="0" w:type="dxa"/>
-        <w:right w:w="108" w:type="dxa"/>
-      </w:tblCellMar>
     </w:tblPr>
     <w:tcPr>
       <w:shd w:val="clear" w:color="auto" w:fill="E6EED5" w:themeFill="accent3" w:themeFillTint="3F"/>
@@ -12917,7 +16188,6 @@
     <w:tblPr>
       <w:tblStyleRowBandSize w:val="1"/>
       <w:tblStyleColBandSize w:val="1"/>
-      <w:tblInd w:w="0" w:type="dxa"/>
       <w:tblBorders>
         <w:top w:val="single" w:sz="8" w:space="0" w:color="FFFFFF" w:themeColor="background1"/>
         <w:left w:val="single" w:sz="8" w:space="0" w:color="FFFFFF" w:themeColor="background1"/>
@@ -12926,12 +16196,6 @@
         <w:insideH w:val="single" w:sz="6" w:space="0" w:color="FFFFFF" w:themeColor="background1"/>
         <w:insideV w:val="single" w:sz="6" w:space="0" w:color="FFFFFF" w:themeColor="background1"/>
       </w:tblBorders>
-      <w:tblCellMar>
-        <w:top w:w="0" w:type="dxa"/>
-        <w:left w:w="108" w:type="dxa"/>
-        <w:bottom w:w="0" w:type="dxa"/>
-        <w:right w:w="108" w:type="dxa"/>
-      </w:tblCellMar>
     </w:tblPr>
     <w:tcPr>
       <w:shd w:val="clear" w:color="auto" w:fill="DFD8E8" w:themeFill="accent4" w:themeFillTint="3F"/>
@@ -13058,7 +16322,6 @@
     <w:tblPr>
       <w:tblStyleRowBandSize w:val="1"/>
       <w:tblStyleColBandSize w:val="1"/>
-      <w:tblInd w:w="0" w:type="dxa"/>
       <w:tblBorders>
         <w:top w:val="single" w:sz="8" w:space="0" w:color="FFFFFF" w:themeColor="background1"/>
         <w:left w:val="single" w:sz="8" w:space="0" w:color="FFFFFF" w:themeColor="background1"/>
@@ -13067,12 +16330,6 @@
         <w:insideH w:val="single" w:sz="6" w:space="0" w:color="FFFFFF" w:themeColor="background1"/>
         <w:insideV w:val="single" w:sz="6" w:space="0" w:color="FFFFFF" w:themeColor="background1"/>
       </w:tblBorders>
-      <w:tblCellMar>
-        <w:top w:w="0" w:type="dxa"/>
-        <w:left w:w="108" w:type="dxa"/>
-        <w:bottom w:w="0" w:type="dxa"/>
-        <w:right w:w="108" w:type="dxa"/>
-      </w:tblCellMar>
     </w:tblPr>
     <w:tcPr>
       <w:shd w:val="clear" w:color="auto" w:fill="D2EAF1" w:themeFill="accent5" w:themeFillTint="3F"/>
@@ -13199,7 +16456,6 @@
     <w:tblPr>
       <w:tblStyleRowBandSize w:val="1"/>
       <w:tblStyleColBandSize w:val="1"/>
-      <w:tblInd w:w="0" w:type="dxa"/>
       <w:tblBorders>
         <w:top w:val="single" w:sz="8" w:space="0" w:color="FFFFFF" w:themeColor="background1"/>
         <w:left w:val="single" w:sz="8" w:space="0" w:color="FFFFFF" w:themeColor="background1"/>
@@ -13208,12 +16464,6 @@
         <w:insideH w:val="single" w:sz="6" w:space="0" w:color="FFFFFF" w:themeColor="background1"/>
         <w:insideV w:val="single" w:sz="6" w:space="0" w:color="FFFFFF" w:themeColor="background1"/>
       </w:tblBorders>
-      <w:tblCellMar>
-        <w:top w:w="0" w:type="dxa"/>
-        <w:left w:w="108" w:type="dxa"/>
-        <w:bottom w:w="0" w:type="dxa"/>
-        <w:right w:w="108" w:type="dxa"/>
-      </w:tblCellMar>
     </w:tblPr>
     <w:tcPr>
       <w:shd w:val="clear" w:color="auto" w:fill="FDE4D0" w:themeFill="accent6" w:themeFillTint="3F"/>
@@ -13343,13 +16593,6 @@
     <w:tblPr>
       <w:tblStyleRowBandSize w:val="1"/>
       <w:tblStyleColBandSize w:val="1"/>
-      <w:tblInd w:w="0" w:type="dxa"/>
-      <w:tblCellMar>
-        <w:top w:w="0" w:type="dxa"/>
-        <w:left w:w="108" w:type="dxa"/>
-        <w:bottom w:w="0" w:type="dxa"/>
-        <w:right w:w="108" w:type="dxa"/>
-      </w:tblCellMar>
     </w:tblPr>
     <w:tcPr>
       <w:shd w:val="clear" w:color="auto" w:fill="000000" w:themeFill="text1"/>
@@ -13457,13 +16700,6 @@
     <w:tblPr>
       <w:tblStyleRowBandSize w:val="1"/>
       <w:tblStyleColBandSize w:val="1"/>
-      <w:tblInd w:w="0" w:type="dxa"/>
-      <w:tblCellMar>
-        <w:top w:w="0" w:type="dxa"/>
-        <w:left w:w="108" w:type="dxa"/>
-        <w:bottom w:w="0" w:type="dxa"/>
-        <w:right w:w="108" w:type="dxa"/>
-      </w:tblCellMar>
     </w:tblPr>
     <w:tcPr>
       <w:shd w:val="clear" w:color="auto" w:fill="4F81BD" w:themeFill="accent1"/>
@@ -13571,13 +16807,6 @@
     <w:tblPr>
       <w:tblStyleRowBandSize w:val="1"/>
       <w:tblStyleColBandSize w:val="1"/>
-      <w:tblInd w:w="0" w:type="dxa"/>
-      <w:tblCellMar>
-        <w:top w:w="0" w:type="dxa"/>
-        <w:left w:w="108" w:type="dxa"/>
-        <w:bottom w:w="0" w:type="dxa"/>
-        <w:right w:w="108" w:type="dxa"/>
-      </w:tblCellMar>
     </w:tblPr>
     <w:tcPr>
       <w:shd w:val="clear" w:color="auto" w:fill="C0504D" w:themeFill="accent2"/>
@@ -13685,13 +16914,6 @@
     <w:tblPr>
       <w:tblStyleRowBandSize w:val="1"/>
       <w:tblStyleColBandSize w:val="1"/>
-      <w:tblInd w:w="0" w:type="dxa"/>
-      <w:tblCellMar>
-        <w:top w:w="0" w:type="dxa"/>
-        <w:left w:w="108" w:type="dxa"/>
-        <w:bottom w:w="0" w:type="dxa"/>
-        <w:right w:w="108" w:type="dxa"/>
-      </w:tblCellMar>
     </w:tblPr>
     <w:tcPr>
       <w:shd w:val="clear" w:color="auto" w:fill="9BBB59" w:themeFill="accent3"/>
@@ -13799,13 +17021,6 @@
     <w:tblPr>
       <w:tblStyleRowBandSize w:val="1"/>
       <w:tblStyleColBandSize w:val="1"/>
-      <w:tblInd w:w="0" w:type="dxa"/>
-      <w:tblCellMar>
-        <w:top w:w="0" w:type="dxa"/>
-        <w:left w:w="108" w:type="dxa"/>
-        <w:bottom w:w="0" w:type="dxa"/>
-        <w:right w:w="108" w:type="dxa"/>
-      </w:tblCellMar>
     </w:tblPr>
     <w:tcPr>
       <w:shd w:val="clear" w:color="auto" w:fill="8064A2" w:themeFill="accent4"/>
@@ -13913,13 +17128,6 @@
     <w:tblPr>
       <w:tblStyleRowBandSize w:val="1"/>
       <w:tblStyleColBandSize w:val="1"/>
-      <w:tblInd w:w="0" w:type="dxa"/>
-      <w:tblCellMar>
-        <w:top w:w="0" w:type="dxa"/>
-        <w:left w:w="108" w:type="dxa"/>
-        <w:bottom w:w="0" w:type="dxa"/>
-        <w:right w:w="108" w:type="dxa"/>
-      </w:tblCellMar>
     </w:tblPr>
     <w:tcPr>
       <w:shd w:val="clear" w:color="auto" w:fill="4BACC6" w:themeFill="accent5"/>
@@ -14027,13 +17235,6 @@
     <w:tblPr>
       <w:tblStyleRowBandSize w:val="1"/>
       <w:tblStyleColBandSize w:val="1"/>
-      <w:tblInd w:w="0" w:type="dxa"/>
-      <w:tblCellMar>
-        <w:top w:w="0" w:type="dxa"/>
-        <w:left w:w="108" w:type="dxa"/>
-        <w:bottom w:w="0" w:type="dxa"/>
-        <w:right w:w="108" w:type="dxa"/>
-      </w:tblCellMar>
     </w:tblPr>
     <w:tcPr>
       <w:shd w:val="clear" w:color="auto" w:fill="F79646" w:themeFill="accent6"/>
@@ -14141,7 +17342,6 @@
     <w:tblPr>
       <w:tblStyleRowBandSize w:val="1"/>
       <w:tblStyleColBandSize w:val="1"/>
-      <w:tblInd w:w="0" w:type="dxa"/>
       <w:tblBorders>
         <w:top w:val="single" w:sz="24" w:space="0" w:color="C0504D" w:themeColor="accent2"/>
         <w:left w:val="single" w:sz="4" w:space="0" w:color="000000" w:themeColor="text1"/>
@@ -14150,12 +17350,6 @@
         <w:insideH w:val="single" w:sz="4" w:space="0" w:color="FFFFFF" w:themeColor="background1"/>
         <w:insideV w:val="single" w:sz="4" w:space="0" w:color="FFFFFF" w:themeColor="background1"/>
       </w:tblBorders>
-      <w:tblCellMar>
-        <w:top w:w="0" w:type="dxa"/>
-        <w:left w:w="108" w:type="dxa"/>
-        <w:bottom w:w="0" w:type="dxa"/>
-        <w:right w:w="108" w:type="dxa"/>
-      </w:tblCellMar>
     </w:tblPr>
     <w:tcPr>
       <w:shd w:val="clear" w:color="auto" w:fill="E6E6E6" w:themeFill="text1" w:themeFillTint="19"/>
@@ -14263,7 +17457,6 @@
     <w:tblPr>
       <w:tblStyleRowBandSize w:val="1"/>
       <w:tblStyleColBandSize w:val="1"/>
-      <w:tblInd w:w="0" w:type="dxa"/>
       <w:tblBorders>
         <w:top w:val="single" w:sz="24" w:space="0" w:color="C0504D" w:themeColor="accent2"/>
         <w:left w:val="single" w:sz="4" w:space="0" w:color="4F81BD" w:themeColor="accent1"/>
@@ -14272,12 +17465,6 @@
         <w:insideH w:val="single" w:sz="4" w:space="0" w:color="FFFFFF" w:themeColor="background1"/>
         <w:insideV w:val="single" w:sz="4" w:space="0" w:color="FFFFFF" w:themeColor="background1"/>
       </w:tblBorders>
-      <w:tblCellMar>
-        <w:top w:w="0" w:type="dxa"/>
-        <w:left w:w="108" w:type="dxa"/>
-        <w:bottom w:w="0" w:type="dxa"/>
-        <w:right w:w="108" w:type="dxa"/>
-      </w:tblCellMar>
     </w:tblPr>
     <w:tcPr>
       <w:shd w:val="clear" w:color="auto" w:fill="EDF2F8" w:themeFill="accent1" w:themeFillTint="19"/>
@@ -14385,7 +17572,6 @@
     <w:tblPr>
       <w:tblStyleRowBandSize w:val="1"/>
       <w:tblStyleColBandSize w:val="1"/>
-      <w:tblInd w:w="0" w:type="dxa"/>
       <w:tblBorders>
         <w:top w:val="single" w:sz="24" w:space="0" w:color="C0504D" w:themeColor="accent2"/>
         <w:left w:val="single" w:sz="4" w:space="0" w:color="C0504D" w:themeColor="accent2"/>
@@ -14394,12 +17580,6 @@
         <w:insideH w:val="single" w:sz="4" w:space="0" w:color="FFFFFF" w:themeColor="background1"/>
         <w:insideV w:val="single" w:sz="4" w:space="0" w:color="FFFFFF" w:themeColor="background1"/>
       </w:tblBorders>
-      <w:tblCellMar>
-        <w:top w:w="0" w:type="dxa"/>
-        <w:left w:w="108" w:type="dxa"/>
-        <w:bottom w:w="0" w:type="dxa"/>
-        <w:right w:w="108" w:type="dxa"/>
-      </w:tblCellMar>
     </w:tblPr>
     <w:tcPr>
       <w:shd w:val="clear" w:color="auto" w:fill="F8EDED" w:themeFill="accent2" w:themeFillTint="19"/>
@@ -14507,7 +17687,6 @@
     <w:tblPr>
       <w:tblStyleRowBandSize w:val="1"/>
       <w:tblStyleColBandSize w:val="1"/>
-      <w:tblInd w:w="0" w:type="dxa"/>
       <w:tblBorders>
         <w:top w:val="single" w:sz="24" w:space="0" w:color="8064A2" w:themeColor="accent4"/>
         <w:left w:val="single" w:sz="4" w:space="0" w:color="9BBB59" w:themeColor="accent3"/>
@@ -14516,12 +17695,6 @@
         <w:insideH w:val="single" w:sz="4" w:space="0" w:color="FFFFFF" w:themeColor="background1"/>
         <w:insideV w:val="single" w:sz="4" w:space="0" w:color="FFFFFF" w:themeColor="background1"/>
       </w:tblBorders>
-      <w:tblCellMar>
-        <w:top w:w="0" w:type="dxa"/>
-        <w:left w:w="108" w:type="dxa"/>
-        <w:bottom w:w="0" w:type="dxa"/>
-        <w:right w:w="108" w:type="dxa"/>
-      </w:tblCellMar>
     </w:tblPr>
     <w:tcPr>
       <w:shd w:val="clear" w:color="auto" w:fill="F5F8EE" w:themeFill="accent3" w:themeFillTint="19"/>
@@ -14619,7 +17792,6 @@
     <w:tblPr>
       <w:tblStyleRowBandSize w:val="1"/>
       <w:tblStyleColBandSize w:val="1"/>
-      <w:tblInd w:w="0" w:type="dxa"/>
       <w:tblBorders>
         <w:top w:val="single" w:sz="24" w:space="0" w:color="9BBB59" w:themeColor="accent3"/>
         <w:left w:val="single" w:sz="4" w:space="0" w:color="8064A2" w:themeColor="accent4"/>
@@ -14628,12 +17800,6 @@
         <w:insideH w:val="single" w:sz="4" w:space="0" w:color="FFFFFF" w:themeColor="background1"/>
         <w:insideV w:val="single" w:sz="4" w:space="0" w:color="FFFFFF" w:themeColor="background1"/>
       </w:tblBorders>
-      <w:tblCellMar>
-        <w:top w:w="0" w:type="dxa"/>
-        <w:left w:w="108" w:type="dxa"/>
-        <w:bottom w:w="0" w:type="dxa"/>
-        <w:right w:w="108" w:type="dxa"/>
-      </w:tblCellMar>
     </w:tblPr>
     <w:tcPr>
       <w:shd w:val="clear" w:color="auto" w:fill="F2EFF6" w:themeFill="accent4" w:themeFillTint="19"/>
@@ -14741,7 +17907,6 @@
     <w:tblPr>
       <w:tblStyleRowBandSize w:val="1"/>
       <w:tblStyleColBandSize w:val="1"/>
-      <w:tblInd w:w="0" w:type="dxa"/>
       <w:tblBorders>
         <w:top w:val="single" w:sz="24" w:space="0" w:color="F79646" w:themeColor="accent6"/>
         <w:left w:val="single" w:sz="4" w:space="0" w:color="4BACC6" w:themeColor="accent5"/>
@@ -14750,12 +17915,6 @@
         <w:insideH w:val="single" w:sz="4" w:space="0" w:color="FFFFFF" w:themeColor="background1"/>
         <w:insideV w:val="single" w:sz="4" w:space="0" w:color="FFFFFF" w:themeColor="background1"/>
       </w:tblBorders>
-      <w:tblCellMar>
-        <w:top w:w="0" w:type="dxa"/>
-        <w:left w:w="108" w:type="dxa"/>
-        <w:bottom w:w="0" w:type="dxa"/>
-        <w:right w:w="108" w:type="dxa"/>
-      </w:tblCellMar>
     </w:tblPr>
     <w:tcPr>
       <w:shd w:val="clear" w:color="auto" w:fill="EDF6F9" w:themeFill="accent5" w:themeFillTint="19"/>
@@ -14863,7 +18022,6 @@
     <w:tblPr>
       <w:tblStyleRowBandSize w:val="1"/>
       <w:tblStyleColBandSize w:val="1"/>
-      <w:tblInd w:w="0" w:type="dxa"/>
       <w:tblBorders>
         <w:top w:val="single" w:sz="24" w:space="0" w:color="4BACC6" w:themeColor="accent5"/>
         <w:left w:val="single" w:sz="4" w:space="0" w:color="F79646" w:themeColor="accent6"/>
@@ -14872,12 +18030,6 @@
         <w:insideH w:val="single" w:sz="4" w:space="0" w:color="FFFFFF" w:themeColor="background1"/>
         <w:insideV w:val="single" w:sz="4" w:space="0" w:color="FFFFFF" w:themeColor="background1"/>
       </w:tblBorders>
-      <w:tblCellMar>
-        <w:top w:w="0" w:type="dxa"/>
-        <w:left w:w="108" w:type="dxa"/>
-        <w:bottom w:w="0" w:type="dxa"/>
-        <w:right w:w="108" w:type="dxa"/>
-      </w:tblCellMar>
     </w:tblPr>
     <w:tcPr>
       <w:shd w:val="clear" w:color="auto" w:fill="FEF4EC" w:themeFill="accent6" w:themeFillTint="19"/>
@@ -14985,13 +18137,6 @@
     <w:tblPr>
       <w:tblStyleRowBandSize w:val="1"/>
       <w:tblStyleColBandSize w:val="1"/>
-      <w:tblInd w:w="0" w:type="dxa"/>
-      <w:tblCellMar>
-        <w:top w:w="0" w:type="dxa"/>
-        <w:left w:w="108" w:type="dxa"/>
-        <w:bottom w:w="0" w:type="dxa"/>
-        <w:right w:w="108" w:type="dxa"/>
-      </w:tblCellMar>
     </w:tblPr>
     <w:tcPr>
       <w:shd w:val="clear" w:color="auto" w:fill="E6E6E6" w:themeFill="text1" w:themeFillTint="19"/>
@@ -15071,13 +18216,6 @@
     <w:tblPr>
       <w:tblStyleRowBandSize w:val="1"/>
       <w:tblStyleColBandSize w:val="1"/>
-      <w:tblInd w:w="0" w:type="dxa"/>
-      <w:tblCellMar>
-        <w:top w:w="0" w:type="dxa"/>
-        <w:left w:w="108" w:type="dxa"/>
-        <w:bottom w:w="0" w:type="dxa"/>
-        <w:right w:w="108" w:type="dxa"/>
-      </w:tblCellMar>
     </w:tblPr>
     <w:tcPr>
       <w:shd w:val="clear" w:color="auto" w:fill="EDF2F8" w:themeFill="accent1" w:themeFillTint="19"/>
@@ -15157,13 +18295,6 @@
     <w:tblPr>
       <w:tblStyleRowBandSize w:val="1"/>
       <w:tblStyleColBandSize w:val="1"/>
-      <w:tblInd w:w="0" w:type="dxa"/>
-      <w:tblCellMar>
-        <w:top w:w="0" w:type="dxa"/>
-        <w:left w:w="108" w:type="dxa"/>
-        <w:bottom w:w="0" w:type="dxa"/>
-        <w:right w:w="108" w:type="dxa"/>
-      </w:tblCellMar>
     </w:tblPr>
     <w:tcPr>
       <w:shd w:val="clear" w:color="auto" w:fill="F8EDED" w:themeFill="accent2" w:themeFillTint="19"/>
@@ -15243,13 +18374,6 @@
     <w:tblPr>
       <w:tblStyleRowBandSize w:val="1"/>
       <w:tblStyleColBandSize w:val="1"/>
-      <w:tblInd w:w="0" w:type="dxa"/>
-      <w:tblCellMar>
-        <w:top w:w="0" w:type="dxa"/>
-        <w:left w:w="108" w:type="dxa"/>
-        <w:bottom w:w="0" w:type="dxa"/>
-        <w:right w:w="108" w:type="dxa"/>
-      </w:tblCellMar>
     </w:tblPr>
     <w:tcPr>
       <w:shd w:val="clear" w:color="auto" w:fill="F5F8EE" w:themeFill="accent3" w:themeFillTint="19"/>
@@ -15329,13 +18453,6 @@
     <w:tblPr>
       <w:tblStyleRowBandSize w:val="1"/>
       <w:tblStyleColBandSize w:val="1"/>
-      <w:tblInd w:w="0" w:type="dxa"/>
-      <w:tblCellMar>
-        <w:top w:w="0" w:type="dxa"/>
-        <w:left w:w="108" w:type="dxa"/>
-        <w:bottom w:w="0" w:type="dxa"/>
-        <w:right w:w="108" w:type="dxa"/>
-      </w:tblCellMar>
     </w:tblPr>
     <w:tcPr>
       <w:shd w:val="clear" w:color="auto" w:fill="F2EFF6" w:themeFill="accent4" w:themeFillTint="19"/>
@@ -15415,13 +18532,6 @@
     <w:tblPr>
       <w:tblStyleRowBandSize w:val="1"/>
       <w:tblStyleColBandSize w:val="1"/>
-      <w:tblInd w:w="0" w:type="dxa"/>
-      <w:tblCellMar>
-        <w:top w:w="0" w:type="dxa"/>
-        <w:left w:w="108" w:type="dxa"/>
-        <w:bottom w:w="0" w:type="dxa"/>
-        <w:right w:w="108" w:type="dxa"/>
-      </w:tblCellMar>
     </w:tblPr>
     <w:tcPr>
       <w:shd w:val="clear" w:color="auto" w:fill="EDF6F9" w:themeFill="accent5" w:themeFillTint="19"/>
@@ -15501,13 +18611,6 @@
     <w:tblPr>
       <w:tblStyleRowBandSize w:val="1"/>
       <w:tblStyleColBandSize w:val="1"/>
-      <w:tblInd w:w="0" w:type="dxa"/>
-      <w:tblCellMar>
-        <w:top w:w="0" w:type="dxa"/>
-        <w:left w:w="108" w:type="dxa"/>
-        <w:bottom w:w="0" w:type="dxa"/>
-        <w:right w:w="108" w:type="dxa"/>
-      </w:tblCellMar>
     </w:tblPr>
     <w:tcPr>
       <w:shd w:val="clear" w:color="auto" w:fill="FEF4EC" w:themeFill="accent6" w:themeFillTint="19"/>
@@ -15587,16 +18690,9 @@
     <w:tblPr>
       <w:tblStyleRowBandSize w:val="1"/>
       <w:tblStyleColBandSize w:val="1"/>
-      <w:tblInd w:w="0" w:type="dxa"/>
       <w:tblBorders>
         <w:insideH w:val="single" w:sz="4" w:space="0" w:color="FFFFFF" w:themeColor="background1"/>
       </w:tblBorders>
-      <w:tblCellMar>
-        <w:top w:w="0" w:type="dxa"/>
-        <w:left w:w="108" w:type="dxa"/>
-        <w:bottom w:w="0" w:type="dxa"/>
-        <w:right w:w="108" w:type="dxa"/>
-      </w:tblCellMar>
     </w:tblPr>
     <w:tcPr>
       <w:shd w:val="clear" w:color="auto" w:fill="CCCCCC" w:themeFill="text1" w:themeFillTint="33"/>
@@ -15667,16 +18763,9 @@
     <w:tblPr>
       <w:tblStyleRowBandSize w:val="1"/>
       <w:tblStyleColBandSize w:val="1"/>
-      <w:tblInd w:w="0" w:type="dxa"/>
       <w:tblBorders>
         <w:insideH w:val="single" w:sz="4" w:space="0" w:color="FFFFFF" w:themeColor="background1"/>
       </w:tblBorders>
-      <w:tblCellMar>
-        <w:top w:w="0" w:type="dxa"/>
-        <w:left w:w="108" w:type="dxa"/>
-        <w:bottom w:w="0" w:type="dxa"/>
-        <w:right w:w="108" w:type="dxa"/>
-      </w:tblCellMar>
     </w:tblPr>
     <w:tcPr>
       <w:shd w:val="clear" w:color="auto" w:fill="DBE5F1" w:themeFill="accent1" w:themeFillTint="33"/>
@@ -15747,16 +18836,9 @@
     <w:tblPr>
       <w:tblStyleRowBandSize w:val="1"/>
       <w:tblStyleColBandSize w:val="1"/>
-      <w:tblInd w:w="0" w:type="dxa"/>
       <w:tblBorders>
         <w:insideH w:val="single" w:sz="4" w:space="0" w:color="FFFFFF" w:themeColor="background1"/>
       </w:tblBorders>
-      <w:tblCellMar>
-        <w:top w:w="0" w:type="dxa"/>
-        <w:left w:w="108" w:type="dxa"/>
-        <w:bottom w:w="0" w:type="dxa"/>
-        <w:right w:w="108" w:type="dxa"/>
-      </w:tblCellMar>
     </w:tblPr>
     <w:tcPr>
       <w:shd w:val="clear" w:color="auto" w:fill="F2DBDB" w:themeFill="accent2" w:themeFillTint="33"/>
@@ -15827,16 +18909,9 @@
     <w:tblPr>
       <w:tblStyleRowBandSize w:val="1"/>
       <w:tblStyleColBandSize w:val="1"/>
-      <w:tblInd w:w="0" w:type="dxa"/>
       <w:tblBorders>
         <w:insideH w:val="single" w:sz="4" w:space="0" w:color="FFFFFF" w:themeColor="background1"/>
       </w:tblBorders>
-      <w:tblCellMar>
-        <w:top w:w="0" w:type="dxa"/>
-        <w:left w:w="108" w:type="dxa"/>
-        <w:bottom w:w="0" w:type="dxa"/>
-        <w:right w:w="108" w:type="dxa"/>
-      </w:tblCellMar>
     </w:tblPr>
     <w:tcPr>
       <w:shd w:val="clear" w:color="auto" w:fill="EAF1DD" w:themeFill="accent3" w:themeFillTint="33"/>
@@ -15907,16 +18982,9 @@
     <w:tblPr>
       <w:tblStyleRowBandSize w:val="1"/>
       <w:tblStyleColBandSize w:val="1"/>
-      <w:tblInd w:w="0" w:type="dxa"/>
       <w:tblBorders>
         <w:insideH w:val="single" w:sz="4" w:space="0" w:color="FFFFFF" w:themeColor="background1"/>
       </w:tblBorders>
-      <w:tblCellMar>
-        <w:top w:w="0" w:type="dxa"/>
-        <w:left w:w="108" w:type="dxa"/>
-        <w:bottom w:w="0" w:type="dxa"/>
-        <w:right w:w="108" w:type="dxa"/>
-      </w:tblCellMar>
     </w:tblPr>
     <w:tcPr>
       <w:shd w:val="clear" w:color="auto" w:fill="E5DFEC" w:themeFill="accent4" w:themeFillTint="33"/>
@@ -15987,16 +19055,9 @@
     <w:tblPr>
       <w:tblStyleRowBandSize w:val="1"/>
       <w:tblStyleColBandSize w:val="1"/>
-      <w:tblInd w:w="0" w:type="dxa"/>
       <w:tblBorders>
         <w:insideH w:val="single" w:sz="4" w:space="0" w:color="FFFFFF" w:themeColor="background1"/>
       </w:tblBorders>
-      <w:tblCellMar>
-        <w:top w:w="0" w:type="dxa"/>
-        <w:left w:w="108" w:type="dxa"/>
-        <w:bottom w:w="0" w:type="dxa"/>
-        <w:right w:w="108" w:type="dxa"/>
-      </w:tblCellMar>
     </w:tblPr>
     <w:tcPr>
       <w:shd w:val="clear" w:color="auto" w:fill="DAEEF3" w:themeFill="accent5" w:themeFillTint="33"/>
@@ -16067,16 +19128,9 @@
     <w:tblPr>
       <w:tblStyleRowBandSize w:val="1"/>
       <w:tblStyleColBandSize w:val="1"/>
-      <w:tblInd w:w="0" w:type="dxa"/>
       <w:tblBorders>
         <w:insideH w:val="single" w:sz="4" w:space="0" w:color="FFFFFF" w:themeColor="background1"/>
       </w:tblBorders>
-      <w:tblCellMar>
-        <w:top w:w="0" w:type="dxa"/>
-        <w:left w:w="108" w:type="dxa"/>
-        <w:bottom w:w="0" w:type="dxa"/>
-        <w:right w:w="108" w:type="dxa"/>
-      </w:tblCellMar>
     </w:tblPr>
     <w:tcPr>
       <w:shd w:val="clear" w:color="auto" w:fill="FDE9D9" w:themeFill="accent6" w:themeFillTint="33"/>
@@ -16141,35 +19195,27 @@
     <w:unhideWhenUsed/>
     <w:rsid w:val="00421E83"/>
   </w:style>
-  <w:style w:type="paragraph" w:styleId="Textodeglobo">
-    <w:name w:val="Balloon Text"/>
-    <w:basedOn w:val="Normal"/>
-    <w:link w:val="TextodegloboCar"/>
+  <w:style w:type="character" w:styleId="Hipervnculo">
+    <w:name w:val="Hyperlink"/>
+    <w:basedOn w:val="Fuentedeprrafopredeter"/>
+    <w:uiPriority w:val="99"/>
+    <w:unhideWhenUsed/>
+    <w:rsid w:val="003B02C2"/>
+    <w:rPr>
+      <w:color w:val="0000FF" w:themeColor="hyperlink"/>
+      <w:u w:val="single"/>
+    </w:rPr>
+  </w:style>
+  <w:style w:type="character" w:styleId="Mencinsinresolver">
+    <w:name w:val="Unresolved Mention"/>
+    <w:basedOn w:val="Fuentedeprrafopredeter"/>
     <w:uiPriority w:val="99"/>
     <w:semiHidden/>
     <w:unhideWhenUsed/>
-    <w:rsid w:val="00D83572"/>
-    <w:pPr>
-      <w:spacing w:after="0" w:line="240" w:lineRule="auto"/>
-    </w:pPr>
+    <w:rsid w:val="003B02C2"/>
     <w:rPr>
-      <w:rFonts w:ascii="Segoe UI" w:hAnsi="Segoe UI" w:cs="Segoe UI"/>
-      <w:sz w:val="18"/>
-      <w:szCs w:val="18"/>
-    </w:rPr>
-  </w:style>
-  <w:style w:type="character" w:customStyle="1" w:styleId="TextodegloboCar">
-    <w:name w:val="Texto de globo Car"/>
-    <w:basedOn w:val="Fuentedeprrafopredeter"/>
-    <w:link w:val="Textodeglobo"/>
-    <w:uiPriority w:val="99"/>
-    <w:semiHidden/>
-    <w:rsid w:val="00D83572"/>
-    <w:rPr>
-      <w:rFonts w:ascii="Segoe UI" w:hAnsi="Segoe UI" w:cs="Segoe UI"/>
-      <w:sz w:val="18"/>
-      <w:szCs w:val="18"/>
-      <w:lang w:val="es-MX"/>
+      <w:color w:val="605E5C"/>
+      <w:shd w:val="clear" w:color="auto" w:fill="E1DFDD"/>
     </w:rPr>
   </w:style>
 </w:styles>
@@ -16542,7 +19588,7 @@
 </file>
 
 <file path=customXml/itemProps1.xml><?xml version="1.0" encoding="utf-8"?>
-<ds:datastoreItem xmlns:ds="http://schemas.openxmlformats.org/officeDocument/2006/customXml" ds:itemID="{0E0C8B5D-3956-45D6-B8F8-F427CBD83C98}">
+<ds:datastoreItem xmlns:ds="http://schemas.openxmlformats.org/officeDocument/2006/customXml" ds:itemID="{F9AAB008-62ED-4073-9113-F5F9BD9086B3}">
   <ds:schemaRefs>
     <ds:schemaRef ds:uri="http://schemas.openxmlformats.org/officeDocument/2006/bibliography"/>
   </ds:schemaRefs>

--- a/C055_UNIR_Prototipado UX con inteligencia artificial.docx
+++ b/C055_UNIR_Prototipado UX con inteligencia artificial.docx
@@ -1,6 +1,6 @@
 
 <file path=word/document.xml><?xml version="1.0" encoding="utf-8"?>
-<w:document xmlns:wpc="http://schemas.microsoft.com/office/word/2010/wordprocessingCanvas" xmlns:cx="http://schemas.microsoft.com/office/drawing/2014/chartex" xmlns:cx1="http://schemas.microsoft.com/office/drawing/2015/9/8/chartex" xmlns:cx2="http://schemas.microsoft.com/office/drawing/2015/10/21/chartex" xmlns:cx3="http://schemas.microsoft.com/office/drawing/2016/5/9/chartex" xmlns:cx4="http://schemas.microsoft.com/office/drawing/2016/5/10/chartex" xmlns:cx5="http://schemas.microsoft.com/office/drawing/2016/5/11/chartex" xmlns:cx6="http://schemas.microsoft.com/office/drawing/2016/5/12/chartex" xmlns:cx7="http://schemas.microsoft.com/office/drawing/2016/5/13/chartex" xmlns:cx8="http://schemas.microsoft.com/office/drawing/2016/5/14/chartex" xmlns:mc="http://schemas.openxmlformats.org/markup-compatibility/2006" xmlns:aink="http://schemas.microsoft.com/office/drawing/2016/ink" xmlns:am3d="http://schemas.microsoft.com/office/drawing/2017/model3d" xmlns:o="urn:schemas-microsoft-com:office:office" xmlns:r="http://schemas.openxmlformats.org/officeDocument/2006/relationships" xmlns:m="http://schemas.openxmlformats.org/officeDocument/2006/math" xmlns:v="urn:schemas-microsoft-com:vml" xmlns:wp14="http://schemas.microsoft.com/office/word/2010/wordprocessingDrawing" xmlns:wp="http://schemas.openxmlformats.org/drawingml/2006/wordprocessingDrawing" xmlns:w10="urn:schemas-microsoft-com:office:word" xmlns:w="http://schemas.openxmlformats.org/wordprocessingml/2006/main" xmlns:w14="http://schemas.microsoft.com/office/word/2010/wordml" xmlns:w15="http://schemas.microsoft.com/office/word/2012/wordml" xmlns:w16cex="http://schemas.microsoft.com/office/word/2018/wordml/cex" xmlns:w16cid="http://schemas.microsoft.com/office/word/2016/wordml/cid" xmlns:w16="http://schemas.microsoft.com/office/word/2018/wordml" xmlns:w16sdtdh="http://schemas.microsoft.com/office/word/2020/wordml/sdtdatahash" xmlns:w16se="http://schemas.microsoft.com/office/word/2015/wordml/symex" xmlns:wpg="http://schemas.microsoft.com/office/word/2010/wordprocessingGroup" xmlns:wpi="http://schemas.microsoft.com/office/word/2010/wordprocessingInk" xmlns:wne="http://schemas.microsoft.com/office/word/2006/wordml" xmlns:wps="http://schemas.microsoft.com/office/word/2010/wordprocessingShape" mc:Ignorable="w14 w15 w16se w16cid w16 w16cex w16sdtdh wp14">
+<w:document xmlns:wpc="http://schemas.microsoft.com/office/word/2010/wordprocessingCanvas" xmlns:mc="http://schemas.openxmlformats.org/markup-compatibility/2006" xmlns:o="urn:schemas-microsoft-com:office:office" xmlns:r="http://schemas.openxmlformats.org/officeDocument/2006/relationships" xmlns:m="http://schemas.openxmlformats.org/officeDocument/2006/math" xmlns:v="urn:schemas-microsoft-com:vml" xmlns:wp14="http://schemas.microsoft.com/office/word/2010/wordprocessingDrawing" xmlns:wp="http://schemas.openxmlformats.org/drawingml/2006/wordprocessingDrawing" xmlns:w10="urn:schemas-microsoft-com:office:word" xmlns:w="http://schemas.openxmlformats.org/wordprocessingml/2006/main" xmlns:w14="http://schemas.microsoft.com/office/word/2010/wordml" xmlns:w15="http://schemas.microsoft.com/office/word/2012/wordml" xmlns:wpg="http://schemas.microsoft.com/office/word/2010/wordprocessingGroup" xmlns:wpi="http://schemas.microsoft.com/office/word/2010/wordprocessingInk" xmlns:wne="http://schemas.microsoft.com/office/word/2006/wordml" xmlns:wps="http://schemas.microsoft.com/office/word/2010/wordprocessingShape" mc:Ignorable="w14 w15 wp14">
   <w:body>
     <w:p/>
     <w:p/>
@@ -68,162 +68,66 @@
       <w:r>
         <w:br/>
       </w:r>
-      <w:ins w:id="0" w:author="francisco javier gonzalez  garcia" w:date="2026-09-27T23:32:00Z">
-        <w:r>
-          <w:t>Integrante 1:</w:t>
-        </w:r>
-        <w:r>
-          <w:t xml:space="preserve"> Daniel </w:t>
-        </w:r>
-        <w:r>
-          <w:t xml:space="preserve">Gabriel González, UX </w:t>
-        </w:r>
-        <w:proofErr w:type="spellStart"/>
-        <w:r>
-          <w:t>Researcher</w:t>
-        </w:r>
-        <w:proofErr w:type="spellEnd"/>
-        <w:r>
-          <w:t xml:space="preserve"> (Líder Fase 1)</w:t>
-        </w:r>
-        <w:r>
-          <w:br/>
-          <w:t xml:space="preserve">Integrante 2: </w:t>
-        </w:r>
-        <w:r>
-          <w:t xml:space="preserve">Daniel </w:t>
-        </w:r>
-        <w:r>
-          <w:t>Cinto Conde,</w:t>
-        </w:r>
-        <w:r>
-          <w:t xml:space="preserve"> </w:t>
-        </w:r>
-        <w:r>
-          <w:t xml:space="preserve">UX </w:t>
-        </w:r>
-        <w:proofErr w:type="spellStart"/>
-        <w:r>
-          <w:t>Strategist</w:t>
-        </w:r>
-        <w:proofErr w:type="spellEnd"/>
-        <w:r>
-          <w:t xml:space="preserve"> &amp; AI Lead (Líder Fase 2)</w:t>
-        </w:r>
-        <w:r>
-          <w:br/>
-          <w:t xml:space="preserve">Integrante 3: </w:t>
-        </w:r>
-        <w:r>
-          <w:t>Francisco Javier González García</w:t>
-        </w:r>
-        <w:r>
-          <w:t xml:space="preserve">, </w:t>
-        </w:r>
-        <w:proofErr w:type="spellStart"/>
-        <w:r>
-          <w:t>Information</w:t>
-        </w:r>
-        <w:proofErr w:type="spellEnd"/>
-        <w:r>
-          <w:t xml:space="preserve"> </w:t>
-        </w:r>
-        <w:proofErr w:type="spellStart"/>
-        <w:r>
-          <w:t>Architect</w:t>
-        </w:r>
-        <w:proofErr w:type="spellEnd"/>
-        <w:r>
-          <w:t xml:space="preserve"> (Líder Fase 3)</w:t>
-        </w:r>
-        <w:r>
-          <w:br/>
-          <w:t xml:space="preserve">Integrante 4: </w:t>
-        </w:r>
-        <w:r>
-          <w:t>Cristian Yamir Jiménez Rebollar</w:t>
-        </w:r>
-        <w:r>
-          <w:t xml:space="preserve">, UI/UX </w:t>
-        </w:r>
-        <w:proofErr w:type="spellStart"/>
-        <w:r>
-          <w:t>Designer</w:t>
-        </w:r>
-        <w:proofErr w:type="spellEnd"/>
-        <w:r>
-          <w:t xml:space="preserve"> (Líder Fase 4)</w:t>
-        </w:r>
-        <w:r>
-          <w:br/>
-          <w:t xml:space="preserve">Integrante 5: </w:t>
-        </w:r>
-        <w:r>
-          <w:t xml:space="preserve">Miguel Ángel Sánchez </w:t>
-        </w:r>
-        <w:proofErr w:type="spellStart"/>
-        <w:r>
-          <w:t>Martínez</w:t>
-        </w:r>
-        <w:r>
-          <w:t>Interaction</w:t>
-        </w:r>
-        <w:proofErr w:type="spellEnd"/>
-        <w:r>
-          <w:t xml:space="preserve"> QA &amp; Editor (Líder Fase 5)</w:t>
-        </w:r>
-      </w:ins>
-      <w:del w:id="1" w:author="francisco javier gonzalez  garcia" w:date="2026-09-27T23:32:00Z">
-        <w:r>
-          <w:delText>Integrante 1: UX Researcher (</w:delText>
-        </w:r>
-        <w:r>
-          <w:delText>Líder</w:delText>
-        </w:r>
-        <w:r>
-          <w:delText xml:space="preserve"> Fase 1)</w:delText>
-        </w:r>
-        <w:r>
-          <w:br/>
-          <w:delText>Integrante 2: UX Strategist &amp; AI Lead (</w:delText>
-        </w:r>
-        <w:r>
-          <w:delText>Líder</w:delText>
-        </w:r>
-        <w:r>
-          <w:delText xml:space="preserve"> Fase 2)</w:delText>
-        </w:r>
-        <w:r>
-          <w:br/>
-          <w:delText>Integrante 3: Information Architect (</w:delText>
-        </w:r>
-        <w:r>
-          <w:delText>Líder</w:delText>
-        </w:r>
-        <w:r>
-          <w:delText xml:space="preserve"> Fase 3)</w:delText>
-        </w:r>
-        <w:r>
-          <w:br/>
-          <w:delText>Integrante 4: UI/UX Designer (</w:delText>
-        </w:r>
-        <w:r>
-          <w:delText>Líder</w:delText>
-        </w:r>
-        <w:r>
-          <w:delText xml:space="preserve"> Fase 4)</w:delText>
-        </w:r>
-        <w:r>
-          <w:br/>
-          <w:delText>Integrante 5: Interaction QA &amp; Editor (</w:delText>
-        </w:r>
-        <w:r>
-          <w:delText>Líder</w:delText>
-        </w:r>
-        <w:r>
-          <w:delText xml:space="preserve"> Fase 5)</w:delText>
-        </w:r>
-      </w:del>
+      <w:r>
+        <w:t>Integrante 1:</w:t>
+      </w:r>
+      <w:r>
+        <w:t xml:space="preserve"> Daniel </w:t>
+      </w:r>
+      <w:r>
+        <w:t>Gabriel González, UX Researcher (Líder Fase 1)</w:t>
+      </w:r>
+      <w:r>
+        <w:br/>
+        <w:t xml:space="preserve">Integrante 2: </w:t>
+      </w:r>
+      <w:r>
+        <w:t xml:space="preserve">Daniel </w:t>
+      </w:r>
+      <w:r>
+        <w:t>Cinto Conde,</w:t>
+      </w:r>
+      <w:r>
+        <w:t xml:space="preserve"> </w:t>
+      </w:r>
+      <w:r>
+        <w:t>UX Strategist &amp; AI Lead (Líder Fase 2)</w:t>
+      </w:r>
+      <w:r>
+        <w:br/>
+        <w:t xml:space="preserve">Integrante 3: </w:t>
+      </w:r>
+      <w:r>
+        <w:t>Francisco Javier González García</w:t>
+      </w:r>
+      <w:r>
+        <w:t>, Information Architect (Líder Fase 3)</w:t>
+      </w:r>
+      <w:r>
+        <w:br/>
+        <w:t xml:space="preserve">Integrante 4: </w:t>
+      </w:r>
+      <w:r>
+        <w:t>Cristian Yamir Jiménez Rebollar</w:t>
+      </w:r>
+      <w:r>
+        <w:t>, UI/UX Designer (Líder Fase 4)</w:t>
+      </w:r>
+      <w:r>
+        <w:br/>
+        <w:t xml:space="preserve">Integrante 5: </w:t>
+      </w:r>
+      <w:r>
+        <w:t>Miguel Ángel Sánchez Martínez</w:t>
+      </w:r>
+      <w:bookmarkStart w:id="0" w:name="_GoBack"/>
+      <w:r>
+        <w:t xml:space="preserve"> </w:t>
+      </w:r>
+      <w:bookmarkEnd w:id="0"/>
+      <w:r>
+        <w:t>Interaction QA &amp; Editor (Líder Fase 5)</w:t>
+      </w:r>
       <w:r>
         <w:br/>
       </w:r>
@@ -284,9 +188,6 @@
     <w:p>
       <w:pPr>
         <w:jc w:val="both"/>
-        <w:pPrChange w:id="2" w:author="francisco javier gonzalez  garcia" w:date="2026-09-22T22:08:00Z">
-          <w:pPr/>
-        </w:pPrChange>
       </w:pPr>
       <w:r>
         <w:t xml:space="preserve">La presente actividad </w:t>
@@ -315,16 +216,9 @@
       <w:r>
         <w:t xml:space="preserve"> y </w:t>
       </w:r>
-      <w:del w:id="3" w:author="francisco javier gonzalez  garcia" w:date="2026-09-24T23:18:00Z">
-        <w:r>
-          <w:delText>practico</w:delText>
-        </w:r>
-      </w:del>
-      <w:ins w:id="4" w:author="francisco javier gonzalez  garcia" w:date="2026-09-24T23:18:00Z">
-        <w:r>
-          <w:t>práctico</w:t>
-        </w:r>
-      </w:ins>
+      <w:r>
+        <w:t>práctico</w:t>
+      </w:r>
       <w:r>
         <w:t xml:space="preserve"> sobre el </w:t>
       </w:r>
@@ -398,12 +292,6 @@
     <w:p>
       <w:pPr>
         <w:jc w:val="both"/>
-        <w:rPr>
-          <w:del w:id="5" w:author="francisco javier gonzalez  garcia" w:date="2026-09-24T22:54:00Z"/>
-        </w:rPr>
-        <w:pPrChange w:id="6" w:author="francisco javier gonzalez  garcia" w:date="2026-09-22T22:08:00Z">
-          <w:pPr/>
-        </w:pPrChange>
       </w:pPr>
       <w:r>
         <w:t xml:space="preserve">El documento se estructura en once secciones que recorren el ciclo de vida completo de un proyecto de UX/UI: la </w:t>
@@ -436,15 +324,7 @@
         <w:t>navegación</w:t>
       </w:r>
       <w:r>
-        <w:t xml:space="preserve">, el desarrollo de </w:t>
-      </w:r>
-      <w:proofErr w:type="spellStart"/>
-      <w:r>
-        <w:t>wireframes</w:t>
-      </w:r>
-      <w:proofErr w:type="spellEnd"/>
-      <w:r>
-        <w:t xml:space="preserve"> de baja fidelidad, las anotaciones de </w:t>
+        <w:t xml:space="preserve">, el desarrollo de wireframes de baja fidelidad, las anotaciones de </w:t>
       </w:r>
       <w:r>
         <w:t>interacción</w:t>
@@ -458,16 +338,9 @@
       <w:r>
         <w:t xml:space="preserve"> </w:t>
       </w:r>
-      <w:del w:id="7" w:author="francisco javier gonzalez  garcia" w:date="2026-09-24T23:18:00Z">
-        <w:r>
-          <w:delText>critica</w:delText>
-        </w:r>
-      </w:del>
-      <w:ins w:id="8" w:author="francisco javier gonzalez  garcia" w:date="2026-09-24T23:18:00Z">
-        <w:r>
-          <w:t>crítica</w:t>
-        </w:r>
-      </w:ins>
+      <w:r>
+        <w:t>crítica</w:t>
+      </w:r>
       <w:r>
         <w:t xml:space="preserve"> sobre el uso de inteligencia artificial en el </w:t>
       </w:r>
@@ -507,16 +380,9 @@
       <w:r>
         <w:t xml:space="preserve"> en cada una de las etapas del proceso, </w:t>
       </w:r>
-      <w:del w:id="9" w:author="francisco javier gonzalez  garcia" w:date="2026-09-24T23:18:00Z">
-        <w:r>
-          <w:delText>asi</w:delText>
-        </w:r>
-      </w:del>
-      <w:ins w:id="10" w:author="francisco javier gonzalez  garcia" w:date="2026-09-24T23:18:00Z">
-        <w:r>
-          <w:t>así</w:t>
-        </w:r>
-      </w:ins>
+      <w:r>
+        <w:t>así</w:t>
+      </w:r>
       <w:r>
         <w:t xml:space="preserve"> como a los principios de </w:t>
       </w:r>
@@ -541,82 +407,30 @@
     </w:p>
     <w:p>
       <w:pPr>
-        <w:jc w:val="both"/>
-        <w:pPrChange w:id="11" w:author="francisco javier gonzalez  garcia" w:date="2026-09-24T22:54:00Z">
-          <w:pPr/>
-        </w:pPrChange>
-      </w:pPr>
-      <w:del w:id="12" w:author="francisco javier gonzalez  garcia" w:date="2026-09-24T22:54:00Z">
-        <w:r>
-          <w:br w:type="page"/>
-        </w:r>
-      </w:del>
-    </w:p>
-    <w:p>
-      <w:pPr>
         <w:pStyle w:val="Ttulo1"/>
-        <w:rPr>
-          <w:ins w:id="13" w:author="francisco javier gonzalez  garcia" w:date="2026-09-22T22:09:00Z"/>
-        </w:rPr>
-      </w:pPr>
-      <w:ins w:id="14" w:author="Francisco Javier" w:date="2026-09-22T22:01:00Z">
-        <w:r>
-          <w:t xml:space="preserve">Fase </w:t>
-        </w:r>
-      </w:ins>
+      </w:pPr>
+      <w:r>
+        <w:t xml:space="preserve">Fase </w:t>
+      </w:r>
       <w:r>
         <w:t xml:space="preserve">1. </w:t>
       </w:r>
-      <w:ins w:id="15" w:author="Francisco Javier" w:date="2026-09-22T22:01:00Z">
-        <w:r>
-          <w:t>In</w:t>
-        </w:r>
-      </w:ins>
-      <w:ins w:id="16" w:author="Francisco Javier" w:date="2026-09-22T22:02:00Z">
-        <w:r>
-          <w:t>vestigación Conceptual</w:t>
-        </w:r>
-      </w:ins>
+      <w:r>
+        <w:t>Investigación Conceptual</w:t>
+      </w:r>
     </w:p>
     <w:p>
       <w:pPr>
         <w:pStyle w:val="Ttulo2"/>
-        <w:pPrChange w:id="17" w:author="francisco javier gonzalez  garcia" w:date="2026-09-22T22:09:00Z">
-          <w:pPr>
-            <w:pStyle w:val="Ttulo1"/>
-          </w:pPr>
-        </w:pPrChange>
-      </w:pPr>
-      <w:ins w:id="18" w:author="Francisco Javier" w:date="2026-09-22T22:02:00Z">
-        <w:del w:id="19" w:author="francisco javier gonzalez  garcia" w:date="2026-09-22T22:09:00Z">
-          <w:r>
-            <w:delText xml:space="preserve"> </w:delText>
-          </w:r>
-        </w:del>
-      </w:ins>
+      </w:pPr>
       <w:r>
         <w:t>Matriz Comparativa</w:t>
       </w:r>
-    </w:p>
-    <w:p>
-      <w:pPr>
-        <w:spacing w:after="40"/>
-        <w:rPr>
-          <w:del w:id="20" w:author="francisco javier gonzalez  garcia" w:date="2026-09-22T22:09:00Z"/>
-        </w:rPr>
-      </w:pPr>
     </w:p>
     <w:tbl>
       <w:tblPr>
         <w:tblW w:w="10031" w:type="dxa"/>
         <w:tblLook w:val="04A0" w:firstRow="1" w:lastRow="0" w:firstColumn="1" w:lastColumn="0" w:noHBand="0" w:noVBand="1"/>
-        <w:tblPrChange w:id="21" w:author="francisco javier gonzalez  garcia" w:date="2026-09-22T22:06:00Z">
-          <w:tblPr>
-            <w:tblW w:w="0" w:type="auto"/>
-            <w:jc w:val="center"/>
-            <w:tblLook w:val="04A0" w:firstRow="1" w:lastRow="0" w:firstColumn="1" w:lastColumn="0" w:noHBand="0" w:noVBand="1"/>
-          </w:tblPr>
-        </w:tblPrChange>
       </w:tblPr>
       <w:tblGrid>
         <w:gridCol w:w="1134"/>
@@ -624,24 +438,8 @@
         <w:gridCol w:w="2268"/>
         <w:gridCol w:w="1385"/>
         <w:gridCol w:w="2693"/>
-        <w:tblGridChange w:id="22">
-          <w:tblGrid>
-            <w:gridCol w:w="1134"/>
-            <w:gridCol w:w="2551"/>
-            <w:gridCol w:w="2268"/>
-            <w:gridCol w:w="1020"/>
-            <w:gridCol w:w="1531"/>
-          </w:tblGrid>
-        </w:tblGridChange>
       </w:tblGrid>
       <w:tr>
-        <w:trPr>
-          <w:trPrChange w:id="23" w:author="francisco javier gonzalez  garcia" w:date="2026-09-22T22:06:00Z">
-            <w:trPr>
-              <w:jc w:val="center"/>
-            </w:trPr>
-          </w:trPrChange>
-        </w:trPr>
         <w:tc>
           <w:tcPr>
             <w:tcW w:w="1134" w:type="dxa"/>
@@ -649,21 +447,11 @@
               <w:bottom w:val="single" w:sz="4" w:space="0" w:color="auto"/>
             </w:tcBorders>
             <w:shd w:val="clear" w:color="auto" w:fill="DDD9C3" w:themeFill="background2" w:themeFillShade="E6"/>
-            <w:tcPrChange w:id="24" w:author="francisco javier gonzalez  garcia" w:date="2026-09-22T22:06:00Z">
-              <w:tcPr>
-                <w:tcW w:w="1134" w:type="dxa"/>
-              </w:tcPr>
-            </w:tcPrChange>
           </w:tcPr>
           <w:p>
             <w:pPr>
               <w:spacing w:before="20" w:after="20"/>
               <w:jc w:val="center"/>
-              <w:pPrChange w:id="25" w:author="francisco javier gonzalez  garcia" w:date="2026-09-22T22:06:00Z">
-                <w:pPr>
-                  <w:spacing w:before="20" w:after="20"/>
-                </w:pPr>
-              </w:pPrChange>
             </w:pPr>
             <w:r>
               <w:rPr>
@@ -681,21 +469,11 @@
               <w:bottom w:val="single" w:sz="4" w:space="0" w:color="auto"/>
             </w:tcBorders>
             <w:shd w:val="clear" w:color="auto" w:fill="DDD9C3" w:themeFill="background2" w:themeFillShade="E6"/>
-            <w:tcPrChange w:id="26" w:author="francisco javier gonzalez  garcia" w:date="2026-09-22T22:06:00Z">
-              <w:tcPr>
-                <w:tcW w:w="2551" w:type="dxa"/>
-              </w:tcPr>
-            </w:tcPrChange>
           </w:tcPr>
           <w:p>
             <w:pPr>
               <w:spacing w:before="20" w:after="20"/>
               <w:jc w:val="center"/>
-              <w:pPrChange w:id="27" w:author="francisco javier gonzalez  garcia" w:date="2026-09-22T22:06:00Z">
-                <w:pPr>
-                  <w:spacing w:before="20" w:after="20"/>
-                </w:pPr>
-              </w:pPrChange>
             </w:pPr>
             <w:r>
               <w:rPr>
@@ -713,21 +491,11 @@
               <w:bottom w:val="single" w:sz="4" w:space="0" w:color="auto"/>
             </w:tcBorders>
             <w:shd w:val="clear" w:color="auto" w:fill="DDD9C3" w:themeFill="background2" w:themeFillShade="E6"/>
-            <w:tcPrChange w:id="28" w:author="francisco javier gonzalez  garcia" w:date="2026-09-22T22:06:00Z">
-              <w:tcPr>
-                <w:tcW w:w="2268" w:type="dxa"/>
-              </w:tcPr>
-            </w:tcPrChange>
           </w:tcPr>
           <w:p>
             <w:pPr>
               <w:spacing w:before="20" w:after="20"/>
               <w:jc w:val="center"/>
-              <w:pPrChange w:id="29" w:author="francisco javier gonzalez  garcia" w:date="2026-09-22T22:06:00Z">
-                <w:pPr>
-                  <w:spacing w:before="20" w:after="20"/>
-                </w:pPr>
-              </w:pPrChange>
             </w:pPr>
             <w:r>
               <w:rPr>
@@ -745,21 +513,11 @@
               <w:bottom w:val="single" w:sz="4" w:space="0" w:color="auto"/>
             </w:tcBorders>
             <w:shd w:val="clear" w:color="auto" w:fill="DDD9C3" w:themeFill="background2" w:themeFillShade="E6"/>
-            <w:tcPrChange w:id="30" w:author="francisco javier gonzalez  garcia" w:date="2026-09-22T22:06:00Z">
-              <w:tcPr>
-                <w:tcW w:w="1020" w:type="dxa"/>
-              </w:tcPr>
-            </w:tcPrChange>
           </w:tcPr>
           <w:p>
             <w:pPr>
               <w:spacing w:before="20" w:after="20"/>
               <w:jc w:val="center"/>
-              <w:pPrChange w:id="31" w:author="francisco javier gonzalez  garcia" w:date="2026-09-22T22:06:00Z">
-                <w:pPr>
-                  <w:spacing w:before="20" w:after="20"/>
-                </w:pPr>
-              </w:pPrChange>
             </w:pPr>
             <w:r>
               <w:rPr>
@@ -777,21 +535,11 @@
               <w:bottom w:val="single" w:sz="4" w:space="0" w:color="auto"/>
             </w:tcBorders>
             <w:shd w:val="clear" w:color="auto" w:fill="DDD9C3" w:themeFill="background2" w:themeFillShade="E6"/>
-            <w:tcPrChange w:id="32" w:author="francisco javier gonzalez  garcia" w:date="2026-09-22T22:06:00Z">
-              <w:tcPr>
-                <w:tcW w:w="1531" w:type="dxa"/>
-              </w:tcPr>
-            </w:tcPrChange>
           </w:tcPr>
           <w:p>
             <w:pPr>
               <w:spacing w:before="20" w:after="20"/>
               <w:jc w:val="center"/>
-              <w:pPrChange w:id="33" w:author="francisco javier gonzalez  garcia" w:date="2026-09-22T22:06:00Z">
-                <w:pPr>
-                  <w:spacing w:before="20" w:after="20"/>
-                </w:pPr>
-              </w:pPrChange>
             </w:pPr>
             <w:r>
               <w:rPr>
@@ -804,13 +552,6 @@
         </w:tc>
       </w:tr>
       <w:tr>
-        <w:trPr>
-          <w:trPrChange w:id="34" w:author="francisco javier gonzalez  garcia" w:date="2026-09-22T22:06:00Z">
-            <w:trPr>
-              <w:jc w:val="center"/>
-            </w:trPr>
-          </w:trPrChange>
-        </w:trPr>
         <w:tc>
           <w:tcPr>
             <w:tcW w:w="1134" w:type="dxa"/>
@@ -820,24 +561,17 @@
               <w:bottom w:val="single" w:sz="4" w:space="0" w:color="auto"/>
               <w:right w:val="single" w:sz="4" w:space="0" w:color="auto"/>
             </w:tcBorders>
-            <w:tcPrChange w:id="35" w:author="francisco javier gonzalez  garcia" w:date="2026-09-22T22:06:00Z">
-              <w:tcPr>
-                <w:tcW w:w="1134" w:type="dxa"/>
-              </w:tcPr>
-            </w:tcPrChange>
           </w:tcPr>
           <w:p>
             <w:pPr>
               <w:spacing w:before="20" w:after="20"/>
             </w:pPr>
-            <w:proofErr w:type="spellStart"/>
             <w:r>
               <w:rPr>
                 <w:sz w:val="16"/>
               </w:rPr>
               <w:t>Wireframe</w:t>
             </w:r>
-            <w:proofErr w:type="spellEnd"/>
             <w:r>
               <w:rPr>
                 <w:sz w:val="16"/>
@@ -856,17 +590,11 @@
               <w:bottom w:val="single" w:sz="4" w:space="0" w:color="auto"/>
               <w:right w:val="single" w:sz="4" w:space="0" w:color="auto"/>
             </w:tcBorders>
-            <w:tcPrChange w:id="36" w:author="francisco javier gonzalez  garcia" w:date="2026-09-22T22:06:00Z">
-              <w:tcPr>
-                <w:tcW w:w="2551" w:type="dxa"/>
-              </w:tcPr>
-            </w:tcPrChange>
           </w:tcPr>
           <w:p>
             <w:pPr>
               <w:spacing w:before="20" w:after="20"/>
               <w:rPr>
-                <w:ins w:id="37" w:author="francisco javier gonzalez  garcia" w:date="2026-09-22T22:27:00Z"/>
                 <w:sz w:val="16"/>
               </w:rPr>
             </w:pPr>
@@ -874,72 +602,31 @@
               <w:rPr>
                 <w:sz w:val="16"/>
               </w:rPr>
-              <w:t xml:space="preserve">Representación esquemática de baja fidelidad en escala de grises. Cajas, </w:t>
-            </w:r>
-            <w:proofErr w:type="spellStart"/>
-            <w:r>
-              <w:rPr>
-                <w:sz w:val="16"/>
-              </w:rPr>
-              <w:t>placeholders</w:t>
-            </w:r>
-            <w:proofErr w:type="spellEnd"/>
-            <w:r>
-              <w:rPr>
-                <w:sz w:val="16"/>
-              </w:rPr>
-              <w:t xml:space="preserve"> y jerarquía sin estilo visual.</w:t>
+              <w:t>Representación esquemática de baja fidelidad en escala de grises. Cajas, placeholders y jerarquía sin estilo visual.</w:t>
             </w:r>
           </w:p>
           <w:p>
             <w:pPr>
               <w:spacing w:before="20" w:after="20"/>
             </w:pPr>
-            <w:ins w:id="38" w:author="francisco javier gonzalez  garcia" w:date="2026-09-22T22:27:00Z">
-              <w:r>
-                <w:rPr>
-                  <w:sz w:val="16"/>
-                  <w:rPrChange w:id="39" w:author="francisco javier gonzalez  garcia" w:date="2026-09-22T22:27:00Z">
-                    <w:rPr/>
-                  </w:rPrChange>
-                </w:rPr>
-                <w:t>“es</w:t>
-              </w:r>
-              <w:r>
-                <w:rPr>
-                  <w:sz w:val="16"/>
-                </w:rPr>
-                <w:t xml:space="preserve"> el esqueleto de</w:t>
-              </w:r>
-            </w:ins>
-            <w:ins w:id="40" w:author="francisco javier gonzalez  garcia" w:date="2026-09-22T22:28:00Z">
-              <w:r>
-                <w:rPr>
-                  <w:sz w:val="16"/>
-                </w:rPr>
-                <w:t xml:space="preserve"> su proyecto digital,… Se centra en el diseño y la ubicación del contenido, no en los</w:t>
-              </w:r>
-            </w:ins>
-            <w:ins w:id="41" w:author="francisco javier gonzalez  garcia" w:date="2026-09-22T22:29:00Z">
-              <w:r>
-                <w:rPr>
-                  <w:sz w:val="16"/>
-                </w:rPr>
-                <w:t xml:space="preserve"> colores, las fuentes o cualquier pulido visual</w:t>
-              </w:r>
-            </w:ins>
-            <w:ins w:id="42" w:author="francisco javier gonzalez  garcia" w:date="2026-09-22T22:27:00Z">
-              <w:r>
-                <w:rPr>
-                  <w:sz w:val="16"/>
-                  <w:rPrChange w:id="43" w:author="francisco javier gonzalez  garcia" w:date="2026-09-22T22:27:00Z">
-                    <w:rPr/>
-                  </w:rPrChange>
-                </w:rPr>
-                <w:t>”</w:t>
-              </w:r>
-            </w:ins>
-            <w:customXmlInsRangeStart w:id="44" w:author="francisco javier gonzalez  garcia" w:date="2026-09-22T22:31:00Z"/>
+            <w:r>
+              <w:rPr>
+                <w:sz w:val="16"/>
+              </w:rPr>
+              <w:t>“es</w:t>
+            </w:r>
+            <w:r>
+              <w:rPr>
+                <w:sz w:val="16"/>
+              </w:rPr>
+              <w:t xml:space="preserve"> el esqueleto de su proyecto digital,… Se centra en el diseño y la ubicación del contenido, no en los colores, las fuentes o cualquier pulido visual</w:t>
+            </w:r>
+            <w:r>
+              <w:rPr>
+                <w:sz w:val="16"/>
+              </w:rPr>
+              <w:t>”</w:t>
+            </w:r>
             <w:sdt>
               <w:sdtPr>
                 <w:rPr>
@@ -950,56 +637,46 @@
               </w:sdtPr>
               <w:sdtEndPr/>
               <w:sdtContent>
-                <w:customXmlInsRangeEnd w:id="44"/>
-                <w:ins w:id="45" w:author="francisco javier gonzalez  garcia" w:date="2026-09-22T22:31:00Z">
-                  <w:r>
-                    <w:rPr>
-                      <w:sz w:val="16"/>
-                    </w:rPr>
-                    <w:fldChar w:fldCharType="begin"/>
-                  </w:r>
-                  <w:r>
-                    <w:rPr>
-                      <w:sz w:val="16"/>
-                    </w:rPr>
-                    <w:instrText xml:space="preserve"> CITATION PelGuil \l 2058 </w:instrText>
-                  </w:r>
-                </w:ins>
+                <w:r>
+                  <w:rPr>
+                    <w:sz w:val="16"/>
+                  </w:rPr>
+                  <w:fldChar w:fldCharType="begin"/>
+                </w:r>
+                <w:r>
+                  <w:rPr>
+                    <w:sz w:val="16"/>
+                  </w:rPr>
+                  <w:instrText xml:space="preserve"> CITATION PelGuil \l 2058 </w:instrText>
+                </w:r>
                 <w:r>
                   <w:rPr>
                     <w:sz w:val="16"/>
                   </w:rPr>
                   <w:fldChar w:fldCharType="separate"/>
                 </w:r>
-                <w:ins w:id="46" w:author="francisco javier gonzalez  garcia" w:date="2026-09-22T22:31:00Z">
-                  <w:r>
-                    <w:rPr>
-                      <w:noProof/>
-                      <w:sz w:val="16"/>
-                    </w:rPr>
-                    <w:t xml:space="preserve"> </w:t>
-                  </w:r>
-                  <w:r>
-                    <w:rPr>
-                      <w:noProof/>
-                      <w:sz w:val="16"/>
-                      <w:rPrChange w:id="47" w:author="francisco javier gonzalez  garcia" w:date="2026-09-22T22:31:00Z">
-                        <w:rPr/>
-                      </w:rPrChange>
-                    </w:rPr>
-                    <w:t>(Guilizzoni, 2025)</w:t>
-                  </w:r>
-                  <w:r>
-                    <w:rPr>
-                      <w:sz w:val="16"/>
-                    </w:rPr>
-                    <w:fldChar w:fldCharType="end"/>
-                  </w:r>
-                </w:ins>
-                <w:customXmlInsRangeStart w:id="48" w:author="francisco javier gonzalez  garcia" w:date="2026-09-22T22:31:00Z"/>
+                <w:r>
+                  <w:rPr>
+                    <w:noProof/>
+                    <w:sz w:val="16"/>
+                  </w:rPr>
+                  <w:t xml:space="preserve"> </w:t>
+                </w:r>
+                <w:r>
+                  <w:rPr>
+                    <w:noProof/>
+                    <w:sz w:val="16"/>
+                  </w:rPr>
+                  <w:t>(Guilizzoni, 2025)</w:t>
+                </w:r>
+                <w:r>
+                  <w:rPr>
+                    <w:sz w:val="16"/>
+                  </w:rPr>
+                  <w:fldChar w:fldCharType="end"/>
+                </w:r>
               </w:sdtContent>
             </w:sdt>
-            <w:customXmlInsRangeEnd w:id="48"/>
           </w:p>
         </w:tc>
         <w:tc>
@@ -1011,11 +688,6 @@
               <w:bottom w:val="single" w:sz="4" w:space="0" w:color="auto"/>
               <w:right w:val="single" w:sz="4" w:space="0" w:color="auto"/>
             </w:tcBorders>
-            <w:tcPrChange w:id="49" w:author="francisco javier gonzalez  garcia" w:date="2026-09-22T22:06:00Z">
-              <w:tcPr>
-                <w:tcW w:w="2268" w:type="dxa"/>
-              </w:tcPr>
-            </w:tcPrChange>
           </w:tcPr>
           <w:p>
             <w:pPr>
@@ -1038,11 +710,6 @@
               <w:bottom w:val="single" w:sz="4" w:space="0" w:color="auto"/>
               <w:right w:val="single" w:sz="4" w:space="0" w:color="auto"/>
             </w:tcBorders>
-            <w:tcPrChange w:id="50" w:author="francisco javier gonzalez  garcia" w:date="2026-09-22T22:06:00Z">
-              <w:tcPr>
-                <w:tcW w:w="1020" w:type="dxa"/>
-              </w:tcPr>
-            </w:tcPrChange>
           </w:tcPr>
           <w:p>
             <w:pPr>
@@ -1065,11 +732,6 @@
               <w:bottom w:val="single" w:sz="4" w:space="0" w:color="auto"/>
               <w:right w:val="single" w:sz="4" w:space="0" w:color="auto"/>
             </w:tcBorders>
-            <w:tcPrChange w:id="51" w:author="francisco javier gonzalez  garcia" w:date="2026-09-22T22:06:00Z">
-              <w:tcPr>
-                <w:tcW w:w="1531" w:type="dxa"/>
-              </w:tcPr>
-            </w:tcPrChange>
           </w:tcPr>
           <w:p>
             <w:pPr>
@@ -1079,47 +741,12 @@
               <w:rPr>
                 <w:sz w:val="16"/>
               </w:rPr>
-              <w:t xml:space="preserve">Inicio: Descubrimiento y Definición. Post </w:t>
-            </w:r>
-            <w:proofErr w:type="spellStart"/>
-            <w:r>
-              <w:rPr>
-                <w:sz w:val="16"/>
-              </w:rPr>
-              <w:t>User</w:t>
-            </w:r>
-            <w:proofErr w:type="spellEnd"/>
-            <w:r>
-              <w:rPr>
-                <w:sz w:val="16"/>
-              </w:rPr>
-              <w:t xml:space="preserve"> </w:t>
-            </w:r>
-            <w:proofErr w:type="spellStart"/>
-            <w:r>
-              <w:rPr>
-                <w:sz w:val="16"/>
-              </w:rPr>
-              <w:t>Flows</w:t>
-            </w:r>
-            <w:proofErr w:type="spellEnd"/>
-            <w:r>
-              <w:rPr>
-                <w:sz w:val="16"/>
-              </w:rPr>
-              <w:t>, pre UI.</w:t>
+              <w:t>Inicio: Descubrimiento y Definición. Post User Flows, pre UI.</w:t>
             </w:r>
           </w:p>
         </w:tc>
       </w:tr>
       <w:tr>
-        <w:trPr>
-          <w:trPrChange w:id="52" w:author="francisco javier gonzalez  garcia" w:date="2026-09-22T22:06:00Z">
-            <w:trPr>
-              <w:jc w:val="center"/>
-            </w:trPr>
-          </w:trPrChange>
-        </w:trPr>
         <w:tc>
           <w:tcPr>
             <w:tcW w:w="1134" w:type="dxa"/>
@@ -1129,11 +756,6 @@
               <w:bottom w:val="single" w:sz="4" w:space="0" w:color="auto"/>
               <w:right w:val="single" w:sz="4" w:space="0" w:color="auto"/>
             </w:tcBorders>
-            <w:tcPrChange w:id="53" w:author="francisco javier gonzalez  garcia" w:date="2026-09-22T22:06:00Z">
-              <w:tcPr>
-                <w:tcW w:w="1134" w:type="dxa"/>
-              </w:tcPr>
-            </w:tcPrChange>
           </w:tcPr>
           <w:p>
             <w:pPr>
@@ -1163,11 +785,6 @@
               <w:bottom w:val="single" w:sz="4" w:space="0" w:color="auto"/>
               <w:right w:val="single" w:sz="4" w:space="0" w:color="auto"/>
             </w:tcBorders>
-            <w:tcPrChange w:id="54" w:author="francisco javier gonzalez  garcia" w:date="2026-09-22T22:06:00Z">
-              <w:tcPr>
-                <w:tcW w:w="2551" w:type="dxa"/>
-              </w:tcPr>
-            </w:tcPrChange>
           </w:tcPr>
           <w:p>
             <w:pPr>
@@ -1177,49 +794,7 @@
               <w:rPr>
                 <w:sz w:val="16"/>
               </w:rPr>
-              <w:t>Representación visual estática de alta fidelidad. Pixel-</w:t>
-            </w:r>
-            <w:proofErr w:type="spellStart"/>
-            <w:r>
-              <w:rPr>
-                <w:sz w:val="16"/>
-              </w:rPr>
-              <w:t>perfect</w:t>
-            </w:r>
-            <w:proofErr w:type="spellEnd"/>
-            <w:r>
-              <w:rPr>
-                <w:sz w:val="16"/>
-              </w:rPr>
-              <w:t xml:space="preserve"> con color, tipografía, iconografía y </w:t>
-            </w:r>
-            <w:proofErr w:type="spellStart"/>
-            <w:r>
-              <w:rPr>
-                <w:sz w:val="16"/>
-              </w:rPr>
-              <w:t>Design</w:t>
-            </w:r>
-            <w:proofErr w:type="spellEnd"/>
-            <w:r>
-              <w:rPr>
-                <w:sz w:val="16"/>
-              </w:rPr>
-              <w:t xml:space="preserve"> </w:t>
-            </w:r>
-            <w:proofErr w:type="spellStart"/>
-            <w:r>
-              <w:rPr>
-                <w:sz w:val="16"/>
-              </w:rPr>
-              <w:t>System</w:t>
-            </w:r>
-            <w:proofErr w:type="spellEnd"/>
-            <w:r>
-              <w:rPr>
-                <w:sz w:val="16"/>
-              </w:rPr>
-              <w:t>.</w:t>
+              <w:t>Representación visual estática de alta fidelidad. Pixel-perfect con color, tipografía, iconografía y Design System.</w:t>
             </w:r>
           </w:p>
         </w:tc>
@@ -1232,11 +807,6 @@
               <w:bottom w:val="single" w:sz="4" w:space="0" w:color="auto"/>
               <w:right w:val="single" w:sz="4" w:space="0" w:color="auto"/>
             </w:tcBorders>
-            <w:tcPrChange w:id="55" w:author="francisco javier gonzalez  garcia" w:date="2026-09-22T22:06:00Z">
-              <w:tcPr>
-                <w:tcW w:w="2268" w:type="dxa"/>
-              </w:tcPr>
-            </w:tcPrChange>
           </w:tcPr>
           <w:p>
             <w:pPr>
@@ -1259,11 +829,6 @@
               <w:bottom w:val="single" w:sz="4" w:space="0" w:color="auto"/>
               <w:right w:val="single" w:sz="4" w:space="0" w:color="auto"/>
             </w:tcBorders>
-            <w:tcPrChange w:id="56" w:author="francisco javier gonzalez  garcia" w:date="2026-09-22T22:06:00Z">
-              <w:tcPr>
-                <w:tcW w:w="1020" w:type="dxa"/>
-              </w:tcPr>
-            </w:tcPrChange>
           </w:tcPr>
           <w:p>
             <w:pPr>
@@ -1286,11 +851,6 @@
               <w:bottom w:val="single" w:sz="4" w:space="0" w:color="auto"/>
               <w:right w:val="single" w:sz="4" w:space="0" w:color="auto"/>
             </w:tcBorders>
-            <w:tcPrChange w:id="57" w:author="francisco javier gonzalez  garcia" w:date="2026-09-22T22:06:00Z">
-              <w:tcPr>
-                <w:tcW w:w="1531" w:type="dxa"/>
-              </w:tcPr>
-            </w:tcPrChange>
           </w:tcPr>
           <w:p>
             <w:pPr>
@@ -1300,61 +860,12 @@
               <w:rPr>
                 <w:sz w:val="16"/>
               </w:rPr>
-              <w:t xml:space="preserve">Mitad: Diseño Visual UI. Tras aprobación de </w:t>
-            </w:r>
-            <w:proofErr w:type="spellStart"/>
-            <w:r>
-              <w:rPr>
-                <w:sz w:val="16"/>
-              </w:rPr>
-              <w:t>wireframes</w:t>
-            </w:r>
-            <w:proofErr w:type="spellEnd"/>
-            <w:r>
-              <w:rPr>
-                <w:sz w:val="16"/>
-              </w:rPr>
-              <w:t xml:space="preserve">. </w:t>
-            </w:r>
-            <w:proofErr w:type="spellStart"/>
-            <w:r>
-              <w:rPr>
-                <w:sz w:val="16"/>
-              </w:rPr>
-              <w:t>Handoff</w:t>
-            </w:r>
-            <w:proofErr w:type="spellEnd"/>
-            <w:r>
-              <w:rPr>
-                <w:sz w:val="16"/>
-              </w:rPr>
-              <w:t xml:space="preserve"> a </w:t>
-            </w:r>
-            <w:proofErr w:type="spellStart"/>
-            <w:r>
-              <w:rPr>
-                <w:sz w:val="16"/>
-              </w:rPr>
-              <w:t>dev</w:t>
-            </w:r>
-            <w:proofErr w:type="spellEnd"/>
-            <w:r>
-              <w:rPr>
-                <w:sz w:val="16"/>
-              </w:rPr>
-              <w:t>.</w:t>
+              <w:t>Mitad: Diseño Visual UI. Tras aprobación de wireframes. Handoff a dev.</w:t>
             </w:r>
           </w:p>
         </w:tc>
       </w:tr>
       <w:tr>
-        <w:trPr>
-          <w:trPrChange w:id="58" w:author="francisco javier gonzalez  garcia" w:date="2026-09-22T22:06:00Z">
-            <w:trPr>
-              <w:jc w:val="center"/>
-            </w:trPr>
-          </w:trPrChange>
-        </w:trPr>
         <w:tc>
           <w:tcPr>
             <w:tcW w:w="1134" w:type="dxa"/>
@@ -1364,11 +875,6 @@
               <w:bottom w:val="single" w:sz="4" w:space="0" w:color="auto"/>
               <w:right w:val="single" w:sz="4" w:space="0" w:color="auto"/>
             </w:tcBorders>
-            <w:tcPrChange w:id="59" w:author="francisco javier gonzalez  garcia" w:date="2026-09-22T22:06:00Z">
-              <w:tcPr>
-                <w:tcW w:w="1134" w:type="dxa"/>
-              </w:tcPr>
-            </w:tcPrChange>
           </w:tcPr>
           <w:p>
             <w:pPr>
@@ -1398,11 +904,6 @@
               <w:bottom w:val="single" w:sz="4" w:space="0" w:color="auto"/>
               <w:right w:val="single" w:sz="4" w:space="0" w:color="auto"/>
             </w:tcBorders>
-            <w:tcPrChange w:id="60" w:author="francisco javier gonzalez  garcia" w:date="2026-09-22T22:06:00Z">
-              <w:tcPr>
-                <w:tcW w:w="2551" w:type="dxa"/>
-              </w:tcPr>
-            </w:tcPrChange>
           </w:tcPr>
           <w:p>
             <w:pPr>
@@ -1425,11 +926,6 @@
               <w:bottom w:val="single" w:sz="4" w:space="0" w:color="auto"/>
               <w:right w:val="single" w:sz="4" w:space="0" w:color="auto"/>
             </w:tcBorders>
-            <w:tcPrChange w:id="61" w:author="francisco javier gonzalez  garcia" w:date="2026-09-22T22:06:00Z">
-              <w:tcPr>
-                <w:tcW w:w="2268" w:type="dxa"/>
-              </w:tcPr>
-            </w:tcPrChange>
           </w:tcPr>
           <w:p>
             <w:pPr>
@@ -1452,11 +948,6 @@
               <w:bottom w:val="single" w:sz="4" w:space="0" w:color="auto"/>
               <w:right w:val="single" w:sz="4" w:space="0" w:color="auto"/>
             </w:tcBorders>
-            <w:tcPrChange w:id="62" w:author="francisco javier gonzalez  garcia" w:date="2026-09-22T22:06:00Z">
-              <w:tcPr>
-                <w:tcW w:w="1020" w:type="dxa"/>
-              </w:tcPr>
-            </w:tcPrChange>
           </w:tcPr>
           <w:p>
             <w:pPr>
@@ -1479,11 +970,6 @@
               <w:bottom w:val="single" w:sz="4" w:space="0" w:color="auto"/>
               <w:right w:val="single" w:sz="4" w:space="0" w:color="auto"/>
             </w:tcBorders>
-            <w:tcPrChange w:id="63" w:author="francisco javier gonzalez  garcia" w:date="2026-09-22T22:06:00Z">
-              <w:tcPr>
-                <w:tcW w:w="1531" w:type="dxa"/>
-              </w:tcPr>
-            </w:tcPrChange>
           </w:tcPr>
           <w:p>
             <w:pPr>
@@ -1493,50 +979,20 @@
               <w:rPr>
                 <w:sz w:val="16"/>
               </w:rPr>
-              <w:t xml:space="preserve">Transversal, crítico </w:t>
-            </w:r>
-            <w:proofErr w:type="spellStart"/>
-            <w:r>
-              <w:rPr>
-                <w:sz w:val="16"/>
-              </w:rPr>
-              <w:t>pre-desarrollo</w:t>
-            </w:r>
-            <w:proofErr w:type="spellEnd"/>
-            <w:r>
-              <w:rPr>
-                <w:sz w:val="16"/>
-              </w:rPr>
-              <w:t>. Low-Fi para test rápido, High-Fi para validación final.</w:t>
+              <w:t>Transversal, crítico pre-desarrollo. Low-Fi para test rápido, High-Fi para validación final.</w:t>
             </w:r>
           </w:p>
         </w:tc>
       </w:tr>
     </w:tbl>
-    <w:p>
-      <w:pPr>
-        <w:rPr>
-          <w:ins w:id="64" w:author="francisco javier gonzalez  garcia" w:date="2026-09-24T23:18:00Z"/>
-        </w:rPr>
-      </w:pPr>
-    </w:p>
+    <w:p/>
     <w:p/>
     <w:p>
       <w:pPr>
         <w:pStyle w:val="Ttulo2"/>
-        <w:pPrChange w:id="65" w:author="francisco javier gonzalez  garcia" w:date="2026-09-22T22:09:00Z">
-          <w:pPr>
-            <w:pStyle w:val="Ttulo1"/>
-          </w:pPr>
-        </w:pPrChange>
-      </w:pPr>
-      <w:del w:id="66" w:author="francisco javier gonzalez  garcia" w:date="2026-09-22T22:07:00Z">
-        <w:r>
-          <w:lastRenderedPageBreak/>
-          <w:delText xml:space="preserve">2. </w:delText>
-        </w:r>
-      </w:del>
+      </w:pPr>
       <w:r>
+        <w:lastRenderedPageBreak/>
         <w:t xml:space="preserve">Ventajas y Limitaciones </w:t>
       </w:r>
       <w:r>
@@ -1547,19 +1003,11 @@
       <w:pPr>
         <w:spacing w:after="40"/>
       </w:pPr>
-      <w:proofErr w:type="spellStart"/>
       <w:r>
         <w:rPr>
           <w:b/>
         </w:rPr>
-        <w:t>Wireframe</w:t>
-      </w:r>
-      <w:proofErr w:type="spellEnd"/>
-      <w:r>
-        <w:rPr>
-          <w:b/>
-        </w:rPr>
-        <w:t xml:space="preserve">: </w:t>
+        <w:t xml:space="preserve">Wireframe: </w:t>
       </w:r>
       <w:r>
         <w:t>+ Rapidez y bajo costo; foco en funcionalidad sin distracciones estéticas. - No transmite experiencia real; no sirve para validación emocional ni test con usuarios.</w:t>
@@ -1576,23 +1024,7 @@
         <w:t xml:space="preserve">Mockup: </w:t>
       </w:r>
       <w:r>
-        <w:t xml:space="preserve">+ Valida estética, </w:t>
-      </w:r>
-      <w:proofErr w:type="spellStart"/>
-      <w:r>
-        <w:t>Design</w:t>
-      </w:r>
-      <w:proofErr w:type="spellEnd"/>
-      <w:r>
-        <w:t xml:space="preserve"> </w:t>
-      </w:r>
-      <w:proofErr w:type="spellStart"/>
-      <w:r>
-        <w:t>System</w:t>
-      </w:r>
-      <w:proofErr w:type="spellEnd"/>
-      <w:r>
-        <w:t xml:space="preserve"> y marca; entregable preciso para desarrollo. - Estático; oculta errores de flujo e interacción; un diseño bonito puede esconder mala UX.</w:t>
+        <w:t>+ Valida estética, Design System y marca; entregable preciso para desarrollo. - Estático; oculta errores de flujo e interacción; un diseño bonito puede esconder mala UX.</w:t>
       </w:r>
     </w:p>
     <w:p>
@@ -1618,17 +1050,7 @@
     <w:p>
       <w:pPr>
         <w:pStyle w:val="Ttulo2"/>
-        <w:pPrChange w:id="67" w:author="francisco javier gonzalez  garcia" w:date="2026-09-22T22:09:00Z">
-          <w:pPr>
-            <w:pStyle w:val="Ttulo1"/>
-          </w:pPr>
-        </w:pPrChange>
-      </w:pPr>
-      <w:del w:id="68" w:author="francisco javier gonzalez  garcia" w:date="2026-09-22T22:08:00Z">
-        <w:r>
-          <w:delText xml:space="preserve">3. </w:delText>
-        </w:r>
-      </w:del>
+      </w:pPr>
       <w:r>
         <w:t>Ejemplo Práctico Unificado</w:t>
       </w:r>
@@ -1638,53 +1060,21 @@
         <w:spacing w:after="40"/>
       </w:pPr>
       <w:r>
-        <w:t xml:space="preserve">App móvil </w:t>
-      </w:r>
-      <w:proofErr w:type="spellStart"/>
-      <w:r>
-        <w:t>FinTech</w:t>
-      </w:r>
-      <w:proofErr w:type="spellEnd"/>
-      <w:r>
-        <w:t xml:space="preserve"> "Capital" - </w:t>
-      </w:r>
-      <w:proofErr w:type="spellStart"/>
-      <w:r>
-        <w:t>Dashboard</w:t>
-      </w:r>
-      <w:proofErr w:type="spellEnd"/>
-      <w:r>
-        <w:t xml:space="preserve"> de Gastos Mensuales. Misma pantalla, tres evoluciones:</w:t>
+        <w:t>App móvil FinTech "Capital" - Dashboard de Gastos Mensuales. Misma pantalla, tres evoluciones:</w:t>
       </w:r>
     </w:p>
     <w:p>
       <w:pPr>
         <w:spacing w:after="40"/>
       </w:pPr>
-      <w:proofErr w:type="spellStart"/>
       <w:r>
         <w:rPr>
           <w:b/>
         </w:rPr>
-        <w:t>Wireframe</w:t>
-      </w:r>
-      <w:proofErr w:type="spellEnd"/>
-      <w:r>
-        <w:rPr>
-          <w:b/>
-        </w:rPr>
-        <w:t xml:space="preserve">: </w:t>
+        <w:t xml:space="preserve">Wireframe: </w:t>
       </w:r>
       <w:r>
-        <w:t>[</w:t>
-      </w:r>
-      <w:proofErr w:type="spellStart"/>
-      <w:r>
-        <w:t>Header</w:t>
-      </w:r>
-      <w:proofErr w:type="spellEnd"/>
-      <w:r>
-        <w:t>] [Balance: $XXXX] [Gráfico barras grises] [Lista transacciones] [FAB: +]. Sin color. Valida prioridad de contenido.</w:t>
+        <w:t>[Header] [Balance: $XXXX] [Gráfico barras grises] [Lista transacciones] [FAB: +]. Sin color. Valida prioridad de contenido.</w:t>
       </w:r>
     </w:p>
     <w:p>
@@ -1698,23 +1088,7 @@
         <w:t xml:space="preserve">Mockup: </w:t>
       </w:r>
       <w:r>
-        <w:t xml:space="preserve">Fondo #0A0A0B, </w:t>
-      </w:r>
-      <w:proofErr w:type="spellStart"/>
-      <w:r>
-        <w:t>glassmorphism</w:t>
-      </w:r>
-      <w:proofErr w:type="spellEnd"/>
-      <w:r>
-        <w:t xml:space="preserve">, gráfico azul #4D7FC1, tipografía </w:t>
-      </w:r>
-      <w:proofErr w:type="spellStart"/>
-      <w:r>
-        <w:t>Manrope</w:t>
-      </w:r>
-      <w:proofErr w:type="spellEnd"/>
-      <w:r>
-        <w:t xml:space="preserve"> Bold. Valida identidad visual, contraste y coherencia de marca.</w:t>
+        <w:t>Fondo #0A0A0B, glassmorphism, gráfico azul #4D7FC1, tipografía Manrope Bold. Valida identidad visual, contraste y coherencia de marca.</w:t>
       </w:r>
     </w:p>
     <w:p>
@@ -1725,80 +1099,16 @@
         <w:rPr>
           <w:b/>
         </w:rPr>
-        <w:t>Prototipo (</w:t>
-      </w:r>
-      <w:proofErr w:type="spellStart"/>
-      <w:r>
-        <w:rPr>
-          <w:b/>
-        </w:rPr>
-        <w:t>Figma</w:t>
-      </w:r>
-      <w:proofErr w:type="spellEnd"/>
-      <w:r>
-        <w:rPr>
-          <w:b/>
-        </w:rPr>
-        <w:t xml:space="preserve"> High-Fi): </w:t>
+        <w:t xml:space="preserve">Prototipo (Figma High-Fi): </w:t>
       </w:r>
       <w:r>
-        <w:t xml:space="preserve">Interacciones: </w:t>
-      </w:r>
-      <w:proofErr w:type="spellStart"/>
-      <w:r>
-        <w:t>tap</w:t>
-      </w:r>
-      <w:proofErr w:type="spellEnd"/>
-      <w:r>
-        <w:t xml:space="preserve"> en gráfico filtra lista; </w:t>
-      </w:r>
-      <w:proofErr w:type="spellStart"/>
-      <w:r>
-        <w:t>swipe</w:t>
-      </w:r>
-      <w:proofErr w:type="spellEnd"/>
-      <w:r>
-        <w:t xml:space="preserve"> acciones Editar/Eliminar; </w:t>
-      </w:r>
-      <w:proofErr w:type="spellStart"/>
-      <w:r>
-        <w:t>tap</w:t>
-      </w:r>
-      <w:proofErr w:type="spellEnd"/>
-      <w:r>
-        <w:t xml:space="preserve"> en + bottom </w:t>
-      </w:r>
-      <w:proofErr w:type="spellStart"/>
-      <w:r>
-        <w:t>sheet</w:t>
-      </w:r>
-      <w:proofErr w:type="spellEnd"/>
-      <w:r>
-        <w:t xml:space="preserve"> animado; estado vacío con </w:t>
-      </w:r>
-      <w:proofErr w:type="spellStart"/>
-      <w:r>
-        <w:t>Lottie</w:t>
-      </w:r>
-      <w:proofErr w:type="spellEnd"/>
-      <w:r>
-        <w:t>. Valida con test de usabilidad (n=5).</w:t>
+        <w:t>Interacciones: tap en gráfico filtra lista; swipe acciones Editar/Eliminar; tap en + bottom sheet animado; estado vacío con Lottie. Valida con test de usabilidad (n=5).</w:t>
       </w:r>
     </w:p>
     <w:p>
       <w:pPr>
         <w:pStyle w:val="Ttulo2"/>
-        <w:pPrChange w:id="69" w:author="francisco javier gonzalez  garcia" w:date="2026-09-22T22:09:00Z">
-          <w:pPr>
-            <w:pStyle w:val="Ttulo1"/>
-          </w:pPr>
-        </w:pPrChange>
-      </w:pPr>
-      <w:del w:id="70" w:author="francisco javier gonzalez  garcia" w:date="2026-09-22T22:09:00Z">
-        <w:r>
-          <w:delText xml:space="preserve">4. </w:delText>
-        </w:r>
-      </w:del>
+      </w:pPr>
       <w:r>
         <w:t>Conclusión Estratégica - Regla de Decisión</w:t>
       </w:r>
@@ -1808,15 +1118,7 @@
         <w:spacing w:after="40"/>
       </w:pPr>
       <w:r>
-        <w:t xml:space="preserve">Si validas QUÉ se construye -&gt; </w:t>
-      </w:r>
-      <w:proofErr w:type="spellStart"/>
-      <w:r>
-        <w:t>Wireframe</w:t>
-      </w:r>
-      <w:proofErr w:type="spellEnd"/>
-      <w:r>
-        <w:t>. Si validas CÓMO SE VE -&gt; Mockup. Si validas CÓMO SE SIENTE Y FLUYE -&gt; Prototipo.</w:t>
+        <w:t>Si validas QUÉ se construye -&gt; Wireframe. Si validas CÓMO SE VE -&gt; Mockup. Si validas CÓMO SE SIENTE Y FLUYE -&gt; Prototipo.</w:t>
       </w:r>
     </w:p>
     <w:p>
@@ -1830,23 +1132,12 @@
         <w:t xml:space="preserve">Error crítico que genera costo: </w:t>
       </w:r>
       <w:r>
-        <w:t xml:space="preserve">Saltar del </w:t>
-      </w:r>
-      <w:proofErr w:type="spellStart"/>
-      <w:r>
-        <w:t>wireframe</w:t>
-      </w:r>
-      <w:proofErr w:type="spellEnd"/>
-      <w:r>
-        <w:t xml:space="preserve"> directo a desarrollo sin mockup ni prototipo. Resultado: producto funcionalmente correcto pero visualmente pobre e inusable. El costo de corrección en código es 10x superior al costo en fase de diseño (Principio de Boehm).</w:t>
+        <w:t>Saltar del wireframe directo a desarrollo sin mockup ni prototipo. Resultado: producto funcionalmente correcto pero visualmente pobre e inusable. El costo de corrección en código es 10x superior al costo en fase de diseño (Principio de Boehm).</w:t>
       </w:r>
     </w:p>
     <w:p>
       <w:pPr>
         <w:spacing w:after="40"/>
-        <w:rPr>
-          <w:ins w:id="71" w:author="francisco javier gonzalez  garcia" w:date="2026-09-24T23:18:00Z"/>
-        </w:rPr>
       </w:pPr>
       <w:r>
         <w:rPr>
@@ -1854,532 +1145,311 @@
         </w:rPr>
         <w:t xml:space="preserve">Estándar académico recomendado: </w:t>
       </w:r>
-      <w:proofErr w:type="spellStart"/>
       <w:r>
-        <w:t>Wireframe</w:t>
-      </w:r>
-      <w:proofErr w:type="spellEnd"/>
-      <w:r>
-        <w:t xml:space="preserve"> -&gt; Test de estructura -&gt; Mockup + </w:t>
-      </w:r>
-      <w:proofErr w:type="spellStart"/>
-      <w:r>
-        <w:t>Design</w:t>
-      </w:r>
-      <w:proofErr w:type="spellEnd"/>
-      <w:r>
-        <w:t xml:space="preserve"> </w:t>
-      </w:r>
-      <w:proofErr w:type="spellStart"/>
-      <w:r>
-        <w:t>System</w:t>
-      </w:r>
-      <w:proofErr w:type="spellEnd"/>
-      <w:r>
-        <w:t xml:space="preserve"> -&gt; Prototipo High-Fi -&gt; Test de usabilidad (n=5) -&gt; </w:t>
-      </w:r>
-      <w:proofErr w:type="spellStart"/>
-      <w:r>
-        <w:t>Handoff</w:t>
-      </w:r>
-      <w:proofErr w:type="spellEnd"/>
-      <w:r>
-        <w:t xml:space="preserve"> a desarrollo.</w:t>
+        <w:t>Wireframe -&gt; Test de estructura -&gt; Mockup + Design System -&gt; Prototipo High-Fi -&gt; Test de usabilidad (n=5) -&gt; Handoff a desarrollo.</w:t>
       </w:r>
     </w:p>
     <w:p>
       <w:pPr>
         <w:spacing w:after="40"/>
-        <w:rPr>
-          <w:ins w:id="72" w:author="francisco javier gonzalez  garcia" w:date="2026-09-24T23:18:00Z"/>
-        </w:rPr>
       </w:pPr>
     </w:p>
     <w:p>
       <w:pPr>
         <w:spacing w:after="40"/>
-        <w:rPr>
-          <w:ins w:id="73" w:author="francisco javier gonzalez  garcia" w:date="2026-09-24T23:18:00Z"/>
-        </w:rPr>
       </w:pPr>
     </w:p>
     <w:p>
       <w:pPr>
         <w:spacing w:after="40"/>
-        <w:rPr>
-          <w:ins w:id="74" w:author="francisco javier gonzalez  garcia" w:date="2026-09-24T23:18:00Z"/>
-        </w:rPr>
       </w:pPr>
     </w:p>
     <w:p>
       <w:pPr>
         <w:spacing w:after="40"/>
-        <w:rPr>
-          <w:ins w:id="75" w:author="francisco javier gonzalez  garcia" w:date="2026-09-24T23:18:00Z"/>
-        </w:rPr>
       </w:pPr>
     </w:p>
     <w:p>
       <w:pPr>
         <w:spacing w:after="40"/>
-        <w:rPr>
-          <w:ins w:id="76" w:author="francisco javier gonzalez  garcia" w:date="2026-09-24T23:18:00Z"/>
-        </w:rPr>
       </w:pPr>
     </w:p>
     <w:p>
       <w:pPr>
         <w:spacing w:after="40"/>
-        <w:rPr>
-          <w:ins w:id="77" w:author="francisco javier gonzalez  garcia" w:date="2026-09-24T23:18:00Z"/>
-        </w:rPr>
       </w:pPr>
     </w:p>
     <w:p>
       <w:pPr>
         <w:spacing w:after="40"/>
-        <w:rPr>
-          <w:ins w:id="78" w:author="francisco javier gonzalez  garcia" w:date="2026-09-24T22:55:00Z"/>
-        </w:rPr>
       </w:pPr>
     </w:p>
     <w:p>
       <w:pPr>
-        <w:spacing w:after="40"/>
-        <w:rPr>
-          <w:del w:id="79" w:author="francisco javier gonzalez  garcia" w:date="2026-09-24T22:55:00Z"/>
-        </w:rPr>
-      </w:pPr>
+        <w:pStyle w:val="Ttulo1"/>
+      </w:pPr>
+      <w:r>
+        <w:lastRenderedPageBreak/>
+        <w:t xml:space="preserve">Fase 2. </w:t>
+      </w:r>
+      <w:r>
+        <w:t>Definición del contexto UX</w:t>
+      </w:r>
     </w:p>
     <w:p>
       <w:pPr>
-        <w:pStyle w:val="Ttulo1"/>
-        <w:rPr>
-          <w:ins w:id="80" w:author="francisco javier gonzalez  garcia" w:date="2026-09-24T21:55:00Z"/>
-        </w:rPr>
-      </w:pPr>
-      <w:ins w:id="81" w:author="francisco javier gonzalez  garcia" w:date="2026-09-24T21:52:00Z">
-        <w:r>
-          <w:t xml:space="preserve">Fase 2. </w:t>
-        </w:r>
-      </w:ins>
-      <w:ins w:id="82" w:author="francisco javier gonzalez  garcia" w:date="2026-09-24T21:53:00Z">
-        <w:r>
-          <w:t>Definición del contexto UX</w:t>
-        </w:r>
-      </w:ins>
-    </w:p>
-    <w:p>
-      <w:pPr>
         <w:pStyle w:val="Ttulo2"/>
-        <w:rPr>
-          <w:ins w:id="83" w:author="francisco javier gonzalez  garcia" w:date="2026-09-24T21:56:00Z"/>
-        </w:rPr>
-        <w:pPrChange w:id="84" w:author="francisco javier gonzalez  garcia" w:date="2026-09-24T22:40:00Z">
-          <w:pPr/>
-        </w:pPrChange>
-      </w:pPr>
-      <w:ins w:id="85" w:author="francisco javier gonzalez  garcia" w:date="2026-09-24T21:55:00Z">
-        <w:r>
-          <w:t>Personas</w:t>
-        </w:r>
-      </w:ins>
+      </w:pPr>
+      <w:r>
+        <w:t>Personas</w:t>
+      </w:r>
     </w:p>
     <w:tbl>
       <w:tblPr>
         <w:tblStyle w:val="Tablaconcuadrcula"/>
         <w:tblW w:w="0" w:type="auto"/>
         <w:tblLook w:val="04A0" w:firstRow="1" w:lastRow="0" w:firstColumn="1" w:lastColumn="0" w:noHBand="0" w:noVBand="1"/>
-        <w:tblPrChange w:id="86" w:author="francisco javier gonzalez  garcia" w:date="2026-09-24T22:55:00Z">
-          <w:tblPr>
-            <w:tblStyle w:val="Tablaconcuadrcula"/>
-            <w:tblW w:w="0" w:type="auto"/>
-            <w:tblLook w:val="04A0" w:firstRow="1" w:lastRow="0" w:firstColumn="1" w:lastColumn="0" w:noHBand="0" w:noVBand="1"/>
-          </w:tblPr>
-        </w:tblPrChange>
       </w:tblPr>
       <w:tblGrid>
         <w:gridCol w:w="3166"/>
         <w:gridCol w:w="3167"/>
         <w:gridCol w:w="3167"/>
-        <w:tblGridChange w:id="87">
-          <w:tblGrid>
-            <w:gridCol w:w="3166"/>
-            <w:gridCol w:w="3167"/>
-            <w:gridCol w:w="3167"/>
-          </w:tblGrid>
-        </w:tblGridChange>
       </w:tblGrid>
       <w:tr>
-        <w:trPr>
-          <w:ins w:id="88" w:author="francisco javier gonzalez  garcia" w:date="2026-09-24T22:40:00Z"/>
-        </w:trPr>
         <w:tc>
           <w:tcPr>
             <w:tcW w:w="3166" w:type="dxa"/>
             <w:shd w:val="clear" w:color="auto" w:fill="DDD9C3" w:themeFill="background2" w:themeFillShade="E6"/>
-            <w:tcPrChange w:id="89" w:author="francisco javier gonzalez  garcia" w:date="2026-09-24T22:55:00Z">
-              <w:tcPr>
-                <w:tcW w:w="3166" w:type="dxa"/>
-              </w:tcPr>
-            </w:tcPrChange>
           </w:tcPr>
           <w:p>
             <w:pPr>
               <w:spacing w:line="40" w:lineRule="atLeast"/>
               <w:rPr>
-                <w:ins w:id="90" w:author="francisco javier gonzalez  garcia" w:date="2026-09-24T22:40:00Z"/>
                 <w:b/>
                 <w:bCs/>
                 <w:sz w:val="16"/>
                 <w:szCs w:val="16"/>
-                <w:rPrChange w:id="91" w:author="francisco javier gonzalez  garcia" w:date="2026-09-24T22:42:00Z">
-                  <w:rPr>
-                    <w:ins w:id="92" w:author="francisco javier gonzalez  garcia" w:date="2026-09-24T22:40:00Z"/>
-                  </w:rPr>
-                </w:rPrChange>
               </w:rPr>
             </w:pPr>
-            <w:ins w:id="93" w:author="francisco javier gonzalez  garcia" w:date="2026-09-24T22:40:00Z">
-              <w:r>
-                <w:rPr>
-                  <w:b/>
-                  <w:bCs/>
-                  <w:sz w:val="16"/>
-                  <w:szCs w:val="16"/>
-                  <w:rPrChange w:id="94" w:author="francisco javier gonzalez  garcia" w:date="2026-09-24T22:42:00Z">
-                    <w:rPr/>
-                  </w:rPrChange>
-                </w:rPr>
-                <w:t>Arquetipo 1: U</w:t>
-              </w:r>
-            </w:ins>
-            <w:ins w:id="95" w:author="francisco javier gonzalez  garcia" w:date="2026-09-24T23:22:00Z">
-              <w:r>
-                <w:rPr>
-                  <w:b/>
-                  <w:bCs/>
-                  <w:sz w:val="16"/>
-                  <w:szCs w:val="16"/>
-                </w:rPr>
-                <w:t>suario</w:t>
-              </w:r>
-            </w:ins>
-            <w:ins w:id="96" w:author="francisco javier gonzalez  garcia" w:date="2026-09-24T23:41:00Z">
-              <w:r>
-                <w:rPr>
-                  <w:b/>
-                  <w:bCs/>
-                  <w:sz w:val="16"/>
-                  <w:szCs w:val="16"/>
-                </w:rPr>
-                <w:t xml:space="preserve"> (</w:t>
-              </w:r>
-              <w:r>
-                <w:rPr>
-                  <w:b/>
-                  <w:bCs/>
-                  <w:sz w:val="16"/>
-                  <w:szCs w:val="16"/>
-                  <w:rPrChange w:id="97" w:author="francisco javier gonzalez  garcia" w:date="2026-09-24T23:42:00Z">
-                    <w:rPr>
-                      <w:sz w:val="16"/>
-                      <w:szCs w:val="16"/>
-                    </w:rPr>
-                  </w:rPrChange>
-                </w:rPr>
-                <w:t>Atleta / Socio</w:t>
-              </w:r>
-              <w:r>
-                <w:rPr>
-                  <w:b/>
-                  <w:bCs/>
-                  <w:sz w:val="16"/>
-                  <w:szCs w:val="16"/>
-                </w:rPr>
-                <w:t>)</w:t>
-              </w:r>
-            </w:ins>
+            <w:r>
+              <w:rPr>
+                <w:b/>
+                <w:bCs/>
+                <w:sz w:val="16"/>
+                <w:szCs w:val="16"/>
+              </w:rPr>
+              <w:t>Arquetipo 1: U</w:t>
+            </w:r>
+            <w:r>
+              <w:rPr>
+                <w:b/>
+                <w:bCs/>
+                <w:sz w:val="16"/>
+                <w:szCs w:val="16"/>
+              </w:rPr>
+              <w:t>suario</w:t>
+            </w:r>
+            <w:r>
+              <w:rPr>
+                <w:b/>
+                <w:bCs/>
+                <w:sz w:val="16"/>
+                <w:szCs w:val="16"/>
+              </w:rPr>
+              <w:t xml:space="preserve"> (</w:t>
+            </w:r>
+            <w:r>
+              <w:rPr>
+                <w:b/>
+                <w:bCs/>
+                <w:sz w:val="16"/>
+                <w:szCs w:val="16"/>
+              </w:rPr>
+              <w:t>Atleta / Socio</w:t>
+            </w:r>
+            <w:r>
+              <w:rPr>
+                <w:b/>
+                <w:bCs/>
+                <w:sz w:val="16"/>
+                <w:szCs w:val="16"/>
+              </w:rPr>
+              <w:t>)</w:t>
+            </w:r>
           </w:p>
         </w:tc>
         <w:tc>
           <w:tcPr>
             <w:tcW w:w="3167" w:type="dxa"/>
             <w:shd w:val="clear" w:color="auto" w:fill="DDD9C3" w:themeFill="background2" w:themeFillShade="E6"/>
-            <w:tcPrChange w:id="98" w:author="francisco javier gonzalez  garcia" w:date="2026-09-24T22:55:00Z">
-              <w:tcPr>
-                <w:tcW w:w="3167" w:type="dxa"/>
-              </w:tcPr>
-            </w:tcPrChange>
           </w:tcPr>
           <w:p>
             <w:pPr>
               <w:spacing w:line="40" w:lineRule="atLeast"/>
               <w:rPr>
-                <w:ins w:id="99" w:author="francisco javier gonzalez  garcia" w:date="2026-09-24T22:40:00Z"/>
                 <w:b/>
                 <w:bCs/>
                 <w:sz w:val="16"/>
                 <w:szCs w:val="16"/>
-                <w:rPrChange w:id="100" w:author="francisco javier gonzalez  garcia" w:date="2026-09-24T22:42:00Z">
-                  <w:rPr>
-                    <w:ins w:id="101" w:author="francisco javier gonzalez  garcia" w:date="2026-09-24T22:40:00Z"/>
-                  </w:rPr>
-                </w:rPrChange>
               </w:rPr>
             </w:pPr>
-            <w:ins w:id="102" w:author="francisco javier gonzalez  garcia" w:date="2026-09-24T22:42:00Z">
-              <w:r>
-                <w:rPr>
-                  <w:b/>
-                  <w:bCs/>
-                  <w:sz w:val="16"/>
-                  <w:szCs w:val="16"/>
-                  <w:rPrChange w:id="103" w:author="francisco javier gonzalez  garcia" w:date="2026-09-24T22:42:00Z">
-                    <w:rPr/>
-                  </w:rPrChange>
-                </w:rPr>
-                <w:t>Arquetipo 2: E</w:t>
-              </w:r>
-            </w:ins>
-            <w:ins w:id="104" w:author="francisco javier gonzalez  garcia" w:date="2026-09-24T23:22:00Z">
-              <w:r>
-                <w:rPr>
-                  <w:b/>
-                  <w:bCs/>
-                  <w:sz w:val="16"/>
-                  <w:szCs w:val="16"/>
-                </w:rPr>
-                <w:t>ntrenador</w:t>
-              </w:r>
-            </w:ins>
-            <w:ins w:id="105" w:author="francisco javier gonzalez  garcia" w:date="2026-09-24T23:44:00Z">
-              <w:r>
-                <w:rPr>
-                  <w:b/>
-                  <w:bCs/>
-                  <w:sz w:val="16"/>
-                  <w:szCs w:val="16"/>
-                </w:rPr>
-                <w:t xml:space="preserve"> Físico</w:t>
-              </w:r>
-            </w:ins>
+            <w:r>
+              <w:rPr>
+                <w:b/>
+                <w:bCs/>
+                <w:sz w:val="16"/>
+                <w:szCs w:val="16"/>
+              </w:rPr>
+              <w:t>Arquetipo 2: E</w:t>
+            </w:r>
+            <w:r>
+              <w:rPr>
+                <w:b/>
+                <w:bCs/>
+                <w:sz w:val="16"/>
+                <w:szCs w:val="16"/>
+              </w:rPr>
+              <w:t>ntrenador</w:t>
+            </w:r>
+            <w:r>
+              <w:rPr>
+                <w:b/>
+                <w:bCs/>
+                <w:sz w:val="16"/>
+                <w:szCs w:val="16"/>
+              </w:rPr>
+              <w:t xml:space="preserve"> Físico</w:t>
+            </w:r>
           </w:p>
         </w:tc>
         <w:tc>
           <w:tcPr>
             <w:tcW w:w="3167" w:type="dxa"/>
             <w:shd w:val="clear" w:color="auto" w:fill="DDD9C3" w:themeFill="background2" w:themeFillShade="E6"/>
-            <w:tcPrChange w:id="106" w:author="francisco javier gonzalez  garcia" w:date="2026-09-24T22:55:00Z">
-              <w:tcPr>
-                <w:tcW w:w="3167" w:type="dxa"/>
-              </w:tcPr>
-            </w:tcPrChange>
           </w:tcPr>
           <w:p>
             <w:pPr>
               <w:spacing w:line="40" w:lineRule="atLeast"/>
               <w:rPr>
-                <w:ins w:id="107" w:author="francisco javier gonzalez  garcia" w:date="2026-09-24T22:40:00Z"/>
                 <w:b/>
                 <w:bCs/>
                 <w:sz w:val="16"/>
                 <w:szCs w:val="16"/>
-                <w:rPrChange w:id="108" w:author="francisco javier gonzalez  garcia" w:date="2026-09-24T22:42:00Z">
-                  <w:rPr>
-                    <w:ins w:id="109" w:author="francisco javier gonzalez  garcia" w:date="2026-09-24T22:40:00Z"/>
-                  </w:rPr>
-                </w:rPrChange>
               </w:rPr>
             </w:pPr>
-            <w:ins w:id="110" w:author="francisco javier gonzalez  garcia" w:date="2026-09-24T22:50:00Z">
-              <w:r>
-                <w:rPr>
-                  <w:b/>
-                  <w:bCs/>
-                  <w:sz w:val="16"/>
-                  <w:szCs w:val="16"/>
-                </w:rPr>
-                <w:t>Arquetipo 3: Encargado del  Gimnasio</w:t>
-              </w:r>
-            </w:ins>
+            <w:r>
+              <w:rPr>
+                <w:b/>
+                <w:bCs/>
+                <w:sz w:val="16"/>
+                <w:szCs w:val="16"/>
+              </w:rPr>
+              <w:t>Arquetipo 3: Encargado del  Gimnasio</w:t>
+            </w:r>
           </w:p>
         </w:tc>
       </w:tr>
       <w:tr>
         <w:trPr>
           <w:trHeight w:val="5802"/>
-          <w:ins w:id="111" w:author="francisco javier gonzalez  garcia" w:date="2026-09-24T22:40:00Z"/>
-          <w:trPrChange w:id="112" w:author="francisco javier gonzalez  garcia" w:date="2026-09-24T22:41:00Z">
-            <w:trPr>
-              <w:trHeight w:val="16207"/>
-            </w:trPr>
-          </w:trPrChange>
         </w:trPr>
         <w:tc>
           <w:tcPr>
             <w:tcW w:w="3166" w:type="dxa"/>
-            <w:tcPrChange w:id="113" w:author="francisco javier gonzalez  garcia" w:date="2026-09-24T22:41:00Z">
-              <w:tcPr>
-                <w:tcW w:w="3166" w:type="dxa"/>
-              </w:tcPr>
-            </w:tcPrChange>
           </w:tcPr>
           <w:p>
             <w:pPr>
               <w:spacing w:line="40" w:lineRule="atLeast"/>
               <w:rPr>
-                <w:ins w:id="114" w:author="francisco javier gonzalez  garcia" w:date="2026-09-24T22:41:00Z"/>
                 <w:sz w:val="16"/>
                 <w:szCs w:val="16"/>
-                <w:rPrChange w:id="115" w:author="francisco javier gonzalez  garcia" w:date="2026-09-24T22:42:00Z">
-                  <w:rPr>
-                    <w:ins w:id="116" w:author="francisco javier gonzalez  garcia" w:date="2026-09-24T22:41:00Z"/>
-                  </w:rPr>
-                </w:rPrChange>
               </w:rPr>
             </w:pPr>
-            <w:ins w:id="117" w:author="francisco javier gonzalez  garcia" w:date="2026-09-24T22:41:00Z">
-              <w:r>
-                <w:rPr>
-                  <w:sz w:val="16"/>
-                  <w:szCs w:val="16"/>
-                  <w:rPrChange w:id="118" w:author="francisco javier gonzalez  garcia" w:date="2026-09-24T22:42:00Z">
-                    <w:rPr/>
-                  </w:rPrChange>
-                </w:rPr>
-                <w:t>Nombre ficticio: Valeria Mendoza</w:t>
-              </w:r>
-            </w:ins>
+            <w:r>
+              <w:rPr>
+                <w:sz w:val="16"/>
+                <w:szCs w:val="16"/>
+              </w:rPr>
+              <w:t>Nombre ficticio: Valeria Mendoza</w:t>
+            </w:r>
           </w:p>
           <w:p>
             <w:pPr>
               <w:spacing w:line="40" w:lineRule="atLeast"/>
               <w:rPr>
-                <w:ins w:id="119" w:author="francisco javier gonzalez  garcia" w:date="2026-09-24T22:41:00Z"/>
                 <w:sz w:val="16"/>
                 <w:szCs w:val="16"/>
-                <w:rPrChange w:id="120" w:author="francisco javier gonzalez  garcia" w:date="2026-09-24T22:42:00Z">
-                  <w:rPr>
-                    <w:ins w:id="121" w:author="francisco javier gonzalez  garcia" w:date="2026-09-24T22:41:00Z"/>
-                  </w:rPr>
-                </w:rPrChange>
               </w:rPr>
             </w:pPr>
-            <w:ins w:id="122" w:author="francisco javier gonzalez  garcia" w:date="2026-09-24T22:41:00Z">
-              <w:r>
-                <w:rPr>
-                  <w:sz w:val="16"/>
-                  <w:szCs w:val="16"/>
-                  <w:rPrChange w:id="123" w:author="francisco javier gonzalez  garcia" w:date="2026-09-24T22:42:00Z">
-                    <w:rPr/>
-                  </w:rPrChange>
-                </w:rPr>
-                <w:t>Edad: 25 años</w:t>
-              </w:r>
-            </w:ins>
+            <w:r>
+              <w:rPr>
+                <w:sz w:val="16"/>
+                <w:szCs w:val="16"/>
+              </w:rPr>
+              <w:t>Edad: 25 años</w:t>
+            </w:r>
           </w:p>
           <w:p>
             <w:pPr>
               <w:spacing w:line="40" w:lineRule="atLeast"/>
               <w:rPr>
-                <w:ins w:id="124" w:author="francisco javier gonzalez  garcia" w:date="2026-09-24T22:41:00Z"/>
                 <w:sz w:val="16"/>
                 <w:szCs w:val="16"/>
-                <w:rPrChange w:id="125" w:author="francisco javier gonzalez  garcia" w:date="2026-09-24T22:42:00Z">
-                  <w:rPr>
-                    <w:ins w:id="126" w:author="francisco javier gonzalez  garcia" w:date="2026-09-24T22:41:00Z"/>
-                  </w:rPr>
-                </w:rPrChange>
               </w:rPr>
             </w:pPr>
-            <w:ins w:id="127" w:author="francisco javier gonzalez  garcia" w:date="2026-09-24T22:41:00Z">
-              <w:r>
-                <w:rPr>
-                  <w:sz w:val="16"/>
-                  <w:szCs w:val="16"/>
-                  <w:rPrChange w:id="128" w:author="francisco javier gonzalez  garcia" w:date="2026-09-24T22:42:00Z">
-                    <w:rPr/>
-                  </w:rPrChange>
-                </w:rPr>
-                <w:t>Rol: Usuario del Gimnasio</w:t>
-              </w:r>
-            </w:ins>
+            <w:r>
+              <w:rPr>
+                <w:sz w:val="16"/>
+                <w:szCs w:val="16"/>
+              </w:rPr>
+              <w:t>Rol: Usuario del Gimnasio</w:t>
+            </w:r>
           </w:p>
           <w:p>
             <w:pPr>
               <w:spacing w:line="40" w:lineRule="atLeast"/>
               <w:rPr>
-                <w:ins w:id="129" w:author="francisco javier gonzalez  garcia" w:date="2026-09-24T22:41:00Z"/>
                 <w:sz w:val="16"/>
                 <w:szCs w:val="16"/>
-                <w:rPrChange w:id="130" w:author="francisco javier gonzalez  garcia" w:date="2026-09-24T22:42:00Z">
-                  <w:rPr>
-                    <w:ins w:id="131" w:author="francisco javier gonzalez  garcia" w:date="2026-09-24T22:41:00Z"/>
-                  </w:rPr>
-                </w:rPrChange>
               </w:rPr>
             </w:pPr>
-            <w:ins w:id="132" w:author="francisco javier gonzalez  garcia" w:date="2026-09-24T22:41:00Z">
-              <w:r>
-                <w:rPr>
-                  <w:sz w:val="16"/>
-                  <w:szCs w:val="16"/>
-                  <w:rPrChange w:id="133" w:author="francisco javier gonzalez  garcia" w:date="2026-09-24T22:42:00Z">
-                    <w:rPr/>
-                  </w:rPrChange>
-                </w:rPr>
-                <w:t xml:space="preserve">Nivel tecnológico: Alto / Experto; utilizas aplicaciones diariamente, manejas múltiples dispositivos inteligentes (smartwatch, smartphone) y </w:t>
-              </w:r>
-            </w:ins>
-            <w:ins w:id="134" w:author="francisco javier gonzalez  garcia" w:date="2026-09-24T22:58:00Z">
-              <w:r>
-                <w:rPr>
-                  <w:sz w:val="16"/>
-                  <w:szCs w:val="16"/>
-                </w:rPr>
-                <w:t>s</w:t>
-              </w:r>
-            </w:ins>
-            <w:ins w:id="135" w:author="francisco javier gonzalez  garcia" w:date="2026-09-24T22:41:00Z">
-              <w:r>
-                <w:rPr>
-                  <w:sz w:val="16"/>
-                  <w:szCs w:val="16"/>
-                  <w:rPrChange w:id="136" w:author="francisco javier gonzalez  garcia" w:date="2026-09-24T22:42:00Z">
-                    <w:rPr/>
-                  </w:rPrChange>
-                </w:rPr>
-                <w:t>e adaptas de inmediato a nuevas interfaces.</w:t>
-              </w:r>
-            </w:ins>
+            <w:r>
+              <w:rPr>
+                <w:sz w:val="16"/>
+                <w:szCs w:val="16"/>
+              </w:rPr>
+              <w:t xml:space="preserve">Nivel tecnológico: Alto / Experto; utilizas aplicaciones diariamente, manejas múltiples dispositivos inteligentes (smartwatch, smartphone) y </w:t>
+            </w:r>
+            <w:r>
+              <w:rPr>
+                <w:sz w:val="16"/>
+                <w:szCs w:val="16"/>
+              </w:rPr>
+              <w:t>s</w:t>
+            </w:r>
+            <w:r>
+              <w:rPr>
+                <w:sz w:val="16"/>
+                <w:szCs w:val="16"/>
+              </w:rPr>
+              <w:t>e adaptas de inmediato a nuevas interfaces.</w:t>
+            </w:r>
           </w:p>
           <w:p>
             <w:pPr>
               <w:spacing w:line="40" w:lineRule="atLeast"/>
               <w:rPr>
-                <w:ins w:id="137" w:author="francisco javier gonzalez  garcia" w:date="2026-09-24T22:41:00Z"/>
                 <w:sz w:val="16"/>
                 <w:szCs w:val="16"/>
-                <w:rPrChange w:id="138" w:author="francisco javier gonzalez  garcia" w:date="2026-09-24T22:42:00Z">
-                  <w:rPr>
-                    <w:ins w:id="139" w:author="francisco javier gonzalez  garcia" w:date="2026-09-24T22:41:00Z"/>
-                  </w:rPr>
-                </w:rPrChange>
               </w:rPr>
             </w:pPr>
-            <w:ins w:id="140" w:author="francisco javier gonzalez  garcia" w:date="2026-09-24T22:41:00Z">
-              <w:r>
-                <w:rPr>
-                  <w:sz w:val="16"/>
-                  <w:szCs w:val="16"/>
-                  <w:rPrChange w:id="141" w:author="francisco javier gonzalez  garcia" w:date="2026-09-24T22:42:00Z">
-                    <w:rPr/>
-                  </w:rPrChange>
-                </w:rPr>
-                <w:t xml:space="preserve">Objetivo principal: </w:t>
-              </w:r>
-            </w:ins>
+            <w:r>
+              <w:rPr>
+                <w:sz w:val="16"/>
+                <w:szCs w:val="16"/>
+              </w:rPr>
+              <w:t xml:space="preserve">Objetivo principal: </w:t>
+            </w:r>
           </w:p>
           <w:p>
             <w:pPr>
@@ -2391,65 +1461,33 @@
               <w:spacing w:line="40" w:lineRule="atLeast"/>
               <w:ind w:left="142" w:hanging="142"/>
               <w:rPr>
-                <w:ins w:id="142" w:author="francisco javier gonzalez  garcia" w:date="2026-09-24T22:41:00Z"/>
                 <w:sz w:val="16"/>
                 <w:szCs w:val="16"/>
-                <w:rPrChange w:id="143" w:author="francisco javier gonzalez  garcia" w:date="2026-09-24T22:42:00Z">
-                  <w:rPr>
-                    <w:ins w:id="144" w:author="francisco javier gonzalez  garcia" w:date="2026-09-24T22:41:00Z"/>
-                  </w:rPr>
-                </w:rPrChange>
-              </w:rPr>
-              <w:pPrChange w:id="145" w:author="francisco javier gonzalez  garcia" w:date="2026-09-24T22:47:00Z">
-                <w:pPr>
-                  <w:pStyle w:val="Prrafodelista"/>
-                  <w:numPr>
-                    <w:numId w:val="11"/>
-                  </w:numPr>
-                  <w:spacing w:line="40" w:lineRule="atLeast"/>
-                  <w:ind w:left="360" w:hanging="360"/>
-                </w:pPr>
-              </w:pPrChange>
+              </w:rPr>
             </w:pPr>
-            <w:ins w:id="146" w:author="francisco javier gonzalez  garcia" w:date="2026-09-24T22:41:00Z">
-              <w:r>
-                <w:rPr>
-                  <w:sz w:val="16"/>
-                  <w:szCs w:val="16"/>
-                  <w:rPrChange w:id="147" w:author="francisco javier gonzalez  garcia" w:date="2026-09-24T22:42:00Z">
-                    <w:rPr/>
-                  </w:rPrChange>
-                </w:rPr>
-                <w:t>Usar su tiempo libre para mantener tonificados sus músculos, canalizar el estrés del trabajo e integrar el ejercicio como un hábito diario constante.</w:t>
-              </w:r>
-            </w:ins>
+            <w:r>
+              <w:rPr>
+                <w:sz w:val="16"/>
+                <w:szCs w:val="16"/>
+              </w:rPr>
+              <w:t>Usar su tiempo libre para mantener tonificados sus músculos, canalizar el estrés del trabajo e integrar el ejercicio como un hábito diario constante.</w:t>
+            </w:r>
           </w:p>
           <w:p>
             <w:pPr>
               <w:spacing w:line="40" w:lineRule="atLeast"/>
               <w:rPr>
-                <w:ins w:id="148" w:author="francisco javier gonzalez  garcia" w:date="2026-09-24T22:41:00Z"/>
                 <w:sz w:val="16"/>
                 <w:szCs w:val="16"/>
-                <w:rPrChange w:id="149" w:author="francisco javier gonzalez  garcia" w:date="2026-09-24T22:42:00Z">
-                  <w:rPr>
-                    <w:ins w:id="150" w:author="francisco javier gonzalez  garcia" w:date="2026-09-24T22:41:00Z"/>
-                  </w:rPr>
-                </w:rPrChange>
               </w:rPr>
             </w:pPr>
-            <w:ins w:id="151" w:author="francisco javier gonzalez  garcia" w:date="2026-09-24T22:41:00Z">
-              <w:r>
-                <w:rPr>
-                  <w:sz w:val="16"/>
-                  <w:szCs w:val="16"/>
-                  <w:rPrChange w:id="152" w:author="francisco javier gonzalez  garcia" w:date="2026-09-24T22:42:00Z">
-                    <w:rPr/>
-                  </w:rPrChange>
-                </w:rPr>
-                <w:t xml:space="preserve">Frustraciones: </w:t>
-              </w:r>
-            </w:ins>
+            <w:r>
+              <w:rPr>
+                <w:sz w:val="16"/>
+                <w:szCs w:val="16"/>
+              </w:rPr>
+              <w:t xml:space="preserve">Frustraciones: </w:t>
+            </w:r>
           </w:p>
           <w:p>
             <w:pPr>
@@ -2461,38 +1499,17 @@
               <w:spacing w:line="40" w:lineRule="atLeast"/>
               <w:ind w:left="142" w:hanging="142"/>
               <w:rPr>
-                <w:ins w:id="153" w:author="francisco javier gonzalez  garcia" w:date="2026-09-24T22:41:00Z"/>
                 <w:sz w:val="16"/>
                 <w:szCs w:val="16"/>
-                <w:rPrChange w:id="154" w:author="francisco javier gonzalez  garcia" w:date="2026-09-24T22:42:00Z">
-                  <w:rPr>
-                    <w:ins w:id="155" w:author="francisco javier gonzalez  garcia" w:date="2026-09-24T22:41:00Z"/>
-                  </w:rPr>
-                </w:rPrChange>
-              </w:rPr>
-              <w:pPrChange w:id="156" w:author="francisco javier gonzalez  garcia" w:date="2026-09-24T22:46:00Z">
-                <w:pPr>
-                  <w:pStyle w:val="Prrafodelista"/>
-                  <w:numPr>
-                    <w:numId w:val="10"/>
-                  </w:numPr>
-                  <w:spacing w:line="40" w:lineRule="atLeast"/>
-                  <w:ind w:left="360" w:hanging="360"/>
-                </w:pPr>
-              </w:pPrChange>
+              </w:rPr>
             </w:pPr>
-            <w:ins w:id="157" w:author="francisco javier gonzalez  garcia" w:date="2026-09-24T22:41:00Z">
-              <w:r>
-                <w:rPr>
-                  <w:sz w:val="16"/>
-                  <w:szCs w:val="16"/>
-                  <w:rPrChange w:id="158" w:author="francisco javier gonzalez  garcia" w:date="2026-09-24T22:42:00Z">
-                    <w:rPr/>
-                  </w:rPrChange>
-                </w:rPr>
-                <w:t>No optimizar su tiempo cuando el gimnasio está lleno.</w:t>
-              </w:r>
-            </w:ins>
+            <w:r>
+              <w:rPr>
+                <w:sz w:val="16"/>
+                <w:szCs w:val="16"/>
+              </w:rPr>
+              <w:t>No optimizar su tiempo cuando el gimnasio está lleno.</w:t>
+            </w:r>
           </w:p>
           <w:p>
             <w:pPr>
@@ -2504,65 +1521,33 @@
               <w:spacing w:line="40" w:lineRule="atLeast"/>
               <w:ind w:left="142" w:hanging="142"/>
               <w:rPr>
-                <w:ins w:id="159" w:author="francisco javier gonzalez  garcia" w:date="2026-09-24T22:41:00Z"/>
                 <w:sz w:val="16"/>
                 <w:szCs w:val="16"/>
-                <w:rPrChange w:id="160" w:author="francisco javier gonzalez  garcia" w:date="2026-09-24T22:45:00Z">
-                  <w:rPr>
-                    <w:ins w:id="161" w:author="francisco javier gonzalez  garcia" w:date="2026-09-24T22:41:00Z"/>
-                  </w:rPr>
-                </w:rPrChange>
-              </w:rPr>
-              <w:pPrChange w:id="162" w:author="francisco javier gonzalez  garcia" w:date="2026-09-24T22:45:00Z">
-                <w:pPr>
-                  <w:pStyle w:val="Prrafodelista"/>
-                  <w:numPr>
-                    <w:numId w:val="10"/>
-                  </w:numPr>
-                  <w:spacing w:line="40" w:lineRule="atLeast"/>
-                  <w:ind w:left="360" w:hanging="360"/>
-                </w:pPr>
-              </w:pPrChange>
+              </w:rPr>
             </w:pPr>
-            <w:ins w:id="163" w:author="francisco javier gonzalez  garcia" w:date="2026-09-24T22:41:00Z">
-              <w:r>
-                <w:rPr>
-                  <w:sz w:val="16"/>
-                  <w:szCs w:val="16"/>
-                  <w:rPrChange w:id="164" w:author="francisco javier gonzalez  garcia" w:date="2026-09-24T22:45:00Z">
-                    <w:rPr/>
-                  </w:rPrChange>
-                </w:rPr>
-                <w:t>Perder la continuidad por horarios laborales imprevistos y la falta de rutinas personalizadas que se adapten a su ritmo.</w:t>
-              </w:r>
-            </w:ins>
+            <w:r>
+              <w:rPr>
+                <w:sz w:val="16"/>
+                <w:szCs w:val="16"/>
+              </w:rPr>
+              <w:t>Perder la continuidad por horarios laborales imprevistos y la falta de rutinas personalizadas que se adapten a su ritmo.</w:t>
+            </w:r>
           </w:p>
           <w:p>
             <w:pPr>
               <w:spacing w:line="40" w:lineRule="atLeast"/>
               <w:rPr>
-                <w:ins w:id="165" w:author="francisco javier gonzalez  garcia" w:date="2026-09-24T22:41:00Z"/>
                 <w:sz w:val="16"/>
                 <w:szCs w:val="16"/>
-                <w:rPrChange w:id="166" w:author="francisco javier gonzalez  garcia" w:date="2026-09-24T22:42:00Z">
-                  <w:rPr>
-                    <w:ins w:id="167" w:author="francisco javier gonzalez  garcia" w:date="2026-09-24T22:41:00Z"/>
-                  </w:rPr>
-                </w:rPrChange>
               </w:rPr>
             </w:pPr>
-            <w:ins w:id="168" w:author="francisco javier gonzalez  garcia" w:date="2026-09-24T22:41:00Z">
-              <w:r>
-                <w:rPr>
-                  <w:sz w:val="16"/>
-                  <w:szCs w:val="16"/>
-                  <w:rPrChange w:id="169" w:author="francisco javier gonzalez  garcia" w:date="2026-09-24T22:42:00Z">
-                    <w:rPr/>
-                  </w:rPrChange>
-                </w:rPr>
-                <w:t xml:space="preserve">Necesidades digitales: </w:t>
-              </w:r>
-            </w:ins>
+            <w:r>
+              <w:rPr>
+                <w:sz w:val="16"/>
+                <w:szCs w:val="16"/>
+              </w:rPr>
+              <w:t xml:space="preserve">Necesidades digitales: </w:t>
+            </w:r>
           </w:p>
           <w:p>
             <w:pPr>
@@ -2574,38 +1559,17 @@
               <w:spacing w:line="40" w:lineRule="atLeast"/>
               <w:ind w:left="142" w:hanging="142"/>
               <w:rPr>
-                <w:ins w:id="170" w:author="francisco javier gonzalez  garcia" w:date="2026-09-24T22:41:00Z"/>
                 <w:sz w:val="16"/>
                 <w:szCs w:val="16"/>
-                <w:rPrChange w:id="171" w:author="francisco javier gonzalez  garcia" w:date="2026-09-24T22:42:00Z">
-                  <w:rPr>
-                    <w:ins w:id="172" w:author="francisco javier gonzalez  garcia" w:date="2026-09-24T22:41:00Z"/>
-                  </w:rPr>
-                </w:rPrChange>
-              </w:rPr>
-              <w:pPrChange w:id="173" w:author="francisco javier gonzalez  garcia" w:date="2026-09-24T22:47:00Z">
-                <w:pPr>
-                  <w:pStyle w:val="Prrafodelista"/>
-                  <w:numPr>
-                    <w:numId w:val="12"/>
-                  </w:numPr>
-                  <w:spacing w:line="40" w:lineRule="atLeast"/>
-                  <w:ind w:left="360" w:hanging="360"/>
-                </w:pPr>
-              </w:pPrChange>
+              </w:rPr>
             </w:pPr>
-            <w:ins w:id="174" w:author="francisco javier gonzalez  garcia" w:date="2026-09-24T22:41:00Z">
-              <w:r>
-                <w:rPr>
-                  <w:sz w:val="16"/>
-                  <w:szCs w:val="16"/>
-                  <w:rPrChange w:id="175" w:author="francisco javier gonzalez  garcia" w:date="2026-09-24T22:42:00Z">
-                    <w:rPr/>
-                  </w:rPrChange>
-                </w:rPr>
-                <w:t>Selección de rutinas por nivel de dificultad.</w:t>
-              </w:r>
-            </w:ins>
+            <w:r>
+              <w:rPr>
+                <w:sz w:val="16"/>
+                <w:szCs w:val="16"/>
+              </w:rPr>
+              <w:t>Selección de rutinas por nivel de dificultad.</w:t>
+            </w:r>
           </w:p>
           <w:p>
             <w:pPr>
@@ -2617,38 +1581,17 @@
               <w:spacing w:line="40" w:lineRule="atLeast"/>
               <w:ind w:left="142" w:hanging="142"/>
               <w:rPr>
-                <w:ins w:id="176" w:author="francisco javier gonzalez  garcia" w:date="2026-09-24T22:41:00Z"/>
                 <w:sz w:val="16"/>
                 <w:szCs w:val="16"/>
-                <w:rPrChange w:id="177" w:author="francisco javier gonzalez  garcia" w:date="2026-09-24T22:42:00Z">
-                  <w:rPr>
-                    <w:ins w:id="178" w:author="francisco javier gonzalez  garcia" w:date="2026-09-24T22:41:00Z"/>
-                  </w:rPr>
-                </w:rPrChange>
-              </w:rPr>
-              <w:pPrChange w:id="179" w:author="francisco javier gonzalez  garcia" w:date="2026-09-24T22:47:00Z">
-                <w:pPr>
-                  <w:pStyle w:val="Prrafodelista"/>
-                  <w:numPr>
-                    <w:numId w:val="12"/>
-                  </w:numPr>
-                  <w:spacing w:line="40" w:lineRule="atLeast"/>
-                  <w:ind w:left="360" w:hanging="360"/>
-                </w:pPr>
-              </w:pPrChange>
+              </w:rPr>
             </w:pPr>
-            <w:ins w:id="180" w:author="francisco javier gonzalez  garcia" w:date="2026-09-24T22:41:00Z">
-              <w:r>
-                <w:rPr>
-                  <w:sz w:val="16"/>
-                  <w:szCs w:val="16"/>
-                  <w:rPrChange w:id="181" w:author="francisco javier gonzalez  garcia" w:date="2026-09-24T22:42:00Z">
-                    <w:rPr/>
-                  </w:rPrChange>
-                </w:rPr>
-                <w:t>Notificaciones inteligentes y flexibles con recordatorios de entrenamiento.</w:t>
-              </w:r>
-            </w:ins>
+            <w:r>
+              <w:rPr>
+                <w:sz w:val="16"/>
+                <w:szCs w:val="16"/>
+              </w:rPr>
+              <w:t>Notificaciones inteligentes y flexibles con recordatorios de entrenamiento.</w:t>
+            </w:r>
           </w:p>
           <w:p>
             <w:pPr>
@@ -2660,38 +1603,17 @@
               <w:spacing w:line="40" w:lineRule="atLeast"/>
               <w:ind w:left="142" w:hanging="142"/>
               <w:rPr>
-                <w:ins w:id="182" w:author="francisco javier gonzalez  garcia" w:date="2026-09-24T22:41:00Z"/>
                 <w:sz w:val="16"/>
                 <w:szCs w:val="16"/>
-                <w:rPrChange w:id="183" w:author="francisco javier gonzalez  garcia" w:date="2026-09-24T22:42:00Z">
-                  <w:rPr>
-                    <w:ins w:id="184" w:author="francisco javier gonzalez  garcia" w:date="2026-09-24T22:41:00Z"/>
-                  </w:rPr>
-                </w:rPrChange>
-              </w:rPr>
-              <w:pPrChange w:id="185" w:author="francisco javier gonzalez  garcia" w:date="2026-09-24T22:47:00Z">
-                <w:pPr>
-                  <w:pStyle w:val="Prrafodelista"/>
-                  <w:numPr>
-                    <w:numId w:val="12"/>
-                  </w:numPr>
-                  <w:spacing w:line="40" w:lineRule="atLeast"/>
-                  <w:ind w:left="360" w:hanging="360"/>
-                </w:pPr>
-              </w:pPrChange>
+              </w:rPr>
             </w:pPr>
-            <w:ins w:id="186" w:author="francisco javier gonzalez  garcia" w:date="2026-09-24T22:41:00Z">
-              <w:r>
-                <w:rPr>
-                  <w:sz w:val="16"/>
-                  <w:szCs w:val="16"/>
-                  <w:rPrChange w:id="187" w:author="francisco javier gonzalez  garcia" w:date="2026-09-24T22:42:00Z">
-                    <w:rPr/>
-                  </w:rPrChange>
-                </w:rPr>
-                <w:t>Métricas visuales para dar seguimiento rápido a tu progreso semanal.</w:t>
-              </w:r>
-            </w:ins>
+            <w:r>
+              <w:rPr>
+                <w:sz w:val="16"/>
+                <w:szCs w:val="16"/>
+              </w:rPr>
+              <w:t>Métricas visuales para dar seguimiento rápido a tu progreso semanal.</w:t>
+            </w:r>
           </w:p>
           <w:p>
             <w:pPr>
@@ -2703,38 +1625,17 @@
               <w:spacing w:line="40" w:lineRule="atLeast"/>
               <w:ind w:left="142" w:hanging="142"/>
               <w:rPr>
-                <w:ins w:id="188" w:author="francisco javier gonzalez  garcia" w:date="2026-09-24T22:41:00Z"/>
                 <w:sz w:val="16"/>
                 <w:szCs w:val="16"/>
-                <w:rPrChange w:id="189" w:author="francisco javier gonzalez  garcia" w:date="2026-09-24T22:42:00Z">
-                  <w:rPr>
-                    <w:ins w:id="190" w:author="francisco javier gonzalez  garcia" w:date="2026-09-24T22:41:00Z"/>
-                  </w:rPr>
-                </w:rPrChange>
-              </w:rPr>
-              <w:pPrChange w:id="191" w:author="francisco javier gonzalez  garcia" w:date="2026-09-24T22:47:00Z">
-                <w:pPr>
-                  <w:pStyle w:val="Prrafodelista"/>
-                  <w:numPr>
-                    <w:numId w:val="12"/>
-                  </w:numPr>
-                  <w:spacing w:line="40" w:lineRule="atLeast"/>
-                  <w:ind w:left="360" w:hanging="360"/>
-                </w:pPr>
-              </w:pPrChange>
+              </w:rPr>
             </w:pPr>
-            <w:ins w:id="192" w:author="francisco javier gonzalez  garcia" w:date="2026-09-24T22:41:00Z">
-              <w:r>
-                <w:rPr>
-                  <w:sz w:val="16"/>
-                  <w:szCs w:val="16"/>
-                  <w:rPrChange w:id="193" w:author="francisco javier gonzalez  garcia" w:date="2026-09-24T22:42:00Z">
-                    <w:rPr/>
-                  </w:rPrChange>
-                </w:rPr>
-                <w:t>Calendario y agenda centralizada: Visibilidad clara de sus clases presenciales/online, estado de asistencia y cupos disponibles.</w:t>
-              </w:r>
-            </w:ins>
+            <w:r>
+              <w:rPr>
+                <w:sz w:val="16"/>
+                <w:szCs w:val="16"/>
+              </w:rPr>
+              <w:t>Calendario y agenda centralizada: Visibilidad clara de sus clases presenciales/online, estado de asistencia y cupos disponibles.</w:t>
+            </w:r>
           </w:p>
           <w:p>
             <w:pPr>
@@ -2746,227 +1647,130 @@
               <w:spacing w:line="40" w:lineRule="atLeast"/>
               <w:ind w:left="142" w:hanging="142"/>
               <w:rPr>
-                <w:ins w:id="194" w:author="francisco javier gonzalez  garcia" w:date="2026-09-24T22:41:00Z"/>
                 <w:sz w:val="16"/>
                 <w:szCs w:val="16"/>
-                <w:rPrChange w:id="195" w:author="francisco javier gonzalez  garcia" w:date="2026-09-24T22:42:00Z">
-                  <w:rPr>
-                    <w:ins w:id="196" w:author="francisco javier gonzalez  garcia" w:date="2026-09-24T22:41:00Z"/>
-                  </w:rPr>
-                </w:rPrChange>
-              </w:rPr>
-              <w:pPrChange w:id="197" w:author="francisco javier gonzalez  garcia" w:date="2026-09-24T22:47:00Z">
-                <w:pPr>
-                  <w:pStyle w:val="Prrafodelista"/>
-                  <w:numPr>
-                    <w:numId w:val="12"/>
-                  </w:numPr>
-                  <w:spacing w:line="40" w:lineRule="atLeast"/>
-                  <w:ind w:left="360" w:hanging="360"/>
-                </w:pPr>
-              </w:pPrChange>
+              </w:rPr>
             </w:pPr>
-            <w:ins w:id="198" w:author="francisco javier gonzalez  garcia" w:date="2026-09-24T22:41:00Z">
-              <w:r>
-                <w:rPr>
-                  <w:sz w:val="16"/>
-                  <w:szCs w:val="16"/>
-                  <w:rPrChange w:id="199" w:author="francisco javier gonzalez  garcia" w:date="2026-09-24T22:42:00Z">
-                    <w:rPr/>
-                  </w:rPrChange>
-                </w:rPr>
-                <w:t>Progreso del usuario: Visualización gráfica del rendimiento y evolución</w:t>
-              </w:r>
-            </w:ins>
+            <w:r>
+              <w:rPr>
+                <w:sz w:val="16"/>
+                <w:szCs w:val="16"/>
+              </w:rPr>
+              <w:t>Progreso del usuario: Visualización gráfica del rendimiento y evolución</w:t>
+            </w:r>
           </w:p>
           <w:p>
             <w:pPr>
               <w:spacing w:line="40" w:lineRule="atLeast"/>
               <w:rPr>
-                <w:ins w:id="200" w:author="francisco javier gonzalez  garcia" w:date="2026-09-24T22:41:00Z"/>
                 <w:sz w:val="16"/>
                 <w:szCs w:val="16"/>
-                <w:rPrChange w:id="201" w:author="francisco javier gonzalez  garcia" w:date="2026-09-24T22:42:00Z">
-                  <w:rPr>
-                    <w:ins w:id="202" w:author="francisco javier gonzalez  garcia" w:date="2026-09-24T22:41:00Z"/>
-                  </w:rPr>
-                </w:rPrChange>
               </w:rPr>
             </w:pPr>
-            <w:ins w:id="203" w:author="francisco javier gonzalez  garcia" w:date="2026-09-24T22:41:00Z">
-              <w:r>
-                <w:rPr>
-                  <w:sz w:val="16"/>
-                  <w:szCs w:val="16"/>
-                  <w:rPrChange w:id="204" w:author="francisco javier gonzalez  garcia" w:date="2026-09-24T22:42:00Z">
-                    <w:rPr/>
-                  </w:rPrChange>
-                </w:rPr>
-                <w:t>Motivación de uso: Organizar mejor su tiempo y medir tus avances en tiempo real y mantenerte motivada sin romper tu rutina personal.</w:t>
-              </w:r>
-            </w:ins>
+            <w:r>
+              <w:rPr>
+                <w:sz w:val="16"/>
+                <w:szCs w:val="16"/>
+              </w:rPr>
+              <w:t>Motivación de uso: Organizar mejor su tiempo y medir tus avances en tiempo real y mantenerte motivada sin romper tu rutina personal.</w:t>
+            </w:r>
           </w:p>
           <w:p>
             <w:pPr>
               <w:spacing w:line="40" w:lineRule="atLeast"/>
-              <w:rPr>
-                <w:ins w:id="205" w:author="francisco javier gonzalez  garcia" w:date="2026-09-24T22:40:00Z"/>
-              </w:rPr>
             </w:pPr>
           </w:p>
         </w:tc>
         <w:tc>
           <w:tcPr>
             <w:tcW w:w="3167" w:type="dxa"/>
-            <w:tcPrChange w:id="206" w:author="francisco javier gonzalez  garcia" w:date="2026-09-24T22:41:00Z">
-              <w:tcPr>
-                <w:tcW w:w="3167" w:type="dxa"/>
-              </w:tcPr>
-            </w:tcPrChange>
           </w:tcPr>
           <w:p>
             <w:pPr>
               <w:spacing w:line="40" w:lineRule="atLeast"/>
               <w:rPr>
-                <w:ins w:id="207" w:author="francisco javier gonzalez  garcia" w:date="2026-09-24T22:43:00Z"/>
                 <w:sz w:val="16"/>
                 <w:szCs w:val="16"/>
-                <w:rPrChange w:id="208" w:author="francisco javier gonzalez  garcia" w:date="2026-09-24T22:44:00Z">
-                  <w:rPr>
-                    <w:ins w:id="209" w:author="francisco javier gonzalez  garcia" w:date="2026-09-24T22:43:00Z"/>
-                  </w:rPr>
-                </w:rPrChange>
               </w:rPr>
             </w:pPr>
-            <w:ins w:id="210" w:author="francisco javier gonzalez  garcia" w:date="2026-09-24T22:43:00Z">
-              <w:r>
-                <w:rPr>
-                  <w:sz w:val="16"/>
-                  <w:szCs w:val="16"/>
-                  <w:rPrChange w:id="211" w:author="francisco javier gonzalez  garcia" w:date="2026-09-24T22:44:00Z">
-                    <w:rPr/>
-                  </w:rPrChange>
-                </w:rPr>
-                <w:t xml:space="preserve">Nombre ficticio: Carlos </w:t>
-              </w:r>
-            </w:ins>
-            <w:ins w:id="212" w:author="francisco javier gonzalez  garcia" w:date="2026-09-24T22:52:00Z">
-              <w:r>
-                <w:rPr>
-                  <w:sz w:val="16"/>
-                  <w:szCs w:val="16"/>
-                </w:rPr>
-                <w:t>Garibay</w:t>
-              </w:r>
-            </w:ins>
+            <w:r>
+              <w:rPr>
+                <w:sz w:val="16"/>
+                <w:szCs w:val="16"/>
+              </w:rPr>
+              <w:t xml:space="preserve">Nombre ficticio: Carlos </w:t>
+            </w:r>
+            <w:r>
+              <w:rPr>
+                <w:sz w:val="16"/>
+                <w:szCs w:val="16"/>
+              </w:rPr>
+              <w:t>Garibay</w:t>
+            </w:r>
           </w:p>
           <w:p>
             <w:pPr>
               <w:spacing w:line="40" w:lineRule="atLeast"/>
               <w:rPr>
-                <w:ins w:id="213" w:author="francisco javier gonzalez  garcia" w:date="2026-09-24T22:43:00Z"/>
                 <w:sz w:val="16"/>
                 <w:szCs w:val="16"/>
-                <w:rPrChange w:id="214" w:author="francisco javier gonzalez  garcia" w:date="2026-09-24T22:44:00Z">
-                  <w:rPr>
-                    <w:ins w:id="215" w:author="francisco javier gonzalez  garcia" w:date="2026-09-24T22:43:00Z"/>
-                  </w:rPr>
-                </w:rPrChange>
               </w:rPr>
             </w:pPr>
-            <w:ins w:id="216" w:author="francisco javier gonzalez  garcia" w:date="2026-09-24T22:43:00Z">
-              <w:r>
-                <w:rPr>
-                  <w:sz w:val="16"/>
-                  <w:szCs w:val="16"/>
-                  <w:rPrChange w:id="217" w:author="francisco javier gonzalez  garcia" w:date="2026-09-24T22:44:00Z">
-                    <w:rPr/>
-                  </w:rPrChange>
-                </w:rPr>
-                <w:t>Edad: 31 años</w:t>
-              </w:r>
-            </w:ins>
+            <w:r>
+              <w:rPr>
+                <w:sz w:val="16"/>
+                <w:szCs w:val="16"/>
+              </w:rPr>
+              <w:t>Edad: 31 años</w:t>
+            </w:r>
           </w:p>
           <w:p>
             <w:pPr>
               <w:spacing w:line="40" w:lineRule="atLeast"/>
               <w:rPr>
-                <w:ins w:id="218" w:author="francisco javier gonzalez  garcia" w:date="2026-09-24T22:43:00Z"/>
                 <w:sz w:val="16"/>
                 <w:szCs w:val="16"/>
-                <w:rPrChange w:id="219" w:author="francisco javier gonzalez  garcia" w:date="2026-09-24T22:44:00Z">
-                  <w:rPr>
-                    <w:ins w:id="220" w:author="francisco javier gonzalez  garcia" w:date="2026-09-24T22:43:00Z"/>
-                  </w:rPr>
-                </w:rPrChange>
               </w:rPr>
             </w:pPr>
-            <w:ins w:id="221" w:author="francisco javier gonzalez  garcia" w:date="2026-09-24T22:43:00Z">
-              <w:r>
-                <w:rPr>
-                  <w:sz w:val="16"/>
-                  <w:szCs w:val="16"/>
-                  <w:rPrChange w:id="222" w:author="francisco javier gonzalez  garcia" w:date="2026-09-24T22:44:00Z">
-                    <w:rPr/>
-                  </w:rPrChange>
-                </w:rPr>
-                <w:t>Rol: Entrenador personal y de clases grupales</w:t>
-              </w:r>
-            </w:ins>
+            <w:r>
+              <w:rPr>
+                <w:sz w:val="16"/>
+                <w:szCs w:val="16"/>
+              </w:rPr>
+              <w:t>Rol: Entrenador personal y de clases grupales</w:t>
+            </w:r>
           </w:p>
           <w:p>
             <w:pPr>
               <w:spacing w:line="40" w:lineRule="atLeast"/>
               <w:rPr>
-                <w:ins w:id="223" w:author="francisco javier gonzalez  garcia" w:date="2026-09-24T22:43:00Z"/>
                 <w:sz w:val="16"/>
                 <w:szCs w:val="16"/>
-                <w:rPrChange w:id="224" w:author="francisco javier gonzalez  garcia" w:date="2026-09-24T22:44:00Z">
-                  <w:rPr>
-                    <w:ins w:id="225" w:author="francisco javier gonzalez  garcia" w:date="2026-09-24T22:43:00Z"/>
-                  </w:rPr>
-                </w:rPrChange>
               </w:rPr>
             </w:pPr>
-            <w:ins w:id="226" w:author="francisco javier gonzalez  garcia" w:date="2026-09-24T22:43:00Z">
-              <w:r>
-                <w:rPr>
-                  <w:sz w:val="16"/>
-                  <w:szCs w:val="16"/>
-                  <w:rPrChange w:id="227" w:author="francisco javier gonzalez  garcia" w:date="2026-09-24T22:44:00Z">
-                    <w:rPr/>
-                  </w:rPrChange>
-                </w:rPr>
-                <w:t>Nivel tecnológico: Intermedio-Alto (Usa diariamente red social, apps de seguimiento deportivo, herramientas de pago digital y mensajería instantánea).</w:t>
-              </w:r>
-            </w:ins>
+            <w:r>
+              <w:rPr>
+                <w:sz w:val="16"/>
+                <w:szCs w:val="16"/>
+              </w:rPr>
+              <w:t>Nivel tecnológico: Intermedio-Alto (Usa diariamente red social, apps de seguimiento deportivo, herramientas de pago digital y mensajería instantánea).</w:t>
+            </w:r>
           </w:p>
           <w:p>
             <w:pPr>
               <w:spacing w:line="40" w:lineRule="atLeast"/>
               <w:rPr>
-                <w:ins w:id="228" w:author="francisco javier gonzalez  garcia" w:date="2026-09-24T22:43:00Z"/>
                 <w:sz w:val="16"/>
                 <w:szCs w:val="16"/>
-                <w:rPrChange w:id="229" w:author="francisco javier gonzalez  garcia" w:date="2026-09-24T22:44:00Z">
-                  <w:rPr>
-                    <w:ins w:id="230" w:author="francisco javier gonzalez  garcia" w:date="2026-09-24T22:43:00Z"/>
-                  </w:rPr>
-                </w:rPrChange>
               </w:rPr>
             </w:pPr>
-            <w:ins w:id="231" w:author="francisco javier gonzalez  garcia" w:date="2026-09-24T22:43:00Z">
-              <w:r>
-                <w:rPr>
-                  <w:sz w:val="16"/>
-                  <w:szCs w:val="16"/>
-                  <w:rPrChange w:id="232" w:author="francisco javier gonzalez  garcia" w:date="2026-09-24T22:44:00Z">
-                    <w:rPr/>
-                  </w:rPrChange>
-                </w:rPr>
-                <w:t>Objetivo principal:</w:t>
-              </w:r>
-            </w:ins>
+            <w:r>
+              <w:rPr>
+                <w:sz w:val="16"/>
+                <w:szCs w:val="16"/>
+              </w:rPr>
+              <w:t>Objetivo principal:</w:t>
+            </w:r>
           </w:p>
           <w:p>
             <w:pPr>
@@ -2978,90 +1782,54 @@
               <w:spacing w:line="40" w:lineRule="atLeast"/>
               <w:ind w:left="92" w:hanging="92"/>
               <w:rPr>
-                <w:ins w:id="233" w:author="francisco javier gonzalez  garcia" w:date="2026-09-24T22:43:00Z"/>
                 <w:sz w:val="16"/>
                 <w:szCs w:val="16"/>
-                <w:rPrChange w:id="234" w:author="francisco javier gonzalez  garcia" w:date="2026-09-24T22:45:00Z">
-                  <w:rPr>
-                    <w:ins w:id="235" w:author="francisco javier gonzalez  garcia" w:date="2026-09-24T22:43:00Z"/>
-                  </w:rPr>
-                </w:rPrChange>
-              </w:rPr>
-              <w:pPrChange w:id="236" w:author="francisco javier gonzalez  garcia" w:date="2026-09-24T22:50:00Z">
-                <w:pPr>
-                  <w:spacing w:line="40" w:lineRule="atLeast"/>
-                </w:pPr>
-              </w:pPrChange>
+              </w:rPr>
             </w:pPr>
-            <w:ins w:id="237" w:author="francisco javier gonzalez  garcia" w:date="2026-09-24T22:50:00Z">
-              <w:r>
-                <w:rPr>
-                  <w:sz w:val="16"/>
-                  <w:szCs w:val="16"/>
-                </w:rPr>
-                <w:t xml:space="preserve"> </w:t>
-              </w:r>
-            </w:ins>
-            <w:ins w:id="238" w:author="francisco javier gonzalez  garcia" w:date="2026-09-24T22:43:00Z">
-              <w:r>
-                <w:rPr>
-                  <w:sz w:val="16"/>
-                  <w:szCs w:val="16"/>
-                  <w:rPrChange w:id="239" w:author="francisco javier gonzalez  garcia" w:date="2026-09-24T22:45:00Z">
-                    <w:rPr/>
-                  </w:rPrChange>
-                </w:rPr>
-                <w:t xml:space="preserve">Maximizar el tiempo que pasa entrenando a sus clientes y diseñando rutinas efectivas, automatizando la gestión administrativa (asistencia, cobros, </w:t>
-              </w:r>
-            </w:ins>
-            <w:ins w:id="240" w:author="francisco javier gonzalez  garcia" w:date="2026-09-27T23:07:00Z">
-              <w:r>
-                <w:rPr>
-                  <w:sz w:val="16"/>
-                  <w:szCs w:val="16"/>
-                </w:rPr>
-                <w:t>Calendarización</w:t>
-              </w:r>
-            </w:ins>
-            <w:ins w:id="241" w:author="francisco javier gonzalez  garcia" w:date="2026-09-24T22:43:00Z">
-              <w:r>
-                <w:rPr>
-                  <w:sz w:val="16"/>
-                  <w:szCs w:val="16"/>
-                  <w:rPrChange w:id="242" w:author="francisco javier gonzalez  garcia" w:date="2026-09-24T22:45:00Z">
-                    <w:rPr/>
-                  </w:rPrChange>
-                </w:rPr>
-                <w:t>) para hacer crecer su cartera de clientes sin saturarse.</w:t>
-              </w:r>
-            </w:ins>
+            <w:r>
+              <w:rPr>
+                <w:sz w:val="16"/>
+                <w:szCs w:val="16"/>
+              </w:rPr>
+              <w:t xml:space="preserve"> </w:t>
+            </w:r>
+            <w:r>
+              <w:rPr>
+                <w:sz w:val="16"/>
+                <w:szCs w:val="16"/>
+              </w:rPr>
+              <w:t xml:space="preserve">Maximizar el tiempo que pasa entrenando a sus clientes y diseñando rutinas efectivas, automatizando la gestión administrativa (asistencia, cobros, </w:t>
+            </w:r>
+            <w:r>
+              <w:rPr>
+                <w:sz w:val="16"/>
+                <w:szCs w:val="16"/>
+              </w:rPr>
+              <w:t>Calendarización</w:t>
+            </w:r>
+            <w:r>
+              <w:rPr>
+                <w:sz w:val="16"/>
+                <w:szCs w:val="16"/>
+              </w:rPr>
+              <w:t>) para hacer crecer su cartera de clientes sin saturarse.</w:t>
+            </w:r>
           </w:p>
           <w:p>
             <w:pPr>
               <w:spacing w:line="40" w:lineRule="atLeast"/>
               <w:rPr>
-                <w:ins w:id="243" w:author="francisco javier gonzalez  garcia" w:date="2026-09-24T22:43:00Z"/>
                 <w:sz w:val="16"/>
                 <w:szCs w:val="16"/>
-                <w:rPrChange w:id="244" w:author="francisco javier gonzalez  garcia" w:date="2026-09-24T22:44:00Z">
-                  <w:rPr>
-                    <w:ins w:id="245" w:author="francisco javier gonzalez  garcia" w:date="2026-09-24T22:43:00Z"/>
-                  </w:rPr>
-                </w:rPrChange>
               </w:rPr>
             </w:pPr>
-            <w:ins w:id="246" w:author="francisco javier gonzalez  garcia" w:date="2026-09-24T22:43:00Z">
-              <w:r>
-                <w:rPr>
-                  <w:sz w:val="16"/>
-                  <w:szCs w:val="16"/>
-                  <w:rPrChange w:id="247" w:author="francisco javier gonzalez  garcia" w:date="2026-09-24T22:44:00Z">
-                    <w:rPr/>
-                  </w:rPrChange>
-                </w:rPr>
-                <w:t>Frustraciones:</w:t>
-              </w:r>
-            </w:ins>
+            <w:r>
+              <w:rPr>
+                <w:sz w:val="16"/>
+                <w:szCs w:val="16"/>
+              </w:rPr>
+              <w:t>Frustraciones:</w:t>
+            </w:r>
           </w:p>
           <w:p>
             <w:pPr>
@@ -3073,42 +1841,24 @@
               <w:spacing w:line="40" w:lineRule="atLeast"/>
               <w:ind w:left="92" w:hanging="92"/>
               <w:rPr>
-                <w:ins w:id="248" w:author="francisco javier gonzalez  garcia" w:date="2026-09-24T22:43:00Z"/>
                 <w:sz w:val="16"/>
                 <w:szCs w:val="16"/>
-                <w:rPrChange w:id="249" w:author="francisco javier gonzalez  garcia" w:date="2026-09-24T22:46:00Z">
-                  <w:rPr>
-                    <w:ins w:id="250" w:author="francisco javier gonzalez  garcia" w:date="2026-09-24T22:43:00Z"/>
-                  </w:rPr>
-                </w:rPrChange>
-              </w:rPr>
-              <w:pPrChange w:id="251" w:author="francisco javier gonzalez  garcia" w:date="2026-09-24T22:49:00Z">
-                <w:pPr>
-                  <w:spacing w:line="40" w:lineRule="atLeast"/>
-                </w:pPr>
-              </w:pPrChange>
+              </w:rPr>
             </w:pPr>
-            <w:ins w:id="252" w:author="francisco javier gonzalez  garcia" w:date="2026-09-24T22:49:00Z">
-              <w:r>
-                <w:rPr>
-                  <w:sz w:val="16"/>
-                  <w:szCs w:val="16"/>
-                </w:rPr>
-                <w:t xml:space="preserve"> </w:t>
-              </w:r>
-            </w:ins>
-            <w:ins w:id="253" w:author="francisco javier gonzalez  garcia" w:date="2026-09-24T22:43:00Z">
-              <w:r>
-                <w:rPr>
-                  <w:sz w:val="16"/>
-                  <w:szCs w:val="16"/>
-                  <w:rPrChange w:id="254" w:author="francisco javier gonzalez  garcia" w:date="2026-09-24T22:46:00Z">
-                    <w:rPr/>
-                  </w:rPrChange>
-                </w:rPr>
-                <w:t>Perder tiempo en tareas repetitivas como enviar recordatorios manuales de pago o confirmar asistencia por WhatsApp.</w:t>
-              </w:r>
-            </w:ins>
+            <w:r>
+              <w:rPr>
+                <w:sz w:val="16"/>
+                <w:szCs w:val="16"/>
+              </w:rPr>
+              <w:t xml:space="preserve"> </w:t>
+            </w:r>
+            <w:r>
+              <w:rPr>
+                <w:sz w:val="16"/>
+                <w:szCs w:val="16"/>
+              </w:rPr>
+              <w:t>Perder tiempo en tareas repetitivas como enviar recordatorios manuales de pago o confirmar asistencia por WhatsApp.</w:t>
+            </w:r>
           </w:p>
           <w:p>
             <w:pPr>
@@ -3120,42 +1870,24 @@
               <w:spacing w:line="40" w:lineRule="atLeast"/>
               <w:ind w:left="92" w:hanging="92"/>
               <w:rPr>
-                <w:ins w:id="255" w:author="francisco javier gonzalez  garcia" w:date="2026-09-24T22:43:00Z"/>
                 <w:sz w:val="16"/>
                 <w:szCs w:val="16"/>
-                <w:rPrChange w:id="256" w:author="francisco javier gonzalez  garcia" w:date="2026-09-24T22:46:00Z">
-                  <w:rPr>
-                    <w:ins w:id="257" w:author="francisco javier gonzalez  garcia" w:date="2026-09-24T22:43:00Z"/>
-                  </w:rPr>
-                </w:rPrChange>
-              </w:rPr>
-              <w:pPrChange w:id="258" w:author="francisco javier gonzalez  garcia" w:date="2026-09-24T22:49:00Z">
-                <w:pPr>
-                  <w:spacing w:line="40" w:lineRule="atLeast"/>
-                </w:pPr>
-              </w:pPrChange>
+              </w:rPr>
             </w:pPr>
-            <w:ins w:id="259" w:author="francisco javier gonzalez  garcia" w:date="2026-09-24T22:49:00Z">
-              <w:r>
-                <w:rPr>
-                  <w:sz w:val="16"/>
-                  <w:szCs w:val="16"/>
-                </w:rPr>
-                <w:t xml:space="preserve"> </w:t>
-              </w:r>
-            </w:ins>
-            <w:ins w:id="260" w:author="francisco javier gonzalez  garcia" w:date="2026-09-24T22:43:00Z">
-              <w:r>
-                <w:rPr>
-                  <w:sz w:val="16"/>
-                  <w:szCs w:val="16"/>
-                  <w:rPrChange w:id="261" w:author="francisco javier gonzalez  garcia" w:date="2026-09-24T22:46:00Z">
-                    <w:rPr/>
-                  </w:rPrChange>
-                </w:rPr>
-                <w:t>Falta de seguimiento centralizado del progreso de los alumnos (registros dispersos en notas de voz, papel o cuadernos).</w:t>
-              </w:r>
-            </w:ins>
+            <w:r>
+              <w:rPr>
+                <w:sz w:val="16"/>
+                <w:szCs w:val="16"/>
+              </w:rPr>
+              <w:t xml:space="preserve"> </w:t>
+            </w:r>
+            <w:r>
+              <w:rPr>
+                <w:sz w:val="16"/>
+                <w:szCs w:val="16"/>
+              </w:rPr>
+              <w:t>Falta de seguimiento centralizado del progreso de los alumnos (registros dispersos en notas de voz, papel o cuadernos).</w:t>
+            </w:r>
           </w:p>
           <w:p>
             <w:pPr>
@@ -3167,42 +1899,24 @@
               <w:spacing w:line="40" w:lineRule="atLeast"/>
               <w:ind w:left="92" w:hanging="92"/>
               <w:rPr>
-                <w:ins w:id="262" w:author="francisco javier gonzalez  garcia" w:date="2026-09-24T22:43:00Z"/>
                 <w:sz w:val="16"/>
                 <w:szCs w:val="16"/>
-                <w:rPrChange w:id="263" w:author="francisco javier gonzalez  garcia" w:date="2026-09-24T22:46:00Z">
-                  <w:rPr>
-                    <w:ins w:id="264" w:author="francisco javier gonzalez  garcia" w:date="2026-09-24T22:43:00Z"/>
-                  </w:rPr>
-                </w:rPrChange>
-              </w:rPr>
-              <w:pPrChange w:id="265" w:author="francisco javier gonzalez  garcia" w:date="2026-09-24T22:49:00Z">
-                <w:pPr>
-                  <w:spacing w:line="40" w:lineRule="atLeast"/>
-                </w:pPr>
-              </w:pPrChange>
+              </w:rPr>
             </w:pPr>
-            <w:ins w:id="266" w:author="francisco javier gonzalez  garcia" w:date="2026-09-24T22:49:00Z">
-              <w:r>
-                <w:rPr>
-                  <w:sz w:val="16"/>
-                  <w:szCs w:val="16"/>
-                </w:rPr>
-                <w:t xml:space="preserve"> </w:t>
-              </w:r>
-            </w:ins>
-            <w:ins w:id="267" w:author="francisco javier gonzalez  garcia" w:date="2026-09-24T22:43:00Z">
-              <w:r>
-                <w:rPr>
-                  <w:sz w:val="16"/>
-                  <w:szCs w:val="16"/>
-                  <w:rPrChange w:id="268" w:author="francisco javier gonzalez  garcia" w:date="2026-09-24T22:46:00Z">
-                    <w:rPr/>
-                  </w:rPrChange>
-                </w:rPr>
-                <w:t>Cancelaciones de último minuto que dejan huecos en su agenda y afectan sus ingresos.</w:t>
-              </w:r>
-            </w:ins>
+            <w:r>
+              <w:rPr>
+                <w:sz w:val="16"/>
+                <w:szCs w:val="16"/>
+              </w:rPr>
+              <w:t xml:space="preserve"> </w:t>
+            </w:r>
+            <w:r>
+              <w:rPr>
+                <w:sz w:val="16"/>
+                <w:szCs w:val="16"/>
+              </w:rPr>
+              <w:t>Cancelaciones de último minuto que dejan huecos en su agenda y afectan sus ingresos.</w:t>
+            </w:r>
           </w:p>
           <w:p>
             <w:pPr>
@@ -3214,556 +1928,317 @@
               <w:spacing w:line="40" w:lineRule="atLeast"/>
               <w:ind w:left="92" w:hanging="92"/>
               <w:rPr>
-                <w:ins w:id="269" w:author="francisco javier gonzalez  garcia" w:date="2026-09-24T22:43:00Z"/>
                 <w:sz w:val="16"/>
                 <w:szCs w:val="16"/>
-                <w:rPrChange w:id="270" w:author="francisco javier gonzalez  garcia" w:date="2026-09-24T22:48:00Z">
-                  <w:rPr>
-                    <w:ins w:id="271" w:author="francisco javier gonzalez  garcia" w:date="2026-09-24T22:43:00Z"/>
-                  </w:rPr>
-                </w:rPrChange>
-              </w:rPr>
-              <w:pPrChange w:id="272" w:author="francisco javier gonzalez  garcia" w:date="2026-09-24T22:48:00Z">
-                <w:pPr>
-                  <w:spacing w:line="40" w:lineRule="atLeast"/>
-                </w:pPr>
-              </w:pPrChange>
+              </w:rPr>
             </w:pPr>
-            <w:ins w:id="273" w:author="francisco javier gonzalez  garcia" w:date="2026-09-24T22:48:00Z">
-              <w:r>
-                <w:rPr>
-                  <w:sz w:val="16"/>
-                  <w:szCs w:val="16"/>
-                </w:rPr>
-                <w:t xml:space="preserve"> </w:t>
-              </w:r>
-            </w:ins>
-            <w:ins w:id="274" w:author="francisco javier gonzalez  garcia" w:date="2026-09-24T22:43:00Z">
-              <w:r>
-                <w:rPr>
-                  <w:sz w:val="16"/>
-                  <w:szCs w:val="16"/>
-                  <w:rPrChange w:id="275" w:author="francisco javier gonzalez  garcia" w:date="2026-09-24T22:48:00Z">
-                    <w:rPr/>
-                  </w:rPrChange>
-                </w:rPr>
-                <w:t>Plataformas complejas que requieren demasiados clics para crear o modificar una rutina de ejercicios rápida.</w:t>
-              </w:r>
-            </w:ins>
+            <w:r>
+              <w:rPr>
+                <w:sz w:val="16"/>
+                <w:szCs w:val="16"/>
+              </w:rPr>
+              <w:t xml:space="preserve"> </w:t>
+            </w:r>
+            <w:r>
+              <w:rPr>
+                <w:sz w:val="16"/>
+                <w:szCs w:val="16"/>
+              </w:rPr>
+              <w:t>Plataformas complejas que requieren demasiados clics para crear o modificar una rutina de ejercicios rápida.</w:t>
+            </w:r>
           </w:p>
           <w:p>
             <w:pPr>
               <w:spacing w:line="40" w:lineRule="atLeast"/>
               <w:rPr>
-                <w:ins w:id="276" w:author="francisco javier gonzalez  garcia" w:date="2026-09-24T22:43:00Z"/>
                 <w:sz w:val="16"/>
                 <w:szCs w:val="16"/>
-                <w:rPrChange w:id="277" w:author="francisco javier gonzalez  garcia" w:date="2026-09-24T22:44:00Z">
-                  <w:rPr>
-                    <w:ins w:id="278" w:author="francisco javier gonzalez  garcia" w:date="2026-09-24T22:43:00Z"/>
-                  </w:rPr>
-                </w:rPrChange>
               </w:rPr>
             </w:pPr>
-            <w:ins w:id="279" w:author="francisco javier gonzalez  garcia" w:date="2026-09-24T22:43:00Z">
-              <w:r>
-                <w:rPr>
-                  <w:sz w:val="16"/>
-                  <w:szCs w:val="16"/>
-                  <w:rPrChange w:id="280" w:author="francisco javier gonzalez  garcia" w:date="2026-09-24T22:44:00Z">
-                    <w:rPr/>
-                  </w:rPrChange>
-                </w:rPr>
-                <w:t>Necesidades digitales:</w:t>
-              </w:r>
-            </w:ins>
+            <w:r>
+              <w:rPr>
+                <w:sz w:val="16"/>
+                <w:szCs w:val="16"/>
+              </w:rPr>
+              <w:t>Necesidades digitales:</w:t>
+            </w:r>
           </w:p>
           <w:p>
             <w:pPr>
               <w:spacing w:line="40" w:lineRule="atLeast"/>
               <w:ind w:left="92" w:hanging="92"/>
               <w:rPr>
-                <w:ins w:id="281" w:author="francisco javier gonzalez  garcia" w:date="2026-09-24T22:43:00Z"/>
                 <w:sz w:val="16"/>
                 <w:szCs w:val="16"/>
-                <w:rPrChange w:id="282" w:author="francisco javier gonzalez  garcia" w:date="2026-09-24T22:44:00Z">
-                  <w:rPr>
-                    <w:ins w:id="283" w:author="francisco javier gonzalez  garcia" w:date="2026-09-24T22:43:00Z"/>
-                  </w:rPr>
-                </w:rPrChange>
-              </w:rPr>
-              <w:pPrChange w:id="284" w:author="francisco javier gonzalez  garcia" w:date="2026-09-24T22:49:00Z">
-                <w:pPr>
-                  <w:spacing w:line="40" w:lineRule="atLeast"/>
-                </w:pPr>
-              </w:pPrChange>
+              </w:rPr>
             </w:pPr>
-            <w:ins w:id="285" w:author="francisco javier gonzalez  garcia" w:date="2026-09-24T22:43:00Z">
-              <w:r>
-                <w:rPr>
-                  <w:sz w:val="16"/>
-                  <w:szCs w:val="16"/>
-                  <w:rPrChange w:id="286" w:author="francisco javier gonzalez  garcia" w:date="2026-09-24T22:44:00Z">
-                    <w:rPr/>
-                  </w:rPrChange>
-                </w:rPr>
-                <w:t>•</w:t>
-              </w:r>
-            </w:ins>
-            <w:ins w:id="287" w:author="francisco javier gonzalez  garcia" w:date="2026-09-24T22:48:00Z">
-              <w:r>
-                <w:rPr>
-                  <w:sz w:val="16"/>
-                  <w:szCs w:val="16"/>
-                </w:rPr>
-                <w:t xml:space="preserve"> </w:t>
-              </w:r>
-            </w:ins>
-            <w:ins w:id="288" w:author="francisco javier gonzalez  garcia" w:date="2026-09-24T22:43:00Z">
-              <w:r>
-                <w:rPr>
-                  <w:sz w:val="16"/>
-                  <w:szCs w:val="16"/>
-                  <w:rPrChange w:id="289" w:author="francisco javier gonzalez  garcia" w:date="2026-09-24T22:44:00Z">
-                    <w:rPr/>
-                  </w:rPrChange>
-                </w:rPr>
-                <w:t xml:space="preserve">Constructor interactivo de rutinas: Interfaz ágil para asignar, duplicar y personalizar planes de entrenamiento visuales (con videos o </w:t>
-              </w:r>
-              <w:proofErr w:type="spellStart"/>
-              <w:r>
-                <w:rPr>
-                  <w:sz w:val="16"/>
-                  <w:szCs w:val="16"/>
-                  <w:rPrChange w:id="290" w:author="francisco javier gonzalez  garcia" w:date="2026-09-24T22:44:00Z">
-                    <w:rPr/>
-                  </w:rPrChange>
-                </w:rPr>
-                <w:t>GIFs</w:t>
-              </w:r>
-              <w:proofErr w:type="spellEnd"/>
-              <w:r>
-                <w:rPr>
-                  <w:sz w:val="16"/>
-                  <w:szCs w:val="16"/>
-                  <w:rPrChange w:id="291" w:author="francisco javier gonzalez  garcia" w:date="2026-09-24T22:44:00Z">
-                    <w:rPr/>
-                  </w:rPrChange>
-                </w:rPr>
-                <w:t xml:space="preserve"> de técnica).</w:t>
-              </w:r>
-            </w:ins>
+            <w:r>
+              <w:rPr>
+                <w:sz w:val="16"/>
+                <w:szCs w:val="16"/>
+              </w:rPr>
+              <w:t>•</w:t>
+            </w:r>
+            <w:r>
+              <w:rPr>
+                <w:sz w:val="16"/>
+                <w:szCs w:val="16"/>
+              </w:rPr>
+              <w:t xml:space="preserve"> </w:t>
+            </w:r>
+            <w:r>
+              <w:rPr>
+                <w:sz w:val="16"/>
+                <w:szCs w:val="16"/>
+              </w:rPr>
+              <w:t>Constructor interactivo de rutinas: Interfaz ágil para asignar, duplicar y personalizar planes de entrenamiento visuales (con videos o GIFs de técnica).</w:t>
+            </w:r>
           </w:p>
           <w:p>
             <w:pPr>
               <w:spacing w:line="40" w:lineRule="atLeast"/>
               <w:ind w:left="92" w:hanging="92"/>
               <w:rPr>
-                <w:ins w:id="292" w:author="francisco javier gonzalez  garcia" w:date="2026-09-24T22:43:00Z"/>
                 <w:sz w:val="16"/>
                 <w:szCs w:val="16"/>
-                <w:rPrChange w:id="293" w:author="francisco javier gonzalez  garcia" w:date="2026-09-24T22:44:00Z">
-                  <w:rPr>
-                    <w:ins w:id="294" w:author="francisco javier gonzalez  garcia" w:date="2026-09-24T22:43:00Z"/>
-                  </w:rPr>
-                </w:rPrChange>
-              </w:rPr>
-              <w:pPrChange w:id="295" w:author="francisco javier gonzalez  garcia" w:date="2026-09-24T22:49:00Z">
-                <w:pPr>
-                  <w:spacing w:line="40" w:lineRule="atLeast"/>
-                </w:pPr>
-              </w:pPrChange>
+              </w:rPr>
             </w:pPr>
-            <w:ins w:id="296" w:author="francisco javier gonzalez  garcia" w:date="2026-09-24T22:43:00Z">
-              <w:r>
-                <w:rPr>
-                  <w:sz w:val="16"/>
-                  <w:szCs w:val="16"/>
-                  <w:rPrChange w:id="297" w:author="francisco javier gonzalez  garcia" w:date="2026-09-24T22:44:00Z">
-                    <w:rPr/>
-                  </w:rPrChange>
-                </w:rPr>
-                <w:t>•</w:t>
-              </w:r>
-            </w:ins>
-            <w:ins w:id="298" w:author="francisco javier gonzalez  garcia" w:date="2026-09-24T22:48:00Z">
-              <w:r>
-                <w:rPr>
-                  <w:sz w:val="16"/>
-                  <w:szCs w:val="16"/>
-                </w:rPr>
-                <w:t xml:space="preserve"> </w:t>
-              </w:r>
-            </w:ins>
-            <w:ins w:id="299" w:author="francisco javier gonzalez  garcia" w:date="2026-09-24T22:43:00Z">
-              <w:r>
-                <w:rPr>
-                  <w:sz w:val="16"/>
-                  <w:szCs w:val="16"/>
-                  <w:rPrChange w:id="300" w:author="francisco javier gonzalez  garcia" w:date="2026-09-24T22:44:00Z">
-                    <w:rPr/>
-                  </w:rPrChange>
-                </w:rPr>
-                <w:t>Calendario y agenda centralizada:</w:t>
-              </w:r>
-            </w:ins>
-            <w:ins w:id="301" w:author="francisco javier gonzalez  garcia" w:date="2026-09-24T22:49:00Z">
-              <w:r>
-                <w:rPr>
-                  <w:sz w:val="16"/>
-                  <w:szCs w:val="16"/>
-                </w:rPr>
-                <w:t xml:space="preserve"> </w:t>
-              </w:r>
-            </w:ins>
-            <w:ins w:id="302" w:author="francisco javier gonzalez  garcia" w:date="2026-09-24T22:43:00Z">
-              <w:r>
-                <w:rPr>
-                  <w:sz w:val="16"/>
-                  <w:szCs w:val="16"/>
-                  <w:rPrChange w:id="303" w:author="francisco javier gonzalez  garcia" w:date="2026-09-24T22:44:00Z">
-                    <w:rPr/>
-                  </w:rPrChange>
-                </w:rPr>
-                <w:t>Visibilidad clara de sus clases presenciales/online, estado de asistencia y cupos disponibles.</w:t>
-              </w:r>
-            </w:ins>
+            <w:r>
+              <w:rPr>
+                <w:sz w:val="16"/>
+                <w:szCs w:val="16"/>
+              </w:rPr>
+              <w:t>•</w:t>
+            </w:r>
+            <w:r>
+              <w:rPr>
+                <w:sz w:val="16"/>
+                <w:szCs w:val="16"/>
+              </w:rPr>
+              <w:t xml:space="preserve"> </w:t>
+            </w:r>
+            <w:r>
+              <w:rPr>
+                <w:sz w:val="16"/>
+                <w:szCs w:val="16"/>
+              </w:rPr>
+              <w:t>Calendario y agenda centralizada:</w:t>
+            </w:r>
+            <w:r>
+              <w:rPr>
+                <w:sz w:val="16"/>
+                <w:szCs w:val="16"/>
+              </w:rPr>
+              <w:t xml:space="preserve"> </w:t>
+            </w:r>
+            <w:r>
+              <w:rPr>
+                <w:sz w:val="16"/>
+                <w:szCs w:val="16"/>
+              </w:rPr>
+              <w:t>Visibilidad clara de sus clases presenciales/online, estado de asistencia y cupos disponibles.</w:t>
+            </w:r>
           </w:p>
           <w:p>
             <w:pPr>
               <w:spacing w:line="40" w:lineRule="atLeast"/>
               <w:ind w:left="92" w:hanging="92"/>
               <w:rPr>
-                <w:ins w:id="304" w:author="francisco javier gonzalez  garcia" w:date="2026-09-24T22:43:00Z"/>
                 <w:sz w:val="16"/>
                 <w:szCs w:val="16"/>
-                <w:rPrChange w:id="305" w:author="francisco javier gonzalez  garcia" w:date="2026-09-24T22:44:00Z">
-                  <w:rPr>
-                    <w:ins w:id="306" w:author="francisco javier gonzalez  garcia" w:date="2026-09-24T22:43:00Z"/>
-                  </w:rPr>
-                </w:rPrChange>
-              </w:rPr>
-              <w:pPrChange w:id="307" w:author="francisco javier gonzalez  garcia" w:date="2026-09-24T22:49:00Z">
-                <w:pPr>
-                  <w:spacing w:line="40" w:lineRule="atLeast"/>
-                </w:pPr>
-              </w:pPrChange>
+              </w:rPr>
             </w:pPr>
-            <w:ins w:id="308" w:author="francisco javier gonzalez  garcia" w:date="2026-09-24T22:43:00Z">
-              <w:r>
-                <w:rPr>
-                  <w:sz w:val="16"/>
-                  <w:szCs w:val="16"/>
-                  <w:rPrChange w:id="309" w:author="francisco javier gonzalez  garcia" w:date="2026-09-24T22:44:00Z">
-                    <w:rPr/>
-                  </w:rPrChange>
-                </w:rPr>
-                <w:t>•</w:t>
-              </w:r>
-            </w:ins>
-            <w:ins w:id="310" w:author="francisco javier gonzalez  garcia" w:date="2026-09-24T22:48:00Z">
-              <w:r>
-                <w:rPr>
-                  <w:sz w:val="16"/>
-                  <w:szCs w:val="16"/>
-                </w:rPr>
-                <w:t xml:space="preserve"> </w:t>
-              </w:r>
-            </w:ins>
-            <w:ins w:id="311" w:author="francisco javier gonzalez  garcia" w:date="2026-09-24T22:43:00Z">
-              <w:r>
-                <w:rPr>
-                  <w:sz w:val="16"/>
-                  <w:szCs w:val="16"/>
-                  <w:rPrChange w:id="312" w:author="francisco javier gonzalez  garcia" w:date="2026-09-24T22:44:00Z">
-                    <w:rPr/>
-                  </w:rPrChange>
-                </w:rPr>
-                <w:t>Panel de progreso del usuario: Visualización gráfica del rendimiento y evolución de cada atleta o cliente.</w:t>
-              </w:r>
-            </w:ins>
+            <w:r>
+              <w:rPr>
+                <w:sz w:val="16"/>
+                <w:szCs w:val="16"/>
+              </w:rPr>
+              <w:t>•</w:t>
+            </w:r>
+            <w:r>
+              <w:rPr>
+                <w:sz w:val="16"/>
+                <w:szCs w:val="16"/>
+              </w:rPr>
+              <w:t xml:space="preserve"> </w:t>
+            </w:r>
+            <w:r>
+              <w:rPr>
+                <w:sz w:val="16"/>
+                <w:szCs w:val="16"/>
+              </w:rPr>
+              <w:t>Panel de progreso del usuario: Visualización gráfica del rendimiento y evolución de cada atleta o cliente.</w:t>
+            </w:r>
           </w:p>
           <w:p>
             <w:pPr>
               <w:spacing w:line="40" w:lineRule="atLeast"/>
               <w:ind w:left="92" w:hanging="92"/>
               <w:rPr>
-                <w:ins w:id="313" w:author="francisco javier gonzalez  garcia" w:date="2026-09-24T22:43:00Z"/>
                 <w:sz w:val="16"/>
                 <w:szCs w:val="16"/>
-                <w:rPrChange w:id="314" w:author="francisco javier gonzalez  garcia" w:date="2026-09-24T22:44:00Z">
-                  <w:rPr>
-                    <w:ins w:id="315" w:author="francisco javier gonzalez  garcia" w:date="2026-09-24T22:43:00Z"/>
-                  </w:rPr>
-                </w:rPrChange>
-              </w:rPr>
-              <w:pPrChange w:id="316" w:author="francisco javier gonzalez  garcia" w:date="2026-09-24T23:01:00Z">
-                <w:pPr>
-                  <w:spacing w:line="40" w:lineRule="atLeast"/>
-                </w:pPr>
-              </w:pPrChange>
+              </w:rPr>
             </w:pPr>
-            <w:ins w:id="317" w:author="francisco javier gonzalez  garcia" w:date="2026-09-24T22:43:00Z">
-              <w:r>
-                <w:rPr>
-                  <w:sz w:val="16"/>
-                  <w:szCs w:val="16"/>
-                  <w:rPrChange w:id="318" w:author="francisco javier gonzalez  garcia" w:date="2026-09-24T22:44:00Z">
-                    <w:rPr/>
-                  </w:rPrChange>
-                </w:rPr>
-                <w:t>•</w:t>
-              </w:r>
-            </w:ins>
-            <w:ins w:id="319" w:author="francisco javier gonzalez  garcia" w:date="2026-09-24T22:48:00Z">
-              <w:r>
-                <w:rPr>
-                  <w:sz w:val="16"/>
-                  <w:szCs w:val="16"/>
-                </w:rPr>
-                <w:t xml:space="preserve"> </w:t>
-              </w:r>
-            </w:ins>
-            <w:ins w:id="320" w:author="francisco javier gonzalez  garcia" w:date="2026-09-24T22:43:00Z">
-              <w:r>
-                <w:rPr>
-                  <w:sz w:val="16"/>
-                  <w:szCs w:val="16"/>
-                  <w:rPrChange w:id="321" w:author="francisco javier gonzalez  garcia" w:date="2026-09-24T22:44:00Z">
-                    <w:rPr/>
-                  </w:rPrChange>
-                </w:rPr>
-                <w:t>Notificaciones automáticas: Alertas para recordatorio de citas, vencimiento de membresías y registro de actividad del alumno.</w:t>
-              </w:r>
-            </w:ins>
+            <w:r>
+              <w:rPr>
+                <w:sz w:val="16"/>
+                <w:szCs w:val="16"/>
+              </w:rPr>
+              <w:t>•</w:t>
+            </w:r>
+            <w:r>
+              <w:rPr>
+                <w:sz w:val="16"/>
+                <w:szCs w:val="16"/>
+              </w:rPr>
+              <w:t xml:space="preserve"> </w:t>
+            </w:r>
+            <w:r>
+              <w:rPr>
+                <w:sz w:val="16"/>
+                <w:szCs w:val="16"/>
+              </w:rPr>
+              <w:t>Notificaciones automáticas: Alertas para recordatorio de citas, vencimiento de membresías y registro de actividad del alumno.</w:t>
+            </w:r>
           </w:p>
           <w:p>
             <w:pPr>
               <w:spacing w:line="40" w:lineRule="atLeast"/>
-              <w:rPr>
-                <w:ins w:id="322" w:author="francisco javier gonzalez  garcia" w:date="2026-09-24T22:40:00Z"/>
-              </w:rPr>
             </w:pPr>
-            <w:ins w:id="323" w:author="francisco javier gonzalez  garcia" w:date="2026-09-24T22:43:00Z">
-              <w:r>
-                <w:rPr>
-                  <w:sz w:val="16"/>
-                  <w:szCs w:val="16"/>
-                  <w:rPrChange w:id="324" w:author="francisco javier gonzalez  garcia" w:date="2026-09-24T22:44:00Z">
-                    <w:rPr/>
-                  </w:rPrChange>
-                </w:rPr>
-                <w:t>Motivación de uso: Proyectar una imagen profesional y organizada que genere confianza en sus alumnos, optimizar su tiempo diario y contar con una herramienta móvil confiable que funcione sin fricción dentro del ambiente del gimnasio.</w:t>
-              </w:r>
-            </w:ins>
+            <w:r>
+              <w:rPr>
+                <w:sz w:val="16"/>
+                <w:szCs w:val="16"/>
+              </w:rPr>
+              <w:t>Motivación de uso: Proyectar una imagen profesional y organizada que genere confianza en sus alumnos, optimizar su tiempo diario y contar con una herramienta móvil confiable que funcione sin fricción dentro del ambiente del gimnasio.</w:t>
+            </w:r>
           </w:p>
         </w:tc>
         <w:tc>
           <w:tcPr>
             <w:tcW w:w="3167" w:type="dxa"/>
-            <w:tcPrChange w:id="325" w:author="francisco javier gonzalez  garcia" w:date="2026-09-24T22:41:00Z">
-              <w:tcPr>
-                <w:tcW w:w="3167" w:type="dxa"/>
-              </w:tcPr>
-            </w:tcPrChange>
           </w:tcPr>
           <w:p>
             <w:pPr>
               <w:spacing w:line="40" w:lineRule="atLeast"/>
               <w:rPr>
-                <w:ins w:id="326" w:author="francisco javier gonzalez  garcia" w:date="2026-09-24T22:52:00Z"/>
                 <w:sz w:val="16"/>
                 <w:szCs w:val="16"/>
-                <w:rPrChange w:id="327" w:author="francisco javier gonzalez  garcia" w:date="2026-09-24T22:52:00Z">
-                  <w:rPr>
-                    <w:ins w:id="328" w:author="francisco javier gonzalez  garcia" w:date="2026-09-24T22:52:00Z"/>
-                  </w:rPr>
-                </w:rPrChange>
               </w:rPr>
             </w:pPr>
-            <w:ins w:id="329" w:author="francisco javier gonzalez  garcia" w:date="2026-09-24T22:52:00Z">
-              <w:r>
-                <w:rPr>
-                  <w:sz w:val="16"/>
-                  <w:szCs w:val="16"/>
-                  <w:rPrChange w:id="330" w:author="francisco javier gonzalez  garcia" w:date="2026-09-24T22:52:00Z">
-                    <w:rPr/>
-                  </w:rPrChange>
-                </w:rPr>
-                <w:t>Nombre ficticio: Valeria Ríos</w:t>
-              </w:r>
-            </w:ins>
+            <w:r>
+              <w:rPr>
+                <w:sz w:val="16"/>
+                <w:szCs w:val="16"/>
+              </w:rPr>
+              <w:t>Nombre ficticio: Valeria Ríos</w:t>
+            </w:r>
           </w:p>
           <w:p>
             <w:pPr>
               <w:spacing w:line="40" w:lineRule="atLeast"/>
               <w:rPr>
-                <w:ins w:id="331" w:author="francisco javier gonzalez  garcia" w:date="2026-09-24T22:52:00Z"/>
                 <w:sz w:val="16"/>
                 <w:szCs w:val="16"/>
-                <w:rPrChange w:id="332" w:author="francisco javier gonzalez  garcia" w:date="2026-09-24T22:52:00Z">
-                  <w:rPr>
-                    <w:ins w:id="333" w:author="francisco javier gonzalez  garcia" w:date="2026-09-24T22:52:00Z"/>
-                  </w:rPr>
-                </w:rPrChange>
               </w:rPr>
             </w:pPr>
-            <w:ins w:id="334" w:author="francisco javier gonzalez  garcia" w:date="2026-09-24T22:52:00Z">
-              <w:r>
-                <w:rPr>
-                  <w:sz w:val="16"/>
-                  <w:szCs w:val="16"/>
-                  <w:rPrChange w:id="335" w:author="francisco javier gonzalez  garcia" w:date="2026-09-24T22:52:00Z">
-                    <w:rPr/>
-                  </w:rPrChange>
-                </w:rPr>
-                <w:t>Edad: 42 años</w:t>
-              </w:r>
-            </w:ins>
+            <w:r>
+              <w:rPr>
+                <w:sz w:val="16"/>
+                <w:szCs w:val="16"/>
+              </w:rPr>
+              <w:t>Edad: 42 años</w:t>
+            </w:r>
           </w:p>
           <w:p>
             <w:pPr>
               <w:spacing w:line="40" w:lineRule="atLeast"/>
               <w:rPr>
-                <w:ins w:id="336" w:author="francisco javier gonzalez  garcia" w:date="2026-09-24T22:52:00Z"/>
                 <w:sz w:val="16"/>
                 <w:szCs w:val="16"/>
-                <w:rPrChange w:id="337" w:author="francisco javier gonzalez  garcia" w:date="2026-09-24T22:52:00Z">
-                  <w:rPr>
-                    <w:ins w:id="338" w:author="francisco javier gonzalez  garcia" w:date="2026-09-24T22:52:00Z"/>
-                  </w:rPr>
-                </w:rPrChange>
               </w:rPr>
             </w:pPr>
-            <w:ins w:id="339" w:author="francisco javier gonzalez  garcia" w:date="2026-09-24T22:52:00Z">
-              <w:r>
-                <w:rPr>
-                  <w:sz w:val="16"/>
-                  <w:szCs w:val="16"/>
-                  <w:rPrChange w:id="340" w:author="francisco javier gonzalez  garcia" w:date="2026-09-24T22:52:00Z">
-                    <w:rPr/>
-                  </w:rPrChange>
-                </w:rPr>
-                <w:t>Rol: Administradora General del Gimnasio</w:t>
-              </w:r>
-            </w:ins>
+            <w:r>
+              <w:rPr>
+                <w:sz w:val="16"/>
+                <w:szCs w:val="16"/>
+              </w:rPr>
+              <w:t>Rol: Administradora General del Gimnasio</w:t>
+            </w:r>
           </w:p>
           <w:p>
             <w:pPr>
               <w:spacing w:line="40" w:lineRule="atLeast"/>
               <w:rPr>
-                <w:ins w:id="341" w:author="francisco javier gonzalez  garcia" w:date="2026-09-24T22:52:00Z"/>
                 <w:sz w:val="16"/>
                 <w:szCs w:val="16"/>
-                <w:rPrChange w:id="342" w:author="francisco javier gonzalez  garcia" w:date="2026-09-24T22:52:00Z">
-                  <w:rPr>
-                    <w:ins w:id="343" w:author="francisco javier gonzalez  garcia" w:date="2026-09-24T22:52:00Z"/>
-                  </w:rPr>
-                </w:rPrChange>
               </w:rPr>
             </w:pPr>
-            <w:ins w:id="344" w:author="francisco javier gonzalez  garcia" w:date="2026-09-24T22:52:00Z">
-              <w:r>
-                <w:rPr>
-                  <w:sz w:val="16"/>
-                  <w:szCs w:val="16"/>
-                  <w:rPrChange w:id="345" w:author="francisco javier gonzalez  garcia" w:date="2026-09-24T22:52:00Z">
-                    <w:rPr/>
-                  </w:rPrChange>
-                </w:rPr>
-                <w:t xml:space="preserve">Nivel tecnológico: Intermedio (Maneja </w:t>
-              </w:r>
-            </w:ins>
-            <w:ins w:id="346" w:author="francisco javier gonzalez  garcia" w:date="2026-09-24T22:56:00Z">
-              <w:r>
-                <w:rPr>
-                  <w:sz w:val="16"/>
-                  <w:szCs w:val="16"/>
-                </w:rPr>
-                <w:t>email</w:t>
-              </w:r>
-            </w:ins>
-            <w:ins w:id="347" w:author="francisco javier gonzalez  garcia" w:date="2026-09-24T22:52:00Z">
-              <w:r>
-                <w:rPr>
-                  <w:sz w:val="16"/>
-                  <w:szCs w:val="16"/>
-                  <w:rPrChange w:id="348" w:author="francisco javier gonzalez  garcia" w:date="2026-09-24T22:52:00Z">
-                    <w:rPr/>
-                  </w:rPrChange>
-                </w:rPr>
-                <w:t xml:space="preserve">, </w:t>
-              </w:r>
-            </w:ins>
-            <w:ins w:id="349" w:author="francisco javier gonzalez  garcia" w:date="2026-09-24T22:56:00Z">
-              <w:r>
-                <w:rPr>
-                  <w:sz w:val="16"/>
-                  <w:szCs w:val="16"/>
-                </w:rPr>
-                <w:t>MS-Excel</w:t>
-              </w:r>
-            </w:ins>
-            <w:ins w:id="350" w:author="francisco javier gonzalez  garcia" w:date="2026-09-24T22:52:00Z">
-              <w:r>
-                <w:rPr>
-                  <w:sz w:val="16"/>
-                  <w:szCs w:val="16"/>
-                  <w:rPrChange w:id="351" w:author="francisco javier gonzalez  garcia" w:date="2026-09-24T22:52:00Z">
-                    <w:rPr/>
-                  </w:rPrChange>
-                </w:rPr>
-                <w:t>, Punto de Venta básicos</w:t>
-              </w:r>
-            </w:ins>
-            <w:ins w:id="352" w:author="francisco javier gonzalez  garcia" w:date="2026-09-24T22:57:00Z">
-              <w:r>
-                <w:rPr>
-                  <w:sz w:val="16"/>
-                  <w:szCs w:val="16"/>
-                </w:rPr>
-                <w:t>,</w:t>
-              </w:r>
-            </w:ins>
-            <w:ins w:id="353" w:author="francisco javier gonzalez  garcia" w:date="2026-09-24T22:52:00Z">
-              <w:r>
-                <w:rPr>
-                  <w:sz w:val="16"/>
-                  <w:szCs w:val="16"/>
-                  <w:rPrChange w:id="354" w:author="francisco javier gonzalez  garcia" w:date="2026-09-24T22:52:00Z">
-                    <w:rPr/>
-                  </w:rPrChange>
-                </w:rPr>
-                <w:t xml:space="preserve"> banca en línea; prefiere interfaces limpias y directas sin jerga técnica compleja).</w:t>
-              </w:r>
-            </w:ins>
+            <w:r>
+              <w:rPr>
+                <w:sz w:val="16"/>
+                <w:szCs w:val="16"/>
+              </w:rPr>
+              <w:t xml:space="preserve">Nivel tecnológico: Intermedio (Maneja </w:t>
+            </w:r>
+            <w:r>
+              <w:rPr>
+                <w:sz w:val="16"/>
+                <w:szCs w:val="16"/>
+              </w:rPr>
+              <w:t>email</w:t>
+            </w:r>
+            <w:r>
+              <w:rPr>
+                <w:sz w:val="16"/>
+                <w:szCs w:val="16"/>
+              </w:rPr>
+              <w:t xml:space="preserve">, </w:t>
+            </w:r>
+            <w:r>
+              <w:rPr>
+                <w:sz w:val="16"/>
+                <w:szCs w:val="16"/>
+              </w:rPr>
+              <w:t>MS-Excel</w:t>
+            </w:r>
+            <w:r>
+              <w:rPr>
+                <w:sz w:val="16"/>
+                <w:szCs w:val="16"/>
+              </w:rPr>
+              <w:t>, Punto de Venta básicos</w:t>
+            </w:r>
+            <w:r>
+              <w:rPr>
+                <w:sz w:val="16"/>
+                <w:szCs w:val="16"/>
+              </w:rPr>
+              <w:t>,</w:t>
+            </w:r>
+            <w:r>
+              <w:rPr>
+                <w:sz w:val="16"/>
+                <w:szCs w:val="16"/>
+              </w:rPr>
+              <w:t xml:space="preserve"> banca en línea; prefiere interfaces limpias y directas sin jerga técnica compleja).</w:t>
+            </w:r>
           </w:p>
           <w:p>
             <w:pPr>
               <w:spacing w:line="40" w:lineRule="atLeast"/>
               <w:rPr>
-                <w:ins w:id="355" w:author="francisco javier gonzalez  garcia" w:date="2026-09-24T22:52:00Z"/>
                 <w:sz w:val="16"/>
                 <w:szCs w:val="16"/>
-                <w:rPrChange w:id="356" w:author="francisco javier gonzalez  garcia" w:date="2026-09-24T22:52:00Z">
-                  <w:rPr>
-                    <w:ins w:id="357" w:author="francisco javier gonzalez  garcia" w:date="2026-09-24T22:52:00Z"/>
-                  </w:rPr>
-                </w:rPrChange>
               </w:rPr>
             </w:pPr>
-            <w:ins w:id="358" w:author="francisco javier gonzalez  garcia" w:date="2026-09-24T22:52:00Z">
-              <w:r>
-                <w:rPr>
-                  <w:sz w:val="16"/>
-                  <w:szCs w:val="16"/>
-                  <w:rPrChange w:id="359" w:author="francisco javier gonzalez  garcia" w:date="2026-09-24T22:52:00Z">
-                    <w:rPr/>
-                  </w:rPrChange>
-                </w:rPr>
-                <w:t>Objetivo principal:</w:t>
-              </w:r>
-            </w:ins>
+            <w:r>
+              <w:rPr>
+                <w:sz w:val="16"/>
+                <w:szCs w:val="16"/>
+              </w:rPr>
+              <w:t>Objetivo principal:</w:t>
+            </w:r>
           </w:p>
           <w:p>
             <w:pPr>
@@ -3775,60 +2250,33 @@
               <w:spacing w:line="40" w:lineRule="atLeast"/>
               <w:ind w:left="193" w:hanging="193"/>
               <w:rPr>
-                <w:ins w:id="360" w:author="francisco javier gonzalez  garcia" w:date="2026-09-24T22:52:00Z"/>
                 <w:sz w:val="16"/>
                 <w:szCs w:val="16"/>
-                <w:rPrChange w:id="361" w:author="francisco javier gonzalez  garcia" w:date="2026-09-24T22:58:00Z">
-                  <w:rPr>
-                    <w:ins w:id="362" w:author="francisco javier gonzalez  garcia" w:date="2026-09-24T22:52:00Z"/>
-                  </w:rPr>
-                </w:rPrChange>
-              </w:rPr>
-              <w:pPrChange w:id="363" w:author="francisco javier gonzalez  garcia" w:date="2026-09-24T22:58:00Z">
-                <w:pPr>
-                  <w:spacing w:line="40" w:lineRule="atLeast"/>
-                </w:pPr>
-              </w:pPrChange>
+              </w:rPr>
             </w:pPr>
-            <w:ins w:id="364" w:author="francisco javier gonzalez  garcia" w:date="2026-09-24T22:52:00Z">
-              <w:r>
-                <w:rPr>
-                  <w:sz w:val="16"/>
-                  <w:szCs w:val="16"/>
-                  <w:rPrChange w:id="365" w:author="francisco javier gonzalez  garcia" w:date="2026-09-24T22:58:00Z">
-                    <w:rPr/>
-                  </w:rPrChange>
-                </w:rPr>
-                <w:t>Mantener la rentabilidad y operatividad óptima del gimnasio mediante el control eficiente de membresías, retención de clientes, supervisión del personal (entrenadores y recepción) y la toma de decisiones basada en métricas financieras claras.</w:t>
-              </w:r>
-            </w:ins>
+            <w:r>
+              <w:rPr>
+                <w:sz w:val="16"/>
+                <w:szCs w:val="16"/>
+              </w:rPr>
+              <w:t>Mantener la rentabilidad y operatividad óptima del gimnasio mediante el control eficiente de membresías, retención de clientes, supervisión del personal (entrenadores y recepción) y la toma de decisiones basada en métricas financieras claras.</w:t>
+            </w:r>
           </w:p>
           <w:p>
             <w:pPr>
               <w:spacing w:line="40" w:lineRule="atLeast"/>
               <w:rPr>
-                <w:ins w:id="366" w:author="francisco javier gonzalez  garcia" w:date="2026-09-24T22:52:00Z"/>
                 <w:sz w:val="16"/>
                 <w:szCs w:val="16"/>
-                <w:rPrChange w:id="367" w:author="francisco javier gonzalez  garcia" w:date="2026-09-24T22:52:00Z">
-                  <w:rPr>
-                    <w:ins w:id="368" w:author="francisco javier gonzalez  garcia" w:date="2026-09-24T22:52:00Z"/>
-                  </w:rPr>
-                </w:rPrChange>
               </w:rPr>
             </w:pPr>
-            <w:ins w:id="369" w:author="francisco javier gonzalez  garcia" w:date="2026-09-24T22:52:00Z">
-              <w:r>
-                <w:rPr>
-                  <w:sz w:val="16"/>
-                  <w:szCs w:val="16"/>
-                  <w:rPrChange w:id="370" w:author="francisco javier gonzalez  garcia" w:date="2026-09-24T22:52:00Z">
-                    <w:rPr/>
-                  </w:rPrChange>
-                </w:rPr>
-                <w:t>Frustraciones:</w:t>
-              </w:r>
-            </w:ins>
+            <w:r>
+              <w:rPr>
+                <w:sz w:val="16"/>
+                <w:szCs w:val="16"/>
+              </w:rPr>
+              <w:t>Frustraciones:</w:t>
+            </w:r>
           </w:p>
           <w:p>
             <w:pPr>
@@ -3840,33 +2288,17 @@
               <w:spacing w:line="40" w:lineRule="atLeast"/>
               <w:ind w:left="193" w:hanging="142"/>
               <w:rPr>
-                <w:ins w:id="371" w:author="francisco javier gonzalez  garcia" w:date="2026-09-24T22:52:00Z"/>
                 <w:sz w:val="16"/>
                 <w:szCs w:val="16"/>
-                <w:rPrChange w:id="372" w:author="francisco javier gonzalez  garcia" w:date="2026-09-24T22:59:00Z">
-                  <w:rPr>
-                    <w:ins w:id="373" w:author="francisco javier gonzalez  garcia" w:date="2026-09-24T22:52:00Z"/>
-                  </w:rPr>
-                </w:rPrChange>
-              </w:rPr>
-              <w:pPrChange w:id="374" w:author="francisco javier gonzalez  garcia" w:date="2026-09-24T22:59:00Z">
-                <w:pPr>
-                  <w:spacing w:line="40" w:lineRule="atLeast"/>
-                </w:pPr>
-              </w:pPrChange>
+              </w:rPr>
             </w:pPr>
-            <w:ins w:id="375" w:author="francisco javier gonzalez  garcia" w:date="2026-09-24T22:52:00Z">
-              <w:r>
-                <w:rPr>
-                  <w:sz w:val="16"/>
-                  <w:szCs w:val="16"/>
-                  <w:rPrChange w:id="376" w:author="francisco javier gonzalez  garcia" w:date="2026-09-24T22:59:00Z">
-                    <w:rPr/>
-                  </w:rPrChange>
-                </w:rPr>
-                <w:t>Alta tasa de deserción de socios sin conocer los motivos reales ni tener mecanismos automatizados para reengancharlos.</w:t>
-              </w:r>
-            </w:ins>
+            <w:r>
+              <w:rPr>
+                <w:sz w:val="16"/>
+                <w:szCs w:val="16"/>
+              </w:rPr>
+              <w:t>Alta tasa de deserción de socios sin conocer los motivos reales ni tener mecanismos automatizados para reengancharlos.</w:t>
+            </w:r>
           </w:p>
           <w:p>
             <w:pPr>
@@ -3878,33 +2310,17 @@
               <w:spacing w:line="40" w:lineRule="atLeast"/>
               <w:ind w:left="193" w:hanging="142"/>
               <w:rPr>
-                <w:ins w:id="377" w:author="francisco javier gonzalez  garcia" w:date="2026-09-24T22:52:00Z"/>
                 <w:sz w:val="16"/>
                 <w:szCs w:val="16"/>
-                <w:rPrChange w:id="378" w:author="francisco javier gonzalez  garcia" w:date="2026-09-24T22:59:00Z">
-                  <w:rPr>
-                    <w:ins w:id="379" w:author="francisco javier gonzalez  garcia" w:date="2026-09-24T22:52:00Z"/>
-                  </w:rPr>
-                </w:rPrChange>
-              </w:rPr>
-              <w:pPrChange w:id="380" w:author="francisco javier gonzalez  garcia" w:date="2026-09-24T22:59:00Z">
-                <w:pPr>
-                  <w:spacing w:line="40" w:lineRule="atLeast"/>
-                </w:pPr>
-              </w:pPrChange>
+              </w:rPr>
             </w:pPr>
-            <w:ins w:id="381" w:author="francisco javier gonzalez  garcia" w:date="2026-09-24T22:52:00Z">
-              <w:r>
-                <w:rPr>
-                  <w:sz w:val="16"/>
-                  <w:szCs w:val="16"/>
-                  <w:rPrChange w:id="382" w:author="francisco javier gonzalez  garcia" w:date="2026-09-24T22:59:00Z">
-                    <w:rPr/>
-                  </w:rPrChange>
-                </w:rPr>
-                <w:t>Reportes financieros y de ingresos desactualizados o dispersos en múltiples archivos de Excel.</w:t>
-              </w:r>
-            </w:ins>
+            <w:r>
+              <w:rPr>
+                <w:sz w:val="16"/>
+                <w:szCs w:val="16"/>
+              </w:rPr>
+              <w:t>Reportes financieros y de ingresos desactualizados o dispersos en múltiples archivos de Excel.</w:t>
+            </w:r>
           </w:p>
           <w:p>
             <w:pPr>
@@ -3916,33 +2332,17 @@
               <w:spacing w:line="40" w:lineRule="atLeast"/>
               <w:ind w:left="193" w:hanging="142"/>
               <w:rPr>
-                <w:ins w:id="383" w:author="francisco javier gonzalez  garcia" w:date="2026-09-24T22:52:00Z"/>
                 <w:sz w:val="16"/>
                 <w:szCs w:val="16"/>
-                <w:rPrChange w:id="384" w:author="francisco javier gonzalez  garcia" w:date="2026-09-24T22:59:00Z">
-                  <w:rPr>
-                    <w:ins w:id="385" w:author="francisco javier gonzalez  garcia" w:date="2026-09-24T22:52:00Z"/>
-                  </w:rPr>
-                </w:rPrChange>
-              </w:rPr>
-              <w:pPrChange w:id="386" w:author="francisco javier gonzalez  garcia" w:date="2026-09-24T22:59:00Z">
-                <w:pPr>
-                  <w:spacing w:line="40" w:lineRule="atLeast"/>
-                </w:pPr>
-              </w:pPrChange>
+              </w:rPr>
             </w:pPr>
-            <w:ins w:id="387" w:author="francisco javier gonzalez  garcia" w:date="2026-09-24T22:52:00Z">
-              <w:r>
-                <w:rPr>
-                  <w:sz w:val="16"/>
-                  <w:szCs w:val="16"/>
-                  <w:rPrChange w:id="388" w:author="francisco javier gonzalez  garcia" w:date="2026-09-24T22:59:00Z">
-                    <w:rPr/>
-                  </w:rPrChange>
-                </w:rPr>
-                <w:t>Cuellos de botella en la recepción durante horas pico debido al registro manual de entradas y cobros.</w:t>
-              </w:r>
-            </w:ins>
+            <w:r>
+              <w:rPr>
+                <w:sz w:val="16"/>
+                <w:szCs w:val="16"/>
+              </w:rPr>
+              <w:t>Cuellos de botella en la recepción durante horas pico debido al registro manual de entradas y cobros.</w:t>
+            </w:r>
           </w:p>
           <w:p>
             <w:pPr>
@@ -3954,60 +2354,33 @@
               <w:spacing w:line="40" w:lineRule="atLeast"/>
               <w:ind w:left="193" w:hanging="142"/>
               <w:rPr>
-                <w:ins w:id="389" w:author="francisco javier gonzalez  garcia" w:date="2026-09-24T22:52:00Z"/>
                 <w:sz w:val="16"/>
                 <w:szCs w:val="16"/>
-                <w:rPrChange w:id="390" w:author="francisco javier gonzalez  garcia" w:date="2026-09-24T22:59:00Z">
-                  <w:rPr>
-                    <w:ins w:id="391" w:author="francisco javier gonzalez  garcia" w:date="2026-09-24T22:52:00Z"/>
-                  </w:rPr>
-                </w:rPrChange>
-              </w:rPr>
-              <w:pPrChange w:id="392" w:author="francisco javier gonzalez  garcia" w:date="2026-09-24T22:59:00Z">
-                <w:pPr>
-                  <w:spacing w:line="40" w:lineRule="atLeast"/>
-                </w:pPr>
-              </w:pPrChange>
+              </w:rPr>
             </w:pPr>
-            <w:ins w:id="393" w:author="francisco javier gonzalez  garcia" w:date="2026-09-24T22:52:00Z">
-              <w:r>
-                <w:rPr>
-                  <w:sz w:val="16"/>
-                  <w:szCs w:val="16"/>
-                  <w:rPrChange w:id="394" w:author="francisco javier gonzalez  garcia" w:date="2026-09-24T22:59:00Z">
-                    <w:rPr/>
-                  </w:rPrChange>
-                </w:rPr>
-                <w:t>Falta de visibilidad sobre el rendimiento global de los entrenadores y la ocupación real de las clases.</w:t>
-              </w:r>
-            </w:ins>
+            <w:r>
+              <w:rPr>
+                <w:sz w:val="16"/>
+                <w:szCs w:val="16"/>
+              </w:rPr>
+              <w:t>Falta de visibilidad sobre el rendimiento global de los entrenadores y la ocupación real de las clases.</w:t>
+            </w:r>
           </w:p>
           <w:p>
             <w:pPr>
               <w:spacing w:line="40" w:lineRule="atLeast"/>
               <w:rPr>
-                <w:ins w:id="395" w:author="francisco javier gonzalez  garcia" w:date="2026-09-24T22:52:00Z"/>
                 <w:sz w:val="16"/>
                 <w:szCs w:val="16"/>
-                <w:rPrChange w:id="396" w:author="francisco javier gonzalez  garcia" w:date="2026-09-24T22:52:00Z">
-                  <w:rPr>
-                    <w:ins w:id="397" w:author="francisco javier gonzalez  garcia" w:date="2026-09-24T22:52:00Z"/>
-                  </w:rPr>
-                </w:rPrChange>
               </w:rPr>
             </w:pPr>
-            <w:ins w:id="398" w:author="francisco javier gonzalez  garcia" w:date="2026-09-24T22:52:00Z">
-              <w:r>
-                <w:rPr>
-                  <w:sz w:val="16"/>
-                  <w:szCs w:val="16"/>
-                  <w:rPrChange w:id="399" w:author="francisco javier gonzalez  garcia" w:date="2026-09-24T22:52:00Z">
-                    <w:rPr/>
-                  </w:rPrChange>
-                </w:rPr>
-                <w:t>Necesidades digitales:</w:t>
-              </w:r>
-            </w:ins>
+            <w:r>
+              <w:rPr>
+                <w:sz w:val="16"/>
+                <w:szCs w:val="16"/>
+              </w:rPr>
+              <w:t>Necesidades digitales:</w:t>
+            </w:r>
           </w:p>
           <w:p>
             <w:pPr>
@@ -4019,67 +2392,17 @@
               <w:spacing w:line="40" w:lineRule="atLeast"/>
               <w:ind w:left="193" w:hanging="142"/>
               <w:rPr>
-                <w:ins w:id="400" w:author="francisco javier gonzalez  garcia" w:date="2026-09-24T22:52:00Z"/>
                 <w:sz w:val="16"/>
                 <w:szCs w:val="16"/>
-                <w:rPrChange w:id="401" w:author="francisco javier gonzalez  garcia" w:date="2026-09-24T23:00:00Z">
-                  <w:rPr>
-                    <w:ins w:id="402" w:author="francisco javier gonzalez  garcia" w:date="2026-09-24T22:52:00Z"/>
-                  </w:rPr>
-                </w:rPrChange>
-              </w:rPr>
-              <w:pPrChange w:id="403" w:author="francisco javier gonzalez  garcia" w:date="2026-09-24T23:00:00Z">
-                <w:pPr>
-                  <w:spacing w:line="40" w:lineRule="atLeast"/>
-                </w:pPr>
-              </w:pPrChange>
+              </w:rPr>
             </w:pPr>
-            <w:proofErr w:type="spellStart"/>
-            <w:ins w:id="404" w:author="francisco javier gonzalez  garcia" w:date="2026-09-24T22:52:00Z">
-              <w:r>
-                <w:rPr>
-                  <w:sz w:val="16"/>
-                  <w:szCs w:val="16"/>
-                  <w:rPrChange w:id="405" w:author="francisco javier gonzalez  garcia" w:date="2026-09-24T23:00:00Z">
-                    <w:rPr/>
-                  </w:rPrChange>
-                </w:rPr>
-                <w:t>Dashboard</w:t>
-              </w:r>
-              <w:proofErr w:type="spellEnd"/>
-              <w:r>
-                <w:rPr>
-                  <w:sz w:val="16"/>
-                  <w:szCs w:val="16"/>
-                  <w:rPrChange w:id="406" w:author="francisco javier gonzalez  garcia" w:date="2026-09-24T23:00:00Z">
-                    <w:rPr/>
-                  </w:rPrChange>
-                </w:rPr>
-                <w:t xml:space="preserve"> de métricas clave (</w:t>
-              </w:r>
-              <w:proofErr w:type="spellStart"/>
-              <w:r>
-                <w:rPr>
-                  <w:sz w:val="16"/>
-                  <w:szCs w:val="16"/>
-                  <w:rPrChange w:id="407" w:author="francisco javier gonzalez  garcia" w:date="2026-09-24T23:00:00Z">
-                    <w:rPr/>
-                  </w:rPrChange>
-                </w:rPr>
-                <w:t>KPIs</w:t>
-              </w:r>
-              <w:proofErr w:type="spellEnd"/>
-              <w:r>
-                <w:rPr>
-                  <w:sz w:val="16"/>
-                  <w:szCs w:val="16"/>
-                  <w:rPrChange w:id="408" w:author="francisco javier gonzalez  garcia" w:date="2026-09-24T23:00:00Z">
-                    <w:rPr/>
-                  </w:rPrChange>
-                </w:rPr>
-                <w:t>): Panel principal interactivo con ingresos mensuales, tasa de cancelaciones, nuevos registros y flujo de asistencia en tiempo real.</w:t>
-              </w:r>
-            </w:ins>
+            <w:r>
+              <w:rPr>
+                <w:sz w:val="16"/>
+                <w:szCs w:val="16"/>
+              </w:rPr>
+              <w:t>Dashboard de métricas clave (KPIs): Panel principal interactivo con ingresos mensuales, tasa de cancelaciones, nuevos registros y flujo de asistencia en tiempo real.</w:t>
+            </w:r>
           </w:p>
           <w:p>
             <w:pPr>
@@ -4091,33 +2414,17 @@
               <w:spacing w:line="40" w:lineRule="atLeast"/>
               <w:ind w:left="193" w:hanging="142"/>
               <w:rPr>
-                <w:ins w:id="409" w:author="francisco javier gonzalez  garcia" w:date="2026-09-24T22:52:00Z"/>
                 <w:sz w:val="16"/>
                 <w:szCs w:val="16"/>
-                <w:rPrChange w:id="410" w:author="francisco javier gonzalez  garcia" w:date="2026-09-24T23:00:00Z">
-                  <w:rPr>
-                    <w:ins w:id="411" w:author="francisco javier gonzalez  garcia" w:date="2026-09-24T22:52:00Z"/>
-                  </w:rPr>
-                </w:rPrChange>
-              </w:rPr>
-              <w:pPrChange w:id="412" w:author="francisco javier gonzalez  garcia" w:date="2026-09-24T23:00:00Z">
-                <w:pPr>
-                  <w:spacing w:line="40" w:lineRule="atLeast"/>
-                </w:pPr>
-              </w:pPrChange>
+              </w:rPr>
             </w:pPr>
-            <w:ins w:id="413" w:author="francisco javier gonzalez  garcia" w:date="2026-09-24T22:52:00Z">
-              <w:r>
-                <w:rPr>
-                  <w:sz w:val="16"/>
-                  <w:szCs w:val="16"/>
-                  <w:rPrChange w:id="414" w:author="francisco javier gonzalez  garcia" w:date="2026-09-24T23:00:00Z">
-                    <w:rPr/>
-                  </w:rPrChange>
-                </w:rPr>
-                <w:t>Gestión centralizada de socios y pagos: Control de estado de membresías, automatización de cobros recurrentes y emisión de alertas de morosidad.</w:t>
-              </w:r>
-            </w:ins>
+            <w:r>
+              <w:rPr>
+                <w:sz w:val="16"/>
+                <w:szCs w:val="16"/>
+              </w:rPr>
+              <w:t>Gestión centralizada de socios y pagos: Control de estado de membresías, automatización de cobros recurrentes y emisión de alertas de morosidad.</w:t>
+            </w:r>
           </w:p>
           <w:p>
             <w:pPr>
@@ -4129,33 +2436,17 @@
               <w:spacing w:line="40" w:lineRule="atLeast"/>
               <w:ind w:left="193" w:hanging="142"/>
               <w:rPr>
-                <w:ins w:id="415" w:author="francisco javier gonzalez  garcia" w:date="2026-09-24T22:52:00Z"/>
                 <w:sz w:val="16"/>
                 <w:szCs w:val="16"/>
-                <w:rPrChange w:id="416" w:author="francisco javier gonzalez  garcia" w:date="2026-09-24T23:00:00Z">
-                  <w:rPr>
-                    <w:ins w:id="417" w:author="francisco javier gonzalez  garcia" w:date="2026-09-24T22:52:00Z"/>
-                  </w:rPr>
-                </w:rPrChange>
-              </w:rPr>
-              <w:pPrChange w:id="418" w:author="francisco javier gonzalez  garcia" w:date="2026-09-24T23:00:00Z">
-                <w:pPr>
-                  <w:spacing w:line="40" w:lineRule="atLeast"/>
-                </w:pPr>
-              </w:pPrChange>
+              </w:rPr>
             </w:pPr>
-            <w:ins w:id="419" w:author="francisco javier gonzalez  garcia" w:date="2026-09-24T22:52:00Z">
-              <w:r>
-                <w:rPr>
-                  <w:sz w:val="16"/>
-                  <w:szCs w:val="16"/>
-                  <w:rPrChange w:id="420" w:author="francisco javier gonzalez  garcia" w:date="2026-09-24T23:00:00Z">
-                    <w:rPr/>
-                  </w:rPrChange>
-                </w:rPr>
-                <w:t>Módulo de control de accesos e inventario: Integración rápida para validación de ingresos en puerta y catálogo de productos/suplementos vendidos en recepción.</w:t>
-              </w:r>
-            </w:ins>
+            <w:r>
+              <w:rPr>
+                <w:sz w:val="16"/>
+                <w:szCs w:val="16"/>
+              </w:rPr>
+              <w:t>Módulo de control de accesos e inventario: Integración rápida para validación de ingresos en puerta y catálogo de productos/suplementos vendidos en recepción.</w:t>
+            </w:r>
           </w:p>
           <w:p>
             <w:pPr>
@@ -4167,334 +2458,184 @@
               <w:spacing w:line="40" w:lineRule="atLeast"/>
               <w:ind w:left="193" w:hanging="142"/>
               <w:rPr>
-                <w:ins w:id="421" w:author="francisco javier gonzalez  garcia" w:date="2026-09-24T22:52:00Z"/>
                 <w:sz w:val="16"/>
                 <w:szCs w:val="16"/>
-                <w:rPrChange w:id="422" w:author="francisco javier gonzalez  garcia" w:date="2026-09-24T23:00:00Z">
-                  <w:rPr>
-                    <w:ins w:id="423" w:author="francisco javier gonzalez  garcia" w:date="2026-09-24T22:52:00Z"/>
-                  </w:rPr>
-                </w:rPrChange>
-              </w:rPr>
-              <w:pPrChange w:id="424" w:author="francisco javier gonzalez  garcia" w:date="2026-09-24T23:00:00Z">
-                <w:pPr>
-                  <w:spacing w:line="40" w:lineRule="atLeast"/>
-                </w:pPr>
-              </w:pPrChange>
+              </w:rPr>
             </w:pPr>
-            <w:ins w:id="425" w:author="francisco javier gonzalez  garcia" w:date="2026-09-24T22:52:00Z">
-              <w:r>
-                <w:rPr>
-                  <w:sz w:val="16"/>
-                  <w:szCs w:val="16"/>
-                  <w:rPrChange w:id="426" w:author="francisco javier gonzalez  garcia" w:date="2026-09-24T23:00:00Z">
-                    <w:rPr/>
-                  </w:rPrChange>
-                </w:rPr>
-                <w:t>Gestión de roles y permisos: Administración de accesos diferenciados para entrenadores, recepcionistas y personal operativo.</w:t>
-              </w:r>
-            </w:ins>
+            <w:r>
+              <w:rPr>
+                <w:sz w:val="16"/>
+                <w:szCs w:val="16"/>
+              </w:rPr>
+              <w:t>Gestión de roles y permisos: Administración de accesos diferenciados para entrenadores, recepcionistas y personal operativo.</w:t>
+            </w:r>
           </w:p>
           <w:p>
             <w:pPr>
               <w:spacing w:line="40" w:lineRule="atLeast"/>
               <w:rPr>
-                <w:ins w:id="427" w:author="francisco javier gonzalez  garcia" w:date="2026-09-24T22:52:00Z"/>
                 <w:sz w:val="16"/>
                 <w:szCs w:val="16"/>
-                <w:rPrChange w:id="428" w:author="francisco javier gonzalez  garcia" w:date="2026-09-24T22:52:00Z">
-                  <w:rPr>
-                    <w:ins w:id="429" w:author="francisco javier gonzalez  garcia" w:date="2026-09-24T22:52:00Z"/>
-                  </w:rPr>
-                </w:rPrChange>
               </w:rPr>
             </w:pPr>
-            <w:ins w:id="430" w:author="francisco javier gonzalez  garcia" w:date="2026-09-24T22:52:00Z">
-              <w:r>
-                <w:rPr>
-                  <w:sz w:val="16"/>
-                  <w:szCs w:val="16"/>
-                  <w:rPrChange w:id="431" w:author="francisco javier gonzalez  garcia" w:date="2026-09-24T22:52:00Z">
-                    <w:rPr/>
-                  </w:rPrChange>
-                </w:rPr>
-                <w:t>Motivación de uso:</w:t>
-              </w:r>
-            </w:ins>
+            <w:r>
+              <w:rPr>
+                <w:sz w:val="16"/>
+                <w:szCs w:val="16"/>
+              </w:rPr>
+              <w:t>Motivación de uso:</w:t>
+            </w:r>
           </w:p>
           <w:p>
             <w:pPr>
               <w:spacing w:line="40" w:lineRule="atLeast"/>
-              <w:rPr>
-                <w:ins w:id="432" w:author="francisco javier gonzalez  garcia" w:date="2026-09-24T22:40:00Z"/>
-              </w:rPr>
             </w:pPr>
-            <w:ins w:id="433" w:author="francisco javier gonzalez  garcia" w:date="2026-09-24T22:52:00Z">
-              <w:r>
-                <w:rPr>
-                  <w:sz w:val="16"/>
-                  <w:szCs w:val="16"/>
-                  <w:rPrChange w:id="434" w:author="francisco javier gonzalez  garcia" w:date="2026-09-24T22:52:00Z">
-                    <w:rPr/>
-                  </w:rPrChange>
-                </w:rPr>
-                <w:t>Tener el control total del negocio desde un solo lugar para reducir errores operativos, asegurar la estabilidad financiera del gimnasio y liberar tiempo operativo para enfocarse en la estrategia de expansión y mejora de instalaciones.</w:t>
-              </w:r>
-            </w:ins>
+            <w:r>
+              <w:rPr>
+                <w:sz w:val="16"/>
+                <w:szCs w:val="16"/>
+              </w:rPr>
+              <w:t>Tener el control total del negocio desde un solo lugar para reducir errores operativos, asegurar la estabilidad financiera del gimnasio y liberar tiempo operativo para enfocarse en la estrategia de expansión y mejora de instalaciones.</w:t>
+            </w:r>
           </w:p>
         </w:tc>
       </w:tr>
     </w:tbl>
     <w:p>
       <w:pPr>
-        <w:spacing w:line="276" w:lineRule="auto"/>
-        <w:rPr>
-          <w:del w:id="435" w:author="francisco javier gonzalez  garcia" w:date="2026-09-24T22:27:00Z"/>
-        </w:rPr>
-      </w:pPr>
-      <w:del w:id="436" w:author="francisco javier gonzalez  garcia" w:date="2026-09-24T21:59:00Z">
-        <w:r>
-          <w:br w:type="page"/>
-        </w:r>
-      </w:del>
+        <w:spacing w:after="0" w:line="40" w:lineRule="atLeast"/>
+      </w:pPr>
     </w:p>
     <w:p>
       <w:pPr>
         <w:spacing w:after="0" w:line="40" w:lineRule="atLeast"/>
-        <w:rPr>
-          <w:ins w:id="437" w:author="francisco javier gonzalez  garcia" w:date="2026-09-24T23:28:00Z"/>
-        </w:rPr>
       </w:pPr>
     </w:p>
     <w:p>
       <w:pPr>
         <w:spacing w:after="0" w:line="40" w:lineRule="atLeast"/>
-        <w:rPr>
-          <w:ins w:id="438" w:author="francisco javier gonzalez  garcia" w:date="2026-09-24T23:28:00Z"/>
-        </w:rPr>
       </w:pPr>
     </w:p>
     <w:p>
       <w:pPr>
         <w:spacing w:after="0" w:line="40" w:lineRule="atLeast"/>
-        <w:rPr>
-          <w:ins w:id="439" w:author="francisco javier gonzalez  garcia" w:date="2026-09-24T23:28:00Z"/>
-        </w:rPr>
       </w:pPr>
     </w:p>
     <w:p>
       <w:pPr>
         <w:spacing w:after="0" w:line="40" w:lineRule="atLeast"/>
-        <w:rPr>
-          <w:ins w:id="440" w:author="francisco javier gonzalez  garcia" w:date="2026-09-24T23:28:00Z"/>
-        </w:rPr>
       </w:pPr>
     </w:p>
     <w:p>
       <w:pPr>
-        <w:spacing w:after="0" w:line="40" w:lineRule="atLeast"/>
-        <w:rPr>
-          <w:ins w:id="441" w:author="francisco javier gonzalez  garcia" w:date="2026-09-24T23:28:00Z"/>
-        </w:rPr>
-      </w:pPr>
-    </w:p>
-    <w:p>
-      <w:pPr>
         <w:pStyle w:val="Ttulo2"/>
-        <w:rPr>
-          <w:ins w:id="442" w:author="francisco javier gonzalez  garcia" w:date="2026-09-24T23:29:00Z"/>
-        </w:rPr>
-      </w:pPr>
-      <w:proofErr w:type="spellStart"/>
-      <w:ins w:id="443" w:author="francisco javier gonzalez  garcia" w:date="2026-09-24T23:29:00Z">
-        <w:r>
-          <w:lastRenderedPageBreak/>
-          <w:t>User</w:t>
-        </w:r>
-        <w:proofErr w:type="spellEnd"/>
-        <w:r>
-          <w:t xml:space="preserve"> </w:t>
-        </w:r>
-        <w:proofErr w:type="spellStart"/>
-        <w:r>
-          <w:t>Stories</w:t>
-        </w:r>
-        <w:proofErr w:type="spellEnd"/>
-      </w:ins>
+      </w:pPr>
+      <w:r>
+        <w:lastRenderedPageBreak/>
+        <w:t>User Stories</w:t>
+      </w:r>
     </w:p>
     <w:tbl>
       <w:tblPr>
         <w:tblStyle w:val="Tablaconcuadrcula"/>
         <w:tblW w:w="0" w:type="auto"/>
         <w:tblLook w:val="04A0" w:firstRow="1" w:lastRow="0" w:firstColumn="1" w:lastColumn="0" w:noHBand="0" w:noVBand="1"/>
-        <w:tblPrChange w:id="444" w:author="francisco javier gonzalez  garcia" w:date="2026-09-24T23:43:00Z">
-          <w:tblPr>
-            <w:tblStyle w:val="Tablaconcuadrcula"/>
-            <w:tblW w:w="0" w:type="auto"/>
-            <w:tblLook w:val="04A0" w:firstRow="1" w:lastRow="0" w:firstColumn="1" w:lastColumn="0" w:noHBand="0" w:noVBand="1"/>
-          </w:tblPr>
-        </w:tblPrChange>
       </w:tblPr>
       <w:tblGrid>
         <w:gridCol w:w="1242"/>
         <w:gridCol w:w="8258"/>
-        <w:tblGridChange w:id="445">
-          <w:tblGrid>
-            <w:gridCol w:w="4750"/>
-            <w:gridCol w:w="4750"/>
-          </w:tblGrid>
-        </w:tblGridChange>
       </w:tblGrid>
       <w:tr>
-        <w:trPr>
-          <w:ins w:id="446" w:author="francisco javier gonzalez  garcia" w:date="2026-09-24T23:29:00Z"/>
-        </w:trPr>
         <w:tc>
           <w:tcPr>
             <w:tcW w:w="1242" w:type="dxa"/>
             <w:shd w:val="clear" w:color="auto" w:fill="DDD9C3" w:themeFill="background2" w:themeFillShade="E6"/>
-            <w:tcPrChange w:id="447" w:author="francisco javier gonzalez  garcia" w:date="2026-09-24T23:43:00Z">
-              <w:tcPr>
-                <w:tcW w:w="4750" w:type="dxa"/>
-              </w:tcPr>
-            </w:tcPrChange>
           </w:tcPr>
           <w:p>
             <w:pPr>
               <w:rPr>
-                <w:ins w:id="448" w:author="francisco javier gonzalez  garcia" w:date="2026-09-24T23:29:00Z"/>
                 <w:b/>
                 <w:bCs/>
                 <w:sz w:val="16"/>
                 <w:szCs w:val="16"/>
-                <w:rPrChange w:id="449" w:author="francisco javier gonzalez  garcia" w:date="2026-09-24T23:43:00Z">
-                  <w:rPr>
-                    <w:ins w:id="450" w:author="francisco javier gonzalez  garcia" w:date="2026-09-24T23:29:00Z"/>
-                  </w:rPr>
-                </w:rPrChange>
               </w:rPr>
             </w:pPr>
-            <w:ins w:id="451" w:author="francisco javier gonzalez  garcia" w:date="2026-09-24T23:40:00Z">
-              <w:r>
-                <w:rPr>
-                  <w:b/>
-                  <w:bCs/>
-                  <w:sz w:val="16"/>
-                  <w:szCs w:val="16"/>
-                  <w:rPrChange w:id="452" w:author="francisco javier gonzalez  garcia" w:date="2026-09-24T23:43:00Z">
-                    <w:rPr/>
-                  </w:rPrChange>
-                </w:rPr>
-                <w:t>Rol</w:t>
-              </w:r>
-            </w:ins>
+            <w:r>
+              <w:rPr>
+                <w:b/>
+                <w:bCs/>
+                <w:sz w:val="16"/>
+                <w:szCs w:val="16"/>
+              </w:rPr>
+              <w:t>Rol</w:t>
+            </w:r>
           </w:p>
         </w:tc>
         <w:tc>
           <w:tcPr>
             <w:tcW w:w="8258" w:type="dxa"/>
             <w:shd w:val="clear" w:color="auto" w:fill="DDD9C3" w:themeFill="background2" w:themeFillShade="E6"/>
-            <w:tcPrChange w:id="453" w:author="francisco javier gonzalez  garcia" w:date="2026-09-24T23:43:00Z">
-              <w:tcPr>
-                <w:tcW w:w="4750" w:type="dxa"/>
-              </w:tcPr>
-            </w:tcPrChange>
           </w:tcPr>
           <w:p>
             <w:pPr>
               <w:rPr>
-                <w:ins w:id="454" w:author="francisco javier gonzalez  garcia" w:date="2026-09-24T23:29:00Z"/>
                 <w:b/>
                 <w:bCs/>
                 <w:sz w:val="16"/>
                 <w:szCs w:val="16"/>
-                <w:rPrChange w:id="455" w:author="francisco javier gonzalez  garcia" w:date="2026-09-24T23:43:00Z">
-                  <w:rPr>
-                    <w:ins w:id="456" w:author="francisco javier gonzalez  garcia" w:date="2026-09-24T23:29:00Z"/>
-                  </w:rPr>
-                </w:rPrChange>
               </w:rPr>
             </w:pPr>
-            <w:ins w:id="457" w:author="francisco javier gonzalez  garcia" w:date="2026-09-24T23:47:00Z">
-              <w:r>
-                <w:rPr>
-                  <w:b/>
-                  <w:bCs/>
-                  <w:sz w:val="16"/>
-                  <w:szCs w:val="16"/>
-                </w:rPr>
-                <w:t>Necesidades detectadas</w:t>
-              </w:r>
-            </w:ins>
+            <w:r>
+              <w:rPr>
+                <w:b/>
+                <w:bCs/>
+                <w:sz w:val="16"/>
+                <w:szCs w:val="16"/>
+              </w:rPr>
+              <w:t>Necesidades detectadas</w:t>
+            </w:r>
           </w:p>
         </w:tc>
       </w:tr>
       <w:tr>
-        <w:trPr>
-          <w:ins w:id="458" w:author="francisco javier gonzalez  garcia" w:date="2026-09-24T23:29:00Z"/>
-        </w:trPr>
         <w:tc>
           <w:tcPr>
             <w:tcW w:w="1242" w:type="dxa"/>
-            <w:tcPrChange w:id="459" w:author="francisco javier gonzalez  garcia" w:date="2026-09-24T23:29:00Z">
-              <w:tcPr>
-                <w:tcW w:w="4750" w:type="dxa"/>
-              </w:tcPr>
-            </w:tcPrChange>
           </w:tcPr>
           <w:p>
             <w:pPr>
               <w:rPr>
-                <w:ins w:id="460" w:author="francisco javier gonzalez  garcia" w:date="2026-09-24T23:42:00Z"/>
                 <w:sz w:val="16"/>
                 <w:szCs w:val="16"/>
               </w:rPr>
             </w:pPr>
-            <w:ins w:id="461" w:author="francisco javier gonzalez  garcia" w:date="2026-09-24T23:42:00Z">
-              <w:r>
-                <w:rPr>
-                  <w:sz w:val="16"/>
-                  <w:szCs w:val="16"/>
-                </w:rPr>
-                <w:t>Usuario</w:t>
-              </w:r>
-            </w:ins>
+            <w:r>
+              <w:rPr>
+                <w:sz w:val="16"/>
+                <w:szCs w:val="16"/>
+              </w:rPr>
+              <w:t>Usuario</w:t>
+            </w:r>
           </w:p>
           <w:p>
             <w:pPr>
               <w:rPr>
-                <w:ins w:id="462" w:author="francisco javier gonzalez  garcia" w:date="2026-09-24T23:29:00Z"/>
                 <w:sz w:val="16"/>
                 <w:szCs w:val="16"/>
-                <w:rPrChange w:id="463" w:author="francisco javier gonzalez  garcia" w:date="2026-09-24T23:41:00Z">
-                  <w:rPr>
-                    <w:ins w:id="464" w:author="francisco javier gonzalez  garcia" w:date="2026-09-24T23:29:00Z"/>
-                  </w:rPr>
-                </w:rPrChange>
               </w:rPr>
             </w:pPr>
-            <w:ins w:id="465" w:author="francisco javier gonzalez  garcia" w:date="2026-09-24T23:40:00Z">
-              <w:r>
-                <w:rPr>
-                  <w:sz w:val="16"/>
-                  <w:szCs w:val="16"/>
-                  <w:rPrChange w:id="466" w:author="francisco javier gonzalez  garcia" w:date="2026-09-24T23:41:00Z">
-                    <w:rPr/>
-                  </w:rPrChange>
-                </w:rPr>
-                <w:t>Atleta / Socio</w:t>
-              </w:r>
-            </w:ins>
+            <w:r>
+              <w:rPr>
+                <w:sz w:val="16"/>
+                <w:szCs w:val="16"/>
+              </w:rPr>
+              <w:t>Atleta / Socio</w:t>
+            </w:r>
           </w:p>
         </w:tc>
         <w:tc>
           <w:tcPr>
             <w:tcW w:w="8258" w:type="dxa"/>
-            <w:tcPrChange w:id="467" w:author="francisco javier gonzalez  garcia" w:date="2026-09-24T23:29:00Z">
-              <w:tcPr>
-                <w:tcW w:w="4750" w:type="dxa"/>
-              </w:tcPr>
-            </w:tcPrChange>
           </w:tcPr>
           <w:p>
             <w:pPr>
@@ -4506,40 +2647,24 @@
               <w:spacing w:line="40" w:lineRule="atLeast"/>
               <w:ind w:left="170" w:hanging="142"/>
               <w:rPr>
-                <w:ins w:id="468" w:author="francisco javier gonzalez  garcia" w:date="2026-09-24T23:40:00Z"/>
                 <w:sz w:val="16"/>
                 <w:szCs w:val="16"/>
-                <w:rPrChange w:id="469" w:author="francisco javier gonzalez  garcia" w:date="2026-09-24T23:42:00Z">
-                  <w:rPr>
-                    <w:ins w:id="470" w:author="francisco javier gonzalez  garcia" w:date="2026-09-24T23:40:00Z"/>
-                  </w:rPr>
-                </w:rPrChange>
-              </w:rPr>
-              <w:pPrChange w:id="471" w:author="francisco javier gonzalez  garcia" w:date="2026-09-24T23:44:00Z">
-                <w:pPr/>
-              </w:pPrChange>
+              </w:rPr>
             </w:pPr>
-            <w:ins w:id="472" w:author="francisco javier gonzalez  garcia" w:date="2026-09-24T23:46:00Z">
-              <w:r>
-                <w:rPr>
-                  <w:sz w:val="16"/>
-                  <w:szCs w:val="16"/>
-                </w:rPr>
-                <w:t xml:space="preserve">Rutinas por Nivel: </w:t>
-              </w:r>
-            </w:ins>
-            <w:ins w:id="473" w:author="francisco javier gonzalez  garcia" w:date="2026-09-24T23:40:00Z">
-              <w:r>
-                <w:rPr>
-                  <w:sz w:val="16"/>
-                  <w:szCs w:val="16"/>
-                  <w:rPrChange w:id="474" w:author="francisco javier gonzalez  garcia" w:date="2026-09-24T23:42:00Z">
-                    <w:rPr/>
-                  </w:rPrChange>
-                </w:rPr>
-                <w:t>Como atleta, quiero filtrar rutinas según mi nivel de experiencia, para entrenar a mi propio ritmo con seguridad y evitar lesiones.</w:t>
-              </w:r>
-            </w:ins>
+            <w:r>
+              <w:rPr>
+                <w:sz w:val="16"/>
+                <w:szCs w:val="16"/>
+              </w:rPr>
+              <w:t xml:space="preserve">Rutinas por Nivel: </w:t>
+            </w:r>
+            <w:r>
+              <w:rPr>
+                <w:sz w:val="16"/>
+                <w:szCs w:val="16"/>
+              </w:rPr>
+              <w:t>Como atleta, quiero filtrar rutinas según mi nivel de experiencia, para entrenar a mi propio ritmo con seguridad y evitar lesiones.</w:t>
+            </w:r>
           </w:p>
           <w:p>
             <w:pPr>
@@ -4551,52 +2676,31 @@
               <w:spacing w:line="40" w:lineRule="atLeast"/>
               <w:ind w:left="170" w:hanging="142"/>
               <w:rPr>
-                <w:ins w:id="475" w:author="francisco javier gonzalez  garcia" w:date="2026-09-24T23:40:00Z"/>
                 <w:sz w:val="16"/>
                 <w:szCs w:val="16"/>
-                <w:rPrChange w:id="476" w:author="francisco javier gonzalez  garcia" w:date="2026-09-24T23:46:00Z">
-                  <w:rPr>
-                    <w:ins w:id="477" w:author="francisco javier gonzalez  garcia" w:date="2026-09-24T23:40:00Z"/>
-                  </w:rPr>
-                </w:rPrChange>
-              </w:rPr>
-              <w:pPrChange w:id="478" w:author="francisco javier gonzalez  garcia" w:date="2026-09-24T23:44:00Z">
-                <w:pPr/>
-              </w:pPrChange>
+              </w:rPr>
             </w:pPr>
-            <w:ins w:id="479" w:author="francisco javier gonzalez  garcia" w:date="2026-09-24T23:40:00Z">
-              <w:r>
-                <w:rPr>
-                  <w:sz w:val="16"/>
-                  <w:szCs w:val="16"/>
-                  <w:rPrChange w:id="480" w:author="francisco javier gonzalez  garcia" w:date="2026-09-24T23:46:00Z">
-                    <w:rPr/>
-                  </w:rPrChange>
-                </w:rPr>
-                <w:t>Recordatorios de entrenamiento adaptables</w:t>
-              </w:r>
-            </w:ins>
-            <w:ins w:id="481" w:author="francisco javier gonzalez  garcia" w:date="2026-09-24T23:46:00Z">
-              <w:r>
-                <w:rPr>
-                  <w:sz w:val="16"/>
-                  <w:szCs w:val="16"/>
-                </w:rPr>
-                <w:t xml:space="preserve">: </w:t>
-              </w:r>
-            </w:ins>
-            <w:ins w:id="482" w:author="francisco javier gonzalez  garcia" w:date="2026-09-24T23:40:00Z">
-              <w:r>
-                <w:rPr>
-                  <w:sz w:val="16"/>
-                  <w:szCs w:val="16"/>
-                  <w:rPrChange w:id="483" w:author="francisco javier gonzalez  garcia" w:date="2026-09-24T23:46:00Z">
-                    <w:rPr/>
-                  </w:rPrChange>
-                </w:rPr>
-                <w:t>Como socio, quiero configurar alertas personalizadas para mis sesiones, para mantener la disciplina sin que las notificaciones interfieran en mi agenda diaria.</w:t>
-              </w:r>
-            </w:ins>
+            <w:r>
+              <w:rPr>
+                <w:sz w:val="16"/>
+                <w:szCs w:val="16"/>
+              </w:rPr>
+              <w:t>Recordatorios de entrenamiento adaptables</w:t>
+            </w:r>
+            <w:r>
+              <w:rPr>
+                <w:sz w:val="16"/>
+                <w:szCs w:val="16"/>
+              </w:rPr>
+              <w:t xml:space="preserve">: </w:t>
+            </w:r>
+            <w:r>
+              <w:rPr>
+                <w:sz w:val="16"/>
+                <w:szCs w:val="16"/>
+              </w:rPr>
+              <w:t>Como socio, quiero configurar alertas personalizadas para mis sesiones, para mantener la disciplina sin que las notificaciones interfieran en mi agenda diaria.</w:t>
+            </w:r>
           </w:p>
           <w:p>
             <w:pPr>
@@ -4608,107 +2712,59 @@
               <w:spacing w:line="40" w:lineRule="atLeast"/>
               <w:ind w:left="170" w:hanging="142"/>
               <w:rPr>
-                <w:ins w:id="484" w:author="francisco javier gonzalez  garcia" w:date="2026-09-24T23:29:00Z"/>
                 <w:sz w:val="16"/>
                 <w:szCs w:val="16"/>
-                <w:rPrChange w:id="485" w:author="francisco javier gonzalez  garcia" w:date="2026-09-24T23:42:00Z">
-                  <w:rPr>
-                    <w:ins w:id="486" w:author="francisco javier gonzalez  garcia" w:date="2026-09-24T23:29:00Z"/>
-                  </w:rPr>
-                </w:rPrChange>
-              </w:rPr>
-              <w:pPrChange w:id="487" w:author="francisco javier gonzalez  garcia" w:date="2026-09-24T23:46:00Z">
-                <w:pPr/>
-              </w:pPrChange>
+              </w:rPr>
             </w:pPr>
-            <w:ins w:id="488" w:author="francisco javier gonzalez  garcia" w:date="2026-09-24T23:40:00Z">
-              <w:r>
-                <w:rPr>
-                  <w:sz w:val="16"/>
-                  <w:szCs w:val="16"/>
-                  <w:rPrChange w:id="489" w:author="francisco javier gonzalez  garcia" w:date="2026-09-24T23:42:00Z">
-                    <w:rPr/>
-                  </w:rPrChange>
-                </w:rPr>
-                <w:t>Panel de progreso físico y rendimiento</w:t>
-              </w:r>
-            </w:ins>
-            <w:ins w:id="490" w:author="francisco javier gonzalez  garcia" w:date="2026-09-24T23:46:00Z">
-              <w:r>
-                <w:rPr>
-                  <w:sz w:val="16"/>
-                  <w:szCs w:val="16"/>
-                </w:rPr>
-                <w:t xml:space="preserve">: </w:t>
-              </w:r>
-            </w:ins>
-            <w:ins w:id="491" w:author="francisco javier gonzalez  garcia" w:date="2026-09-24T23:40:00Z">
-              <w:r>
-                <w:rPr>
-                  <w:sz w:val="16"/>
-                  <w:szCs w:val="16"/>
-                  <w:rPrChange w:id="492" w:author="francisco javier gonzalez  garcia" w:date="2026-09-24T23:42:00Z">
-                    <w:rPr/>
-                  </w:rPrChange>
-                </w:rPr>
-                <w:t>Como atleta, quiero visualizar gráficos de mi evolución física y avances semanales, para evaluar mis resultados y mantener la motivación alta.</w:t>
-              </w:r>
-            </w:ins>
+            <w:r>
+              <w:rPr>
+                <w:sz w:val="16"/>
+                <w:szCs w:val="16"/>
+              </w:rPr>
+              <w:t>Panel de progreso físico y rendimiento</w:t>
+            </w:r>
+            <w:r>
+              <w:rPr>
+                <w:sz w:val="16"/>
+                <w:szCs w:val="16"/>
+              </w:rPr>
+              <w:t xml:space="preserve">: </w:t>
+            </w:r>
+            <w:r>
+              <w:rPr>
+                <w:sz w:val="16"/>
+                <w:szCs w:val="16"/>
+              </w:rPr>
+              <w:t>Como atleta, quiero visualizar gráficos de mi evolución física y avances semanales, para evaluar mis resultados y mantener la motivación alta.</w:t>
+            </w:r>
           </w:p>
         </w:tc>
       </w:tr>
       <w:tr>
-        <w:trPr>
-          <w:ins w:id="493" w:author="francisco javier gonzalez  garcia" w:date="2026-09-24T23:29:00Z"/>
-        </w:trPr>
         <w:tc>
           <w:tcPr>
             <w:tcW w:w="1242" w:type="dxa"/>
-            <w:tcPrChange w:id="494" w:author="francisco javier gonzalez  garcia" w:date="2026-09-24T23:29:00Z">
-              <w:tcPr>
-                <w:tcW w:w="4750" w:type="dxa"/>
-              </w:tcPr>
-            </w:tcPrChange>
           </w:tcPr>
           <w:p>
             <w:pPr>
               <w:spacing w:line="40" w:lineRule="atLeast"/>
               <w:rPr>
-                <w:ins w:id="495" w:author="francisco javier gonzalez  garcia" w:date="2026-09-24T23:29:00Z"/>
                 <w:sz w:val="16"/>
                 <w:szCs w:val="16"/>
-                <w:rPrChange w:id="496" w:author="francisco javier gonzalez  garcia" w:date="2026-09-24T23:45:00Z">
-                  <w:rPr>
-                    <w:ins w:id="497" w:author="francisco javier gonzalez  garcia" w:date="2026-09-24T23:29:00Z"/>
-                  </w:rPr>
-                </w:rPrChange>
-              </w:rPr>
-              <w:pPrChange w:id="498" w:author="francisco javier gonzalez  garcia" w:date="2026-09-24T23:44:00Z">
-                <w:pPr/>
-              </w:pPrChange>
+              </w:rPr>
             </w:pPr>
-            <w:ins w:id="499" w:author="francisco javier gonzalez  garcia" w:date="2026-09-24T23:43:00Z">
-              <w:r>
-                <w:rPr>
-                  <w:sz w:val="16"/>
-                  <w:szCs w:val="16"/>
-                  <w:rPrChange w:id="500" w:author="francisco javier gonzalez  garcia" w:date="2026-09-24T23:45:00Z">
-                    <w:rPr/>
-                  </w:rPrChange>
-                </w:rPr>
-                <w:t>Entrenador Físico</w:t>
-              </w:r>
-            </w:ins>
+            <w:r>
+              <w:rPr>
+                <w:sz w:val="16"/>
+                <w:szCs w:val="16"/>
+              </w:rPr>
+              <w:t>Entrenador Físico</w:t>
+            </w:r>
           </w:p>
         </w:tc>
         <w:tc>
           <w:tcPr>
             <w:tcW w:w="8258" w:type="dxa"/>
-            <w:tcPrChange w:id="501" w:author="francisco javier gonzalez  garcia" w:date="2026-09-24T23:29:00Z">
-              <w:tcPr>
-                <w:tcW w:w="4750" w:type="dxa"/>
-              </w:tcPr>
-            </w:tcPrChange>
           </w:tcPr>
           <w:p>
             <w:pPr>
@@ -4720,62 +2776,31 @@
               <w:spacing w:line="40" w:lineRule="atLeast"/>
               <w:ind w:left="173" w:hanging="142"/>
               <w:rPr>
-                <w:ins w:id="502" w:author="francisco javier gonzalez  garcia" w:date="2026-09-24T23:44:00Z"/>
                 <w:sz w:val="16"/>
                 <w:szCs w:val="16"/>
-                <w:rPrChange w:id="503" w:author="francisco javier gonzalez  garcia" w:date="2026-09-24T23:45:00Z">
-                  <w:rPr>
-                    <w:ins w:id="504" w:author="francisco javier gonzalez  garcia" w:date="2026-09-24T23:44:00Z"/>
-                  </w:rPr>
-                </w:rPrChange>
-              </w:rPr>
-              <w:pPrChange w:id="505" w:author="francisco javier gonzalez  garcia" w:date="2026-09-24T23:45:00Z">
-                <w:pPr/>
-              </w:pPrChange>
+              </w:rPr>
             </w:pPr>
-            <w:ins w:id="506" w:author="francisco javier gonzalez  garcia" w:date="2026-09-24T23:44:00Z">
-              <w:r>
-                <w:rPr>
-                  <w:sz w:val="16"/>
-                  <w:szCs w:val="16"/>
-                  <w:rPrChange w:id="507" w:author="francisco javier gonzalez  garcia" w:date="2026-09-24T23:45:00Z">
-                    <w:rPr/>
-                  </w:rPrChange>
-                </w:rPr>
-                <w:t>Constructor dinámico de rutinas</w:t>
-              </w:r>
-            </w:ins>
-            <w:ins w:id="508" w:author="francisco javier gonzalez  garcia" w:date="2026-09-24T23:45:00Z">
-              <w:r>
-                <w:rPr>
-                  <w:sz w:val="16"/>
-                  <w:szCs w:val="16"/>
-                  <w:rPrChange w:id="509" w:author="francisco javier gonzalez  garcia" w:date="2026-09-24T23:45:00Z">
-                    <w:rPr/>
-                  </w:rPrChange>
-                </w:rPr>
-                <w:t>:</w:t>
-              </w:r>
-              <w:r>
-                <w:rPr>
-                  <w:sz w:val="16"/>
-                  <w:szCs w:val="16"/>
-                </w:rPr>
-                <w:t xml:space="preserve"> </w:t>
-              </w:r>
-            </w:ins>
-            <w:ins w:id="510" w:author="francisco javier gonzalez  garcia" w:date="2026-09-24T23:44:00Z">
-              <w:r>
-                <w:rPr>
-                  <w:sz w:val="16"/>
-                  <w:szCs w:val="16"/>
-                  <w:rPrChange w:id="511" w:author="francisco javier gonzalez  garcia" w:date="2026-09-24T23:45:00Z">
-                    <w:rPr/>
-                  </w:rPrChange>
-                </w:rPr>
-                <w:t>Como entrenador, quiero un creador de rutinas con biblioteca de video para personalizar o duplicar planes rápidamente, para ahorrar tiempo operativo y ofrecer un servicio de alta calidad.</w:t>
-              </w:r>
-            </w:ins>
+            <w:r>
+              <w:rPr>
+                <w:sz w:val="16"/>
+                <w:szCs w:val="16"/>
+              </w:rPr>
+              <w:t>Constructor dinámico de rutinas:</w:t>
+            </w:r>
+            <w:r>
+              <w:rPr>
+                <w:sz w:val="16"/>
+                <w:szCs w:val="16"/>
+              </w:rPr>
+              <w:t xml:space="preserve"> </w:t>
+            </w:r>
+            <w:r>
+              <w:rPr>
+                <w:sz w:val="16"/>
+                <w:szCs w:val="16"/>
+              </w:rPr>
+              <w:t>Como entrenador, quiero un creador de rutinas con biblioteca de video para personalizar o duplicar planes rápidamente, para ahorrar tiempo operativo y ofrecer un servicio de alta calidad.</w:t>
+            </w:r>
           </w:p>
           <w:p>
             <w:pPr>
@@ -4787,55 +2812,17 @@
               <w:spacing w:line="40" w:lineRule="atLeast"/>
               <w:ind w:left="173" w:hanging="142"/>
               <w:rPr>
-                <w:ins w:id="512" w:author="francisco javier gonzalez  garcia" w:date="2026-09-24T23:44:00Z"/>
                 <w:sz w:val="16"/>
                 <w:szCs w:val="16"/>
-                <w:rPrChange w:id="513" w:author="francisco javier gonzalez  garcia" w:date="2026-09-24T23:45:00Z">
-                  <w:rPr>
-                    <w:ins w:id="514" w:author="francisco javier gonzalez  garcia" w:date="2026-09-24T23:44:00Z"/>
-                  </w:rPr>
-                </w:rPrChange>
-              </w:rPr>
-              <w:pPrChange w:id="515" w:author="francisco javier gonzalez  garcia" w:date="2026-09-24T23:45:00Z">
-                <w:pPr/>
-              </w:pPrChange>
+              </w:rPr>
             </w:pPr>
-            <w:ins w:id="516" w:author="francisco javier gonzalez  garcia" w:date="2026-09-24T23:44:00Z">
-              <w:r>
-                <w:rPr>
-                  <w:sz w:val="16"/>
-                  <w:szCs w:val="16"/>
-                  <w:rPrChange w:id="517" w:author="francisco javier gonzalez  garcia" w:date="2026-09-24T23:45:00Z">
-                    <w:rPr/>
-                  </w:rPrChange>
-                </w:rPr>
-                <w:t>Gestión centralizada de agenda y clases</w:t>
-              </w:r>
-            </w:ins>
-            <w:ins w:id="518" w:author="francisco javier gonzalez  garcia" w:date="2026-09-24T23:45:00Z">
-              <w:r>
-                <w:rPr>
-                  <w:sz w:val="16"/>
-                  <w:szCs w:val="16"/>
-                  <w:rPrChange w:id="519" w:author="francisco javier gonzalez  garcia" w:date="2026-09-24T23:45:00Z">
-                    <w:rPr/>
-                  </w:rPrChange>
-                </w:rPr>
-                <w:t xml:space="preserve">: </w:t>
-              </w:r>
-            </w:ins>
-            <w:ins w:id="520" w:author="francisco javier gonzalez  garcia" w:date="2026-09-24T23:44:00Z">
-              <w:r>
-                <w:rPr>
-                  <w:sz w:val="16"/>
-                  <w:szCs w:val="16"/>
-                  <w:rPrChange w:id="521" w:author="francisco javier gonzalez  garcia" w:date="2026-09-24T23:45:00Z">
-                    <w:rPr/>
-                  </w:rPrChange>
-                </w:rPr>
-                <w:t>Como entrenador, quiero administrar cupos y asistencias de clases desde un solo calendario, para coordinar mis sesiones presenciales y virtuales sin solapamientos.</w:t>
-              </w:r>
-            </w:ins>
+            <w:r>
+              <w:rPr>
+                <w:sz w:val="16"/>
+                <w:szCs w:val="16"/>
+              </w:rPr>
+              <w:t>Gestión centralizada de agenda y clases: Como entrenador, quiero administrar cupos y asistencias de clases desde un solo calendario, para coordinar mis sesiones presenciales y virtuales sin solapamientos.</w:t>
+            </w:r>
           </w:p>
           <w:p>
             <w:pPr>
@@ -4847,106 +2834,44 @@
               <w:spacing w:line="40" w:lineRule="atLeast"/>
               <w:ind w:left="173" w:hanging="142"/>
               <w:rPr>
-                <w:ins w:id="522" w:author="francisco javier gonzalez  garcia" w:date="2026-09-24T23:29:00Z"/>
                 <w:sz w:val="16"/>
                 <w:szCs w:val="16"/>
-                <w:rPrChange w:id="523" w:author="francisco javier gonzalez  garcia" w:date="2026-09-24T23:45:00Z">
-                  <w:rPr>
-                    <w:ins w:id="524" w:author="francisco javier gonzalez  garcia" w:date="2026-09-24T23:29:00Z"/>
-                  </w:rPr>
-                </w:rPrChange>
-              </w:rPr>
-              <w:pPrChange w:id="525" w:author="francisco javier gonzalez  garcia" w:date="2026-09-24T23:45:00Z">
-                <w:pPr/>
-              </w:pPrChange>
+              </w:rPr>
             </w:pPr>
-            <w:ins w:id="526" w:author="francisco javier gonzalez  garcia" w:date="2026-09-24T23:44:00Z">
-              <w:r>
-                <w:rPr>
-                  <w:sz w:val="16"/>
-                  <w:szCs w:val="16"/>
-                  <w:rPrChange w:id="527" w:author="francisco javier gonzalez  garcia" w:date="2026-09-24T23:45:00Z">
-                    <w:rPr/>
-                  </w:rPrChange>
-                </w:rPr>
-                <w:t>Monitoreo de desempeño de alumnos</w:t>
-              </w:r>
-            </w:ins>
-            <w:ins w:id="528" w:author="francisco javier gonzalez  garcia" w:date="2026-09-24T23:45:00Z">
-              <w:r>
-                <w:rPr>
-                  <w:sz w:val="16"/>
-                  <w:szCs w:val="16"/>
-                  <w:rPrChange w:id="529" w:author="francisco javier gonzalez  garcia" w:date="2026-09-24T23:45:00Z">
-                    <w:rPr/>
-                  </w:rPrChange>
-                </w:rPr>
-                <w:t xml:space="preserve">: </w:t>
-              </w:r>
-            </w:ins>
-            <w:ins w:id="530" w:author="francisco javier gonzalez  garcia" w:date="2026-09-24T23:44:00Z">
-              <w:r>
-                <w:rPr>
-                  <w:sz w:val="16"/>
-                  <w:szCs w:val="16"/>
-                  <w:rPrChange w:id="531" w:author="francisco javier gonzalez  garcia" w:date="2026-09-24T23:45:00Z">
-                    <w:rPr/>
-                  </w:rPrChange>
-                </w:rPr>
-                <w:t>Como entrenador, quiero revisar la evolución individual de mis clientes en un panel gráfico, para ajustar sus entrenamientos con precisión y darles un seguimiento cercano.</w:t>
-              </w:r>
-            </w:ins>
+            <w:r>
+              <w:rPr>
+                <w:sz w:val="16"/>
+                <w:szCs w:val="16"/>
+              </w:rPr>
+              <w:t>Monitoreo de desempeño de alumnos: Como entrenador, quiero revisar la evolución individual de mis clientes en un panel gráfico, para ajustar sus entrenamientos con precisión y darles un seguimiento cercano.</w:t>
+            </w:r>
           </w:p>
         </w:tc>
       </w:tr>
       <w:tr>
-        <w:trPr>
-          <w:ins w:id="532" w:author="francisco javier gonzalez  garcia" w:date="2026-09-24T23:29:00Z"/>
-        </w:trPr>
         <w:tc>
           <w:tcPr>
             <w:tcW w:w="1242" w:type="dxa"/>
-            <w:tcPrChange w:id="533" w:author="francisco javier gonzalez  garcia" w:date="2026-09-24T23:29:00Z">
-              <w:tcPr>
-                <w:tcW w:w="4750" w:type="dxa"/>
-              </w:tcPr>
-            </w:tcPrChange>
           </w:tcPr>
           <w:p>
             <w:pPr>
               <w:rPr>
-                <w:ins w:id="534" w:author="francisco javier gonzalez  garcia" w:date="2026-09-24T23:29:00Z"/>
                 <w:sz w:val="16"/>
                 <w:szCs w:val="16"/>
-                <w:rPrChange w:id="535" w:author="francisco javier gonzalez  garcia" w:date="2026-09-24T23:47:00Z">
-                  <w:rPr>
-                    <w:ins w:id="536" w:author="francisco javier gonzalez  garcia" w:date="2026-09-24T23:29:00Z"/>
-                  </w:rPr>
-                </w:rPrChange>
               </w:rPr>
             </w:pPr>
-            <w:ins w:id="537" w:author="francisco javier gonzalez  garcia" w:date="2026-09-24T23:47:00Z">
-              <w:r>
-                <w:rPr>
-                  <w:sz w:val="16"/>
-                  <w:szCs w:val="16"/>
-                  <w:rPrChange w:id="538" w:author="francisco javier gonzalez  garcia" w:date="2026-09-24T23:47:00Z">
-                    <w:rPr/>
-                  </w:rPrChange>
-                </w:rPr>
-                <w:t>Administrador</w:t>
-              </w:r>
-            </w:ins>
+            <w:r>
+              <w:rPr>
+                <w:sz w:val="16"/>
+                <w:szCs w:val="16"/>
+              </w:rPr>
+              <w:t>Administrador</w:t>
+            </w:r>
           </w:p>
         </w:tc>
         <w:tc>
           <w:tcPr>
             <w:tcW w:w="8258" w:type="dxa"/>
-            <w:tcPrChange w:id="539" w:author="francisco javier gonzalez  garcia" w:date="2026-09-24T23:29:00Z">
-              <w:tcPr>
-                <w:tcW w:w="4750" w:type="dxa"/>
-              </w:tcPr>
-            </w:tcPrChange>
           </w:tcPr>
           <w:p>
             <w:pPr>
@@ -4958,89 +2883,17 @@
               <w:spacing w:line="40" w:lineRule="atLeast"/>
               <w:ind w:left="142" w:hanging="142"/>
               <w:rPr>
-                <w:ins w:id="540" w:author="francisco javier gonzalez  garcia" w:date="2026-09-24T23:47:00Z"/>
                 <w:sz w:val="16"/>
                 <w:szCs w:val="16"/>
-                <w:rPrChange w:id="541" w:author="francisco javier gonzalez  garcia" w:date="2026-09-24T23:50:00Z">
-                  <w:rPr>
-                    <w:ins w:id="542" w:author="francisco javier gonzalez  garcia" w:date="2026-09-24T23:47:00Z"/>
-                  </w:rPr>
-                </w:rPrChange>
-              </w:rPr>
-              <w:pPrChange w:id="543" w:author="francisco javier gonzalez  garcia" w:date="2026-09-24T23:50:00Z">
-                <w:pPr/>
-              </w:pPrChange>
+              </w:rPr>
             </w:pPr>
-            <w:proofErr w:type="spellStart"/>
-            <w:ins w:id="544" w:author="francisco javier gonzalez  garcia" w:date="2026-09-24T23:47:00Z">
-              <w:r>
-                <w:rPr>
-                  <w:sz w:val="16"/>
-                  <w:szCs w:val="16"/>
-                  <w:rPrChange w:id="545" w:author="francisco javier gonzalez  garcia" w:date="2026-09-24T23:50:00Z">
-                    <w:rPr/>
-                  </w:rPrChange>
-                </w:rPr>
-                <w:t>Dashboard</w:t>
-              </w:r>
-              <w:proofErr w:type="spellEnd"/>
-              <w:r>
-                <w:rPr>
-                  <w:sz w:val="16"/>
-                  <w:szCs w:val="16"/>
-                  <w:rPrChange w:id="546" w:author="francisco javier gonzalez  garcia" w:date="2026-09-24T23:50:00Z">
-                    <w:rPr/>
-                  </w:rPrChange>
-                </w:rPr>
-                <w:t xml:space="preserve"> de salud del negocio (</w:t>
-              </w:r>
-              <w:proofErr w:type="spellStart"/>
-              <w:r>
-                <w:rPr>
-                  <w:sz w:val="16"/>
-                  <w:szCs w:val="16"/>
-                  <w:rPrChange w:id="547" w:author="francisco javier gonzalez  garcia" w:date="2026-09-24T23:50:00Z">
-                    <w:rPr/>
-                  </w:rPrChange>
-                </w:rPr>
-                <w:t>KPIs</w:t>
-              </w:r>
-              <w:proofErr w:type="spellEnd"/>
-              <w:r>
-                <w:rPr>
-                  <w:sz w:val="16"/>
-                  <w:szCs w:val="16"/>
-                  <w:rPrChange w:id="548" w:author="francisco javier gonzalez  garcia" w:date="2026-09-24T23:50:00Z">
-                    <w:rPr/>
-                  </w:rPrChange>
-                </w:rPr>
-                <w:t>)</w:t>
-              </w:r>
-            </w:ins>
-            <w:ins w:id="549" w:author="francisco javier gonzalez  garcia" w:date="2026-09-24T23:48:00Z">
-              <w:r>
-                <w:rPr>
-                  <w:sz w:val="16"/>
-                  <w:szCs w:val="16"/>
-                  <w:rPrChange w:id="550" w:author="francisco javier gonzalez  garcia" w:date="2026-09-24T23:50:00Z">
-                    <w:rPr/>
-                  </w:rPrChange>
-                </w:rPr>
-                <w:t xml:space="preserve">: </w:t>
-              </w:r>
-            </w:ins>
-            <w:ins w:id="551" w:author="francisco javier gonzalez  garcia" w:date="2026-09-24T23:47:00Z">
-              <w:r>
-                <w:rPr>
-                  <w:sz w:val="16"/>
-                  <w:szCs w:val="16"/>
-                  <w:rPrChange w:id="552" w:author="francisco javier gonzalez  garcia" w:date="2026-09-24T23:50:00Z">
-                    <w:rPr/>
-                  </w:rPrChange>
-                </w:rPr>
-                <w:t>Como administrador, quiero ver indicadores en tiempo real (ingresos, retención, asistencia y retiros), para tomar decisiones financieras estratégicas basadas en datos.</w:t>
-              </w:r>
-            </w:ins>
+            <w:r>
+              <w:rPr>
+                <w:sz w:val="16"/>
+                <w:szCs w:val="16"/>
+              </w:rPr>
+              <w:t>Dashboard de salud del negocio (KPIs): Como administrador, quiero ver indicadores en tiempo real (ingresos, retención, asistencia y retiros), para tomar decisiones financieras estratégicas basadas en datos.</w:t>
+            </w:r>
           </w:p>
           <w:p>
             <w:pPr>
@@ -5052,47 +2905,17 @@
               <w:spacing w:line="40" w:lineRule="atLeast"/>
               <w:ind w:left="142" w:hanging="142"/>
               <w:rPr>
-                <w:ins w:id="553" w:author="francisco javier gonzalez  garcia" w:date="2026-09-24T23:50:00Z"/>
                 <w:sz w:val="16"/>
                 <w:szCs w:val="16"/>
               </w:rPr>
             </w:pPr>
-            <w:ins w:id="554" w:author="francisco javier gonzalez  garcia" w:date="2026-09-24T23:47:00Z">
-              <w:r>
-                <w:rPr>
-                  <w:sz w:val="16"/>
-                  <w:szCs w:val="16"/>
-                  <w:rPrChange w:id="555" w:author="francisco javier gonzalez  garcia" w:date="2026-09-24T23:50:00Z">
-                    <w:rPr/>
-                  </w:rPrChange>
-                </w:rPr>
-                <w:t>Automatización de cobros y membresías</w:t>
-              </w:r>
-            </w:ins>
-            <w:ins w:id="556" w:author="francisco javier gonzalez  garcia" w:date="2026-09-24T23:48:00Z">
-              <w:r>
-                <w:rPr>
-                  <w:sz w:val="16"/>
-                  <w:szCs w:val="16"/>
-                  <w:rPrChange w:id="557" w:author="francisco javier gonzalez  garcia" w:date="2026-09-24T23:50:00Z">
-                    <w:rPr/>
-                  </w:rPrChange>
-                </w:rPr>
-                <w:t xml:space="preserve">: </w:t>
-              </w:r>
-            </w:ins>
-            <w:ins w:id="558" w:author="francisco javier gonzalez  garcia" w:date="2026-09-24T23:47:00Z">
-              <w:r>
-                <w:rPr>
-                  <w:sz w:val="16"/>
-                  <w:szCs w:val="16"/>
-                  <w:rPrChange w:id="559" w:author="francisco javier gonzalez  garcia" w:date="2026-09-24T23:50:00Z">
-                    <w:rPr/>
-                  </w:rPrChange>
-                </w:rPr>
-                <w:t>Como administrador, quiero automatizar el cobro recurrente y la notificación de pagos pendientes, para asegurar el flujo de caja y eliminar tareas manuales.</w:t>
-              </w:r>
-            </w:ins>
+            <w:r>
+              <w:rPr>
+                <w:sz w:val="16"/>
+                <w:szCs w:val="16"/>
+              </w:rPr>
+              <w:t>Automatización de cobros y membresías: Como administrador, quiero automatizar el cobro recurrente y la notificación de pagos pendientes, para asegurar el flujo de caja y eliminar tareas manuales.</w:t>
+            </w:r>
           </w:p>
           <w:p>
             <w:pPr>
@@ -5104,55 +2927,17 @@
               <w:spacing w:line="40" w:lineRule="atLeast"/>
               <w:ind w:left="142" w:hanging="142"/>
               <w:rPr>
-                <w:ins w:id="560" w:author="francisco javier gonzalez  garcia" w:date="2026-09-24T23:29:00Z"/>
                 <w:sz w:val="16"/>
                 <w:szCs w:val="16"/>
-                <w:rPrChange w:id="561" w:author="francisco javier gonzalez  garcia" w:date="2026-09-24T23:50:00Z">
-                  <w:rPr>
-                    <w:ins w:id="562" w:author="francisco javier gonzalez  garcia" w:date="2026-09-24T23:29:00Z"/>
-                  </w:rPr>
-                </w:rPrChange>
-              </w:rPr>
-              <w:pPrChange w:id="563" w:author="francisco javier gonzalez  garcia" w:date="2026-09-24T23:50:00Z">
-                <w:pPr/>
-              </w:pPrChange>
+              </w:rPr>
             </w:pPr>
-            <w:ins w:id="564" w:author="francisco javier gonzalez  garcia" w:date="2026-09-24T23:47:00Z">
-              <w:r>
-                <w:rPr>
-                  <w:sz w:val="16"/>
-                  <w:szCs w:val="16"/>
-                  <w:rPrChange w:id="565" w:author="francisco javier gonzalez  garcia" w:date="2026-09-24T23:50:00Z">
-                    <w:rPr/>
-                  </w:rPrChange>
-                </w:rPr>
-                <w:t>Control de acceso, roles y permisos</w:t>
-              </w:r>
-            </w:ins>
-            <w:ins w:id="566" w:author="francisco javier gonzalez  garcia" w:date="2026-09-24T23:48:00Z">
-              <w:r>
-                <w:rPr>
-                  <w:sz w:val="16"/>
-                  <w:szCs w:val="16"/>
-                  <w:rPrChange w:id="567" w:author="francisco javier gonzalez  garcia" w:date="2026-09-24T23:50:00Z">
-                    <w:rPr/>
-                  </w:rPrChange>
-                </w:rPr>
-                <w:t xml:space="preserve">: </w:t>
-              </w:r>
-            </w:ins>
-            <w:ins w:id="568" w:author="francisco javier gonzalez  garcia" w:date="2026-09-24T23:47:00Z">
-              <w:r>
-                <w:rPr>
-                  <w:sz w:val="16"/>
-                  <w:szCs w:val="16"/>
-                  <w:rPrChange w:id="569" w:author="francisco javier gonzalez  garcia" w:date="2026-09-24T23:50:00Z">
-                    <w:rPr/>
-                  </w:rPrChange>
-                </w:rPr>
-                <w:t>Como administradora, quiero gestionar los niveles de acceso del personal (entrenadores, recepción, staff), para proteger la información confidencial y mantener la seguridad del sistema.</w:t>
-              </w:r>
-            </w:ins>
+            <w:r>
+              <w:rPr>
+                <w:sz w:val="16"/>
+                <w:szCs w:val="16"/>
+              </w:rPr>
+              <w:t>Control de acceso, roles y permisos: Como administradora, quiero gestionar los niveles de acceso del personal (entrenadores, recepción, staff), para proteger la información confidencial y mantener la seguridad del sistema.</w:t>
+            </w:r>
           </w:p>
         </w:tc>
       </w:tr>
@@ -5160,366 +2945,138 @@
     <w:p>
       <w:pPr>
         <w:pStyle w:val="Ttulo1"/>
-        <w:rPr>
-          <w:ins w:id="570" w:author="francisco javier gonzalez  garcia" w:date="2026-09-27T23:09:00Z"/>
-        </w:rPr>
-      </w:pPr>
-      <w:ins w:id="571" w:author="francisco javier gonzalez  garcia" w:date="2026-09-27T23:08:00Z">
-        <w:r>
-          <w:t>Fase 3. Arquitectura y flujo de navegación</w:t>
-        </w:r>
-      </w:ins>
+      </w:pPr>
+      <w:r>
+        <w:t>Fase 3. Arquitectura y flujo de navegación</w:t>
+      </w:r>
     </w:p>
     <w:p>
       <w:pPr>
         <w:pStyle w:val="Ttulo2"/>
-        <w:rPr>
-          <w:ins w:id="572" w:author="francisco javier gonzalez  garcia" w:date="2026-09-27T23:10:00Z"/>
-        </w:rPr>
-      </w:pPr>
-      <w:ins w:id="573" w:author="francisco javier gonzalez  garcia" w:date="2026-09-27T23:10:00Z">
-        <w:r>
-          <w:t>F</w:t>
-        </w:r>
-        <w:r>
-          <w:t>lujo principal de interacción de la aplicación</w:t>
-        </w:r>
-      </w:ins>
+      </w:pPr>
+      <w:r>
+        <w:t>F</w:t>
+      </w:r>
+      <w:r>
+        <w:t>lujo principal de interacción de la aplicación</w:t>
+      </w:r>
     </w:p>
     <w:p>
-      <w:pPr>
+      <w:r>
         <w:rPr>
-          <w:ins w:id="574" w:author="francisco javier gonzalez  garcia" w:date="2026-09-27T23:15:00Z"/>
+          <w:noProof/>
+          <w:lang w:eastAsia="es-MX"/>
         </w:rPr>
-      </w:pPr>
-      <w:ins w:id="575" w:author="francisco javier gonzalez  garcia" w:date="2026-09-27T23:11:00Z">
-        <w:r>
-          <w:rPr>
-            <w:noProof/>
-          </w:rPr>
-          <w:drawing>
-            <wp:anchor distT="0" distB="0" distL="114300" distR="114300" simplePos="0" relativeHeight="251661312" behindDoc="0" locked="0" layoutInCell="1" allowOverlap="1" wp14:anchorId="2ED259EC" wp14:editId="47602653">
-              <wp:simplePos x="0" y="0"/>
-              <wp:positionH relativeFrom="column">
-                <wp:posOffset>-156381</wp:posOffset>
-              </wp:positionH>
-              <wp:positionV relativeFrom="paragraph">
-                <wp:posOffset>375266</wp:posOffset>
-              </wp:positionV>
-              <wp:extent cx="6369685" cy="3602355"/>
-              <wp:effectExtent l="0" t="0" r="0" b="0"/>
-              <wp:wrapTopAndBottom/>
-              <wp:docPr id="1" name="Imagen 1"/>
-              <wp:cNvGraphicFramePr>
-                <a:graphicFrameLocks xmlns:a="http://schemas.openxmlformats.org/drawingml/2006/main" noChangeAspect="1"/>
-              </wp:cNvGraphicFramePr>
-              <a:graphic xmlns:a="http://schemas.openxmlformats.org/drawingml/2006/main">
-                <a:graphicData uri="http://schemas.openxmlformats.org/drawingml/2006/picture">
-                  <pic:pic xmlns:pic="http://schemas.openxmlformats.org/drawingml/2006/picture">
-                    <pic:nvPicPr>
-                      <pic:cNvPr id="1" name=""/>
-                      <pic:cNvPicPr/>
-                    </pic:nvPicPr>
-                    <pic:blipFill rotWithShape="1">
-                      <a:blip r:embed="rId6"/>
-                      <a:srcRect l="1175" t="9163" r="1141" b="1564"/>
-                      <a:stretch/>
-                    </pic:blipFill>
-                    <pic:spPr bwMode="auto">
-                      <a:xfrm>
-                        <a:off x="0" y="0"/>
-                        <a:ext cx="6369685" cy="3602355"/>
-                      </a:xfrm>
-                      <a:prstGeom prst="rect">
-                        <a:avLst/>
-                      </a:prstGeom>
-                      <a:ln>
-                        <a:noFill/>
-                      </a:ln>
-                      <a:extLst>
-                        <a:ext uri="{53640926-AAD7-44D8-BBD7-CCE9431645EC}">
-                          <a14:shadowObscured xmlns:a14="http://schemas.microsoft.com/office/drawing/2010/main"/>
-                        </a:ext>
-                      </a:extLst>
-                    </pic:spPr>
-                  </pic:pic>
-                </a:graphicData>
-              </a:graphic>
-              <wp14:sizeRelH relativeFrom="page">
-                <wp14:pctWidth>0</wp14:pctWidth>
-              </wp14:sizeRelH>
-              <wp14:sizeRelV relativeFrom="page">
-                <wp14:pctHeight>0</wp14:pctHeight>
-              </wp14:sizeRelV>
-            </wp:anchor>
-          </w:drawing>
-        </w:r>
-      </w:ins>
+        <w:drawing>
+          <wp:anchor distT="0" distB="0" distL="114300" distR="114300" simplePos="0" relativeHeight="251658240" behindDoc="0" locked="0" layoutInCell="1" allowOverlap="1" wp14:anchorId="2ED259EC" wp14:editId="47602653">
+            <wp:simplePos x="0" y="0"/>
+            <wp:positionH relativeFrom="column">
+              <wp:posOffset>-156381</wp:posOffset>
+            </wp:positionH>
+            <wp:positionV relativeFrom="paragraph">
+              <wp:posOffset>375266</wp:posOffset>
+            </wp:positionV>
+            <wp:extent cx="6369685" cy="3602355"/>
+            <wp:effectExtent l="0" t="0" r="0" b="0"/>
+            <wp:wrapTopAndBottom/>
+            <wp:docPr id="1" name="Imagen 1"/>
+            <wp:cNvGraphicFramePr>
+              <a:graphicFrameLocks xmlns:a="http://schemas.openxmlformats.org/drawingml/2006/main" noChangeAspect="1"/>
+            </wp:cNvGraphicFramePr>
+            <a:graphic xmlns:a="http://schemas.openxmlformats.org/drawingml/2006/main">
+              <a:graphicData uri="http://schemas.openxmlformats.org/drawingml/2006/picture">
+                <pic:pic xmlns:pic="http://schemas.openxmlformats.org/drawingml/2006/picture">
+                  <pic:nvPicPr>
+                    <pic:cNvPr id="1" name=""/>
+                    <pic:cNvPicPr/>
+                  </pic:nvPicPr>
+                  <pic:blipFill rotWithShape="1">
+                    <a:blip r:embed="rId6"/>
+                    <a:srcRect l="1175" t="9163" r="1141" b="1564"/>
+                    <a:stretch/>
+                  </pic:blipFill>
+                  <pic:spPr bwMode="auto">
+                    <a:xfrm>
+                      <a:off x="0" y="0"/>
+                      <a:ext cx="6369685" cy="3602355"/>
+                    </a:xfrm>
+                    <a:prstGeom prst="rect">
+                      <a:avLst/>
+                    </a:prstGeom>
+                    <a:ln>
+                      <a:noFill/>
+                    </a:ln>
+                    <a:extLst>
+                      <a:ext uri="{53640926-AAD7-44D8-BBD7-CCE9431645EC}">
+                        <a14:shadowObscured xmlns:a14="http://schemas.microsoft.com/office/drawing/2010/main"/>
+                      </a:ext>
+                    </a:extLst>
+                  </pic:spPr>
+                </pic:pic>
+              </a:graphicData>
+            </a:graphic>
+            <wp14:sizeRelH relativeFrom="page">
+              <wp14:pctWidth>0</wp14:pctWidth>
+            </wp14:sizeRelH>
+            <wp14:sizeRelV relativeFrom="page">
+              <wp14:pctHeight>0</wp14:pctHeight>
+            </wp14:sizeRelV>
+          </wp:anchor>
+        </w:drawing>
+      </w:r>
     </w:p>
     <w:p>
       <w:pPr>
         <w:jc w:val="center"/>
-        <w:rPr>
-          <w:ins w:id="576" w:author="francisco javier gonzalez  garcia" w:date="2026-09-24T22:38:00Z"/>
-        </w:rPr>
-        <w:pPrChange w:id="577" w:author="francisco javier gonzalez  garcia" w:date="2026-09-27T23:18:00Z">
-          <w:pPr>
-            <w:spacing w:line="276" w:lineRule="auto"/>
-          </w:pPr>
-        </w:pPrChange>
-      </w:pPr>
-      <w:ins w:id="578" w:author="francisco javier gonzalez  garcia" w:date="2026-09-27T23:25:00Z">
-        <w:r>
-          <w:t xml:space="preserve">Diagrama de Flujo de Navegación </w:t>
-        </w:r>
-      </w:ins>
-      <w:ins w:id="579" w:author="francisco javier gonzalez  garcia" w:date="2026-09-27T23:28:00Z">
-        <w:r>
-          <w:fldChar w:fldCharType="begin"/>
-        </w:r>
-        <w:r>
-          <w:instrText xml:space="preserve"> HYPERLINK "</w:instrText>
-        </w:r>
-      </w:ins>
-      <w:ins w:id="580" w:author="francisco javier gonzalez  garcia" w:date="2026-09-27T23:19:00Z">
-        <w:r>
-          <w:rPr>
-            <w:rPrChange w:id="581" w:author="francisco javier gonzalez  garcia" w:date="2026-09-27T23:28:00Z">
-              <w:rPr>
-                <w:rStyle w:val="Hipervnculo"/>
-              </w:rPr>
-            </w:rPrChange>
-          </w:rPr>
-          <w:instrText>https://miro.com/app/board/uXjVHh3M7r0=/?share_link_id=517612748711</w:instrText>
-        </w:r>
-      </w:ins>
-      <w:ins w:id="582" w:author="francisco javier gonzalez  garcia" w:date="2026-09-27T23:28:00Z">
-        <w:r>
-          <w:instrText xml:space="preserve">" </w:instrText>
-        </w:r>
-        <w:r>
-          <w:fldChar w:fldCharType="separate"/>
-        </w:r>
-      </w:ins>
-      <w:ins w:id="583" w:author="francisco javier gonzalez  garcia" w:date="2026-09-27T23:19:00Z">
+      </w:pPr>
+      <w:r>
+        <w:t xml:space="preserve">Diagrama de Flujo de Navegación </w:t>
+      </w:r>
+      <w:hyperlink r:id="rId7" w:history="1">
         <w:r>
           <w:rPr>
             <w:rStyle w:val="Hipervnculo"/>
           </w:rPr>
           <w:t>https://miro.com/app/board/uXjVHh3M7r0=/?share_link_id=517612748711</w:t>
         </w:r>
-      </w:ins>
-      <w:ins w:id="584" w:author="francisco javier gonzalez  garcia" w:date="2026-09-27T23:28:00Z">
-        <w:r>
-          <w:fldChar w:fldCharType="end"/>
-        </w:r>
-      </w:ins>
+      </w:hyperlink>
     </w:p>
     <w:p>
       <w:pPr>
         <w:pStyle w:val="Ttulo1"/>
-        <w:rPr>
-          <w:ins w:id="585" w:author="francisco javier gonzalez  garcia" w:date="2026-09-24T23:54:00Z"/>
-        </w:rPr>
-        <w:pPrChange w:id="586" w:author="francisco javier gonzalez  garcia" w:date="2026-09-24T23:55:00Z">
-          <w:pPr>
-            <w:spacing w:after="80"/>
-          </w:pPr>
-        </w:pPrChange>
-      </w:pPr>
-      <w:ins w:id="587" w:author="francisco javier gonzalez  garcia" w:date="2026-09-24T23:54:00Z">
-        <w:r>
-          <w:lastRenderedPageBreak/>
-          <w:t>Fase 6. Uso de inteligencia artificial</w:t>
-        </w:r>
-      </w:ins>
+      </w:pPr>
+      <w:r>
+        <w:lastRenderedPageBreak/>
+        <w:t>Fase 6. Uso de inteligencia artificial</w:t>
+      </w:r>
     </w:p>
     <w:p>
       <w:pPr>
         <w:spacing w:after="80"/>
-        <w:rPr>
-          <w:ins w:id="588" w:author="francisco javier gonzalez  garcia" w:date="2026-09-24T23:54:00Z"/>
-        </w:rPr>
-      </w:pPr>
-      <w:ins w:id="589" w:author="francisco javier gonzalez  garcia" w:date="2026-09-24T23:55:00Z">
-        <w:r>
-          <w:t>Reflexión. P</w:t>
-        </w:r>
-      </w:ins>
-      <w:ins w:id="590" w:author="francisco javier gonzalez  garcia" w:date="2026-09-24T23:54:00Z">
-        <w:r>
-          <w:t xml:space="preserve">ara el desarrollo de los </w:t>
-        </w:r>
-      </w:ins>
-      <w:ins w:id="591" w:author="francisco javier gonzalez  garcia" w:date="2026-09-24T23:56:00Z">
-        <w:r>
-          <w:t xml:space="preserve">arquetipos </w:t>
-        </w:r>
-      </w:ins>
-      <w:ins w:id="592" w:author="francisco javier gonzalez  garcia" w:date="2026-09-24T23:55:00Z">
-        <w:r>
-          <w:t>y la</w:t>
-        </w:r>
-      </w:ins>
-      <w:ins w:id="593" w:author="francisco javier gonzalez  garcia" w:date="2026-09-24T23:56:00Z">
-        <w:r>
-          <w:t>s</w:t>
-        </w:r>
-      </w:ins>
-      <w:ins w:id="594" w:author="francisco javier gonzalez  garcia" w:date="2026-09-24T23:55:00Z">
-        <w:r>
-          <w:t xml:space="preserve"> </w:t>
-        </w:r>
-      </w:ins>
-      <w:proofErr w:type="spellStart"/>
-      <w:ins w:id="595" w:author="francisco javier gonzalez  garcia" w:date="2026-09-24T23:56:00Z">
-        <w:r>
-          <w:t>User</w:t>
-        </w:r>
-        <w:proofErr w:type="spellEnd"/>
-        <w:r>
-          <w:t xml:space="preserve"> </w:t>
-        </w:r>
-        <w:proofErr w:type="spellStart"/>
-        <w:r>
-          <w:t>Stories</w:t>
-        </w:r>
-        <w:proofErr w:type="spellEnd"/>
-        <w:r>
-          <w:t xml:space="preserve">, </w:t>
-        </w:r>
-      </w:ins>
-      <w:ins w:id="596" w:author="francisco javier gonzalez  garcia" w:date="2026-09-24T23:54:00Z">
-        <w:r>
-          <w:t>se usó Google Gemini Flash</w:t>
-        </w:r>
-      </w:ins>
-      <w:ins w:id="597" w:author="francisco javier gonzalez  garcia" w:date="2026-09-25T00:02:00Z">
-        <w:r>
-          <w:t>.</w:t>
-        </w:r>
-      </w:ins>
-      <w:ins w:id="598" w:author="francisco javier gonzalez  garcia" w:date="2026-09-24T23:56:00Z">
-        <w:r>
-          <w:t xml:space="preserve"> </w:t>
-        </w:r>
-      </w:ins>
-      <w:ins w:id="599" w:author="francisco javier gonzalez  garcia" w:date="2026-09-25T00:02:00Z">
-        <w:r>
-          <w:t>L</w:t>
-        </w:r>
-      </w:ins>
-      <w:ins w:id="600" w:author="francisco javier gonzalez  garcia" w:date="2026-09-24T23:56:00Z">
-        <w:r>
-          <w:t xml:space="preserve">a IA ayudo en la </w:t>
-        </w:r>
-      </w:ins>
-      <w:ins w:id="601" w:author="francisco javier gonzalez  garcia" w:date="2026-09-24T23:57:00Z">
-        <w:r>
-          <w:t>creación de la detección de necesidades</w:t>
-        </w:r>
-      </w:ins>
-      <w:ins w:id="602" w:author="francisco javier gonzalez  garcia" w:date="2026-09-24T23:59:00Z">
-        <w:r>
-          <w:t>.</w:t>
-        </w:r>
-      </w:ins>
-      <w:ins w:id="603" w:author="francisco javier gonzalez  garcia" w:date="2026-09-24T23:57:00Z">
-        <w:r>
-          <w:t xml:space="preserve"> </w:t>
-        </w:r>
-      </w:ins>
-      <w:ins w:id="604" w:author="francisco javier gonzalez  garcia" w:date="2026-09-24T23:59:00Z">
-        <w:r>
-          <w:t>S</w:t>
-        </w:r>
-      </w:ins>
-      <w:ins w:id="605" w:author="francisco javier gonzalez  garcia" w:date="2026-09-24T23:57:00Z">
-        <w:r>
-          <w:t>e validaron de forma manual</w:t>
-        </w:r>
-      </w:ins>
-      <w:ins w:id="606" w:author="francisco javier gonzalez  garcia" w:date="2026-09-25T00:00:00Z">
-        <w:r>
-          <w:t xml:space="preserve">, el contenido de </w:t>
-        </w:r>
-      </w:ins>
-      <w:ins w:id="607" w:author="francisco javier gonzalez  garcia" w:date="2026-09-24T23:58:00Z">
-        <w:r>
-          <w:t>necesidades generad</w:t>
-        </w:r>
-      </w:ins>
-      <w:ins w:id="608" w:author="francisco javier gonzalez  garcia" w:date="2026-09-24T23:59:00Z">
-        <w:r>
-          <w:t>a</w:t>
-        </w:r>
-      </w:ins>
-      <w:ins w:id="609" w:author="francisco javier gonzalez  garcia" w:date="2026-09-24T23:58:00Z">
-        <w:r>
-          <w:t xml:space="preserve">s en los </w:t>
-        </w:r>
-      </w:ins>
-      <w:ins w:id="610" w:author="francisco javier gonzalez  garcia" w:date="2026-09-24T23:57:00Z">
-        <w:r>
-          <w:t>arqu</w:t>
-        </w:r>
-      </w:ins>
-      <w:ins w:id="611" w:author="francisco javier gonzalez  garcia" w:date="2026-09-24T23:58:00Z">
-        <w:r>
-          <w:t>e</w:t>
-        </w:r>
-      </w:ins>
-      <w:ins w:id="612" w:author="francisco javier gonzalez  garcia" w:date="2026-09-24T23:57:00Z">
-        <w:r>
-          <w:t>tipos</w:t>
-        </w:r>
-      </w:ins>
-      <w:ins w:id="613" w:author="francisco javier gonzalez  garcia" w:date="2026-09-24T23:58:00Z">
-        <w:r>
-          <w:t xml:space="preserve"> </w:t>
-        </w:r>
-      </w:ins>
-      <w:ins w:id="614" w:author="francisco javier gonzalez  garcia" w:date="2026-09-25T00:00:00Z">
-        <w:r>
-          <w:t xml:space="preserve">y </w:t>
-        </w:r>
-      </w:ins>
-      <w:ins w:id="615" w:author="francisco javier gonzalez  garcia" w:date="2026-09-24T23:58:00Z">
-        <w:r>
-          <w:t xml:space="preserve">las </w:t>
-        </w:r>
-        <w:proofErr w:type="spellStart"/>
-        <w:r>
-          <w:t>User</w:t>
-        </w:r>
-        <w:proofErr w:type="spellEnd"/>
-        <w:r>
-          <w:t xml:space="preserve"> </w:t>
-        </w:r>
-        <w:proofErr w:type="spellStart"/>
-        <w:r>
-          <w:t>Stories</w:t>
-        </w:r>
-      </w:ins>
-      <w:proofErr w:type="spellEnd"/>
-      <w:ins w:id="616" w:author="francisco javier gonzalez  garcia" w:date="2026-09-24T23:59:00Z">
-        <w:r>
-          <w:t xml:space="preserve"> </w:t>
-        </w:r>
-      </w:ins>
-      <w:ins w:id="617" w:author="francisco javier gonzalez  garcia" w:date="2026-09-24T23:58:00Z">
-        <w:r>
-          <w:t>(para verificar que no alucine la IA).</w:t>
-        </w:r>
-      </w:ins>
+      </w:pPr>
+      <w:r>
+        <w:t xml:space="preserve">Reflexión. Para el desarrollo de los arquetipos y las </w:t>
+      </w:r>
+      <w:r>
+        <w:t>User Stories</w:t>
+      </w:r>
+      <w:r>
+        <w:t>, se usó Google Gemini Flash</w:t>
+      </w:r>
+      <w:r>
+        <w:t>.</w:t>
+      </w:r>
+      <w:r>
+        <w:t xml:space="preserve"> </w:t>
+      </w:r>
+      <w:r>
+        <w:t>L</w:t>
+      </w:r>
+      <w:r>
+        <w:t>a IA ayudo en la creación de la detección de necesidades. Se validaron de forma manual, el contenido de necesidades generadas en los arquetipos y las User Stories (para verificar que no alucine la IA).</w:t>
+      </w:r>
     </w:p>
-    <w:p>
-      <w:pPr>
-        <w:rPr>
-          <w:ins w:id="618" w:author="francisco javier gonzalez  garcia" w:date="2026-09-24T22:27:00Z"/>
-        </w:rPr>
-      </w:pPr>
-    </w:p>
+    <w:p/>
     <w:p>
       <w:pPr>
         <w:pStyle w:val="Ttulo1"/>
@@ -5541,47 +3098,7 @@
         <w:spacing w:after="80"/>
       </w:pPr>
       <w:r>
-        <w:t xml:space="preserve">Boehm, B. (1981). Software </w:t>
-      </w:r>
-      <w:proofErr w:type="spellStart"/>
-      <w:r>
-        <w:t>Engineering</w:t>
-      </w:r>
-      <w:proofErr w:type="spellEnd"/>
-      <w:r>
-        <w:t xml:space="preserve"> </w:t>
-      </w:r>
-      <w:proofErr w:type="spellStart"/>
-      <w:r>
-        <w:t>Costs</w:t>
-      </w:r>
-      <w:proofErr w:type="spellEnd"/>
-      <w:r>
-        <w:t xml:space="preserve">. IEEE </w:t>
-      </w:r>
-      <w:proofErr w:type="spellStart"/>
-      <w:r>
-        <w:t>Transactions</w:t>
-      </w:r>
-      <w:proofErr w:type="spellEnd"/>
-      <w:r>
-        <w:t xml:space="preserve"> </w:t>
-      </w:r>
-      <w:proofErr w:type="spellStart"/>
-      <w:r>
-        <w:t>on</w:t>
-      </w:r>
-      <w:proofErr w:type="spellEnd"/>
-      <w:r>
-        <w:t xml:space="preserve"> </w:t>
-      </w:r>
-      <w:proofErr w:type="spellStart"/>
-      <w:r>
-        <w:t>Computers</w:t>
-      </w:r>
-      <w:proofErr w:type="spellEnd"/>
-      <w:r>
-        <w:t>, C-30(11), 774-784. https://doi.org/10.1109/T-C.1981.1675878</w:t>
+        <w:t>Boehm, B. (1981). Software Engineering Costs. IEEE Transactions on Computers, C-30(11), 774-784. https://doi.org/10.1109/T-C.1981.1675878</w:t>
       </w:r>
     </w:p>
     <w:p>
@@ -5589,95 +3106,7 @@
         <w:spacing w:after="80"/>
       </w:pPr>
       <w:r>
-        <w:t xml:space="preserve">Garrett, J. J. (2002). </w:t>
-      </w:r>
-      <w:proofErr w:type="spellStart"/>
-      <w:r>
-        <w:t>The</w:t>
-      </w:r>
-      <w:proofErr w:type="spellEnd"/>
-      <w:r>
-        <w:t xml:space="preserve"> </w:t>
-      </w:r>
-      <w:proofErr w:type="spellStart"/>
-      <w:r>
-        <w:t>Elements</w:t>
-      </w:r>
-      <w:proofErr w:type="spellEnd"/>
-      <w:r>
-        <w:t xml:space="preserve"> </w:t>
-      </w:r>
-      <w:proofErr w:type="spellStart"/>
-      <w:r>
-        <w:t>of</w:t>
-      </w:r>
-      <w:proofErr w:type="spellEnd"/>
-      <w:r>
-        <w:t xml:space="preserve"> </w:t>
-      </w:r>
-      <w:proofErr w:type="spellStart"/>
-      <w:r>
-        <w:t>User</w:t>
-      </w:r>
-      <w:proofErr w:type="spellEnd"/>
-      <w:r>
-        <w:t xml:space="preserve"> </w:t>
-      </w:r>
-      <w:proofErr w:type="spellStart"/>
-      <w:r>
-        <w:t>Experience</w:t>
-      </w:r>
-      <w:proofErr w:type="spellEnd"/>
-      <w:r>
-        <w:t xml:space="preserve">: </w:t>
-      </w:r>
-      <w:proofErr w:type="spellStart"/>
-      <w:r>
-        <w:t>User-Centered</w:t>
-      </w:r>
-      <w:proofErr w:type="spellEnd"/>
-      <w:r>
-        <w:t xml:space="preserve"> </w:t>
-      </w:r>
-      <w:proofErr w:type="spellStart"/>
-      <w:r>
-        <w:t>Design</w:t>
-      </w:r>
-      <w:proofErr w:type="spellEnd"/>
-      <w:r>
-        <w:t xml:space="preserve"> </w:t>
-      </w:r>
-      <w:proofErr w:type="spellStart"/>
-      <w:r>
-        <w:t>for</w:t>
-      </w:r>
-      <w:proofErr w:type="spellEnd"/>
-      <w:r>
-        <w:t xml:space="preserve"> </w:t>
-      </w:r>
-      <w:proofErr w:type="spellStart"/>
-      <w:r>
-        <w:t>the</w:t>
-      </w:r>
-      <w:proofErr w:type="spellEnd"/>
-      <w:r>
-        <w:t xml:space="preserve"> Web and </w:t>
-      </w:r>
-      <w:proofErr w:type="spellStart"/>
-      <w:r>
-        <w:t>Beyond</w:t>
-      </w:r>
-      <w:proofErr w:type="spellEnd"/>
-      <w:r>
-        <w:t xml:space="preserve">. New </w:t>
-      </w:r>
-      <w:proofErr w:type="spellStart"/>
-      <w:r>
-        <w:t>Riders</w:t>
-      </w:r>
-      <w:proofErr w:type="spellEnd"/>
-      <w:r>
-        <w:t>.</w:t>
+        <w:t>Garrett, J. J. (2002). The Elements of User Experience: User-Centered Design for the Web and Beyond. New Riders.</w:t>
       </w:r>
     </w:p>
     <w:p>
@@ -5685,255 +3114,30 @@
         <w:spacing w:after="80"/>
       </w:pPr>
       <w:r>
-        <w:t xml:space="preserve">Norman, D. A. (2004). </w:t>
-      </w:r>
-      <w:proofErr w:type="spellStart"/>
-      <w:r>
-        <w:t>Emotional</w:t>
-      </w:r>
-      <w:proofErr w:type="spellEnd"/>
-      <w:r>
-        <w:t xml:space="preserve"> </w:t>
-      </w:r>
-      <w:proofErr w:type="spellStart"/>
-      <w:r>
-        <w:t>Design</w:t>
-      </w:r>
-      <w:proofErr w:type="spellEnd"/>
-      <w:r>
-        <w:t xml:space="preserve">: </w:t>
-      </w:r>
-      <w:proofErr w:type="spellStart"/>
-      <w:r>
-        <w:t>Why</w:t>
-      </w:r>
-      <w:proofErr w:type="spellEnd"/>
-      <w:r>
-        <w:t xml:space="preserve"> </w:t>
-      </w:r>
-      <w:proofErr w:type="spellStart"/>
-      <w:r>
-        <w:t>We</w:t>
-      </w:r>
-      <w:proofErr w:type="spellEnd"/>
-      <w:r>
-        <w:t xml:space="preserve"> Love (</w:t>
-      </w:r>
-      <w:proofErr w:type="spellStart"/>
-      <w:r>
-        <w:t>or</w:t>
-      </w:r>
-      <w:proofErr w:type="spellEnd"/>
-      <w:r>
-        <w:t xml:space="preserve"> </w:t>
-      </w:r>
-      <w:proofErr w:type="spellStart"/>
-      <w:r>
-        <w:t>Hate</w:t>
-      </w:r>
-      <w:proofErr w:type="spellEnd"/>
-      <w:r>
-        <w:t xml:space="preserve">) </w:t>
-      </w:r>
-      <w:proofErr w:type="spellStart"/>
-      <w:r>
-        <w:t>Everyday</w:t>
-      </w:r>
-      <w:proofErr w:type="spellEnd"/>
-      <w:r>
-        <w:t xml:space="preserve"> </w:t>
-      </w:r>
-      <w:proofErr w:type="spellStart"/>
-      <w:r>
-        <w:t>Things</w:t>
-      </w:r>
-      <w:proofErr w:type="spellEnd"/>
-      <w:r>
-        <w:t xml:space="preserve">. Basic </w:t>
-      </w:r>
-      <w:proofErr w:type="spellStart"/>
-      <w:r>
-        <w:t>Books</w:t>
-      </w:r>
-      <w:proofErr w:type="spellEnd"/>
-      <w:r>
-        <w:t>.</w:t>
+        <w:t>Norman, D. A. (2004). Emotional Design: Why We Love (or Hate) Everyday Things. Basic Books.</w:t>
       </w:r>
     </w:p>
     <w:p>
       <w:pPr>
         <w:spacing w:after="80"/>
       </w:pPr>
-      <w:proofErr w:type="spellStart"/>
       <w:r>
-        <w:t>Saffer</w:t>
-      </w:r>
-      <w:proofErr w:type="spellEnd"/>
-      <w:r>
-        <w:t xml:space="preserve">, D. (2007). </w:t>
-      </w:r>
-      <w:proofErr w:type="spellStart"/>
-      <w:r>
-        <w:t>Designing</w:t>
-      </w:r>
-      <w:proofErr w:type="spellEnd"/>
-      <w:r>
-        <w:t xml:space="preserve"> </w:t>
-      </w:r>
-      <w:proofErr w:type="spellStart"/>
-      <w:r>
-        <w:t>for</w:t>
-      </w:r>
-      <w:proofErr w:type="spellEnd"/>
-      <w:r>
-        <w:t xml:space="preserve"> </w:t>
-      </w:r>
-      <w:proofErr w:type="spellStart"/>
-      <w:r>
-        <w:t>Interaction</w:t>
-      </w:r>
-      <w:proofErr w:type="spellEnd"/>
-      <w:r>
-        <w:t xml:space="preserve">: </w:t>
-      </w:r>
-      <w:proofErr w:type="spellStart"/>
-      <w:r>
-        <w:t>Creating</w:t>
-      </w:r>
-      <w:proofErr w:type="spellEnd"/>
-      <w:r>
-        <w:t xml:space="preserve"> Smart </w:t>
-      </w:r>
-      <w:proofErr w:type="spellStart"/>
-      <w:r>
-        <w:t>Applications</w:t>
-      </w:r>
-      <w:proofErr w:type="spellEnd"/>
-      <w:r>
-        <w:t xml:space="preserve"> and </w:t>
-      </w:r>
-      <w:proofErr w:type="spellStart"/>
-      <w:r>
-        <w:t>Devices</w:t>
-      </w:r>
-      <w:proofErr w:type="spellEnd"/>
-      <w:r>
-        <w:t xml:space="preserve">. </w:t>
-      </w:r>
-      <w:proofErr w:type="spellStart"/>
-      <w:r>
-        <w:t>Peachpit</w:t>
-      </w:r>
-      <w:proofErr w:type="spellEnd"/>
-      <w:r>
-        <w:t xml:space="preserve"> </w:t>
-      </w:r>
-      <w:proofErr w:type="spellStart"/>
-      <w:r>
-        <w:t>Press</w:t>
-      </w:r>
-      <w:proofErr w:type="spellEnd"/>
-      <w:r>
-        <w:t>.</w:t>
+        <w:t>Saffer, D. (2007). Designing for Interaction: Creating Smart Applications and Devices. Peachpit Press.</w:t>
       </w:r>
     </w:p>
     <w:p>
       <w:pPr>
         <w:spacing w:after="80"/>
-        <w:rPr>
-          <w:ins w:id="619" w:author="francisco javier gonzalez  garcia" w:date="2026-09-22T22:31:00Z"/>
-        </w:rPr>
-      </w:pPr>
-      <w:proofErr w:type="spellStart"/>
+      </w:pPr>
       <w:r>
-        <w:t>Löwgren</w:t>
-      </w:r>
-      <w:proofErr w:type="spellEnd"/>
-      <w:r>
-        <w:t xml:space="preserve">, J., &amp; </w:t>
-      </w:r>
-      <w:proofErr w:type="spellStart"/>
-      <w:r>
-        <w:t>Stolterman</w:t>
-      </w:r>
-      <w:proofErr w:type="spellEnd"/>
-      <w:r>
-        <w:t xml:space="preserve">, E. (2004). </w:t>
-      </w:r>
-      <w:proofErr w:type="spellStart"/>
-      <w:r>
-        <w:t>Thoughtful</w:t>
-      </w:r>
-      <w:proofErr w:type="spellEnd"/>
-      <w:r>
-        <w:t xml:space="preserve"> </w:t>
-      </w:r>
-      <w:proofErr w:type="spellStart"/>
-      <w:r>
-        <w:t>Interaction</w:t>
-      </w:r>
-      <w:proofErr w:type="spellEnd"/>
-      <w:r>
-        <w:t xml:space="preserve"> </w:t>
-      </w:r>
-      <w:proofErr w:type="spellStart"/>
-      <w:r>
-        <w:t>Design</w:t>
-      </w:r>
-      <w:proofErr w:type="spellEnd"/>
-      <w:r>
-        <w:t xml:space="preserve">: A </w:t>
-      </w:r>
-      <w:proofErr w:type="spellStart"/>
-      <w:r>
-        <w:t>Design</w:t>
-      </w:r>
-      <w:proofErr w:type="spellEnd"/>
-      <w:r>
-        <w:t xml:space="preserve"> </w:t>
-      </w:r>
-      <w:proofErr w:type="spellStart"/>
-      <w:r>
-        <w:t>Perspective</w:t>
-      </w:r>
-      <w:proofErr w:type="spellEnd"/>
-      <w:r>
-        <w:t xml:space="preserve"> </w:t>
-      </w:r>
-      <w:proofErr w:type="spellStart"/>
-      <w:r>
-        <w:t>on</w:t>
-      </w:r>
-      <w:proofErr w:type="spellEnd"/>
-      <w:r>
-        <w:t xml:space="preserve"> </w:t>
-      </w:r>
-      <w:proofErr w:type="spellStart"/>
-      <w:r>
-        <w:t>Research-Based</w:t>
-      </w:r>
-      <w:proofErr w:type="spellEnd"/>
-      <w:r>
-        <w:t xml:space="preserve"> </w:t>
-      </w:r>
-      <w:proofErr w:type="spellStart"/>
-      <w:r>
-        <w:t>Design</w:t>
-      </w:r>
-      <w:proofErr w:type="spellEnd"/>
-      <w:r>
-        <w:t>. Morgan Kaufmann.</w:t>
+        <w:t>Löwgren, J., &amp; Stolterman, E. (2004). Thoughtful Interaction Design: A Design Perspective on Research-Based Design. Morgan Kaufmann.</w:t>
       </w:r>
     </w:p>
     <w:p>
       <w:pPr>
         <w:spacing w:after="80"/>
-        <w:rPr>
-          <w:ins w:id="620" w:author="francisco javier gonzalez  garcia" w:date="2026-09-22T22:31:00Z"/>
-        </w:rPr>
       </w:pPr>
     </w:p>
-    <w:customXmlInsRangeStart w:id="621" w:author="francisco javier gonzalez  garcia" w:date="2026-09-22T22:32:00Z"/>
     <w:sdt>
       <w:sdtPr>
         <w:rPr>
@@ -5957,24 +3161,17 @@
         </w:rPr>
       </w:sdtEndPr>
       <w:sdtContent>
-        <w:customXmlInsRangeEnd w:id="621"/>
         <w:p>
           <w:pPr>
             <w:pStyle w:val="Ttulo1"/>
+          </w:pPr>
+          <w:r>
             <w:rPr>
-              <w:ins w:id="622" w:author="francisco javier gonzalez  garcia" w:date="2026-09-22T22:32:00Z"/>
+              <w:lang w:val="es-ES"/>
             </w:rPr>
-          </w:pPr>
-          <w:ins w:id="623" w:author="francisco javier gonzalez  garcia" w:date="2026-09-22T22:32:00Z">
-            <w:r>
-              <w:rPr>
-                <w:lang w:val="es-ES"/>
-              </w:rPr>
-              <w:t>Referencias</w:t>
-            </w:r>
-          </w:ins>
+            <w:t>Referencias</w:t>
+          </w:r>
         </w:p>
-        <w:customXmlInsRangeStart w:id="624" w:author="francisco javier gonzalez  garcia" w:date="2026-09-22T22:32:00Z"/>
         <w:sdt>
           <w:sdtPr>
             <w:id w:val="-573587230"/>
@@ -5982,7 +3179,6 @@
           </w:sdtPr>
           <w:sdtEndPr/>
           <w:sdtContent>
-            <w:customXmlInsRangeEnd w:id="624"/>
             <w:p>
               <w:pPr>
                 <w:pStyle w:val="Bibliografa"/>
@@ -5994,17 +3190,15 @@
                   <w:lang w:val="es-ES"/>
                 </w:rPr>
               </w:pPr>
-              <w:ins w:id="625" w:author="francisco javier gonzalez  garcia" w:date="2026-09-22T22:32:00Z">
-                <w:r>
-                  <w:fldChar w:fldCharType="begin"/>
-                </w:r>
-                <w:r>
-                  <w:instrText>BIBLIOGRAPHY</w:instrText>
-                </w:r>
-                <w:r>
-                  <w:fldChar w:fldCharType="separate"/>
-                </w:r>
-              </w:ins>
+              <w:r>
+                <w:fldChar w:fldCharType="begin"/>
+              </w:r>
+              <w:r>
+                <w:instrText>BIBLIOGRAPHY</w:instrText>
+              </w:r>
+              <w:r>
+                <w:fldChar w:fldCharType="separate"/>
+              </w:r>
               <w:r>
                 <w:rPr>
                   <w:noProof/>
@@ -6030,57 +3224,39 @@
               </w:r>
             </w:p>
             <w:p>
-              <w:pPr>
+              <w:r>
                 <w:rPr>
-                  <w:ins w:id="626" w:author="francisco javier gonzalez  garcia" w:date="2026-09-22T22:32:00Z"/>
+                  <w:b/>
+                  <w:bCs/>
                 </w:rPr>
-              </w:pPr>
-              <w:ins w:id="627" w:author="francisco javier gonzalez  garcia" w:date="2026-09-22T22:32:00Z">
-                <w:r>
-                  <w:rPr>
-                    <w:b/>
-                    <w:bCs/>
-                  </w:rPr>
-                  <w:fldChar w:fldCharType="end"/>
-                </w:r>
-              </w:ins>
+                <w:fldChar w:fldCharType="end"/>
+              </w:r>
             </w:p>
-            <w:customXmlInsRangeStart w:id="628" w:author="francisco javier gonzalez  garcia" w:date="2026-09-22T22:32:00Z"/>
           </w:sdtContent>
         </w:sdt>
-        <w:customXmlInsRangeEnd w:id="628"/>
-        <w:customXmlInsRangeStart w:id="629" w:author="francisco javier gonzalez  garcia" w:date="2026-09-22T22:32:00Z"/>
       </w:sdtContent>
     </w:sdt>
-    <w:customXmlInsRangeEnd w:id="629"/>
     <w:p>
       <w:pPr>
         <w:spacing w:after="80"/>
       </w:pPr>
-      <w:ins w:id="630" w:author="francisco javier gonzalez  garcia" w:date="2026-09-24T23:02:00Z">
-        <w:r>
-          <w:t xml:space="preserve"> </w:t>
-        </w:r>
-      </w:ins>
+      <w:r>
+        <w:t xml:space="preserve"> </w:t>
+      </w:r>
     </w:p>
     <w:sectPr>
       <w:pgSz w:w="12240" w:h="15840"/>
       <w:pgMar w:top="1134" w:right="1440" w:bottom="993" w:left="1440" w:header="720" w:footer="720" w:gutter="0"/>
       <w:cols w:space="720"/>
       <w:docGrid w:linePitch="360"/>
-      <w:sectPrChange w:id="631" w:author="francisco javier gonzalez  garcia" w:date="2026-09-24T22:55:00Z">
-        <w:sectPr>
-          <w:pgMar w:top="1440" w:right="1440" w:bottom="1440" w:left="1440" w:header="720" w:footer="720" w:gutter="0"/>
-        </w:sectPr>
-      </w:sectPrChange>
     </w:sectPr>
   </w:body>
 </w:document>
 </file>
 
 <file path=word/numbering.xml><?xml version="1.0" encoding="utf-8"?>
-<w:numbering xmlns:wpc="http://schemas.microsoft.com/office/word/2010/wordprocessingCanvas" xmlns:cx="http://schemas.microsoft.com/office/drawing/2014/chartex" xmlns:cx1="http://schemas.microsoft.com/office/drawing/2015/9/8/chartex" xmlns:cx2="http://schemas.microsoft.com/office/drawing/2015/10/21/chartex" xmlns:cx3="http://schemas.microsoft.com/office/drawing/2016/5/9/chartex" xmlns:cx4="http://schemas.microsoft.com/office/drawing/2016/5/10/chartex" xmlns:cx5="http://schemas.microsoft.com/office/drawing/2016/5/11/chartex" xmlns:cx6="http://schemas.microsoft.com/office/drawing/2016/5/12/chartex" xmlns:cx7="http://schemas.microsoft.com/office/drawing/2016/5/13/chartex" xmlns:cx8="http://schemas.microsoft.com/office/drawing/2016/5/14/chartex" xmlns:mc="http://schemas.openxmlformats.org/markup-compatibility/2006" xmlns:aink="http://schemas.microsoft.com/office/drawing/2016/ink" xmlns:am3d="http://schemas.microsoft.com/office/drawing/2017/model3d" xmlns:o="urn:schemas-microsoft-com:office:office" xmlns:r="http://schemas.openxmlformats.org/officeDocument/2006/relationships" xmlns:m="http://schemas.openxmlformats.org/officeDocument/2006/math" xmlns:v="urn:schemas-microsoft-com:vml" xmlns:wp14="http://schemas.microsoft.com/office/word/2010/wordprocessingDrawing" xmlns:wp="http://schemas.openxmlformats.org/drawingml/2006/wordprocessingDrawing" xmlns:w10="urn:schemas-microsoft-com:office:word" xmlns:w="http://schemas.openxmlformats.org/wordprocessingml/2006/main" xmlns:w14="http://schemas.microsoft.com/office/word/2010/wordml" xmlns:w15="http://schemas.microsoft.com/office/word/2012/wordml" xmlns:w16cex="http://schemas.microsoft.com/office/word/2018/wordml/cex" xmlns:w16cid="http://schemas.microsoft.com/office/word/2016/wordml/cid" xmlns:w16="http://schemas.microsoft.com/office/word/2018/wordml" xmlns:w16sdtdh="http://schemas.microsoft.com/office/word/2020/wordml/sdtdatahash" xmlns:w16se="http://schemas.microsoft.com/office/word/2015/wordml/symex" xmlns:wpg="http://schemas.microsoft.com/office/word/2010/wordprocessingGroup" xmlns:wpi="http://schemas.microsoft.com/office/word/2010/wordprocessingInk" xmlns:wne="http://schemas.microsoft.com/office/word/2006/wordml" xmlns:wps="http://schemas.microsoft.com/office/word/2010/wordprocessingShape" mc:Ignorable="w14 w15 w16se w16cid w16 w16cex w16sdtdh wp14">
-  <w:abstractNum w:abstractNumId="0" w15:restartNumberingAfterBreak="0">
+<w:numbering xmlns:wpc="http://schemas.microsoft.com/office/word/2010/wordprocessingCanvas" xmlns:mc="http://schemas.openxmlformats.org/markup-compatibility/2006" xmlns:o="urn:schemas-microsoft-com:office:office" xmlns:r="http://schemas.openxmlformats.org/officeDocument/2006/relationships" xmlns:m="http://schemas.openxmlformats.org/officeDocument/2006/math" xmlns:v="urn:schemas-microsoft-com:vml" xmlns:wp14="http://schemas.microsoft.com/office/word/2010/wordprocessingDrawing" xmlns:wp="http://schemas.openxmlformats.org/drawingml/2006/wordprocessingDrawing" xmlns:w10="urn:schemas-microsoft-com:office:word" xmlns:w="http://schemas.openxmlformats.org/wordprocessingml/2006/main" xmlns:w14="http://schemas.microsoft.com/office/word/2010/wordml" xmlns:w15="http://schemas.microsoft.com/office/word/2012/wordml" xmlns:wpg="http://schemas.microsoft.com/office/word/2010/wordprocessingGroup" xmlns:wpi="http://schemas.microsoft.com/office/word/2010/wordprocessingInk" xmlns:wne="http://schemas.microsoft.com/office/word/2006/wordml" xmlns:wps="http://schemas.microsoft.com/office/word/2010/wordprocessingShape" mc:Ignorable="w14 w15 wp14">
+  <w:abstractNum w:abstractNumId="0">
     <w:nsid w:val="FFFFFF7C"/>
     <w:multiLevelType w:val="singleLevel"/>
     <w:tmpl w:val="C310EC42"/>
@@ -6097,7 +3273,7 @@
       </w:pPr>
     </w:lvl>
   </w:abstractNum>
-  <w:abstractNum w:abstractNumId="1" w15:restartNumberingAfterBreak="0">
+  <w:abstractNum w:abstractNumId="1">
     <w:nsid w:val="FFFFFF7D"/>
     <w:multiLevelType w:val="singleLevel"/>
     <w:tmpl w:val="E4089024"/>
@@ -6114,7 +3290,7 @@
       </w:pPr>
     </w:lvl>
   </w:abstractNum>
-  <w:abstractNum w:abstractNumId="2" w15:restartNumberingAfterBreak="0">
+  <w:abstractNum w:abstractNumId="2">
     <w:nsid w:val="FFFFFF7E"/>
     <w:multiLevelType w:val="singleLevel"/>
     <w:tmpl w:val="FB12693A"/>
@@ -6132,7 +3308,7 @@
       </w:pPr>
     </w:lvl>
   </w:abstractNum>
-  <w:abstractNum w:abstractNumId="3" w15:restartNumberingAfterBreak="0">
+  <w:abstractNum w:abstractNumId="3">
     <w:nsid w:val="FFFFFF7F"/>
     <w:multiLevelType w:val="singleLevel"/>
     <w:tmpl w:val="38441652"/>
@@ -6150,7 +3326,7 @@
       </w:pPr>
     </w:lvl>
   </w:abstractNum>
-  <w:abstractNum w:abstractNumId="4" w15:restartNumberingAfterBreak="0">
+  <w:abstractNum w:abstractNumId="4">
     <w:nsid w:val="FFFFFF81"/>
     <w:multiLevelType w:val="singleLevel"/>
     <w:tmpl w:val="171AC3A4"/>
@@ -6170,7 +3346,7 @@
       </w:rPr>
     </w:lvl>
   </w:abstractNum>
-  <w:abstractNum w:abstractNumId="5" w15:restartNumberingAfterBreak="0">
+  <w:abstractNum w:abstractNumId="5">
     <w:nsid w:val="FFFFFF82"/>
     <w:multiLevelType w:val="singleLevel"/>
     <w:tmpl w:val="F3EAFDEC"/>
@@ -6191,7 +3367,7 @@
       </w:rPr>
     </w:lvl>
   </w:abstractNum>
-  <w:abstractNum w:abstractNumId="6" w15:restartNumberingAfterBreak="0">
+  <w:abstractNum w:abstractNumId="6">
     <w:nsid w:val="FFFFFF83"/>
     <w:multiLevelType w:val="singleLevel"/>
     <w:tmpl w:val="3D1EFFD4"/>
@@ -6212,7 +3388,7 @@
       </w:rPr>
     </w:lvl>
   </w:abstractNum>
-  <w:abstractNum w:abstractNumId="7" w15:restartNumberingAfterBreak="0">
+  <w:abstractNum w:abstractNumId="7">
     <w:nsid w:val="FFFFFF88"/>
     <w:multiLevelType w:val="singleLevel"/>
     <w:tmpl w:val="D0A62B40"/>
@@ -6230,7 +3406,7 @@
       </w:pPr>
     </w:lvl>
   </w:abstractNum>
-  <w:abstractNum w:abstractNumId="8" w15:restartNumberingAfterBreak="0">
+  <w:abstractNum w:abstractNumId="8">
     <w:nsid w:val="FFFFFF89"/>
     <w:multiLevelType w:val="singleLevel"/>
     <w:tmpl w:val="29761A62"/>
@@ -6251,7 +3427,7 @@
       </w:rPr>
     </w:lvl>
   </w:abstractNum>
-  <w:abstractNum w:abstractNumId="9" w15:restartNumberingAfterBreak="0">
+  <w:abstractNum w:abstractNumId="9">
     <w:nsid w:val="015D71A0"/>
     <w:multiLevelType w:val="hybridMultilevel"/>
     <w:tmpl w:val="91B0A524"/>
@@ -6364,7 +3540,7 @@
       </w:rPr>
     </w:lvl>
   </w:abstractNum>
-  <w:abstractNum w:abstractNumId="10" w15:restartNumberingAfterBreak="0">
+  <w:abstractNum w:abstractNumId="10">
     <w:nsid w:val="0C8331A1"/>
     <w:multiLevelType w:val="hybridMultilevel"/>
     <w:tmpl w:val="593CE210"/>
@@ -6477,7 +3653,7 @@
       </w:rPr>
     </w:lvl>
   </w:abstractNum>
-  <w:abstractNum w:abstractNumId="11" w15:restartNumberingAfterBreak="0">
+  <w:abstractNum w:abstractNumId="11">
     <w:nsid w:val="0F3D3DFA"/>
     <w:multiLevelType w:val="hybridMultilevel"/>
     <w:tmpl w:val="D0501012"/>
@@ -6590,7 +3766,7 @@
       </w:rPr>
     </w:lvl>
   </w:abstractNum>
-  <w:abstractNum w:abstractNumId="12" w15:restartNumberingAfterBreak="0">
+  <w:abstractNum w:abstractNumId="12">
     <w:nsid w:val="1B28740E"/>
     <w:multiLevelType w:val="hybridMultilevel"/>
     <w:tmpl w:val="08E49558"/>
@@ -6703,7 +3879,7 @@
       </w:rPr>
     </w:lvl>
   </w:abstractNum>
-  <w:abstractNum w:abstractNumId="13" w15:restartNumberingAfterBreak="0">
+  <w:abstractNum w:abstractNumId="13">
     <w:nsid w:val="210C0C5A"/>
     <w:multiLevelType w:val="hybridMultilevel"/>
     <w:tmpl w:val="373C6024"/>
@@ -6816,7 +3992,7 @@
       </w:rPr>
     </w:lvl>
   </w:abstractNum>
-  <w:abstractNum w:abstractNumId="14" w15:restartNumberingAfterBreak="0">
+  <w:abstractNum w:abstractNumId="14">
     <w:nsid w:val="2C9629FF"/>
     <w:multiLevelType w:val="hybridMultilevel"/>
     <w:tmpl w:val="A2BA5FEC"/>
@@ -6929,7 +4105,7 @@
       </w:rPr>
     </w:lvl>
   </w:abstractNum>
-  <w:abstractNum w:abstractNumId="15" w15:restartNumberingAfterBreak="0">
+  <w:abstractNum w:abstractNumId="15">
     <w:nsid w:val="34AA1A7E"/>
     <w:multiLevelType w:val="hybridMultilevel"/>
     <w:tmpl w:val="0E32DE72"/>
@@ -7042,7 +4218,7 @@
       </w:rPr>
     </w:lvl>
   </w:abstractNum>
-  <w:abstractNum w:abstractNumId="16" w15:restartNumberingAfterBreak="0">
+  <w:abstractNum w:abstractNumId="16">
     <w:nsid w:val="3BC64B87"/>
     <w:multiLevelType w:val="hybridMultilevel"/>
     <w:tmpl w:val="6756B5FC"/>
@@ -7155,7 +4331,7 @@
       </w:rPr>
     </w:lvl>
   </w:abstractNum>
-  <w:abstractNum w:abstractNumId="17" w15:restartNumberingAfterBreak="0">
+  <w:abstractNum w:abstractNumId="17">
     <w:nsid w:val="49202560"/>
     <w:multiLevelType w:val="hybridMultilevel"/>
     <w:tmpl w:val="E604C3B2"/>
@@ -7268,7 +4444,7 @@
       </w:rPr>
     </w:lvl>
   </w:abstractNum>
-  <w:abstractNum w:abstractNumId="18" w15:restartNumberingAfterBreak="0">
+  <w:abstractNum w:abstractNumId="18">
     <w:nsid w:val="4F75084A"/>
     <w:multiLevelType w:val="hybridMultilevel"/>
     <w:tmpl w:val="2624A1B0"/>
@@ -7381,7 +4557,7 @@
       </w:rPr>
     </w:lvl>
   </w:abstractNum>
-  <w:abstractNum w:abstractNumId="19" w15:restartNumberingAfterBreak="0">
+  <w:abstractNum w:abstractNumId="19">
     <w:nsid w:val="563E61EC"/>
     <w:multiLevelType w:val="hybridMultilevel"/>
     <w:tmpl w:val="5BBA4DEE"/>
@@ -7494,7 +4670,7 @@
       </w:rPr>
     </w:lvl>
   </w:abstractNum>
-  <w:abstractNum w:abstractNumId="20" w15:restartNumberingAfterBreak="0">
+  <w:abstractNum w:abstractNumId="20">
     <w:nsid w:val="6AD245B5"/>
     <w:multiLevelType w:val="hybridMultilevel"/>
     <w:tmpl w:val="32EAABAE"/>
@@ -7607,7 +4783,7 @@
       </w:rPr>
     </w:lvl>
   </w:abstractNum>
-  <w:abstractNum w:abstractNumId="21" w15:restartNumberingAfterBreak="0">
+  <w:abstractNum w:abstractNumId="21">
     <w:nsid w:val="75300DA2"/>
     <w:multiLevelType w:val="hybridMultilevel"/>
     <w:tmpl w:val="4090518C"/>
@@ -7789,19 +4965,8 @@
 </w:numbering>
 </file>
 
-<file path=word/people.xml><?xml version="1.0" encoding="utf-8"?>
-<w15:people xmlns:wpc="http://schemas.microsoft.com/office/word/2010/wordprocessingCanvas" xmlns:cx="http://schemas.microsoft.com/office/drawing/2014/chartex" xmlns:cx1="http://schemas.microsoft.com/office/drawing/2015/9/8/chartex" xmlns:cx2="http://schemas.microsoft.com/office/drawing/2015/10/21/chartex" xmlns:cx3="http://schemas.microsoft.com/office/drawing/2016/5/9/chartex" xmlns:cx4="http://schemas.microsoft.com/office/drawing/2016/5/10/chartex" xmlns:cx5="http://schemas.microsoft.com/office/drawing/2016/5/11/chartex" xmlns:cx6="http://schemas.microsoft.com/office/drawing/2016/5/12/chartex" xmlns:cx7="http://schemas.microsoft.com/office/drawing/2016/5/13/chartex" xmlns:cx8="http://schemas.microsoft.com/office/drawing/2016/5/14/chartex" xmlns:mc="http://schemas.openxmlformats.org/markup-compatibility/2006" xmlns:aink="http://schemas.microsoft.com/office/drawing/2016/ink" xmlns:am3d="http://schemas.microsoft.com/office/drawing/2017/model3d" xmlns:o="urn:schemas-microsoft-com:office:office" xmlns:r="http://schemas.openxmlformats.org/officeDocument/2006/relationships" xmlns:m="http://schemas.openxmlformats.org/officeDocument/2006/math" xmlns:v="urn:schemas-microsoft-com:vml" xmlns:wp14="http://schemas.microsoft.com/office/word/2010/wordprocessingDrawing" xmlns:wp="http://schemas.openxmlformats.org/drawingml/2006/wordprocessingDrawing" xmlns:w10="urn:schemas-microsoft-com:office:word" xmlns:w="http://schemas.openxmlformats.org/wordprocessingml/2006/main" xmlns:w14="http://schemas.microsoft.com/office/word/2010/wordml" xmlns:w15="http://schemas.microsoft.com/office/word/2012/wordml" xmlns:w16cex="http://schemas.microsoft.com/office/word/2018/wordml/cex" xmlns:w16cid="http://schemas.microsoft.com/office/word/2016/wordml/cid" xmlns:w16="http://schemas.microsoft.com/office/word/2018/wordml" xmlns:w16sdtdh="http://schemas.microsoft.com/office/word/2020/wordml/sdtdatahash" xmlns:w16se="http://schemas.microsoft.com/office/word/2015/wordml/symex" xmlns:wpg="http://schemas.microsoft.com/office/word/2010/wordprocessingGroup" xmlns:wpi="http://schemas.microsoft.com/office/word/2010/wordprocessingInk" xmlns:wne="http://schemas.microsoft.com/office/word/2006/wordml" xmlns:wps="http://schemas.microsoft.com/office/word/2010/wordprocessingShape" mc:Ignorable="w14 w15 w16se w16cid w16 w16cex w16sdtdh wp14">
-  <w15:person w15:author="francisco javier gonzalez  garcia">
-    <w15:presenceInfo w15:providerId="None" w15:userId="francisco javier gonzalez  garcia"/>
-  </w15:person>
-  <w15:person w15:author="Francisco Javier">
-    <w15:presenceInfo w15:providerId="None" w15:userId="Francisco Javier"/>
-  </w15:person>
-</w15:people>
-</file>
-
 <file path=word/styles.xml><?xml version="1.0" encoding="utf-8"?>
-<w:styles xmlns:mc="http://schemas.openxmlformats.org/markup-compatibility/2006" xmlns:r="http://schemas.openxmlformats.org/officeDocument/2006/relationships" xmlns:w="http://schemas.openxmlformats.org/wordprocessingml/2006/main" xmlns:w14="http://schemas.microsoft.com/office/word/2010/wordml" xmlns:w15="http://schemas.microsoft.com/office/word/2012/wordml" xmlns:w16cex="http://schemas.microsoft.com/office/word/2018/wordml/cex" xmlns:w16cid="http://schemas.microsoft.com/office/word/2016/wordml/cid" xmlns:w16="http://schemas.microsoft.com/office/word/2018/wordml" xmlns:w16sdtdh="http://schemas.microsoft.com/office/word/2020/wordml/sdtdatahash" xmlns:w16se="http://schemas.microsoft.com/office/word/2015/wordml/symex" mc:Ignorable="w14 w15 w16se w16cid w16 w16cex w16sdtdh">
+<w:styles xmlns:mc="http://schemas.openxmlformats.org/markup-compatibility/2006" xmlns:r="http://schemas.openxmlformats.org/officeDocument/2006/relationships" xmlns:w="http://schemas.openxmlformats.org/wordprocessingml/2006/main" xmlns:w14="http://schemas.microsoft.com/office/word/2010/wordml" xmlns:w15="http://schemas.microsoft.com/office/word/2012/wordml" mc:Ignorable="w14 w15">
   <w:docDefaults>
     <w:rPrDefault>
       <w:rPr>
@@ -7817,7 +4982,7 @@
       </w:pPr>
     </w:pPrDefault>
   </w:docDefaults>
-  <w:latentStyles w:defLockedState="0" w:defUIPriority="99" w:defSemiHidden="0" w:defUnhideWhenUsed="0" w:defQFormat="0" w:count="376">
+  <w:latentStyles w:defLockedState="0" w:defUIPriority="99" w:defSemiHidden="0" w:defUnhideWhenUsed="0" w:defQFormat="0" w:count="371">
     <w:lsdException w:name="Normal" w:uiPriority="0" w:qFormat="1"/>
     <w:lsdException w:name="heading 1" w:uiPriority="9" w:qFormat="1"/>
     <w:lsdException w:name="heading 2" w:semiHidden="1" w:uiPriority="9" w:unhideWhenUsed="1" w:qFormat="1"/>
@@ -8180,11 +5345,6 @@
     <w:lsdException w:name="List Table 5 Dark Accent 6" w:uiPriority="50"/>
     <w:lsdException w:name="List Table 6 Colorful Accent 6" w:uiPriority="51"/>
     <w:lsdException w:name="List Table 7 Colorful Accent 6" w:uiPriority="52"/>
-    <w:lsdException w:name="Mention" w:semiHidden="1" w:unhideWhenUsed="1"/>
-    <w:lsdException w:name="Smart Hyperlink" w:semiHidden="1" w:unhideWhenUsed="1"/>
-    <w:lsdException w:name="Hashtag" w:semiHidden="1" w:unhideWhenUsed="1"/>
-    <w:lsdException w:name="Unresolved Mention" w:semiHidden="1" w:unhideWhenUsed="1"/>
-    <w:lsdException w:name="Smart Link" w:semiHidden="1" w:unhideWhenUsed="1"/>
   </w:latentStyles>
   <w:style w:type="paragraph" w:default="1" w:styleId="Normal">
     <w:name w:val="Normal"/>
@@ -8530,11 +5690,11 @@
       <w:color w:val="4F81BD" w:themeColor="accent1"/>
     </w:rPr>
   </w:style>
-  <w:style w:type="paragraph" w:styleId="Ttulo">
+  <w:style w:type="paragraph" w:styleId="Puesto">
     <w:name w:val="Title"/>
     <w:basedOn w:val="Normal"/>
     <w:next w:val="Normal"/>
-    <w:link w:val="TtuloCar"/>
+    <w:link w:val="PuestoCar"/>
     <w:uiPriority w:val="10"/>
     <w:qFormat/>
     <w:rsid w:val="00FC693F"/>
@@ -8554,10 +5714,10 @@
       <w:szCs w:val="52"/>
     </w:rPr>
   </w:style>
-  <w:style w:type="character" w:customStyle="1" w:styleId="TtuloCar">
-    <w:name w:val="Título Car"/>
+  <w:style w:type="character" w:customStyle="1" w:styleId="PuestoCar">
+    <w:name w:val="Puesto Car"/>
     <w:basedOn w:val="Fuentedeprrafopredeter"/>
-    <w:link w:val="Ttulo"/>
+    <w:link w:val="Puesto"/>
     <w:uiPriority w:val="10"/>
     <w:rsid w:val="00FC693F"/>
     <w:rPr>
@@ -9120,7 +6280,7 @@
       <w:spacing w:val="5"/>
     </w:rPr>
   </w:style>
-  <w:style w:type="paragraph" w:styleId="TtuloTDC">
+  <w:style w:type="paragraph" w:styleId="TtulodeTDC">
     <w:name w:val="TOC Heading"/>
     <w:basedOn w:val="Ttulo1"/>
     <w:next w:val="Normal"/>
@@ -9142,6 +6302,7 @@
       <w:spacing w:after="0" w:line="240" w:lineRule="auto"/>
     </w:pPr>
     <w:tblPr>
+      <w:tblInd w:w="0" w:type="dxa"/>
       <w:tblBorders>
         <w:top w:val="single" w:sz="4" w:space="0" w:color="auto"/>
         <w:left w:val="single" w:sz="4" w:space="0" w:color="auto"/>
@@ -9150,6 +6311,12 @@
         <w:insideH w:val="single" w:sz="4" w:space="0" w:color="auto"/>
         <w:insideV w:val="single" w:sz="4" w:space="0" w:color="auto"/>
       </w:tblBorders>
+      <w:tblCellMar>
+        <w:top w:w="0" w:type="dxa"/>
+        <w:left w:w="108" w:type="dxa"/>
+        <w:bottom w:w="0" w:type="dxa"/>
+        <w:right w:w="108" w:type="dxa"/>
+      </w:tblCellMar>
     </w:tblPr>
   </w:style>
   <w:style w:type="table" w:styleId="Sombreadoclaro">
@@ -9166,10 +6333,17 @@
     <w:tblPr>
       <w:tblStyleRowBandSize w:val="1"/>
       <w:tblStyleColBandSize w:val="1"/>
+      <w:tblInd w:w="0" w:type="dxa"/>
       <w:tblBorders>
         <w:top w:val="single" w:sz="8" w:space="0" w:color="000000" w:themeColor="text1"/>
         <w:bottom w:val="single" w:sz="8" w:space="0" w:color="000000" w:themeColor="text1"/>
       </w:tblBorders>
+      <w:tblCellMar>
+        <w:top w:w="0" w:type="dxa"/>
+        <w:left w:w="108" w:type="dxa"/>
+        <w:bottom w:w="0" w:type="dxa"/>
+        <w:right w:w="108" w:type="dxa"/>
+      </w:tblCellMar>
     </w:tblPr>
     <w:tblStylePr w:type="firstRow">
       <w:pPr>
@@ -9262,10 +6436,17 @@
     <w:tblPr>
       <w:tblStyleRowBandSize w:val="1"/>
       <w:tblStyleColBandSize w:val="1"/>
+      <w:tblInd w:w="0" w:type="dxa"/>
       <w:tblBorders>
         <w:top w:val="single" w:sz="8" w:space="0" w:color="4F81BD" w:themeColor="accent1"/>
         <w:bottom w:val="single" w:sz="8" w:space="0" w:color="4F81BD" w:themeColor="accent1"/>
       </w:tblBorders>
+      <w:tblCellMar>
+        <w:top w:w="0" w:type="dxa"/>
+        <w:left w:w="108" w:type="dxa"/>
+        <w:bottom w:w="0" w:type="dxa"/>
+        <w:right w:w="108" w:type="dxa"/>
+      </w:tblCellMar>
     </w:tblPr>
     <w:tblStylePr w:type="firstRow">
       <w:pPr>
@@ -9358,10 +6539,17 @@
     <w:tblPr>
       <w:tblStyleRowBandSize w:val="1"/>
       <w:tblStyleColBandSize w:val="1"/>
+      <w:tblInd w:w="0" w:type="dxa"/>
       <w:tblBorders>
         <w:top w:val="single" w:sz="8" w:space="0" w:color="C0504D" w:themeColor="accent2"/>
         <w:bottom w:val="single" w:sz="8" w:space="0" w:color="C0504D" w:themeColor="accent2"/>
       </w:tblBorders>
+      <w:tblCellMar>
+        <w:top w:w="0" w:type="dxa"/>
+        <w:left w:w="108" w:type="dxa"/>
+        <w:bottom w:w="0" w:type="dxa"/>
+        <w:right w:w="108" w:type="dxa"/>
+      </w:tblCellMar>
     </w:tblPr>
     <w:tblStylePr w:type="firstRow">
       <w:pPr>
@@ -9454,10 +6642,17 @@
     <w:tblPr>
       <w:tblStyleRowBandSize w:val="1"/>
       <w:tblStyleColBandSize w:val="1"/>
+      <w:tblInd w:w="0" w:type="dxa"/>
       <w:tblBorders>
         <w:top w:val="single" w:sz="8" w:space="0" w:color="9BBB59" w:themeColor="accent3"/>
         <w:bottom w:val="single" w:sz="8" w:space="0" w:color="9BBB59" w:themeColor="accent3"/>
       </w:tblBorders>
+      <w:tblCellMar>
+        <w:top w:w="0" w:type="dxa"/>
+        <w:left w:w="108" w:type="dxa"/>
+        <w:bottom w:w="0" w:type="dxa"/>
+        <w:right w:w="108" w:type="dxa"/>
+      </w:tblCellMar>
     </w:tblPr>
     <w:tblStylePr w:type="firstRow">
       <w:pPr>
@@ -9550,10 +6745,17 @@
     <w:tblPr>
       <w:tblStyleRowBandSize w:val="1"/>
       <w:tblStyleColBandSize w:val="1"/>
+      <w:tblInd w:w="0" w:type="dxa"/>
       <w:tblBorders>
         <w:top w:val="single" w:sz="8" w:space="0" w:color="8064A2" w:themeColor="accent4"/>
         <w:bottom w:val="single" w:sz="8" w:space="0" w:color="8064A2" w:themeColor="accent4"/>
       </w:tblBorders>
+      <w:tblCellMar>
+        <w:top w:w="0" w:type="dxa"/>
+        <w:left w:w="108" w:type="dxa"/>
+        <w:bottom w:w="0" w:type="dxa"/>
+        <w:right w:w="108" w:type="dxa"/>
+      </w:tblCellMar>
     </w:tblPr>
     <w:tblStylePr w:type="firstRow">
       <w:pPr>
@@ -9646,10 +6848,17 @@
     <w:tblPr>
       <w:tblStyleRowBandSize w:val="1"/>
       <w:tblStyleColBandSize w:val="1"/>
+      <w:tblInd w:w="0" w:type="dxa"/>
       <w:tblBorders>
         <w:top w:val="single" w:sz="8" w:space="0" w:color="4BACC6" w:themeColor="accent5"/>
         <w:bottom w:val="single" w:sz="8" w:space="0" w:color="4BACC6" w:themeColor="accent5"/>
       </w:tblBorders>
+      <w:tblCellMar>
+        <w:top w:w="0" w:type="dxa"/>
+        <w:left w:w="108" w:type="dxa"/>
+        <w:bottom w:w="0" w:type="dxa"/>
+        <w:right w:w="108" w:type="dxa"/>
+      </w:tblCellMar>
     </w:tblPr>
     <w:tblStylePr w:type="firstRow">
       <w:pPr>
@@ -9742,10 +6951,17 @@
     <w:tblPr>
       <w:tblStyleRowBandSize w:val="1"/>
       <w:tblStyleColBandSize w:val="1"/>
+      <w:tblInd w:w="0" w:type="dxa"/>
       <w:tblBorders>
         <w:top w:val="single" w:sz="8" w:space="0" w:color="F79646" w:themeColor="accent6"/>
         <w:bottom w:val="single" w:sz="8" w:space="0" w:color="F79646" w:themeColor="accent6"/>
       </w:tblBorders>
+      <w:tblCellMar>
+        <w:top w:w="0" w:type="dxa"/>
+        <w:left w:w="108" w:type="dxa"/>
+        <w:bottom w:w="0" w:type="dxa"/>
+        <w:right w:w="108" w:type="dxa"/>
+      </w:tblCellMar>
     </w:tblPr>
     <w:tblStylePr w:type="firstRow">
       <w:pPr>
@@ -9835,12 +7051,19 @@
     <w:tblPr>
       <w:tblStyleRowBandSize w:val="1"/>
       <w:tblStyleColBandSize w:val="1"/>
+      <w:tblInd w:w="0" w:type="dxa"/>
       <w:tblBorders>
         <w:top w:val="single" w:sz="8" w:space="0" w:color="000000" w:themeColor="text1"/>
         <w:left w:val="single" w:sz="8" w:space="0" w:color="000000" w:themeColor="text1"/>
         <w:bottom w:val="single" w:sz="8" w:space="0" w:color="000000" w:themeColor="text1"/>
         <w:right w:val="single" w:sz="8" w:space="0" w:color="000000" w:themeColor="text1"/>
       </w:tblBorders>
+      <w:tblCellMar>
+        <w:top w:w="0" w:type="dxa"/>
+        <w:left w:w="108" w:type="dxa"/>
+        <w:bottom w:w="0" w:type="dxa"/>
+        <w:right w:w="108" w:type="dxa"/>
+      </w:tblCellMar>
     </w:tblPr>
     <w:tblStylePr w:type="firstRow">
       <w:pPr>
@@ -9920,12 +7143,19 @@
     <w:tblPr>
       <w:tblStyleRowBandSize w:val="1"/>
       <w:tblStyleColBandSize w:val="1"/>
+      <w:tblInd w:w="0" w:type="dxa"/>
       <w:tblBorders>
         <w:top w:val="single" w:sz="8" w:space="0" w:color="4F81BD" w:themeColor="accent1"/>
         <w:left w:val="single" w:sz="8" w:space="0" w:color="4F81BD" w:themeColor="accent1"/>
         <w:bottom w:val="single" w:sz="8" w:space="0" w:color="4F81BD" w:themeColor="accent1"/>
         <w:right w:val="single" w:sz="8" w:space="0" w:color="4F81BD" w:themeColor="accent1"/>
       </w:tblBorders>
+      <w:tblCellMar>
+        <w:top w:w="0" w:type="dxa"/>
+        <w:left w:w="108" w:type="dxa"/>
+        <w:bottom w:w="0" w:type="dxa"/>
+        <w:right w:w="108" w:type="dxa"/>
+      </w:tblCellMar>
     </w:tblPr>
     <w:tblStylePr w:type="firstRow">
       <w:pPr>
@@ -10005,12 +7235,19 @@
     <w:tblPr>
       <w:tblStyleRowBandSize w:val="1"/>
       <w:tblStyleColBandSize w:val="1"/>
+      <w:tblInd w:w="0" w:type="dxa"/>
       <w:tblBorders>
         <w:top w:val="single" w:sz="8" w:space="0" w:color="C0504D" w:themeColor="accent2"/>
         <w:left w:val="single" w:sz="8" w:space="0" w:color="C0504D" w:themeColor="accent2"/>
         <w:bottom w:val="single" w:sz="8" w:space="0" w:color="C0504D" w:themeColor="accent2"/>
         <w:right w:val="single" w:sz="8" w:space="0" w:color="C0504D" w:themeColor="accent2"/>
       </w:tblBorders>
+      <w:tblCellMar>
+        <w:top w:w="0" w:type="dxa"/>
+        <w:left w:w="108" w:type="dxa"/>
+        <w:bottom w:w="0" w:type="dxa"/>
+        <w:right w:w="108" w:type="dxa"/>
+      </w:tblCellMar>
     </w:tblPr>
     <w:tblStylePr w:type="firstRow">
       <w:pPr>
@@ -10090,12 +7327,19 @@
     <w:tblPr>
       <w:tblStyleRowBandSize w:val="1"/>
       <w:tblStyleColBandSize w:val="1"/>
+      <w:tblInd w:w="0" w:type="dxa"/>
       <w:tblBorders>
         <w:top w:val="single" w:sz="8" w:space="0" w:color="9BBB59" w:themeColor="accent3"/>
         <w:left w:val="single" w:sz="8" w:space="0" w:color="9BBB59" w:themeColor="accent3"/>
         <w:bottom w:val="single" w:sz="8" w:space="0" w:color="9BBB59" w:themeColor="accent3"/>
         <w:right w:val="single" w:sz="8" w:space="0" w:color="9BBB59" w:themeColor="accent3"/>
       </w:tblBorders>
+      <w:tblCellMar>
+        <w:top w:w="0" w:type="dxa"/>
+        <w:left w:w="108" w:type="dxa"/>
+        <w:bottom w:w="0" w:type="dxa"/>
+        <w:right w:w="108" w:type="dxa"/>
+      </w:tblCellMar>
     </w:tblPr>
     <w:tblStylePr w:type="firstRow">
       <w:pPr>
@@ -10175,12 +7419,19 @@
     <w:tblPr>
       <w:tblStyleRowBandSize w:val="1"/>
       <w:tblStyleColBandSize w:val="1"/>
+      <w:tblInd w:w="0" w:type="dxa"/>
       <w:tblBorders>
         <w:top w:val="single" w:sz="8" w:space="0" w:color="8064A2" w:themeColor="accent4"/>
         <w:left w:val="single" w:sz="8" w:space="0" w:color="8064A2" w:themeColor="accent4"/>
         <w:bottom w:val="single" w:sz="8" w:space="0" w:color="8064A2" w:themeColor="accent4"/>
         <w:right w:val="single" w:sz="8" w:space="0" w:color="8064A2" w:themeColor="accent4"/>
       </w:tblBorders>
+      <w:tblCellMar>
+        <w:top w:w="0" w:type="dxa"/>
+        <w:left w:w="108" w:type="dxa"/>
+        <w:bottom w:w="0" w:type="dxa"/>
+        <w:right w:w="108" w:type="dxa"/>
+      </w:tblCellMar>
     </w:tblPr>
     <w:tblStylePr w:type="firstRow">
       <w:pPr>
@@ -10260,12 +7511,19 @@
     <w:tblPr>
       <w:tblStyleRowBandSize w:val="1"/>
       <w:tblStyleColBandSize w:val="1"/>
+      <w:tblInd w:w="0" w:type="dxa"/>
       <w:tblBorders>
         <w:top w:val="single" w:sz="8" w:space="0" w:color="4BACC6" w:themeColor="accent5"/>
         <w:left w:val="single" w:sz="8" w:space="0" w:color="4BACC6" w:themeColor="accent5"/>
         <w:bottom w:val="single" w:sz="8" w:space="0" w:color="4BACC6" w:themeColor="accent5"/>
         <w:right w:val="single" w:sz="8" w:space="0" w:color="4BACC6" w:themeColor="accent5"/>
       </w:tblBorders>
+      <w:tblCellMar>
+        <w:top w:w="0" w:type="dxa"/>
+        <w:left w:w="108" w:type="dxa"/>
+        <w:bottom w:w="0" w:type="dxa"/>
+        <w:right w:w="108" w:type="dxa"/>
+      </w:tblCellMar>
     </w:tblPr>
     <w:tblStylePr w:type="firstRow">
       <w:pPr>
@@ -10345,12 +7603,19 @@
     <w:tblPr>
       <w:tblStyleRowBandSize w:val="1"/>
       <w:tblStyleColBandSize w:val="1"/>
+      <w:tblInd w:w="0" w:type="dxa"/>
       <w:tblBorders>
         <w:top w:val="single" w:sz="8" w:space="0" w:color="F79646" w:themeColor="accent6"/>
         <w:left w:val="single" w:sz="8" w:space="0" w:color="F79646" w:themeColor="accent6"/>
         <w:bottom w:val="single" w:sz="8" w:space="0" w:color="F79646" w:themeColor="accent6"/>
         <w:right w:val="single" w:sz="8" w:space="0" w:color="F79646" w:themeColor="accent6"/>
       </w:tblBorders>
+      <w:tblCellMar>
+        <w:top w:w="0" w:type="dxa"/>
+        <w:left w:w="108" w:type="dxa"/>
+        <w:bottom w:w="0" w:type="dxa"/>
+        <w:right w:w="108" w:type="dxa"/>
+      </w:tblCellMar>
     </w:tblPr>
     <w:tblStylePr w:type="firstRow">
       <w:pPr>
@@ -10430,6 +7695,7 @@
     <w:tblPr>
       <w:tblStyleRowBandSize w:val="1"/>
       <w:tblStyleColBandSize w:val="1"/>
+      <w:tblInd w:w="0" w:type="dxa"/>
       <w:tblBorders>
         <w:top w:val="single" w:sz="8" w:space="0" w:color="000000" w:themeColor="text1"/>
         <w:left w:val="single" w:sz="8" w:space="0" w:color="000000" w:themeColor="text1"/>
@@ -10438,6 +7704,12 @@
         <w:insideH w:val="single" w:sz="8" w:space="0" w:color="000000" w:themeColor="text1"/>
         <w:insideV w:val="single" w:sz="8" w:space="0" w:color="000000" w:themeColor="text1"/>
       </w:tblBorders>
+      <w:tblCellMar>
+        <w:top w:w="0" w:type="dxa"/>
+        <w:left w:w="108" w:type="dxa"/>
+        <w:bottom w:w="0" w:type="dxa"/>
+        <w:right w:w="108" w:type="dxa"/>
+      </w:tblCellMar>
     </w:tblPr>
     <w:tblStylePr w:type="firstRow">
       <w:pPr>
@@ -10553,6 +7825,7 @@
     <w:tblPr>
       <w:tblStyleRowBandSize w:val="1"/>
       <w:tblStyleColBandSize w:val="1"/>
+      <w:tblInd w:w="0" w:type="dxa"/>
       <w:tblBorders>
         <w:top w:val="single" w:sz="8" w:space="0" w:color="4F81BD" w:themeColor="accent1"/>
         <w:left w:val="single" w:sz="8" w:space="0" w:color="4F81BD" w:themeColor="accent1"/>
@@ -10561,6 +7834,12 @@
         <w:insideH w:val="single" w:sz="8" w:space="0" w:color="4F81BD" w:themeColor="accent1"/>
         <w:insideV w:val="single" w:sz="8" w:space="0" w:color="4F81BD" w:themeColor="accent1"/>
       </w:tblBorders>
+      <w:tblCellMar>
+        <w:top w:w="0" w:type="dxa"/>
+        <w:left w:w="108" w:type="dxa"/>
+        <w:bottom w:w="0" w:type="dxa"/>
+        <w:right w:w="108" w:type="dxa"/>
+      </w:tblCellMar>
     </w:tblPr>
     <w:tblStylePr w:type="firstRow">
       <w:pPr>
@@ -10676,6 +7955,7 @@
     <w:tblPr>
       <w:tblStyleRowBandSize w:val="1"/>
       <w:tblStyleColBandSize w:val="1"/>
+      <w:tblInd w:w="0" w:type="dxa"/>
       <w:tblBorders>
         <w:top w:val="single" w:sz="8" w:space="0" w:color="C0504D" w:themeColor="accent2"/>
         <w:left w:val="single" w:sz="8" w:space="0" w:color="C0504D" w:themeColor="accent2"/>
@@ -10684,6 +7964,12 @@
         <w:insideH w:val="single" w:sz="8" w:space="0" w:color="C0504D" w:themeColor="accent2"/>
         <w:insideV w:val="single" w:sz="8" w:space="0" w:color="C0504D" w:themeColor="accent2"/>
       </w:tblBorders>
+      <w:tblCellMar>
+        <w:top w:w="0" w:type="dxa"/>
+        <w:left w:w="108" w:type="dxa"/>
+        <w:bottom w:w="0" w:type="dxa"/>
+        <w:right w:w="108" w:type="dxa"/>
+      </w:tblCellMar>
     </w:tblPr>
     <w:tblStylePr w:type="firstRow">
       <w:pPr>
@@ -10799,6 +8085,7 @@
     <w:tblPr>
       <w:tblStyleRowBandSize w:val="1"/>
       <w:tblStyleColBandSize w:val="1"/>
+      <w:tblInd w:w="0" w:type="dxa"/>
       <w:tblBorders>
         <w:top w:val="single" w:sz="8" w:space="0" w:color="9BBB59" w:themeColor="accent3"/>
         <w:left w:val="single" w:sz="8" w:space="0" w:color="9BBB59" w:themeColor="accent3"/>
@@ -10807,6 +8094,12 @@
         <w:insideH w:val="single" w:sz="8" w:space="0" w:color="9BBB59" w:themeColor="accent3"/>
         <w:insideV w:val="single" w:sz="8" w:space="0" w:color="9BBB59" w:themeColor="accent3"/>
       </w:tblBorders>
+      <w:tblCellMar>
+        <w:top w:w="0" w:type="dxa"/>
+        <w:left w:w="108" w:type="dxa"/>
+        <w:bottom w:w="0" w:type="dxa"/>
+        <w:right w:w="108" w:type="dxa"/>
+      </w:tblCellMar>
     </w:tblPr>
     <w:tblStylePr w:type="firstRow">
       <w:pPr>
@@ -10922,6 +8215,7 @@
     <w:tblPr>
       <w:tblStyleRowBandSize w:val="1"/>
       <w:tblStyleColBandSize w:val="1"/>
+      <w:tblInd w:w="0" w:type="dxa"/>
       <w:tblBorders>
         <w:top w:val="single" w:sz="8" w:space="0" w:color="8064A2" w:themeColor="accent4"/>
         <w:left w:val="single" w:sz="8" w:space="0" w:color="8064A2" w:themeColor="accent4"/>
@@ -10930,6 +8224,12 @@
         <w:insideH w:val="single" w:sz="8" w:space="0" w:color="8064A2" w:themeColor="accent4"/>
         <w:insideV w:val="single" w:sz="8" w:space="0" w:color="8064A2" w:themeColor="accent4"/>
       </w:tblBorders>
+      <w:tblCellMar>
+        <w:top w:w="0" w:type="dxa"/>
+        <w:left w:w="108" w:type="dxa"/>
+        <w:bottom w:w="0" w:type="dxa"/>
+        <w:right w:w="108" w:type="dxa"/>
+      </w:tblCellMar>
     </w:tblPr>
     <w:tblStylePr w:type="firstRow">
       <w:pPr>
@@ -11045,6 +8345,7 @@
     <w:tblPr>
       <w:tblStyleRowBandSize w:val="1"/>
       <w:tblStyleColBandSize w:val="1"/>
+      <w:tblInd w:w="0" w:type="dxa"/>
       <w:tblBorders>
         <w:top w:val="single" w:sz="8" w:space="0" w:color="4BACC6" w:themeColor="accent5"/>
         <w:left w:val="single" w:sz="8" w:space="0" w:color="4BACC6" w:themeColor="accent5"/>
@@ -11053,6 +8354,12 @@
         <w:insideH w:val="single" w:sz="8" w:space="0" w:color="4BACC6" w:themeColor="accent5"/>
         <w:insideV w:val="single" w:sz="8" w:space="0" w:color="4BACC6" w:themeColor="accent5"/>
       </w:tblBorders>
+      <w:tblCellMar>
+        <w:top w:w="0" w:type="dxa"/>
+        <w:left w:w="108" w:type="dxa"/>
+        <w:bottom w:w="0" w:type="dxa"/>
+        <w:right w:w="108" w:type="dxa"/>
+      </w:tblCellMar>
     </w:tblPr>
     <w:tblStylePr w:type="firstRow">
       <w:pPr>
@@ -11168,6 +8475,7 @@
     <w:tblPr>
       <w:tblStyleRowBandSize w:val="1"/>
       <w:tblStyleColBandSize w:val="1"/>
+      <w:tblInd w:w="0" w:type="dxa"/>
       <w:tblBorders>
         <w:top w:val="single" w:sz="8" w:space="0" w:color="F79646" w:themeColor="accent6"/>
         <w:left w:val="single" w:sz="8" w:space="0" w:color="F79646" w:themeColor="accent6"/>
@@ -11176,6 +8484,12 @@
         <w:insideH w:val="single" w:sz="8" w:space="0" w:color="F79646" w:themeColor="accent6"/>
         <w:insideV w:val="single" w:sz="8" w:space="0" w:color="F79646" w:themeColor="accent6"/>
       </w:tblBorders>
+      <w:tblCellMar>
+        <w:top w:w="0" w:type="dxa"/>
+        <w:left w:w="108" w:type="dxa"/>
+        <w:bottom w:w="0" w:type="dxa"/>
+        <w:right w:w="108" w:type="dxa"/>
+      </w:tblCellMar>
     </w:tblPr>
     <w:tblStylePr w:type="firstRow">
       <w:pPr>
@@ -11291,6 +8605,7 @@
     <w:tblPr>
       <w:tblStyleRowBandSize w:val="1"/>
       <w:tblStyleColBandSize w:val="1"/>
+      <w:tblInd w:w="0" w:type="dxa"/>
       <w:tblBorders>
         <w:top w:val="single" w:sz="8" w:space="0" w:color="404040" w:themeColor="text1" w:themeTint="BF"/>
         <w:left w:val="single" w:sz="8" w:space="0" w:color="404040" w:themeColor="text1" w:themeTint="BF"/>
@@ -11298,6 +8613,12 @@
         <w:right w:val="single" w:sz="8" w:space="0" w:color="404040" w:themeColor="text1" w:themeTint="BF"/>
         <w:insideH w:val="single" w:sz="8" w:space="0" w:color="404040" w:themeColor="text1" w:themeTint="BF"/>
       </w:tblBorders>
+      <w:tblCellMar>
+        <w:top w:w="0" w:type="dxa"/>
+        <w:left w:w="108" w:type="dxa"/>
+        <w:bottom w:w="0" w:type="dxa"/>
+        <w:right w:w="108" w:type="dxa"/>
+      </w:tblCellMar>
     </w:tblPr>
     <w:tblStylePr w:type="firstRow">
       <w:pPr>
@@ -11390,6 +8711,7 @@
     <w:tblPr>
       <w:tblStyleRowBandSize w:val="1"/>
       <w:tblStyleColBandSize w:val="1"/>
+      <w:tblInd w:w="0" w:type="dxa"/>
       <w:tblBorders>
         <w:top w:val="single" w:sz="8" w:space="0" w:color="7BA0CD" w:themeColor="accent1" w:themeTint="BF"/>
         <w:left w:val="single" w:sz="8" w:space="0" w:color="7BA0CD" w:themeColor="accent1" w:themeTint="BF"/>
@@ -11397,6 +8719,12 @@
         <w:right w:val="single" w:sz="8" w:space="0" w:color="7BA0CD" w:themeColor="accent1" w:themeTint="BF"/>
         <w:insideH w:val="single" w:sz="8" w:space="0" w:color="7BA0CD" w:themeColor="accent1" w:themeTint="BF"/>
       </w:tblBorders>
+      <w:tblCellMar>
+        <w:top w:w="0" w:type="dxa"/>
+        <w:left w:w="108" w:type="dxa"/>
+        <w:bottom w:w="0" w:type="dxa"/>
+        <w:right w:w="108" w:type="dxa"/>
+      </w:tblCellMar>
     </w:tblPr>
     <w:tblStylePr w:type="firstRow">
       <w:pPr>
@@ -11489,6 +8817,7 @@
     <w:tblPr>
       <w:tblStyleRowBandSize w:val="1"/>
       <w:tblStyleColBandSize w:val="1"/>
+      <w:tblInd w:w="0" w:type="dxa"/>
       <w:tblBorders>
         <w:top w:val="single" w:sz="8" w:space="0" w:color="CF7B79" w:themeColor="accent2" w:themeTint="BF"/>
         <w:left w:val="single" w:sz="8" w:space="0" w:color="CF7B79" w:themeColor="accent2" w:themeTint="BF"/>
@@ -11496,6 +8825,12 @@
         <w:right w:val="single" w:sz="8" w:space="0" w:color="CF7B79" w:themeColor="accent2" w:themeTint="BF"/>
         <w:insideH w:val="single" w:sz="8" w:space="0" w:color="CF7B79" w:themeColor="accent2" w:themeTint="BF"/>
       </w:tblBorders>
+      <w:tblCellMar>
+        <w:top w:w="0" w:type="dxa"/>
+        <w:left w:w="108" w:type="dxa"/>
+        <w:bottom w:w="0" w:type="dxa"/>
+        <w:right w:w="108" w:type="dxa"/>
+      </w:tblCellMar>
     </w:tblPr>
     <w:tblStylePr w:type="firstRow">
       <w:pPr>
@@ -11588,6 +8923,7 @@
     <w:tblPr>
       <w:tblStyleRowBandSize w:val="1"/>
       <w:tblStyleColBandSize w:val="1"/>
+      <w:tblInd w:w="0" w:type="dxa"/>
       <w:tblBorders>
         <w:top w:val="single" w:sz="8" w:space="0" w:color="B3CC82" w:themeColor="accent3" w:themeTint="BF"/>
         <w:left w:val="single" w:sz="8" w:space="0" w:color="B3CC82" w:themeColor="accent3" w:themeTint="BF"/>
@@ -11595,6 +8931,12 @@
         <w:right w:val="single" w:sz="8" w:space="0" w:color="B3CC82" w:themeColor="accent3" w:themeTint="BF"/>
         <w:insideH w:val="single" w:sz="8" w:space="0" w:color="B3CC82" w:themeColor="accent3" w:themeTint="BF"/>
       </w:tblBorders>
+      <w:tblCellMar>
+        <w:top w:w="0" w:type="dxa"/>
+        <w:left w:w="108" w:type="dxa"/>
+        <w:bottom w:w="0" w:type="dxa"/>
+        <w:right w:w="108" w:type="dxa"/>
+      </w:tblCellMar>
     </w:tblPr>
     <w:tblStylePr w:type="firstRow">
       <w:pPr>
@@ -11687,6 +9029,7 @@
     <w:tblPr>
       <w:tblStyleRowBandSize w:val="1"/>
       <w:tblStyleColBandSize w:val="1"/>
+      <w:tblInd w:w="0" w:type="dxa"/>
       <w:tblBorders>
         <w:top w:val="single" w:sz="8" w:space="0" w:color="9F8AB9" w:themeColor="accent4" w:themeTint="BF"/>
         <w:left w:val="single" w:sz="8" w:space="0" w:color="9F8AB9" w:themeColor="accent4" w:themeTint="BF"/>
@@ -11694,6 +9037,12 @@
         <w:right w:val="single" w:sz="8" w:space="0" w:color="9F8AB9" w:themeColor="accent4" w:themeTint="BF"/>
         <w:insideH w:val="single" w:sz="8" w:space="0" w:color="9F8AB9" w:themeColor="accent4" w:themeTint="BF"/>
       </w:tblBorders>
+      <w:tblCellMar>
+        <w:top w:w="0" w:type="dxa"/>
+        <w:left w:w="108" w:type="dxa"/>
+        <w:bottom w:w="0" w:type="dxa"/>
+        <w:right w:w="108" w:type="dxa"/>
+      </w:tblCellMar>
     </w:tblPr>
     <w:tblStylePr w:type="firstRow">
       <w:pPr>
@@ -11786,6 +9135,7 @@
     <w:tblPr>
       <w:tblStyleRowBandSize w:val="1"/>
       <w:tblStyleColBandSize w:val="1"/>
+      <w:tblInd w:w="0" w:type="dxa"/>
       <w:tblBorders>
         <w:top w:val="single" w:sz="8" w:space="0" w:color="78C0D4" w:themeColor="accent5" w:themeTint="BF"/>
         <w:left w:val="single" w:sz="8" w:space="0" w:color="78C0D4" w:themeColor="accent5" w:themeTint="BF"/>
@@ -11793,6 +9143,12 @@
         <w:right w:val="single" w:sz="8" w:space="0" w:color="78C0D4" w:themeColor="accent5" w:themeTint="BF"/>
         <w:insideH w:val="single" w:sz="8" w:space="0" w:color="78C0D4" w:themeColor="accent5" w:themeTint="BF"/>
       </w:tblBorders>
+      <w:tblCellMar>
+        <w:top w:w="0" w:type="dxa"/>
+        <w:left w:w="108" w:type="dxa"/>
+        <w:bottom w:w="0" w:type="dxa"/>
+        <w:right w:w="108" w:type="dxa"/>
+      </w:tblCellMar>
     </w:tblPr>
     <w:tblStylePr w:type="firstRow">
       <w:pPr>
@@ -11885,6 +9241,7 @@
     <w:tblPr>
       <w:tblStyleRowBandSize w:val="1"/>
       <w:tblStyleColBandSize w:val="1"/>
+      <w:tblInd w:w="0" w:type="dxa"/>
       <w:tblBorders>
         <w:top w:val="single" w:sz="8" w:space="0" w:color="F9B074" w:themeColor="accent6" w:themeTint="BF"/>
         <w:left w:val="single" w:sz="8" w:space="0" w:color="F9B074" w:themeColor="accent6" w:themeTint="BF"/>
@@ -11892,6 +9249,12 @@
         <w:right w:val="single" w:sz="8" w:space="0" w:color="F9B074" w:themeColor="accent6" w:themeTint="BF"/>
         <w:insideH w:val="single" w:sz="8" w:space="0" w:color="F9B074" w:themeColor="accent6" w:themeTint="BF"/>
       </w:tblBorders>
+      <w:tblCellMar>
+        <w:top w:w="0" w:type="dxa"/>
+        <w:left w:w="108" w:type="dxa"/>
+        <w:bottom w:w="0" w:type="dxa"/>
+        <w:right w:w="108" w:type="dxa"/>
+      </w:tblCellMar>
     </w:tblPr>
     <w:tblStylePr w:type="firstRow">
       <w:pPr>
@@ -11984,10 +9347,17 @@
     <w:tblPr>
       <w:tblStyleRowBandSize w:val="1"/>
       <w:tblStyleColBandSize w:val="1"/>
+      <w:tblInd w:w="0" w:type="dxa"/>
       <w:tblBorders>
         <w:top w:val="single" w:sz="18" w:space="0" w:color="auto"/>
         <w:bottom w:val="single" w:sz="18" w:space="0" w:color="auto"/>
       </w:tblBorders>
+      <w:tblCellMar>
+        <w:top w:w="0" w:type="dxa"/>
+        <w:left w:w="108" w:type="dxa"/>
+        <w:bottom w:w="0" w:type="dxa"/>
+        <w:right w:w="108" w:type="dxa"/>
+      </w:tblCellMar>
     </w:tblPr>
     <w:tblStylePr w:type="firstRow">
       <w:pPr>
@@ -12126,10 +9496,17 @@
     <w:tblPr>
       <w:tblStyleRowBandSize w:val="1"/>
       <w:tblStyleColBandSize w:val="1"/>
+      <w:tblInd w:w="0" w:type="dxa"/>
       <w:tblBorders>
         <w:top w:val="single" w:sz="18" w:space="0" w:color="auto"/>
         <w:bottom w:val="single" w:sz="18" w:space="0" w:color="auto"/>
       </w:tblBorders>
+      <w:tblCellMar>
+        <w:top w:w="0" w:type="dxa"/>
+        <w:left w:w="108" w:type="dxa"/>
+        <w:bottom w:w="0" w:type="dxa"/>
+        <w:right w:w="108" w:type="dxa"/>
+      </w:tblCellMar>
     </w:tblPr>
     <w:tblStylePr w:type="firstRow">
       <w:pPr>
@@ -12268,10 +9645,17 @@
     <w:tblPr>
       <w:tblStyleRowBandSize w:val="1"/>
       <w:tblStyleColBandSize w:val="1"/>
+      <w:tblInd w:w="0" w:type="dxa"/>
       <w:tblBorders>
         <w:top w:val="single" w:sz="18" w:space="0" w:color="auto"/>
         <w:bottom w:val="single" w:sz="18" w:space="0" w:color="auto"/>
       </w:tblBorders>
+      <w:tblCellMar>
+        <w:top w:w="0" w:type="dxa"/>
+        <w:left w:w="108" w:type="dxa"/>
+        <w:bottom w:w="0" w:type="dxa"/>
+        <w:right w:w="108" w:type="dxa"/>
+      </w:tblCellMar>
     </w:tblPr>
     <w:tblStylePr w:type="firstRow">
       <w:pPr>
@@ -12410,10 +9794,17 @@
     <w:tblPr>
       <w:tblStyleRowBandSize w:val="1"/>
       <w:tblStyleColBandSize w:val="1"/>
+      <w:tblInd w:w="0" w:type="dxa"/>
       <w:tblBorders>
         <w:top w:val="single" w:sz="18" w:space="0" w:color="auto"/>
         <w:bottom w:val="single" w:sz="18" w:space="0" w:color="auto"/>
       </w:tblBorders>
+      <w:tblCellMar>
+        <w:top w:w="0" w:type="dxa"/>
+        <w:left w:w="108" w:type="dxa"/>
+        <w:bottom w:w="0" w:type="dxa"/>
+        <w:right w:w="108" w:type="dxa"/>
+      </w:tblCellMar>
     </w:tblPr>
     <w:tblStylePr w:type="firstRow">
       <w:pPr>
@@ -12552,10 +9943,17 @@
     <w:tblPr>
       <w:tblStyleRowBandSize w:val="1"/>
       <w:tblStyleColBandSize w:val="1"/>
+      <w:tblInd w:w="0" w:type="dxa"/>
       <w:tblBorders>
         <w:top w:val="single" w:sz="18" w:space="0" w:color="auto"/>
         <w:bottom w:val="single" w:sz="18" w:space="0" w:color="auto"/>
       </w:tblBorders>
+      <w:tblCellMar>
+        <w:top w:w="0" w:type="dxa"/>
+        <w:left w:w="108" w:type="dxa"/>
+        <w:bottom w:w="0" w:type="dxa"/>
+        <w:right w:w="108" w:type="dxa"/>
+      </w:tblCellMar>
     </w:tblPr>
     <w:tblStylePr w:type="firstRow">
       <w:pPr>
@@ -12694,10 +10092,17 @@
     <w:tblPr>
       <w:tblStyleRowBandSize w:val="1"/>
       <w:tblStyleColBandSize w:val="1"/>
+      <w:tblInd w:w="0" w:type="dxa"/>
       <w:tblBorders>
         <w:top w:val="single" w:sz="18" w:space="0" w:color="auto"/>
         <w:bottom w:val="single" w:sz="18" w:space="0" w:color="auto"/>
       </w:tblBorders>
+      <w:tblCellMar>
+        <w:top w:w="0" w:type="dxa"/>
+        <w:left w:w="108" w:type="dxa"/>
+        <w:bottom w:w="0" w:type="dxa"/>
+        <w:right w:w="108" w:type="dxa"/>
+      </w:tblCellMar>
     </w:tblPr>
     <w:tblStylePr w:type="firstRow">
       <w:pPr>
@@ -12836,10 +10241,17 @@
     <w:tblPr>
       <w:tblStyleRowBandSize w:val="1"/>
       <w:tblStyleColBandSize w:val="1"/>
+      <w:tblInd w:w="0" w:type="dxa"/>
       <w:tblBorders>
         <w:top w:val="single" w:sz="18" w:space="0" w:color="auto"/>
         <w:bottom w:val="single" w:sz="18" w:space="0" w:color="auto"/>
       </w:tblBorders>
+      <w:tblCellMar>
+        <w:top w:w="0" w:type="dxa"/>
+        <w:left w:w="108" w:type="dxa"/>
+        <w:bottom w:w="0" w:type="dxa"/>
+        <w:right w:w="108" w:type="dxa"/>
+      </w:tblCellMar>
     </w:tblPr>
     <w:tblStylePr w:type="firstRow">
       <w:pPr>
@@ -12981,10 +10393,17 @@
     <w:tblPr>
       <w:tblStyleRowBandSize w:val="1"/>
       <w:tblStyleColBandSize w:val="1"/>
+      <w:tblInd w:w="0" w:type="dxa"/>
       <w:tblBorders>
         <w:top w:val="single" w:sz="8" w:space="0" w:color="000000" w:themeColor="text1"/>
         <w:bottom w:val="single" w:sz="8" w:space="0" w:color="000000" w:themeColor="text1"/>
       </w:tblBorders>
+      <w:tblCellMar>
+        <w:top w:w="0" w:type="dxa"/>
+        <w:left w:w="108" w:type="dxa"/>
+        <w:bottom w:w="0" w:type="dxa"/>
+        <w:right w:w="108" w:type="dxa"/>
+      </w:tblCellMar>
     </w:tblPr>
     <w:tblStylePr w:type="firstRow">
       <w:rPr>
@@ -13058,10 +10477,17 @@
     <w:tblPr>
       <w:tblStyleRowBandSize w:val="1"/>
       <w:tblStyleColBandSize w:val="1"/>
+      <w:tblInd w:w="0" w:type="dxa"/>
       <w:tblBorders>
         <w:top w:val="single" w:sz="8" w:space="0" w:color="4F81BD" w:themeColor="accent1"/>
         <w:bottom w:val="single" w:sz="8" w:space="0" w:color="4F81BD" w:themeColor="accent1"/>
       </w:tblBorders>
+      <w:tblCellMar>
+        <w:top w:w="0" w:type="dxa"/>
+        <w:left w:w="108" w:type="dxa"/>
+        <w:bottom w:w="0" w:type="dxa"/>
+        <w:right w:w="108" w:type="dxa"/>
+      </w:tblCellMar>
     </w:tblPr>
     <w:tblStylePr w:type="firstRow">
       <w:rPr>
@@ -13135,10 +10561,17 @@
     <w:tblPr>
       <w:tblStyleRowBandSize w:val="1"/>
       <w:tblStyleColBandSize w:val="1"/>
+      <w:tblInd w:w="0" w:type="dxa"/>
       <w:tblBorders>
         <w:top w:val="single" w:sz="8" w:space="0" w:color="C0504D" w:themeColor="accent2"/>
         <w:bottom w:val="single" w:sz="8" w:space="0" w:color="C0504D" w:themeColor="accent2"/>
       </w:tblBorders>
+      <w:tblCellMar>
+        <w:top w:w="0" w:type="dxa"/>
+        <w:left w:w="108" w:type="dxa"/>
+        <w:bottom w:w="0" w:type="dxa"/>
+        <w:right w:w="108" w:type="dxa"/>
+      </w:tblCellMar>
     </w:tblPr>
     <w:tblStylePr w:type="firstRow">
       <w:rPr>
@@ -13212,10 +10645,17 @@
     <w:tblPr>
       <w:tblStyleRowBandSize w:val="1"/>
       <w:tblStyleColBandSize w:val="1"/>
+      <w:tblInd w:w="0" w:type="dxa"/>
       <w:tblBorders>
         <w:top w:val="single" w:sz="8" w:space="0" w:color="9BBB59" w:themeColor="accent3"/>
         <w:bottom w:val="single" w:sz="8" w:space="0" w:color="9BBB59" w:themeColor="accent3"/>
       </w:tblBorders>
+      <w:tblCellMar>
+        <w:top w:w="0" w:type="dxa"/>
+        <w:left w:w="108" w:type="dxa"/>
+        <w:bottom w:w="0" w:type="dxa"/>
+        <w:right w:w="108" w:type="dxa"/>
+      </w:tblCellMar>
     </w:tblPr>
     <w:tblStylePr w:type="firstRow">
       <w:rPr>
@@ -13289,10 +10729,17 @@
     <w:tblPr>
       <w:tblStyleRowBandSize w:val="1"/>
       <w:tblStyleColBandSize w:val="1"/>
+      <w:tblInd w:w="0" w:type="dxa"/>
       <w:tblBorders>
         <w:top w:val="single" w:sz="8" w:space="0" w:color="8064A2" w:themeColor="accent4"/>
         <w:bottom w:val="single" w:sz="8" w:space="0" w:color="8064A2" w:themeColor="accent4"/>
       </w:tblBorders>
+      <w:tblCellMar>
+        <w:top w:w="0" w:type="dxa"/>
+        <w:left w:w="108" w:type="dxa"/>
+        <w:bottom w:w="0" w:type="dxa"/>
+        <w:right w:w="108" w:type="dxa"/>
+      </w:tblCellMar>
     </w:tblPr>
     <w:tblStylePr w:type="firstRow">
       <w:rPr>
@@ -13366,10 +10813,17 @@
     <w:tblPr>
       <w:tblStyleRowBandSize w:val="1"/>
       <w:tblStyleColBandSize w:val="1"/>
+      <w:tblInd w:w="0" w:type="dxa"/>
       <w:tblBorders>
         <w:top w:val="single" w:sz="8" w:space="0" w:color="4BACC6" w:themeColor="accent5"/>
         <w:bottom w:val="single" w:sz="8" w:space="0" w:color="4BACC6" w:themeColor="accent5"/>
       </w:tblBorders>
+      <w:tblCellMar>
+        <w:top w:w="0" w:type="dxa"/>
+        <w:left w:w="108" w:type="dxa"/>
+        <w:bottom w:w="0" w:type="dxa"/>
+        <w:right w:w="108" w:type="dxa"/>
+      </w:tblCellMar>
     </w:tblPr>
     <w:tblStylePr w:type="firstRow">
       <w:rPr>
@@ -13443,10 +10897,17 @@
     <w:tblPr>
       <w:tblStyleRowBandSize w:val="1"/>
       <w:tblStyleColBandSize w:val="1"/>
+      <w:tblInd w:w="0" w:type="dxa"/>
       <w:tblBorders>
         <w:top w:val="single" w:sz="8" w:space="0" w:color="F79646" w:themeColor="accent6"/>
         <w:bottom w:val="single" w:sz="8" w:space="0" w:color="F79646" w:themeColor="accent6"/>
       </w:tblBorders>
+      <w:tblCellMar>
+        <w:top w:w="0" w:type="dxa"/>
+        <w:left w:w="108" w:type="dxa"/>
+        <w:bottom w:w="0" w:type="dxa"/>
+        <w:right w:w="108" w:type="dxa"/>
+      </w:tblCellMar>
     </w:tblPr>
     <w:tblStylePr w:type="firstRow">
       <w:rPr>
@@ -13521,12 +10982,19 @@
     <w:tblPr>
       <w:tblStyleRowBandSize w:val="1"/>
       <w:tblStyleColBandSize w:val="1"/>
+      <w:tblInd w:w="0" w:type="dxa"/>
       <w:tblBorders>
         <w:top w:val="single" w:sz="8" w:space="0" w:color="000000" w:themeColor="text1"/>
         <w:left w:val="single" w:sz="8" w:space="0" w:color="000000" w:themeColor="text1"/>
         <w:bottom w:val="single" w:sz="8" w:space="0" w:color="000000" w:themeColor="text1"/>
         <w:right w:val="single" w:sz="8" w:space="0" w:color="000000" w:themeColor="text1"/>
       </w:tblBorders>
+      <w:tblCellMar>
+        <w:top w:w="0" w:type="dxa"/>
+        <w:left w:w="108" w:type="dxa"/>
+        <w:bottom w:w="0" w:type="dxa"/>
+        <w:right w:w="108" w:type="dxa"/>
+      </w:tblCellMar>
     </w:tblPr>
     <w:tblStylePr w:type="firstRow">
       <w:rPr>
@@ -13642,12 +11110,19 @@
     <w:tblPr>
       <w:tblStyleRowBandSize w:val="1"/>
       <w:tblStyleColBandSize w:val="1"/>
+      <w:tblInd w:w="0" w:type="dxa"/>
       <w:tblBorders>
         <w:top w:val="single" w:sz="8" w:space="0" w:color="4F81BD" w:themeColor="accent1"/>
         <w:left w:val="single" w:sz="8" w:space="0" w:color="4F81BD" w:themeColor="accent1"/>
         <w:bottom w:val="single" w:sz="8" w:space="0" w:color="4F81BD" w:themeColor="accent1"/>
         <w:right w:val="single" w:sz="8" w:space="0" w:color="4F81BD" w:themeColor="accent1"/>
       </w:tblBorders>
+      <w:tblCellMar>
+        <w:top w:w="0" w:type="dxa"/>
+        <w:left w:w="108" w:type="dxa"/>
+        <w:bottom w:w="0" w:type="dxa"/>
+        <w:right w:w="108" w:type="dxa"/>
+      </w:tblCellMar>
     </w:tblPr>
     <w:tblStylePr w:type="firstRow">
       <w:rPr>
@@ -13763,12 +11238,19 @@
     <w:tblPr>
       <w:tblStyleRowBandSize w:val="1"/>
       <w:tblStyleColBandSize w:val="1"/>
+      <w:tblInd w:w="0" w:type="dxa"/>
       <w:tblBorders>
         <w:top w:val="single" w:sz="8" w:space="0" w:color="C0504D" w:themeColor="accent2"/>
         <w:left w:val="single" w:sz="8" w:space="0" w:color="C0504D" w:themeColor="accent2"/>
         <w:bottom w:val="single" w:sz="8" w:space="0" w:color="C0504D" w:themeColor="accent2"/>
         <w:right w:val="single" w:sz="8" w:space="0" w:color="C0504D" w:themeColor="accent2"/>
       </w:tblBorders>
+      <w:tblCellMar>
+        <w:top w:w="0" w:type="dxa"/>
+        <w:left w:w="108" w:type="dxa"/>
+        <w:bottom w:w="0" w:type="dxa"/>
+        <w:right w:w="108" w:type="dxa"/>
+      </w:tblCellMar>
     </w:tblPr>
     <w:tblStylePr w:type="firstRow">
       <w:rPr>
@@ -13884,12 +11366,19 @@
     <w:tblPr>
       <w:tblStyleRowBandSize w:val="1"/>
       <w:tblStyleColBandSize w:val="1"/>
+      <w:tblInd w:w="0" w:type="dxa"/>
       <w:tblBorders>
         <w:top w:val="single" w:sz="8" w:space="0" w:color="9BBB59" w:themeColor="accent3"/>
         <w:left w:val="single" w:sz="8" w:space="0" w:color="9BBB59" w:themeColor="accent3"/>
         <w:bottom w:val="single" w:sz="8" w:space="0" w:color="9BBB59" w:themeColor="accent3"/>
         <w:right w:val="single" w:sz="8" w:space="0" w:color="9BBB59" w:themeColor="accent3"/>
       </w:tblBorders>
+      <w:tblCellMar>
+        <w:top w:w="0" w:type="dxa"/>
+        <w:left w:w="108" w:type="dxa"/>
+        <w:bottom w:w="0" w:type="dxa"/>
+        <w:right w:w="108" w:type="dxa"/>
+      </w:tblCellMar>
     </w:tblPr>
     <w:tblStylePr w:type="firstRow">
       <w:rPr>
@@ -14005,12 +11494,19 @@
     <w:tblPr>
       <w:tblStyleRowBandSize w:val="1"/>
       <w:tblStyleColBandSize w:val="1"/>
+      <w:tblInd w:w="0" w:type="dxa"/>
       <w:tblBorders>
         <w:top w:val="single" w:sz="8" w:space="0" w:color="8064A2" w:themeColor="accent4"/>
         <w:left w:val="single" w:sz="8" w:space="0" w:color="8064A2" w:themeColor="accent4"/>
         <w:bottom w:val="single" w:sz="8" w:space="0" w:color="8064A2" w:themeColor="accent4"/>
         <w:right w:val="single" w:sz="8" w:space="0" w:color="8064A2" w:themeColor="accent4"/>
       </w:tblBorders>
+      <w:tblCellMar>
+        <w:top w:w="0" w:type="dxa"/>
+        <w:left w:w="108" w:type="dxa"/>
+        <w:bottom w:w="0" w:type="dxa"/>
+        <w:right w:w="108" w:type="dxa"/>
+      </w:tblCellMar>
     </w:tblPr>
     <w:tblStylePr w:type="firstRow">
       <w:rPr>
@@ -14126,12 +11622,19 @@
     <w:tblPr>
       <w:tblStyleRowBandSize w:val="1"/>
       <w:tblStyleColBandSize w:val="1"/>
+      <w:tblInd w:w="0" w:type="dxa"/>
       <w:tblBorders>
         <w:top w:val="single" w:sz="8" w:space="0" w:color="4BACC6" w:themeColor="accent5"/>
         <w:left w:val="single" w:sz="8" w:space="0" w:color="4BACC6" w:themeColor="accent5"/>
         <w:bottom w:val="single" w:sz="8" w:space="0" w:color="4BACC6" w:themeColor="accent5"/>
         <w:right w:val="single" w:sz="8" w:space="0" w:color="4BACC6" w:themeColor="accent5"/>
       </w:tblBorders>
+      <w:tblCellMar>
+        <w:top w:w="0" w:type="dxa"/>
+        <w:left w:w="108" w:type="dxa"/>
+        <w:bottom w:w="0" w:type="dxa"/>
+        <w:right w:w="108" w:type="dxa"/>
+      </w:tblCellMar>
     </w:tblPr>
     <w:tblStylePr w:type="firstRow">
       <w:rPr>
@@ -14247,12 +11750,19 @@
     <w:tblPr>
       <w:tblStyleRowBandSize w:val="1"/>
       <w:tblStyleColBandSize w:val="1"/>
+      <w:tblInd w:w="0" w:type="dxa"/>
       <w:tblBorders>
         <w:top w:val="single" w:sz="8" w:space="0" w:color="F79646" w:themeColor="accent6"/>
         <w:left w:val="single" w:sz="8" w:space="0" w:color="F79646" w:themeColor="accent6"/>
         <w:bottom w:val="single" w:sz="8" w:space="0" w:color="F79646" w:themeColor="accent6"/>
         <w:right w:val="single" w:sz="8" w:space="0" w:color="F79646" w:themeColor="accent6"/>
       </w:tblBorders>
+      <w:tblCellMar>
+        <w:top w:w="0" w:type="dxa"/>
+        <w:left w:w="108" w:type="dxa"/>
+        <w:bottom w:w="0" w:type="dxa"/>
+        <w:right w:w="108" w:type="dxa"/>
+      </w:tblCellMar>
     </w:tblPr>
     <w:tblStylePr w:type="firstRow">
       <w:rPr>
@@ -14364,6 +11874,7 @@
     <w:tblPr>
       <w:tblStyleRowBandSize w:val="1"/>
       <w:tblStyleColBandSize w:val="1"/>
+      <w:tblInd w:w="0" w:type="dxa"/>
       <w:tblBorders>
         <w:top w:val="single" w:sz="8" w:space="0" w:color="404040" w:themeColor="text1" w:themeTint="BF"/>
         <w:left w:val="single" w:sz="8" w:space="0" w:color="404040" w:themeColor="text1" w:themeTint="BF"/>
@@ -14372,6 +11883,12 @@
         <w:insideH w:val="single" w:sz="8" w:space="0" w:color="404040" w:themeColor="text1" w:themeTint="BF"/>
         <w:insideV w:val="single" w:sz="8" w:space="0" w:color="404040" w:themeColor="text1" w:themeTint="BF"/>
       </w:tblBorders>
+      <w:tblCellMar>
+        <w:top w:w="0" w:type="dxa"/>
+        <w:left w:w="108" w:type="dxa"/>
+        <w:bottom w:w="0" w:type="dxa"/>
+        <w:right w:w="108" w:type="dxa"/>
+      </w:tblCellMar>
     </w:tblPr>
     <w:tcPr>
       <w:shd w:val="clear" w:color="auto" w:fill="C0C0C0" w:themeFill="text1" w:themeFillTint="3F"/>
@@ -14430,6 +11947,7 @@
     <w:tblPr>
       <w:tblStyleRowBandSize w:val="1"/>
       <w:tblStyleColBandSize w:val="1"/>
+      <w:tblInd w:w="0" w:type="dxa"/>
       <w:tblBorders>
         <w:top w:val="single" w:sz="8" w:space="0" w:color="7BA0CD" w:themeColor="accent1" w:themeTint="BF"/>
         <w:left w:val="single" w:sz="8" w:space="0" w:color="7BA0CD" w:themeColor="accent1" w:themeTint="BF"/>
@@ -14438,6 +11956,12 @@
         <w:insideH w:val="single" w:sz="8" w:space="0" w:color="7BA0CD" w:themeColor="accent1" w:themeTint="BF"/>
         <w:insideV w:val="single" w:sz="8" w:space="0" w:color="7BA0CD" w:themeColor="accent1" w:themeTint="BF"/>
       </w:tblBorders>
+      <w:tblCellMar>
+        <w:top w:w="0" w:type="dxa"/>
+        <w:left w:w="108" w:type="dxa"/>
+        <w:bottom w:w="0" w:type="dxa"/>
+        <w:right w:w="108" w:type="dxa"/>
+      </w:tblCellMar>
     </w:tblPr>
     <w:tcPr>
       <w:shd w:val="clear" w:color="auto" w:fill="D3DFEE" w:themeFill="accent1" w:themeFillTint="3F"/>
@@ -14496,6 +12020,7 @@
     <w:tblPr>
       <w:tblStyleRowBandSize w:val="1"/>
       <w:tblStyleColBandSize w:val="1"/>
+      <w:tblInd w:w="0" w:type="dxa"/>
       <w:tblBorders>
         <w:top w:val="single" w:sz="8" w:space="0" w:color="CF7B79" w:themeColor="accent2" w:themeTint="BF"/>
         <w:left w:val="single" w:sz="8" w:space="0" w:color="CF7B79" w:themeColor="accent2" w:themeTint="BF"/>
@@ -14504,6 +12029,12 @@
         <w:insideH w:val="single" w:sz="8" w:space="0" w:color="CF7B79" w:themeColor="accent2" w:themeTint="BF"/>
         <w:insideV w:val="single" w:sz="8" w:space="0" w:color="CF7B79" w:themeColor="accent2" w:themeTint="BF"/>
       </w:tblBorders>
+      <w:tblCellMar>
+        <w:top w:w="0" w:type="dxa"/>
+        <w:left w:w="108" w:type="dxa"/>
+        <w:bottom w:w="0" w:type="dxa"/>
+        <w:right w:w="108" w:type="dxa"/>
+      </w:tblCellMar>
     </w:tblPr>
     <w:tcPr>
       <w:shd w:val="clear" w:color="auto" w:fill="EFD3D2" w:themeFill="accent2" w:themeFillTint="3F"/>
@@ -14562,6 +12093,7 @@
     <w:tblPr>
       <w:tblStyleRowBandSize w:val="1"/>
       <w:tblStyleColBandSize w:val="1"/>
+      <w:tblInd w:w="0" w:type="dxa"/>
       <w:tblBorders>
         <w:top w:val="single" w:sz="8" w:space="0" w:color="B3CC82" w:themeColor="accent3" w:themeTint="BF"/>
         <w:left w:val="single" w:sz="8" w:space="0" w:color="B3CC82" w:themeColor="accent3" w:themeTint="BF"/>
@@ -14570,6 +12102,12 @@
         <w:insideH w:val="single" w:sz="8" w:space="0" w:color="B3CC82" w:themeColor="accent3" w:themeTint="BF"/>
         <w:insideV w:val="single" w:sz="8" w:space="0" w:color="B3CC82" w:themeColor="accent3" w:themeTint="BF"/>
       </w:tblBorders>
+      <w:tblCellMar>
+        <w:top w:w="0" w:type="dxa"/>
+        <w:left w:w="108" w:type="dxa"/>
+        <w:bottom w:w="0" w:type="dxa"/>
+        <w:right w:w="108" w:type="dxa"/>
+      </w:tblCellMar>
     </w:tblPr>
     <w:tcPr>
       <w:shd w:val="clear" w:color="auto" w:fill="E6EED5" w:themeFill="accent3" w:themeFillTint="3F"/>
@@ -14628,6 +12166,7 @@
     <w:tblPr>
       <w:tblStyleRowBandSize w:val="1"/>
       <w:tblStyleColBandSize w:val="1"/>
+      <w:tblInd w:w="0" w:type="dxa"/>
       <w:tblBorders>
         <w:top w:val="single" w:sz="8" w:space="0" w:color="9F8AB9" w:themeColor="accent4" w:themeTint="BF"/>
         <w:left w:val="single" w:sz="8" w:space="0" w:color="9F8AB9" w:themeColor="accent4" w:themeTint="BF"/>
@@ -14636,6 +12175,12 @@
         <w:insideH w:val="single" w:sz="8" w:space="0" w:color="9F8AB9" w:themeColor="accent4" w:themeTint="BF"/>
         <w:insideV w:val="single" w:sz="8" w:space="0" w:color="9F8AB9" w:themeColor="accent4" w:themeTint="BF"/>
       </w:tblBorders>
+      <w:tblCellMar>
+        <w:top w:w="0" w:type="dxa"/>
+        <w:left w:w="108" w:type="dxa"/>
+        <w:bottom w:w="0" w:type="dxa"/>
+        <w:right w:w="108" w:type="dxa"/>
+      </w:tblCellMar>
     </w:tblPr>
     <w:tcPr>
       <w:shd w:val="clear" w:color="auto" w:fill="DFD8E8" w:themeFill="accent4" w:themeFillTint="3F"/>
@@ -14694,6 +12239,7 @@
     <w:tblPr>
       <w:tblStyleRowBandSize w:val="1"/>
       <w:tblStyleColBandSize w:val="1"/>
+      <w:tblInd w:w="0" w:type="dxa"/>
       <w:tblBorders>
         <w:top w:val="single" w:sz="8" w:space="0" w:color="78C0D4" w:themeColor="accent5" w:themeTint="BF"/>
         <w:left w:val="single" w:sz="8" w:space="0" w:color="78C0D4" w:themeColor="accent5" w:themeTint="BF"/>
@@ -14702,6 +12248,12 @@
         <w:insideH w:val="single" w:sz="8" w:space="0" w:color="78C0D4" w:themeColor="accent5" w:themeTint="BF"/>
         <w:insideV w:val="single" w:sz="8" w:space="0" w:color="78C0D4" w:themeColor="accent5" w:themeTint="BF"/>
       </w:tblBorders>
+      <w:tblCellMar>
+        <w:top w:w="0" w:type="dxa"/>
+        <w:left w:w="108" w:type="dxa"/>
+        <w:bottom w:w="0" w:type="dxa"/>
+        <w:right w:w="108" w:type="dxa"/>
+      </w:tblCellMar>
     </w:tblPr>
     <w:tcPr>
       <w:shd w:val="clear" w:color="auto" w:fill="D2EAF1" w:themeFill="accent5" w:themeFillTint="3F"/>
@@ -14760,6 +12312,7 @@
     <w:tblPr>
       <w:tblStyleRowBandSize w:val="1"/>
       <w:tblStyleColBandSize w:val="1"/>
+      <w:tblInd w:w="0" w:type="dxa"/>
       <w:tblBorders>
         <w:top w:val="single" w:sz="8" w:space="0" w:color="F9B074" w:themeColor="accent6" w:themeTint="BF"/>
         <w:left w:val="single" w:sz="8" w:space="0" w:color="F9B074" w:themeColor="accent6" w:themeTint="BF"/>
@@ -14768,6 +12321,12 @@
         <w:insideH w:val="single" w:sz="8" w:space="0" w:color="F9B074" w:themeColor="accent6" w:themeTint="BF"/>
         <w:insideV w:val="single" w:sz="8" w:space="0" w:color="F9B074" w:themeColor="accent6" w:themeTint="BF"/>
       </w:tblBorders>
+      <w:tblCellMar>
+        <w:top w:w="0" w:type="dxa"/>
+        <w:left w:w="108" w:type="dxa"/>
+        <w:bottom w:w="0" w:type="dxa"/>
+        <w:right w:w="108" w:type="dxa"/>
+      </w:tblCellMar>
     </w:tblPr>
     <w:tcPr>
       <w:shd w:val="clear" w:color="auto" w:fill="FDE4D0" w:themeFill="accent6" w:themeFillTint="3F"/>
@@ -14830,6 +12389,7 @@
     <w:tblPr>
       <w:tblStyleRowBandSize w:val="1"/>
       <w:tblStyleColBandSize w:val="1"/>
+      <w:tblInd w:w="0" w:type="dxa"/>
       <w:tblBorders>
         <w:top w:val="single" w:sz="8" w:space="0" w:color="000000" w:themeColor="text1"/>
         <w:left w:val="single" w:sz="8" w:space="0" w:color="000000" w:themeColor="text1"/>
@@ -14838,6 +12398,12 @@
         <w:insideH w:val="single" w:sz="8" w:space="0" w:color="000000" w:themeColor="text1"/>
         <w:insideV w:val="single" w:sz="8" w:space="0" w:color="000000" w:themeColor="text1"/>
       </w:tblBorders>
+      <w:tblCellMar>
+        <w:top w:w="0" w:type="dxa"/>
+        <w:left w:w="108" w:type="dxa"/>
+        <w:bottom w:w="0" w:type="dxa"/>
+        <w:right w:w="108" w:type="dxa"/>
+      </w:tblCellMar>
     </w:tblPr>
     <w:tcPr>
       <w:shd w:val="clear" w:color="auto" w:fill="C0C0C0" w:themeFill="text1" w:themeFillTint="3F"/>
@@ -14948,6 +12514,7 @@
     <w:tblPr>
       <w:tblStyleRowBandSize w:val="1"/>
       <w:tblStyleColBandSize w:val="1"/>
+      <w:tblInd w:w="0" w:type="dxa"/>
       <w:tblBorders>
         <w:top w:val="single" w:sz="8" w:space="0" w:color="4F81BD" w:themeColor="accent1"/>
         <w:left w:val="single" w:sz="8" w:space="0" w:color="4F81BD" w:themeColor="accent1"/>
@@ -14956,6 +12523,12 @@
         <w:insideH w:val="single" w:sz="8" w:space="0" w:color="4F81BD" w:themeColor="accent1"/>
         <w:insideV w:val="single" w:sz="8" w:space="0" w:color="4F81BD" w:themeColor="accent1"/>
       </w:tblBorders>
+      <w:tblCellMar>
+        <w:top w:w="0" w:type="dxa"/>
+        <w:left w:w="108" w:type="dxa"/>
+        <w:bottom w:w="0" w:type="dxa"/>
+        <w:right w:w="108" w:type="dxa"/>
+      </w:tblCellMar>
     </w:tblPr>
     <w:tcPr>
       <w:shd w:val="clear" w:color="auto" w:fill="D3DFEE" w:themeFill="accent1" w:themeFillTint="3F"/>
@@ -15066,6 +12639,7 @@
     <w:tblPr>
       <w:tblStyleRowBandSize w:val="1"/>
       <w:tblStyleColBandSize w:val="1"/>
+      <w:tblInd w:w="0" w:type="dxa"/>
       <w:tblBorders>
         <w:top w:val="single" w:sz="8" w:space="0" w:color="C0504D" w:themeColor="accent2"/>
         <w:left w:val="single" w:sz="8" w:space="0" w:color="C0504D" w:themeColor="accent2"/>
@@ -15074,6 +12648,12 @@
         <w:insideH w:val="single" w:sz="8" w:space="0" w:color="C0504D" w:themeColor="accent2"/>
         <w:insideV w:val="single" w:sz="8" w:space="0" w:color="C0504D" w:themeColor="accent2"/>
       </w:tblBorders>
+      <w:tblCellMar>
+        <w:top w:w="0" w:type="dxa"/>
+        <w:left w:w="108" w:type="dxa"/>
+        <w:bottom w:w="0" w:type="dxa"/>
+        <w:right w:w="108" w:type="dxa"/>
+      </w:tblCellMar>
     </w:tblPr>
     <w:tcPr>
       <w:shd w:val="clear" w:color="auto" w:fill="EFD3D2" w:themeFill="accent2" w:themeFillTint="3F"/>
@@ -15184,6 +12764,7 @@
     <w:tblPr>
       <w:tblStyleRowBandSize w:val="1"/>
       <w:tblStyleColBandSize w:val="1"/>
+      <w:tblInd w:w="0" w:type="dxa"/>
       <w:tblBorders>
         <w:top w:val="single" w:sz="8" w:space="0" w:color="9BBB59" w:themeColor="accent3"/>
         <w:left w:val="single" w:sz="8" w:space="0" w:color="9BBB59" w:themeColor="accent3"/>
@@ -15192,6 +12773,12 @@
         <w:insideH w:val="single" w:sz="8" w:space="0" w:color="9BBB59" w:themeColor="accent3"/>
         <w:insideV w:val="single" w:sz="8" w:space="0" w:color="9BBB59" w:themeColor="accent3"/>
       </w:tblBorders>
+      <w:tblCellMar>
+        <w:top w:w="0" w:type="dxa"/>
+        <w:left w:w="108" w:type="dxa"/>
+        <w:bottom w:w="0" w:type="dxa"/>
+        <w:right w:w="108" w:type="dxa"/>
+      </w:tblCellMar>
     </w:tblPr>
     <w:tcPr>
       <w:shd w:val="clear" w:color="auto" w:fill="E6EED5" w:themeFill="accent3" w:themeFillTint="3F"/>
@@ -15302,6 +12889,7 @@
     <w:tblPr>
       <w:tblStyleRowBandSize w:val="1"/>
       <w:tblStyleColBandSize w:val="1"/>
+      <w:tblInd w:w="0" w:type="dxa"/>
       <w:tblBorders>
         <w:top w:val="single" w:sz="8" w:space="0" w:color="8064A2" w:themeColor="accent4"/>
         <w:left w:val="single" w:sz="8" w:space="0" w:color="8064A2" w:themeColor="accent4"/>
@@ -15310,6 +12898,12 @@
         <w:insideH w:val="single" w:sz="8" w:space="0" w:color="8064A2" w:themeColor="accent4"/>
         <w:insideV w:val="single" w:sz="8" w:space="0" w:color="8064A2" w:themeColor="accent4"/>
       </w:tblBorders>
+      <w:tblCellMar>
+        <w:top w:w="0" w:type="dxa"/>
+        <w:left w:w="108" w:type="dxa"/>
+        <w:bottom w:w="0" w:type="dxa"/>
+        <w:right w:w="108" w:type="dxa"/>
+      </w:tblCellMar>
     </w:tblPr>
     <w:tcPr>
       <w:shd w:val="clear" w:color="auto" w:fill="DFD8E8" w:themeFill="accent4" w:themeFillTint="3F"/>
@@ -15420,6 +13014,7 @@
     <w:tblPr>
       <w:tblStyleRowBandSize w:val="1"/>
       <w:tblStyleColBandSize w:val="1"/>
+      <w:tblInd w:w="0" w:type="dxa"/>
       <w:tblBorders>
         <w:top w:val="single" w:sz="8" w:space="0" w:color="4BACC6" w:themeColor="accent5"/>
         <w:left w:val="single" w:sz="8" w:space="0" w:color="4BACC6" w:themeColor="accent5"/>
@@ -15428,6 +13023,12 @@
         <w:insideH w:val="single" w:sz="8" w:space="0" w:color="4BACC6" w:themeColor="accent5"/>
         <w:insideV w:val="single" w:sz="8" w:space="0" w:color="4BACC6" w:themeColor="accent5"/>
       </w:tblBorders>
+      <w:tblCellMar>
+        <w:top w:w="0" w:type="dxa"/>
+        <w:left w:w="108" w:type="dxa"/>
+        <w:bottom w:w="0" w:type="dxa"/>
+        <w:right w:w="108" w:type="dxa"/>
+      </w:tblCellMar>
     </w:tblPr>
     <w:tcPr>
       <w:shd w:val="clear" w:color="auto" w:fill="D2EAF1" w:themeFill="accent5" w:themeFillTint="3F"/>
@@ -15538,6 +13139,7 @@
     <w:tblPr>
       <w:tblStyleRowBandSize w:val="1"/>
       <w:tblStyleColBandSize w:val="1"/>
+      <w:tblInd w:w="0" w:type="dxa"/>
       <w:tblBorders>
         <w:top w:val="single" w:sz="8" w:space="0" w:color="F79646" w:themeColor="accent6"/>
         <w:left w:val="single" w:sz="8" w:space="0" w:color="F79646" w:themeColor="accent6"/>
@@ -15546,6 +13148,12 @@
         <w:insideH w:val="single" w:sz="8" w:space="0" w:color="F79646" w:themeColor="accent6"/>
         <w:insideV w:val="single" w:sz="8" w:space="0" w:color="F79646" w:themeColor="accent6"/>
       </w:tblBorders>
+      <w:tblCellMar>
+        <w:top w:w="0" w:type="dxa"/>
+        <w:left w:w="108" w:type="dxa"/>
+        <w:bottom w:w="0" w:type="dxa"/>
+        <w:right w:w="108" w:type="dxa"/>
+      </w:tblCellMar>
     </w:tblPr>
     <w:tcPr>
       <w:shd w:val="clear" w:color="auto" w:fill="FDE4D0" w:themeFill="accent6" w:themeFillTint="3F"/>
@@ -15652,6 +13260,7 @@
     <w:tblPr>
       <w:tblStyleRowBandSize w:val="1"/>
       <w:tblStyleColBandSize w:val="1"/>
+      <w:tblInd w:w="0" w:type="dxa"/>
       <w:tblBorders>
         <w:top w:val="single" w:sz="8" w:space="0" w:color="FFFFFF" w:themeColor="background1"/>
         <w:left w:val="single" w:sz="8" w:space="0" w:color="FFFFFF" w:themeColor="background1"/>
@@ -15660,6 +13269,12 @@
         <w:insideH w:val="single" w:sz="6" w:space="0" w:color="FFFFFF" w:themeColor="background1"/>
         <w:insideV w:val="single" w:sz="6" w:space="0" w:color="FFFFFF" w:themeColor="background1"/>
       </w:tblBorders>
+      <w:tblCellMar>
+        <w:top w:w="0" w:type="dxa"/>
+        <w:left w:w="108" w:type="dxa"/>
+        <w:bottom w:w="0" w:type="dxa"/>
+        <w:right w:w="108" w:type="dxa"/>
+      </w:tblCellMar>
     </w:tblPr>
     <w:tcPr>
       <w:shd w:val="clear" w:color="auto" w:fill="C0C0C0" w:themeFill="text1" w:themeFillTint="3F"/>
@@ -15786,6 +13401,7 @@
     <w:tblPr>
       <w:tblStyleRowBandSize w:val="1"/>
       <w:tblStyleColBandSize w:val="1"/>
+      <w:tblInd w:w="0" w:type="dxa"/>
       <w:tblBorders>
         <w:top w:val="single" w:sz="8" w:space="0" w:color="FFFFFF" w:themeColor="background1"/>
         <w:left w:val="single" w:sz="8" w:space="0" w:color="FFFFFF" w:themeColor="background1"/>
@@ -15794,6 +13410,12 @@
         <w:insideH w:val="single" w:sz="6" w:space="0" w:color="FFFFFF" w:themeColor="background1"/>
         <w:insideV w:val="single" w:sz="6" w:space="0" w:color="FFFFFF" w:themeColor="background1"/>
       </w:tblBorders>
+      <w:tblCellMar>
+        <w:top w:w="0" w:type="dxa"/>
+        <w:left w:w="108" w:type="dxa"/>
+        <w:bottom w:w="0" w:type="dxa"/>
+        <w:right w:w="108" w:type="dxa"/>
+      </w:tblCellMar>
     </w:tblPr>
     <w:tcPr>
       <w:shd w:val="clear" w:color="auto" w:fill="D3DFEE" w:themeFill="accent1" w:themeFillTint="3F"/>
@@ -15920,6 +13542,7 @@
     <w:tblPr>
       <w:tblStyleRowBandSize w:val="1"/>
       <w:tblStyleColBandSize w:val="1"/>
+      <w:tblInd w:w="0" w:type="dxa"/>
       <w:tblBorders>
         <w:top w:val="single" w:sz="8" w:space="0" w:color="FFFFFF" w:themeColor="background1"/>
         <w:left w:val="single" w:sz="8" w:space="0" w:color="FFFFFF" w:themeColor="background1"/>
@@ -15928,6 +13551,12 @@
         <w:insideH w:val="single" w:sz="6" w:space="0" w:color="FFFFFF" w:themeColor="background1"/>
         <w:insideV w:val="single" w:sz="6" w:space="0" w:color="FFFFFF" w:themeColor="background1"/>
       </w:tblBorders>
+      <w:tblCellMar>
+        <w:top w:w="0" w:type="dxa"/>
+        <w:left w:w="108" w:type="dxa"/>
+        <w:bottom w:w="0" w:type="dxa"/>
+        <w:right w:w="108" w:type="dxa"/>
+      </w:tblCellMar>
     </w:tblPr>
     <w:tcPr>
       <w:shd w:val="clear" w:color="auto" w:fill="EFD3D2" w:themeFill="accent2" w:themeFillTint="3F"/>
@@ -16054,6 +13683,7 @@
     <w:tblPr>
       <w:tblStyleRowBandSize w:val="1"/>
       <w:tblStyleColBandSize w:val="1"/>
+      <w:tblInd w:w="0" w:type="dxa"/>
       <w:tblBorders>
         <w:top w:val="single" w:sz="8" w:space="0" w:color="FFFFFF" w:themeColor="background1"/>
         <w:left w:val="single" w:sz="8" w:space="0" w:color="FFFFFF" w:themeColor="background1"/>
@@ -16062,6 +13692,12 @@
         <w:insideH w:val="single" w:sz="6" w:space="0" w:color="FFFFFF" w:themeColor="background1"/>
         <w:insideV w:val="single" w:sz="6" w:space="0" w:color="FFFFFF" w:themeColor="background1"/>
       </w:tblBorders>
+      <w:tblCellMar>
+        <w:top w:w="0" w:type="dxa"/>
+        <w:left w:w="108" w:type="dxa"/>
+        <w:bottom w:w="0" w:type="dxa"/>
+        <w:right w:w="108" w:type="dxa"/>
+      </w:tblCellMar>
     </w:tblPr>
     <w:tcPr>
       <w:shd w:val="clear" w:color="auto" w:fill="E6EED5" w:themeFill="accent3" w:themeFillTint="3F"/>
@@ -16188,6 +13824,7 @@
     <w:tblPr>
       <w:tblStyleRowBandSize w:val="1"/>
       <w:tblStyleColBandSize w:val="1"/>
+      <w:tblInd w:w="0" w:type="dxa"/>
       <w:tblBorders>
         <w:top w:val="single" w:sz="8" w:space="0" w:color="FFFFFF" w:themeColor="background1"/>
         <w:left w:val="single" w:sz="8" w:space="0" w:color="FFFFFF" w:themeColor="background1"/>
@@ -16196,6 +13833,12 @@
         <w:insideH w:val="single" w:sz="6" w:space="0" w:color="FFFFFF" w:themeColor="background1"/>
         <w:insideV w:val="single" w:sz="6" w:space="0" w:color="FFFFFF" w:themeColor="background1"/>
       </w:tblBorders>
+      <w:tblCellMar>
+        <w:top w:w="0" w:type="dxa"/>
+        <w:left w:w="108" w:type="dxa"/>
+        <w:bottom w:w="0" w:type="dxa"/>
+        <w:right w:w="108" w:type="dxa"/>
+      </w:tblCellMar>
     </w:tblPr>
     <w:tcPr>
       <w:shd w:val="clear" w:color="auto" w:fill="DFD8E8" w:themeFill="accent4" w:themeFillTint="3F"/>
@@ -16322,6 +13965,7 @@
     <w:tblPr>
       <w:tblStyleRowBandSize w:val="1"/>
       <w:tblStyleColBandSize w:val="1"/>
+      <w:tblInd w:w="0" w:type="dxa"/>
       <w:tblBorders>
         <w:top w:val="single" w:sz="8" w:space="0" w:color="FFFFFF" w:themeColor="background1"/>
         <w:left w:val="single" w:sz="8" w:space="0" w:color="FFFFFF" w:themeColor="background1"/>
@@ -16330,6 +13974,12 @@
         <w:insideH w:val="single" w:sz="6" w:space="0" w:color="FFFFFF" w:themeColor="background1"/>
         <w:insideV w:val="single" w:sz="6" w:space="0" w:color="FFFFFF" w:themeColor="background1"/>
       </w:tblBorders>
+      <w:tblCellMar>
+        <w:top w:w="0" w:type="dxa"/>
+        <w:left w:w="108" w:type="dxa"/>
+        <w:bottom w:w="0" w:type="dxa"/>
+        <w:right w:w="108" w:type="dxa"/>
+      </w:tblCellMar>
     </w:tblPr>
     <w:tcPr>
       <w:shd w:val="clear" w:color="auto" w:fill="D2EAF1" w:themeFill="accent5" w:themeFillTint="3F"/>
@@ -16456,6 +14106,7 @@
     <w:tblPr>
       <w:tblStyleRowBandSize w:val="1"/>
       <w:tblStyleColBandSize w:val="1"/>
+      <w:tblInd w:w="0" w:type="dxa"/>
       <w:tblBorders>
         <w:top w:val="single" w:sz="8" w:space="0" w:color="FFFFFF" w:themeColor="background1"/>
         <w:left w:val="single" w:sz="8" w:space="0" w:color="FFFFFF" w:themeColor="background1"/>
@@ -16464,6 +14115,12 @@
         <w:insideH w:val="single" w:sz="6" w:space="0" w:color="FFFFFF" w:themeColor="background1"/>
         <w:insideV w:val="single" w:sz="6" w:space="0" w:color="FFFFFF" w:themeColor="background1"/>
       </w:tblBorders>
+      <w:tblCellMar>
+        <w:top w:w="0" w:type="dxa"/>
+        <w:left w:w="108" w:type="dxa"/>
+        <w:bottom w:w="0" w:type="dxa"/>
+        <w:right w:w="108" w:type="dxa"/>
+      </w:tblCellMar>
     </w:tblPr>
     <w:tcPr>
       <w:shd w:val="clear" w:color="auto" w:fill="FDE4D0" w:themeFill="accent6" w:themeFillTint="3F"/>
@@ -16593,6 +14250,13 @@
     <w:tblPr>
       <w:tblStyleRowBandSize w:val="1"/>
       <w:tblStyleColBandSize w:val="1"/>
+      <w:tblInd w:w="0" w:type="dxa"/>
+      <w:tblCellMar>
+        <w:top w:w="0" w:type="dxa"/>
+        <w:left w:w="108" w:type="dxa"/>
+        <w:bottom w:w="0" w:type="dxa"/>
+        <w:right w:w="108" w:type="dxa"/>
+      </w:tblCellMar>
     </w:tblPr>
     <w:tcPr>
       <w:shd w:val="clear" w:color="auto" w:fill="000000" w:themeFill="text1"/>
@@ -16700,6 +14364,13 @@
     <w:tblPr>
       <w:tblStyleRowBandSize w:val="1"/>
       <w:tblStyleColBandSize w:val="1"/>
+      <w:tblInd w:w="0" w:type="dxa"/>
+      <w:tblCellMar>
+        <w:top w:w="0" w:type="dxa"/>
+        <w:left w:w="108" w:type="dxa"/>
+        <w:bottom w:w="0" w:type="dxa"/>
+        <w:right w:w="108" w:type="dxa"/>
+      </w:tblCellMar>
     </w:tblPr>
     <w:tcPr>
       <w:shd w:val="clear" w:color="auto" w:fill="4F81BD" w:themeFill="accent1"/>
@@ -16807,6 +14478,13 @@
     <w:tblPr>
       <w:tblStyleRowBandSize w:val="1"/>
       <w:tblStyleColBandSize w:val="1"/>
+      <w:tblInd w:w="0" w:type="dxa"/>
+      <w:tblCellMar>
+        <w:top w:w="0" w:type="dxa"/>
+        <w:left w:w="108" w:type="dxa"/>
+        <w:bottom w:w="0" w:type="dxa"/>
+        <w:right w:w="108" w:type="dxa"/>
+      </w:tblCellMar>
     </w:tblPr>
     <w:tcPr>
       <w:shd w:val="clear" w:color="auto" w:fill="C0504D" w:themeFill="accent2"/>
@@ -16914,6 +14592,13 @@
     <w:tblPr>
       <w:tblStyleRowBandSize w:val="1"/>
       <w:tblStyleColBandSize w:val="1"/>
+      <w:tblInd w:w="0" w:type="dxa"/>
+      <w:tblCellMar>
+        <w:top w:w="0" w:type="dxa"/>
+        <w:left w:w="108" w:type="dxa"/>
+        <w:bottom w:w="0" w:type="dxa"/>
+        <w:right w:w="108" w:type="dxa"/>
+      </w:tblCellMar>
     </w:tblPr>
     <w:tcPr>
       <w:shd w:val="clear" w:color="auto" w:fill="9BBB59" w:themeFill="accent3"/>
@@ -17021,6 +14706,13 @@
     <w:tblPr>
       <w:tblStyleRowBandSize w:val="1"/>
       <w:tblStyleColBandSize w:val="1"/>
+      <w:tblInd w:w="0" w:type="dxa"/>
+      <w:tblCellMar>
+        <w:top w:w="0" w:type="dxa"/>
+        <w:left w:w="108" w:type="dxa"/>
+        <w:bottom w:w="0" w:type="dxa"/>
+        <w:right w:w="108" w:type="dxa"/>
+      </w:tblCellMar>
     </w:tblPr>
     <w:tcPr>
       <w:shd w:val="clear" w:color="auto" w:fill="8064A2" w:themeFill="accent4"/>
@@ -17128,6 +14820,13 @@
     <w:tblPr>
       <w:tblStyleRowBandSize w:val="1"/>
       <w:tblStyleColBandSize w:val="1"/>
+      <w:tblInd w:w="0" w:type="dxa"/>
+      <w:tblCellMar>
+        <w:top w:w="0" w:type="dxa"/>
+        <w:left w:w="108" w:type="dxa"/>
+        <w:bottom w:w="0" w:type="dxa"/>
+        <w:right w:w="108" w:type="dxa"/>
+      </w:tblCellMar>
     </w:tblPr>
     <w:tcPr>
       <w:shd w:val="clear" w:color="auto" w:fill="4BACC6" w:themeFill="accent5"/>
@@ -17235,6 +14934,13 @@
     <w:tblPr>
       <w:tblStyleRowBandSize w:val="1"/>
       <w:tblStyleColBandSize w:val="1"/>
+      <w:tblInd w:w="0" w:type="dxa"/>
+      <w:tblCellMar>
+        <w:top w:w="0" w:type="dxa"/>
+        <w:left w:w="108" w:type="dxa"/>
+        <w:bottom w:w="0" w:type="dxa"/>
+        <w:right w:w="108" w:type="dxa"/>
+      </w:tblCellMar>
     </w:tblPr>
     <w:tcPr>
       <w:shd w:val="clear" w:color="auto" w:fill="F79646" w:themeFill="accent6"/>
@@ -17342,6 +15048,7 @@
     <w:tblPr>
       <w:tblStyleRowBandSize w:val="1"/>
       <w:tblStyleColBandSize w:val="1"/>
+      <w:tblInd w:w="0" w:type="dxa"/>
       <w:tblBorders>
         <w:top w:val="single" w:sz="24" w:space="0" w:color="C0504D" w:themeColor="accent2"/>
         <w:left w:val="single" w:sz="4" w:space="0" w:color="000000" w:themeColor="text1"/>
@@ -17350,6 +15057,12 @@
         <w:insideH w:val="single" w:sz="4" w:space="0" w:color="FFFFFF" w:themeColor="background1"/>
         <w:insideV w:val="single" w:sz="4" w:space="0" w:color="FFFFFF" w:themeColor="background1"/>
       </w:tblBorders>
+      <w:tblCellMar>
+        <w:top w:w="0" w:type="dxa"/>
+        <w:left w:w="108" w:type="dxa"/>
+        <w:bottom w:w="0" w:type="dxa"/>
+        <w:right w:w="108" w:type="dxa"/>
+      </w:tblCellMar>
     </w:tblPr>
     <w:tcPr>
       <w:shd w:val="clear" w:color="auto" w:fill="E6E6E6" w:themeFill="text1" w:themeFillTint="19"/>
@@ -17457,6 +15170,7 @@
     <w:tblPr>
       <w:tblStyleRowBandSize w:val="1"/>
       <w:tblStyleColBandSize w:val="1"/>
+      <w:tblInd w:w="0" w:type="dxa"/>
       <w:tblBorders>
         <w:top w:val="single" w:sz="24" w:space="0" w:color="C0504D" w:themeColor="accent2"/>
         <w:left w:val="single" w:sz="4" w:space="0" w:color="4F81BD" w:themeColor="accent1"/>
@@ -17465,6 +15179,12 @@
         <w:insideH w:val="single" w:sz="4" w:space="0" w:color="FFFFFF" w:themeColor="background1"/>
         <w:insideV w:val="single" w:sz="4" w:space="0" w:color="FFFFFF" w:themeColor="background1"/>
       </w:tblBorders>
+      <w:tblCellMar>
+        <w:top w:w="0" w:type="dxa"/>
+        <w:left w:w="108" w:type="dxa"/>
+        <w:bottom w:w="0" w:type="dxa"/>
+        <w:right w:w="108" w:type="dxa"/>
+      </w:tblCellMar>
     </w:tblPr>
     <w:tcPr>
       <w:shd w:val="clear" w:color="auto" w:fill="EDF2F8" w:themeFill="accent1" w:themeFillTint="19"/>
@@ -17572,6 +15292,7 @@
     <w:tblPr>
       <w:tblStyleRowBandSize w:val="1"/>
       <w:tblStyleColBandSize w:val="1"/>
+      <w:tblInd w:w="0" w:type="dxa"/>
       <w:tblBorders>
         <w:top w:val="single" w:sz="24" w:space="0" w:color="C0504D" w:themeColor="accent2"/>
         <w:left w:val="single" w:sz="4" w:space="0" w:color="C0504D" w:themeColor="accent2"/>
@@ -17580,6 +15301,12 @@
         <w:insideH w:val="single" w:sz="4" w:space="0" w:color="FFFFFF" w:themeColor="background1"/>
         <w:insideV w:val="single" w:sz="4" w:space="0" w:color="FFFFFF" w:themeColor="background1"/>
       </w:tblBorders>
+      <w:tblCellMar>
+        <w:top w:w="0" w:type="dxa"/>
+        <w:left w:w="108" w:type="dxa"/>
+        <w:bottom w:w="0" w:type="dxa"/>
+        <w:right w:w="108" w:type="dxa"/>
+      </w:tblCellMar>
     </w:tblPr>
     <w:tcPr>
       <w:shd w:val="clear" w:color="auto" w:fill="F8EDED" w:themeFill="accent2" w:themeFillTint="19"/>
@@ -17687,6 +15414,7 @@
     <w:tblPr>
       <w:tblStyleRowBandSize w:val="1"/>
       <w:tblStyleColBandSize w:val="1"/>
+      <w:tblInd w:w="0" w:type="dxa"/>
       <w:tblBorders>
         <w:top w:val="single" w:sz="24" w:space="0" w:color="8064A2" w:themeColor="accent4"/>
         <w:left w:val="single" w:sz="4" w:space="0" w:color="9BBB59" w:themeColor="accent3"/>
@@ -17695,6 +15423,12 @@
         <w:insideH w:val="single" w:sz="4" w:space="0" w:color="FFFFFF" w:themeColor="background1"/>
         <w:insideV w:val="single" w:sz="4" w:space="0" w:color="FFFFFF" w:themeColor="background1"/>
       </w:tblBorders>
+      <w:tblCellMar>
+        <w:top w:w="0" w:type="dxa"/>
+        <w:left w:w="108" w:type="dxa"/>
+        <w:bottom w:w="0" w:type="dxa"/>
+        <w:right w:w="108" w:type="dxa"/>
+      </w:tblCellMar>
     </w:tblPr>
     <w:tcPr>
       <w:shd w:val="clear" w:color="auto" w:fill="F5F8EE" w:themeFill="accent3" w:themeFillTint="19"/>
@@ -17792,6 +15526,7 @@
     <w:tblPr>
       <w:tblStyleRowBandSize w:val="1"/>
       <w:tblStyleColBandSize w:val="1"/>
+      <w:tblInd w:w="0" w:type="dxa"/>
       <w:tblBorders>
         <w:top w:val="single" w:sz="24" w:space="0" w:color="9BBB59" w:themeColor="accent3"/>
         <w:left w:val="single" w:sz="4" w:space="0" w:color="8064A2" w:themeColor="accent4"/>
@@ -17800,6 +15535,12 @@
         <w:insideH w:val="single" w:sz="4" w:space="0" w:color="FFFFFF" w:themeColor="background1"/>
         <w:insideV w:val="single" w:sz="4" w:space="0" w:color="FFFFFF" w:themeColor="background1"/>
       </w:tblBorders>
+      <w:tblCellMar>
+        <w:top w:w="0" w:type="dxa"/>
+        <w:left w:w="108" w:type="dxa"/>
+        <w:bottom w:w="0" w:type="dxa"/>
+        <w:right w:w="108" w:type="dxa"/>
+      </w:tblCellMar>
     </w:tblPr>
     <w:tcPr>
       <w:shd w:val="clear" w:color="auto" w:fill="F2EFF6" w:themeFill="accent4" w:themeFillTint="19"/>
@@ -17907,6 +15648,7 @@
     <w:tblPr>
       <w:tblStyleRowBandSize w:val="1"/>
       <w:tblStyleColBandSize w:val="1"/>
+      <w:tblInd w:w="0" w:type="dxa"/>
       <w:tblBorders>
         <w:top w:val="single" w:sz="24" w:space="0" w:color="F79646" w:themeColor="accent6"/>
         <w:left w:val="single" w:sz="4" w:space="0" w:color="4BACC6" w:themeColor="accent5"/>
@@ -17915,6 +15657,12 @@
         <w:insideH w:val="single" w:sz="4" w:space="0" w:color="FFFFFF" w:themeColor="background1"/>
         <w:insideV w:val="single" w:sz="4" w:space="0" w:color="FFFFFF" w:themeColor="background1"/>
       </w:tblBorders>
+      <w:tblCellMar>
+        <w:top w:w="0" w:type="dxa"/>
+        <w:left w:w="108" w:type="dxa"/>
+        <w:bottom w:w="0" w:type="dxa"/>
+        <w:right w:w="108" w:type="dxa"/>
+      </w:tblCellMar>
     </w:tblPr>
     <w:tcPr>
       <w:shd w:val="clear" w:color="auto" w:fill="EDF6F9" w:themeFill="accent5" w:themeFillTint="19"/>
@@ -18022,6 +15770,7 @@
     <w:tblPr>
       <w:tblStyleRowBandSize w:val="1"/>
       <w:tblStyleColBandSize w:val="1"/>
+      <w:tblInd w:w="0" w:type="dxa"/>
       <w:tblBorders>
         <w:top w:val="single" w:sz="24" w:space="0" w:color="4BACC6" w:themeColor="accent5"/>
         <w:left w:val="single" w:sz="4" w:space="0" w:color="F79646" w:themeColor="accent6"/>
@@ -18030,6 +15779,12 @@
         <w:insideH w:val="single" w:sz="4" w:space="0" w:color="FFFFFF" w:themeColor="background1"/>
         <w:insideV w:val="single" w:sz="4" w:space="0" w:color="FFFFFF" w:themeColor="background1"/>
       </w:tblBorders>
+      <w:tblCellMar>
+        <w:top w:w="0" w:type="dxa"/>
+        <w:left w:w="108" w:type="dxa"/>
+        <w:bottom w:w="0" w:type="dxa"/>
+        <w:right w:w="108" w:type="dxa"/>
+      </w:tblCellMar>
     </w:tblPr>
     <w:tcPr>
       <w:shd w:val="clear" w:color="auto" w:fill="FEF4EC" w:themeFill="accent6" w:themeFillTint="19"/>
@@ -18137,6 +15892,13 @@
     <w:tblPr>
       <w:tblStyleRowBandSize w:val="1"/>
       <w:tblStyleColBandSize w:val="1"/>
+      <w:tblInd w:w="0" w:type="dxa"/>
+      <w:tblCellMar>
+        <w:top w:w="0" w:type="dxa"/>
+        <w:left w:w="108" w:type="dxa"/>
+        <w:bottom w:w="0" w:type="dxa"/>
+        <w:right w:w="108" w:type="dxa"/>
+      </w:tblCellMar>
     </w:tblPr>
     <w:tcPr>
       <w:shd w:val="clear" w:color="auto" w:fill="E6E6E6" w:themeFill="text1" w:themeFillTint="19"/>
@@ -18216,6 +15978,13 @@
     <w:tblPr>
       <w:tblStyleRowBandSize w:val="1"/>
       <w:tblStyleColBandSize w:val="1"/>
+      <w:tblInd w:w="0" w:type="dxa"/>
+      <w:tblCellMar>
+        <w:top w:w="0" w:type="dxa"/>
+        <w:left w:w="108" w:type="dxa"/>
+        <w:bottom w:w="0" w:type="dxa"/>
+        <w:right w:w="108" w:type="dxa"/>
+      </w:tblCellMar>
     </w:tblPr>
     <w:tcPr>
       <w:shd w:val="clear" w:color="auto" w:fill="EDF2F8" w:themeFill="accent1" w:themeFillTint="19"/>
@@ -18295,6 +16064,13 @@
     <w:tblPr>
       <w:tblStyleRowBandSize w:val="1"/>
       <w:tblStyleColBandSize w:val="1"/>
+      <w:tblInd w:w="0" w:type="dxa"/>
+      <w:tblCellMar>
+        <w:top w:w="0" w:type="dxa"/>
+        <w:left w:w="108" w:type="dxa"/>
+        <w:bottom w:w="0" w:type="dxa"/>
+        <w:right w:w="108" w:type="dxa"/>
+      </w:tblCellMar>
     </w:tblPr>
     <w:tcPr>
       <w:shd w:val="clear" w:color="auto" w:fill="F8EDED" w:themeFill="accent2" w:themeFillTint="19"/>
@@ -18374,6 +16150,13 @@
     <w:tblPr>
       <w:tblStyleRowBandSize w:val="1"/>
       <w:tblStyleColBandSize w:val="1"/>
+      <w:tblInd w:w="0" w:type="dxa"/>
+      <w:tblCellMar>
+        <w:top w:w="0" w:type="dxa"/>
+        <w:left w:w="108" w:type="dxa"/>
+        <w:bottom w:w="0" w:type="dxa"/>
+        <w:right w:w="108" w:type="dxa"/>
+      </w:tblCellMar>
     </w:tblPr>
     <w:tcPr>
       <w:shd w:val="clear" w:color="auto" w:fill="F5F8EE" w:themeFill="accent3" w:themeFillTint="19"/>
@@ -18453,6 +16236,13 @@
     <w:tblPr>
       <w:tblStyleRowBandSize w:val="1"/>
       <w:tblStyleColBandSize w:val="1"/>
+      <w:tblInd w:w="0" w:type="dxa"/>
+      <w:tblCellMar>
+        <w:top w:w="0" w:type="dxa"/>
+        <w:left w:w="108" w:type="dxa"/>
+        <w:bottom w:w="0" w:type="dxa"/>
+        <w:right w:w="108" w:type="dxa"/>
+      </w:tblCellMar>
     </w:tblPr>
     <w:tcPr>
       <w:shd w:val="clear" w:color="auto" w:fill="F2EFF6" w:themeFill="accent4" w:themeFillTint="19"/>
@@ -18532,6 +16322,13 @@
     <w:tblPr>
       <w:tblStyleRowBandSize w:val="1"/>
       <w:tblStyleColBandSize w:val="1"/>
+      <w:tblInd w:w="0" w:type="dxa"/>
+      <w:tblCellMar>
+        <w:top w:w="0" w:type="dxa"/>
+        <w:left w:w="108" w:type="dxa"/>
+        <w:bottom w:w="0" w:type="dxa"/>
+        <w:right w:w="108" w:type="dxa"/>
+      </w:tblCellMar>
     </w:tblPr>
     <w:tcPr>
       <w:shd w:val="clear" w:color="auto" w:fill="EDF6F9" w:themeFill="accent5" w:themeFillTint="19"/>
@@ -18611,6 +16408,13 @@
     <w:tblPr>
       <w:tblStyleRowBandSize w:val="1"/>
       <w:tblStyleColBandSize w:val="1"/>
+      <w:tblInd w:w="0" w:type="dxa"/>
+      <w:tblCellMar>
+        <w:top w:w="0" w:type="dxa"/>
+        <w:left w:w="108" w:type="dxa"/>
+        <w:bottom w:w="0" w:type="dxa"/>
+        <w:right w:w="108" w:type="dxa"/>
+      </w:tblCellMar>
     </w:tblPr>
     <w:tcPr>
       <w:shd w:val="clear" w:color="auto" w:fill="FEF4EC" w:themeFill="accent6" w:themeFillTint="19"/>
@@ -18690,9 +16494,16 @@
     <w:tblPr>
       <w:tblStyleRowBandSize w:val="1"/>
       <w:tblStyleColBandSize w:val="1"/>
+      <w:tblInd w:w="0" w:type="dxa"/>
       <w:tblBorders>
         <w:insideH w:val="single" w:sz="4" w:space="0" w:color="FFFFFF" w:themeColor="background1"/>
       </w:tblBorders>
+      <w:tblCellMar>
+        <w:top w:w="0" w:type="dxa"/>
+        <w:left w:w="108" w:type="dxa"/>
+        <w:bottom w:w="0" w:type="dxa"/>
+        <w:right w:w="108" w:type="dxa"/>
+      </w:tblCellMar>
     </w:tblPr>
     <w:tcPr>
       <w:shd w:val="clear" w:color="auto" w:fill="CCCCCC" w:themeFill="text1" w:themeFillTint="33"/>
@@ -18763,9 +16574,16 @@
     <w:tblPr>
       <w:tblStyleRowBandSize w:val="1"/>
       <w:tblStyleColBandSize w:val="1"/>
+      <w:tblInd w:w="0" w:type="dxa"/>
       <w:tblBorders>
         <w:insideH w:val="single" w:sz="4" w:space="0" w:color="FFFFFF" w:themeColor="background1"/>
       </w:tblBorders>
+      <w:tblCellMar>
+        <w:top w:w="0" w:type="dxa"/>
+        <w:left w:w="108" w:type="dxa"/>
+        <w:bottom w:w="0" w:type="dxa"/>
+        <w:right w:w="108" w:type="dxa"/>
+      </w:tblCellMar>
     </w:tblPr>
     <w:tcPr>
       <w:shd w:val="clear" w:color="auto" w:fill="DBE5F1" w:themeFill="accent1" w:themeFillTint="33"/>
@@ -18836,9 +16654,16 @@
     <w:tblPr>
       <w:tblStyleRowBandSize w:val="1"/>
       <w:tblStyleColBandSize w:val="1"/>
+      <w:tblInd w:w="0" w:type="dxa"/>
       <w:tblBorders>
         <w:insideH w:val="single" w:sz="4" w:space="0" w:color="FFFFFF" w:themeColor="background1"/>
       </w:tblBorders>
+      <w:tblCellMar>
+        <w:top w:w="0" w:type="dxa"/>
+        <w:left w:w="108" w:type="dxa"/>
+        <w:bottom w:w="0" w:type="dxa"/>
+        <w:right w:w="108" w:type="dxa"/>
+      </w:tblCellMar>
     </w:tblPr>
     <w:tcPr>
       <w:shd w:val="clear" w:color="auto" w:fill="F2DBDB" w:themeFill="accent2" w:themeFillTint="33"/>
@@ -18909,9 +16734,16 @@
     <w:tblPr>
       <w:tblStyleRowBandSize w:val="1"/>
       <w:tblStyleColBandSize w:val="1"/>
+      <w:tblInd w:w="0" w:type="dxa"/>
       <w:tblBorders>
         <w:insideH w:val="single" w:sz="4" w:space="0" w:color="FFFFFF" w:themeColor="background1"/>
       </w:tblBorders>
+      <w:tblCellMar>
+        <w:top w:w="0" w:type="dxa"/>
+        <w:left w:w="108" w:type="dxa"/>
+        <w:bottom w:w="0" w:type="dxa"/>
+        <w:right w:w="108" w:type="dxa"/>
+      </w:tblCellMar>
     </w:tblPr>
     <w:tcPr>
       <w:shd w:val="clear" w:color="auto" w:fill="EAF1DD" w:themeFill="accent3" w:themeFillTint="33"/>
@@ -18982,9 +16814,16 @@
     <w:tblPr>
       <w:tblStyleRowBandSize w:val="1"/>
       <w:tblStyleColBandSize w:val="1"/>
+      <w:tblInd w:w="0" w:type="dxa"/>
       <w:tblBorders>
         <w:insideH w:val="single" w:sz="4" w:space="0" w:color="FFFFFF" w:themeColor="background1"/>
       </w:tblBorders>
+      <w:tblCellMar>
+        <w:top w:w="0" w:type="dxa"/>
+        <w:left w:w="108" w:type="dxa"/>
+        <w:bottom w:w="0" w:type="dxa"/>
+        <w:right w:w="108" w:type="dxa"/>
+      </w:tblCellMar>
     </w:tblPr>
     <w:tcPr>
       <w:shd w:val="clear" w:color="auto" w:fill="E5DFEC" w:themeFill="accent4" w:themeFillTint="33"/>
@@ -19055,9 +16894,16 @@
     <w:tblPr>
       <w:tblStyleRowBandSize w:val="1"/>
       <w:tblStyleColBandSize w:val="1"/>
+      <w:tblInd w:w="0" w:type="dxa"/>
       <w:tblBorders>
         <w:insideH w:val="single" w:sz="4" w:space="0" w:color="FFFFFF" w:themeColor="background1"/>
       </w:tblBorders>
+      <w:tblCellMar>
+        <w:top w:w="0" w:type="dxa"/>
+        <w:left w:w="108" w:type="dxa"/>
+        <w:bottom w:w="0" w:type="dxa"/>
+        <w:right w:w="108" w:type="dxa"/>
+      </w:tblCellMar>
     </w:tblPr>
     <w:tcPr>
       <w:shd w:val="clear" w:color="auto" w:fill="DAEEF3" w:themeFill="accent5" w:themeFillTint="33"/>
@@ -19128,9 +16974,16 @@
     <w:tblPr>
       <w:tblStyleRowBandSize w:val="1"/>
       <w:tblStyleColBandSize w:val="1"/>
+      <w:tblInd w:w="0" w:type="dxa"/>
       <w:tblBorders>
         <w:insideH w:val="single" w:sz="4" w:space="0" w:color="FFFFFF" w:themeColor="background1"/>
       </w:tblBorders>
+      <w:tblCellMar>
+        <w:top w:w="0" w:type="dxa"/>
+        <w:left w:w="108" w:type="dxa"/>
+        <w:bottom w:w="0" w:type="dxa"/>
+        <w:right w:w="108" w:type="dxa"/>
+      </w:tblCellMar>
     </w:tblPr>
     <w:tcPr>
       <w:shd w:val="clear" w:color="auto" w:fill="FDE9D9" w:themeFill="accent6" w:themeFillTint="33"/>
@@ -19206,7 +17059,7 @@
       <w:u w:val="single"/>
     </w:rPr>
   </w:style>
-  <w:style w:type="character" w:styleId="Mencinsinresolver">
+  <w:style w:type="character" w:customStyle="1" w:styleId="UnresolvedMention">
     <w:name w:val="Unresolved Mention"/>
     <w:basedOn w:val="Fuentedeprrafopredeter"/>
     <w:uiPriority w:val="99"/>
@@ -19216,6 +17069,37 @@
     <w:rPr>
       <w:color w:val="605E5C"/>
       <w:shd w:val="clear" w:color="auto" w:fill="E1DFDD"/>
+    </w:rPr>
+  </w:style>
+  <w:style w:type="paragraph" w:styleId="Textodeglobo">
+    <w:name w:val="Balloon Text"/>
+    <w:basedOn w:val="Normal"/>
+    <w:link w:val="TextodegloboCar"/>
+    <w:uiPriority w:val="99"/>
+    <w:semiHidden/>
+    <w:unhideWhenUsed/>
+    <w:rsid w:val="00B21B30"/>
+    <w:pPr>
+      <w:spacing w:after="0" w:line="240" w:lineRule="auto"/>
+    </w:pPr>
+    <w:rPr>
+      <w:rFonts w:ascii="Segoe UI" w:hAnsi="Segoe UI" w:cs="Segoe UI"/>
+      <w:sz w:val="18"/>
+      <w:szCs w:val="18"/>
+    </w:rPr>
+  </w:style>
+  <w:style w:type="character" w:customStyle="1" w:styleId="TextodegloboCar">
+    <w:name w:val="Texto de globo Car"/>
+    <w:basedOn w:val="Fuentedeprrafopredeter"/>
+    <w:link w:val="Textodeglobo"/>
+    <w:uiPriority w:val="99"/>
+    <w:semiHidden/>
+    <w:rsid w:val="00B21B30"/>
+    <w:rPr>
+      <w:rFonts w:ascii="Segoe UI" w:hAnsi="Segoe UI" w:cs="Segoe UI"/>
+      <w:sz w:val="18"/>
+      <w:szCs w:val="18"/>
+      <w:lang w:val="es-MX"/>
     </w:rPr>
   </w:style>
 </w:styles>
@@ -19588,7 +17472,7 @@
 </file>
 
 <file path=customXml/itemProps1.xml><?xml version="1.0" encoding="utf-8"?>
-<ds:datastoreItem xmlns:ds="http://schemas.openxmlformats.org/officeDocument/2006/customXml" ds:itemID="{F9AAB008-62ED-4073-9113-F5F9BD9086B3}">
+<ds:datastoreItem xmlns:ds="http://schemas.openxmlformats.org/officeDocument/2006/customXml" ds:itemID="{EDFC4997-19AA-4250-8CE9-AE9498BFD99B}">
   <ds:schemaRefs>
     <ds:schemaRef ds:uri="http://schemas.openxmlformats.org/officeDocument/2006/bibliography"/>
   </ds:schemaRefs>
